--- a/backend/templates/FK COL - GM - Activos.docx
+++ b/backend/templates/FK COL - GM - Activos.docx
@@ -1,6 +1,6 @@
 
 <file path=word/document.xml><?xml version="1.0" encoding="utf-8"?>
-<w:document xmlns:wpc="http://schemas.microsoft.com/office/word/2010/wordprocessingCanvas" xmlns:cx="http://schemas.microsoft.com/office/drawing/2014/chartex" xmlns:cx1="http://schemas.microsoft.com/office/drawing/2015/9/8/chartex" xmlns:cx2="http://schemas.microsoft.com/office/drawing/2015/10/21/chartex" xmlns:cx3="http://schemas.microsoft.com/office/drawing/2016/5/9/chartex" xmlns:cx4="http://schemas.microsoft.com/office/drawing/2016/5/10/chartex" xmlns:cx5="http://schemas.microsoft.com/office/drawing/2016/5/11/chartex" xmlns:cx6="http://schemas.microsoft.com/office/drawing/2016/5/12/chartex" xmlns:cx7="http://schemas.microsoft.com/office/drawing/2016/5/13/chartex" xmlns:cx8="http://schemas.microsoft.com/office/drawing/2016/5/14/chartex" xmlns:mc="http://schemas.openxmlformats.org/markup-compatibility/2006" xmlns:aink="http://schemas.microsoft.com/office/drawing/2016/ink" xmlns:am3d="http://schemas.microsoft.com/office/drawing/2017/model3d" xmlns:o="urn:schemas-microsoft-com:office:office" xmlns:oel="http://schemas.microsoft.com/office/2019/extlst" xmlns:r="http://schemas.openxmlformats.org/officeDocument/2006/relationships" xmlns:m="http://schemas.openxmlformats.org/officeDocument/2006/math" xmlns:v="urn:schemas-microsoft-com:vml" xmlns:wp14="http://schemas.microsoft.com/office/word/2010/wordprocessingDrawing" xmlns:wp="http://schemas.openxmlformats.org/drawingml/2006/wordprocessingDrawing" xmlns:w10="urn:schemas-microsoft-com:office:word" xmlns:w="http://schemas.openxmlformats.org/wordprocessingml/2006/main" xmlns:w14="http://schemas.microsoft.com/office/word/2010/wordml" xmlns:w15="http://schemas.microsoft.com/office/word/2012/wordml" xmlns:w16cex="http://schemas.microsoft.com/office/word/2018/wordml/cex" xmlns:w16cid="http://schemas.microsoft.com/office/word/2016/wordml/cid" xmlns:w16="http://schemas.microsoft.com/office/word/2018/wordml" xmlns:w16du="http://schemas.microsoft.com/office/word/2023/wordml/word16du" xmlns:w16sdtdh="http://schemas.microsoft.com/office/word/2020/wordml/sdtdatahash" xmlns:w16sdtfl="http://schemas.microsoft.com/office/word/2024/wordml/sdtformatlock" xmlns:w16se="http://schemas.microsoft.com/office/word/2015/wordml/symex" xmlns:wpg="http://schemas.microsoft.com/office/word/2010/wordprocessingGroup" xmlns:wpi="http://schemas.microsoft.com/office/word/2010/wordprocessingInk" xmlns:wne="http://schemas.microsoft.com/office/word/2006/wordml" xmlns:wps="http://schemas.microsoft.com/office/word/2010/wordprocessingShape" mc:Ignorable="w14 w15 w16se w16cid w16 w16cex w16sdtdh w16sdtfl w16du wp14">
+<w:document xmlns:wpc="http://schemas.microsoft.com/office/word/2010/wordprocessingCanvas" xmlns:cx="http://schemas.microsoft.com/office/drawing/2014/chartex" xmlns:cx1="http://schemas.microsoft.com/office/drawing/2015/9/8/chartex" xmlns:cx2="http://schemas.microsoft.com/office/drawing/2015/10/21/chartex" xmlns:cx3="http://schemas.microsoft.com/office/drawing/2016/5/9/chartex" xmlns:cx4="http://schemas.microsoft.com/office/drawing/2016/5/10/chartex" xmlns:cx5="http://schemas.microsoft.com/office/drawing/2016/5/11/chartex" xmlns:cx6="http://schemas.microsoft.com/office/drawing/2016/5/12/chartex" xmlns:cx7="http://schemas.microsoft.com/office/drawing/2016/5/13/chartex" xmlns:cx8="http://schemas.microsoft.com/office/drawing/2016/5/14/chartex" xmlns:mc="http://schemas.openxmlformats.org/markup-compatibility/2006" xmlns:aink="http://schemas.microsoft.com/office/drawing/2016/ink" xmlns:am3d="http://schemas.microsoft.com/office/drawing/2017/model3d" xmlns:o="urn:schemas-microsoft-com:office:office" xmlns:r="http://schemas.openxmlformats.org/officeDocument/2006/relationships" xmlns:m="http://schemas.openxmlformats.org/officeDocument/2006/math" xmlns:v="urn:schemas-microsoft-com:vml" xmlns:wp14="http://schemas.microsoft.com/office/word/2010/wordprocessingDrawing" xmlns:wp="http://schemas.openxmlformats.org/drawingml/2006/wordprocessingDrawing" xmlns:w10="urn:schemas-microsoft-com:office:word" xmlns:w="http://schemas.openxmlformats.org/wordprocessingml/2006/main" xmlns:w14="http://schemas.microsoft.com/office/word/2010/wordml" xmlns:w15="http://schemas.microsoft.com/office/word/2012/wordml" xmlns:w16cex="http://schemas.microsoft.com/office/word/2018/wordml/cex" xmlns:w16cid="http://schemas.microsoft.com/office/word/2016/wordml/cid" xmlns:w16="http://schemas.microsoft.com/office/word/2018/wordml" xmlns:w16se="http://schemas.microsoft.com/office/word/2015/wordml/symex" xmlns:wpg="http://schemas.microsoft.com/office/word/2010/wordprocessingGroup" xmlns:wpi="http://schemas.microsoft.com/office/word/2010/wordprocessingInk" xmlns:wne="http://schemas.microsoft.com/office/word/2006/wordml" xmlns:wps="http://schemas.microsoft.com/office/word/2010/wordprocessingShape" mc:Ignorable="w14 w15 w16se w16cid w16 w16cex wp14">
   <w:body>
     <w:p>
       <w:pPr>
@@ -213,7 +213,7 @@
     </w:p>
     <w:p>
       <w:pPr>
-        <w:pStyle w:val="Prrafodelista"/>
+        <w:pStyle w:val="ListParagraph"/>
         <w:numPr>
           <w:ilvl w:val="0"/>
           <w:numId w:val="2"/>
@@ -304,6 +304,7 @@
         </w:rPr>
         <w:t>ntificado como aparece al pie de su firma (“</w:t>
       </w:r>
+      <w:proofErr w:type="spellStart"/>
       <w:r>
         <w:rPr>
           <w:rFonts w:cs="Open Sans"/>
@@ -311,30 +312,40 @@
           <w:u w:val="single"/>
           <w:lang w:val="es-CO"/>
         </w:rPr>
-        <w:t>Finkargo Colombia</w:t>
-      </w:r>
+        <w:t>Finkargo</w:t>
+      </w:r>
+      <w:proofErr w:type="spellEnd"/>
       <w:r>
         <w:rPr>
           <w:rFonts w:cs="Open Sans"/>
           <w:szCs w:val="20"/>
-          <w:lang w:val="es-CO"/>
-        </w:rPr>
-        <w:t>”);</w:t>
-      </w:r>
-      <w:bookmarkStart w:id="3" w:name="_Hlk132376326"/>
+          <w:u w:val="single"/>
+          <w:lang w:val="es-CO"/>
+        </w:rPr>
+        <w:t xml:space="preserve"> Colombia</w:t>
+      </w:r>
       <w:r>
         <w:rPr>
           <w:rFonts w:cs="Open Sans"/>
           <w:szCs w:val="20"/>
           <w:lang w:val="es-CO"/>
         </w:rPr>
+        <w:t>”);</w:t>
+      </w:r>
+      <w:bookmarkStart w:id="3" w:name="_Hlk132376326"/>
+      <w:r>
+        <w:rPr>
+          <w:rFonts w:cs="Open Sans"/>
+          <w:szCs w:val="20"/>
+          <w:lang w:val="es-CO"/>
+        </w:rPr>
         <w:t xml:space="preserve"> y</w:t>
       </w:r>
     </w:p>
     <w:bookmarkEnd w:id="3"/>
     <w:p>
       <w:pPr>
-        <w:pStyle w:val="Prrafodelista"/>
+        <w:pStyle w:val="ListParagraph"/>
         <w:numPr>
           <w:ilvl w:val="0"/>
           <w:numId w:val="2"/>
@@ -432,7 +443,21 @@
           <w:highlight w:val="yellow"/>
           <w:lang w:val="es-CO"/>
         </w:rPr>
-        <w:t>[•]</w:t>
+        <w:t>[</w:t>
+      </w:r>
+      <w:r>
+        <w:rPr>
+          <w:highlight w:val="yellow"/>
+          <w:lang w:val="es-CO"/>
+        </w:rPr>
+        <w:t>NIT</w:t>
+      </w:r>
+      <w:r>
+        <w:rPr>
+          <w:highlight w:val="yellow"/>
+          <w:lang w:val="es-CO"/>
+        </w:rPr>
+        <w:t>]</w:t>
       </w:r>
       <w:r>
         <w:rPr>
@@ -490,20 +515,28 @@
       <w:pPr>
         <w:ind w:firstLine="1418"/>
         <w:rPr>
-          <w:lang w:val="es-CO"/>
+          <w:lang w:val="es-ES_tradnl"/>
         </w:rPr>
       </w:pPr>
       <w:bookmarkStart w:id="4" w:name="_Hlk94191370"/>
+      <w:proofErr w:type="spellStart"/>
       <w:r>
         <w:rPr>
           <w:lang w:val="es-ES_tradnl"/>
         </w:rPr>
-        <w:t>Finkargo Colombia</w:t>
-      </w:r>
+        <w:t>Finkargo</w:t>
+      </w:r>
+      <w:proofErr w:type="spellEnd"/>
       <w:r>
         <w:rPr>
           <w:lang w:val="es-ES_tradnl"/>
         </w:rPr>
+        <w:t xml:space="preserve"> Colombia</w:t>
+      </w:r>
+      <w:r>
+        <w:rPr>
+          <w:lang w:val="es-ES_tradnl"/>
+        </w:rPr>
         <w:t xml:space="preserve"> y el Importador</w:t>
       </w:r>
       <w:r>
@@ -539,6 +572,14 @@
         <w:t>”.</w:t>
       </w:r>
     </w:p>
+    <w:p>
+      <w:pPr>
+        <w:ind w:firstLine="1418"/>
+        <w:rPr>
+          <w:lang w:val="es-CO"/>
+        </w:rPr>
+      </w:pPr>
+    </w:p>
     <w:bookmarkEnd w:id="4"/>
     <w:p>
       <w:pPr>
@@ -724,6 +765,14 @@
     </w:p>
     <w:p>
       <w:pPr>
+        <w:jc w:val="center"/>
+        <w:rPr>
+          <w:lang w:val="pt-PT"/>
+        </w:rPr>
+      </w:pPr>
+    </w:p>
+    <w:p>
+      <w:pPr>
         <w:ind w:firstLine="1418"/>
         <w:rPr>
           <w:lang w:val="es-CO"/>
@@ -886,11 +935,19 @@
         </w:rPr>
         <w:t xml:space="preserve">QUE, </w:t>
       </w:r>
-      <w:r>
-        <w:rPr>
-          <w:lang w:val="es-CO"/>
-        </w:rPr>
-        <w:t>Finkargo Colombia</w:t>
+      <w:proofErr w:type="spellStart"/>
+      <w:r>
+        <w:rPr>
+          <w:lang w:val="es-CO"/>
+        </w:rPr>
+        <w:t>Finkargo</w:t>
+      </w:r>
+      <w:proofErr w:type="spellEnd"/>
+      <w:r>
+        <w:rPr>
+          <w:lang w:val="es-CO"/>
+        </w:rPr>
+        <w:t xml:space="preserve"> Colombia</w:t>
       </w:r>
       <w:r>
         <w:rPr>
@@ -998,8 +1055,13 @@
       <w:r>
         <w:t xml:space="preserve">QUE, en comparación con el Proveedor, </w:t>
       </w:r>
-      <w:r>
-        <w:t>Finkargo Colombia</w:t>
+      <w:proofErr w:type="spellStart"/>
+      <w:r>
+        <w:t>Finkargo</w:t>
+      </w:r>
+      <w:proofErr w:type="spellEnd"/>
+      <w:r>
+        <w:t xml:space="preserve"> Colombia</w:t>
       </w:r>
       <w:r>
         <w:t xml:space="preserve"> está en mejor posición de gestionar</w:t>
@@ -1057,8 +1119,13 @@
       <w:r>
         <w:t xml:space="preserve"> </w:t>
       </w:r>
-      <w:r>
-        <w:t>Finkargo Colombia</w:t>
+      <w:proofErr w:type="spellStart"/>
+      <w:r>
+        <w:t>Finkargo</w:t>
+      </w:r>
+      <w:proofErr w:type="spellEnd"/>
+      <w:r>
+        <w:t xml:space="preserve"> Colombia</w:t>
       </w:r>
       <w:r>
         <w:t>, de</w:t>
@@ -1102,7 +1169,15 @@
           <w:highlight w:val="yellow"/>
           <w:lang w:val="es-CO"/>
         </w:rPr>
-        <w:t>nombre del contrato marco</w:t>
+        <w:t xml:space="preserve">nombre </w:t>
+      </w:r>
+      <w:r>
+        <w:rPr>
+          <w:highlight w:val="yellow"/>
+          <w:lang w:val="es-CO"/>
+        </w:rPr>
+        <w:lastRenderedPageBreak/>
+        <w:t>del contrato marco</w:t>
       </w:r>
       <w:r>
         <w:rPr>
@@ -1152,7 +1227,21 @@
         <w:rPr>
           <w:lang w:val="es-CO"/>
         </w:rPr>
-        <w:t>a Finkargo Colombia</w:t>
+        <w:t xml:space="preserve">a </w:t>
+      </w:r>
+      <w:proofErr w:type="spellStart"/>
+      <w:r>
+        <w:rPr>
+          <w:lang w:val="es-CO"/>
+        </w:rPr>
+        <w:t>Finkargo</w:t>
+      </w:r>
+      <w:proofErr w:type="spellEnd"/>
+      <w:r>
+        <w:rPr>
+          <w:lang w:val="es-CO"/>
+        </w:rPr>
+        <w:t xml:space="preserve"> Colombia</w:t>
       </w:r>
       <w:r>
         <w:rPr>
@@ -1166,11 +1255,19 @@
         </w:rPr>
         <w:t xml:space="preserve"> y </w:t>
       </w:r>
-      <w:r>
-        <w:rPr>
-          <w:lang w:val="es-CO"/>
-        </w:rPr>
-        <w:t>Finkargo Colombia</w:t>
+      <w:proofErr w:type="spellStart"/>
+      <w:r>
+        <w:rPr>
+          <w:lang w:val="es-CO"/>
+        </w:rPr>
+        <w:t>Finkargo</w:t>
+      </w:r>
+      <w:proofErr w:type="spellEnd"/>
+      <w:r>
+        <w:rPr>
+          <w:lang w:val="es-CO"/>
+        </w:rPr>
+        <w:t xml:space="preserve"> Colombia</w:t>
       </w:r>
       <w:r>
         <w:rPr>
@@ -1182,14 +1279,7 @@
         <w:rPr>
           <w:lang w:val="es-CO"/>
         </w:rPr>
-        <w:t xml:space="preserve">y de que, </w:t>
-      </w:r>
-      <w:r>
-        <w:rPr>
-          <w:lang w:val="es-CO"/>
-        </w:rPr>
-        <w:lastRenderedPageBreak/>
-        <w:t>en consecuencia,</w:t>
+        <w:t>y de que, en consecuencia,</w:t>
       </w:r>
       <w:r>
         <w:rPr>
@@ -1237,11 +1327,19 @@
         </w:rPr>
         <w:t xml:space="preserve">QUE, con el fin de garantizar las Obligaciones Garantizadas adquiridas de tiempo en tiempo por el Importador en virtud del Contrato Marco, el Importador se comprometió a otorgar a favor y en beneficio de </w:t>
       </w:r>
-      <w:r>
-        <w:rPr>
-          <w:lang w:val="es-CO"/>
-        </w:rPr>
-        <w:t>Finkargo Colombia</w:t>
+      <w:proofErr w:type="spellStart"/>
+      <w:r>
+        <w:rPr>
+          <w:lang w:val="es-CO"/>
+        </w:rPr>
+        <w:t>Finkargo</w:t>
+      </w:r>
+      <w:proofErr w:type="spellEnd"/>
+      <w:r>
+        <w:rPr>
+          <w:lang w:val="es-CO"/>
+        </w:rPr>
+        <w:t xml:space="preserve"> Colombia</w:t>
       </w:r>
       <w:r>
         <w:rPr>
@@ -1328,11 +1426,19 @@
         </w:rPr>
         <w:t xml:space="preserve"> las Obligaciones Garantizadas del Importador con </w:t>
       </w:r>
-      <w:r>
-        <w:rPr>
-          <w:lang w:val="es-CO"/>
-        </w:rPr>
-        <w:t>Finkargo Colombia</w:t>
+      <w:proofErr w:type="spellStart"/>
+      <w:r>
+        <w:rPr>
+          <w:lang w:val="es-CO"/>
+        </w:rPr>
+        <w:t>Finkargo</w:t>
+      </w:r>
+      <w:proofErr w:type="spellEnd"/>
+      <w:r>
+        <w:rPr>
+          <w:lang w:val="es-CO"/>
+        </w:rPr>
+        <w:t xml:space="preserve"> Colombia</w:t>
       </w:r>
       <w:r>
         <w:rPr>
@@ -1390,11 +1496,19 @@
         </w:rPr>
         <w:t xml:space="preserve"> por el Importador a </w:t>
       </w:r>
-      <w:r>
-        <w:rPr>
-          <w:lang w:val="es-CO"/>
-        </w:rPr>
-        <w:t>Finkargo Colombia</w:t>
+      <w:proofErr w:type="spellStart"/>
+      <w:r>
+        <w:rPr>
+          <w:lang w:val="es-CO"/>
+        </w:rPr>
+        <w:t>Finkargo</w:t>
+      </w:r>
+      <w:proofErr w:type="spellEnd"/>
+      <w:r>
+        <w:rPr>
+          <w:lang w:val="es-CO"/>
+        </w:rPr>
+        <w:t xml:space="preserve"> Colombia</w:t>
       </w:r>
       <w:r>
         <w:rPr>
@@ -1433,7 +1547,15 @@
     </w:p>
     <w:p>
       <w:pPr>
-        <w:pStyle w:val="Ttulo1"/>
+        <w:ind w:firstLine="1418"/>
+        <w:rPr>
+          <w:lang w:val="es-CO"/>
+        </w:rPr>
+      </w:pPr>
+    </w:p>
+    <w:p>
+      <w:pPr>
+        <w:pStyle w:val="Heading1"/>
         <w:jc w:val="center"/>
         <w:rPr>
           <w:lang w:val="es-CO"/>
@@ -1466,7 +1588,14 @@
     </w:p>
     <w:p>
       <w:pPr>
-        <w:pStyle w:val="Ttulo2"/>
+        <w:rPr>
+          <w:lang w:val="es-CO"/>
+        </w:rPr>
+      </w:pPr>
+    </w:p>
+    <w:p>
+      <w:pPr>
+        <w:pStyle w:val="Heading2"/>
         <w:rPr>
           <w:vanish/>
           <w:lang w:val="es-CO"/>
@@ -1512,7 +1641,7 @@
     </w:p>
     <w:p>
       <w:pPr>
-        <w:pStyle w:val="Ttulo3"/>
+        <w:pStyle w:val="Heading3"/>
       </w:pPr>
       <w:r>
         <w:t xml:space="preserve">Los términos con mayúscula inicial serán igualmente aplicables en singular y en plural. Las palabras “incluyendo”, “incluye” e “incluir” se considerarán seguidas de la frase “sin limitación alguna”. </w:t>
@@ -1525,7 +1654,7 @@
     </w:p>
     <w:p>
       <w:pPr>
-        <w:pStyle w:val="Ttulo3"/>
+        <w:pStyle w:val="Heading3"/>
       </w:pPr>
       <w:r>
         <w:t xml:space="preserve">Una referencia a una </w:t>
@@ -1554,7 +1683,7 @@
     </w:p>
     <w:p>
       <w:pPr>
-        <w:pStyle w:val="Ttulo3"/>
+        <w:pStyle w:val="Heading3"/>
       </w:pPr>
       <w:r>
         <w:t xml:space="preserve">Las referencias a este Contrato o a cualquier otro contrato </w:t>
@@ -1607,9 +1736,10 @@
     </w:p>
     <w:p>
       <w:pPr>
-        <w:pStyle w:val="Ttulo3"/>
-      </w:pPr>
-      <w:r>
+        <w:pStyle w:val="Heading3"/>
+      </w:pPr>
+      <w:r>
+        <w:lastRenderedPageBreak/>
         <w:t>Las referencias a las Leyes Aplicables incluyen todas las Leyes Aplicables o disposiciones legales, tal y como hayan sido modificadas, adicionadas o remplazadas en cualquier momento</w:t>
       </w:r>
       <w:r>
@@ -1618,7 +1748,7 @@
     </w:p>
     <w:p>
       <w:pPr>
-        <w:pStyle w:val="Ttulo3"/>
+        <w:pStyle w:val="Heading3"/>
       </w:pPr>
       <w:bookmarkStart w:id="11" w:name="_Hlk131636226"/>
       <w:r>
@@ -1649,16 +1779,12 @@
       <w:bookmarkEnd w:id="11"/>
       <w:proofErr w:type="gramEnd"/>
       <w:r>
-        <w:t xml:space="preserve">. En caso de ambigüedad o duda en relación con la intención o interpretación de cualquier disposición de este </w:t>
-      </w:r>
-      <w:r>
-        <w:lastRenderedPageBreak/>
-        <w:t>Contrato, ninguna presunción o carga de la prueba se levantará para favorecer o desfavorecer a alguna de las Partes.</w:t>
-      </w:r>
-    </w:p>
-    <w:p>
-      <w:pPr>
-        <w:pStyle w:val="Ttulo2"/>
+        <w:t>. En caso de ambigüedad o duda en relación con la intención o interpretación de cualquier disposición de este Contrato, ninguna presunción o carga de la prueba se levantará para favorecer o desfavorecer a alguna de las Partes.</w:t>
+      </w:r>
+    </w:p>
+    <w:p>
+      <w:pPr>
+        <w:pStyle w:val="Heading2"/>
         <w:rPr>
           <w:vanish/>
           <w:u w:val="none"/>
@@ -1852,8 +1978,13 @@
       <w:r>
         <w:t xml:space="preserve">) cualquier otra Persona que directa o indirectamente Controle a, sea Controlada por, o se encuentre bajo Control común con tal Persona. Para efectos de este Contrato, se entiende que el Beneficiario es una Afiliada de </w:t>
       </w:r>
-      <w:r>
-        <w:t>Finkargo Colombia</w:t>
+      <w:proofErr w:type="spellStart"/>
+      <w:r>
+        <w:t>Finkargo</w:t>
+      </w:r>
+      <w:proofErr w:type="spellEnd"/>
+      <w:r>
+        <w:t xml:space="preserve"> Colombia</w:t>
       </w:r>
       <w:r>
         <w:t>. Adicionalmente el verbo “Control” y todas sus conjugaciones tendrán el significado establecido en los artículos 260 y 261 del Código de Comercio</w:t>
@@ -1977,12 +2108,21 @@
         </w:rPr>
         <w:t xml:space="preserve"> FC – </w:t>
       </w:r>
+      <w:proofErr w:type="spellStart"/>
       <w:r>
         <w:rPr>
           <w:rFonts w:eastAsia="Times New Roman" w:cs="Times New Roman"/>
           <w:lang w:val="es-CO"/>
         </w:rPr>
-        <w:t>Finkargo Colombia</w:t>
+        <w:t>Finkargo</w:t>
+      </w:r>
+      <w:proofErr w:type="spellEnd"/>
+      <w:r>
+        <w:rPr>
+          <w:rFonts w:eastAsia="Times New Roman" w:cs="Times New Roman"/>
+          <w:lang w:val="es-CO"/>
+        </w:rPr>
+        <w:t xml:space="preserve"> Colombia</w:t>
       </w:r>
       <w:r>
         <w:rPr>
@@ -2302,6 +2442,7 @@
         <w:ind w:firstLine="1418"/>
       </w:pPr>
       <w:r>
+        <w:lastRenderedPageBreak/>
         <w:t>“</w:t>
       </w:r>
       <w:r>
@@ -2437,379 +2578,2132 @@
         <w:rPr>
           <w:rFonts w:cs="Times New Roman"/>
         </w:rPr>
+        <w:t>“</w:t>
+      </w:r>
+      <w:r>
+        <w:rPr>
+          <w:rFonts w:cs="Times New Roman"/>
+          <w:u w:val="single"/>
+        </w:rPr>
+        <w:t>Conjunto de Activos</w:t>
+      </w:r>
+      <w:r>
+        <w:rPr>
+          <w:rFonts w:cs="Times New Roman"/>
+        </w:rPr>
+        <w:t>” significa todos los bienes y activos presentes y futuros del Importador; los cuales incluirán, pero sin limitarse a, (a) la enseña o nombre comercial y las marcas de productos y servicios de los que sea titular el Importador; (b) los derechos del Importador sobre las invenciones o creaciones industriales o artísticas; (c) las mercancías en almacén, en depósito, en proceso de elaboración, en Zona Franca o en Zona Primaria Aduanera, así como los títulos representativos de las mismas; (d) los créditos y demás valores similares; (e) el mobiliario y las instalaciones; (f) los contratos de arrendamiento, comodato o similar y, en caso de enajenación, el derecho al arrendamiento, comodato o similar de los activos y locales donde se desarrollan ordinariamente las actividades del Importador siempre</w:t>
+      </w:r>
+      <w:r>
+        <w:rPr>
+          <w:rFonts w:cs="Times New Roman"/>
+        </w:rPr>
+        <w:t xml:space="preserve"> que sean de propiedad del Importador, y las indemnizaciones que, conforme a las Leyes Aplicables, tenga el arrendatario; </w:t>
+      </w:r>
+      <w:r>
+        <w:rPr>
+          <w:rFonts w:cs="Times New Roman"/>
+        </w:rPr>
+        <w:t>(g) los derechos y obligaciones mercantiles derivados de las actividades propias de los establecimientos de comercio, siempre que no provengan de contratos celebrados exclusivamente en consideración al titular de dicho establecimiento</w:t>
+      </w:r>
+      <w:r>
+        <w:rPr>
+          <w:rFonts w:cs="Times New Roman"/>
+        </w:rPr>
+        <w:t>; (h</w:t>
+      </w:r>
+      <w:r>
+        <w:rPr>
+          <w:rFonts w:cs="Times New Roman"/>
+        </w:rPr>
+        <w:t>) los inventarios (incluyendo</w:t>
+      </w:r>
+      <w:r>
+        <w:rPr>
+          <w:rFonts w:cs="Times New Roman"/>
+        </w:rPr>
+        <w:t>, sin limitación,</w:t>
+      </w:r>
+      <w:r>
+        <w:rPr>
+          <w:rFonts w:cs="Times New Roman"/>
+        </w:rPr>
+        <w:t xml:space="preserve"> Mercancías,</w:t>
+      </w:r>
+      <w:r>
+        <w:rPr>
+          <w:rFonts w:cs="Times New Roman"/>
+        </w:rPr>
+        <w:t xml:space="preserve"> inventarios, materias primeras, materiales en proceso y bienes terminados de los mismos); (i) sus activos circulantes; (j) inversiones temporales; (k) cualquiera y todas las licencias, permisos, derechos, órdenes, franquicias o autorizaciones de cualquier </w:t>
+      </w:r>
+      <w:r>
+        <w:rPr>
+          <w:rFonts w:cs="Times New Roman"/>
+        </w:rPr>
+        <w:t>A</w:t>
+      </w:r>
+      <w:r>
+        <w:rPr>
+          <w:rFonts w:cs="Times New Roman"/>
+        </w:rPr>
+        <w:t xml:space="preserve">utoridad </w:t>
+      </w:r>
+      <w:r>
+        <w:rPr>
+          <w:rFonts w:cs="Times New Roman"/>
+        </w:rPr>
+        <w:t>G</w:t>
+      </w:r>
+      <w:r>
+        <w:rPr>
+          <w:rFonts w:cs="Times New Roman"/>
+        </w:rPr>
+        <w:t>ubernamental, incluyendo los actos administrativos; y (</w:t>
+      </w:r>
+      <w:r>
+        <w:rPr>
+          <w:rFonts w:cs="Times New Roman"/>
+        </w:rPr>
+        <w:t>l</w:t>
+      </w:r>
+      <w:r>
+        <w:rPr>
+          <w:rFonts w:cs="Times New Roman"/>
+        </w:rPr>
+        <w:t>) todos los Bienes Derivados o Atribuibles de los bienes anteriormente descritos, que sean susceptibles de valoración pecuniaria al momento de su constitución y posteriormente.</w:t>
+      </w:r>
+    </w:p>
+    <w:p>
+      <w:pPr>
+        <w:ind w:firstLine="1418"/>
+        <w:rPr>
+          <w:lang w:val="es-CO"/>
+        </w:rPr>
+      </w:pPr>
+      <w:r>
+        <w:rPr>
+          <w:lang w:val="es-CO"/>
+        </w:rPr>
+        <w:t>“</w:t>
+      </w:r>
+      <w:r>
+        <w:rPr>
+          <w:u w:val="single"/>
+          <w:lang w:val="es-CO"/>
+        </w:rPr>
+        <w:t>Contrato</w:t>
+      </w:r>
+      <w:r>
+        <w:rPr>
+          <w:lang w:val="es-CO"/>
+        </w:rPr>
+        <w:t>” tiene el significado que se le asigna en el encabezado de este Contrato.</w:t>
+      </w:r>
+    </w:p>
+    <w:p>
+      <w:pPr>
+        <w:ind w:firstLine="1418"/>
+        <w:rPr>
+          <w:lang w:val="es-CO"/>
+        </w:rPr>
+      </w:pPr>
+      <w:r>
+        <w:rPr>
+          <w:lang w:val="es-CO"/>
+        </w:rPr>
+        <w:t>“</w:t>
+      </w:r>
+      <w:r>
+        <w:rPr>
+          <w:u w:val="single"/>
+          <w:lang w:val="es-CO"/>
+        </w:rPr>
+        <w:t>Contrato Marco</w:t>
+      </w:r>
+      <w:r>
+        <w:rPr>
+          <w:lang w:val="es-CO"/>
+        </w:rPr>
+        <w:t xml:space="preserve">” </w:t>
+      </w:r>
+      <w:r>
+        <w:rPr>
+          <w:lang w:val="es-CO"/>
+        </w:rPr>
+        <w:t xml:space="preserve">tiene el significado </w:t>
+      </w:r>
+      <w:r>
+        <w:rPr>
+          <w:lang w:val="es-CO"/>
+        </w:rPr>
+        <w:t>que se le asigna</w:t>
+      </w:r>
+      <w:r>
+        <w:rPr>
+          <w:lang w:val="es-CO"/>
+        </w:rPr>
+        <w:t xml:space="preserve"> en las consideraciones </w:t>
+      </w:r>
+      <w:r>
+        <w:rPr>
+          <w:lang w:val="es-CO"/>
+        </w:rPr>
+        <w:t>de este</w:t>
+      </w:r>
+      <w:r>
+        <w:rPr>
+          <w:lang w:val="es-CO"/>
+        </w:rPr>
+        <w:t xml:space="preserve"> Contrato</w:t>
+      </w:r>
+      <w:r>
+        <w:rPr>
+          <w:lang w:val="es-CO"/>
+        </w:rPr>
+        <w:t>.</w:t>
+      </w:r>
+    </w:p>
+    <w:p>
+      <w:pPr>
+        <w:ind w:firstLine="1418"/>
+      </w:pPr>
+      <w:bookmarkStart w:id="15" w:name="_Hlk132809802"/>
+      <w:r>
+        <w:t>“</w:t>
+      </w:r>
+      <w:r>
+        <w:rPr>
+          <w:u w:val="single"/>
+        </w:rPr>
+        <w:t>Criterios de Independencia y Experiencia</w:t>
+      </w:r>
+      <w:r>
+        <w:t>”</w:t>
+      </w:r>
+      <w:r>
+        <w:rPr>
+          <w:lang w:val="es-CO"/>
+        </w:rPr>
+        <w:t xml:space="preserve"> significa, conjuntamente, una Persona que</w:t>
+      </w:r>
+      <w:r>
+        <w:t xml:space="preserve"> (a) a la fecha de la Notificación de Inicio, ni durante los 12 meses anteriores a la fecha de Notificación de Inicio, se encuentre o, haya, prestado servicios de asesoría de naturaleza similar al Importador o a sus Afiliadas; (b) no sea una Afiliada del Importador o de </w:t>
+      </w:r>
+      <w:proofErr w:type="spellStart"/>
+      <w:r>
+        <w:t>Finkargo</w:t>
+      </w:r>
+      <w:proofErr w:type="spellEnd"/>
+      <w:r>
+        <w:t xml:space="preserve"> Colombia</w:t>
+      </w:r>
+      <w:r>
+        <w:t>; (c) dentro de los tres (3) años anteriores a la Notificación de Inicio,</w:t>
+      </w:r>
+      <w:r>
+        <w:t xml:space="preserve"> </w:t>
+      </w:r>
+      <w:r>
+        <w:t>en la medida de lo razonablemente posible,</w:t>
+      </w:r>
+      <w:r>
+        <w:t xml:space="preserve"> </w:t>
+      </w:r>
+      <w:r>
+        <w:t xml:space="preserve">haya realizado por lo menos tres (3) valoraciones de activos del sector económico al que pertenece el Importador; y (d) haya emitido una certificación a las </w:t>
+      </w:r>
+      <w:r>
+        <w:rPr>
+          <w:lang w:val="es-CO"/>
+        </w:rPr>
+        <w:t xml:space="preserve">Partes </w:t>
+      </w:r>
+      <w:r>
+        <w:t>en la que conste el cumplimiento de los anteriores requisitos.</w:t>
+      </w:r>
+    </w:p>
+    <w:bookmarkEnd w:id="15"/>
+    <w:p>
+      <w:pPr>
+        <w:ind w:firstLine="1418"/>
+        <w:rPr>
+          <w:lang w:val="es-CO"/>
+        </w:rPr>
+      </w:pPr>
+      <w:r>
+        <w:rPr>
+          <w:lang w:val="es-CO"/>
+        </w:rPr>
+        <w:t>“</w:t>
+      </w:r>
+      <w:r>
+        <w:rPr>
+          <w:u w:val="single"/>
+          <w:lang w:val="es-CO"/>
+        </w:rPr>
+        <w:t>Datos Personales</w:t>
+      </w:r>
+      <w:r>
+        <w:rPr>
+          <w:lang w:val="es-CO"/>
+        </w:rPr>
+        <w:t xml:space="preserve">” tiene el significado que se le asigna en </w:t>
+      </w:r>
+      <w:r>
+        <w:rPr>
+          <w:lang w:val="es-CO"/>
+        </w:rPr>
+        <w:t>la Ley 1581 de 2012</w:t>
+      </w:r>
+      <w:r>
+        <w:rPr>
+          <w:lang w:val="es-CO"/>
+        </w:rPr>
+        <w:t>.</w:t>
+      </w:r>
+    </w:p>
+    <w:p>
+      <w:pPr>
+        <w:ind w:firstLine="1418"/>
+      </w:pPr>
+      <w:r>
+        <w:t>“</w:t>
+      </w:r>
+      <w:r>
+        <w:rPr>
+          <w:u w:val="single"/>
+        </w:rPr>
+        <w:t>Día Hábil</w:t>
+      </w:r>
+      <w:r>
+        <w:t xml:space="preserve">” significa cualquier día </w:t>
+      </w:r>
+      <w:r>
+        <w:t xml:space="preserve">diferente a </w:t>
+      </w:r>
+      <w:r>
+        <w:t>sábado</w:t>
+      </w:r>
+      <w:r>
+        <w:t>,</w:t>
+      </w:r>
+      <w:r>
+        <w:t xml:space="preserve"> domingo</w:t>
+      </w:r>
+      <w:r>
+        <w:rPr>
+          <w:lang w:val="es-CO"/>
+        </w:rPr>
+        <w:t>,</w:t>
+      </w:r>
+      <w:r>
+        <w:t xml:space="preserve"> o que sea festivo</w:t>
+      </w:r>
+      <w:r>
+        <w:t xml:space="preserve">, de conformidad </w:t>
+      </w:r>
+      <w:r>
+        <w:rPr>
+          <w:rFonts w:cs="Open Sans"/>
+          <w:szCs w:val="20"/>
+          <w:lang w:val="es-CO"/>
+        </w:rPr>
+        <w:t>con</w:t>
+      </w:r>
+      <w:r>
+        <w:t xml:space="preserve"> la Ley Aplicable</w:t>
+      </w:r>
+      <w:r>
+        <w:t>.</w:t>
+      </w:r>
+    </w:p>
+    <w:p>
+      <w:pPr>
+        <w:ind w:firstLine="1418"/>
+      </w:pPr>
+      <w:r>
+        <w:t>“</w:t>
+      </w:r>
+      <w:r>
+        <w:rPr>
+          <w:u w:val="single"/>
+        </w:rPr>
+        <w:t>Disposición</w:t>
+      </w:r>
+      <w:r>
+        <w:t xml:space="preserve">” significa la venta, transferencia, cesión, arrendamiento o cualquier otra disposición (incluyendo operaciones de </w:t>
+      </w:r>
+      <w:proofErr w:type="spellStart"/>
+      <w:r>
+        <w:rPr>
+          <w:i/>
+        </w:rPr>
+        <w:t>leaseback</w:t>
+      </w:r>
+      <w:proofErr w:type="spellEnd"/>
+      <w:r>
+        <w:t xml:space="preserve">), de la propiedad de cualquier Persona, incluyendo la venta, cesión, transferencia o cualquier otra </w:t>
+      </w:r>
+      <w:r>
+        <w:t>enajenación</w:t>
+      </w:r>
+      <w:r>
+        <w:t>, con o sin contraprestación, de cualquier título valor, derechos o cuentas por cobrar relacionadas con los mismos.</w:t>
+      </w:r>
+    </w:p>
+    <w:p>
+      <w:pPr>
+        <w:ind w:firstLine="1418"/>
+      </w:pPr>
+      <w:bookmarkStart w:id="16" w:name="_Hlk136355357"/>
+      <w:r>
+        <w:t>“</w:t>
+      </w:r>
+      <w:r>
+        <w:rPr>
+          <w:u w:val="single"/>
+        </w:rPr>
+        <w:t xml:space="preserve">Documento de Garantía </w:t>
+      </w:r>
+      <w:r>
+        <w:rPr>
+          <w:u w:val="single"/>
+        </w:rPr>
+        <w:t>Adicional</w:t>
+      </w:r>
+      <w:r>
+        <w:t xml:space="preserve">” significa cualquier documento, instrumento, acuerdo y/o </w:t>
+      </w:r>
+      <w:r>
+        <w:lastRenderedPageBreak/>
+        <w:t>contrato que sea designado como un “</w:t>
+      </w:r>
+      <w:r>
+        <w:rPr>
+          <w:i/>
+        </w:rPr>
+        <w:t>Documento de Garantía Adicional</w:t>
+      </w:r>
+      <w:r>
+        <w:t>” bajo cada Suplemento.</w:t>
+      </w:r>
+      <w:bookmarkEnd w:id="16"/>
+    </w:p>
+    <w:p>
+      <w:pPr>
+        <w:ind w:firstLine="1418"/>
+        <w:rPr>
+          <w:lang w:val="es-CO"/>
+        </w:rPr>
+      </w:pPr>
+      <w:r>
+        <w:t>“</w:t>
+      </w:r>
+      <w:r>
+        <w:rPr>
+          <w:u w:val="single"/>
+        </w:rPr>
+        <w:t>Documentos Marco</w:t>
+      </w:r>
+      <w:r>
+        <w:t xml:space="preserve">” </w:t>
+      </w:r>
+      <w:r>
+        <w:t>significa, conjuntamente, los siguientes documentos: (a) los Documentos Soporte de las Operaciones; (b) los Documentos de Garantía; (c) el Pagaré junto con el Aval, cuando sea aplicable; (d) el Acuerdo Marco de Endoso</w:t>
+      </w:r>
+      <w:r>
+        <w:t xml:space="preserve"> (según dichos términos se definen en el Contrato Marco)</w:t>
+      </w:r>
+      <w:r>
+        <w:t>; y (e) el Contrato Marco, junto con sus Anexos (que apliquen) debidamente diligenciados.</w:t>
+      </w:r>
+    </w:p>
+    <w:p>
+      <w:pPr>
+        <w:ind w:firstLine="1418"/>
+        <w:rPr>
+          <w:lang w:val="es-CO"/>
+        </w:rPr>
+      </w:pPr>
+      <w:r>
+        <w:t>“</w:t>
+      </w:r>
+      <w:r>
+        <w:rPr>
+          <w:u w:val="single"/>
+          <w:lang w:val="es-CO"/>
+        </w:rPr>
+        <w:t>Dólares</w:t>
+      </w:r>
+      <w:r>
+        <w:rPr>
+          <w:lang w:val="es-CO"/>
+        </w:rPr>
+        <w:t>” o “</w:t>
+      </w:r>
+      <w:r>
+        <w:rPr>
+          <w:u w:val="single"/>
+          <w:lang w:val="es-CO"/>
+        </w:rPr>
+        <w:t>USD</w:t>
+      </w:r>
+      <w:r>
+        <w:t xml:space="preserve">” significa </w:t>
+      </w:r>
+      <w:r>
+        <w:rPr>
+          <w:lang w:val="es-CO"/>
+        </w:rPr>
+        <w:t xml:space="preserve">la </w:t>
+      </w:r>
+      <w:r>
+        <w:rPr>
+          <w:lang w:val="es-CO"/>
+        </w:rPr>
+        <w:t>moneda de curso</w:t>
+      </w:r>
+      <w:r>
+        <w:rPr>
+          <w:lang w:val="es-CO"/>
+        </w:rPr>
+        <w:t xml:space="preserve"> legal </w:t>
+      </w:r>
+      <w:r>
+        <w:rPr>
+          <w:lang w:val="es-CO"/>
+        </w:rPr>
+        <w:t xml:space="preserve">de </w:t>
+      </w:r>
+      <w:r>
+        <w:rPr>
+          <w:lang w:val="es-CO"/>
+        </w:rPr>
+        <w:t>los Estados Unidos</w:t>
+      </w:r>
+      <w:r>
+        <w:rPr>
+          <w:lang w:val="es-CO"/>
+        </w:rPr>
+        <w:t xml:space="preserve"> de </w:t>
+      </w:r>
+      <w:r>
+        <w:rPr>
+          <w:lang w:val="es-CO"/>
+        </w:rPr>
+        <w:t>América</w:t>
+      </w:r>
+      <w:r>
+        <w:rPr>
+          <w:lang w:val="es-CO"/>
+        </w:rPr>
+        <w:t>.</w:t>
+      </w:r>
+    </w:p>
+    <w:p>
+      <w:pPr>
+        <w:ind w:firstLine="1418"/>
+        <w:rPr>
+          <w:lang w:val="es-CO"/>
+        </w:rPr>
+      </w:pPr>
+      <w:r>
+        <w:rPr>
+          <w:lang w:val="es-CO"/>
+        </w:rPr>
+        <w:t>“</w:t>
+      </w:r>
+      <w:r>
+        <w:rPr>
+          <w:u w:val="single"/>
+          <w:lang w:val="es-CO"/>
+        </w:rPr>
+        <w:t>Efecto Material Adverso</w:t>
+      </w:r>
+      <w:r>
+        <w:rPr>
+          <w:lang w:val="es-CO"/>
+        </w:rPr>
+        <w:t>” significa cualquier hecho</w:t>
+      </w:r>
+      <w:r>
+        <w:rPr>
+          <w:lang w:val="es-CO"/>
+        </w:rPr>
+        <w:t>, circunstancia</w:t>
+      </w:r>
+      <w:r>
+        <w:rPr>
+          <w:lang w:val="es-CO"/>
+        </w:rPr>
+        <w:t xml:space="preserve"> o acto que genere o razonablemente pueda generar una alteración o efecto importante y perjudicial sobre, (a) los negocios, activos, operaciones o situación financiera del Importador; (b) la capacidad financiera, legal u operativa del Proveedor de cumplir con su obligación de entregar un Instrumento de Pago que sea adquirido por </w:t>
+      </w:r>
+      <w:proofErr w:type="spellStart"/>
+      <w:r>
+        <w:rPr>
+          <w:lang w:val="es-CO"/>
+        </w:rPr>
+        <w:t>Finkargo</w:t>
+      </w:r>
+      <w:proofErr w:type="spellEnd"/>
+      <w:r>
+        <w:rPr>
+          <w:lang w:val="es-CO"/>
+        </w:rPr>
+        <w:t xml:space="preserve">; (c) la Mercancía o su Importación; (d) la capacidad del Importador para cumplir cualquiera de sus obligaciones bajo el Contrato; </w:t>
+      </w:r>
+      <w:r>
+        <w:rPr>
+          <w:lang w:val="es-CO"/>
+        </w:rPr>
+        <w:t>(e)</w:t>
+      </w:r>
+      <w:r>
+        <w:rPr>
+          <w:lang w:val="es-CO"/>
+        </w:rPr>
+        <w:t xml:space="preserve"> la legalidad, validez, obligatoriedad o exigibilidad de </w:t>
+      </w:r>
+      <w:r>
+        <w:rPr>
+          <w:lang w:val="es-CO"/>
+        </w:rPr>
+        <w:t>Garantía</w:t>
+      </w:r>
+      <w:r>
+        <w:rPr>
+          <w:lang w:val="es-CO"/>
+        </w:rPr>
+        <w:t xml:space="preserve">; y/o (f) los derechos y acciones de </w:t>
+      </w:r>
+      <w:proofErr w:type="spellStart"/>
+      <w:r>
+        <w:rPr>
+          <w:lang w:val="es-CO"/>
+        </w:rPr>
+        <w:t>Finkargo</w:t>
+      </w:r>
+      <w:proofErr w:type="spellEnd"/>
+      <w:r>
+        <w:rPr>
+          <w:lang w:val="es-CO"/>
+        </w:rPr>
+        <w:t xml:space="preserve"> bajo </w:t>
+      </w:r>
+      <w:r>
+        <w:rPr>
+          <w:lang w:val="es-CO"/>
+        </w:rPr>
+        <w:t>el presente Contrato.</w:t>
+      </w:r>
+    </w:p>
+    <w:p>
+      <w:pPr>
+        <w:ind w:firstLine="1418"/>
+        <w:rPr>
+          <w:lang w:val="es-CO"/>
+        </w:rPr>
+      </w:pPr>
+      <w:r>
+        <w:rPr>
+          <w:lang w:val="es-CO"/>
+        </w:rPr>
+        <w:t>“</w:t>
+      </w:r>
+      <w:r>
+        <w:rPr>
+          <w:u w:val="single"/>
+          <w:lang w:val="es-CO"/>
+        </w:rPr>
+        <w:t>Evento de Incumplimiento</w:t>
+      </w:r>
+      <w:r>
+        <w:rPr>
+          <w:lang w:val="es-CO"/>
+        </w:rPr>
+        <w:t>” significa cualquiera de los eventos establecidos en la Sección 1</w:t>
+      </w:r>
+      <w:r>
+        <w:rPr>
+          <w:lang w:val="es-CO"/>
+        </w:rPr>
+        <w:t>2</w:t>
+      </w:r>
+      <w:r>
+        <w:rPr>
+          <w:lang w:val="es-CO"/>
+        </w:rPr>
+        <w:t>.01</w:t>
+      </w:r>
+      <w:r>
+        <w:rPr>
+          <w:lang w:val="es-CO"/>
+        </w:rPr>
+        <w:t xml:space="preserve"> </w:t>
+      </w:r>
+      <w:r>
+        <w:rPr>
+          <w:lang w:val="es-CO"/>
+        </w:rPr>
+        <w:t>del Contrato Marco.</w:t>
+      </w:r>
+    </w:p>
+    <w:p>
+      <w:pPr>
+        <w:ind w:firstLine="1418"/>
+        <w:rPr>
+          <w:lang w:val="es-CO"/>
+        </w:rPr>
+      </w:pPr>
+      <w:r>
+        <w:rPr>
+          <w:lang w:val="es-CO"/>
+        </w:rPr>
+        <w:t>“</w:t>
+      </w:r>
+      <w:r>
+        <w:rPr>
+          <w:u w:val="single"/>
+          <w:lang w:val="es-CO"/>
+        </w:rPr>
+        <w:t>Fecha de Firma</w:t>
+      </w:r>
+      <w:r>
+        <w:rPr>
+          <w:lang w:val="es-CO"/>
+        </w:rPr>
+        <w:t>” tiene el significado que se le asigna en el encabezado de este Contrato.</w:t>
+      </w:r>
+    </w:p>
+    <w:p>
+      <w:pPr>
+        <w:ind w:firstLine="1418"/>
+        <w:rPr>
+          <w:lang w:val="es-CO"/>
+        </w:rPr>
+      </w:pPr>
+      <w:r>
+        <w:t>“</w:t>
+      </w:r>
+      <w:proofErr w:type="spellStart"/>
+      <w:r>
+        <w:rPr>
+          <w:u w:val="single"/>
+        </w:rPr>
+        <w:t>Finkargo</w:t>
+      </w:r>
+      <w:proofErr w:type="spellEnd"/>
+      <w:r>
+        <w:rPr>
+          <w:u w:val="single"/>
+        </w:rPr>
+        <w:t xml:space="preserve"> </w:t>
+      </w:r>
+      <w:proofErr w:type="spellStart"/>
+      <w:r>
+        <w:rPr>
+          <w:u w:val="single"/>
+        </w:rPr>
+        <w:t>Abroad</w:t>
+      </w:r>
+      <w:proofErr w:type="spellEnd"/>
+      <w:r>
+        <w:t xml:space="preserve">” significa cualquier Afiliada </w:t>
+      </w:r>
+      <w:r>
+        <w:t xml:space="preserve">extranjera </w:t>
+      </w:r>
+      <w:r>
+        <w:t xml:space="preserve">de </w:t>
+      </w:r>
+      <w:proofErr w:type="spellStart"/>
+      <w:r>
+        <w:t>Finkargo</w:t>
+      </w:r>
+      <w:proofErr w:type="spellEnd"/>
+      <w:r>
+        <w:t xml:space="preserve"> Colombia, excepto el Beneficiario, que de tiempo en tiempo se adhiera al Contrato Marco.</w:t>
+      </w:r>
+    </w:p>
+    <w:p>
+      <w:pPr>
+        <w:ind w:firstLine="1418"/>
+        <w:rPr>
+          <w:lang w:val="es-CO"/>
+        </w:rPr>
+      </w:pPr>
+      <w:r>
+        <w:rPr>
+          <w:lang w:val="es-CO"/>
+        </w:rPr>
+        <w:t>“</w:t>
+      </w:r>
+      <w:proofErr w:type="spellStart"/>
+      <w:r>
+        <w:rPr>
+          <w:u w:val="single"/>
+          <w:lang w:val="es-CO"/>
+        </w:rPr>
+        <w:t>Finkargo</w:t>
+      </w:r>
+      <w:proofErr w:type="spellEnd"/>
+      <w:r>
+        <w:rPr>
+          <w:u w:val="single"/>
+          <w:lang w:val="es-CO"/>
+        </w:rPr>
+        <w:t xml:space="preserve"> Colombia</w:t>
+      </w:r>
+      <w:r>
+        <w:rPr>
+          <w:lang w:val="es-CO"/>
+        </w:rPr>
+        <w:t>” tiene el significado que se le asigna en el encabezado de este Contrato.</w:t>
+      </w:r>
+    </w:p>
+    <w:p>
+      <w:pPr>
+        <w:ind w:firstLine="1418"/>
+        <w:rPr>
+          <w:lang w:val="es-CO"/>
+        </w:rPr>
+      </w:pPr>
+      <w:r>
+        <w:rPr>
+          <w:lang w:val="es-CO"/>
+        </w:rPr>
+        <w:t>“</w:t>
+      </w:r>
+      <w:r>
+        <w:rPr>
+          <w:u w:val="single"/>
+          <w:lang w:val="es-CO"/>
+        </w:rPr>
+        <w:t>Formulario de Ejecución</w:t>
+      </w:r>
+      <w:r>
+        <w:rPr>
+          <w:lang w:val="es-CO"/>
+        </w:rPr>
+        <w:t>” tiene el significado que se le asigna en la</w:t>
+      </w:r>
+      <w:r>
+        <w:rPr>
+          <w:lang w:val="es-CO"/>
+        </w:rPr>
+        <w:t xml:space="preserve"> </w:t>
+      </w:r>
+      <w:r>
+        <w:rPr>
+          <w:u w:val="single"/>
+          <w:lang w:val="es-CO"/>
+        </w:rPr>
+        <w:fldChar w:fldCharType="begin"/>
+      </w:r>
+      <w:r>
+        <w:rPr>
+          <w:u w:val="single"/>
+          <w:lang w:val="es-CO"/>
+        </w:rPr>
+        <w:instrText xml:space="preserve"> REF _Ref129726665 \w \h </w:instrText>
+      </w:r>
+      <w:r>
+        <w:rPr>
+          <w:u w:val="single"/>
+          <w:lang w:val="es-CO"/>
+        </w:rPr>
+        <w:instrText xml:space="preserve"> \* MERGEFORMAT </w:instrText>
+      </w:r>
+      <w:r>
+        <w:rPr>
+          <w:u w:val="single"/>
+          <w:lang w:val="es-CO"/>
+        </w:rPr>
+      </w:r>
+      <w:r>
+        <w:rPr>
+          <w:u w:val="single"/>
+          <w:lang w:val="es-CO"/>
+        </w:rPr>
+        <w:fldChar w:fldCharType="separate"/>
+      </w:r>
+      <w:r>
+        <w:rPr>
+          <w:u w:val="single"/>
+          <w:lang w:val="es-CO"/>
+        </w:rPr>
+        <w:t>Sección 8.03</w:t>
+      </w:r>
+      <w:r>
+        <w:rPr>
+          <w:u w:val="single"/>
+          <w:lang w:val="es-CO"/>
+        </w:rPr>
+        <w:fldChar w:fldCharType="end"/>
+      </w:r>
+      <w:r>
+        <w:rPr>
+          <w:lang w:val="es-CO"/>
+        </w:rPr>
+        <w:t>.</w:t>
+      </w:r>
+    </w:p>
+    <w:p>
+      <w:pPr>
+        <w:ind w:firstLine="1418"/>
+        <w:rPr>
+          <w:lang w:val="es-CO"/>
+        </w:rPr>
+      </w:pPr>
+      <w:r>
+        <w:rPr>
+          <w:lang w:val="es-CO"/>
+        </w:rPr>
+        <w:t>“</w:t>
+      </w:r>
+      <w:r>
+        <w:rPr>
+          <w:u w:val="single"/>
+          <w:lang w:val="es-CO"/>
+        </w:rPr>
+        <w:t>Garantía</w:t>
+      </w:r>
+      <w:r>
+        <w:rPr>
+          <w:lang w:val="es-CO"/>
+        </w:rPr>
+        <w:t xml:space="preserve">” tiene el significado que se le asigna en </w:t>
+      </w:r>
+      <w:r>
+        <w:rPr>
+          <w:lang w:val="es-CO"/>
+        </w:rPr>
+        <w:t xml:space="preserve">la </w:t>
+      </w:r>
+      <w:r>
+        <w:rPr>
+          <w:rFonts w:cs="Times New Roman"/>
+          <w:u w:val="single"/>
+        </w:rPr>
+        <w:fldChar w:fldCharType="begin"/>
+      </w:r>
+      <w:r>
+        <w:rPr>
+          <w:u w:val="single"/>
+          <w:lang w:val="es-CO"/>
+        </w:rPr>
+        <w:instrText xml:space="preserve"> REF _Ref129809229 \r \h </w:instrText>
+      </w:r>
+      <w:r>
+        <w:rPr>
+          <w:rFonts w:cs="Times New Roman"/>
+          <w:u w:val="single"/>
+        </w:rPr>
+        <w:instrText xml:space="preserve"> \* MERGEFORMAT </w:instrText>
+      </w:r>
+      <w:r>
+        <w:rPr>
+          <w:rFonts w:cs="Times New Roman"/>
+          <w:u w:val="single"/>
+        </w:rPr>
+      </w:r>
+      <w:r>
+        <w:rPr>
+          <w:rFonts w:cs="Times New Roman"/>
+          <w:u w:val="single"/>
+        </w:rPr>
+        <w:fldChar w:fldCharType="separate"/>
+      </w:r>
+      <w:r>
+        <w:rPr>
+          <w:u w:val="single"/>
+          <w:lang w:val="es-CO"/>
+        </w:rPr>
+        <w:t>Sección 2.01(a)</w:t>
+      </w:r>
+      <w:r>
+        <w:rPr>
+          <w:rFonts w:cs="Times New Roman"/>
+          <w:u w:val="single"/>
+        </w:rPr>
+        <w:fldChar w:fldCharType="end"/>
+      </w:r>
+      <w:r>
+        <w:t>.</w:t>
+      </w:r>
+    </w:p>
+    <w:p>
+      <w:pPr>
+        <w:ind w:firstLine="1418"/>
+        <w:rPr>
+          <w:lang w:val="es-CO"/>
+        </w:rPr>
+      </w:pPr>
+      <w:bookmarkStart w:id="17" w:name="_Hlk133446567"/>
+      <w:r>
+        <w:t>“</w:t>
+      </w:r>
+      <w:r>
+        <w:rPr>
+          <w:u w:val="single"/>
+        </w:rPr>
+        <w:t>Garantía Adicional</w:t>
+      </w:r>
+      <w:r>
+        <w:t xml:space="preserve">” </w:t>
+      </w:r>
+      <w:bookmarkEnd w:id="17"/>
+      <w:r>
+        <w:rPr>
+          <w:lang w:val="es-CO"/>
+        </w:rPr>
+        <w:t xml:space="preserve">significa cualquier Garantía (tal y como dicho término se define </w:t>
+      </w:r>
+      <w:r>
+        <w:rPr>
+          <w:lang w:val="es-CO"/>
+        </w:rPr>
+        <w:t>en</w:t>
+      </w:r>
+      <w:r>
+        <w:rPr>
+          <w:lang w:val="es-CO"/>
+        </w:rPr>
+        <w:t xml:space="preserve"> </w:t>
+      </w:r>
+      <w:r>
+        <w:rPr>
+          <w:lang w:val="es-CO"/>
+        </w:rPr>
+        <w:t>el</w:t>
+      </w:r>
+      <w:r>
+        <w:rPr>
+          <w:lang w:val="es-CO"/>
+        </w:rPr>
+        <w:t xml:space="preserve"> Contrato Marco) que se constituya y otorgue a través de </w:t>
+      </w:r>
+      <w:r>
+        <w:rPr>
+          <w:lang w:val="es-CO"/>
+        </w:rPr>
+        <w:t>un</w:t>
+      </w:r>
+      <w:r>
+        <w:rPr>
+          <w:lang w:val="es-CO"/>
+        </w:rPr>
+        <w:t xml:space="preserve"> Documento de Garantía Adicional.</w:t>
+      </w:r>
+    </w:p>
+    <w:p>
+      <w:pPr>
+        <w:ind w:firstLine="1418"/>
+        <w:rPr>
+          <w:lang w:val="es-CO"/>
+        </w:rPr>
+      </w:pPr>
+      <w:r>
+        <w:rPr>
+          <w:lang w:val="es-CO"/>
+        </w:rPr>
+        <w:t>“</w:t>
+      </w:r>
+      <w:r>
+        <w:rPr>
+          <w:u w:val="single"/>
+          <w:lang w:val="es-CO"/>
+        </w:rPr>
+        <w:t>Garantía Principal</w:t>
+      </w:r>
+      <w:r>
+        <w:rPr>
+          <w:lang w:val="es-CO"/>
+        </w:rPr>
+        <w:t xml:space="preserve">” </w:t>
+      </w:r>
+      <w:r>
+        <w:rPr>
+          <w:lang w:val="es-CO"/>
+        </w:rPr>
+        <w:t>significa cualquier Garantía (tal y como dicho término se define en</w:t>
+      </w:r>
+      <w:r>
+        <w:rPr>
+          <w:lang w:val="es-CO"/>
+        </w:rPr>
+        <w:t xml:space="preserve"> </w:t>
+      </w:r>
+      <w:r>
+        <w:rPr>
+          <w:lang w:val="es-CO"/>
+        </w:rPr>
+        <w:t>el Contrato Marco) que se constituya y otorgue a través de un Documento de Garantía Principal.</w:t>
+      </w:r>
+    </w:p>
+    <w:p>
+      <w:pPr>
+        <w:ind w:firstLine="1418"/>
+        <w:rPr>
+          <w:lang w:val="es-CO"/>
+        </w:rPr>
+      </w:pPr>
+      <w:r>
+        <w:rPr>
+          <w:lang w:val="es-CO"/>
+        </w:rPr>
+        <w:t>“</w:t>
+      </w:r>
+      <w:r>
+        <w:rPr>
+          <w:u w:val="single"/>
+          <w:lang w:val="es-CO"/>
+        </w:rPr>
+        <w:t>Gravámenes</w:t>
+      </w:r>
+      <w:r>
+        <w:rPr>
+          <w:lang w:val="es-CO"/>
+        </w:rPr>
+        <w:t>” significa, (</w:t>
+      </w:r>
+      <w:r>
+        <w:rPr>
+          <w:lang w:val="es-CO"/>
+        </w:rPr>
+        <w:t>a</w:t>
+      </w:r>
+      <w:r>
+        <w:rPr>
+          <w:lang w:val="es-CO"/>
+        </w:rPr>
+        <w:t xml:space="preserve">) en relación con una Persona, cualquier caución u obligación solidaria, garantía personal, fianza u obligación absoluta, contingente o de cualquier otro tipo, que asuma dicha Persona respecto </w:t>
+      </w:r>
+      <w:r>
+        <w:rPr>
+          <w:rFonts w:cs="Open Sans"/>
+          <w:szCs w:val="20"/>
+        </w:rPr>
+        <w:t>de</w:t>
+      </w:r>
+      <w:r>
+        <w:rPr>
+          <w:lang w:val="es-CO"/>
+        </w:rPr>
+        <w:t xml:space="preserve"> las obligaciones de otra Persona</w:t>
+      </w:r>
+      <w:r>
+        <w:rPr>
+          <w:lang w:val="es-CO"/>
+        </w:rPr>
+        <w:t>;</w:t>
+      </w:r>
+      <w:r>
+        <w:rPr>
+          <w:lang w:val="es-CO"/>
+        </w:rPr>
+        <w:t xml:space="preserve"> y (</w:t>
+      </w:r>
+      <w:r>
+        <w:rPr>
+          <w:lang w:val="es-CO"/>
+        </w:rPr>
+        <w:t>b</w:t>
+      </w:r>
+      <w:r>
+        <w:rPr>
+          <w:lang w:val="es-CO"/>
+        </w:rPr>
+        <w:t>) en relación con cualquier activo, bien o cuenta, (</w:t>
+      </w:r>
+      <w:r>
+        <w:rPr>
+          <w:lang w:val="es-CO"/>
+        </w:rPr>
+        <w:t>i</w:t>
+      </w:r>
+      <w:r>
+        <w:rPr>
+          <w:lang w:val="es-CO"/>
+        </w:rPr>
+        <w:t>) cualquier hipoteca, prenda, anticresis, usufructo, contrato de fiducia en garantía, garantía mobiliaria, caución o cualquier combinación de las anteriores</w:t>
+      </w:r>
+      <w:r>
+        <w:rPr>
+          <w:lang w:val="es-CO"/>
+        </w:rPr>
+        <w:t xml:space="preserve"> o</w:t>
+      </w:r>
+      <w:r>
+        <w:rPr>
+          <w:lang w:val="es-CO"/>
+        </w:rPr>
+        <w:t xml:space="preserve"> encargos fiduciarios con fines de respaldar el cumplimiento de obligaciones, o limitación de dominio sobre activos de una Persona otorgados a terceras Personas para respaldar el cumplimiento de obligaciones</w:t>
+      </w:r>
+      <w:r>
+        <w:rPr>
+          <w:lang w:val="es-CO"/>
+        </w:rPr>
+        <w:t>;</w:t>
+      </w:r>
+      <w:r>
+        <w:rPr>
+          <w:lang w:val="es-CO"/>
+        </w:rPr>
+        <w:t xml:space="preserve"> (</w:t>
+      </w:r>
+      <w:proofErr w:type="spellStart"/>
+      <w:r>
+        <w:rPr>
+          <w:lang w:val="es-CO"/>
+        </w:rPr>
+        <w:t>ii</w:t>
+      </w:r>
+      <w:proofErr w:type="spellEnd"/>
+      <w:r>
+        <w:rPr>
+          <w:lang w:val="es-CO"/>
+        </w:rPr>
+        <w:t>) el derecho de un vendedor o arrendador financiero bajo un contrato de compraventa, de arrendamiento o de leasing condicionado al cumplimiento de obligaciones bajo otro contrato o acuerdo con el mismo activo</w:t>
+      </w:r>
+      <w:r>
+        <w:rPr>
+          <w:lang w:val="es-CO"/>
+        </w:rPr>
+        <w:t>;</w:t>
+      </w:r>
+      <w:r>
+        <w:rPr>
+          <w:lang w:val="es-CO"/>
+        </w:rPr>
+        <w:t xml:space="preserve"> y (</w:t>
+      </w:r>
+      <w:proofErr w:type="spellStart"/>
+      <w:r>
+        <w:rPr>
+          <w:lang w:val="es-CO"/>
+        </w:rPr>
+        <w:t>iii</w:t>
+      </w:r>
+      <w:proofErr w:type="spellEnd"/>
+      <w:r>
+        <w:rPr>
+          <w:lang w:val="es-CO"/>
+        </w:rPr>
+        <w:t>) cualquier opción de compra, promesa de compra o acto o negocio jurídico similar que tenga un tercero para respaldar el cumplimiento de obligaciones.</w:t>
+      </w:r>
+    </w:p>
+    <w:p>
+      <w:pPr>
+        <w:ind w:firstLine="1418"/>
+        <w:rPr>
+          <w:lang w:val="es-CO"/>
+        </w:rPr>
+      </w:pPr>
+      <w:r>
+        <w:rPr>
+          <w:lang w:val="es-CO"/>
+        </w:rPr>
+        <w:t>“</w:t>
+      </w:r>
+      <w:r>
+        <w:rPr>
+          <w:u w:val="single"/>
+          <w:lang w:val="es-CO"/>
+        </w:rPr>
+        <w:t>Importación</w:t>
+      </w:r>
+      <w:r>
+        <w:rPr>
+          <w:lang w:val="es-CO"/>
+        </w:rPr>
+        <w:t xml:space="preserve">” significa la introducción de </w:t>
+      </w:r>
+      <w:r>
+        <w:rPr>
+          <w:lang w:val="es-CO"/>
+        </w:rPr>
+        <w:t xml:space="preserve">mercancías </w:t>
+      </w:r>
+      <w:r>
+        <w:rPr>
+          <w:lang w:val="es-CO"/>
+        </w:rPr>
+        <w:t xml:space="preserve">de procedencia extranjera, o de una </w:t>
+      </w:r>
+      <w:r>
+        <w:rPr>
+          <w:lang w:val="es-CO"/>
+        </w:rPr>
+        <w:lastRenderedPageBreak/>
+        <w:t>Zona Franca o depósito</w:t>
+      </w:r>
+      <w:r>
+        <w:t xml:space="preserve"> franco</w:t>
+      </w:r>
+      <w:r>
+        <w:rPr>
+          <w:lang w:val="es-CO"/>
+        </w:rPr>
+        <w:t>, al territorio aduanero colombiano cumpliendo con los términos y condiciones previstos en la regulación aduanera colombiana.</w:t>
+      </w:r>
+    </w:p>
+    <w:p>
+      <w:pPr>
+        <w:ind w:firstLine="1418"/>
+        <w:rPr>
+          <w:lang w:val="es-CO"/>
+        </w:rPr>
+      </w:pPr>
+      <w:r>
+        <w:rPr>
+          <w:lang w:val="es-CO"/>
+        </w:rPr>
+        <w:t>“</w:t>
+      </w:r>
+      <w:r>
+        <w:rPr>
+          <w:u w:val="single"/>
+          <w:lang w:val="es-CO"/>
+        </w:rPr>
+        <w:t>Importador</w:t>
+      </w:r>
+      <w:r>
+        <w:rPr>
+          <w:lang w:val="es-CO"/>
+        </w:rPr>
+        <w:t xml:space="preserve">” </w:t>
+      </w:r>
+      <w:bookmarkStart w:id="18" w:name="_Hlk136353830"/>
+      <w:r>
+        <w:rPr>
+          <w:lang w:val="es-CO"/>
+        </w:rPr>
+        <w:t>significa la persona jurídica residente en Colombia que figura en el Instrumento de Pago y/o que realiza operaciones de Importación con Proveedores, cuya información se encuentra en el encabezado este Contrato</w:t>
+      </w:r>
+      <w:r>
+        <w:rPr>
+          <w:lang w:val="es-CO"/>
+        </w:rPr>
+        <w:t>.</w:t>
+      </w:r>
+      <w:bookmarkEnd w:id="18"/>
+    </w:p>
+    <w:p>
+      <w:pPr>
+        <w:ind w:firstLine="1418"/>
+      </w:pPr>
+      <w:r>
+        <w:rPr>
+          <w:lang w:val="es-CO"/>
+        </w:rPr>
+        <w:t>“</w:t>
+      </w:r>
+      <w:r>
+        <w:rPr>
+          <w:u w:val="single"/>
+          <w:lang w:val="es-CO"/>
+        </w:rPr>
+        <w:t>Impuestos</w:t>
+      </w:r>
+      <w:r>
+        <w:rPr>
+          <w:lang w:val="es-CO"/>
+        </w:rPr>
+        <w:t xml:space="preserve">” </w:t>
+      </w:r>
+      <w:r>
+        <w:t>significa, en relación con una Persona, cualquier impuesto, tributo, tasa, contribución, arancel u otra carga o retención de naturaleza similar (incluyendo cualquier sanción, recargo o intereses de mora devengados en relación con cualquier incumplimiento de pago o cualquier retraso en su pago) exigible a dicha Persona por cualquier Autoridad Gubernamental, según aplique.</w:t>
+      </w:r>
+    </w:p>
+    <w:p>
+      <w:pPr>
+        <w:ind w:firstLine="1418"/>
+      </w:pPr>
+      <w:bookmarkStart w:id="19" w:name="_Hlk132230344"/>
+      <w:r>
+        <w:t>“</w:t>
+      </w:r>
+      <w:r>
+        <w:rPr>
+          <w:u w:val="single"/>
+        </w:rPr>
+        <w:t>Información Confidencial</w:t>
+      </w:r>
+      <w:r>
+        <w:t xml:space="preserve">” significa toda la información entregada en cualquier forma (ya sea divulgada oralmente o por escrito e incluyendo formatos impresos y electrónicos) divulgada a, o puesta a disposición de, una Parte por la otra Parte, en relación con </w:t>
+      </w:r>
+      <w:r>
+        <w:t>este Contrato</w:t>
+      </w:r>
+      <w:r>
+        <w:t>, incluyendo pero sin limitarse a la información financiera, información estratégica, comercial y/o técnica, y cualquier otra información de cualquier naturaleza relacionada con los negocios, asuntos, proyectos, contratos, ofertas o planes de cualquier miembro de cualquiera de las Partes. La Información Confidencial también incluirá cualquier reproducción o resumen de la Información Confidencial en cualquier forma que pueda ser realizada por la Parte correspondiente</w:t>
+      </w:r>
+      <w:r>
+        <w:t>, y excluye todo lo que resulte necesario revelar para efecto de la ejecución de la Garantía que se constituye en virtud del presente Contrato</w:t>
+      </w:r>
+      <w:r>
+        <w:t>.</w:t>
+      </w:r>
+    </w:p>
+    <w:bookmarkEnd w:id="19"/>
+    <w:p>
+      <w:pPr>
+        <w:ind w:firstLine="1418"/>
+        <w:rPr>
+          <w:lang w:val="es-CO"/>
+        </w:rPr>
+      </w:pPr>
+      <w:r>
+        <w:rPr>
+          <w:lang w:val="es-CO"/>
+        </w:rPr>
+        <w:t>“</w:t>
+      </w:r>
+      <w:r>
+        <w:rPr>
+          <w:u w:val="single"/>
+          <w:lang w:val="es-CO"/>
+        </w:rPr>
+        <w:t>Instrumento de Pago</w:t>
+      </w:r>
+      <w:r>
+        <w:rPr>
+          <w:lang w:val="es-CO"/>
+        </w:rPr>
+        <w:t xml:space="preserve">” </w:t>
+      </w:r>
+      <w:bookmarkStart w:id="20" w:name="_Hlk121136675"/>
+      <w:r>
+        <w:rPr>
+          <w:lang w:val="es-CO"/>
+        </w:rPr>
+        <w:t xml:space="preserve">significa una </w:t>
+      </w:r>
+      <w:r>
+        <w:rPr>
+          <w:lang w:val="es-CO"/>
+        </w:rPr>
+        <w:t xml:space="preserve">proforma, cuenta de cobro, </w:t>
+      </w:r>
+      <w:r>
+        <w:rPr>
+          <w:lang w:val="es-CO"/>
+        </w:rPr>
+        <w:t xml:space="preserve">factura o cualquier otro instrumento representativo de cartera en divisas de un Proveedor y a cargo del Importador, que se derive de una o más compras de Mercancías realizadas por el Importador al </w:t>
+      </w:r>
+      <w:r>
+        <w:rPr>
+          <w:lang w:val="es-CO"/>
+        </w:rPr>
+        <w:t xml:space="preserve">Proveedor </w:t>
+      </w:r>
+      <w:r>
+        <w:rPr>
+          <w:lang w:val="es-CO"/>
+        </w:rPr>
+        <w:t xml:space="preserve">y que resulten en </w:t>
+      </w:r>
+      <w:r>
+        <w:rPr>
+          <w:lang w:val="es-CO"/>
+        </w:rPr>
+        <w:t xml:space="preserve">el inicio de un proceso de </w:t>
+      </w:r>
+      <w:r>
+        <w:rPr>
+          <w:lang w:val="es-CO"/>
+        </w:rPr>
+        <w:t>Importación</w:t>
+      </w:r>
+      <w:r>
+        <w:rPr>
+          <w:lang w:val="es-CO"/>
+        </w:rPr>
+        <w:t xml:space="preserve"> por parte del Importador</w:t>
+      </w:r>
+      <w:r>
+        <w:rPr>
+          <w:lang w:val="es-CO"/>
+        </w:rPr>
+        <w:t>.</w:t>
+      </w:r>
+      <w:bookmarkEnd w:id="20"/>
+    </w:p>
+    <w:p>
+      <w:pPr>
+        <w:ind w:firstLine="1418"/>
+        <w:rPr>
+          <w:lang w:val="es-CO"/>
+        </w:rPr>
+      </w:pPr>
+      <w:bookmarkStart w:id="21" w:name="_heading=h.3znysh7" w:colFirst="0" w:colLast="0"/>
+      <w:bookmarkEnd w:id="21"/>
+      <w:r>
+        <w:rPr>
+          <w:lang w:val="es-CO"/>
+        </w:rPr>
+        <w:t>“</w:t>
+      </w:r>
+      <w:r>
+        <w:rPr>
+          <w:u w:val="single"/>
+          <w:lang w:val="es-CO"/>
+        </w:rPr>
+        <w:t>Ley Aplicable</w:t>
+      </w:r>
+      <w:r>
+        <w:rPr>
+          <w:lang w:val="es-CO"/>
+        </w:rPr>
+        <w:t>” significa, con respecto a cualquier Persona, cualquier ley, tratado, reglamento, decreto, resolución, acto administrativo, laudo arbitral, fallo judicial o decisión de cualquier Autoridad Gubernamental con fuerza vinculante respecto de dicha Persona que le sea aplicable u obligatorio, en cualquier jurisdicción.</w:t>
+      </w:r>
+    </w:p>
+    <w:p>
+      <w:pPr>
+        <w:ind w:firstLine="1418"/>
+        <w:rPr>
+          <w:lang w:val="es-CO"/>
+        </w:rPr>
+      </w:pPr>
+      <w:r>
+        <w:rPr>
+          <w:lang w:val="es-CO"/>
+        </w:rPr>
+        <w:t>“</w:t>
+      </w:r>
+      <w:r>
+        <w:rPr>
+          <w:u w:val="single"/>
+          <w:lang w:val="es-CO"/>
+        </w:rPr>
+        <w:t>Ley de Garantías Mobiliarias</w:t>
+      </w:r>
+      <w:r>
+        <w:rPr>
+          <w:lang w:val="es-CO"/>
+        </w:rPr>
+        <w:t>”</w:t>
+      </w:r>
+      <w:r>
+        <w:t xml:space="preserve"> significa la Ley 1676 de 2013, según sea modificada en cualquier momento, junto con </w:t>
+      </w:r>
+      <w:r>
+        <w:t>el</w:t>
+      </w:r>
+      <w:r>
+        <w:t xml:space="preserve"> Decreto 400 de 2014,</w:t>
+      </w:r>
+      <w:r>
+        <w:t xml:space="preserve"> el</w:t>
+      </w:r>
+      <w:r>
+        <w:t xml:space="preserve"> </w:t>
+      </w:r>
+      <w:r>
+        <w:t xml:space="preserve">Decreto </w:t>
+      </w:r>
+      <w:r>
+        <w:t xml:space="preserve">1835 de 2015, </w:t>
+      </w:r>
+      <w:r>
+        <w:t xml:space="preserve">el </w:t>
+      </w:r>
+      <w:r>
+        <w:t xml:space="preserve">Decreto </w:t>
+      </w:r>
+      <w:r>
+        <w:t xml:space="preserve">1074 de 2015 y </w:t>
+      </w:r>
+      <w:r>
+        <w:t xml:space="preserve">el </w:t>
+      </w:r>
+      <w:r>
+        <w:t xml:space="preserve">Decreto </w:t>
+      </w:r>
+      <w:r>
+        <w:t>466 de 2016, y los demás decretos, resoluciones, reglamentos o regulaciones que los complementen, sustituyan, compilen, adicionen o desarrollen.</w:t>
+      </w:r>
+    </w:p>
+    <w:p>
+      <w:pPr>
+        <w:ind w:firstLine="1418"/>
+        <w:rPr>
+          <w:lang w:val="es-CO"/>
+        </w:rPr>
+      </w:pPr>
+      <w:r>
+        <w:rPr>
+          <w:lang w:val="es-CO"/>
+        </w:rPr>
+        <w:t>“</w:t>
+      </w:r>
+      <w:r>
+        <w:rPr>
+          <w:u w:val="single"/>
+          <w:lang w:val="es-CO"/>
+        </w:rPr>
+        <w:t>Mercancía</w:t>
+      </w:r>
+      <w:r>
+        <w:rPr>
+          <w:lang w:val="es-CO"/>
+        </w:rPr>
+        <w:t>”</w:t>
+      </w:r>
+      <w:r>
+        <w:rPr>
+          <w:lang w:val="es-CO"/>
+        </w:rPr>
+        <w:t xml:space="preserve"> </w:t>
+      </w:r>
+      <w:r>
+        <w:rPr>
+          <w:lang w:val="es-CO"/>
+        </w:rPr>
+        <w:t xml:space="preserve">significa los bienes adquiridos por el Importador </w:t>
+      </w:r>
+      <w:r>
+        <w:rPr>
+          <w:lang w:val="es-CO"/>
+        </w:rPr>
+        <w:t>a un</w:t>
+      </w:r>
+      <w:r>
+        <w:rPr>
+          <w:lang w:val="es-CO"/>
+        </w:rPr>
+        <w:t xml:space="preserve"> Proveedor, amparados en un</w:t>
+      </w:r>
+      <w:r>
+        <w:rPr>
+          <w:lang w:val="es-CO"/>
+        </w:rPr>
+        <w:t xml:space="preserve"> </w:t>
+      </w:r>
+      <w:r>
+        <w:rPr>
+          <w:lang w:val="es-CO"/>
+        </w:rPr>
+        <w:t>BL</w:t>
+      </w:r>
+      <w:r>
+        <w:rPr>
+          <w:lang w:val="es-CO"/>
+        </w:rPr>
+        <w:t>, según sea aplicable</w:t>
+      </w:r>
+      <w:r>
+        <w:rPr>
+          <w:lang w:val="es-CO"/>
+        </w:rPr>
+        <w:t>, y cuya compraventa entre el Importador y el Proveedor resulta en la emisión del Instrumento de Pago correspondiente</w:t>
+      </w:r>
+      <w:r>
+        <w:rPr>
+          <w:lang w:val="es-CO"/>
+        </w:rPr>
+        <w:t xml:space="preserve">, así como los bienes derivados y atribuibles en los términos del artículo 13 de la Ley 1676 de 2013, los cuales incluirán, sin limitación, las cuentas por cobrar derivadas de la enajenación de los bienes y el dinero en efectivo </w:t>
+      </w:r>
+      <w:r>
+        <w:rPr>
+          <w:lang w:val="es-CO"/>
+        </w:rPr>
+        <w:t xml:space="preserve">o los equivalentes </w:t>
+      </w:r>
+      <w:r>
+        <w:rPr>
+          <w:lang w:val="es-CO"/>
+        </w:rPr>
+        <w:t xml:space="preserve">de efectivo </w:t>
+      </w:r>
+      <w:r>
+        <w:rPr>
+          <w:lang w:val="es-CO"/>
+        </w:rPr>
+        <w:t>recaudado</w:t>
+      </w:r>
+      <w:r>
+        <w:rPr>
+          <w:lang w:val="es-CO"/>
+        </w:rPr>
+        <w:t>s</w:t>
+      </w:r>
+      <w:r>
+        <w:rPr>
+          <w:lang w:val="es-CO"/>
+        </w:rPr>
+        <w:t>.</w:t>
+      </w:r>
+    </w:p>
+    <w:p>
+      <w:pPr>
+        <w:ind w:firstLine="1418"/>
+        <w:rPr>
+          <w:lang w:val="es-CO"/>
+        </w:rPr>
+      </w:pPr>
+      <w:r>
+        <w:rPr>
+          <w:lang w:val="es-CO"/>
+        </w:rPr>
+        <w:t>“</w:t>
+      </w:r>
+      <w:r>
+        <w:rPr>
+          <w:u w:val="single"/>
+          <w:lang w:val="es-CO"/>
+        </w:rPr>
+        <w:t>Notificación de Evento de Incumplimiento</w:t>
+      </w:r>
+      <w:r>
+        <w:rPr>
+          <w:lang w:val="es-CO"/>
+        </w:rPr>
+        <w:t xml:space="preserve">” significa la comunicación enviada por </w:t>
+      </w:r>
+      <w:proofErr w:type="spellStart"/>
+      <w:r>
+        <w:rPr>
+          <w:lang w:val="es-CO"/>
+        </w:rPr>
+        <w:t>Finkargo</w:t>
+      </w:r>
+      <w:proofErr w:type="spellEnd"/>
+      <w:r>
+        <w:rPr>
+          <w:lang w:val="es-CO"/>
+        </w:rPr>
+        <w:t xml:space="preserve"> Colombia</w:t>
+      </w:r>
+      <w:r>
+        <w:rPr>
+          <w:lang w:val="es-CO"/>
+        </w:rPr>
+        <w:t>,</w:t>
+      </w:r>
+      <w:r>
+        <w:rPr>
+          <w:lang w:val="es-CO"/>
+        </w:rPr>
+        <w:t xml:space="preserve"> </w:t>
+      </w:r>
+      <w:r>
+        <w:rPr>
+          <w:lang w:val="es-CO"/>
+        </w:rPr>
+        <w:t xml:space="preserve">en </w:t>
+      </w:r>
+      <w:r>
+        <w:rPr>
+          <w:lang w:val="es-CO"/>
+        </w:rPr>
+        <w:t xml:space="preserve">los </w:t>
+      </w:r>
+      <w:r>
+        <w:rPr>
+          <w:lang w:val="es-CO"/>
+        </w:rPr>
+        <w:t xml:space="preserve">términos </w:t>
+      </w:r>
+      <w:r>
+        <w:rPr>
+          <w:lang w:val="es-CO"/>
+        </w:rPr>
+        <w:t>del formato que se incluye como</w:t>
+      </w:r>
+      <w:r>
+        <w:rPr>
+          <w:lang w:val="es-CO"/>
+        </w:rPr>
+        <w:t xml:space="preserve"> </w:t>
+      </w:r>
+      <w:r>
+        <w:rPr>
+          <w:u w:val="single"/>
+          <w:lang w:val="es-CO"/>
+        </w:rPr>
+        <w:t xml:space="preserve">Anexo </w:t>
+      </w:r>
+      <w:r>
+        <w:rPr>
+          <w:u w:val="single"/>
+          <w:lang w:val="es-CO"/>
+        </w:rPr>
+        <w:t>C</w:t>
+      </w:r>
+      <w:r>
+        <w:rPr>
+          <w:lang w:val="es-CO"/>
+        </w:rPr>
+        <w:t xml:space="preserve">, </w:t>
+      </w:r>
+      <w:r>
+        <w:rPr>
+          <w:lang w:val="es-CO"/>
+        </w:rPr>
+        <w:t xml:space="preserve">en la que se </w:t>
+      </w:r>
+      <w:r>
+        <w:rPr>
+          <w:lang w:val="es-CO"/>
+        </w:rPr>
+        <w:t>le</w:t>
+      </w:r>
+      <w:r>
+        <w:rPr>
+          <w:lang w:val="es-CO"/>
+        </w:rPr>
+        <w:t xml:space="preserve"> informe</w:t>
+      </w:r>
+      <w:r>
+        <w:rPr>
+          <w:lang w:val="es-CO"/>
+        </w:rPr>
+        <w:t xml:space="preserve"> </w:t>
+      </w:r>
+      <w:r>
+        <w:rPr>
+          <w:lang w:val="es-CO"/>
+        </w:rPr>
+        <w:t>al Importador</w:t>
+      </w:r>
+      <w:r>
+        <w:rPr>
+          <w:lang w:val="es-CO"/>
+        </w:rPr>
+        <w:t xml:space="preserve"> que</w:t>
+      </w:r>
+      <w:r>
+        <w:rPr>
+          <w:lang w:val="es-CO"/>
+        </w:rPr>
+        <w:t>,</w:t>
+      </w:r>
+      <w:r>
+        <w:rPr>
+          <w:lang w:val="es-CO"/>
+        </w:rPr>
+        <w:t xml:space="preserve"> (</w:t>
+      </w:r>
+      <w:r>
+        <w:rPr>
+          <w:lang w:val="es-CO"/>
+        </w:rPr>
+        <w:t>a</w:t>
+      </w:r>
+      <w:r>
+        <w:rPr>
+          <w:lang w:val="es-CO"/>
+        </w:rPr>
+        <w:t>)</w:t>
+      </w:r>
+      <w:r>
+        <w:rPr>
+          <w:lang w:val="es-CO"/>
+        </w:rPr>
+        <w:t xml:space="preserve"> ha ocurrido y/o continúa ocurriendo un Evento de Incumplimiento; (</w:t>
+      </w:r>
+      <w:r>
+        <w:rPr>
+          <w:lang w:val="es-CO"/>
+        </w:rPr>
+        <w:t>b</w:t>
+      </w:r>
+      <w:r>
+        <w:rPr>
+          <w:lang w:val="es-CO"/>
+        </w:rPr>
+        <w:t xml:space="preserve">) </w:t>
+      </w:r>
+      <w:proofErr w:type="spellStart"/>
+      <w:r>
+        <w:rPr>
+          <w:lang w:val="es-CO"/>
+        </w:rPr>
+        <w:t>Finkargo</w:t>
+      </w:r>
+      <w:proofErr w:type="spellEnd"/>
+      <w:r>
+        <w:rPr>
+          <w:lang w:val="es-CO"/>
+        </w:rPr>
+        <w:t xml:space="preserve"> Colombia</w:t>
+      </w:r>
+      <w:r>
+        <w:rPr>
+          <w:lang w:val="es-CO"/>
+        </w:rPr>
+        <w:t xml:space="preserve"> ha tomado la determinación de ejecutar la </w:t>
+      </w:r>
+      <w:r>
+        <w:rPr>
+          <w:lang w:val="es-CO"/>
+        </w:rPr>
+        <w:t xml:space="preserve">Garantía </w:t>
+      </w:r>
+      <w:r>
+        <w:rPr>
+          <w:lang w:val="es-CO"/>
+        </w:rPr>
+        <w:t xml:space="preserve">como resultado de la ocurrencia de un Evento de Incumplimiento; y </w:t>
+      </w:r>
+      <w:r>
+        <w:rPr>
+          <w:lang w:val="es-CO"/>
+        </w:rPr>
+        <w:t>(</w:t>
+      </w:r>
+      <w:r>
+        <w:rPr>
+          <w:lang w:val="es-CO"/>
+        </w:rPr>
+        <w:t>c</w:t>
+      </w:r>
+      <w:r>
+        <w:rPr>
+          <w:lang w:val="es-CO"/>
+        </w:rPr>
+        <w:t>)</w:t>
+      </w:r>
+      <w:r>
+        <w:rPr>
+          <w:lang w:val="es-CO"/>
+        </w:rPr>
+        <w:t xml:space="preserve"> el monto total de </w:t>
+      </w:r>
+      <w:r>
+        <w:rPr>
+          <w:lang w:val="es-CO"/>
+        </w:rPr>
+        <w:t>la</w:t>
+      </w:r>
+      <w:r>
+        <w:rPr>
+          <w:lang w:val="es-CO"/>
+        </w:rPr>
+        <w:t xml:space="preserve"> Obligación </w:t>
+      </w:r>
+      <w:r>
+        <w:rPr>
+          <w:lang w:val="es-CO"/>
+        </w:rPr>
+        <w:t>pendiente</w:t>
+      </w:r>
+      <w:r>
+        <w:rPr>
+          <w:lang w:val="es-CO"/>
+        </w:rPr>
+        <w:t xml:space="preserve"> de pago hasta la fecha de la notificación</w:t>
+      </w:r>
+      <w:r>
+        <w:rPr>
+          <w:lang w:val="es-CO"/>
+        </w:rPr>
+        <w:t xml:space="preserve"> correspondiente</w:t>
+      </w:r>
+      <w:r>
+        <w:rPr>
+          <w:lang w:val="es-CO"/>
+        </w:rPr>
+        <w:t>.</w:t>
+      </w:r>
+    </w:p>
+    <w:p>
+      <w:pPr>
+        <w:ind w:firstLine="1418"/>
+        <w:rPr>
+          <w:lang w:val="es-CO"/>
+        </w:rPr>
+      </w:pPr>
+      <w:r>
+        <w:rPr>
+          <w:lang w:val="es-CO"/>
+        </w:rPr>
         <w:lastRenderedPageBreak/>
         <w:t>“</w:t>
       </w:r>
       <w:r>
         <w:rPr>
-          <w:rFonts w:cs="Times New Roman"/>
-          <w:u w:val="single"/>
-        </w:rPr>
-        <w:t>Conjunto de Activos</w:t>
-      </w:r>
-      <w:r>
-        <w:rPr>
-          <w:rFonts w:cs="Times New Roman"/>
-        </w:rPr>
-        <w:t>” significa todos los bienes y activos presentes y futuros del Importador; los cuales incluirán, pero sin limitarse a, (a) la enseña o nombre comercial y las marcas de productos y servicios de los que sea titular el Importador; (b) los derechos del Importador sobre las invenciones o creaciones industriales o artísticas; (c) las mercancías en almacén, en depósito, en proceso de elaboración, en Zona Franca o en Zona Primaria Aduanera, así como los títulos representativos de las mismas; (d) los créditos y demás valores similares; (e) el mobiliario y las instalaciones; (f) los contratos de arrendamiento, comodato o similar y, en caso de enajenación, el derecho al arrendamiento, comodato o similar de los activos y locales donde se desarrollan ordinariamente las actividades del Importador siempre</w:t>
-      </w:r>
-      <w:r>
-        <w:rPr>
-          <w:rFonts w:cs="Times New Roman"/>
-        </w:rPr>
-        <w:t xml:space="preserve"> que sean de propiedad del Importador, y las indemnizaciones que, conforme a las Leyes Aplicables, tenga el arrendatario; </w:t>
-      </w:r>
-      <w:r>
-        <w:rPr>
-          <w:rFonts w:cs="Times New Roman"/>
-        </w:rPr>
-        <w:t>(g) los derechos y obligaciones mercantiles derivados de las actividades propias de los establecimientos de comercio, siempre que no provengan de contratos celebrados exclusivamente en consideración al titular de dicho establecimiento</w:t>
-      </w:r>
-      <w:r>
-        <w:rPr>
-          <w:rFonts w:cs="Times New Roman"/>
-        </w:rPr>
-        <w:t>; (h</w:t>
-      </w:r>
-      <w:r>
-        <w:rPr>
-          <w:rFonts w:cs="Times New Roman"/>
-        </w:rPr>
-        <w:t>) los inventarios (incluyendo</w:t>
-      </w:r>
-      <w:r>
-        <w:rPr>
-          <w:rFonts w:cs="Times New Roman"/>
-        </w:rPr>
-        <w:t>, sin limitación,</w:t>
-      </w:r>
-      <w:r>
-        <w:rPr>
-          <w:rFonts w:cs="Times New Roman"/>
-        </w:rPr>
-        <w:t xml:space="preserve"> Mercancías,</w:t>
-      </w:r>
-      <w:r>
-        <w:rPr>
-          <w:rFonts w:cs="Times New Roman"/>
-        </w:rPr>
-        <w:t xml:space="preserve"> inventarios, materias primeras, materiales en proceso y bienes terminados de los mismos); (i) sus activos circulantes; (j) inversiones temporales; (k) cualquiera y todas las licencias, permisos, derechos, órdenes, franquicias o autorizaciones de cualquier </w:t>
-      </w:r>
-      <w:r>
-        <w:rPr>
-          <w:rFonts w:cs="Times New Roman"/>
-        </w:rPr>
-        <w:t>A</w:t>
-      </w:r>
-      <w:r>
-        <w:rPr>
-          <w:rFonts w:cs="Times New Roman"/>
-        </w:rPr>
-        <w:t xml:space="preserve">utoridad </w:t>
-      </w:r>
-      <w:r>
-        <w:rPr>
-          <w:rFonts w:cs="Times New Roman"/>
-        </w:rPr>
-        <w:t>G</w:t>
-      </w:r>
-      <w:r>
-        <w:rPr>
-          <w:rFonts w:cs="Times New Roman"/>
-        </w:rPr>
-        <w:t>ubernamental, incluyendo los actos administrativos; y (</w:t>
-      </w:r>
-      <w:r>
-        <w:rPr>
-          <w:rFonts w:cs="Times New Roman"/>
-        </w:rPr>
-        <w:t>l</w:t>
-      </w:r>
-      <w:r>
-        <w:rPr>
-          <w:rFonts w:cs="Times New Roman"/>
-        </w:rPr>
-        <w:t>) todos los Bienes Derivados o Atribuibles de los bienes anteriormente descritos, que sean susceptibles de valoración pecuniaria al momento de su constitución y posteriormente.</w:t>
-      </w:r>
-    </w:p>
-    <w:p>
-      <w:pPr>
-        <w:ind w:firstLine="1418"/>
-        <w:rPr>
-          <w:lang w:val="es-CO"/>
-        </w:rPr>
-      </w:pPr>
-      <w:r>
-        <w:rPr>
-          <w:lang w:val="es-CO"/>
-        </w:rPr>
-        <w:t>“</w:t>
-      </w:r>
-      <w:r>
-        <w:rPr>
-          <w:u w:val="single"/>
-          <w:lang w:val="es-CO"/>
-        </w:rPr>
-        <w:t>Contrato</w:t>
-      </w:r>
-      <w:r>
-        <w:rPr>
-          <w:lang w:val="es-CO"/>
-        </w:rPr>
-        <w:t>” tiene el significado que se le asigna en el encabezado de este Contrato.</w:t>
-      </w:r>
-    </w:p>
-    <w:p>
-      <w:pPr>
-        <w:ind w:firstLine="1418"/>
-        <w:rPr>
-          <w:lang w:val="es-CO"/>
-        </w:rPr>
-      </w:pPr>
-      <w:r>
-        <w:rPr>
-          <w:lang w:val="es-CO"/>
-        </w:rPr>
-        <w:t>“</w:t>
-      </w:r>
-      <w:r>
-        <w:rPr>
-          <w:u w:val="single"/>
-          <w:lang w:val="es-CO"/>
-        </w:rPr>
-        <w:t>Contrato Marco</w:t>
-      </w:r>
-      <w:r>
-        <w:rPr>
-          <w:lang w:val="es-CO"/>
-        </w:rPr>
-        <w:t xml:space="preserve">” </w:t>
-      </w:r>
-      <w:r>
-        <w:rPr>
-          <w:lang w:val="es-CO"/>
-        </w:rPr>
-        <w:t xml:space="preserve">tiene el significado </w:t>
-      </w:r>
-      <w:r>
-        <w:rPr>
-          <w:lang w:val="es-CO"/>
-        </w:rPr>
-        <w:t>que se le asigna</w:t>
-      </w:r>
-      <w:r>
-        <w:rPr>
-          <w:lang w:val="es-CO"/>
-        </w:rPr>
-        <w:t xml:space="preserve"> en las consideraciones </w:t>
-      </w:r>
-      <w:r>
-        <w:rPr>
-          <w:lang w:val="es-CO"/>
-        </w:rPr>
-        <w:t>de este</w:t>
-      </w:r>
-      <w:r>
-        <w:rPr>
-          <w:lang w:val="es-CO"/>
-        </w:rPr>
-        <w:t xml:space="preserve"> Contrato</w:t>
-      </w:r>
-      <w:r>
-        <w:rPr>
-          <w:lang w:val="es-CO"/>
-        </w:rPr>
-        <w:t>.</w:t>
-      </w:r>
-    </w:p>
-    <w:p>
-      <w:pPr>
-        <w:ind w:firstLine="1418"/>
-      </w:pPr>
-      <w:bookmarkStart w:id="15" w:name="_Hlk132809802"/>
-      <w:r>
-        <w:t>“</w:t>
-      </w:r>
-      <w:r>
-        <w:rPr>
-          <w:u w:val="single"/>
-        </w:rPr>
-        <w:t>Criterios de Independencia y Experiencia</w:t>
-      </w:r>
-      <w:r>
-        <w:t>”</w:t>
-      </w:r>
-      <w:r>
-        <w:rPr>
-          <w:lang w:val="es-CO"/>
-        </w:rPr>
-        <w:t xml:space="preserve"> significa, conjuntamente, una Persona que</w:t>
-      </w:r>
-      <w:r>
-        <w:t xml:space="preserve"> (a) a la fecha de la Notificación de Inicio, ni durante los 12 meses anteriores a la fecha de Notificación de Inicio, se encuentre o, haya, prestado servicios de asesoría de naturaleza similar al Importador o a sus Afiliadas; (b) no sea una Afiliada del Importador o de </w:t>
-      </w:r>
-      <w:r>
-        <w:t>Finkargo Colombia</w:t>
-      </w:r>
-      <w:r>
-        <w:t>; (c) dentro de los tres (3) años anteriores a la Notificación de Inicio,</w:t>
-      </w:r>
-      <w:r>
-        <w:t xml:space="preserve"> </w:t>
-      </w:r>
-      <w:r>
-        <w:t>en la medida de lo razonablemente posible,</w:t>
-      </w:r>
-      <w:r>
-        <w:t xml:space="preserve"> </w:t>
-      </w:r>
-      <w:r>
-        <w:t xml:space="preserve">haya realizado por lo menos tres (3) valoraciones de activos del sector económico al que pertenece el Importador; y (d) haya emitido una certificación a las </w:t>
-      </w:r>
-      <w:r>
-        <w:rPr>
-          <w:lang w:val="es-CO"/>
-        </w:rPr>
-        <w:t xml:space="preserve">Partes </w:t>
-      </w:r>
-      <w:r>
-        <w:t>en la que conste el cumplimiento de los anteriores requisitos.</w:t>
-      </w:r>
-    </w:p>
-    <w:bookmarkEnd w:id="15"/>
-    <w:p>
-      <w:pPr>
-        <w:ind w:firstLine="1418"/>
-        <w:rPr>
-          <w:lang w:val="es-CO"/>
-        </w:rPr>
-      </w:pPr>
-      <w:r>
-        <w:rPr>
-          <w:lang w:val="es-CO"/>
-        </w:rPr>
-        <w:t>“</w:t>
-      </w:r>
-      <w:r>
-        <w:rPr>
-          <w:u w:val="single"/>
-          <w:lang w:val="es-CO"/>
-        </w:rPr>
-        <w:t>Datos Personales</w:t>
-      </w:r>
-      <w:r>
-        <w:rPr>
-          <w:lang w:val="es-CO"/>
-        </w:rPr>
-        <w:t xml:space="preserve">” tiene el significado que se le asigna en </w:t>
-      </w:r>
-      <w:r>
-        <w:rPr>
-          <w:lang w:val="es-CO"/>
-        </w:rPr>
-        <w:t>la Ley 1581 de 2012</w:t>
-      </w:r>
-      <w:r>
-        <w:rPr>
-          <w:lang w:val="es-CO"/>
-        </w:rPr>
-        <w:t>.</w:t>
-      </w:r>
-    </w:p>
-    <w:p>
-      <w:pPr>
-        <w:ind w:firstLine="1418"/>
-      </w:pPr>
-      <w:r>
-        <w:t>“</w:t>
-      </w:r>
-      <w:r>
-        <w:rPr>
-          <w:u w:val="single"/>
-        </w:rPr>
-        <w:t>Día Hábil</w:t>
-      </w:r>
-      <w:r>
-        <w:t xml:space="preserve">” significa cualquier día </w:t>
-      </w:r>
-      <w:r>
-        <w:t xml:space="preserve">diferente a </w:t>
-      </w:r>
-      <w:r>
-        <w:t>sábado</w:t>
-      </w:r>
-      <w:r>
-        <w:t>,</w:t>
-      </w:r>
-      <w:r>
-        <w:t xml:space="preserve"> domingo</w:t>
-      </w:r>
-      <w:r>
-        <w:rPr>
-          <w:lang w:val="es-CO"/>
-        </w:rPr>
-        <w:t>,</w:t>
-      </w:r>
-      <w:r>
-        <w:t xml:space="preserve"> o que sea festivo</w:t>
-      </w:r>
-      <w:r>
-        <w:t xml:space="preserve">, de conformidad </w:t>
+          <w:u w:val="single"/>
+          <w:lang w:val="es-CO"/>
+        </w:rPr>
+        <w:t>Notificación de Inicio</w:t>
+      </w:r>
+      <w:r>
+        <w:rPr>
+          <w:lang w:val="es-CO"/>
+        </w:rPr>
+        <w:t xml:space="preserve">” tiene el significado que se le asigna en la </w:t>
+      </w:r>
+      <w:r>
+        <w:rPr>
+          <w:u w:val="single"/>
+          <w:lang w:val="es-CO"/>
+        </w:rPr>
+        <w:fldChar w:fldCharType="begin"/>
+      </w:r>
+      <w:r>
+        <w:rPr>
+          <w:u w:val="single"/>
+          <w:lang w:val="es-CO"/>
+        </w:rPr>
+        <w:instrText xml:space="preserve"> REF _Ref129369435 \</w:instrText>
       </w:r>
       <w:r>
         <w:rPr>
           <w:rFonts w:cs="Open Sans"/>
           <w:szCs w:val="20"/>
-          <w:lang w:val="es-CO"/>
-        </w:rPr>
-        <w:t>con</w:t>
-      </w:r>
-      <w:r>
-        <w:t xml:space="preserve"> la Ley Aplicable</w:t>
-      </w:r>
-      <w:r>
+          <w:u w:val="single"/>
+        </w:rPr>
+        <w:instrText>w</w:instrText>
+      </w:r>
+      <w:r>
+        <w:rPr>
+          <w:u w:val="single"/>
+          <w:lang w:val="es-CO"/>
+        </w:rPr>
+        <w:instrText xml:space="preserve"> \h </w:instrText>
+      </w:r>
+      <w:r>
+        <w:rPr>
+          <w:u w:val="single"/>
+          <w:lang w:val="es-CO"/>
+        </w:rPr>
+      </w:r>
+      <w:r>
+        <w:rPr>
+          <w:u w:val="single"/>
+          <w:lang w:val="es-CO"/>
+        </w:rPr>
+        <w:fldChar w:fldCharType="separate"/>
+      </w:r>
+      <w:r>
+        <w:rPr>
+          <w:u w:val="single"/>
+          <w:lang w:val="es-CO"/>
+        </w:rPr>
+        <w:t>Sección 8.03(b)</w:t>
+      </w:r>
+      <w:r>
+        <w:rPr>
+          <w:u w:val="single"/>
+          <w:lang w:val="es-CO"/>
+        </w:rPr>
+        <w:fldChar w:fldCharType="end"/>
+      </w:r>
+      <w:r>
+        <w:rPr>
+          <w:lang w:val="es-CO"/>
+        </w:rPr>
         <w:t>.</w:t>
       </w:r>
     </w:p>
     <w:p>
       <w:pPr>
         <w:ind w:firstLine="1418"/>
-      </w:pPr>
-      <w:r>
+        <w:rPr>
+          <w:lang w:val="es-CO"/>
+        </w:rPr>
+      </w:pPr>
+      <w:r>
+        <w:rPr>
+          <w:lang w:val="es-CO"/>
+        </w:rPr>
         <w:t>“</w:t>
       </w:r>
       <w:r>
         <w:rPr>
           <w:u w:val="single"/>
-        </w:rPr>
-        <w:t>Disposición</w:t>
-      </w:r>
-      <w:r>
-        <w:t xml:space="preserve">” significa la venta, transferencia, cesión, arrendamiento o cualquier otra disposición (incluyendo operaciones de </w:t>
-      </w:r>
-      <w:proofErr w:type="spellStart"/>
-      <w:r>
-        <w:rPr>
-          <w:i/>
-        </w:rPr>
-        <w:t>leaseback</w:t>
-      </w:r>
-      <w:proofErr w:type="spellEnd"/>
-      <w:r>
-        <w:t xml:space="preserve">), de la propiedad de cualquier Persona, incluyendo la venta, cesión, transferencia o cualquier otra </w:t>
-      </w:r>
-      <w:r>
-        <w:t>enajenación</w:t>
-      </w:r>
-      <w:r>
-        <w:t>, con o sin contraprestación, de cualquier título valor, derechos o cuentas por cobrar relacionadas con los mismos.</w:t>
+          <w:lang w:val="es-CO"/>
+        </w:rPr>
+        <w:t>Obligaciones Garantizadas</w:t>
+      </w:r>
+      <w:r>
+        <w:rPr>
+          <w:lang w:val="es-CO"/>
+        </w:rPr>
+        <w:t xml:space="preserve">” </w:t>
+      </w:r>
+      <w:r>
+        <w:rPr>
+          <w:lang w:val="es-CO"/>
+        </w:rPr>
+        <w:t xml:space="preserve">tiene el significado </w:t>
+      </w:r>
+      <w:r>
+        <w:rPr>
+          <w:lang w:val="es-CO"/>
+        </w:rPr>
+        <w:t>que se le asigna</w:t>
+      </w:r>
+      <w:r>
+        <w:rPr>
+          <w:lang w:val="es-CO"/>
+        </w:rPr>
+        <w:t xml:space="preserve"> en la </w:t>
+      </w:r>
+      <w:r>
+        <w:t>tabla de</w:t>
+      </w:r>
+      <w:r>
+        <w:t xml:space="preserve"> la</w:t>
+      </w:r>
+      <w:r>
+        <w:t xml:space="preserve"> </w:t>
+      </w:r>
+      <w:r>
+        <w:rPr>
+          <w:rFonts w:cs="Times New Roman"/>
+          <w:u w:val="single"/>
+        </w:rPr>
+        <w:fldChar w:fldCharType="begin"/>
+      </w:r>
+      <w:r>
+        <w:rPr>
+          <w:rFonts w:cs="Times New Roman"/>
+          <w:u w:val="single"/>
+        </w:rPr>
+        <w:instrText xml:space="preserve"> REF _Ref129369937 \w \h </w:instrText>
+      </w:r>
+      <w:r>
+        <w:rPr>
+          <w:rFonts w:cs="Times New Roman"/>
+          <w:u w:val="single"/>
+        </w:rPr>
+      </w:r>
+      <w:r>
+        <w:rPr>
+          <w:rFonts w:cs="Times New Roman"/>
+          <w:u w:val="single"/>
+        </w:rPr>
+        <w:fldChar w:fldCharType="separate"/>
+      </w:r>
+      <w:r>
+        <w:rPr>
+          <w:rFonts w:cs="Times New Roman"/>
+          <w:u w:val="single"/>
+        </w:rPr>
+        <w:t>Sección 3.01</w:t>
+      </w:r>
+      <w:r>
+        <w:rPr>
+          <w:rFonts w:cs="Times New Roman"/>
+          <w:u w:val="single"/>
+        </w:rPr>
+        <w:fldChar w:fldCharType="end"/>
+      </w:r>
+      <w:r>
+        <w:rPr>
+          <w:lang w:val="es-CO"/>
+        </w:rPr>
+        <w:t>.</w:t>
       </w:r>
     </w:p>
     <w:p>
       <w:pPr>
         <w:ind w:firstLine="1418"/>
       </w:pPr>
-      <w:bookmarkStart w:id="16" w:name="_Hlk136355357"/>
+      <w:bookmarkStart w:id="22" w:name="_Hlk136333006"/>
       <w:r>
         <w:t>“</w:t>
       </w:r>
@@ -2817,27 +4711,18 @@
         <w:rPr>
           <w:u w:val="single"/>
         </w:rPr>
-        <w:t xml:space="preserve">Documento de Garantía </w:t>
-      </w:r>
-      <w:r>
-        <w:rPr>
-          <w:u w:val="single"/>
-        </w:rPr>
-        <w:t>Adicional</w:t>
-      </w:r>
-      <w:r>
-        <w:t>” significa cualquier documento, instrumento, acuerdo y/o contrato que sea designado como un “</w:t>
-      </w:r>
-      <w:r>
-        <w:rPr>
-          <w:i/>
-        </w:rPr>
-        <w:t>Documento de Garantía Adicional</w:t>
-      </w:r>
-      <w:r>
-        <w:t>” bajo cada Suplemento.</w:t>
-      </w:r>
-      <w:bookmarkEnd w:id="16"/>
+        <w:t>Operación</w:t>
+      </w:r>
+      <w:r>
+        <w:t xml:space="preserve">” significa cualquier operación, transacción, contrato, negocio, producto o servicio relacionado con el comercio exterior que de tiempo en tiempo </w:t>
+      </w:r>
+      <w:r>
+        <w:t>sea regulado bajo un Suplemento</w:t>
+      </w:r>
+      <w:r>
+        <w:t>.</w:t>
+      </w:r>
+      <w:bookmarkEnd w:id="22"/>
     </w:p>
     <w:p>
       <w:pPr>
@@ -2846,1673 +4731,11 @@
           <w:lang w:val="es-CO"/>
         </w:rPr>
       </w:pPr>
-      <w:r>
-        <w:t>“</w:t>
-      </w:r>
-      <w:r>
-        <w:rPr>
-          <w:u w:val="single"/>
-        </w:rPr>
-        <w:t>Documentos Marco</w:t>
-      </w:r>
-      <w:r>
-        <w:t xml:space="preserve">” </w:t>
-      </w:r>
-      <w:r>
-        <w:t>significa, conjuntamente, los siguientes documentos: (a) los Documentos Soporte de las Operaciones; (b) los Documentos de Garantía; (c) el Pagaré junto con el Aval, cuando sea aplicable; (d) el Acuerdo Marco de Endoso</w:t>
-      </w:r>
-      <w:r>
-        <w:t xml:space="preserve"> (según dichos términos se definen en el Contrato Marco)</w:t>
-      </w:r>
-      <w:r>
-        <w:t>; y (e) el Contrato Marco, junto con sus Anexos (que apliquen) debidamente diligenciados.</w:t>
-      </w:r>
-    </w:p>
-    <w:p>
-      <w:pPr>
-        <w:ind w:firstLine="1418"/>
-        <w:rPr>
-          <w:lang w:val="es-CO"/>
-        </w:rPr>
-      </w:pPr>
-      <w:r>
-        <w:lastRenderedPageBreak/>
-        <w:t>“</w:t>
-      </w:r>
-      <w:proofErr w:type="gramStart"/>
-      <w:r>
-        <w:rPr>
-          <w:u w:val="single"/>
-          <w:lang w:val="es-CO"/>
-        </w:rPr>
-        <w:t>Dólares</w:t>
-      </w:r>
-      <w:proofErr w:type="gramEnd"/>
-      <w:r>
-        <w:rPr>
-          <w:lang w:val="es-CO"/>
-        </w:rPr>
-        <w:t>” o “</w:t>
-      </w:r>
-      <w:r>
-        <w:rPr>
-          <w:u w:val="single"/>
-          <w:lang w:val="es-CO"/>
-        </w:rPr>
-        <w:t>USD</w:t>
-      </w:r>
-      <w:r>
-        <w:t xml:space="preserve">” significa </w:t>
-      </w:r>
-      <w:r>
-        <w:rPr>
-          <w:lang w:val="es-CO"/>
-        </w:rPr>
-        <w:t xml:space="preserve">la </w:t>
-      </w:r>
-      <w:r>
-        <w:rPr>
-          <w:lang w:val="es-CO"/>
-        </w:rPr>
-        <w:t>moneda de curso</w:t>
-      </w:r>
-      <w:r>
-        <w:rPr>
-          <w:lang w:val="es-CO"/>
-        </w:rPr>
-        <w:t xml:space="preserve"> legal </w:t>
-      </w:r>
-      <w:r>
-        <w:rPr>
-          <w:lang w:val="es-CO"/>
-        </w:rPr>
-        <w:t xml:space="preserve">de </w:t>
-      </w:r>
-      <w:r>
-        <w:rPr>
-          <w:lang w:val="es-CO"/>
-        </w:rPr>
-        <w:t>los Estados Unidos</w:t>
-      </w:r>
-      <w:r>
-        <w:rPr>
-          <w:lang w:val="es-CO"/>
-        </w:rPr>
-        <w:t xml:space="preserve"> de </w:t>
-      </w:r>
-      <w:r>
-        <w:rPr>
-          <w:lang w:val="es-CO"/>
-        </w:rPr>
-        <w:t>América</w:t>
-      </w:r>
-      <w:r>
-        <w:rPr>
-          <w:lang w:val="es-CO"/>
-        </w:rPr>
-        <w:t>.</w:t>
-      </w:r>
-    </w:p>
-    <w:p>
-      <w:pPr>
-        <w:ind w:firstLine="1418"/>
-        <w:rPr>
-          <w:lang w:val="es-CO"/>
-        </w:rPr>
-      </w:pPr>
-      <w:r>
-        <w:rPr>
-          <w:lang w:val="es-CO"/>
-        </w:rPr>
-        <w:t>“</w:t>
-      </w:r>
-      <w:r>
-        <w:rPr>
-          <w:u w:val="single"/>
-          <w:lang w:val="es-CO"/>
-        </w:rPr>
-        <w:t>Efecto Material Adverso</w:t>
-      </w:r>
-      <w:r>
-        <w:rPr>
-          <w:lang w:val="es-CO"/>
-        </w:rPr>
-        <w:t>” significa cualquier hecho</w:t>
-      </w:r>
-      <w:r>
-        <w:rPr>
-          <w:lang w:val="es-CO"/>
-        </w:rPr>
-        <w:t>, circunstancia</w:t>
-      </w:r>
-      <w:r>
-        <w:rPr>
-          <w:lang w:val="es-CO"/>
-        </w:rPr>
-        <w:t xml:space="preserve"> o acto que genere o razonablemente pueda generar una alteración o efecto importante y perjudicial sobre, (a) los negocios, activos, operaciones o situación financiera del Importador; (b) la capacidad financiera, legal u operativa del Proveedor de cumplir con su obligación de entregar un Instrumento de Pago que sea adquirido por Finkargo; (c) la Mercancía o su Importación; (d) la capacidad del Importador para cumplir cualquiera de sus obligaciones bajo el Contrato; </w:t>
-      </w:r>
-      <w:r>
-        <w:rPr>
-          <w:lang w:val="es-CO"/>
-        </w:rPr>
-        <w:t>(e)</w:t>
-      </w:r>
-      <w:r>
-        <w:rPr>
-          <w:lang w:val="es-CO"/>
-        </w:rPr>
-        <w:t xml:space="preserve"> la legalidad, validez, obligatoriedad o exigibilidad de </w:t>
-      </w:r>
-      <w:r>
-        <w:rPr>
-          <w:lang w:val="es-CO"/>
-        </w:rPr>
-        <w:t>Garantía</w:t>
-      </w:r>
-      <w:r>
-        <w:rPr>
-          <w:lang w:val="es-CO"/>
-        </w:rPr>
-        <w:t xml:space="preserve">; y/o (f) los derechos y acciones de Finkargo bajo </w:t>
-      </w:r>
-      <w:r>
-        <w:rPr>
-          <w:lang w:val="es-CO"/>
-        </w:rPr>
-        <w:t>el presente Contrato.</w:t>
-      </w:r>
-    </w:p>
-    <w:p>
-      <w:pPr>
-        <w:ind w:firstLine="1418"/>
-        <w:rPr>
-          <w:lang w:val="es-CO"/>
-        </w:rPr>
-      </w:pPr>
-      <w:r>
-        <w:rPr>
-          <w:lang w:val="es-CO"/>
-        </w:rPr>
-        <w:t>“</w:t>
-      </w:r>
-      <w:r>
-        <w:rPr>
-          <w:u w:val="single"/>
-          <w:lang w:val="es-CO"/>
-        </w:rPr>
-        <w:t>Evento de Incumplimiento</w:t>
-      </w:r>
-      <w:r>
-        <w:rPr>
-          <w:lang w:val="es-CO"/>
-        </w:rPr>
-        <w:t>” significa cualquiera de los eventos establecidos en la Sección 1</w:t>
-      </w:r>
-      <w:r>
-        <w:rPr>
-          <w:lang w:val="es-CO"/>
-        </w:rPr>
-        <w:t>2</w:t>
-      </w:r>
-      <w:r>
-        <w:rPr>
-          <w:lang w:val="es-CO"/>
-        </w:rPr>
-        <w:t>.01</w:t>
-      </w:r>
-      <w:r>
-        <w:rPr>
-          <w:lang w:val="es-CO"/>
-        </w:rPr>
-        <w:t xml:space="preserve"> </w:t>
-      </w:r>
-      <w:r>
-        <w:rPr>
-          <w:lang w:val="es-CO"/>
-        </w:rPr>
-        <w:t>del Contrato Marco.</w:t>
-      </w:r>
-    </w:p>
-    <w:p>
-      <w:pPr>
-        <w:ind w:firstLine="1418"/>
-        <w:rPr>
-          <w:lang w:val="es-CO"/>
-        </w:rPr>
-      </w:pPr>
-      <w:r>
-        <w:rPr>
-          <w:lang w:val="es-CO"/>
-        </w:rPr>
-        <w:t>“</w:t>
-      </w:r>
-      <w:r>
-        <w:rPr>
-          <w:u w:val="single"/>
-          <w:lang w:val="es-CO"/>
-        </w:rPr>
-        <w:t>Fecha de Firma</w:t>
-      </w:r>
-      <w:r>
-        <w:rPr>
-          <w:lang w:val="es-CO"/>
-        </w:rPr>
-        <w:t>” tiene el significado que se le asigna en el encabezado de este Contrato.</w:t>
-      </w:r>
-    </w:p>
-    <w:p>
-      <w:pPr>
-        <w:ind w:firstLine="1418"/>
-        <w:rPr>
-          <w:lang w:val="es-CO"/>
-        </w:rPr>
-      </w:pPr>
-      <w:r>
-        <w:t>“</w:t>
-      </w:r>
-      <w:r>
-        <w:rPr>
-          <w:u w:val="single"/>
-        </w:rPr>
-        <w:t xml:space="preserve">Finkargo </w:t>
-      </w:r>
-      <w:proofErr w:type="spellStart"/>
-      <w:r>
-        <w:rPr>
-          <w:u w:val="single"/>
-        </w:rPr>
-        <w:t>Abroad</w:t>
-      </w:r>
-      <w:proofErr w:type="spellEnd"/>
-      <w:r>
-        <w:t xml:space="preserve">” significa cualquier Afiliada </w:t>
-      </w:r>
-      <w:r>
-        <w:t xml:space="preserve">extranjera </w:t>
-      </w:r>
-      <w:r>
-        <w:t>de Finkargo Colombia, excepto el Beneficiario, que de tiempo en tiempo se adhiera al Contrato Marco.</w:t>
-      </w:r>
-    </w:p>
-    <w:p>
-      <w:pPr>
-        <w:ind w:firstLine="1418"/>
-        <w:rPr>
-          <w:lang w:val="es-CO"/>
-        </w:rPr>
-      </w:pPr>
-      <w:r>
-        <w:rPr>
-          <w:lang w:val="es-CO"/>
-        </w:rPr>
-        <w:t>“</w:t>
-      </w:r>
-      <w:r>
-        <w:rPr>
-          <w:u w:val="single"/>
-          <w:lang w:val="es-CO"/>
-        </w:rPr>
-        <w:t>Finkargo Colombia</w:t>
-      </w:r>
-      <w:r>
-        <w:rPr>
-          <w:lang w:val="es-CO"/>
-        </w:rPr>
-        <w:t>” tiene el significado que se le asigna en el encabezado de este Contrato.</w:t>
-      </w:r>
-    </w:p>
-    <w:p>
-      <w:pPr>
-        <w:ind w:firstLine="1418"/>
-        <w:rPr>
-          <w:lang w:val="es-CO"/>
-        </w:rPr>
-      </w:pPr>
-      <w:r>
-        <w:rPr>
-          <w:lang w:val="es-CO"/>
-        </w:rPr>
-        <w:t>“</w:t>
-      </w:r>
-      <w:r>
-        <w:rPr>
-          <w:u w:val="single"/>
-          <w:lang w:val="es-CO"/>
-        </w:rPr>
-        <w:t>Formulario de Ejecución</w:t>
-      </w:r>
-      <w:r>
-        <w:rPr>
-          <w:lang w:val="es-CO"/>
-        </w:rPr>
-        <w:t>” tiene el significado que se le asigna en la</w:t>
-      </w:r>
-      <w:r>
-        <w:rPr>
-          <w:lang w:val="es-CO"/>
-        </w:rPr>
-        <w:t xml:space="preserve"> </w:t>
-      </w:r>
-      <w:r>
-        <w:rPr>
-          <w:u w:val="single"/>
-          <w:lang w:val="es-CO"/>
-        </w:rPr>
-        <w:fldChar w:fldCharType="begin"/>
-      </w:r>
-      <w:r>
-        <w:rPr>
-          <w:u w:val="single"/>
-          <w:lang w:val="es-CO"/>
-        </w:rPr>
-        <w:instrText xml:space="preserve"> REF _Ref129726665 \w \h </w:instrText>
-      </w:r>
-      <w:r>
-        <w:rPr>
-          <w:u w:val="single"/>
-          <w:lang w:val="es-CO"/>
-        </w:rPr>
-        <w:instrText xml:space="preserve"> \* MERGEFORMAT </w:instrText>
-      </w:r>
-      <w:r>
-        <w:rPr>
-          <w:u w:val="single"/>
-          <w:lang w:val="es-CO"/>
-        </w:rPr>
-      </w:r>
-      <w:r>
-        <w:rPr>
-          <w:u w:val="single"/>
-          <w:lang w:val="es-CO"/>
-        </w:rPr>
-        <w:fldChar w:fldCharType="separate"/>
-      </w:r>
-      <w:r>
-        <w:rPr>
-          <w:u w:val="single"/>
-          <w:lang w:val="es-CO"/>
-        </w:rPr>
-        <w:t>Sección 8.03</w:t>
-      </w:r>
-      <w:r>
-        <w:rPr>
-          <w:u w:val="single"/>
-          <w:lang w:val="es-CO"/>
-        </w:rPr>
-        <w:fldChar w:fldCharType="end"/>
-      </w:r>
-      <w:r>
-        <w:rPr>
-          <w:lang w:val="es-CO"/>
-        </w:rPr>
-        <w:t>.</w:t>
-      </w:r>
-    </w:p>
-    <w:p>
-      <w:pPr>
-        <w:ind w:firstLine="1418"/>
-        <w:rPr>
-          <w:lang w:val="es-CO"/>
-        </w:rPr>
-      </w:pPr>
-      <w:r>
-        <w:rPr>
-          <w:lang w:val="es-CO"/>
-        </w:rPr>
-        <w:t>“</w:t>
-      </w:r>
-      <w:r>
-        <w:rPr>
-          <w:u w:val="single"/>
-          <w:lang w:val="es-CO"/>
-        </w:rPr>
-        <w:t>Garantía</w:t>
-      </w:r>
-      <w:r>
-        <w:rPr>
-          <w:lang w:val="es-CO"/>
-        </w:rPr>
-        <w:t xml:space="preserve">” tiene el significado que se le asigna en </w:t>
-      </w:r>
-      <w:r>
-        <w:rPr>
-          <w:lang w:val="es-CO"/>
-        </w:rPr>
-        <w:t xml:space="preserve">la </w:t>
-      </w:r>
-      <w:r>
-        <w:rPr>
-          <w:rFonts w:cs="Times New Roman"/>
-          <w:u w:val="single"/>
-        </w:rPr>
-        <w:fldChar w:fldCharType="begin"/>
-      </w:r>
-      <w:r>
-        <w:rPr>
-          <w:u w:val="single"/>
-          <w:lang w:val="es-CO"/>
-        </w:rPr>
-        <w:instrText xml:space="preserve"> REF _Ref129809229 \r \h </w:instrText>
-      </w:r>
-      <w:r>
-        <w:rPr>
-          <w:rFonts w:cs="Times New Roman"/>
-          <w:u w:val="single"/>
-        </w:rPr>
-        <w:instrText xml:space="preserve"> \* MERGEFORMAT </w:instrText>
-      </w:r>
-      <w:r>
-        <w:rPr>
-          <w:rFonts w:cs="Times New Roman"/>
-          <w:u w:val="single"/>
-        </w:rPr>
-      </w:r>
-      <w:r>
-        <w:rPr>
-          <w:rFonts w:cs="Times New Roman"/>
-          <w:u w:val="single"/>
-        </w:rPr>
-        <w:fldChar w:fldCharType="separate"/>
-      </w:r>
-      <w:r>
-        <w:rPr>
-          <w:u w:val="single"/>
-          <w:lang w:val="es-CO"/>
-        </w:rPr>
-        <w:t>Sección 2.01(a)</w:t>
-      </w:r>
-      <w:r>
-        <w:rPr>
-          <w:rFonts w:cs="Times New Roman"/>
-          <w:u w:val="single"/>
-        </w:rPr>
-        <w:fldChar w:fldCharType="end"/>
-      </w:r>
-      <w:r>
-        <w:t>.</w:t>
-      </w:r>
-    </w:p>
-    <w:p>
-      <w:pPr>
-        <w:ind w:firstLine="1418"/>
-        <w:rPr>
-          <w:lang w:val="es-CO"/>
-        </w:rPr>
-      </w:pPr>
-      <w:bookmarkStart w:id="17" w:name="_Hlk133446567"/>
-      <w:r>
-        <w:t>“</w:t>
-      </w:r>
-      <w:r>
-        <w:rPr>
-          <w:u w:val="single"/>
-        </w:rPr>
-        <w:t>Garantía Adicional</w:t>
-      </w:r>
-      <w:r>
-        <w:t xml:space="preserve">” </w:t>
-      </w:r>
-      <w:bookmarkEnd w:id="17"/>
-      <w:r>
-        <w:rPr>
-          <w:lang w:val="es-CO"/>
-        </w:rPr>
-        <w:t xml:space="preserve">significa cualquier Garantía (tal y como dicho término se define </w:t>
-      </w:r>
-      <w:r>
-        <w:rPr>
-          <w:lang w:val="es-CO"/>
-        </w:rPr>
-        <w:t>en</w:t>
-      </w:r>
-      <w:r>
-        <w:rPr>
-          <w:lang w:val="es-CO"/>
-        </w:rPr>
-        <w:t xml:space="preserve"> </w:t>
-      </w:r>
-      <w:r>
-        <w:rPr>
-          <w:lang w:val="es-CO"/>
-        </w:rPr>
-        <w:t>el</w:t>
-      </w:r>
-      <w:r>
-        <w:rPr>
-          <w:lang w:val="es-CO"/>
-        </w:rPr>
-        <w:t xml:space="preserve"> Contrato Marco) que se constituya y otorgue a través de </w:t>
-      </w:r>
-      <w:r>
-        <w:rPr>
-          <w:lang w:val="es-CO"/>
-        </w:rPr>
-        <w:t>un</w:t>
-      </w:r>
-      <w:r>
-        <w:rPr>
-          <w:lang w:val="es-CO"/>
-        </w:rPr>
-        <w:t xml:space="preserve"> Documento de Garantía Adicional.</w:t>
-      </w:r>
-    </w:p>
-    <w:p>
-      <w:pPr>
-        <w:ind w:firstLine="1418"/>
-        <w:rPr>
-          <w:lang w:val="es-CO"/>
-        </w:rPr>
-      </w:pPr>
-      <w:r>
-        <w:rPr>
-          <w:lang w:val="es-CO"/>
-        </w:rPr>
-        <w:t>“</w:t>
-      </w:r>
-      <w:r>
-        <w:rPr>
-          <w:u w:val="single"/>
-          <w:lang w:val="es-CO"/>
-        </w:rPr>
-        <w:t>Garantía Principal</w:t>
-      </w:r>
-      <w:r>
-        <w:rPr>
-          <w:lang w:val="es-CO"/>
-        </w:rPr>
-        <w:t xml:space="preserve">” </w:t>
-      </w:r>
-      <w:r>
-        <w:rPr>
-          <w:lang w:val="es-CO"/>
-        </w:rPr>
-        <w:t>significa cualquier Garantía (tal y como dicho término se define en</w:t>
-      </w:r>
-      <w:r>
-        <w:rPr>
-          <w:lang w:val="es-CO"/>
-        </w:rPr>
-        <w:t xml:space="preserve"> </w:t>
-      </w:r>
-      <w:r>
-        <w:rPr>
-          <w:lang w:val="es-CO"/>
-        </w:rPr>
-        <w:t>el Contrato Marco) que se constituya y otorgue a través de un Documento de Garantía Principal.</w:t>
-      </w:r>
-    </w:p>
-    <w:p>
-      <w:pPr>
-        <w:ind w:firstLine="1418"/>
-        <w:rPr>
-          <w:lang w:val="es-CO"/>
-        </w:rPr>
-      </w:pPr>
-      <w:r>
-        <w:rPr>
-          <w:lang w:val="es-CO"/>
-        </w:rPr>
-        <w:t>“</w:t>
-      </w:r>
-      <w:r>
-        <w:rPr>
-          <w:u w:val="single"/>
-          <w:lang w:val="es-CO"/>
-        </w:rPr>
-        <w:t>Gravámenes</w:t>
-      </w:r>
-      <w:r>
-        <w:rPr>
-          <w:lang w:val="es-CO"/>
-        </w:rPr>
-        <w:t>” significa, (</w:t>
-      </w:r>
-      <w:r>
-        <w:rPr>
-          <w:lang w:val="es-CO"/>
-        </w:rPr>
-        <w:t>a</w:t>
-      </w:r>
-      <w:r>
-        <w:rPr>
-          <w:lang w:val="es-CO"/>
-        </w:rPr>
-        <w:t xml:space="preserve">) en relación con una Persona, cualquier caución u obligación solidaria, garantía personal, fianza u obligación absoluta, contingente o de cualquier otro tipo, que asuma dicha Persona respecto </w:t>
-      </w:r>
-      <w:r>
-        <w:rPr>
-          <w:rFonts w:cs="Open Sans"/>
-          <w:szCs w:val="20"/>
-        </w:rPr>
-        <w:t>de</w:t>
-      </w:r>
-      <w:r>
-        <w:rPr>
-          <w:lang w:val="es-CO"/>
-        </w:rPr>
-        <w:t xml:space="preserve"> las obligaciones de otra Persona</w:t>
-      </w:r>
-      <w:r>
-        <w:rPr>
-          <w:lang w:val="es-CO"/>
-        </w:rPr>
-        <w:t>;</w:t>
-      </w:r>
-      <w:r>
-        <w:rPr>
-          <w:lang w:val="es-CO"/>
-        </w:rPr>
-        <w:t xml:space="preserve"> y (</w:t>
-      </w:r>
-      <w:r>
-        <w:rPr>
-          <w:lang w:val="es-CO"/>
-        </w:rPr>
-        <w:t>b</w:t>
-      </w:r>
-      <w:r>
-        <w:rPr>
-          <w:lang w:val="es-CO"/>
-        </w:rPr>
-        <w:t>) en relación con cualquier activo, bien o cuenta, (</w:t>
-      </w:r>
-      <w:r>
-        <w:rPr>
-          <w:lang w:val="es-CO"/>
-        </w:rPr>
-        <w:t>i</w:t>
-      </w:r>
-      <w:r>
-        <w:rPr>
-          <w:lang w:val="es-CO"/>
-        </w:rPr>
-        <w:t>) cualquier hipoteca, prenda, anticresis, usufructo, contrato de fiducia en garantía, garantía mobiliaria, caución o cualquier combinación de las anteriores</w:t>
-      </w:r>
-      <w:r>
-        <w:rPr>
-          <w:lang w:val="es-CO"/>
-        </w:rPr>
-        <w:t xml:space="preserve"> o</w:t>
-      </w:r>
-      <w:r>
-        <w:rPr>
-          <w:lang w:val="es-CO"/>
-        </w:rPr>
-        <w:t xml:space="preserve"> encargos fiduciarios con fines de respaldar el cumplimiento de obligaciones, o limitación de dominio sobre activos de una Persona otorgados a terceras Personas para respaldar el cumplimiento de obligaciones</w:t>
-      </w:r>
-      <w:r>
-        <w:rPr>
-          <w:lang w:val="es-CO"/>
-        </w:rPr>
-        <w:t>;</w:t>
-      </w:r>
-      <w:r>
-        <w:rPr>
-          <w:lang w:val="es-CO"/>
-        </w:rPr>
-        <w:t xml:space="preserve"> (</w:t>
-      </w:r>
-      <w:r>
-        <w:rPr>
-          <w:lang w:val="es-CO"/>
-        </w:rPr>
-        <w:t>ii</w:t>
-      </w:r>
-      <w:r>
-        <w:rPr>
-          <w:lang w:val="es-CO"/>
-        </w:rPr>
-        <w:t>) el derecho de un vendedor o arrendador financiero bajo un contrato de compraventa, de arrendamiento o de leasing condicionado al cumplimiento de obligaciones bajo otro contrato o acuerdo con el mismo activo</w:t>
-      </w:r>
-      <w:r>
-        <w:rPr>
-          <w:lang w:val="es-CO"/>
-        </w:rPr>
-        <w:t>;</w:t>
-      </w:r>
-      <w:r>
-        <w:rPr>
-          <w:lang w:val="es-CO"/>
-        </w:rPr>
-        <w:t xml:space="preserve"> y (</w:t>
-      </w:r>
-      <w:proofErr w:type="spellStart"/>
-      <w:r>
-        <w:rPr>
-          <w:lang w:val="es-CO"/>
-        </w:rPr>
-        <w:t>iii</w:t>
-      </w:r>
-      <w:proofErr w:type="spellEnd"/>
-      <w:r>
-        <w:rPr>
-          <w:lang w:val="es-CO"/>
-        </w:rPr>
-        <w:t>) cualquier opción de compra, promesa de compra o acto o negocio jurídico similar que tenga un tercero para respaldar el cumplimiento de obligaciones.</w:t>
-      </w:r>
-    </w:p>
-    <w:p>
-      <w:pPr>
-        <w:ind w:firstLine="1418"/>
-        <w:rPr>
-          <w:lang w:val="es-CO"/>
-        </w:rPr>
-      </w:pPr>
-      <w:r>
-        <w:rPr>
-          <w:lang w:val="es-CO"/>
-        </w:rPr>
-        <w:t>“</w:t>
-      </w:r>
-      <w:r>
-        <w:rPr>
-          <w:u w:val="single"/>
-          <w:lang w:val="es-CO"/>
-        </w:rPr>
-        <w:t>Importación</w:t>
-      </w:r>
-      <w:r>
-        <w:rPr>
-          <w:lang w:val="es-CO"/>
-        </w:rPr>
-        <w:t xml:space="preserve">” significa la introducción de </w:t>
-      </w:r>
-      <w:r>
-        <w:rPr>
-          <w:lang w:val="es-CO"/>
-        </w:rPr>
-        <w:t xml:space="preserve">mercancías </w:t>
-      </w:r>
-      <w:r>
-        <w:rPr>
-          <w:lang w:val="es-CO"/>
-        </w:rPr>
-        <w:t>de procedencia extranjera, o de una Zona Franca o depósito</w:t>
-      </w:r>
-      <w:r>
-        <w:t xml:space="preserve"> franco</w:t>
-      </w:r>
-      <w:r>
-        <w:rPr>
-          <w:lang w:val="es-CO"/>
-        </w:rPr>
-        <w:t>, al territorio aduanero colombiano cumpliendo con los términos y condiciones previstos en la regulación aduanera colombiana.</w:t>
-      </w:r>
-    </w:p>
-    <w:p>
-      <w:pPr>
-        <w:ind w:firstLine="1418"/>
-        <w:rPr>
-          <w:lang w:val="es-CO"/>
-        </w:rPr>
-      </w:pPr>
-      <w:r>
-        <w:rPr>
-          <w:lang w:val="es-CO"/>
-        </w:rPr>
-        <w:t>“</w:t>
-      </w:r>
-      <w:r>
-        <w:rPr>
-          <w:u w:val="single"/>
-          <w:lang w:val="es-CO"/>
-        </w:rPr>
-        <w:t>Importador</w:t>
-      </w:r>
-      <w:r>
-        <w:rPr>
-          <w:lang w:val="es-CO"/>
-        </w:rPr>
-        <w:t xml:space="preserve">” </w:t>
-      </w:r>
-      <w:bookmarkStart w:id="18" w:name="_Hlk136353830"/>
-      <w:r>
-        <w:rPr>
-          <w:lang w:val="es-CO"/>
-        </w:rPr>
-        <w:t>significa la persona jurídica residente en Colombia que figura en el Instrumento de Pago y/o que realiza operaciones de Importación con Proveedores, cuya información se encuentra en el encabezado este Contrato</w:t>
-      </w:r>
-      <w:r>
-        <w:rPr>
-          <w:lang w:val="es-CO"/>
-        </w:rPr>
-        <w:t>.</w:t>
-      </w:r>
-      <w:bookmarkEnd w:id="18"/>
-    </w:p>
-    <w:p>
-      <w:pPr>
-        <w:ind w:firstLine="1418"/>
-      </w:pPr>
-      <w:r>
-        <w:rPr>
-          <w:lang w:val="es-CO"/>
-        </w:rPr>
-        <w:lastRenderedPageBreak/>
-        <w:t>“</w:t>
-      </w:r>
-      <w:r>
-        <w:rPr>
-          <w:u w:val="single"/>
-          <w:lang w:val="es-CO"/>
-        </w:rPr>
-        <w:t>Impuestos</w:t>
-      </w:r>
-      <w:r>
-        <w:rPr>
-          <w:lang w:val="es-CO"/>
-        </w:rPr>
-        <w:t xml:space="preserve">” </w:t>
-      </w:r>
-      <w:r>
-        <w:t>significa, en relación con una Persona, cualquier impuesto, tributo, tasa, contribución, arancel u otra carga o retención de naturaleza similar (incluyendo cualquier sanción, recargo o intereses de mora devengados en relación con cualquier incumplimiento de pago o cualquier retraso en su pago) exigible a dicha Persona por cualquier Autoridad Gubernamental, según aplique.</w:t>
-      </w:r>
-    </w:p>
-    <w:p>
-      <w:pPr>
-        <w:ind w:firstLine="1418"/>
-      </w:pPr>
-      <w:bookmarkStart w:id="19" w:name="_Hlk132230344"/>
-      <w:r>
-        <w:t>“</w:t>
-      </w:r>
-      <w:r>
-        <w:rPr>
-          <w:u w:val="single"/>
-        </w:rPr>
-        <w:t>Información Confidencial</w:t>
-      </w:r>
-      <w:r>
-        <w:t xml:space="preserve">” significa toda la información entregada en cualquier forma (ya sea divulgada oralmente o por escrito e incluyendo formatos impresos y electrónicos) divulgada a, o puesta a disposición de, una Parte por la otra Parte, en relación con </w:t>
-      </w:r>
-      <w:r>
-        <w:t>este Contrato</w:t>
-      </w:r>
-      <w:r>
-        <w:t>, incluyendo pero sin limitarse a la información financiera, información estratégica, comercial y/o técnica, y cualquier otra información de cualquier naturaleza relacionada con los negocios, asuntos, proyectos, contratos, ofertas o planes de cualquier miembro de cualquiera de las Partes. La Información Confidencial también incluirá cualquier reproducción o resumen de la Información Confidencial en cualquier forma que pueda ser realizada por la Parte correspondiente</w:t>
-      </w:r>
-      <w:r>
-        <w:t>, y excluye todo lo que resulte necesario revelar para efecto de la ejecución de la Garantía que se constituye en virtud del presente Contrato</w:t>
-      </w:r>
-      <w:r>
-        <w:t>.</w:t>
-      </w:r>
-    </w:p>
-    <w:bookmarkEnd w:id="19"/>
-    <w:p>
-      <w:pPr>
-        <w:ind w:firstLine="1418"/>
-        <w:rPr>
-          <w:lang w:val="es-CO"/>
-        </w:rPr>
-      </w:pPr>
-      <w:r>
-        <w:rPr>
-          <w:lang w:val="es-CO"/>
-        </w:rPr>
-        <w:t>“</w:t>
-      </w:r>
-      <w:r>
-        <w:rPr>
-          <w:u w:val="single"/>
-          <w:lang w:val="es-CO"/>
-        </w:rPr>
-        <w:t>Instrumento de Pago</w:t>
-      </w:r>
-      <w:r>
-        <w:rPr>
-          <w:lang w:val="es-CO"/>
-        </w:rPr>
-        <w:t xml:space="preserve">” </w:t>
-      </w:r>
-      <w:bookmarkStart w:id="20" w:name="_Hlk121136675"/>
-      <w:r>
-        <w:rPr>
-          <w:lang w:val="es-CO"/>
-        </w:rPr>
-        <w:t xml:space="preserve">significa una </w:t>
-      </w:r>
-      <w:r>
-        <w:rPr>
-          <w:lang w:val="es-CO"/>
-        </w:rPr>
-        <w:t xml:space="preserve">proforma, cuenta de cobro, </w:t>
-      </w:r>
-      <w:r>
-        <w:rPr>
-          <w:lang w:val="es-CO"/>
-        </w:rPr>
-        <w:t xml:space="preserve">factura o cualquier otro instrumento representativo de cartera en divisas de un Proveedor y a cargo del Importador, que se derive de una o más compras de Mercancías realizadas por el Importador al </w:t>
-      </w:r>
-      <w:r>
-        <w:rPr>
-          <w:lang w:val="es-CO"/>
-        </w:rPr>
-        <w:t xml:space="preserve">Proveedor </w:t>
-      </w:r>
-      <w:r>
-        <w:rPr>
-          <w:lang w:val="es-CO"/>
-        </w:rPr>
-        <w:t xml:space="preserve">y que resulten en </w:t>
-      </w:r>
-      <w:r>
-        <w:rPr>
-          <w:lang w:val="es-CO"/>
-        </w:rPr>
-        <w:t xml:space="preserve">el inicio de un proceso de </w:t>
-      </w:r>
-      <w:r>
-        <w:rPr>
-          <w:lang w:val="es-CO"/>
-        </w:rPr>
-        <w:t>Importación</w:t>
-      </w:r>
-      <w:r>
-        <w:rPr>
-          <w:lang w:val="es-CO"/>
-        </w:rPr>
-        <w:t xml:space="preserve"> por parte del Importador</w:t>
-      </w:r>
-      <w:r>
-        <w:rPr>
-          <w:lang w:val="es-CO"/>
-        </w:rPr>
-        <w:t>.</w:t>
-      </w:r>
-      <w:bookmarkEnd w:id="20"/>
-    </w:p>
-    <w:p>
-      <w:pPr>
-        <w:ind w:firstLine="1418"/>
-        <w:rPr>
-          <w:lang w:val="es-CO"/>
-        </w:rPr>
-      </w:pPr>
-      <w:bookmarkStart w:id="21" w:name="_heading=h.3znysh7" w:colFirst="0" w:colLast="0"/>
-      <w:bookmarkEnd w:id="21"/>
-      <w:r>
-        <w:rPr>
-          <w:lang w:val="es-CO"/>
-        </w:rPr>
-        <w:t>“</w:t>
-      </w:r>
-      <w:r>
-        <w:rPr>
-          <w:u w:val="single"/>
-          <w:lang w:val="es-CO"/>
-        </w:rPr>
-        <w:t>Ley Aplicable</w:t>
-      </w:r>
-      <w:r>
-        <w:rPr>
-          <w:lang w:val="es-CO"/>
-        </w:rPr>
-        <w:t>” significa, con respecto a cualquier Persona, cualquier ley, tratado, reglamento, decreto, resolución, acto administrativo, laudo arbitral, fallo judicial o decisión de cualquier Autoridad Gubernamental con fuerza vinculante respecto de dicha Persona que le sea aplicable u obligatorio, en cualquier jurisdicción.</w:t>
-      </w:r>
-    </w:p>
-    <w:p>
-      <w:pPr>
-        <w:ind w:firstLine="1418"/>
-        <w:rPr>
-          <w:lang w:val="es-CO"/>
-        </w:rPr>
-      </w:pPr>
-      <w:r>
-        <w:rPr>
-          <w:lang w:val="es-CO"/>
-        </w:rPr>
-        <w:t>“</w:t>
-      </w:r>
-      <w:r>
-        <w:rPr>
-          <w:u w:val="single"/>
-          <w:lang w:val="es-CO"/>
-        </w:rPr>
-        <w:t>Ley de Garantías Mobiliarias</w:t>
-      </w:r>
-      <w:r>
-        <w:rPr>
-          <w:lang w:val="es-CO"/>
-        </w:rPr>
-        <w:t>”</w:t>
-      </w:r>
-      <w:r>
-        <w:t xml:space="preserve"> significa la Ley 1676 de 2013, según sea modificada en cualquier momento, junto con </w:t>
-      </w:r>
-      <w:r>
-        <w:t>el</w:t>
-      </w:r>
-      <w:r>
-        <w:t xml:space="preserve"> Decreto 400 de 2014,</w:t>
-      </w:r>
-      <w:r>
-        <w:t xml:space="preserve"> el</w:t>
-      </w:r>
-      <w:r>
-        <w:t xml:space="preserve"> </w:t>
-      </w:r>
-      <w:r>
-        <w:t xml:space="preserve">Decreto </w:t>
-      </w:r>
-      <w:r>
-        <w:t xml:space="preserve">1835 de 2015, </w:t>
-      </w:r>
-      <w:r>
-        <w:t xml:space="preserve">el </w:t>
-      </w:r>
-      <w:r>
-        <w:t xml:space="preserve">Decreto </w:t>
-      </w:r>
-      <w:r>
-        <w:t xml:space="preserve">1074 de 2015 y </w:t>
-      </w:r>
-      <w:r>
-        <w:t xml:space="preserve">el </w:t>
-      </w:r>
-      <w:r>
-        <w:t xml:space="preserve">Decreto </w:t>
-      </w:r>
-      <w:r>
-        <w:t>466 de 2016, y los demás decretos, resoluciones, reglamentos o regulaciones que los complementen, sustituyan, compilen, adicionen o desarrollen.</w:t>
-      </w:r>
-    </w:p>
-    <w:p>
-      <w:pPr>
-        <w:ind w:firstLine="1418"/>
-        <w:rPr>
-          <w:lang w:val="es-CO"/>
-        </w:rPr>
-      </w:pPr>
-      <w:r>
-        <w:rPr>
-          <w:lang w:val="es-CO"/>
-        </w:rPr>
-        <w:t>“</w:t>
-      </w:r>
-      <w:r>
-        <w:rPr>
-          <w:u w:val="single"/>
-          <w:lang w:val="es-CO"/>
-        </w:rPr>
-        <w:t>Mercancía</w:t>
-      </w:r>
-      <w:r>
-        <w:rPr>
-          <w:lang w:val="es-CO"/>
-        </w:rPr>
-        <w:t>”</w:t>
-      </w:r>
-      <w:r>
-        <w:rPr>
-          <w:lang w:val="es-CO"/>
-        </w:rPr>
-        <w:t xml:space="preserve"> </w:t>
-      </w:r>
-      <w:r>
-        <w:rPr>
-          <w:lang w:val="es-CO"/>
-        </w:rPr>
-        <w:t xml:space="preserve">significa los bienes adquiridos por el Importador </w:t>
-      </w:r>
-      <w:r>
-        <w:rPr>
-          <w:lang w:val="es-CO"/>
-        </w:rPr>
-        <w:t>a un</w:t>
-      </w:r>
-      <w:r>
-        <w:rPr>
-          <w:lang w:val="es-CO"/>
-        </w:rPr>
-        <w:t xml:space="preserve"> Proveedor, amparados en un</w:t>
-      </w:r>
-      <w:r>
-        <w:rPr>
-          <w:lang w:val="es-CO"/>
-        </w:rPr>
-        <w:t xml:space="preserve"> </w:t>
-      </w:r>
-      <w:r>
-        <w:rPr>
-          <w:lang w:val="es-CO"/>
-        </w:rPr>
-        <w:t>BL</w:t>
-      </w:r>
-      <w:r>
-        <w:rPr>
-          <w:lang w:val="es-CO"/>
-        </w:rPr>
-        <w:t>, según sea aplicable</w:t>
-      </w:r>
-      <w:r>
-        <w:rPr>
-          <w:lang w:val="es-CO"/>
-        </w:rPr>
-        <w:t>, y cuya compraventa entre el Importador y el Proveedor resulta en la emisión del Instrumento de Pago correspondiente</w:t>
-      </w:r>
-      <w:r>
-        <w:rPr>
-          <w:lang w:val="es-CO"/>
-        </w:rPr>
-        <w:t xml:space="preserve">, así como los bienes derivados y atribuibles en los términos del artículo 13 de la Ley 1676 de 2013, los cuales incluirán, sin limitación, las cuentas por cobrar derivadas de la enajenación de los bienes y el dinero en efectivo </w:t>
-      </w:r>
-      <w:r>
-        <w:rPr>
-          <w:lang w:val="es-CO"/>
-        </w:rPr>
-        <w:t xml:space="preserve">o los equivalentes </w:t>
-      </w:r>
-      <w:r>
-        <w:rPr>
-          <w:lang w:val="es-CO"/>
-        </w:rPr>
-        <w:t xml:space="preserve">de efectivo </w:t>
-      </w:r>
-      <w:r>
-        <w:rPr>
-          <w:lang w:val="es-CO"/>
-        </w:rPr>
-        <w:t>recaudado</w:t>
-      </w:r>
-      <w:r>
-        <w:rPr>
-          <w:lang w:val="es-CO"/>
-        </w:rPr>
-        <w:t>s</w:t>
-      </w:r>
-      <w:r>
-        <w:rPr>
-          <w:lang w:val="es-CO"/>
-        </w:rPr>
-        <w:t>.</w:t>
-      </w:r>
-    </w:p>
-    <w:p>
-      <w:pPr>
-        <w:ind w:firstLine="1418"/>
-        <w:rPr>
-          <w:lang w:val="es-CO"/>
-        </w:rPr>
-      </w:pPr>
-      <w:r>
-        <w:rPr>
-          <w:lang w:val="es-CO"/>
-        </w:rPr>
-        <w:t>“</w:t>
-      </w:r>
-      <w:r>
-        <w:rPr>
-          <w:u w:val="single"/>
-          <w:lang w:val="es-CO"/>
-        </w:rPr>
-        <w:t>Notificación de Evento de Incumplimiento</w:t>
-      </w:r>
-      <w:r>
-        <w:rPr>
-          <w:lang w:val="es-CO"/>
-        </w:rPr>
-        <w:t xml:space="preserve">” significa la comunicación enviada por </w:t>
-      </w:r>
-      <w:r>
-        <w:rPr>
-          <w:lang w:val="es-CO"/>
-        </w:rPr>
-        <w:t>Finkargo Colombia</w:t>
-      </w:r>
-      <w:r>
-        <w:rPr>
-          <w:lang w:val="es-CO"/>
-        </w:rPr>
-        <w:t>,</w:t>
-      </w:r>
-      <w:r>
-        <w:rPr>
-          <w:lang w:val="es-CO"/>
-        </w:rPr>
-        <w:t xml:space="preserve"> </w:t>
-      </w:r>
-      <w:r>
-        <w:rPr>
-          <w:lang w:val="es-CO"/>
-        </w:rPr>
-        <w:t xml:space="preserve">en </w:t>
-      </w:r>
-      <w:r>
-        <w:rPr>
-          <w:lang w:val="es-CO"/>
-        </w:rPr>
-        <w:t xml:space="preserve">los </w:t>
-      </w:r>
-      <w:r>
-        <w:rPr>
-          <w:lang w:val="es-CO"/>
-        </w:rPr>
-        <w:t xml:space="preserve">términos </w:t>
-      </w:r>
-      <w:r>
-        <w:rPr>
-          <w:lang w:val="es-CO"/>
-        </w:rPr>
-        <w:t>del formato que se incluye como</w:t>
-      </w:r>
-      <w:r>
-        <w:rPr>
-          <w:lang w:val="es-CO"/>
-        </w:rPr>
-        <w:t xml:space="preserve"> </w:t>
-      </w:r>
-      <w:r>
-        <w:rPr>
-          <w:u w:val="single"/>
-          <w:lang w:val="es-CO"/>
-        </w:rPr>
-        <w:t xml:space="preserve">Anexo </w:t>
-      </w:r>
-      <w:r>
-        <w:rPr>
-          <w:u w:val="single"/>
-          <w:lang w:val="es-CO"/>
-        </w:rPr>
-        <w:t>C</w:t>
-      </w:r>
-      <w:r>
-        <w:rPr>
-          <w:lang w:val="es-CO"/>
-        </w:rPr>
-        <w:t xml:space="preserve">, </w:t>
-      </w:r>
-      <w:r>
-        <w:rPr>
-          <w:lang w:val="es-CO"/>
-        </w:rPr>
-        <w:t xml:space="preserve">en la que se </w:t>
-      </w:r>
-      <w:r>
-        <w:rPr>
-          <w:lang w:val="es-CO"/>
-        </w:rPr>
-        <w:t>le</w:t>
-      </w:r>
-      <w:r>
-        <w:rPr>
-          <w:lang w:val="es-CO"/>
-        </w:rPr>
-        <w:t xml:space="preserve"> informe</w:t>
-      </w:r>
-      <w:r>
-        <w:rPr>
-          <w:lang w:val="es-CO"/>
-        </w:rPr>
-        <w:t xml:space="preserve"> </w:t>
-      </w:r>
-      <w:r>
-        <w:rPr>
-          <w:lang w:val="es-CO"/>
-        </w:rPr>
-        <w:t>al Importador</w:t>
-      </w:r>
-      <w:r>
-        <w:rPr>
-          <w:lang w:val="es-CO"/>
-        </w:rPr>
-        <w:t xml:space="preserve"> que</w:t>
-      </w:r>
-      <w:r>
-        <w:rPr>
-          <w:lang w:val="es-CO"/>
-        </w:rPr>
-        <w:t>,</w:t>
-      </w:r>
-      <w:r>
-        <w:rPr>
-          <w:lang w:val="es-CO"/>
-        </w:rPr>
-        <w:t xml:space="preserve"> (</w:t>
-      </w:r>
-      <w:r>
-        <w:rPr>
-          <w:lang w:val="es-CO"/>
-        </w:rPr>
-        <w:t>a</w:t>
-      </w:r>
-      <w:r>
-        <w:rPr>
-          <w:lang w:val="es-CO"/>
-        </w:rPr>
-        <w:t>)</w:t>
-      </w:r>
-      <w:r>
-        <w:rPr>
-          <w:lang w:val="es-CO"/>
-        </w:rPr>
-        <w:t xml:space="preserve"> ha ocurrido y/o continúa ocurriendo un Evento de Incumplimiento; (</w:t>
-      </w:r>
-      <w:r>
-        <w:rPr>
-          <w:lang w:val="es-CO"/>
-        </w:rPr>
-        <w:t>b</w:t>
-      </w:r>
-      <w:r>
-        <w:rPr>
-          <w:lang w:val="es-CO"/>
-        </w:rPr>
-        <w:t xml:space="preserve">) </w:t>
-      </w:r>
-      <w:r>
-        <w:rPr>
-          <w:lang w:val="es-CO"/>
-        </w:rPr>
-        <w:t>Finkargo Colombia</w:t>
-      </w:r>
-      <w:r>
-        <w:rPr>
-          <w:lang w:val="es-CO"/>
-        </w:rPr>
-        <w:t xml:space="preserve"> ha tomado la determinación de ejecutar la </w:t>
-      </w:r>
-      <w:r>
-        <w:rPr>
-          <w:lang w:val="es-CO"/>
-        </w:rPr>
-        <w:t xml:space="preserve">Garantía </w:t>
-      </w:r>
-      <w:r>
-        <w:rPr>
-          <w:lang w:val="es-CO"/>
-        </w:rPr>
-        <w:t xml:space="preserve">como resultado de la ocurrencia de un Evento de Incumplimiento; y </w:t>
-      </w:r>
-      <w:r>
-        <w:rPr>
-          <w:lang w:val="es-CO"/>
-        </w:rPr>
-        <w:t>(</w:t>
-      </w:r>
-      <w:r>
-        <w:rPr>
-          <w:lang w:val="es-CO"/>
-        </w:rPr>
-        <w:t>c</w:t>
-      </w:r>
-      <w:r>
-        <w:rPr>
-          <w:lang w:val="es-CO"/>
-        </w:rPr>
-        <w:t>)</w:t>
-      </w:r>
-      <w:r>
-        <w:rPr>
-          <w:lang w:val="es-CO"/>
-        </w:rPr>
-        <w:t xml:space="preserve"> el monto total de </w:t>
-      </w:r>
-      <w:r>
-        <w:rPr>
-          <w:lang w:val="es-CO"/>
-        </w:rPr>
-        <w:t>la</w:t>
-      </w:r>
-      <w:r>
-        <w:rPr>
-          <w:lang w:val="es-CO"/>
-        </w:rPr>
-        <w:t xml:space="preserve"> Obligación </w:t>
-      </w:r>
-      <w:r>
-        <w:rPr>
-          <w:lang w:val="es-CO"/>
-        </w:rPr>
-        <w:t>pendiente</w:t>
-      </w:r>
-      <w:r>
-        <w:rPr>
-          <w:lang w:val="es-CO"/>
-        </w:rPr>
-        <w:t xml:space="preserve"> de pago hasta la fecha de la notificación</w:t>
-      </w:r>
-      <w:r>
-        <w:rPr>
-          <w:lang w:val="es-CO"/>
-        </w:rPr>
-        <w:t xml:space="preserve"> correspondiente</w:t>
-      </w:r>
-      <w:r>
-        <w:rPr>
-          <w:lang w:val="es-CO"/>
-        </w:rPr>
-        <w:t>.</w:t>
-      </w:r>
-    </w:p>
-    <w:p>
-      <w:pPr>
-        <w:ind w:firstLine="1418"/>
-        <w:rPr>
-          <w:lang w:val="es-CO"/>
-        </w:rPr>
-      </w:pPr>
-      <w:r>
-        <w:rPr>
-          <w:lang w:val="es-CO"/>
-        </w:rPr>
-        <w:t>“</w:t>
-      </w:r>
-      <w:r>
-        <w:rPr>
-          <w:u w:val="single"/>
-          <w:lang w:val="es-CO"/>
-        </w:rPr>
-        <w:t>Notificación de Inicio</w:t>
-      </w:r>
-      <w:r>
-        <w:rPr>
-          <w:lang w:val="es-CO"/>
-        </w:rPr>
-        <w:t xml:space="preserve">” tiene el significado que se le asigna en la </w:t>
-      </w:r>
-      <w:r>
-        <w:rPr>
-          <w:u w:val="single"/>
-          <w:lang w:val="es-CO"/>
-        </w:rPr>
-        <w:fldChar w:fldCharType="begin"/>
-      </w:r>
-      <w:r>
-        <w:rPr>
-          <w:u w:val="single"/>
-          <w:lang w:val="es-CO"/>
-        </w:rPr>
-        <w:instrText xml:space="preserve"> REF _Ref129369435 \</w:instrText>
-      </w:r>
-      <w:r>
-        <w:rPr>
-          <w:rFonts w:cs="Open Sans"/>
-          <w:szCs w:val="20"/>
-          <w:u w:val="single"/>
-        </w:rPr>
-        <w:instrText>w</w:instrText>
-      </w:r>
-      <w:r>
-        <w:rPr>
-          <w:u w:val="single"/>
-          <w:lang w:val="es-CO"/>
-        </w:rPr>
-        <w:instrText xml:space="preserve"> \h </w:instrText>
-      </w:r>
-      <w:r>
-        <w:rPr>
-          <w:u w:val="single"/>
-          <w:lang w:val="es-CO"/>
-        </w:rPr>
-      </w:r>
-      <w:r>
-        <w:rPr>
-          <w:u w:val="single"/>
-          <w:lang w:val="es-CO"/>
-        </w:rPr>
-        <w:fldChar w:fldCharType="separate"/>
-      </w:r>
-      <w:r>
-        <w:rPr>
-          <w:u w:val="single"/>
-          <w:lang w:val="es-CO"/>
-        </w:rPr>
-        <w:t>Sección 8.03(b)</w:t>
-      </w:r>
-      <w:r>
-        <w:rPr>
-          <w:u w:val="single"/>
-          <w:lang w:val="es-CO"/>
-        </w:rPr>
-        <w:fldChar w:fldCharType="end"/>
-      </w:r>
-      <w:r>
-        <w:rPr>
-          <w:lang w:val="es-CO"/>
-        </w:rPr>
-        <w:t>.</w:t>
-      </w:r>
-    </w:p>
-    <w:p>
-      <w:pPr>
-        <w:ind w:firstLine="1418"/>
-        <w:rPr>
-          <w:lang w:val="es-CO"/>
-        </w:rPr>
-      </w:pPr>
-      <w:r>
-        <w:rPr>
-          <w:lang w:val="es-CO"/>
-        </w:rPr>
-        <w:t>“</w:t>
-      </w:r>
-      <w:r>
-        <w:rPr>
-          <w:u w:val="single"/>
-          <w:lang w:val="es-CO"/>
-        </w:rPr>
-        <w:t>Obligaciones Garantizadas</w:t>
-      </w:r>
-      <w:r>
-        <w:rPr>
-          <w:lang w:val="es-CO"/>
-        </w:rPr>
-        <w:t xml:space="preserve">” </w:t>
-      </w:r>
-      <w:r>
-        <w:rPr>
-          <w:lang w:val="es-CO"/>
-        </w:rPr>
-        <w:t xml:space="preserve">tiene el significado </w:t>
-      </w:r>
-      <w:r>
-        <w:rPr>
-          <w:lang w:val="es-CO"/>
-        </w:rPr>
-        <w:t>que se le asigna</w:t>
-      </w:r>
-      <w:r>
-        <w:rPr>
-          <w:lang w:val="es-CO"/>
-        </w:rPr>
-        <w:t xml:space="preserve"> en la </w:t>
-      </w:r>
-      <w:r>
-        <w:t>tabla de</w:t>
-      </w:r>
-      <w:r>
-        <w:t xml:space="preserve"> la</w:t>
-      </w:r>
-      <w:r>
-        <w:t xml:space="preserve"> </w:t>
-      </w:r>
-      <w:r>
-        <w:rPr>
-          <w:rFonts w:cs="Times New Roman"/>
-          <w:u w:val="single"/>
-        </w:rPr>
-        <w:fldChar w:fldCharType="begin"/>
-      </w:r>
-      <w:r>
-        <w:rPr>
-          <w:rFonts w:cs="Times New Roman"/>
-          <w:u w:val="single"/>
-        </w:rPr>
-        <w:instrText xml:space="preserve"> REF _Ref129369937 \w \h </w:instrText>
-      </w:r>
-      <w:r>
-        <w:rPr>
-          <w:rFonts w:cs="Times New Roman"/>
-          <w:u w:val="single"/>
-        </w:rPr>
-      </w:r>
-      <w:r>
-        <w:rPr>
-          <w:rFonts w:cs="Times New Roman"/>
-          <w:u w:val="single"/>
-        </w:rPr>
-        <w:fldChar w:fldCharType="separate"/>
-      </w:r>
-      <w:r>
-        <w:rPr>
-          <w:rFonts w:cs="Times New Roman"/>
-          <w:u w:val="single"/>
-        </w:rPr>
-        <w:t>Sección 3.01</w:t>
-      </w:r>
-      <w:r>
-        <w:rPr>
-          <w:rFonts w:cs="Times New Roman"/>
-          <w:u w:val="single"/>
-        </w:rPr>
-        <w:fldChar w:fldCharType="end"/>
-      </w:r>
-      <w:r>
-        <w:rPr>
-          <w:lang w:val="es-CO"/>
-        </w:rPr>
-        <w:t>.</w:t>
-      </w:r>
-    </w:p>
-    <w:p>
-      <w:pPr>
-        <w:ind w:firstLine="1418"/>
-      </w:pPr>
-      <w:bookmarkStart w:id="22" w:name="_Hlk136333006"/>
-      <w:r>
-        <w:t>“</w:t>
-      </w:r>
-      <w:r>
-        <w:rPr>
-          <w:u w:val="single"/>
-        </w:rPr>
-        <w:t>Operación</w:t>
-      </w:r>
-      <w:r>
-        <w:t xml:space="preserve">” significa cualquier operación, transacción, contrato, negocio, producto o servicio relacionado con el comercio exterior que de tiempo en tiempo </w:t>
-      </w:r>
-      <w:r>
-        <w:t>sea regulado bajo un Suplemento</w:t>
-      </w:r>
-      <w:r>
-        <w:t>.</w:t>
-      </w:r>
-      <w:bookmarkEnd w:id="22"/>
-    </w:p>
-    <w:p>
-      <w:pPr>
-        <w:ind w:firstLine="1418"/>
-        <w:rPr>
-          <w:lang w:val="es-CO"/>
-        </w:rPr>
-      </w:pPr>
       <w:bookmarkStart w:id="23" w:name="_Hlk46176006"/>
       <w:r>
         <w:rPr>
           <w:lang w:val="es-CO"/>
         </w:rPr>
-        <w:lastRenderedPageBreak/>
         <w:t>“</w:t>
       </w:r>
       <w:r>
@@ -4692,8 +4915,13 @@
       <w:r>
         <w:t xml:space="preserve">” significa la infraestructura tecnológica desarrollada por </w:t>
       </w:r>
-      <w:r>
-        <w:t>Finkargo Colombia</w:t>
+      <w:proofErr w:type="spellStart"/>
+      <w:r>
+        <w:t>Finkargo</w:t>
+      </w:r>
+      <w:proofErr w:type="spellEnd"/>
+      <w:r>
+        <w:t xml:space="preserve"> Colombia</w:t>
       </w:r>
       <w:r>
         <w:t xml:space="preserve"> para que el Importador acceda a realizar las transacciones previstas en el Contrato Marco, así como recibir y enviar documentos relacionados con dichas transacciones, disponible a través del sitio web </w:t>
@@ -4701,28 +4929,38 @@
       <w:hyperlink r:id="rId9" w:history="1">
         <w:r>
           <w:rPr>
-            <w:rStyle w:val="Hipervnculo"/>
+            <w:rStyle w:val="Hyperlink"/>
           </w:rPr>
           <w:t>www.finkargo.com</w:t>
         </w:r>
       </w:hyperlink>
       <w:r>
         <w:rPr>
-          <w:rStyle w:val="Hipervnculo"/>
+          <w:rStyle w:val="Hyperlink"/>
         </w:rPr>
         <w:t xml:space="preserve"> </w:t>
       </w:r>
       <w:r>
         <w:t xml:space="preserve">o a través de cualquier otro medio que </w:t>
       </w:r>
-      <w:r>
-        <w:t>Finkargo Colombia</w:t>
+      <w:proofErr w:type="spellStart"/>
+      <w:r>
+        <w:t>Finkargo</w:t>
+      </w:r>
+      <w:proofErr w:type="spellEnd"/>
+      <w:r>
+        <w:t xml:space="preserve"> Colombia</w:t>
       </w:r>
       <w:r>
         <w:t xml:space="preserve"> disponga, según </w:t>
       </w:r>
-      <w:r>
-        <w:t>Finkargo Colombia</w:t>
+      <w:proofErr w:type="spellStart"/>
+      <w:r>
+        <w:t>Finkargo</w:t>
+      </w:r>
+      <w:proofErr w:type="spellEnd"/>
+      <w:r>
+        <w:t xml:space="preserve"> Colombia</w:t>
       </w:r>
       <w:r>
         <w:t xml:space="preserve"> lo notifique de tiempo en tiempo al Importador durante la Vigencia.</w:t>
@@ -4879,8 +5117,13 @@
       <w:r>
         <w:t xml:space="preserve"> de </w:t>
       </w:r>
-      <w:r>
-        <w:t>Finkargo Colombia</w:t>
+      <w:proofErr w:type="spellStart"/>
+      <w:r>
+        <w:t>Finkargo</w:t>
+      </w:r>
+      <w:proofErr w:type="spellEnd"/>
+      <w:r>
+        <w:t xml:space="preserve"> Colombia</w:t>
       </w:r>
       <w:r>
         <w:rPr>
@@ -5026,10 +5269,18 @@
         <w:t>.</w:t>
       </w:r>
       <w:r>
-        <w:t xml:space="preserve"> Para efectos de este Contrato, se entiende que el Proveedor podrá ser Finkargo </w:t>
+        <w:t xml:space="preserve"> Para efectos de este Contrato, se entiende que el Proveedor podrá ser </w:t>
       </w:r>
       <w:proofErr w:type="spellStart"/>
       <w:r>
+        <w:t>Finkargo</w:t>
+      </w:r>
+      <w:proofErr w:type="spellEnd"/>
+      <w:r>
+        <w:t xml:space="preserve"> </w:t>
+      </w:r>
+      <w:proofErr w:type="spellStart"/>
+      <w:r>
         <w:t>Abroad</w:t>
       </w:r>
       <w:proofErr w:type="spellEnd"/>
@@ -5210,6 +5461,7 @@
         <w:ind w:firstLine="1418"/>
       </w:pPr>
       <w:r>
+        <w:lastRenderedPageBreak/>
         <w:t>“</w:t>
       </w:r>
       <w:r>
@@ -5297,11 +5549,7 @@
         <w:t>0.000)</w:t>
       </w:r>
       <w:r>
-        <w:t xml:space="preserve"> (o su equivalente </w:t>
-      </w:r>
-      <w:r>
-        <w:lastRenderedPageBreak/>
-        <w:t>en cualquier otra moneda)</w:t>
+        <w:t xml:space="preserve"> (o su equivalente en cualquier otra moneda)</w:t>
       </w:r>
       <w:r>
         <w:t xml:space="preserve">; </w:t>
@@ -5435,20 +5683,12 @@
         <w:t>TRM</w:t>
       </w:r>
       <w:r>
-        <w:t xml:space="preserve">” significa la tasa de cambio representativa del mercado para determinar la cantidad de Pesos equivalentes a un </w:t>
-      </w:r>
-      <w:proofErr w:type="gramStart"/>
-      <w:r>
-        <w:t>Dólar</w:t>
-      </w:r>
-      <w:proofErr w:type="gramEnd"/>
-      <w:r>
-        <w:t>, calculada y certificada diariamente por la Superintendencia Financiera de Colombia (o por quien haga sus veces) y publicada diariamente en su página web(</w:t>
+        <w:t>” significa la tasa de cambio representativa del mercado para determinar la cantidad de Pesos equivalentes a un Dólar, calculada y certificada diariamente por la Superintendencia Financiera de Colombia (o por quien haga sus veces) y publicada diariamente en su página web(</w:t>
       </w:r>
       <w:hyperlink r:id="rId10" w:history="1">
         <w:r>
           <w:rPr>
-            <w:rStyle w:val="Hipervnculo"/>
+            <w:rStyle w:val="Hyperlink"/>
           </w:rPr>
           <w:t>www.superfinanciera.gov.co</w:t>
         </w:r>
@@ -5658,7 +5898,7 @@
     </w:p>
     <w:p>
       <w:pPr>
-        <w:pStyle w:val="Ttulo1"/>
+        <w:pStyle w:val="Heading1"/>
         <w:jc w:val="center"/>
         <w:rPr>
           <w:lang w:val="es-CO"/>
@@ -5698,7 +5938,7 @@
     </w:p>
     <w:p>
       <w:pPr>
-        <w:pStyle w:val="Ttulo2"/>
+        <w:pStyle w:val="Heading2"/>
         <w:rPr>
           <w:vanish/>
           <w:lang w:val="es-CO"/>
@@ -5736,7 +5976,7 @@
     </w:p>
     <w:p>
       <w:pPr>
-        <w:pStyle w:val="Ttulo3"/>
+        <w:pStyle w:val="Heading3"/>
       </w:pPr>
       <w:bookmarkStart w:id="33" w:name="_Ref129809229"/>
       <w:bookmarkStart w:id="34" w:name="_Ref136365270"/>
@@ -5809,7 +6049,7 @@
     </w:p>
     <w:p>
       <w:pPr>
-        <w:pStyle w:val="Ttulo3"/>
+        <w:pStyle w:val="Heading3"/>
       </w:pPr>
       <w:r>
         <w:t xml:space="preserve">En ningún caso y </w:t>
@@ -5827,12 +6067,16 @@
         <w:t xml:space="preserve">las Partes Garantizadas </w:t>
       </w:r>
       <w:r>
-        <w:t>para hacer efectiva la ejecución de cualquier otra garantía disponible a su favor, ni para ejercer cualesquiera otras acciones para obtener el cumplimiento de las Obligaciones Garantizadas.</w:t>
-      </w:r>
-    </w:p>
-    <w:p>
-      <w:pPr>
-        <w:pStyle w:val="Ttulo2"/>
+        <w:t xml:space="preserve">para hacer efectiva la ejecución de cualquier otra garantía </w:t>
+      </w:r>
+      <w:r>
+        <w:lastRenderedPageBreak/>
+        <w:t>disponible a su favor, ni para ejercer cualesquiera otras acciones para obtener el cumplimiento de las Obligaciones Garantizadas.</w:t>
+      </w:r>
+    </w:p>
+    <w:p>
+      <w:pPr>
+        <w:pStyle w:val="Heading2"/>
         <w:rPr>
           <w:vanish/>
           <w:specVanish/>
@@ -5883,8 +6127,13 @@
       <w:r>
         <w:t xml:space="preserve"> </w:t>
       </w:r>
-      <w:r>
-        <w:t>Finkargo Colombia</w:t>
+      <w:proofErr w:type="spellStart"/>
+      <w:r>
+        <w:t>Finkargo</w:t>
+      </w:r>
+      <w:proofErr w:type="spellEnd"/>
+      <w:r>
+        <w:t xml:space="preserve"> Colombia</w:t>
       </w:r>
       <w:r>
         <w:t xml:space="preserve">, </w:t>
@@ -5893,11 +6142,7 @@
         <w:t xml:space="preserve">hasta </w:t>
       </w:r>
       <w:r>
-        <w:t xml:space="preserve">el remplazo de la Garantía por cualquier otra Garantía Adicional y/o </w:t>
-      </w:r>
-      <w:r>
-        <w:lastRenderedPageBreak/>
-        <w:t>Garantía Principal bajo el Contrato Marco</w:t>
+        <w:t>el remplazo de la Garantía por cualquier otra Garantía Adicional y/o Garantía Principal bajo el Contrato Marco</w:t>
       </w:r>
       <w:r>
         <w:t xml:space="preserve"> (el “</w:t>
@@ -5937,9 +6182,10 @@
       </w:r>
       <w:bookmarkEnd w:id="35"/>
     </w:p>
-    <w:p>
-      <w:pPr>
-        <w:pStyle w:val="Ttulo1"/>
+    <w:p/>
+    <w:p>
+      <w:pPr>
+        <w:pStyle w:val="Heading1"/>
         <w:jc w:val="center"/>
       </w:pPr>
       <w:r>
@@ -5955,9 +6201,10 @@
         <w:t>Garantizadas</w:t>
       </w:r>
     </w:p>
-    <w:p>
-      <w:pPr>
-        <w:pStyle w:val="Ttulo2"/>
+    <w:p/>
+    <w:p>
+      <w:pPr>
+        <w:pStyle w:val="Heading2"/>
         <w:rPr>
           <w:vanish/>
           <w:lang w:val="es-CO"/>
@@ -6236,7 +6483,7 @@
           </w:p>
           <w:p>
             <w:pPr>
-              <w:pStyle w:val="Ttulo3"/>
+              <w:pStyle w:val="Heading3"/>
               <w:numPr>
                 <w:ilvl w:val="2"/>
                 <w:numId w:val="33"/>
@@ -6276,7 +6523,7 @@
           </w:p>
           <w:p>
             <w:pPr>
-              <w:pStyle w:val="Ttulo3"/>
+              <w:pStyle w:val="Heading3"/>
               <w:numPr>
                 <w:ilvl w:val="2"/>
                 <w:numId w:val="33"/>
@@ -6344,16 +6591,24 @@
               </w:rPr>
               <w:t xml:space="preserve">Significa, sin duplicación, todas las obligaciones que contraiga o llegare a contraer el Importador en favor de </w:t>
             </w:r>
+            <w:proofErr w:type="spellStart"/>
             <w:r>
               <w:rPr>
                 <w:lang w:val="es-ES_tradnl"/>
               </w:rPr>
-              <w:t>Finkargo Colombia</w:t>
-            </w:r>
+              <w:t>Finkargo</w:t>
+            </w:r>
+            <w:proofErr w:type="spellEnd"/>
             <w:r>
               <w:rPr>
                 <w:lang w:val="es-ES_tradnl"/>
               </w:rPr>
+              <w:t xml:space="preserve"> Colombia</w:t>
+            </w:r>
+            <w:r>
+              <w:rPr>
+                <w:lang w:val="es-ES_tradnl"/>
+              </w:rPr>
               <w:t xml:space="preserve"> en virtud del Contrato Marco, incluyendo pero sin limitarse al pago de todas las sumas por concepto de comisiones, capital, cualquier clase de intereses, honorarios, otros costos y gastos, gastos de cobranza judicial y extrajudicial, obligaciones de indemnización y cualesquiera otras obligaciones (según las mismas sean adicionadas, </w:t>
             </w:r>
             <w:proofErr w:type="spellStart"/>
@@ -6368,7 +6623,14 @@
               <w:rPr>
                 <w:lang w:val="es-ES_tradnl"/>
               </w:rPr>
-              <w:t>, completadas o de cualquier otra forma modificadas) actuales o que en el futuro llegaren a generarse a cargo del Importador en virtud del Contrato Marco, estén o no respaldados por títulos valores o hubieren sido contraídas a través de cualquier acto o instrumento, en su vencimiento, ya sea según vencimiento expreso, mediante el pago anticipado requerido, declaración, aceleración, exigencia o de cualquier otro modo (conjuntamente, las “</w:t>
+              <w:t xml:space="preserve">, completadas o de cualquier otra forma modificadas) actuales o que en el futuro llegaren a generarse a cargo del Importador en virtud del Contrato Marco, estén o no respaldados por títulos valores o hubieren sido contraídas a través de cualquier acto o instrumento, en su vencimiento, ya sea según vencimiento expreso, mediante el pago anticipado requerido, declaración, aceleración, </w:t>
+            </w:r>
+            <w:r>
+              <w:rPr>
+                <w:lang w:val="es-ES_tradnl"/>
+              </w:rPr>
+              <w:lastRenderedPageBreak/>
+              <w:t>exigencia o de cualquier otro modo (conjuntamente, las “</w:t>
             </w:r>
             <w:r>
               <w:rPr>
@@ -6406,6 +6668,7 @@
                 <w:b/>
                 <w:lang w:val="es-ES_tradnl"/>
               </w:rPr>
+              <w:lastRenderedPageBreak/>
               <w:t xml:space="preserve">Monto </w:t>
             </w:r>
             <w:r>
@@ -6591,20 +6854,21 @@
               <w:rPr>
                 <w:lang w:val="es-ES_tradnl"/>
               </w:rPr>
-              <w:t xml:space="preserve">sea </w:t>
-            </w:r>
+              <w:t xml:space="preserve">sea registrada en el Registro de Garantías Mobiliarias, prorrogables por períodos adicionales de tres (3) años. Para efectos de claridad, la Garantía constituida mediante el presente contrato se mantendrá vigente (y su inscripción ante el Registro de Garantías Mobiliarias se prorrogará por parte de </w:t>
+            </w:r>
+            <w:proofErr w:type="spellStart"/>
             <w:r>
               <w:rPr>
                 <w:lang w:val="es-ES_tradnl"/>
               </w:rPr>
-              <w:lastRenderedPageBreak/>
-              <w:t xml:space="preserve">registrada en el Registro de Garantías Mobiliarias, prorrogables por períodos adicionales de tres (3) años. Para efectos de claridad, la Garantía constituida mediante el presente contrato se mantendrá vigente (y su inscripción ante el Registro de Garantías Mobiliarias se prorrogará por parte de </w:t>
-            </w:r>
+              <w:t>Finkargo</w:t>
+            </w:r>
+            <w:proofErr w:type="spellEnd"/>
             <w:r>
               <w:rPr>
                 <w:lang w:val="es-ES_tradnl"/>
               </w:rPr>
-              <w:t>Finkargo Colombia</w:t>
+              <w:t xml:space="preserve"> Colombia</w:t>
             </w:r>
             <w:r>
               <w:rPr>
@@ -6612,11 +6876,19 @@
               </w:rPr>
               <w:t xml:space="preserve"> cuantas veces sea necesario en los términos descritos arriba) hasta la ocurrencia del pago total de las Obligaciones Garantizadas a satisfacción de </w:t>
             </w:r>
+            <w:proofErr w:type="spellStart"/>
             <w:r>
               <w:rPr>
                 <w:lang w:val="es-ES_tradnl"/>
               </w:rPr>
-              <w:t>Finkargo Colombia</w:t>
+              <w:t>Finkargo</w:t>
+            </w:r>
+            <w:proofErr w:type="spellEnd"/>
+            <w:r>
+              <w:rPr>
+                <w:lang w:val="es-ES_tradnl"/>
+              </w:rPr>
+              <w:t xml:space="preserve"> Colombia</w:t>
             </w:r>
             <w:r>
               <w:rPr>
@@ -6650,7 +6922,6 @@
                 <w:b/>
                 <w:lang w:val="es-ES_tradnl"/>
               </w:rPr>
-              <w:lastRenderedPageBreak/>
               <w:t>Bienes en Garantía</w:t>
             </w:r>
           </w:p>
@@ -6713,7 +6984,7 @@
     </w:p>
     <w:p>
       <w:pPr>
-        <w:pStyle w:val="Ttulo2"/>
+        <w:pStyle w:val="Heading2"/>
         <w:rPr>
           <w:vanish/>
           <w:specVanish/>
@@ -6751,7 +7022,7 @@
     </w:p>
     <w:p>
       <w:pPr>
-        <w:pStyle w:val="Ttulo3"/>
+        <w:pStyle w:val="Heading3"/>
       </w:pPr>
       <w:r>
         <w:t xml:space="preserve">Cualquier renovación, </w:t>
@@ -6804,7 +7075,7 @@
     </w:p>
     <w:p>
       <w:pPr>
-        <w:pStyle w:val="Ttulo3"/>
+        <w:pStyle w:val="Heading3"/>
         <w:rPr>
           <w:lang w:val="es-MX"/>
         </w:rPr>
@@ -6827,7 +7098,7 @@
     </w:p>
     <w:p>
       <w:pPr>
-        <w:pStyle w:val="Ttulo3"/>
+        <w:pStyle w:val="Heading3"/>
       </w:pPr>
       <w:r>
         <w:t>Cualquier sustitución, venta, cesión, intercambio, liberación, rendición o</w:t>
@@ -6874,9 +7145,10 @@
     </w:p>
     <w:p>
       <w:pPr>
-        <w:pStyle w:val="Ttulo3"/>
-      </w:pPr>
-      <w:r>
+        <w:pStyle w:val="Heading3"/>
+      </w:pPr>
+      <w:r>
+        <w:lastRenderedPageBreak/>
         <w:t xml:space="preserve">Salvo expresamente aceptado por </w:t>
       </w:r>
       <w:r>
@@ -6885,7 +7157,7 @@
     </w:p>
     <w:p>
       <w:pPr>
-        <w:pStyle w:val="Ttulo3"/>
+        <w:pStyle w:val="Heading3"/>
       </w:pPr>
       <w:r>
         <w:t xml:space="preserve"> en el marco del Remplazo de la Garantía</w:t>
@@ -6923,7 +7195,7 @@
     </w:p>
     <w:p>
       <w:pPr>
-        <w:pStyle w:val="Ttulo3"/>
+        <w:pStyle w:val="Heading3"/>
       </w:pPr>
       <w:r>
         <w:t xml:space="preserve">El </w:t>
@@ -6931,8 +7203,13 @@
       <w:r>
         <w:t xml:space="preserve">ejercicio de los derechos o el cumplimiento de las obligaciones previstas en el Contrato Marco (salvo que como consecuencia de dicho ejercicio o cumplimiento se extingan todas las Obligaciones Garantizadas), o la sustitución de la Garantía en favor de </w:t>
       </w:r>
-      <w:r>
-        <w:t>Finkargo Colombia</w:t>
+      <w:proofErr w:type="spellStart"/>
+      <w:r>
+        <w:t>Finkargo</w:t>
+      </w:r>
+      <w:proofErr w:type="spellEnd"/>
+      <w:r>
+        <w:t xml:space="preserve"> Colombia</w:t>
       </w:r>
       <w:r>
         <w:t xml:space="preserve"> o en favor de cualquier otra Persona</w:t>
@@ -6946,10 +7223,9 @@
     </w:p>
     <w:p>
       <w:pPr>
-        <w:pStyle w:val="Ttulo3"/>
-      </w:pPr>
-      <w:r>
-        <w:lastRenderedPageBreak/>
+        <w:pStyle w:val="Heading3"/>
+      </w:pPr>
+      <w:r>
         <w:t xml:space="preserve">El </w:t>
       </w:r>
       <w:r>
@@ -6958,7 +7234,14 @@
     </w:p>
     <w:p>
       <w:pPr>
-        <w:pStyle w:val="Ttulo1"/>
+        <w:rPr>
+          <w:lang w:val="es-CO"/>
+        </w:rPr>
+      </w:pPr>
+    </w:p>
+    <w:p>
+      <w:pPr>
+        <w:pStyle w:val="Heading1"/>
         <w:jc w:val="center"/>
       </w:pPr>
       <w:r>
@@ -6971,9 +7254,10 @@
         <w:t xml:space="preserve"> en Garantía</w:t>
       </w:r>
     </w:p>
-    <w:p>
-      <w:pPr>
-        <w:pStyle w:val="Ttulo2"/>
+    <w:p/>
+    <w:p>
+      <w:pPr>
+        <w:pStyle w:val="Heading2"/>
         <w:rPr>
           <w:vanish/>
           <w:specVanish/>
@@ -7027,7 +7311,7 @@
     </w:p>
     <w:p>
       <w:pPr>
-        <w:pStyle w:val="Ttulo2"/>
+        <w:pStyle w:val="Heading2"/>
         <w:rPr>
           <w:vanish/>
           <w:specVanish/>
@@ -7050,7 +7334,7 @@
     </w:p>
     <w:p>
       <w:pPr>
-        <w:pStyle w:val="Ttulo3"/>
+        <w:pStyle w:val="Heading3"/>
         <w:tabs>
           <w:tab w:val="num" w:pos="1418"/>
         </w:tabs>
@@ -7076,9 +7360,11 @@
       <w:r>
         <w:t>) tener posesión sobre los Bienes en Garantía; (</w:t>
       </w:r>
+      <w:proofErr w:type="spellStart"/>
       <w:r>
         <w:t>ii</w:t>
       </w:r>
+      <w:proofErr w:type="spellEnd"/>
       <w:r>
         <w:t xml:space="preserve">) utilizar, operar y disponer de los activos que conforman los Bienes en Garantía en el curso ordinario de sus negocios; </w:t>
       </w:r>
@@ -7099,7 +7385,7 @@
     </w:p>
     <w:p>
       <w:pPr>
-        <w:pStyle w:val="Ttulo3"/>
+        <w:pStyle w:val="Heading3"/>
         <w:tabs>
           <w:tab w:val="num" w:pos="1418"/>
         </w:tabs>
@@ -7202,8 +7488,13 @@
       <w:r>
         <w:t xml:space="preserve">actualizado de tiempo en tiempo, cada vez que el Importador envíe a </w:t>
       </w:r>
-      <w:r>
-        <w:t>Finkargo Colombia</w:t>
+      <w:proofErr w:type="spellStart"/>
+      <w:r>
+        <w:t>Finkargo</w:t>
+      </w:r>
+      <w:proofErr w:type="spellEnd"/>
+      <w:r>
+        <w:t xml:space="preserve"> Colombia</w:t>
       </w:r>
       <w:r>
         <w:t xml:space="preserve"> un nuevo </w:t>
@@ -7223,8 +7514,13 @@
       <w:r>
         <w:t xml:space="preserve">, en cuyo caso </w:t>
       </w:r>
-      <w:r>
-        <w:t>Finkargo Colombia</w:t>
+      <w:proofErr w:type="spellStart"/>
+      <w:r>
+        <w:t>Finkargo</w:t>
+      </w:r>
+      <w:proofErr w:type="spellEnd"/>
+      <w:r>
+        <w:t xml:space="preserve"> Colombia</w:t>
       </w:r>
       <w:r>
         <w:t xml:space="preserve"> deberá realizar la actualización de dicho </w:t>
@@ -7283,8 +7579,13 @@
       <w:r>
         <w:t xml:space="preserve"> y a no trasladarlos a otro sitio distinto sin la previa notificación por escrito y aceptación de </w:t>
       </w:r>
-      <w:r>
-        <w:t>Finkargo Colombia</w:t>
+      <w:proofErr w:type="spellStart"/>
+      <w:r>
+        <w:t>Finkargo</w:t>
+      </w:r>
+      <w:proofErr w:type="spellEnd"/>
+      <w:r>
+        <w:t xml:space="preserve"> Colombia</w:t>
       </w:r>
       <w:r>
         <w:t>.</w:t>
@@ -7293,7 +7594,7 @@
     </w:p>
     <w:p>
       <w:pPr>
-        <w:pStyle w:val="Ttulo3"/>
+        <w:pStyle w:val="Heading3"/>
         <w:tabs>
           <w:tab w:val="num" w:pos="1418"/>
         </w:tabs>
@@ -7301,8 +7602,13 @@
       <w:r>
         <w:t xml:space="preserve">Sin perjuicio de lo anterior, no se requerirá autorización de </w:t>
       </w:r>
-      <w:r>
-        <w:t>Finkargo Colombia</w:t>
+      <w:proofErr w:type="spellStart"/>
+      <w:r>
+        <w:t>Finkargo</w:t>
+      </w:r>
+      <w:proofErr w:type="spellEnd"/>
+      <w:r>
+        <w:t xml:space="preserve"> Colombia</w:t>
       </w:r>
       <w:r>
         <w:t>, pero sí notificación previa, siempre que sea razonablemente posible,</w:t>
@@ -7314,11 +7620,17 @@
         <w:t>i</w:t>
       </w:r>
       <w:r>
-        <w:t>) para el traslado de los Bienes en Garantía en los casos de fuerza mayor o caso fortuito, en los cuales la movilización de los Bienes en Garantía sea necesaria para mantener la integridad de los mismos; (</w:t>
-      </w:r>
+        <w:t xml:space="preserve">) para el traslado de los Bienes en Garantía en los casos de fuerza mayor o caso fortuito, en los cuales la </w:t>
+      </w:r>
+      <w:r>
+        <w:lastRenderedPageBreak/>
+        <w:t>movilización de los Bienes en Garantía sea necesaria para mantener la integridad de los mismos; (</w:t>
+      </w:r>
+      <w:proofErr w:type="spellStart"/>
       <w:r>
         <w:t>ii</w:t>
       </w:r>
+      <w:proofErr w:type="spellEnd"/>
       <w:r>
         <w:t>) en relación con los activos del Importador que en desarrollo de sus actividades ordinarias sea necesario trasladar o que el Importador determine en el giro ordinario de sus negocios que es conveniente trasladar; (</w:t>
       </w:r>
@@ -7342,7 +7654,7 @@
     </w:p>
     <w:p>
       <w:pPr>
-        <w:pStyle w:val="Ttulo2"/>
+        <w:pStyle w:val="Heading2"/>
         <w:rPr>
           <w:vanish/>
           <w:lang w:val="es-CO"/>
@@ -7363,7 +7675,7 @@
     </w:p>
     <w:p>
       <w:pPr>
-        <w:pStyle w:val="Ttulo3"/>
+        <w:pStyle w:val="Heading3"/>
       </w:pPr>
       <w:bookmarkStart w:id="43" w:name="_Ref133468637"/>
       <w:r>
@@ -7400,11 +7712,7 @@
         <w:t>los Bienes en Garantía</w:t>
       </w:r>
       <w:r>
-        <w:t xml:space="preserve">, cuando así lo solicite por escrito con una </w:t>
-      </w:r>
-      <w:r>
-        <w:lastRenderedPageBreak/>
-        <w:t>anticipación no menor a cinco (5) Días Hábiles y en días y en horas laborables</w:t>
+        <w:t>, cuando así lo solicite por escrito con una anticipación no menor a cinco (5) Días Hábiles y en días y en horas laborables</w:t>
       </w:r>
       <w:r>
         <w:t>.</w:t>
@@ -7413,7 +7721,7 @@
     </w:p>
     <w:p>
       <w:pPr>
-        <w:pStyle w:val="Ttulo3"/>
+        <w:pStyle w:val="Heading3"/>
       </w:pPr>
       <w:r>
         <w:t xml:space="preserve">No obstante lo anterior, ante la ocurrencia de un Evento de Incumplimiento y mientras éste continúe, </w:t>
@@ -7500,7 +7808,14 @@
     </w:p>
     <w:p>
       <w:pPr>
-        <w:pStyle w:val="Ttulo1"/>
+        <w:rPr>
+          <w:lang w:val="es-CO"/>
+        </w:rPr>
+      </w:pPr>
+    </w:p>
+    <w:p>
+      <w:pPr>
+        <w:pStyle w:val="Heading1"/>
         <w:jc w:val="center"/>
         <w:rPr>
           <w:lang w:val="es-CO"/>
@@ -7544,7 +7859,14 @@
     </w:p>
     <w:p>
       <w:pPr>
-        <w:pStyle w:val="Ttulo2"/>
+        <w:rPr>
+          <w:lang w:val="es-CO"/>
+        </w:rPr>
+      </w:pPr>
+    </w:p>
+    <w:p>
+      <w:pPr>
+        <w:pStyle w:val="Heading2"/>
         <w:rPr>
           <w:vanish/>
           <w:lang w:val="es-CO"/>
@@ -7589,13 +7911,18 @@
     </w:p>
     <w:p>
       <w:pPr>
-        <w:pStyle w:val="Ttulo3"/>
+        <w:pStyle w:val="Heading3"/>
       </w:pPr>
       <w:r>
         <w:t xml:space="preserve">El Importador acepta, reconoce y autoriza a </w:t>
       </w:r>
-      <w:r>
-        <w:t>Finkargo Colombia</w:t>
+      <w:proofErr w:type="spellStart"/>
+      <w:r>
+        <w:t>Finkargo</w:t>
+      </w:r>
+      <w:proofErr w:type="spellEnd"/>
+      <w:r>
+        <w:t xml:space="preserve"> Colombia</w:t>
       </w:r>
       <w:r>
         <w:t xml:space="preserve"> para que inscriba</w:t>
@@ -7627,7 +7954,7 @@
     </w:p>
     <w:p>
       <w:pPr>
-        <w:pStyle w:val="Ttulo3"/>
+        <w:pStyle w:val="Heading3"/>
       </w:pPr>
       <w:r>
         <w:t>Para estos efectos (</w:t>
@@ -7638,14 +7965,24 @@
       <w:r>
         <w:t xml:space="preserve">) </w:t>
       </w:r>
-      <w:r>
-        <w:t>Finkargo Colombia</w:t>
+      <w:proofErr w:type="spellStart"/>
+      <w:r>
+        <w:t>Finkargo</w:t>
+      </w:r>
+      <w:proofErr w:type="spellEnd"/>
+      <w:r>
+        <w:t xml:space="preserve"> Colombia</w:t>
       </w:r>
       <w:r>
         <w:t xml:space="preserve"> podrá solicitar al Importador que firme o entregue de manera oportuna cualquier documento o instrumento adicional y que adelante cualquier acto que se considere necesario, o que sea solicitado por </w:t>
       </w:r>
-      <w:r>
-        <w:t>Finkargo Colombia</w:t>
+      <w:proofErr w:type="spellStart"/>
+      <w:r>
+        <w:t>Finkargo</w:t>
+      </w:r>
+      <w:proofErr w:type="spellEnd"/>
+      <w:r>
+        <w:t xml:space="preserve"> Colombia</w:t>
       </w:r>
       <w:r>
         <w:t xml:space="preserve">, con el fin de diligenciar e inscribir los formularios de registro, modificación, </w:t>
@@ -7668,9 +8005,11 @@
       <w:r>
         <w:t>; y (</w:t>
       </w:r>
+      <w:proofErr w:type="spellStart"/>
       <w:r>
         <w:t>ii</w:t>
       </w:r>
+      <w:proofErr w:type="spellEnd"/>
       <w:r>
         <w:t xml:space="preserve">) el Importador </w:t>
       </w:r>
@@ -7680,8 +8019,13 @@
       <w:r>
         <w:t xml:space="preserve"> a atender prontamente cualquiera de tales solicitudes y a realizar los actos requeridos por </w:t>
       </w:r>
-      <w:r>
-        <w:t>Finkargo Colombia</w:t>
+      <w:proofErr w:type="spellStart"/>
+      <w:r>
+        <w:t>Finkargo</w:t>
+      </w:r>
+      <w:proofErr w:type="spellEnd"/>
+      <w:r>
+        <w:t xml:space="preserve"> Colombia</w:t>
       </w:r>
       <w:r>
         <w:t xml:space="preserve"> a este respecto en un plazo que no exceda de, en todo caso, tres (3) Días Hábiles.</w:t>
@@ -7689,7 +8033,7 @@
     </w:p>
     <w:p>
       <w:pPr>
-        <w:pStyle w:val="Ttulo2"/>
+        <w:pStyle w:val="Heading2"/>
         <w:rPr>
           <w:vanish/>
           <w:specVanish/>
@@ -7706,10 +8050,14 @@
     </w:p>
     <w:p>
       <w:pPr>
-        <w:pStyle w:val="Ttulo3"/>
-      </w:pPr>
-      <w:r>
-        <w:t>El Importador acepta expresamente que no podrá solicitar la cancelación parcial o modificación de</w:t>
+        <w:pStyle w:val="Heading3"/>
+      </w:pPr>
+      <w:r>
+        <w:t xml:space="preserve">El Importador acepta expresamente que no podrá solicitar la cancelación parcial o </w:t>
+      </w:r>
+      <w:r>
+        <w:lastRenderedPageBreak/>
+        <w:t>modificación de</w:t>
       </w:r>
       <w:r>
         <w:t xml:space="preserve"> la </w:t>
@@ -7726,7 +8074,7 @@
     </w:p>
     <w:p>
       <w:pPr>
-        <w:pStyle w:val="Ttulo3"/>
+        <w:pStyle w:val="Heading3"/>
       </w:pPr>
       <w:r>
         <w:t>Esta</w:t>
@@ -7740,14 +8088,24 @@
       <w:r>
         <w:t xml:space="preserve"> garantiza el cumplimiento de todas las Obligaciones Garantizadas hasta la ocurrencia del pago total de las Obligaciones Garantizadas a satisfacción de </w:t>
       </w:r>
-      <w:r>
-        <w:t>Finkargo Colombia</w:t>
+      <w:proofErr w:type="spellStart"/>
+      <w:r>
+        <w:t>Finkargo</w:t>
+      </w:r>
+      <w:proofErr w:type="spellEnd"/>
+      <w:r>
+        <w:t xml:space="preserve"> Colombia</w:t>
       </w:r>
       <w:r>
         <w:t xml:space="preserve">, según sea notificado por </w:t>
       </w:r>
-      <w:r>
-        <w:t>Finkargo Colombia</w:t>
+      <w:proofErr w:type="spellStart"/>
+      <w:r>
+        <w:t>Finkargo</w:t>
+      </w:r>
+      <w:proofErr w:type="spellEnd"/>
+      <w:r>
+        <w:t xml:space="preserve"> Colombia</w:t>
       </w:r>
       <w:r>
         <w:t xml:space="preserve"> o</w:t>
@@ -7779,13 +8137,18 @@
     </w:p>
     <w:p>
       <w:pPr>
-        <w:pStyle w:val="Ttulo3"/>
+        <w:pStyle w:val="Heading3"/>
       </w:pPr>
       <w:r>
         <w:t xml:space="preserve">En la medida en que existieren saldos pendientes de pago de las Obligaciones Garantizadas, el Importador acepta, reconoce y autoriza a </w:t>
       </w:r>
-      <w:r>
-        <w:t>Finkargo Colombia</w:t>
+      <w:proofErr w:type="spellStart"/>
+      <w:r>
+        <w:t>Finkargo</w:t>
+      </w:r>
+      <w:proofErr w:type="spellEnd"/>
+      <w:r>
+        <w:t xml:space="preserve"> Colombia</w:t>
       </w:r>
       <w:r>
         <w:t xml:space="preserve"> para que inscriba las modificaciones que sea</w:t>
@@ -7806,7 +8169,15 @@
         <w:t xml:space="preserve"> </w:t>
       </w:r>
       <w:r>
-        <w:t xml:space="preserve">y (ii) prorrogar </w:t>
+        <w:t>y (</w:t>
+      </w:r>
+      <w:proofErr w:type="spellStart"/>
+      <w:r>
+        <w:t>ii</w:t>
+      </w:r>
+      <w:proofErr w:type="spellEnd"/>
+      <w:r>
+        <w:t xml:space="preserve">) prorrogar </w:t>
       </w:r>
       <w:r>
         <w:t xml:space="preserve">la </w:t>
@@ -7850,7 +8221,7 @@
     </w:p>
     <w:p>
       <w:pPr>
-        <w:pStyle w:val="Ttulo3"/>
+        <w:pStyle w:val="Heading3"/>
       </w:pPr>
       <w:r>
         <w:t xml:space="preserve">El Importador acepta y reconoce que cualquier gasto o costo derivado de la presente </w:t>
@@ -7899,8 +8270,13 @@
       <w:r>
         <w:t xml:space="preserve">, o reembolsado, en su totalidad por el Importador a </w:t>
       </w:r>
-      <w:r>
-        <w:t>Finkargo Colombia</w:t>
+      <w:proofErr w:type="spellStart"/>
+      <w:r>
+        <w:t>Finkargo</w:t>
+      </w:r>
+      <w:proofErr w:type="spellEnd"/>
+      <w:r>
+        <w:t xml:space="preserve"> Colombia</w:t>
       </w:r>
       <w:r>
         <w:t>.</w:t>
@@ -7908,7 +8284,7 @@
     </w:p>
     <w:p>
       <w:pPr>
-        <w:pStyle w:val="Ttulo1"/>
+        <w:pStyle w:val="Heading1"/>
         <w:jc w:val="center"/>
         <w:rPr>
           <w:lang w:val="es-CO"/>
@@ -7919,7 +8295,6 @@
           <w:u w:val="none"/>
           <w:lang w:val="es-CO"/>
         </w:rPr>
-        <w:lastRenderedPageBreak/>
         <w:br/>
       </w:r>
       <w:bookmarkStart w:id="51" w:name="_Ref136368859"/>
@@ -7938,7 +8313,7 @@
     </w:p>
     <w:p>
       <w:pPr>
-        <w:pStyle w:val="Ttulo2"/>
+        <w:pStyle w:val="Heading2"/>
         <w:rPr>
           <w:vanish/>
           <w:lang w:val="es-CO"/>
@@ -8014,7 +8389,7 @@
     </w:p>
     <w:p>
       <w:pPr>
-        <w:pStyle w:val="Ttulo3"/>
+        <w:pStyle w:val="Heading3"/>
       </w:pPr>
       <w:r>
         <w:t xml:space="preserve">El Importador </w:t>
@@ -8034,7 +8409,7 @@
     </w:p>
     <w:p>
       <w:pPr>
-        <w:pStyle w:val="Ttulo3"/>
+        <w:pStyle w:val="Heading3"/>
       </w:pPr>
       <w:r>
         <w:t xml:space="preserve">El Importador </w:t>
@@ -8048,7 +8423,7 @@
     </w:p>
     <w:p>
       <w:pPr>
-        <w:pStyle w:val="Ttulo3"/>
+        <w:pStyle w:val="Heading3"/>
       </w:pPr>
       <w:r>
         <w:t xml:space="preserve">La </w:t>
@@ -8080,7 +8455,7 @@
     </w:p>
     <w:p>
       <w:pPr>
-        <w:pStyle w:val="Ttulo3"/>
+        <w:pStyle w:val="Heading3"/>
       </w:pPr>
       <w:r>
         <w:t>El Importador es Solvente.</w:t>
@@ -8088,7 +8463,7 @@
     </w:p>
     <w:p>
       <w:pPr>
-        <w:pStyle w:val="Ttulo3"/>
+        <w:pStyle w:val="Heading3"/>
       </w:pPr>
       <w:r>
         <w:t>T</w:t>
@@ -8139,7 +8514,11 @@
         <w:t xml:space="preserve">exigibles a la fecha de la declaración </w:t>
       </w:r>
       <w:r>
-        <w:t>han sido pagados conforme a lo establecido en las Leyes Aplicables</w:t>
+        <w:t xml:space="preserve">han </w:t>
+      </w:r>
+      <w:r>
+        <w:lastRenderedPageBreak/>
+        <w:t>sido pagados conforme a lo establecido en las Leyes Aplicables</w:t>
       </w:r>
       <w:r>
         <w:t>.</w:t>
@@ -8147,7 +8526,7 @@
     </w:p>
     <w:p>
       <w:pPr>
-        <w:pStyle w:val="Ttulo3"/>
+        <w:pStyle w:val="Heading3"/>
       </w:pPr>
       <w:r>
         <w:t>El Importador tiene y tendrá en todo momento</w:t>
@@ -8159,8 +8538,13 @@
         <w:t xml:space="preserve"> el título de propiedad, totalmente saneado, pleno y libre de Gravámenes (distintos a esta Garantía</w:t>
       </w:r>
       <w:r>
-        <w:t xml:space="preserve"> y cualquier garantía real que sea aplicable por ministerio de la Ley Aplicable); y (ii</w:t>
-      </w:r>
+        <w:t xml:space="preserve"> y cualquier garantía real que sea aplicable por ministerio de la Ley Aplicable); y (</w:t>
+      </w:r>
+      <w:proofErr w:type="spellStart"/>
+      <w:r>
+        <w:t>ii</w:t>
+      </w:r>
+      <w:proofErr w:type="spellEnd"/>
       <w:r>
         <w:t>)</w:t>
       </w:r>
@@ -8203,7 +8587,7 @@
     </w:p>
     <w:p>
       <w:pPr>
-        <w:pStyle w:val="Ttulo3"/>
+        <w:pStyle w:val="Heading3"/>
       </w:pPr>
       <w:r>
         <w:t xml:space="preserve">El Importador no ha constituido ni constituirá mientras se encuentren pendientes las Obligaciones Garantizadas una garantía prioritaria de adquisición sobre </w:t>
@@ -8217,7 +8601,7 @@
     </w:p>
     <w:p>
       <w:pPr>
-        <w:pStyle w:val="Ttulo3"/>
+        <w:pStyle w:val="Heading3"/>
       </w:pPr>
       <w:r>
         <w:rPr>
@@ -8235,7 +8619,6 @@
         <w:t xml:space="preserve"> </w:t>
       </w:r>
       <w:r>
-        <w:lastRenderedPageBreak/>
         <w:t xml:space="preserve">no se </w:t>
       </w:r>
       <w:r>
@@ -8277,15 +8660,23 @@
     </w:p>
     <w:p>
       <w:pPr>
-        <w:pStyle w:val="Ttulo3"/>
-      </w:pPr>
-      <w:r>
-        <w:t>Los poderes conferidos a Finkargo Colombia en el presente Contrato son poderes amplios y suficientes para que el apoderado realice a su entera discreción todos los actos que considere necesarios para procurar el pago de las Obligaciones Garantizadas de conformidad con lo dispuesto en el presente Contrato.</w:t>
-      </w:r>
-    </w:p>
-    <w:p>
-      <w:pPr>
-        <w:pStyle w:val="Ttulo3"/>
+        <w:pStyle w:val="Heading3"/>
+      </w:pPr>
+      <w:r>
+        <w:t xml:space="preserve">Los poderes conferidos a </w:t>
+      </w:r>
+      <w:proofErr w:type="spellStart"/>
+      <w:r>
+        <w:t>Finkargo</w:t>
+      </w:r>
+      <w:proofErr w:type="spellEnd"/>
+      <w:r>
+        <w:t xml:space="preserve"> Colombia en el presente Contrato son poderes amplios y suficientes para que el apoderado realice a su entera discreción todos los actos que considere necesarios para procurar el pago de las Obligaciones Garantizadas de conformidad con lo dispuesto en el presente Contrato.</w:t>
+      </w:r>
+    </w:p>
+    <w:p>
+      <w:pPr>
+        <w:pStyle w:val="Heading3"/>
       </w:pPr>
       <w:r>
         <w:t>El</w:t>
@@ -8302,7 +8693,7 @@
     </w:p>
     <w:p>
       <w:pPr>
-        <w:pStyle w:val="Ttulo3"/>
+        <w:pStyle w:val="Heading3"/>
       </w:pPr>
       <w:r>
         <w:t xml:space="preserve">Con </w:t>
@@ -8316,7 +8707,7 @@
     </w:p>
     <w:p>
       <w:pPr>
-        <w:pStyle w:val="Ttulo3"/>
+        <w:pStyle w:val="Heading3"/>
       </w:pPr>
       <w:r>
         <w:t xml:space="preserve">Este </w:t>
@@ -8330,7 +8721,7 @@
     </w:p>
     <w:p>
       <w:pPr>
-        <w:pStyle w:val="Ttulo2"/>
+        <w:pStyle w:val="Heading2"/>
         <w:tabs>
           <w:tab w:val="num" w:pos="1418"/>
         </w:tabs>
@@ -8434,38 +8825,46 @@
         <w:t>.</w:t>
       </w:r>
     </w:p>
-    <w:p>
-      <w:pPr>
-        <w:pStyle w:val="Ttulo1"/>
+    <w:p/>
+    <w:p>
+      <w:pPr>
+        <w:pStyle w:val="Heading1"/>
         <w:jc w:val="center"/>
         <w:rPr>
           <w:lang w:val="es-CO"/>
+        </w:rPr>
+      </w:pPr>
+      <w:r>
+        <w:rPr>
+          <w:u w:val="none"/>
+          <w:lang w:val="es-CO"/>
+        </w:rPr>
+        <w:br/>
+      </w:r>
+      <w:r>
+        <w:rPr>
+          <w:lang w:val="es-CO"/>
+        </w:rPr>
+        <w:t xml:space="preserve">Obligaciones del </w:t>
+      </w:r>
+      <w:r>
+        <w:rPr>
+          <w:lang w:val="es-CO"/>
+        </w:rPr>
+        <w:t>Importador</w:t>
+      </w:r>
+    </w:p>
+    <w:p>
+      <w:pPr>
+        <w:rPr>
+          <w:lang w:val="es-CO"/>
           <w:specVanish/>
         </w:rPr>
       </w:pPr>
-      <w:r>
-        <w:rPr>
-          <w:u w:val="none"/>
-          <w:lang w:val="es-CO"/>
-        </w:rPr>
-        <w:br/>
-      </w:r>
-      <w:r>
-        <w:rPr>
-          <w:lang w:val="es-CO"/>
-        </w:rPr>
-        <w:t xml:space="preserve">Obligaciones del </w:t>
-      </w:r>
-      <w:r>
-        <w:rPr>
-          <w:lang w:val="es-CO"/>
-        </w:rPr>
-        <w:t>Importador</w:t>
-      </w:r>
-    </w:p>
-    <w:p>
-      <w:pPr>
-        <w:pStyle w:val="Ttulo2"/>
+    </w:p>
+    <w:p>
+      <w:pPr>
+        <w:pStyle w:val="Heading2"/>
         <w:tabs>
           <w:tab w:val="num" w:pos="1418"/>
         </w:tabs>
@@ -8541,7 +8940,7 @@
     </w:p>
     <w:p>
       <w:pPr>
-        <w:pStyle w:val="Ttulo3"/>
+        <w:pStyle w:val="Heading3"/>
       </w:pPr>
       <w:r>
         <w:t xml:space="preserve">Realizar </w:t>
@@ -8570,8 +8969,13 @@
       <w:r>
         <w:t xml:space="preserve"> (incluyendo suministrar toda la documentación que sea solicitada por </w:t>
       </w:r>
-      <w:r>
-        <w:t>Finkargo Colombia</w:t>
+      <w:proofErr w:type="spellStart"/>
+      <w:r>
+        <w:t>Finkargo</w:t>
+      </w:r>
+      <w:proofErr w:type="spellEnd"/>
+      <w:r>
+        <w:t xml:space="preserve"> Colombia</w:t>
       </w:r>
       <w:r>
         <w:t xml:space="preserve"> con el fin de completar el registro o modificación de la Garantía en el Registro de Garantías Mobiliarias en los términos del </w:t>
@@ -8620,8 +9024,13 @@
       <w:r>
         <w:t xml:space="preserve"> Esto incluye, sin limitación, los pagos puntuales y documentados que solicite </w:t>
       </w:r>
-      <w:r>
-        <w:t>Finkargo Colombia</w:t>
+      <w:proofErr w:type="spellStart"/>
+      <w:r>
+        <w:t>Finkargo</w:t>
+      </w:r>
+      <w:proofErr w:type="spellEnd"/>
+      <w:r>
+        <w:t xml:space="preserve"> Colombia</w:t>
       </w:r>
       <w:r>
         <w:t xml:space="preserve"> de todos y cualesquiera costos y gastos documentados que se causen en relación con la preparación, envío y/o diligenciamiento de cualquier documento o la toma de cualquier acción para perfeccionar, proteger, ejecutar o mantener vigente y en pleno vigor y efecto la Garantía constituida mediante el presente Contrato a favor de </w:t>
@@ -8635,7 +9044,7 @@
     </w:p>
     <w:p>
       <w:pPr>
-        <w:pStyle w:val="Ttulo3"/>
+        <w:pStyle w:val="Heading3"/>
       </w:pPr>
       <w:r>
         <w:t xml:space="preserve">Abstenerse </w:t>
@@ -8653,11 +9062,190 @@
         <w:t xml:space="preserve"> en relación con los </w:t>
       </w:r>
       <w:r>
-        <w:t xml:space="preserve">Bienes </w:t>
+        <w:t>Bienes en Garantía</w:t>
+      </w:r>
+      <w:r>
+        <w:t>.</w:t>
+      </w:r>
+    </w:p>
+    <w:p>
+      <w:pPr>
+        <w:pStyle w:val="Heading3"/>
+      </w:pPr>
+      <w:r>
+        <w:t xml:space="preserve">Mantener </w:t>
+      </w:r>
+      <w:r>
+        <w:t xml:space="preserve">vigentes todos los derechos otorgados en el presente Contrato a </w:t>
+      </w:r>
+      <w:r>
+        <w:t>las Partes Garantizadas</w:t>
+      </w:r>
+      <w:r>
+        <w:t xml:space="preserve"> relativos a los Bienes en Garantía, y salir a la defensa de cualquier demanda y reclamo de cualquier Persona sobre los Bienes en Garantía, en la medida que lo permita las Leyes Aplicables</w:t>
+      </w:r>
+      <w:r>
+        <w:t>.</w:t>
+      </w:r>
+    </w:p>
+    <w:p>
+      <w:pPr>
+        <w:pStyle w:val="Heading3"/>
+      </w:pPr>
+      <w:r>
+        <w:t xml:space="preserve">Abstenerse </w:t>
+      </w:r>
+      <w:r>
+        <w:t xml:space="preserve">de </w:t>
+      </w:r>
+      <w:r>
+        <w:t xml:space="preserve">otorgar </w:t>
+      </w:r>
+      <w:r>
+        <w:t>a terceros cualquier garantía,</w:t>
+      </w:r>
+      <w:r>
+        <w:t xml:space="preserve"> </w:t>
+      </w:r>
+      <w:r>
+        <w:t>de crear Gravámenes o de otorgar cualquier derecho de garantía sobre los Bienes en Garantía</w:t>
+      </w:r>
+      <w:r>
+        <w:t>, distinta a esta Garantía</w:t>
+      </w:r>
+      <w:r>
+        <w:t>.</w:t>
+      </w:r>
+    </w:p>
+    <w:p>
+      <w:pPr>
+        <w:pStyle w:val="Heading3"/>
+      </w:pPr>
+      <w:r>
+        <w:t xml:space="preserve">Notificar </w:t>
+      </w:r>
+      <w:r>
+        <w:t xml:space="preserve">a </w:t>
+      </w:r>
+      <w:proofErr w:type="spellStart"/>
+      <w:r>
+        <w:t>Finkargo</w:t>
+      </w:r>
+      <w:proofErr w:type="spellEnd"/>
+      <w:r>
+        <w:t xml:space="preserve"> Colombia</w:t>
+      </w:r>
+      <w:r>
+        <w:t xml:space="preserve"> dentro de los cinco (5) Días Hábiles siguientes a la fecha en que tenga conocimiento de cualquier circunstancia o evento que afecte o modifique los derechos de </w:t>
+      </w:r>
+      <w:proofErr w:type="spellStart"/>
+      <w:r>
+        <w:t>Finkargo</w:t>
+      </w:r>
+      <w:proofErr w:type="spellEnd"/>
+      <w:r>
+        <w:t xml:space="preserve"> Colombia</w:t>
+      </w:r>
+      <w:r>
+        <w:t xml:space="preserve"> en virtud de este Contrato, así como de cualquier circunstancia relevante con respecto a los Bienes en Garantía que razonablemente el Importador considere que pueda poner en riesgo el cumplimiento de cualquier obligación bajo el Contrato Marco</w:t>
+      </w:r>
+      <w:r>
+        <w:t>.</w:t>
+      </w:r>
+    </w:p>
+    <w:p>
+      <w:pPr>
+        <w:pStyle w:val="Heading3"/>
+      </w:pPr>
+      <w:r>
+        <w:t xml:space="preserve">Notificar </w:t>
+      </w:r>
+      <w:r>
+        <w:t xml:space="preserve">a </w:t>
+      </w:r>
+      <w:proofErr w:type="spellStart"/>
+      <w:r>
+        <w:t>Finkargo</w:t>
+      </w:r>
+      <w:proofErr w:type="spellEnd"/>
+      <w:r>
+        <w:t xml:space="preserve"> Colombia</w:t>
+      </w:r>
+      <w:r>
+        <w:t xml:space="preserve"> dentro de los cinco (5) Días Hábiles siguientes a la fecha en que tenga conocimiento de cualquier demanda o proceso judicial o administrativo iniciado en su contra, como consecuencia de lo cual se cree o se pueda esperar razonablemente que se cree un Gravamen sobre los Bienes en Garantía</w:t>
+      </w:r>
+      <w:r>
+        <w:t>.</w:t>
+      </w:r>
+    </w:p>
+    <w:p>
+      <w:pPr>
+        <w:pStyle w:val="Heading3"/>
+      </w:pPr>
+      <w:r>
+        <w:t xml:space="preserve">Entregar </w:t>
+      </w:r>
+      <w:r>
+        <w:t xml:space="preserve">a </w:t>
+      </w:r>
+      <w:proofErr w:type="spellStart"/>
+      <w:r>
+        <w:t>Finkargo</w:t>
+      </w:r>
+      <w:proofErr w:type="spellEnd"/>
+      <w:r>
+        <w:t xml:space="preserve"> Colombia</w:t>
+      </w:r>
+      <w:r>
+        <w:t xml:space="preserve">, </w:t>
+      </w:r>
+      <w:r>
+        <w:t xml:space="preserve">al </w:t>
+      </w:r>
+      <w:r>
+        <w:t>final</w:t>
+      </w:r>
+      <w:r>
+        <w:t xml:space="preserve"> de cada </w:t>
+      </w:r>
+      <w:r>
+        <w:t xml:space="preserve">mes </w:t>
+      </w:r>
+      <w:r>
+        <w:t>calendario</w:t>
+      </w:r>
+      <w:r>
+        <w:t xml:space="preserve">, una actualización de aquellas listas, descripciones y/o indicaciones de </w:t>
+      </w:r>
+      <w:r>
+        <w:t>los activos</w:t>
+      </w:r>
+      <w:r>
+        <w:t xml:space="preserve"> que </w:t>
+      </w:r>
+      <w:r>
+        <w:t>conforman</w:t>
+      </w:r>
+      <w:r>
+        <w:t xml:space="preserve"> los Bienes en Garantía</w:t>
+      </w:r>
+      <w:r>
+        <w:t>.</w:t>
+      </w:r>
+    </w:p>
+    <w:p>
+      <w:pPr>
+        <w:pStyle w:val="Heading3"/>
+      </w:pPr>
+      <w:r>
+        <w:t xml:space="preserve">Cumplir </w:t>
+      </w:r>
+      <w:r>
+        <w:t xml:space="preserve">y estar al día en el pago de sus obligaciones tributarias en relación con los Bienes en Garantía en caso de ser aplicable, salvo que estén siendo controvertidas mediante procedimientos adecuados u otras acciones actuando de buena fe y con respecto a las cuales se han </w:t>
       </w:r>
       <w:r>
         <w:lastRenderedPageBreak/>
-        <w:t>en Garantía</w:t>
+        <w:t>establecido las reservas adecuadas en sus libros contables de acuerdo con los estándares de contabilidad</w:t>
       </w:r>
       <w:r>
         <w:t>.</w:t>
@@ -8665,19 +9253,13 @@
     </w:p>
     <w:p>
       <w:pPr>
-        <w:pStyle w:val="Ttulo3"/>
+        <w:pStyle w:val="Heading3"/>
       </w:pPr>
       <w:r>
         <w:t xml:space="preserve">Mantener </w:t>
       </w:r>
       <w:r>
-        <w:t xml:space="preserve">vigentes todos los derechos otorgados en el presente Contrato a </w:t>
-      </w:r>
-      <w:r>
-        <w:t>las Partes Garantizadas</w:t>
-      </w:r>
-      <w:r>
-        <w:t xml:space="preserve"> relativos a los Bienes en Garantía, y salir a la defensa de cualquier demanda y reclamo de cualquier Persona sobre los Bienes en Garantía, en la medida que lo permita las Leyes Aplicables</w:t>
+        <w:t>los seguros que amparan los Bienes en Garantía, vigentes con compañías de seguros solventes y de reconocida reputación</w:t>
       </w:r>
       <w:r>
         <w:t>.</w:t>
@@ -8685,160 +9267,7 @@
     </w:p>
     <w:p>
       <w:pPr>
-        <w:pStyle w:val="Ttulo3"/>
-      </w:pPr>
-      <w:r>
-        <w:t xml:space="preserve">Abstenerse </w:t>
-      </w:r>
-      <w:r>
-        <w:t xml:space="preserve">de </w:t>
-      </w:r>
-      <w:r>
-        <w:t xml:space="preserve">otorgar </w:t>
-      </w:r>
-      <w:r>
-        <w:t>a terceros cualquier garantía,</w:t>
-      </w:r>
-      <w:r>
-        <w:t xml:space="preserve"> </w:t>
-      </w:r>
-      <w:r>
-        <w:t>de crear Gravámenes o de otorgar cualquier derecho de garantía sobre los Bienes en Garantía</w:t>
-      </w:r>
-      <w:r>
-        <w:t>, distinta a esta Garantía</w:t>
-      </w:r>
-      <w:r>
-        <w:t>.</w:t>
-      </w:r>
-    </w:p>
-    <w:p>
-      <w:pPr>
-        <w:pStyle w:val="Ttulo3"/>
-      </w:pPr>
-      <w:r>
-        <w:t xml:space="preserve">Notificar </w:t>
-      </w:r>
-      <w:r>
-        <w:t xml:space="preserve">a </w:t>
-      </w:r>
-      <w:r>
-        <w:t>Finkargo Colombia</w:t>
-      </w:r>
-      <w:r>
-        <w:t xml:space="preserve"> dentro de los cinco (5) Días Hábiles siguientes a la fecha en que tenga conocimiento de cualquier circunstancia o evento que afecte o modifique los derechos de </w:t>
-      </w:r>
-      <w:r>
-        <w:t>Finkargo Colombia</w:t>
-      </w:r>
-      <w:r>
-        <w:t xml:space="preserve"> en virtud de este Contrato, así como de cualquier circunstancia relevante con respecto a los Bienes en Garantía que razonablemente el Importador considere que pueda poner en riesgo el cumplimiento de cualquier obligación bajo el Contrato Marco</w:t>
-      </w:r>
-      <w:r>
-        <w:t>.</w:t>
-      </w:r>
-    </w:p>
-    <w:p>
-      <w:pPr>
-        <w:pStyle w:val="Ttulo3"/>
-      </w:pPr>
-      <w:r>
-        <w:t xml:space="preserve">Notificar </w:t>
-      </w:r>
-      <w:r>
-        <w:t xml:space="preserve">a </w:t>
-      </w:r>
-      <w:r>
-        <w:t>Finkargo Colombia</w:t>
-      </w:r>
-      <w:r>
-        <w:t xml:space="preserve"> dentro de los cinco (5) Días Hábiles siguientes a la fecha en que tenga conocimiento de cualquier demanda o proceso judicial o administrativo iniciado en su contra, como consecuencia de lo cual se cree o se pueda esperar razonablemente que se cree un Gravamen sobre los Bienes en Garantía</w:t>
-      </w:r>
-      <w:r>
-        <w:t>.</w:t>
-      </w:r>
-    </w:p>
-    <w:p>
-      <w:pPr>
-        <w:pStyle w:val="Ttulo3"/>
-      </w:pPr>
-      <w:r>
-        <w:t xml:space="preserve">Entregar </w:t>
-      </w:r>
-      <w:r>
-        <w:t xml:space="preserve">a </w:t>
-      </w:r>
-      <w:r>
-        <w:t>Finkargo Colombia</w:t>
-      </w:r>
-      <w:r>
-        <w:t xml:space="preserve">, </w:t>
-      </w:r>
-      <w:r>
-        <w:t xml:space="preserve">al </w:t>
-      </w:r>
-      <w:r>
-        <w:t>final</w:t>
-      </w:r>
-      <w:r>
-        <w:t xml:space="preserve"> de cada </w:t>
-      </w:r>
-      <w:r>
-        <w:t xml:space="preserve">mes </w:t>
-      </w:r>
-      <w:r>
-        <w:t>calendario</w:t>
-      </w:r>
-      <w:r>
-        <w:t xml:space="preserve">, una actualización de aquellas listas, descripciones y/o indicaciones de </w:t>
-      </w:r>
-      <w:r>
-        <w:t>los activos</w:t>
-      </w:r>
-      <w:r>
-        <w:t xml:space="preserve"> que </w:t>
-      </w:r>
-      <w:r>
-        <w:t>conforman</w:t>
-      </w:r>
-      <w:r>
-        <w:t xml:space="preserve"> los Bienes en Garantía</w:t>
-      </w:r>
-      <w:r>
-        <w:t>.</w:t>
-      </w:r>
-    </w:p>
-    <w:p>
-      <w:pPr>
-        <w:pStyle w:val="Ttulo3"/>
-      </w:pPr>
-      <w:r>
-        <w:t xml:space="preserve">Cumplir </w:t>
-      </w:r>
-      <w:r>
-        <w:t>y estar al día en el pago de sus obligaciones tributarias en relación con los Bienes en Garantía en caso de ser aplicable, salvo que estén siendo controvertidas mediante procedimientos adecuados u otras acciones actuando de buena fe y con respecto a las cuales se han establecido las reservas adecuadas en sus libros contables de acuerdo con los estándares de contabilidad</w:t>
-      </w:r>
-      <w:r>
-        <w:t>.</w:t>
-      </w:r>
-    </w:p>
-    <w:p>
-      <w:pPr>
-        <w:pStyle w:val="Ttulo3"/>
-      </w:pPr>
-      <w:r>
-        <w:t xml:space="preserve">Mantener </w:t>
-      </w:r>
-      <w:r>
-        <w:t>los seguros que amparan los Bienes en Garantía, vigentes con compañías de seguros solventes y de reconocida reputación</w:t>
-      </w:r>
-      <w:r>
-        <w:t>.</w:t>
-      </w:r>
-    </w:p>
-    <w:p>
-      <w:pPr>
-        <w:pStyle w:val="Ttulo3"/>
+        <w:pStyle w:val="Heading3"/>
         <w:tabs>
           <w:tab w:val="num" w:pos="1418"/>
         </w:tabs>
@@ -8855,7 +9284,7 @@
     </w:p>
     <w:p>
       <w:pPr>
-        <w:pStyle w:val="Ttulo3"/>
+        <w:pStyle w:val="Heading3"/>
         <w:tabs>
           <w:tab w:val="num" w:pos="1418"/>
         </w:tabs>
@@ -8866,7 +9295,7 @@
     </w:p>
     <w:p>
       <w:pPr>
-        <w:pStyle w:val="Ttulo2"/>
+        <w:pStyle w:val="Heading2"/>
         <w:rPr>
           <w:vanish/>
           <w:specVanish/>
@@ -8896,9 +9325,10 @@
         <w:t xml:space="preserve"> De igual forma, el Importador tendrá en la conservación de los Bienes en Garantía, las obligaciones y responsabilidades del depositario, de conformidad con el artículo 1212 del Código de Comercio colombiano, debiendo responder hasta de la culpa leve en la custodia y conservación de los Bienes en Garantía, de tal manera que estos se encuentren en condiciones normales de funcionamiento durante la vigencia de la Garantía, salvo por el desgaste normal derivado de su uso adecuado. Tales obligaciones comprenden las de realizar directa o indirectamente, bajo su responsabilidad, el mantenimiento, las reposiciones o remplazos y las reparaciones que la naturaleza de los bienes y activos exija o la técnica aconseje, sin desmejorar los bienes y activos de que se trate.</w:t>
       </w:r>
     </w:p>
-    <w:p>
-      <w:pPr>
-        <w:pStyle w:val="Ttulo1"/>
+    <w:p/>
+    <w:p>
+      <w:pPr>
+        <w:pStyle w:val="Heading1"/>
         <w:jc w:val="center"/>
         <w:rPr>
           <w:lang w:val="es-CO"/>
@@ -8909,7 +9339,6 @@
           <w:u w:val="none"/>
           <w:lang w:val="es-CO"/>
         </w:rPr>
-        <w:lastRenderedPageBreak/>
         <w:br/>
       </w:r>
       <w:bookmarkStart w:id="59" w:name="_Ref128660810"/>
@@ -8929,7 +9358,14 @@
     </w:p>
     <w:p>
       <w:pPr>
-        <w:pStyle w:val="Ttulo2"/>
+        <w:rPr>
+          <w:lang w:val="es-CO"/>
+        </w:rPr>
+      </w:pPr>
+    </w:p>
+    <w:p>
+      <w:pPr>
+        <w:pStyle w:val="Heading2"/>
         <w:rPr>
           <w:vanish/>
           <w:lang w:val="es-CO"/>
@@ -8965,7 +9401,7 @@
     </w:p>
     <w:p>
       <w:pPr>
-        <w:pStyle w:val="Ttulo3"/>
+        <w:pStyle w:val="Heading3"/>
       </w:pPr>
       <w:r>
         <w:t>Una vez ocurra un Evento de Incumplimiento</w:t>
@@ -9030,7 +9466,7 @@
     </w:p>
     <w:p>
       <w:pPr>
-        <w:pStyle w:val="Ttulo3"/>
+        <w:pStyle w:val="Heading3"/>
       </w:pPr>
       <w:r>
         <w:t>Para el envío de una Notificación de Evento de Incumplimiento</w:t>
@@ -9068,7 +9504,7 @@
     </w:p>
     <w:p>
       <w:pPr>
-        <w:pStyle w:val="Ttulo2"/>
+        <w:pStyle w:val="Heading2"/>
         <w:rPr>
           <w:vanish/>
           <w:u w:val="none"/>
@@ -9107,7 +9543,7 @@
     </w:p>
     <w:p>
       <w:pPr>
-        <w:pStyle w:val="Ttulo3"/>
+        <w:pStyle w:val="Heading3"/>
       </w:pPr>
       <w:bookmarkStart w:id="63" w:name="_Ref143844860"/>
       <w:r>
@@ -9160,10 +9596,11 @@
     </w:p>
     <w:p>
       <w:pPr>
-        <w:pStyle w:val="Ttulo4"/>
+        <w:pStyle w:val="Heading4"/>
       </w:pPr>
       <w:bookmarkStart w:id="65" w:name="_Ref133475912"/>
       <w:r>
+        <w:lastRenderedPageBreak/>
         <w:t>E</w:t>
       </w:r>
       <w:r>
@@ -9191,9 +9628,11 @@
       <w:r>
         <w:t>) pago directo; (</w:t>
       </w:r>
+      <w:proofErr w:type="spellStart"/>
       <w:r>
         <w:t>ii</w:t>
       </w:r>
+      <w:proofErr w:type="spellEnd"/>
       <w:r>
         <w:t>) ejecución especial; (</w:t>
       </w:r>
@@ -9225,46 +9664,43 @@
     </w:p>
     <w:p>
       <w:pPr>
-        <w:pStyle w:val="Ttulo4"/>
+        <w:pStyle w:val="Heading4"/>
       </w:pPr>
       <w:r>
         <w:t xml:space="preserve">Si como resultado de la ejecución de la Garantía </w:t>
       </w:r>
-      <w:r>
-        <w:t>Finkargo Colombia</w:t>
-      </w:r>
-      <w:r>
-        <w:t xml:space="preserve"> recibe Pesos, las Obligaciones Garantizadas que estén denominadas en </w:t>
-      </w:r>
-      <w:proofErr w:type="gramStart"/>
-      <w:r>
-        <w:t>Dólares</w:t>
-      </w:r>
-      <w:proofErr w:type="gramEnd"/>
-      <w:r>
-        <w:t xml:space="preserve"> serán pagadas a la TRM vigente para la fecha en que se reciba el pago de la enajenación de los Bienes en Garantía de acuerdo con los procedimientos aquí previstos o de la fecha en que se realice la dación en pago o el pago en especie con los Bienes en Garantía.</w:t>
-      </w:r>
-    </w:p>
-    <w:p>
-      <w:pPr>
-        <w:pStyle w:val="Ttulo3"/>
+      <w:proofErr w:type="spellStart"/>
+      <w:r>
+        <w:t>Finkargo</w:t>
+      </w:r>
+      <w:proofErr w:type="spellEnd"/>
+      <w:r>
+        <w:t xml:space="preserve"> Colombia</w:t>
+      </w:r>
+      <w:r>
+        <w:t xml:space="preserve"> recibe Pesos, las Obligaciones Garantizadas que estén denominadas en Dólares serán pagadas a la TRM vigente para la fecha en que se reciba el pago de la enajenación de los Bienes en Garantía de acuerdo con los procedimientos aquí previstos o de la fecha en que se realice la dación en pago o el pago en especie con los Bienes en Garantía.</w:t>
+      </w:r>
+    </w:p>
+    <w:p>
+      <w:pPr>
+        <w:pStyle w:val="Heading3"/>
       </w:pPr>
       <w:bookmarkStart w:id="66" w:name="_Hlk143859035"/>
       <w:r>
-        <w:t xml:space="preserve">Si como resultado de la ejecución de la Garantía Finkargo Colombia recibe Pesos, las Obligaciones Garantizadas que estén denominadas en </w:t>
-      </w:r>
-      <w:proofErr w:type="gramStart"/>
-      <w:r>
-        <w:t>Dólares</w:t>
-      </w:r>
-      <w:proofErr w:type="gramEnd"/>
-      <w:r>
-        <w:t xml:space="preserve"> serán pagadas a la TRM vigente para la fecha en que se reciba el pago de la enajenación de los Bienes en Garantía de acuerdo con los procedimientos aquí previstos o de la fecha en que se realice la dación en pago o el pago en especie con los Bienes en Garantía.</w:t>
-      </w:r>
-    </w:p>
-    <w:p>
-      <w:pPr>
-        <w:pStyle w:val="Ttulo3"/>
+        <w:t xml:space="preserve">Si como resultado de la ejecución de la Garantía </w:t>
+      </w:r>
+      <w:proofErr w:type="spellStart"/>
+      <w:r>
+        <w:t>Finkargo</w:t>
+      </w:r>
+      <w:proofErr w:type="spellEnd"/>
+      <w:r>
+        <w:t xml:space="preserve"> Colombia recibe Pesos, las Obligaciones Garantizadas que estén denominadas en Dólares serán pagadas a la TRM vigente para la fecha en que se reciba el pago de la enajenación de los Bienes en Garantía de acuerdo con los procedimientos aquí previstos o de la fecha en que se realice la dación en pago o el pago en especie con los Bienes en Garantía.</w:t>
+      </w:r>
+    </w:p>
+    <w:p>
+      <w:pPr>
+        <w:pStyle w:val="Heading3"/>
       </w:pPr>
       <w:r>
         <w:t xml:space="preserve">Sin perjuicio de lo establecido en la </w:t>
@@ -9314,7 +9750,7 @@
     </w:p>
     <w:p>
       <w:pPr>
-        <w:pStyle w:val="Ttulo2"/>
+        <w:pStyle w:val="Heading2"/>
         <w:rPr>
           <w:vanish/>
           <w:u w:val="none"/>
@@ -9354,12 +9790,11 @@
     </w:p>
     <w:p>
       <w:pPr>
-        <w:pStyle w:val="Ttulo3"/>
+        <w:pStyle w:val="Heading3"/>
       </w:pPr>
       <w:bookmarkStart w:id="69" w:name="_Ref129369107"/>
       <w:bookmarkStart w:id="70" w:name="_Ref136365253"/>
       <w:r>
-        <w:lastRenderedPageBreak/>
         <w:t xml:space="preserve">Para efectos de iniciar la ejecución </w:t>
       </w:r>
       <w:r>
@@ -9412,7 +9847,7 @@
     </w:p>
     <w:p>
       <w:pPr>
-        <w:pStyle w:val="Ttulo3"/>
+        <w:pStyle w:val="Heading3"/>
       </w:pPr>
       <w:bookmarkStart w:id="71" w:name="_Ref129369435"/>
       <w:r>
@@ -9458,7 +9893,7 @@
     </w:p>
     <w:p>
       <w:pPr>
-        <w:pStyle w:val="Ttulo3"/>
+        <w:pStyle w:val="Heading3"/>
       </w:pPr>
       <w:r>
         <w:t>El Formulario de Ejecución se entenderá entregado al Importador con la notificación que el Registro de Garantías Mobiliarias realice al Importador, una vez inscrito el Formulario de Ejecución ante el Registro de Garantías Mobiliarias.</w:t>
@@ -9466,7 +9901,7 @@
     </w:p>
     <w:p>
       <w:pPr>
-        <w:pStyle w:val="Ttulo3"/>
+        <w:pStyle w:val="Heading3"/>
       </w:pPr>
       <w:r>
         <w:t>La(s) Parte(s) Garantizada(s)</w:t>
@@ -9501,9 +9936,11 @@
       <w:r>
         <w:t xml:space="preserve"> (</w:t>
       </w:r>
+      <w:proofErr w:type="spellStart"/>
       <w:r>
         <w:t>ii</w:t>
       </w:r>
+      <w:proofErr w:type="spellEnd"/>
       <w:r>
         <w:t>) a través de notario público</w:t>
       </w:r>
@@ -9542,7 +9979,7 @@
     </w:p>
     <w:p>
       <w:pPr>
-        <w:pStyle w:val="Ttulo3"/>
+        <w:pStyle w:val="Heading3"/>
       </w:pPr>
       <w:r>
         <w:t xml:space="preserve">Surtido el trámite anterior, </w:t>
@@ -9660,7 +10097,7 @@
     </w:p>
     <w:p>
       <w:pPr>
-        <w:pStyle w:val="Ttulo2"/>
+        <w:pStyle w:val="Heading2"/>
         <w:rPr>
           <w:vanish/>
           <w:u w:val="none"/>
@@ -9674,6 +10111,7 @@
         <w:rPr>
           <w:lang w:val="es-CO"/>
         </w:rPr>
+        <w:lastRenderedPageBreak/>
         <w:t xml:space="preserve">Procedimiento de </w:t>
       </w:r>
       <w:r>
@@ -9706,7 +10144,7 @@
     </w:p>
     <w:p>
       <w:pPr>
-        <w:pStyle w:val="Ttulo3"/>
+        <w:pStyle w:val="Heading3"/>
       </w:pPr>
       <w:r>
         <w:t>La(s) Parte(s) Garantizada(s)</w:t>
@@ -9833,7 +10271,7 @@
     </w:p>
     <w:p>
       <w:pPr>
-        <w:pStyle w:val="Ttulo3"/>
+        <w:pStyle w:val="Heading3"/>
       </w:pPr>
       <w:bookmarkStart w:id="75" w:name="_Ref132229379"/>
       <w:r>
@@ -9967,7 +10405,7 @@
     </w:p>
     <w:p>
       <w:pPr>
-        <w:pStyle w:val="Ttulo3"/>
+        <w:pStyle w:val="Heading3"/>
       </w:pPr>
       <w:r>
         <w:t xml:space="preserve">De conformidad con lo dispuesto en el presente Contrato, en caso de que </w:t>
@@ -10059,11 +10497,7 @@
         <w:t xml:space="preserve"> </w:t>
       </w:r>
       <w:r>
-        <w:t xml:space="preserve">y/o cualquier tercero designado, para llevar a cabo la terminación de las responsabilidades y derechos de </w:t>
-      </w:r>
-      <w:r>
-        <w:lastRenderedPageBreak/>
-        <w:t xml:space="preserve">administración de los Bienes en Garantía y la transferencia de estas funciones de administración a </w:t>
+        <w:t xml:space="preserve">y/o cualquier tercero designado, para llevar a cabo la terminación de las responsabilidades y derechos de administración de los Bienes en Garantía y la transferencia de estas funciones de administración a </w:t>
       </w:r>
       <w:r>
         <w:t>la(s) Parte(s) Garantizada(s)</w:t>
@@ -10077,7 +10511,7 @@
     </w:p>
     <w:p>
       <w:pPr>
-        <w:pStyle w:val="Ttulo2"/>
+        <w:pStyle w:val="Heading2"/>
         <w:rPr>
           <w:vanish/>
           <w:u w:val="none"/>
@@ -10219,8 +10653,13 @@
       <w:r>
         <w:t xml:space="preserve"> </w:t>
       </w:r>
-      <w:r>
-        <w:t>Finkargo Colombia</w:t>
+      <w:proofErr w:type="spellStart"/>
+      <w:r>
+        <w:t>Finkargo</w:t>
+      </w:r>
+      <w:proofErr w:type="spellEnd"/>
+      <w:r>
+        <w:t xml:space="preserve"> Colombia</w:t>
       </w:r>
       <w:r>
         <w:t xml:space="preserve"> podrá satisfacer el pago de las Obligaciones Garantizadas a través de la aplicación del mecanismo de ejecución especial previsto en esta </w:t>
@@ -10290,7 +10729,7 @@
     </w:p>
     <w:p>
       <w:pPr>
-        <w:pStyle w:val="Ttulo3"/>
+        <w:pStyle w:val="Heading3"/>
         <w:numPr>
           <w:ilvl w:val="2"/>
           <w:numId w:val="32"/>
@@ -10381,7 +10820,11 @@
         <w:t xml:space="preserve">. Para efectos de lo previsto en el artículo 66, numeral 2, de la Ley de Garantías Mobiliarias, el Importador declara que no podrá alegar que las Obligaciones Garantizadas se encuentran sujetas a plazo, ni a ninguna otra condición suspensiva cuando </w:t>
       </w:r>
       <w:r>
-        <w:t>la(s) Parte(s) Garantizada(s)</w:t>
+        <w:t xml:space="preserve">la(s) Parte(s) </w:t>
+      </w:r>
+      <w:r>
+        <w:lastRenderedPageBreak/>
+        <w:t>Garantizada(s)</w:t>
       </w:r>
       <w:r>
         <w:t xml:space="preserve"> </w:t>
@@ -10398,7 +10841,7 @@
     </w:p>
     <w:p>
       <w:pPr>
-        <w:pStyle w:val="Ttulo3"/>
+        <w:pStyle w:val="Heading3"/>
       </w:pPr>
       <w:bookmarkStart w:id="78" w:name="_Ref129368778"/>
       <w:bookmarkStart w:id="79" w:name="_Ref136365338"/>
@@ -10550,7 +10993,7 @@
     </w:p>
     <w:p>
       <w:pPr>
-        <w:pStyle w:val="Ttulo4"/>
+        <w:pStyle w:val="Heading4"/>
       </w:pPr>
       <w:r>
         <w:t xml:space="preserve">Las </w:t>
@@ -10647,7 +11090,7 @@
     </w:p>
     <w:p>
       <w:pPr>
-        <w:pStyle w:val="Ttulo4"/>
+        <w:pStyle w:val="Heading4"/>
         <w:rPr>
           <w:u w:val="single"/>
         </w:rPr>
@@ -10755,7 +11198,7 @@
     </w:p>
     <w:p>
       <w:pPr>
-        <w:pStyle w:val="Ttulo4"/>
+        <w:pStyle w:val="Heading4"/>
       </w:pPr>
       <w:r>
         <w:t xml:space="preserve">Una vez </w:t>
@@ -10784,7 +11227,7 @@
     </w:p>
     <w:p>
       <w:pPr>
-        <w:pStyle w:val="Ttulo4"/>
+        <w:pStyle w:val="Heading4"/>
         <w:numPr>
           <w:ilvl w:val="4"/>
           <w:numId w:val="1"/>
@@ -10812,14 +11255,13 @@
     </w:p>
     <w:p>
       <w:pPr>
-        <w:pStyle w:val="Ttulo4"/>
+        <w:pStyle w:val="Heading4"/>
         <w:numPr>
           <w:ilvl w:val="4"/>
           <w:numId w:val="1"/>
         </w:numPr>
       </w:pPr>
       <w:r>
-        <w:lastRenderedPageBreak/>
         <w:t>La(s) Parte(s) Garantizada(s)</w:t>
       </w:r>
       <w:r>
@@ -10948,7 +11390,7 @@
     </w:p>
     <w:p>
       <w:pPr>
-        <w:pStyle w:val="Ttulo3"/>
+        <w:pStyle w:val="Heading3"/>
       </w:pPr>
       <w:r>
         <w:t xml:space="preserve">Las Partes aceptan que el precio de enajenación podrá ser inferior a la Valoración. En el evento en que no se reciban ofertas de compra satisfactorias para la(s) Parte(s) Garantizada(s), ésta(s) podrá(n) (y) llevar a cabo cualquiera de los procedimientos descritos en la </w:t>
@@ -10973,10 +11415,14 @@
     </w:p>
     <w:p>
       <w:pPr>
-        <w:pStyle w:val="Ttulo3"/>
-      </w:pPr>
-      <w:r>
-        <w:t xml:space="preserve">El Importador renuncia expresamente a efectuar cualquier reclamación u objeción con respecto a las condiciones en las que se haya realizado la cesión o enajenación de los Bienes en Garantía, tales como precio, forma de pago, Cesionario y cualquier otra observación en relación con el contrato de cesión o el contrato de transferencia aplicable que se suscriba o los efectos o condiciones de la dación en pago que se realice, según sea el caso, siempre y cuando </w:t>
+        <w:pStyle w:val="Heading3"/>
+      </w:pPr>
+      <w:r>
+        <w:t xml:space="preserve">El Importador renuncia expresamente a efectuar cualquier reclamación u objeción </w:t>
+      </w:r>
+      <w:r>
+        <w:lastRenderedPageBreak/>
+        <w:t xml:space="preserve">con respecto a las condiciones en las que se haya realizado la cesión o enajenación de los Bienes en Garantía, tales como precio, forma de pago, Cesionario y cualquier otra observación en relación con el contrato de cesión o el contrato de transferencia aplicable que se suscriba o los efectos o condiciones de la dación en pago que se realice, según sea el caso, siempre y cuando </w:t>
       </w:r>
       <w:r>
         <w:t>la(s) Parte(s) Garantizada(s)</w:t>
@@ -10997,7 +11443,7 @@
     </w:p>
     <w:p>
       <w:pPr>
-        <w:pStyle w:val="Ttulo3"/>
+        <w:pStyle w:val="Heading3"/>
       </w:pPr>
       <w:r>
         <w:t xml:space="preserve">En cualquier momento anterior a que </w:t>
@@ -11023,7 +11469,7 @@
     </w:p>
     <w:p>
       <w:pPr>
-        <w:pStyle w:val="Ttulo3"/>
+        <w:pStyle w:val="Heading3"/>
       </w:pPr>
       <w:r>
         <w:t>La(s) Parte(s) Garantizada(s)</w:t>
@@ -11058,7 +11504,7 @@
     </w:p>
     <w:p>
       <w:pPr>
-        <w:pStyle w:val="Ttulo3"/>
+        <w:pStyle w:val="Heading3"/>
       </w:pPr>
       <w:r>
         <w:t>La Garantía no será</w:t>
@@ -11078,7 +11524,7 @@
     </w:p>
     <w:p>
       <w:pPr>
-        <w:pStyle w:val="Ttulo2"/>
+        <w:pStyle w:val="Heading2"/>
         <w:rPr>
           <w:vanish/>
           <w:specVanish/>
@@ -11202,8 +11648,13 @@
       <w:r>
         <w:t xml:space="preserve">, </w:t>
       </w:r>
-      <w:r>
-        <w:t>Finkargo Colombia</w:t>
+      <w:proofErr w:type="spellStart"/>
+      <w:r>
+        <w:t>Finkargo</w:t>
+      </w:r>
+      <w:proofErr w:type="spellEnd"/>
+      <w:r>
+        <w:t xml:space="preserve"> Colombia</w:t>
       </w:r>
       <w:r>
         <w:t xml:space="preserve"> contratará los servicios de un </w:t>
@@ -11214,16 +11665,12 @@
       </w:r>
       <w:proofErr w:type="spellEnd"/>
       <w:r>
-        <w:t xml:space="preserve"> Independiente que cumpla con los Criterios de Independencia y Experiencia y cualesquiera otros criterios que le sean exigibles </w:t>
-      </w:r>
-      <w:r>
-        <w:lastRenderedPageBreak/>
-        <w:t>bajo la Ley Aplicable, el cual se encargará de efectuar el avalúo comercial de los Bienes en Garantía, de conformidad con las siguientes reglas:</w:t>
-      </w:r>
-    </w:p>
-    <w:p>
-      <w:pPr>
-        <w:pStyle w:val="Ttulo3"/>
+        <w:t xml:space="preserve"> Independiente que cumpla con los Criterios de Independencia y Experiencia y cualesquiera otros criterios que le sean exigibles bajo la Ley Aplicable, el cual se encargará de efectuar el avalúo comercial de los Bienes en Garantía, de conformidad con las siguientes reglas:</w:t>
+      </w:r>
+    </w:p>
+    <w:p>
+      <w:pPr>
+        <w:pStyle w:val="Heading3"/>
       </w:pPr>
       <w:bookmarkStart w:id="88" w:name="_Ref129868122"/>
       <w:r>
@@ -11323,7 +11770,7 @@
     </w:p>
     <w:p>
       <w:pPr>
-        <w:pStyle w:val="Ttulo3"/>
+        <w:pStyle w:val="Heading3"/>
       </w:pPr>
       <w:bookmarkStart w:id="89" w:name="_Ref129868124"/>
       <w:r>
@@ -11353,7 +11800,7 @@
     </w:p>
     <w:p>
       <w:pPr>
-        <w:pStyle w:val="Ttulo3"/>
+        <w:pStyle w:val="Heading3"/>
       </w:pPr>
       <w:bookmarkStart w:id="90" w:name="_Ref129868074"/>
       <w:r>
@@ -11380,7 +11827,7 @@
     </w:p>
     <w:p>
       <w:pPr>
-        <w:pStyle w:val="Ttulo3"/>
+        <w:pStyle w:val="Heading3"/>
       </w:pPr>
       <w:bookmarkStart w:id="91" w:name="_Ref129868077"/>
       <w:r>
@@ -11402,7 +11849,7 @@
     </w:p>
     <w:p>
       <w:pPr>
-        <w:pStyle w:val="Ttulo2"/>
+        <w:pStyle w:val="Heading2"/>
         <w:rPr>
           <w:vanish/>
           <w:u w:val="none"/>
@@ -11434,9 +11881,10 @@
     </w:p>
     <w:p>
       <w:pPr>
-        <w:pStyle w:val="Ttulo3"/>
-      </w:pPr>
-      <w:r>
+        <w:pStyle w:val="Heading3"/>
+      </w:pPr>
+      <w:r>
+        <w:lastRenderedPageBreak/>
         <w:t xml:space="preserve">Cualquier costo asociado a, o derivado de la ejecución de </w:t>
       </w:r>
       <w:r>
@@ -11475,7 +11923,7 @@
     </w:p>
     <w:p>
       <w:pPr>
-        <w:pStyle w:val="Ttulo3"/>
+        <w:pStyle w:val="Heading3"/>
       </w:pPr>
       <w:r>
         <w:t xml:space="preserve">Cualquier recurso derivado del proceso de ejecución </w:t>
@@ -11539,7 +11987,7 @@
     </w:p>
     <w:p>
       <w:pPr>
-        <w:pStyle w:val="Ttulo3"/>
+        <w:pStyle w:val="Heading3"/>
       </w:pPr>
       <w:r>
         <w:t xml:space="preserve">No obstante, en concordancia con el numeral 3 del artículo 70 de la Ley de Garantías Mobiliarias, el remanente, si lo hubiere, se entregará, previas las deducciones del caso, al Importador, según corresponda, dentro de los </w:t>
@@ -11562,7 +12010,7 @@
     </w:p>
     <w:p>
       <w:pPr>
-        <w:pStyle w:val="Ttulo2"/>
+        <w:pStyle w:val="Heading2"/>
         <w:rPr>
           <w:vanish/>
           <w:u w:val="none"/>
@@ -11598,7 +12046,7 @@
     </w:p>
     <w:p>
       <w:pPr>
-        <w:pStyle w:val="Ttulo3"/>
+        <w:pStyle w:val="Heading3"/>
       </w:pPr>
       <w:r>
         <w:t xml:space="preserve">Todos y cada uno de los derechos, poderes, facultades y recursos específicamente otorgados a </w:t>
@@ -11621,8 +12069,13 @@
       <w:r>
         <w:t xml:space="preserve"> a </w:t>
       </w:r>
-      <w:r>
-        <w:t>Finkargo Colombia</w:t>
+      <w:proofErr w:type="spellStart"/>
+      <w:r>
+        <w:t>Finkargo</w:t>
+      </w:r>
+      <w:proofErr w:type="spellEnd"/>
+      <w:r>
+        <w:t xml:space="preserve"> Colombia</w:t>
       </w:r>
       <w:r>
         <w:t xml:space="preserve"> y/o a la(s) Parte(s) Garantizada(s)</w:t>
@@ -11630,8 +12083,13 @@
       <w:r>
         <w:t xml:space="preserve">, sea en virtud de las Leyes Aplicables o en virtud de actos o decisiones de una Autoridad Gubernamental, y todos y cada uno de tales derechos, poderes, facultades y recursos, sea que específicamente se otorguen aquí o que existan de otro modo o simultáneamente, podrán ejercerse parcial o totalmente y con la frecuencia y en el orden en que </w:t>
       </w:r>
-      <w:r>
-        <w:t>Finkargo Colombia</w:t>
+      <w:proofErr w:type="spellStart"/>
+      <w:r>
+        <w:t>Finkargo</w:t>
+      </w:r>
+      <w:proofErr w:type="spellEnd"/>
+      <w:r>
+        <w:t xml:space="preserve"> Colombia</w:t>
       </w:r>
       <w:r>
         <w:t xml:space="preserve"> y/o la(s) Parte(s) Garantizada(s)</w:t>
@@ -11648,14 +12106,10 @@
     </w:p>
     <w:p>
       <w:pPr>
-        <w:pStyle w:val="Ttulo3"/>
-      </w:pPr>
-      <w:r>
-        <w:t xml:space="preserve">Todos estos derechos, poderes, facultades y recursos serán acumulables y el ejercicio o el inicio del ejercicio de uno no implicarán la renuncia de ninguno otro de dichos derechos. </w:t>
-      </w:r>
-      <w:r>
-        <w:lastRenderedPageBreak/>
-        <w:t xml:space="preserve">Ni la demora ni la omisión por parte de </w:t>
+        <w:pStyle w:val="Heading3"/>
+      </w:pPr>
+      <w:r>
+        <w:t xml:space="preserve">Todos estos derechos, poderes, facultades y recursos serán acumulables y el ejercicio o el inicio del ejercicio de uno no implicarán la renuncia de ninguno otro de dichos derechos. Ni la demora ni la omisión por parte de </w:t>
       </w:r>
       <w:r>
         <w:t>la(s) Parte(s) Garantizada(s)</w:t>
@@ -11663,8 +12117,13 @@
       <w:r>
         <w:t xml:space="preserve">en el ejercicio de tales derechos, poderes facultades y recursos, ni la falta de renovación o prórroga de alguna de las Obligaciones Garantizadas menoscabará los derechos de </w:t>
       </w:r>
-      <w:r>
-        <w:t>Finkargo Colombia</w:t>
+      <w:proofErr w:type="spellStart"/>
+      <w:r>
+        <w:t>Finkargo</w:t>
+      </w:r>
+      <w:proofErr w:type="spellEnd"/>
+      <w:r>
+        <w:t xml:space="preserve"> Colombia</w:t>
       </w:r>
       <w:r>
         <w:t>, poderes, facultades y recursos en virtud del Contrato Marco y cualquier Garantía Adicional, ni constituirá una renuncia de estos.</w:t>
@@ -11672,7 +12131,7 @@
     </w:p>
     <w:p>
       <w:pPr>
-        <w:pStyle w:val="Ttulo3"/>
+        <w:pStyle w:val="Heading3"/>
       </w:pPr>
       <w:r>
         <w:t>La falta de la Notificación de Evento de Incumplimiento</w:t>
@@ -11692,7 +12151,7 @@
     </w:p>
     <w:p>
       <w:pPr>
-        <w:pStyle w:val="Ttulo3"/>
+        <w:pStyle w:val="Heading3"/>
       </w:pPr>
       <w:r>
         <w:t xml:space="preserve">En el evento en que </w:t>
@@ -11724,7 +12183,14 @@
     </w:p>
     <w:p>
       <w:pPr>
-        <w:pStyle w:val="Ttulo1"/>
+        <w:rPr>
+          <w:lang w:val="es-CO"/>
+        </w:rPr>
+      </w:pPr>
+    </w:p>
+    <w:p>
+      <w:pPr>
+        <w:pStyle w:val="Heading1"/>
         <w:jc w:val="center"/>
         <w:rPr>
           <w:lang w:val="es-CO"/>
@@ -11748,7 +12214,14 @@
     </w:p>
     <w:p>
       <w:pPr>
-        <w:pStyle w:val="Ttulo2"/>
+        <w:rPr>
+          <w:lang w:val="es-CO"/>
+        </w:rPr>
+      </w:pPr>
+    </w:p>
+    <w:p>
+      <w:pPr>
+        <w:pStyle w:val="Heading2"/>
         <w:numPr>
           <w:ilvl w:val="1"/>
           <w:numId w:val="6"/>
@@ -11764,6 +12237,7 @@
         <w:rPr>
           <w:lang w:val="es-CO"/>
         </w:rPr>
+        <w:lastRenderedPageBreak/>
         <w:t>Confidencialidad</w:t>
       </w:r>
       <w:bookmarkEnd w:id="94"/>
@@ -11784,7 +12258,7 @@
     </w:p>
     <w:p>
       <w:pPr>
-        <w:pStyle w:val="Ttulo3"/>
+        <w:pStyle w:val="Heading3"/>
       </w:pPr>
       <w:r>
         <w:t>Las Partes sus administradores, empleados y agentes</w:t>
@@ -11805,7 +12279,7 @@
     </w:p>
     <w:p>
       <w:pPr>
-        <w:pStyle w:val="Ttulo3"/>
+        <w:pStyle w:val="Heading3"/>
       </w:pPr>
       <w:r>
         <w:t xml:space="preserve">Si una Autoridad Gubernamental obliga a cualquiera de las Partes a revelar Información Confidencial, no será un incumplimiento del Contrato la divulgación en la medida requerida por dicha orden, siempre y cuando la Parte que reciba la orden notifique a la otra Parte al menos </w:t>
@@ -11835,7 +12309,7 @@
     </w:p>
     <w:p>
       <w:pPr>
-        <w:pStyle w:val="Ttulo3"/>
+        <w:pStyle w:val="Heading3"/>
       </w:pPr>
       <w:r>
         <w:t xml:space="preserve">Las Partes reconocen que el derecho, título e interés en la Información Confidencial con respecto a la otra Parte como tal deben ser y permanecer la propiedad exclusiva de la otra Parte. A menos que se disponga lo contrario por escrito, toda la información tangible con respecto a cualquiera de las Partes deberá ser devuelta de inmediato por la otra Parte previa solicitud o ser destruida por la Parte a solicitud previa </w:t>
@@ -11849,7 +12323,7 @@
     </w:p>
     <w:p>
       <w:pPr>
-        <w:pStyle w:val="Ttulo3"/>
+        <w:pStyle w:val="Heading3"/>
       </w:pPr>
       <w:r>
         <w:t>Las Partes utilizarán el mismo grado de cuidado para evitar la divulgación de la Información Confidencial de la otra Parte que emplean con respecto a su propia información confidencial, pero en ningún caso debe ser inferior a un cuidado razonable.</w:t>
@@ -11857,7 +12331,7 @@
     </w:p>
     <w:p>
       <w:pPr>
-        <w:pStyle w:val="Ttulo3"/>
+        <w:pStyle w:val="Heading3"/>
       </w:pPr>
       <w:r>
         <w:t>Las restricciones contenidas en esta cláusula seguirán aplicándose durante un período de tres (3) años tras la terminación o expiración del presente Contrato, lo que ocurra primero. Las disposiciones de esta cláusula prevalecerán sobre cualquier acuerdo de confidencialidad previo entre las Partes en relación con el objeto del presente Contrato.</w:t>
@@ -11865,7 +12339,7 @@
     </w:p>
     <w:p>
       <w:pPr>
-        <w:pStyle w:val="Ttulo2"/>
+        <w:pStyle w:val="Heading2"/>
         <w:rPr>
           <w:vanish/>
           <w:lang w:val="es-CO"/>
@@ -11877,7 +12351,6 @@
         <w:rPr>
           <w:lang w:val="es-CO"/>
         </w:rPr>
-        <w:lastRenderedPageBreak/>
         <w:t>Excepciones a la confidencialidad</w:t>
       </w:r>
       <w:bookmarkEnd w:id="96"/>
@@ -11898,7 +12371,7 @@
     </w:p>
     <w:p>
       <w:pPr>
-        <w:pStyle w:val="Ttulo3"/>
+        <w:pStyle w:val="Heading3"/>
       </w:pPr>
       <w:r>
         <w:t>Cuando la Parte receptora tenga evidencia de que conoce previamente la información recibida sin ningún tipo de obligación de confidencialidad.</w:t>
@@ -11908,7 +12381,7 @@
     </w:p>
     <w:p>
       <w:pPr>
-        <w:pStyle w:val="Ttulo3"/>
+        <w:pStyle w:val="Heading3"/>
       </w:pPr>
       <w:r>
         <w:t>Cuando en o luego de su divulgación a la Parte receptora, la Información Confidencial devino en información de conocimiento o dominio público, siempre y cuando tal situación no se haya derivado de un incumplimiento bajo este Contrato.</w:t>
@@ -11918,7 +12391,7 @@
     </w:p>
     <w:p>
       <w:pPr>
-        <w:pStyle w:val="Ttulo3"/>
+        <w:pStyle w:val="Heading3"/>
       </w:pPr>
       <w:r>
         <w:t>Cuando la información deje de ser confidencial por ser revelada al público por el propietario.</w:t>
@@ -11928,7 +12401,7 @@
     </w:p>
     <w:p>
       <w:pPr>
-        <w:pStyle w:val="Ttulo3"/>
+        <w:pStyle w:val="Heading3"/>
       </w:pPr>
       <w:r>
         <w:t>Cuando la información haya sido independientemente desarrollada por parte de la Parte receptora, sin referencia alguna o uso de la Información Confidencial.</w:t>
@@ -11938,10 +12411,14 @@
     </w:p>
     <w:p>
       <w:pPr>
-        <w:pStyle w:val="Ttulo3"/>
-      </w:pPr>
-      <w:r>
-        <w:t>Cuando la Parte receptora haya recibido aprobación escrita por parte de la otra Parte, respecto a la divulgación de la Información Confidencial</w:t>
+        <w:pStyle w:val="Heading3"/>
+      </w:pPr>
+      <w:r>
+        <w:t xml:space="preserve">Cuando la Parte receptora haya recibido aprobación escrita por parte de la otra </w:t>
+      </w:r>
+      <w:r>
+        <w:lastRenderedPageBreak/>
+        <w:t>Parte, respecto a la divulgación de la Información Confidencial</w:t>
       </w:r>
       <w:r>
         <w:t>.</w:t>
@@ -11951,7 +12428,7 @@
     </w:p>
     <w:p>
       <w:pPr>
-        <w:pStyle w:val="Ttulo3"/>
+        <w:pStyle w:val="Heading3"/>
       </w:pPr>
       <w:r>
         <w:t>Cuando la Parte receptora o sus representantes sean requeridos a revelar la Información Confidencial bajo cualquier Ley Aplicable, una Autoridad Gubernamental, judicial, administrativa o regulatoria competente (incluyendo cualquier agencia gubernamental o cualquier bolsa de valores reconocida).</w:t>
@@ -11960,7 +12437,7 @@
     </w:p>
     <w:p>
       <w:pPr>
-        <w:pStyle w:val="Ttulo2"/>
+        <w:pStyle w:val="Heading2"/>
         <w:rPr>
           <w:vanish/>
           <w:specVanish/>
@@ -11993,10 +12470,15 @@
     </w:p>
     <w:p>
       <w:pPr>
-        <w:pStyle w:val="Ttulo3"/>
-      </w:pPr>
-      <w:r>
-        <w:t>Finkargo Colombia</w:t>
+        <w:pStyle w:val="Heading3"/>
+      </w:pPr>
+      <w:proofErr w:type="spellStart"/>
+      <w:r>
+        <w:t>Finkargo</w:t>
+      </w:r>
+      <w:proofErr w:type="spellEnd"/>
+      <w:r>
+        <w:t xml:space="preserve"> Colombia</w:t>
       </w:r>
       <w:r>
         <w:t xml:space="preserve"> es responsable de los Datos Personales del Importador y de toda la información a la cual tenga acceso en el marco de este Contrato, así como de los Datos Personales contenidos en los Anexos, formularios, facturas y demás documentos generados en el marco de ejecución del presente Contrato.</w:t>
@@ -12004,13 +12486,18 @@
     </w:p>
     <w:p>
       <w:pPr>
-        <w:pStyle w:val="Ttulo3"/>
+        <w:pStyle w:val="Heading3"/>
       </w:pPr>
       <w:r>
         <w:t xml:space="preserve">El Importador autoriza de manera libre, voluntaria, previa, expresa, a </w:t>
       </w:r>
-      <w:r>
-        <w:t>Finkargo Colombia</w:t>
+      <w:proofErr w:type="spellStart"/>
+      <w:r>
+        <w:t>Finkargo</w:t>
+      </w:r>
+      <w:proofErr w:type="spellEnd"/>
+      <w:r>
+        <w:t xml:space="preserve"> Colombia</w:t>
       </w:r>
       <w:r>
         <w:t xml:space="preserve"> y sus Afiliadas, así como a </w:t>
@@ -12039,14 +12526,24 @@
       <w:r>
         <w:t xml:space="preserve"> SCA., SICAV-RAIF, Fiduciaria Scotiabank Colpatria S.A., Manejo Técnico de Información S.A. (y/o a quien, de tiempo en tiempo, durante la Vigencia, lleve a cabo las funciones de éste para con </w:t>
       </w:r>
-      <w:r>
-        <w:t>Finkargo Colombia</w:t>
+      <w:proofErr w:type="spellStart"/>
+      <w:r>
+        <w:t>Finkargo</w:t>
+      </w:r>
+      <w:proofErr w:type="spellEnd"/>
+      <w:r>
+        <w:t xml:space="preserve"> Colombia</w:t>
       </w:r>
       <w:r>
         <w:t xml:space="preserve"> y/o el Beneficiario a la Fecha de Firma) y Tecnología en Cuentas por Cobrar S.A.S. (y/o a quien, de tiempo en tiempo, durante la Vigencia, lleve a cabo las funciones de éste para con </w:t>
       </w:r>
-      <w:r>
-        <w:t>Finkargo Colombia</w:t>
+      <w:proofErr w:type="spellStart"/>
+      <w:r>
+        <w:t>Finkargo</w:t>
+      </w:r>
+      <w:proofErr w:type="spellEnd"/>
+      <w:r>
+        <w:t xml:space="preserve"> Colombia</w:t>
       </w:r>
       <w:r>
         <w:t xml:space="preserve"> y/o el Beneficiario a la Fecha de Firma), para que en los términos legalmente establecidos realice la recolección, almacenamiento, uso, circulación, supresión, transmisión, transferencia, y en general, el tratamiento de los Datos Personales que se ha procedido a entregar o que entregará, en virtud de las relaciones legales, contractuales, comerciales y/o de cualquier otra que surja, en desarrollo y ejecución de los fines descritos en este Contrato.</w:t>
@@ -12054,13 +12551,18 @@
     </w:p>
     <w:p>
       <w:pPr>
-        <w:pStyle w:val="Ttulo3"/>
+        <w:pStyle w:val="Heading3"/>
       </w:pPr>
       <w:r>
         <w:t xml:space="preserve">El Importador autoriza a </w:t>
       </w:r>
-      <w:r>
-        <w:t>Finkargo Colombia</w:t>
+      <w:proofErr w:type="spellStart"/>
+      <w:r>
+        <w:t>Finkargo</w:t>
+      </w:r>
+      <w:proofErr w:type="spellEnd"/>
+      <w:r>
+        <w:t xml:space="preserve"> Colombia</w:t>
       </w:r>
       <w:r>
         <w:t xml:space="preserve"> para que trate, transfiera o transmita los Datos Personales a terceros, como patrimonios autónomos, y/o beneficiarios de </w:t>
@@ -12082,17 +12584,13 @@
       <w:hyperlink r:id="rId11" w:history="1">
         <w:r>
           <w:rPr>
-            <w:rStyle w:val="Hipervnculo"/>
+            <w:rStyle w:val="Hyperlink"/>
           </w:rPr>
           <w:t>www.finkargo.com</w:t>
         </w:r>
       </w:hyperlink>
       <w:r>
-        <w:t xml:space="preserve">. Dicha autorización se extiende durante la totalidad del tiempo en el que pueda llegar a consolidarse un vínculo o este persista por cualquier circunstancia que se encuentre relacionado con las finalidades </w:t>
-      </w:r>
-      <w:r>
-        <w:lastRenderedPageBreak/>
-        <w:t xml:space="preserve">para las cuales los Datos Personales, fueron inicialmente suministrados, incluyendo sin limitarse </w:t>
+        <w:t xml:space="preserve">. Dicha autorización se extiende durante la totalidad del tiempo en el que pueda llegar a consolidarse un vínculo o este persista por cualquier circunstancia que se encuentre relacionado con las finalidades para las cuales los Datos Personales, fueron inicialmente suministrados, incluyendo sin limitarse </w:t>
       </w:r>
       <w:r>
         <w:t>la Vigencia</w:t>
@@ -12106,11 +12604,7 @@
     </w:p>
     <w:p>
       <w:pPr>
-        <w:pStyle w:val="Ttulo3"/>
-        <w:rPr>
-          <w:b/>
-          <w:u w:val="single"/>
-        </w:rPr>
+        <w:pStyle w:val="Heading3"/>
       </w:pPr>
       <w:r>
         <w:t xml:space="preserve">De igual forma, </w:t>
@@ -12148,7 +12642,7 @@
       <w:hyperlink r:id="rId12" w:history="1">
         <w:r>
           <w:rPr>
-            <w:rStyle w:val="Hipervnculo"/>
+            <w:rStyle w:val="Hyperlink"/>
           </w:rPr>
           <w:t>notificaciones@finkargo.com</w:t>
         </w:r>
@@ -12162,8 +12656,13 @@
       <w:r>
         <w:t xml:space="preserve">) a través de los mecanismos dispuestos para tal fin por </w:t>
       </w:r>
-      <w:r>
-        <w:t>Finkargo Colombia</w:t>
+      <w:proofErr w:type="spellStart"/>
+      <w:r>
+        <w:t>Finkargo</w:t>
+      </w:r>
+      <w:proofErr w:type="spellEnd"/>
+      <w:r>
+        <w:t xml:space="preserve"> Colombia</w:t>
       </w:r>
       <w:r>
         <w:t xml:space="preserve"> o sus Afiliadas, conforme a la Política de </w:t>
@@ -12177,7 +12676,7 @@
       <w:hyperlink r:id="rId13" w:history="1">
         <w:r>
           <w:rPr>
-            <w:rStyle w:val="Hipervnculo"/>
+            <w:rStyle w:val="Hyperlink"/>
           </w:rPr>
           <w:t>www.finkargo.com</w:t>
         </w:r>
@@ -12188,7 +12687,21 @@
     </w:p>
     <w:p>
       <w:pPr>
-        <w:pStyle w:val="Ttulo1"/>
+        <w:rPr>
+          <w:lang w:val="es-CO"/>
+        </w:rPr>
+      </w:pPr>
+    </w:p>
+    <w:p>
+      <w:pPr>
+        <w:rPr>
+          <w:lang w:val="es-CO"/>
+        </w:rPr>
+      </w:pPr>
+    </w:p>
+    <w:p>
+      <w:pPr>
+        <w:pStyle w:val="Heading1"/>
         <w:jc w:val="center"/>
         <w:rPr>
           <w:lang w:val="es-CO"/>
@@ -12199,6 +12712,7 @@
           <w:u w:val="none"/>
           <w:lang w:val="es-CO"/>
         </w:rPr>
+        <w:lastRenderedPageBreak/>
         <w:br/>
       </w:r>
       <w:r>
@@ -12210,7 +12724,14 @@
     </w:p>
     <w:p>
       <w:pPr>
-        <w:pStyle w:val="Ttulo2"/>
+        <w:rPr>
+          <w:lang w:val="es-CO"/>
+        </w:rPr>
+      </w:pPr>
+    </w:p>
+    <w:p>
+      <w:pPr>
+        <w:pStyle w:val="Heading2"/>
         <w:rPr>
           <w:vanish/>
           <w:lang w:val="es-CO"/>
@@ -12287,8 +12808,13 @@
       <w:r>
         <w:t xml:space="preserve"> de </w:t>
       </w:r>
-      <w:r>
-        <w:t>Finkargo Colombia</w:t>
+      <w:proofErr w:type="spellStart"/>
+      <w:r>
+        <w:t>Finkargo</w:t>
+      </w:r>
+      <w:proofErr w:type="spellEnd"/>
+      <w:r>
+        <w:t xml:space="preserve"> Colombia</w:t>
       </w:r>
       <w:r>
         <w:t xml:space="preserve"> en este sentido.</w:t>
@@ -12297,7 +12823,7 @@
     </w:p>
     <w:p>
       <w:pPr>
-        <w:pStyle w:val="Ttulo2"/>
+        <w:pStyle w:val="Heading2"/>
         <w:rPr>
           <w:vanish/>
           <w:lang w:val="es-CO"/>
@@ -12342,11 +12868,19 @@
         </w:rPr>
         <w:t xml:space="preserve">que esté dirigida a </w:t>
       </w:r>
-      <w:r>
-        <w:rPr>
-          <w:lang w:val="es-CO"/>
-        </w:rPr>
-        <w:t>Finkargo Colombia</w:t>
+      <w:proofErr w:type="spellStart"/>
+      <w:r>
+        <w:rPr>
+          <w:lang w:val="es-CO"/>
+        </w:rPr>
+        <w:t>Finkargo</w:t>
+      </w:r>
+      <w:proofErr w:type="spellEnd"/>
+      <w:r>
+        <w:rPr>
+          <w:lang w:val="es-CO"/>
+        </w:rPr>
+        <w:t xml:space="preserve"> Colombia</w:t>
       </w:r>
       <w:r>
         <w:rPr>
@@ -12524,7 +13058,7 @@
     </w:p>
     <w:tbl>
       <w:tblPr>
-        <w:tblStyle w:val="Tablaconcuadrcula"/>
+        <w:tblStyle w:val="TableGrid"/>
         <w:tblW w:w="9978" w:type="dxa"/>
         <w:tblBorders>
           <w:top w:val="none" w:sz="0" w:space="0" w:color="auto"/>
@@ -12556,8 +13090,13 @@
             <w:r>
               <w:t xml:space="preserve">A </w:t>
             </w:r>
-            <w:r>
-              <w:t>Finkargo Colombia</w:t>
+            <w:proofErr w:type="spellStart"/>
+            <w:r>
+              <w:t>Finkargo</w:t>
+            </w:r>
+            <w:proofErr w:type="spellEnd"/>
+            <w:r>
+              <w:t xml:space="preserve"> Colombia</w:t>
             </w:r>
             <w:r>
               <w:t>:</w:t>
@@ -12603,6 +13142,12 @@
             </w:r>
             <w:r>
               <w:rPr>
+                <w:lang w:val="it-IT"/>
+              </w:rPr>
+              <w:t xml:space="preserve">KAM </w:t>
+            </w:r>
+            <w:r>
+              <w:rPr>
                 <w:highlight w:val="yellow"/>
                 <w:lang w:val="it-IT"/>
               </w:rPr>
@@ -12636,33 +13181,27 @@
               <w:t xml:space="preserve">E-mail: </w:t>
             </w:r>
             <w:r>
-              <w:rPr>
-                <w:lang w:val="es-MX"/>
-              </w:rPr>
               <w:fldChar w:fldCharType="begin"/>
             </w:r>
             <w:r>
               <w:rPr>
+                <w:lang w:val="en-US"/>
+              </w:rPr>
+              <w:instrText xml:space="preserve"> HYPERLINK "mailto:andres.gonzalez@finkargo.com" </w:instrText>
+            </w:r>
+            <w:r>
+              <w:fldChar w:fldCharType="separate"/>
+            </w:r>
+            <w:r>
+              <w:rPr>
+                <w:rStyle w:val="Hyperlink"/>
                 <w:lang w:val="pt-PT"/>
               </w:rPr>
-              <w:instrText>HYPERLINK "mailto:andres.gonzalez@finkargo.com"</w:instrText>
-            </w:r>
-            <w:r>
-              <w:rPr>
-                <w:lang w:val="es-MX"/>
-              </w:rPr>
-              <w:fldChar w:fldCharType="separate"/>
-            </w:r>
-            <w:r>
-              <w:rPr>
-                <w:rStyle w:val="Hipervnculo"/>
-                <w:lang w:val="pt-PT"/>
-              </w:rPr>
               <w:t>andres.gonzalez@finkargo.com</w:t>
             </w:r>
             <w:r>
               <w:rPr>
-                <w:rStyle w:val="Hipervnculo"/>
+                <w:rStyle w:val="Hyperlink"/>
                 <w:lang w:val="pt-PT"/>
               </w:rPr>
               <w:fldChar w:fldCharType="end"/>
@@ -12676,7 +13215,7 @@
             <w:hyperlink r:id="rId14" w:history="1">
               <w:r>
                 <w:rPr>
-                  <w:rStyle w:val="Hipervnculo"/>
+                  <w:rStyle w:val="Hyperlink"/>
                   <w:lang w:val="pt-PT"/>
                 </w:rPr>
                 <w:t>jeniffer.medina@finkargo.com</w:t>
@@ -12691,7 +13230,7 @@
             <w:hyperlink r:id="rId15" w:history="1">
               <w:r>
                 <w:rPr>
-                  <w:rStyle w:val="Hipervnculo"/>
+                  <w:rStyle w:val="Hyperlink"/>
                   <w:lang w:val="pt-PT"/>
                 </w:rPr>
                 <w:t>maria.garrido@finkargo.com</w:t>
@@ -12753,6 +13292,12 @@
             </w:r>
             <w:r>
               <w:rPr>
+                <w:lang w:val="it-IT"/>
+              </w:rPr>
+              <w:t xml:space="preserve">destinatario </w:t>
+            </w:r>
+            <w:r>
+              <w:rPr>
                 <w:highlight w:val="yellow"/>
                 <w:lang w:val="it-IT"/>
               </w:rPr>
@@ -12770,7 +13315,7 @@
     </w:tbl>
     <w:p>
       <w:pPr>
-        <w:pStyle w:val="Ttulo2"/>
+        <w:pStyle w:val="Heading2"/>
         <w:rPr>
           <w:lang w:val="es-CO"/>
         </w:rPr>
@@ -12804,179 +13349,176 @@
     </w:p>
     <w:p>
       <w:pPr>
-        <w:pStyle w:val="Ttulo3"/>
+        <w:pStyle w:val="Heading3"/>
       </w:pPr>
       <w:r>
         <w:t xml:space="preserve">Todas las modificaciones, adiciones, aclaraciones y/o renuncias que se efectúen al presente Contrato, serán válidas cuando consten por escrito y estén debidamente firmadas por los </w:t>
       </w:r>
-      <w:proofErr w:type="gramStart"/>
-      <w:r>
-        <w:t>Funcionarios</w:t>
-      </w:r>
-      <w:proofErr w:type="gramEnd"/>
-      <w:r>
-        <w:t xml:space="preserve"> Autorizados </w:t>
-      </w:r>
-      <w:r>
-        <w:t xml:space="preserve">de cada una de las Partes. Las Partes convienen en que, el dejar de ejercer, </w:t>
-      </w:r>
-      <w:r>
+      <w:r>
+        <w:t xml:space="preserve">Funcionarios Autorizados </w:t>
+      </w:r>
+      <w:r>
+        <w:t>de cada una de las Partes. Las Partes convienen en que, el dejar de ejercer, o la demora en el ejercicio de un derecho, facultad o privilegio de una de las Partes, no se interpretará como un desistimiento o renuncia; ni el ejercicio individual o parcial de los mismos impide el ejercicio posterior del mismo o de cualquier otro derecho, facultad o privilegio establecido en el presente Contrato.</w:t>
+      </w:r>
+    </w:p>
+    <w:p>
+      <w:pPr>
+        <w:pStyle w:val="Heading3"/>
+      </w:pPr>
+      <w:r>
+        <w:t xml:space="preserve">Sin perjuicio de lo previsto anteriormente, las modificaciones que deban realizarse al </w:t>
+      </w:r>
+      <w:r>
+        <w:rPr>
+          <w:u w:val="single"/>
+        </w:rPr>
+        <w:t xml:space="preserve">Anexo </w:t>
+      </w:r>
+      <w:r>
+        <w:rPr>
+          <w:u w:val="single"/>
+        </w:rPr>
+        <w:t>A</w:t>
+      </w:r>
+      <w:r>
+        <w:t xml:space="preserve"> podrán ser realizadas por </w:t>
+      </w:r>
+      <w:proofErr w:type="spellStart"/>
+      <w:r>
+        <w:t>Finkargo</w:t>
+      </w:r>
+      <w:proofErr w:type="spellEnd"/>
+      <w:r>
+        <w:t xml:space="preserve"> Colombia</w:t>
+      </w:r>
+      <w:r>
+        <w:t xml:space="preserve"> sin el consentimiento del Importador en cumplimiento de los términos y condiciones previstos en el presente Contrato</w:t>
+      </w:r>
+      <w:r>
+        <w:t>.</w:t>
+      </w:r>
+    </w:p>
+    <w:p>
+      <w:pPr>
+        <w:pStyle w:val="Heading2"/>
+        <w:rPr>
+          <w:vanish/>
+          <w:lang w:val="es-CO"/>
+          <w:specVanish/>
+        </w:rPr>
+      </w:pPr>
+      <w:bookmarkStart w:id="110" w:name="_Toc116903417"/>
+      <w:r>
+        <w:rPr>
+          <w:lang w:val="es-CO"/>
+        </w:rPr>
+        <w:t xml:space="preserve">Costos </w:t>
+      </w:r>
+      <w:r>
+        <w:rPr>
+          <w:lang w:val="es-CO"/>
+        </w:rPr>
+        <w:t>a</w:t>
+      </w:r>
+      <w:r>
+        <w:rPr>
+          <w:lang w:val="es-CO"/>
+        </w:rPr>
+        <w:t xml:space="preserve">dministrativos e </w:t>
+      </w:r>
+      <w:bookmarkEnd w:id="110"/>
+      <w:r>
+        <w:rPr>
+          <w:lang w:val="es-CO"/>
+        </w:rPr>
+        <w:t>Impuestos</w:t>
+      </w:r>
+    </w:p>
+    <w:p>
+      <w:pPr>
+        <w:rPr>
+          <w:lang w:val="es-CO"/>
+        </w:rPr>
+      </w:pPr>
+      <w:r>
+        <w:rPr>
+          <w:lang w:val="es-CO"/>
+        </w:rPr>
+        <w:t xml:space="preserve">. </w:t>
+      </w:r>
+      <w:r>
+        <w:rPr>
+          <w:lang w:val="es-CO"/>
+        </w:rPr>
+        <w:t>Los costos, gastos</w:t>
+      </w:r>
+      <w:r>
+        <w:rPr>
+          <w:lang w:val="es-CO"/>
+        </w:rPr>
+        <w:t xml:space="preserve"> o</w:t>
+      </w:r>
+      <w:r>
+        <w:rPr>
+          <w:lang w:val="es-CO"/>
+        </w:rPr>
+        <w:t xml:space="preserve"> Impuestos </w:t>
+      </w:r>
+      <w:r>
+        <w:rPr>
+          <w:lang w:val="es-CO"/>
+        </w:rPr>
+        <w:t>que se lleguen a causar con ocasión de la suscripción del presente Contrato serán asumidos por la Parte en cabeza de quien se causen.</w:t>
+      </w:r>
+    </w:p>
+    <w:p>
+      <w:pPr>
+        <w:pStyle w:val="Heading2"/>
+        <w:rPr>
+          <w:vanish/>
+          <w:lang w:val="es-CO"/>
+          <w:specVanish/>
+        </w:rPr>
+      </w:pPr>
+      <w:bookmarkStart w:id="111" w:name="_Toc116903418"/>
+      <w:r>
+        <w:rPr>
+          <w:lang w:val="es-CO"/>
+        </w:rPr>
         <w:lastRenderedPageBreak/>
-        <w:t>o la demora en el ejercicio de un derecho, facultad o privilegio de una de las Partes, no se interpretará como un desistimiento o renuncia; ni el ejercicio individual o parcial de los mismos impide el ejercicio posterior del mismo o de cualquier otro derecho, facultad o privilegio establecido en el presente Contrato.</w:t>
-      </w:r>
-    </w:p>
-    <w:p>
-      <w:pPr>
-        <w:pStyle w:val="Ttulo3"/>
-      </w:pPr>
-      <w:r>
-        <w:t xml:space="preserve">Sin perjuicio de lo previsto anteriormente, las modificaciones que deban realizarse al </w:t>
-      </w:r>
-      <w:r>
-        <w:rPr>
-          <w:u w:val="single"/>
-        </w:rPr>
-        <w:t xml:space="preserve">Anexo </w:t>
-      </w:r>
-      <w:r>
-        <w:rPr>
-          <w:u w:val="single"/>
-        </w:rPr>
-        <w:t>A</w:t>
-      </w:r>
-      <w:r>
-        <w:t xml:space="preserve"> podrán ser realizadas por </w:t>
-      </w:r>
-      <w:r>
-        <w:t>Finkargo Colombia</w:t>
-      </w:r>
-      <w:r>
-        <w:t xml:space="preserve"> sin el consentimiento del Importador en cumplimiento de los términos y condiciones previstos en el presente Contrato</w:t>
-      </w:r>
-      <w:r>
+        <w:t xml:space="preserve">Sucesores y </w:t>
+      </w:r>
+      <w:r>
+        <w:rPr>
+          <w:lang w:val="es-CO"/>
+        </w:rPr>
+        <w:t>c</w:t>
+      </w:r>
+      <w:r>
+        <w:rPr>
+          <w:lang w:val="es-CO"/>
+        </w:rPr>
+        <w:t>esionarios</w:t>
+      </w:r>
+      <w:bookmarkEnd w:id="111"/>
+    </w:p>
+    <w:p>
+      <w:pPr>
+        <w:rPr>
+          <w:lang w:val="es-CO"/>
+        </w:rPr>
+      </w:pPr>
+      <w:r>
+        <w:rPr>
+          <w:lang w:val="es-CO"/>
+        </w:rPr>
         <w:t>.</w:t>
       </w:r>
-    </w:p>
-    <w:p>
-      <w:pPr>
-        <w:pStyle w:val="Ttulo2"/>
-        <w:rPr>
-          <w:vanish/>
-          <w:lang w:val="es-CO"/>
-          <w:specVanish/>
-        </w:rPr>
-      </w:pPr>
-      <w:bookmarkStart w:id="110" w:name="_Toc116903417"/>
-      <w:r>
-        <w:rPr>
-          <w:lang w:val="es-CO"/>
-        </w:rPr>
-        <w:t xml:space="preserve">Costos </w:t>
-      </w:r>
-      <w:r>
-        <w:rPr>
-          <w:lang w:val="es-CO"/>
-        </w:rPr>
-        <w:t>a</w:t>
-      </w:r>
-      <w:r>
-        <w:rPr>
-          <w:lang w:val="es-CO"/>
-        </w:rPr>
-        <w:t xml:space="preserve">dministrativos e </w:t>
-      </w:r>
-      <w:bookmarkEnd w:id="110"/>
-      <w:r>
-        <w:rPr>
-          <w:lang w:val="es-CO"/>
-        </w:rPr>
-        <w:t>Impuestos</w:t>
-      </w:r>
-    </w:p>
-    <w:p>
-      <w:pPr>
-        <w:rPr>
-          <w:lang w:val="es-CO"/>
-        </w:rPr>
-      </w:pPr>
-      <w:r>
-        <w:rPr>
-          <w:lang w:val="es-CO"/>
-        </w:rPr>
-        <w:t xml:space="preserve">. </w:t>
-      </w:r>
-      <w:r>
-        <w:rPr>
-          <w:lang w:val="es-CO"/>
-        </w:rPr>
-        <w:t>Los costos, gastos</w:t>
-      </w:r>
-      <w:r>
-        <w:rPr>
-          <w:lang w:val="es-CO"/>
-        </w:rPr>
-        <w:t xml:space="preserve"> o</w:t>
-      </w:r>
-      <w:r>
-        <w:rPr>
-          <w:lang w:val="es-CO"/>
-        </w:rPr>
-        <w:t xml:space="preserve"> Impuestos </w:t>
-      </w:r>
-      <w:r>
-        <w:rPr>
-          <w:lang w:val="es-CO"/>
-        </w:rPr>
-        <w:t>que se lleguen a causar con ocasión de la suscripción del presente Contrato serán asumidos por la Parte en cabeza de quien se causen.</w:t>
-      </w:r>
-    </w:p>
-    <w:p>
-      <w:pPr>
-        <w:pStyle w:val="Ttulo2"/>
-        <w:rPr>
-          <w:vanish/>
-          <w:lang w:val="es-CO"/>
-          <w:specVanish/>
-        </w:rPr>
-      </w:pPr>
-      <w:bookmarkStart w:id="111" w:name="_Toc116903418"/>
-      <w:r>
-        <w:rPr>
-          <w:lang w:val="es-CO"/>
-        </w:rPr>
-        <w:t xml:space="preserve">Sucesores y </w:t>
-      </w:r>
-      <w:r>
-        <w:rPr>
-          <w:lang w:val="es-CO"/>
-        </w:rPr>
-        <w:t>c</w:t>
-      </w:r>
-      <w:r>
-        <w:rPr>
-          <w:lang w:val="es-CO"/>
-        </w:rPr>
-        <w:t>esionarios</w:t>
-      </w:r>
-      <w:bookmarkEnd w:id="111"/>
-    </w:p>
-    <w:p>
-      <w:pPr>
-        <w:rPr>
-          <w:lang w:val="es-CO"/>
-        </w:rPr>
-      </w:pPr>
-      <w:r>
-        <w:rPr>
-          <w:lang w:val="es-CO"/>
-        </w:rPr>
-        <w:t>.</w:t>
-      </w:r>
       <w:bookmarkStart w:id="112" w:name="_Hlk132230932"/>
     </w:p>
     <w:p>
       <w:pPr>
-        <w:pStyle w:val="Ttulo3"/>
+        <w:pStyle w:val="Heading3"/>
       </w:pPr>
       <w:bookmarkStart w:id="113" w:name="_Hlk132230909"/>
       <w:bookmarkEnd w:id="112"/>
@@ -13016,8 +13558,13 @@
       <w:r>
         <w:t xml:space="preserve"> del Contrato Marco, </w:t>
       </w:r>
-      <w:r>
-        <w:t>Finkargo Colombia</w:t>
+      <w:proofErr w:type="spellStart"/>
+      <w:r>
+        <w:t>Finkargo</w:t>
+      </w:r>
+      <w:proofErr w:type="spellEnd"/>
+      <w:r>
+        <w:t xml:space="preserve"> Colombia</w:t>
       </w:r>
       <w:r>
         <w:t xml:space="preserve"> </w:t>
@@ -13037,7 +13584,7 @@
     </w:p>
     <w:p>
       <w:pPr>
-        <w:pStyle w:val="Ttulo3"/>
+        <w:pStyle w:val="Heading3"/>
       </w:pPr>
       <w:r>
         <w:t xml:space="preserve">El Importador no podrá ceder, transferir, enajenar, aportar </w:t>
@@ -13052,7 +13599,15 @@
         <w:t xml:space="preserve"> </w:t>
       </w:r>
       <w:r>
-        <w:t>sin el consentimiento previo, escrito y expreso de Finkargo Colombia</w:t>
+        <w:t xml:space="preserve">sin el consentimiento previo, escrito y expreso de </w:t>
+      </w:r>
+      <w:proofErr w:type="spellStart"/>
+      <w:r>
+        <w:t>Finkargo</w:t>
+      </w:r>
+      <w:proofErr w:type="spellEnd"/>
+      <w:r>
+        <w:t xml:space="preserve"> Colombia</w:t>
       </w:r>
       <w:r>
         <w:t>.</w:t>
@@ -13060,7 +13615,7 @@
     </w:p>
     <w:p>
       <w:pPr>
-        <w:pStyle w:val="Ttulo2"/>
+        <w:pStyle w:val="Heading2"/>
         <w:rPr>
           <w:vanish/>
           <w:lang w:val="es-CO"/>
@@ -13097,7 +13652,7 @@
     </w:p>
     <w:p>
       <w:pPr>
-        <w:pStyle w:val="Lista"/>
+        <w:pStyle w:val="List"/>
         <w:rPr>
           <w:lang w:val="es-CO"/>
         </w:rPr>
@@ -13119,7 +13674,7 @@
     </w:p>
     <w:p>
       <w:pPr>
-        <w:pStyle w:val="Ttulo2"/>
+        <w:pStyle w:val="Heading2"/>
         <w:rPr>
           <w:vanish/>
           <w:lang w:val="es-CO"/>
@@ -13162,7 +13717,7 @@
     </w:p>
     <w:p>
       <w:pPr>
-        <w:pStyle w:val="Ttulo2"/>
+        <w:pStyle w:val="Heading2"/>
         <w:rPr>
           <w:vanish/>
           <w:lang w:val="es-CO"/>
@@ -13219,7 +13774,7 @@
     </w:p>
     <w:p>
       <w:pPr>
-        <w:pStyle w:val="Ttulo2"/>
+        <w:pStyle w:val="Heading2"/>
         <w:rPr>
           <w:vanish/>
           <w:specVanish/>
@@ -13255,7 +13810,7 @@
     </w:p>
     <w:p>
       <w:pPr>
-        <w:pStyle w:val="Ttulo2"/>
+        <w:pStyle w:val="Heading2"/>
         <w:rPr>
           <w:vanish/>
           <w:lang w:val="es-CO"/>
@@ -13280,14 +13835,7 @@
         <w:rPr>
           <w:lang w:val="es-CO"/>
         </w:rPr>
-        <w:t xml:space="preserve">El presente Contrato es válido, íntegro y auténtico y será </w:t>
-      </w:r>
-      <w:r>
-        <w:rPr>
-          <w:lang w:val="es-CO"/>
-        </w:rPr>
-        <w:lastRenderedPageBreak/>
-        <w:t xml:space="preserve">suscrito y convenido a través de la </w:t>
+        <w:t xml:space="preserve">El presente Contrato es válido, íntegro y auténtico y será suscrito y convenido a través de la </w:t>
       </w:r>
       <w:r>
         <w:rPr>
@@ -13430,6 +13978,9 @@
             </w:r>
             <w:r>
               <w:br/>
+            </w:r>
+            <w:r>
+              <w:lastRenderedPageBreak/>
               <w:t>Representante legal</w:t>
             </w:r>
           </w:p>
@@ -13449,6 +14000,7 @@
               <w:rPr>
                 <w:lang w:val="es-CO"/>
               </w:rPr>
+              <w:lastRenderedPageBreak/>
               <w:t>IMPORTADOR,</w:t>
             </w:r>
           </w:p>
@@ -13492,10 +14044,25 @@
               <w:rPr>
                 <w:highlight w:val="yellow"/>
               </w:rPr>
-              <w:t>[•]</w:t>
+              <w:t>[</w:t>
+            </w:r>
+            <w:r>
+              <w:rPr>
+                <w:highlight w:val="yellow"/>
+              </w:rPr>
+              <w:t>identificación RL</w:t>
+            </w:r>
+            <w:r>
+              <w:rPr>
+                <w:highlight w:val="yellow"/>
+              </w:rPr>
+              <w:t>]</w:t>
             </w:r>
             <w:r>
               <w:br/>
+            </w:r>
+            <w:r>
+              <w:lastRenderedPageBreak/>
               <w:t>Representante legal</w:t>
             </w:r>
           </w:p>
@@ -13520,7 +14087,7 @@
     </w:p>
     <w:p>
       <w:pPr>
-        <w:pStyle w:val="Ttulo1"/>
+        <w:pStyle w:val="Heading1"/>
         <w:numPr>
           <w:ilvl w:val="0"/>
           <w:numId w:val="0"/>
@@ -13542,7 +14109,7 @@
     </w:p>
     <w:p>
       <w:pPr>
-        <w:pStyle w:val="Prrafodelista"/>
+        <w:pStyle w:val="ListParagraph"/>
         <w:numPr>
           <w:ilvl w:val="0"/>
           <w:numId w:val="3"/>
@@ -13600,7 +14167,7 @@
     </w:p>
     <w:p>
       <w:pPr>
-        <w:pStyle w:val="Prrafodelista"/>
+        <w:pStyle w:val="ListParagraph"/>
         <w:numPr>
           <w:ilvl w:val="0"/>
           <w:numId w:val="3"/>
@@ -13628,7 +14195,7 @@
     <w:bookmarkEnd w:id="123"/>
     <w:p>
       <w:pPr>
-        <w:pStyle w:val="Ttulo1"/>
+        <w:pStyle w:val="Heading1"/>
         <w:numPr>
           <w:ilvl w:val="0"/>
           <w:numId w:val="0"/>
@@ -13687,7 +14254,7 @@
     </w:p>
     <w:p>
       <w:pPr>
-        <w:pStyle w:val="Ttulo1"/>
+        <w:pStyle w:val="Heading1"/>
         <w:numPr>
           <w:ilvl w:val="0"/>
           <w:numId w:val="0"/>
@@ -13712,7 +14279,7 @@
     </w:p>
     <w:tbl>
       <w:tblPr>
-        <w:tblStyle w:val="Tablaconcuadrcula"/>
+        <w:tblStyle w:val="TableGrid"/>
         <w:tblW w:w="0" w:type="auto"/>
         <w:tblCellMar>
           <w:top w:w="57" w:type="dxa"/>
@@ -14079,7 +14646,23 @@
                 <w:sz w:val="18"/>
                 <w:szCs w:val="18"/>
               </w:rPr>
-              <w:t xml:space="preserve">(b) Finkargo Colombia S.A.S. </w:t>
+              <w:t xml:space="preserve">(b) </w:t>
+            </w:r>
+            <w:proofErr w:type="spellStart"/>
+            <w:r>
+              <w:rPr>
+                <w:sz w:val="18"/>
+                <w:szCs w:val="18"/>
+              </w:rPr>
+              <w:t>Finkargo</w:t>
+            </w:r>
+            <w:proofErr w:type="spellEnd"/>
+            <w:r>
+              <w:rPr>
+                <w:sz w:val="18"/>
+                <w:szCs w:val="18"/>
+              </w:rPr>
+              <w:t xml:space="preserve"> Colombia S.A.S. </w:t>
             </w:r>
             <w:r>
               <w:rPr>
@@ -14088,7 +14671,27 @@
                 <w:szCs w:val="18"/>
                 <w:lang w:eastAsia="ja-JP"/>
               </w:rPr>
-              <w:t>al cual el Patrimonio Autónomo FC – Finkargo Colombia, identificado con NIT 830.053.994-4. constituido mediante contrato de fiducia mercantil de fecha 6 de julio de 2022 y modificado integralmente el 20 de septiembre de 2022, y representado por Fiduciaria Scotiabank Colpatria S.A. (el “</w:t>
+              <w:t xml:space="preserve">al cual el Patrimonio Autónomo FC – </w:t>
+            </w:r>
+            <w:proofErr w:type="spellStart"/>
+            <w:r>
+              <w:rPr>
+                <w:rFonts w:eastAsia="MS Mincho" w:cs="Open Sans"/>
+                <w:sz w:val="18"/>
+                <w:szCs w:val="18"/>
+                <w:lang w:eastAsia="ja-JP"/>
+              </w:rPr>
+              <w:t>Finkargo</w:t>
+            </w:r>
+            <w:proofErr w:type="spellEnd"/>
+            <w:r>
+              <w:rPr>
+                <w:rFonts w:eastAsia="MS Mincho" w:cs="Open Sans"/>
+                <w:sz w:val="18"/>
+                <w:szCs w:val="18"/>
+                <w:lang w:eastAsia="ja-JP"/>
+              </w:rPr>
+              <w:t xml:space="preserve"> Colombia, identificado con NIT 830.053.994-4. constituido mediante contrato de fiducia mercantil de fecha 6 de julio de 2022 y modificado integralmente el 20 de septiembre de 2022, y representado por Fiduciaria Scotiabank Colpatria S.A. (el “</w:t>
             </w:r>
             <w:r>
               <w:rPr>
@@ -14107,7 +14710,27 @@
                 <w:szCs w:val="18"/>
                 <w:lang w:eastAsia="ja-JP"/>
               </w:rPr>
-              <w:t>” y, conjuntamente con Finkargo Colombia, las “</w:t>
+              <w:t xml:space="preserve">” y, conjuntamente con </w:t>
+            </w:r>
+            <w:proofErr w:type="spellStart"/>
+            <w:r>
+              <w:rPr>
+                <w:rFonts w:eastAsia="MS Mincho" w:cs="Open Sans"/>
+                <w:sz w:val="18"/>
+                <w:szCs w:val="18"/>
+                <w:lang w:eastAsia="ja-JP"/>
+              </w:rPr>
+              <w:t>Finkargo</w:t>
+            </w:r>
+            <w:proofErr w:type="spellEnd"/>
+            <w:r>
+              <w:rPr>
+                <w:rFonts w:eastAsia="MS Mincho" w:cs="Open Sans"/>
+                <w:sz w:val="18"/>
+                <w:szCs w:val="18"/>
+                <w:lang w:eastAsia="ja-JP"/>
+              </w:rPr>
+              <w:t xml:space="preserve"> Colombia, las “</w:t>
             </w:r>
             <w:r>
               <w:rPr>
@@ -14723,7 +15346,7 @@
 </file>
 
 <file path=word/endnotes.xml><?xml version="1.0" encoding="utf-8"?>
-<w:endnotes xmlns:wpc="http://schemas.microsoft.com/office/word/2010/wordprocessingCanvas" xmlns:cx="http://schemas.microsoft.com/office/drawing/2014/chartex" xmlns:cx1="http://schemas.microsoft.com/office/drawing/2015/9/8/chartex" xmlns:cx2="http://schemas.microsoft.com/office/drawing/2015/10/21/chartex" xmlns:cx3="http://schemas.microsoft.com/office/drawing/2016/5/9/chartex" xmlns:cx4="http://schemas.microsoft.com/office/drawing/2016/5/10/chartex" xmlns:cx5="http://schemas.microsoft.com/office/drawing/2016/5/11/chartex" xmlns:cx6="http://schemas.microsoft.com/office/drawing/2016/5/12/chartex" xmlns:cx7="http://schemas.microsoft.com/office/drawing/2016/5/13/chartex" xmlns:cx8="http://schemas.microsoft.com/office/drawing/2016/5/14/chartex" xmlns:mc="http://schemas.openxmlformats.org/markup-compatibility/2006" xmlns:aink="http://schemas.microsoft.com/office/drawing/2016/ink" xmlns:am3d="http://schemas.microsoft.com/office/drawing/2017/model3d" xmlns:o="urn:schemas-microsoft-com:office:office" xmlns:oel="http://schemas.microsoft.com/office/2019/extlst" xmlns:r="http://schemas.openxmlformats.org/officeDocument/2006/relationships" xmlns:m="http://schemas.openxmlformats.org/officeDocument/2006/math" xmlns:v="urn:schemas-microsoft-com:vml" xmlns:wp14="http://schemas.microsoft.com/office/word/2010/wordprocessingDrawing" xmlns:wp="http://schemas.openxmlformats.org/drawingml/2006/wordprocessingDrawing" xmlns:w10="urn:schemas-microsoft-com:office:word" xmlns:w="http://schemas.openxmlformats.org/wordprocessingml/2006/main" xmlns:w14="http://schemas.microsoft.com/office/word/2010/wordml" xmlns:w15="http://schemas.microsoft.com/office/word/2012/wordml" xmlns:w16cex="http://schemas.microsoft.com/office/word/2018/wordml/cex" xmlns:w16cid="http://schemas.microsoft.com/office/word/2016/wordml/cid" xmlns:w16="http://schemas.microsoft.com/office/word/2018/wordml" xmlns:w16du="http://schemas.microsoft.com/office/word/2023/wordml/word16du" xmlns:w16sdtdh="http://schemas.microsoft.com/office/word/2020/wordml/sdtdatahash" xmlns:w16sdtfl="http://schemas.microsoft.com/office/word/2024/wordml/sdtformatlock" xmlns:w16se="http://schemas.microsoft.com/office/word/2015/wordml/symex" xmlns:wpg="http://schemas.microsoft.com/office/word/2010/wordprocessingGroup" xmlns:wpi="http://schemas.microsoft.com/office/word/2010/wordprocessingInk" xmlns:wne="http://schemas.microsoft.com/office/word/2006/wordml" xmlns:wps="http://schemas.microsoft.com/office/word/2010/wordprocessingShape" mc:Ignorable="w14 w15 w16se w16cid w16 w16cex w16sdtdh w16sdtfl w16du wp14">
+<w:endnotes xmlns:wpc="http://schemas.microsoft.com/office/word/2010/wordprocessingCanvas" xmlns:cx="http://schemas.microsoft.com/office/drawing/2014/chartex" xmlns:cx1="http://schemas.microsoft.com/office/drawing/2015/9/8/chartex" xmlns:cx2="http://schemas.microsoft.com/office/drawing/2015/10/21/chartex" xmlns:cx3="http://schemas.microsoft.com/office/drawing/2016/5/9/chartex" xmlns:cx4="http://schemas.microsoft.com/office/drawing/2016/5/10/chartex" xmlns:cx5="http://schemas.microsoft.com/office/drawing/2016/5/11/chartex" xmlns:cx6="http://schemas.microsoft.com/office/drawing/2016/5/12/chartex" xmlns:cx7="http://schemas.microsoft.com/office/drawing/2016/5/13/chartex" xmlns:cx8="http://schemas.microsoft.com/office/drawing/2016/5/14/chartex" xmlns:mc="http://schemas.openxmlformats.org/markup-compatibility/2006" xmlns:aink="http://schemas.microsoft.com/office/drawing/2016/ink" xmlns:am3d="http://schemas.microsoft.com/office/drawing/2017/model3d" xmlns:o="urn:schemas-microsoft-com:office:office" xmlns:r="http://schemas.openxmlformats.org/officeDocument/2006/relationships" xmlns:m="http://schemas.openxmlformats.org/officeDocument/2006/math" xmlns:v="urn:schemas-microsoft-com:vml" xmlns:wp14="http://schemas.microsoft.com/office/word/2010/wordprocessingDrawing" xmlns:wp="http://schemas.openxmlformats.org/drawingml/2006/wordprocessingDrawing" xmlns:w10="urn:schemas-microsoft-com:office:word" xmlns:w="http://schemas.openxmlformats.org/wordprocessingml/2006/main" xmlns:w14="http://schemas.microsoft.com/office/word/2010/wordml" xmlns:w15="http://schemas.microsoft.com/office/word/2012/wordml" xmlns:w16cex="http://schemas.microsoft.com/office/word/2018/wordml/cex" xmlns:w16cid="http://schemas.microsoft.com/office/word/2016/wordml/cid" xmlns:w16="http://schemas.microsoft.com/office/word/2018/wordml" xmlns:w16se="http://schemas.microsoft.com/office/word/2015/wordml/symex" xmlns:wpg="http://schemas.microsoft.com/office/word/2010/wordprocessingGroup" xmlns:wpi="http://schemas.microsoft.com/office/word/2010/wordprocessingInk" xmlns:wne="http://schemas.microsoft.com/office/word/2006/wordml" xmlns:wps="http://schemas.microsoft.com/office/word/2010/wordprocessingShape" mc:Ignorable="w14 w15 w16se w16cid w16 w16cex wp14">
   <w:endnote w:type="separator" w:id="-1">
     <w:p>
       <w:r>
@@ -14745,7 +15368,7 @@
 </file>
 
 <file path=word/footer1.xml><?xml version="1.0" encoding="utf-8"?>
-<w:ftr xmlns:wpc="http://schemas.microsoft.com/office/word/2010/wordprocessingCanvas" xmlns:cx="http://schemas.microsoft.com/office/drawing/2014/chartex" xmlns:cx1="http://schemas.microsoft.com/office/drawing/2015/9/8/chartex" xmlns:cx2="http://schemas.microsoft.com/office/drawing/2015/10/21/chartex" xmlns:cx3="http://schemas.microsoft.com/office/drawing/2016/5/9/chartex" xmlns:cx4="http://schemas.microsoft.com/office/drawing/2016/5/10/chartex" xmlns:cx5="http://schemas.microsoft.com/office/drawing/2016/5/11/chartex" xmlns:cx6="http://schemas.microsoft.com/office/drawing/2016/5/12/chartex" xmlns:cx7="http://schemas.microsoft.com/office/drawing/2016/5/13/chartex" xmlns:cx8="http://schemas.microsoft.com/office/drawing/2016/5/14/chartex" xmlns:mc="http://schemas.openxmlformats.org/markup-compatibility/2006" xmlns:aink="http://schemas.microsoft.com/office/drawing/2016/ink" xmlns:am3d="http://schemas.microsoft.com/office/drawing/2017/model3d" xmlns:o="urn:schemas-microsoft-com:office:office" xmlns:oel="http://schemas.microsoft.com/office/2019/extlst" xmlns:r="http://schemas.openxmlformats.org/officeDocument/2006/relationships" xmlns:m="http://schemas.openxmlformats.org/officeDocument/2006/math" xmlns:v="urn:schemas-microsoft-com:vml" xmlns:wp14="http://schemas.microsoft.com/office/word/2010/wordprocessingDrawing" xmlns:wp="http://schemas.openxmlformats.org/drawingml/2006/wordprocessingDrawing" xmlns:w10="urn:schemas-microsoft-com:office:word" xmlns:w="http://schemas.openxmlformats.org/wordprocessingml/2006/main" xmlns:w14="http://schemas.microsoft.com/office/word/2010/wordml" xmlns:w15="http://schemas.microsoft.com/office/word/2012/wordml" xmlns:w16cex="http://schemas.microsoft.com/office/word/2018/wordml/cex" xmlns:w16cid="http://schemas.microsoft.com/office/word/2016/wordml/cid" xmlns:w16="http://schemas.microsoft.com/office/word/2018/wordml" xmlns:w16du="http://schemas.microsoft.com/office/word/2023/wordml/word16du" xmlns:w16sdtdh="http://schemas.microsoft.com/office/word/2020/wordml/sdtdatahash" xmlns:w16sdtfl="http://schemas.microsoft.com/office/word/2024/wordml/sdtformatlock" xmlns:w16se="http://schemas.microsoft.com/office/word/2015/wordml/symex" xmlns:wpg="http://schemas.microsoft.com/office/word/2010/wordprocessingGroup" xmlns:wpi="http://schemas.microsoft.com/office/word/2010/wordprocessingInk" xmlns:wne="http://schemas.microsoft.com/office/word/2006/wordml" xmlns:wps="http://schemas.microsoft.com/office/word/2010/wordprocessingShape" mc:Ignorable="w14 w15 w16se w16cid w16 w16cex w16sdtdh w16sdtfl w16du wp14">
+<w:ftr xmlns:wpc="http://schemas.microsoft.com/office/word/2010/wordprocessingCanvas" xmlns:cx="http://schemas.microsoft.com/office/drawing/2014/chartex" xmlns:cx1="http://schemas.microsoft.com/office/drawing/2015/9/8/chartex" xmlns:cx2="http://schemas.microsoft.com/office/drawing/2015/10/21/chartex" xmlns:cx3="http://schemas.microsoft.com/office/drawing/2016/5/9/chartex" xmlns:cx4="http://schemas.microsoft.com/office/drawing/2016/5/10/chartex" xmlns:cx5="http://schemas.microsoft.com/office/drawing/2016/5/11/chartex" xmlns:cx6="http://schemas.microsoft.com/office/drawing/2016/5/12/chartex" xmlns:cx7="http://schemas.microsoft.com/office/drawing/2016/5/13/chartex" xmlns:cx8="http://schemas.microsoft.com/office/drawing/2016/5/14/chartex" xmlns:mc="http://schemas.openxmlformats.org/markup-compatibility/2006" xmlns:aink="http://schemas.microsoft.com/office/drawing/2016/ink" xmlns:am3d="http://schemas.microsoft.com/office/drawing/2017/model3d" xmlns:o="urn:schemas-microsoft-com:office:office" xmlns:r="http://schemas.openxmlformats.org/officeDocument/2006/relationships" xmlns:m="http://schemas.openxmlformats.org/officeDocument/2006/math" xmlns:v="urn:schemas-microsoft-com:vml" xmlns:wp14="http://schemas.microsoft.com/office/word/2010/wordprocessingDrawing" xmlns:wp="http://schemas.openxmlformats.org/drawingml/2006/wordprocessingDrawing" xmlns:w10="urn:schemas-microsoft-com:office:word" xmlns:w="http://schemas.openxmlformats.org/wordprocessingml/2006/main" xmlns:w14="http://schemas.microsoft.com/office/word/2010/wordml" xmlns:w15="http://schemas.microsoft.com/office/word/2012/wordml" xmlns:w16cex="http://schemas.microsoft.com/office/word/2018/wordml/cex" xmlns:w16cid="http://schemas.microsoft.com/office/word/2016/wordml/cid" xmlns:w16="http://schemas.microsoft.com/office/word/2018/wordml" xmlns:w16se="http://schemas.microsoft.com/office/word/2015/wordml/symex" xmlns:wpg="http://schemas.microsoft.com/office/word/2010/wordprocessingGroup" xmlns:wpi="http://schemas.microsoft.com/office/word/2010/wordprocessingInk" xmlns:wne="http://schemas.microsoft.com/office/word/2006/wordml" xmlns:wps="http://schemas.microsoft.com/office/word/2010/wordprocessingShape" mc:Ignorable="w14 w15 w16se w16cid w16 w16cex wp14">
   <w:p>
     <w:pPr>
       <w:tabs>
@@ -14828,10 +15451,10 @@
 </file>
 
 <file path=word/footer2.xml><?xml version="1.0" encoding="utf-8"?>
-<w:ftr xmlns:wpc="http://schemas.microsoft.com/office/word/2010/wordprocessingCanvas" xmlns:cx="http://schemas.microsoft.com/office/drawing/2014/chartex" xmlns:cx1="http://schemas.microsoft.com/office/drawing/2015/9/8/chartex" xmlns:cx2="http://schemas.microsoft.com/office/drawing/2015/10/21/chartex" xmlns:cx3="http://schemas.microsoft.com/office/drawing/2016/5/9/chartex" xmlns:cx4="http://schemas.microsoft.com/office/drawing/2016/5/10/chartex" xmlns:cx5="http://schemas.microsoft.com/office/drawing/2016/5/11/chartex" xmlns:cx6="http://schemas.microsoft.com/office/drawing/2016/5/12/chartex" xmlns:cx7="http://schemas.microsoft.com/office/drawing/2016/5/13/chartex" xmlns:cx8="http://schemas.microsoft.com/office/drawing/2016/5/14/chartex" xmlns:mc="http://schemas.openxmlformats.org/markup-compatibility/2006" xmlns:aink="http://schemas.microsoft.com/office/drawing/2016/ink" xmlns:am3d="http://schemas.microsoft.com/office/drawing/2017/model3d" xmlns:o="urn:schemas-microsoft-com:office:office" xmlns:oel="http://schemas.microsoft.com/office/2019/extlst" xmlns:r="http://schemas.openxmlformats.org/officeDocument/2006/relationships" xmlns:m="http://schemas.openxmlformats.org/officeDocument/2006/math" xmlns:v="urn:schemas-microsoft-com:vml" xmlns:wp14="http://schemas.microsoft.com/office/word/2010/wordprocessingDrawing" xmlns:wp="http://schemas.openxmlformats.org/drawingml/2006/wordprocessingDrawing" xmlns:w10="urn:schemas-microsoft-com:office:word" xmlns:w="http://schemas.openxmlformats.org/wordprocessingml/2006/main" xmlns:w14="http://schemas.microsoft.com/office/word/2010/wordml" xmlns:w15="http://schemas.microsoft.com/office/word/2012/wordml" xmlns:w16cex="http://schemas.microsoft.com/office/word/2018/wordml/cex" xmlns:w16cid="http://schemas.microsoft.com/office/word/2016/wordml/cid" xmlns:w16="http://schemas.microsoft.com/office/word/2018/wordml" xmlns:w16du="http://schemas.microsoft.com/office/word/2023/wordml/word16du" xmlns:w16sdtdh="http://schemas.microsoft.com/office/word/2020/wordml/sdtdatahash" xmlns:w16sdtfl="http://schemas.microsoft.com/office/word/2024/wordml/sdtformatlock" xmlns:w16se="http://schemas.microsoft.com/office/word/2015/wordml/symex" xmlns:wpg="http://schemas.microsoft.com/office/word/2010/wordprocessingGroup" xmlns:wpi="http://schemas.microsoft.com/office/word/2010/wordprocessingInk" xmlns:wne="http://schemas.microsoft.com/office/word/2006/wordml" xmlns:wps="http://schemas.microsoft.com/office/word/2010/wordprocessingShape" mc:Ignorable="w14 w15 w16se w16cid w16 w16cex w16sdtdh w16sdtfl w16du wp14">
+<w:ftr xmlns:wpc="http://schemas.microsoft.com/office/word/2010/wordprocessingCanvas" xmlns:cx="http://schemas.microsoft.com/office/drawing/2014/chartex" xmlns:cx1="http://schemas.microsoft.com/office/drawing/2015/9/8/chartex" xmlns:cx2="http://schemas.microsoft.com/office/drawing/2015/10/21/chartex" xmlns:cx3="http://schemas.microsoft.com/office/drawing/2016/5/9/chartex" xmlns:cx4="http://schemas.microsoft.com/office/drawing/2016/5/10/chartex" xmlns:cx5="http://schemas.microsoft.com/office/drawing/2016/5/11/chartex" xmlns:cx6="http://schemas.microsoft.com/office/drawing/2016/5/12/chartex" xmlns:cx7="http://schemas.microsoft.com/office/drawing/2016/5/13/chartex" xmlns:cx8="http://schemas.microsoft.com/office/drawing/2016/5/14/chartex" xmlns:mc="http://schemas.openxmlformats.org/markup-compatibility/2006" xmlns:aink="http://schemas.microsoft.com/office/drawing/2016/ink" xmlns:am3d="http://schemas.microsoft.com/office/drawing/2017/model3d" xmlns:o="urn:schemas-microsoft-com:office:office" xmlns:r="http://schemas.openxmlformats.org/officeDocument/2006/relationships" xmlns:m="http://schemas.openxmlformats.org/officeDocument/2006/math" xmlns:v="urn:schemas-microsoft-com:vml" xmlns:wp14="http://schemas.microsoft.com/office/word/2010/wordprocessingDrawing" xmlns:wp="http://schemas.openxmlformats.org/drawingml/2006/wordprocessingDrawing" xmlns:w10="urn:schemas-microsoft-com:office:word" xmlns:w="http://schemas.openxmlformats.org/wordprocessingml/2006/main" xmlns:w14="http://schemas.microsoft.com/office/word/2010/wordml" xmlns:w15="http://schemas.microsoft.com/office/word/2012/wordml" xmlns:w16cex="http://schemas.microsoft.com/office/word/2018/wordml/cex" xmlns:w16cid="http://schemas.microsoft.com/office/word/2016/wordml/cid" xmlns:w16="http://schemas.microsoft.com/office/word/2018/wordml" xmlns:w16se="http://schemas.microsoft.com/office/word/2015/wordml/symex" xmlns:wpg="http://schemas.microsoft.com/office/word/2010/wordprocessingGroup" xmlns:wpi="http://schemas.microsoft.com/office/word/2010/wordprocessingInk" xmlns:wne="http://schemas.microsoft.com/office/word/2006/wordml" xmlns:wps="http://schemas.microsoft.com/office/word/2010/wordprocessingShape" mc:Ignorable="w14 w15 w16se w16cid w16 w16cex wp14">
   <w:p>
     <w:pPr>
-      <w:pStyle w:val="Piedepgina"/>
+      <w:pStyle w:val="Footer"/>
       <w:tabs>
         <w:tab w:val="clear" w:pos="4419"/>
         <w:tab w:val="center" w:pos="4962"/>
@@ -14892,7 +15515,7 @@
 </file>
 
 <file path=word/footnotes.xml><?xml version="1.0" encoding="utf-8"?>
-<w:footnotes xmlns:wpc="http://schemas.microsoft.com/office/word/2010/wordprocessingCanvas" xmlns:cx="http://schemas.microsoft.com/office/drawing/2014/chartex" xmlns:cx1="http://schemas.microsoft.com/office/drawing/2015/9/8/chartex" xmlns:cx2="http://schemas.microsoft.com/office/drawing/2015/10/21/chartex" xmlns:cx3="http://schemas.microsoft.com/office/drawing/2016/5/9/chartex" xmlns:cx4="http://schemas.microsoft.com/office/drawing/2016/5/10/chartex" xmlns:cx5="http://schemas.microsoft.com/office/drawing/2016/5/11/chartex" xmlns:cx6="http://schemas.microsoft.com/office/drawing/2016/5/12/chartex" xmlns:cx7="http://schemas.microsoft.com/office/drawing/2016/5/13/chartex" xmlns:cx8="http://schemas.microsoft.com/office/drawing/2016/5/14/chartex" xmlns:mc="http://schemas.openxmlformats.org/markup-compatibility/2006" xmlns:aink="http://schemas.microsoft.com/office/drawing/2016/ink" xmlns:am3d="http://schemas.microsoft.com/office/drawing/2017/model3d" xmlns:o="urn:schemas-microsoft-com:office:office" xmlns:oel="http://schemas.microsoft.com/office/2019/extlst" xmlns:r="http://schemas.openxmlformats.org/officeDocument/2006/relationships" xmlns:m="http://schemas.openxmlformats.org/officeDocument/2006/math" xmlns:v="urn:schemas-microsoft-com:vml" xmlns:wp14="http://schemas.microsoft.com/office/word/2010/wordprocessingDrawing" xmlns:wp="http://schemas.openxmlformats.org/drawingml/2006/wordprocessingDrawing" xmlns:w10="urn:schemas-microsoft-com:office:word" xmlns:w="http://schemas.openxmlformats.org/wordprocessingml/2006/main" xmlns:w14="http://schemas.microsoft.com/office/word/2010/wordml" xmlns:w15="http://schemas.microsoft.com/office/word/2012/wordml" xmlns:w16cex="http://schemas.microsoft.com/office/word/2018/wordml/cex" xmlns:w16cid="http://schemas.microsoft.com/office/word/2016/wordml/cid" xmlns:w16="http://schemas.microsoft.com/office/word/2018/wordml" xmlns:w16du="http://schemas.microsoft.com/office/word/2023/wordml/word16du" xmlns:w16sdtdh="http://schemas.microsoft.com/office/word/2020/wordml/sdtdatahash" xmlns:w16sdtfl="http://schemas.microsoft.com/office/word/2024/wordml/sdtformatlock" xmlns:w16se="http://schemas.microsoft.com/office/word/2015/wordml/symex" xmlns:wpg="http://schemas.microsoft.com/office/word/2010/wordprocessingGroup" xmlns:wpi="http://schemas.microsoft.com/office/word/2010/wordprocessingInk" xmlns:wne="http://schemas.microsoft.com/office/word/2006/wordml" xmlns:wps="http://schemas.microsoft.com/office/word/2010/wordprocessingShape" mc:Ignorable="w14 w15 w16se w16cid w16 w16cex w16sdtdh w16sdtfl w16du wp14">
+<w:footnotes xmlns:wpc="http://schemas.microsoft.com/office/word/2010/wordprocessingCanvas" xmlns:cx="http://schemas.microsoft.com/office/drawing/2014/chartex" xmlns:cx1="http://schemas.microsoft.com/office/drawing/2015/9/8/chartex" xmlns:cx2="http://schemas.microsoft.com/office/drawing/2015/10/21/chartex" xmlns:cx3="http://schemas.microsoft.com/office/drawing/2016/5/9/chartex" xmlns:cx4="http://schemas.microsoft.com/office/drawing/2016/5/10/chartex" xmlns:cx5="http://schemas.microsoft.com/office/drawing/2016/5/11/chartex" xmlns:cx6="http://schemas.microsoft.com/office/drawing/2016/5/12/chartex" xmlns:cx7="http://schemas.microsoft.com/office/drawing/2016/5/13/chartex" xmlns:cx8="http://schemas.microsoft.com/office/drawing/2016/5/14/chartex" xmlns:mc="http://schemas.openxmlformats.org/markup-compatibility/2006" xmlns:aink="http://schemas.microsoft.com/office/drawing/2016/ink" xmlns:am3d="http://schemas.microsoft.com/office/drawing/2017/model3d" xmlns:o="urn:schemas-microsoft-com:office:office" xmlns:r="http://schemas.openxmlformats.org/officeDocument/2006/relationships" xmlns:m="http://schemas.openxmlformats.org/officeDocument/2006/math" xmlns:v="urn:schemas-microsoft-com:vml" xmlns:wp14="http://schemas.microsoft.com/office/word/2010/wordprocessingDrawing" xmlns:wp="http://schemas.openxmlformats.org/drawingml/2006/wordprocessingDrawing" xmlns:w10="urn:schemas-microsoft-com:office:word" xmlns:w="http://schemas.openxmlformats.org/wordprocessingml/2006/main" xmlns:w14="http://schemas.microsoft.com/office/word/2010/wordml" xmlns:w15="http://schemas.microsoft.com/office/word/2012/wordml" xmlns:w16cex="http://schemas.microsoft.com/office/word/2018/wordml/cex" xmlns:w16cid="http://schemas.microsoft.com/office/word/2016/wordml/cid" xmlns:w16="http://schemas.microsoft.com/office/word/2018/wordml" xmlns:w16se="http://schemas.microsoft.com/office/word/2015/wordml/symex" xmlns:wpg="http://schemas.microsoft.com/office/word/2010/wordprocessingGroup" xmlns:wpi="http://schemas.microsoft.com/office/word/2010/wordprocessingInk" xmlns:wne="http://schemas.microsoft.com/office/word/2006/wordml" xmlns:wps="http://schemas.microsoft.com/office/word/2010/wordprocessingShape" mc:Ignorable="w14 w15 w16se w16cid w16 w16cex wp14">
   <w:footnote w:type="separator" w:id="-1">
     <w:p>
       <w:r>
@@ -14914,10 +15537,10 @@
 </file>
 
 <file path=word/header1.xml><?xml version="1.0" encoding="utf-8"?>
-<w:hdr xmlns:wpc="http://schemas.microsoft.com/office/word/2010/wordprocessingCanvas" xmlns:cx="http://schemas.microsoft.com/office/drawing/2014/chartex" xmlns:cx1="http://schemas.microsoft.com/office/drawing/2015/9/8/chartex" xmlns:cx2="http://schemas.microsoft.com/office/drawing/2015/10/21/chartex" xmlns:cx3="http://schemas.microsoft.com/office/drawing/2016/5/9/chartex" xmlns:cx4="http://schemas.microsoft.com/office/drawing/2016/5/10/chartex" xmlns:cx5="http://schemas.microsoft.com/office/drawing/2016/5/11/chartex" xmlns:cx6="http://schemas.microsoft.com/office/drawing/2016/5/12/chartex" xmlns:cx7="http://schemas.microsoft.com/office/drawing/2016/5/13/chartex" xmlns:cx8="http://schemas.microsoft.com/office/drawing/2016/5/14/chartex" xmlns:mc="http://schemas.openxmlformats.org/markup-compatibility/2006" xmlns:aink="http://schemas.microsoft.com/office/drawing/2016/ink" xmlns:am3d="http://schemas.microsoft.com/office/drawing/2017/model3d" xmlns:o="urn:schemas-microsoft-com:office:office" xmlns:oel="http://schemas.microsoft.com/office/2019/extlst" xmlns:r="http://schemas.openxmlformats.org/officeDocument/2006/relationships" xmlns:m="http://schemas.openxmlformats.org/officeDocument/2006/math" xmlns:v="urn:schemas-microsoft-com:vml" xmlns:wp14="http://schemas.microsoft.com/office/word/2010/wordprocessingDrawing" xmlns:wp="http://schemas.openxmlformats.org/drawingml/2006/wordprocessingDrawing" xmlns:w10="urn:schemas-microsoft-com:office:word" xmlns:w="http://schemas.openxmlformats.org/wordprocessingml/2006/main" xmlns:w14="http://schemas.microsoft.com/office/word/2010/wordml" xmlns:w15="http://schemas.microsoft.com/office/word/2012/wordml" xmlns:w16cex="http://schemas.microsoft.com/office/word/2018/wordml/cex" xmlns:w16cid="http://schemas.microsoft.com/office/word/2016/wordml/cid" xmlns:w16="http://schemas.microsoft.com/office/word/2018/wordml" xmlns:w16du="http://schemas.microsoft.com/office/word/2023/wordml/word16du" xmlns:w16sdtdh="http://schemas.microsoft.com/office/word/2020/wordml/sdtdatahash" xmlns:w16sdtfl="http://schemas.microsoft.com/office/word/2024/wordml/sdtformatlock" xmlns:w16se="http://schemas.microsoft.com/office/word/2015/wordml/symex" xmlns:wpg="http://schemas.microsoft.com/office/word/2010/wordprocessingGroup" xmlns:wpi="http://schemas.microsoft.com/office/word/2010/wordprocessingInk" xmlns:wne="http://schemas.microsoft.com/office/word/2006/wordml" xmlns:wps="http://schemas.microsoft.com/office/word/2010/wordprocessingShape" mc:Ignorable="w14 w15 w16se w16cid w16 w16cex w16sdtdh w16sdtfl w16du wp14">
+<w:hdr xmlns:wpc="http://schemas.microsoft.com/office/word/2010/wordprocessingCanvas" xmlns:cx="http://schemas.microsoft.com/office/drawing/2014/chartex" xmlns:cx1="http://schemas.microsoft.com/office/drawing/2015/9/8/chartex" xmlns:cx2="http://schemas.microsoft.com/office/drawing/2015/10/21/chartex" xmlns:cx3="http://schemas.microsoft.com/office/drawing/2016/5/9/chartex" xmlns:cx4="http://schemas.microsoft.com/office/drawing/2016/5/10/chartex" xmlns:cx5="http://schemas.microsoft.com/office/drawing/2016/5/11/chartex" xmlns:cx6="http://schemas.microsoft.com/office/drawing/2016/5/12/chartex" xmlns:cx7="http://schemas.microsoft.com/office/drawing/2016/5/13/chartex" xmlns:cx8="http://schemas.microsoft.com/office/drawing/2016/5/14/chartex" xmlns:mc="http://schemas.openxmlformats.org/markup-compatibility/2006" xmlns:aink="http://schemas.microsoft.com/office/drawing/2016/ink" xmlns:am3d="http://schemas.microsoft.com/office/drawing/2017/model3d" xmlns:o="urn:schemas-microsoft-com:office:office" xmlns:r="http://schemas.openxmlformats.org/officeDocument/2006/relationships" xmlns:m="http://schemas.openxmlformats.org/officeDocument/2006/math" xmlns:v="urn:schemas-microsoft-com:vml" xmlns:wp14="http://schemas.microsoft.com/office/word/2010/wordprocessingDrawing" xmlns:wp="http://schemas.openxmlformats.org/drawingml/2006/wordprocessingDrawing" xmlns:w10="urn:schemas-microsoft-com:office:word" xmlns:w="http://schemas.openxmlformats.org/wordprocessingml/2006/main" xmlns:w14="http://schemas.microsoft.com/office/word/2010/wordml" xmlns:w15="http://schemas.microsoft.com/office/word/2012/wordml" xmlns:w16cex="http://schemas.microsoft.com/office/word/2018/wordml/cex" xmlns:w16cid="http://schemas.microsoft.com/office/word/2016/wordml/cid" xmlns:w16="http://schemas.microsoft.com/office/word/2018/wordml" xmlns:w16se="http://schemas.microsoft.com/office/word/2015/wordml/symex" xmlns:wpg="http://schemas.microsoft.com/office/word/2010/wordprocessingGroup" xmlns:wpi="http://schemas.microsoft.com/office/word/2010/wordprocessingInk" xmlns:wne="http://schemas.microsoft.com/office/word/2006/wordml" xmlns:wps="http://schemas.microsoft.com/office/word/2010/wordprocessingShape" mc:Ignorable="w14 w15 w16se w16cid w16 w16cex wp14">
   <w:p>
     <w:pPr>
-      <w:pStyle w:val="Encabezado"/>
+      <w:pStyle w:val="Header"/>
       <w:spacing w:after="240"/>
       <w:jc w:val="right"/>
     </w:pPr>
@@ -14972,10 +15595,10 @@
 </file>
 
 <file path=word/header2.xml><?xml version="1.0" encoding="utf-8"?>
-<w:hdr xmlns:wpc="http://schemas.microsoft.com/office/word/2010/wordprocessingCanvas" xmlns:cx="http://schemas.microsoft.com/office/drawing/2014/chartex" xmlns:cx1="http://schemas.microsoft.com/office/drawing/2015/9/8/chartex" xmlns:cx2="http://schemas.microsoft.com/office/drawing/2015/10/21/chartex" xmlns:cx3="http://schemas.microsoft.com/office/drawing/2016/5/9/chartex" xmlns:cx4="http://schemas.microsoft.com/office/drawing/2016/5/10/chartex" xmlns:cx5="http://schemas.microsoft.com/office/drawing/2016/5/11/chartex" xmlns:cx6="http://schemas.microsoft.com/office/drawing/2016/5/12/chartex" xmlns:cx7="http://schemas.microsoft.com/office/drawing/2016/5/13/chartex" xmlns:cx8="http://schemas.microsoft.com/office/drawing/2016/5/14/chartex" xmlns:mc="http://schemas.openxmlformats.org/markup-compatibility/2006" xmlns:aink="http://schemas.microsoft.com/office/drawing/2016/ink" xmlns:am3d="http://schemas.microsoft.com/office/drawing/2017/model3d" xmlns:o="urn:schemas-microsoft-com:office:office" xmlns:oel="http://schemas.microsoft.com/office/2019/extlst" xmlns:r="http://schemas.openxmlformats.org/officeDocument/2006/relationships" xmlns:m="http://schemas.openxmlformats.org/officeDocument/2006/math" xmlns:v="urn:schemas-microsoft-com:vml" xmlns:wp14="http://schemas.microsoft.com/office/word/2010/wordprocessingDrawing" xmlns:wp="http://schemas.openxmlformats.org/drawingml/2006/wordprocessingDrawing" xmlns:w10="urn:schemas-microsoft-com:office:word" xmlns:w="http://schemas.openxmlformats.org/wordprocessingml/2006/main" xmlns:w14="http://schemas.microsoft.com/office/word/2010/wordml" xmlns:w15="http://schemas.microsoft.com/office/word/2012/wordml" xmlns:w16cex="http://schemas.microsoft.com/office/word/2018/wordml/cex" xmlns:w16cid="http://schemas.microsoft.com/office/word/2016/wordml/cid" xmlns:w16="http://schemas.microsoft.com/office/word/2018/wordml" xmlns:w16du="http://schemas.microsoft.com/office/word/2023/wordml/word16du" xmlns:w16sdtdh="http://schemas.microsoft.com/office/word/2020/wordml/sdtdatahash" xmlns:w16sdtfl="http://schemas.microsoft.com/office/word/2024/wordml/sdtformatlock" xmlns:w16se="http://schemas.microsoft.com/office/word/2015/wordml/symex" xmlns:wpg="http://schemas.microsoft.com/office/word/2010/wordprocessingGroup" xmlns:wpi="http://schemas.microsoft.com/office/word/2010/wordprocessingInk" xmlns:wne="http://schemas.microsoft.com/office/word/2006/wordml" xmlns:wps="http://schemas.microsoft.com/office/word/2010/wordprocessingShape" mc:Ignorable="w14 w15 w16se w16cid w16 w16cex w16sdtdh w16sdtfl w16du wp14">
+<w:hdr xmlns:wpc="http://schemas.microsoft.com/office/word/2010/wordprocessingCanvas" xmlns:cx="http://schemas.microsoft.com/office/drawing/2014/chartex" xmlns:cx1="http://schemas.microsoft.com/office/drawing/2015/9/8/chartex" xmlns:cx2="http://schemas.microsoft.com/office/drawing/2015/10/21/chartex" xmlns:cx3="http://schemas.microsoft.com/office/drawing/2016/5/9/chartex" xmlns:cx4="http://schemas.microsoft.com/office/drawing/2016/5/10/chartex" xmlns:cx5="http://schemas.microsoft.com/office/drawing/2016/5/11/chartex" xmlns:cx6="http://schemas.microsoft.com/office/drawing/2016/5/12/chartex" xmlns:cx7="http://schemas.microsoft.com/office/drawing/2016/5/13/chartex" xmlns:cx8="http://schemas.microsoft.com/office/drawing/2016/5/14/chartex" xmlns:mc="http://schemas.openxmlformats.org/markup-compatibility/2006" xmlns:aink="http://schemas.microsoft.com/office/drawing/2016/ink" xmlns:am3d="http://schemas.microsoft.com/office/drawing/2017/model3d" xmlns:o="urn:schemas-microsoft-com:office:office" xmlns:r="http://schemas.openxmlformats.org/officeDocument/2006/relationships" xmlns:m="http://schemas.openxmlformats.org/officeDocument/2006/math" xmlns:v="urn:schemas-microsoft-com:vml" xmlns:wp14="http://schemas.microsoft.com/office/word/2010/wordprocessingDrawing" xmlns:wp="http://schemas.openxmlformats.org/drawingml/2006/wordprocessingDrawing" xmlns:w10="urn:schemas-microsoft-com:office:word" xmlns:w="http://schemas.openxmlformats.org/wordprocessingml/2006/main" xmlns:w14="http://schemas.microsoft.com/office/word/2010/wordml" xmlns:w15="http://schemas.microsoft.com/office/word/2012/wordml" xmlns:w16cex="http://schemas.microsoft.com/office/word/2018/wordml/cex" xmlns:w16cid="http://schemas.microsoft.com/office/word/2016/wordml/cid" xmlns:w16="http://schemas.microsoft.com/office/word/2018/wordml" xmlns:w16se="http://schemas.microsoft.com/office/word/2015/wordml/symex" xmlns:wpg="http://schemas.microsoft.com/office/word/2010/wordprocessingGroup" xmlns:wpi="http://schemas.microsoft.com/office/word/2010/wordprocessingInk" xmlns:wne="http://schemas.microsoft.com/office/word/2006/wordml" xmlns:wps="http://schemas.microsoft.com/office/word/2010/wordprocessingShape" mc:Ignorable="w14 w15 w16se w16cid w16 w16cex wp14">
   <w:p>
     <w:pPr>
-      <w:pStyle w:val="Encabezado"/>
+      <w:pStyle w:val="Header"/>
       <w:spacing w:after="240"/>
       <w:jc w:val="right"/>
     </w:pPr>
@@ -15030,7 +15653,7 @@
 </file>
 
 <file path=word/numbering.xml><?xml version="1.0" encoding="utf-8"?>
-<w:numbering xmlns:wpc="http://schemas.microsoft.com/office/word/2010/wordprocessingCanvas" xmlns:cx="http://schemas.microsoft.com/office/drawing/2014/chartex" xmlns:cx1="http://schemas.microsoft.com/office/drawing/2015/9/8/chartex" xmlns:cx2="http://schemas.microsoft.com/office/drawing/2015/10/21/chartex" xmlns:cx3="http://schemas.microsoft.com/office/drawing/2016/5/9/chartex" xmlns:cx4="http://schemas.microsoft.com/office/drawing/2016/5/10/chartex" xmlns:cx5="http://schemas.microsoft.com/office/drawing/2016/5/11/chartex" xmlns:cx6="http://schemas.microsoft.com/office/drawing/2016/5/12/chartex" xmlns:cx7="http://schemas.microsoft.com/office/drawing/2016/5/13/chartex" xmlns:cx8="http://schemas.microsoft.com/office/drawing/2016/5/14/chartex" xmlns:mc="http://schemas.openxmlformats.org/markup-compatibility/2006" xmlns:aink="http://schemas.microsoft.com/office/drawing/2016/ink" xmlns:am3d="http://schemas.microsoft.com/office/drawing/2017/model3d" xmlns:o="urn:schemas-microsoft-com:office:office" xmlns:oel="http://schemas.microsoft.com/office/2019/extlst" xmlns:r="http://schemas.openxmlformats.org/officeDocument/2006/relationships" xmlns:m="http://schemas.openxmlformats.org/officeDocument/2006/math" xmlns:v="urn:schemas-microsoft-com:vml" xmlns:wp14="http://schemas.microsoft.com/office/word/2010/wordprocessingDrawing" xmlns:wp="http://schemas.openxmlformats.org/drawingml/2006/wordprocessingDrawing" xmlns:w10="urn:schemas-microsoft-com:office:word" xmlns:w="http://schemas.openxmlformats.org/wordprocessingml/2006/main" xmlns:w14="http://schemas.microsoft.com/office/word/2010/wordml" xmlns:w15="http://schemas.microsoft.com/office/word/2012/wordml" xmlns:w16cex="http://schemas.microsoft.com/office/word/2018/wordml/cex" xmlns:w16cid="http://schemas.microsoft.com/office/word/2016/wordml/cid" xmlns:w16="http://schemas.microsoft.com/office/word/2018/wordml" xmlns:w16du="http://schemas.microsoft.com/office/word/2023/wordml/word16du" xmlns:w16sdtdh="http://schemas.microsoft.com/office/word/2020/wordml/sdtdatahash" xmlns:w16sdtfl="http://schemas.microsoft.com/office/word/2024/wordml/sdtformatlock" xmlns:w16se="http://schemas.microsoft.com/office/word/2015/wordml/symex" xmlns:wpg="http://schemas.microsoft.com/office/word/2010/wordprocessingGroup" xmlns:wpi="http://schemas.microsoft.com/office/word/2010/wordprocessingInk" xmlns:wne="http://schemas.microsoft.com/office/word/2006/wordml" xmlns:wps="http://schemas.microsoft.com/office/word/2010/wordprocessingShape" mc:Ignorable="w14 w15 w16se w16cid w16 w16cex w16sdtdh w16sdtfl w16du wp14">
+<w:numbering xmlns:wpc="http://schemas.microsoft.com/office/word/2010/wordprocessingCanvas" xmlns:cx="http://schemas.microsoft.com/office/drawing/2014/chartex" xmlns:cx1="http://schemas.microsoft.com/office/drawing/2015/9/8/chartex" xmlns:cx2="http://schemas.microsoft.com/office/drawing/2015/10/21/chartex" xmlns:cx3="http://schemas.microsoft.com/office/drawing/2016/5/9/chartex" xmlns:cx4="http://schemas.microsoft.com/office/drawing/2016/5/10/chartex" xmlns:cx5="http://schemas.microsoft.com/office/drawing/2016/5/11/chartex" xmlns:cx6="http://schemas.microsoft.com/office/drawing/2016/5/12/chartex" xmlns:cx7="http://schemas.microsoft.com/office/drawing/2016/5/13/chartex" xmlns:cx8="http://schemas.microsoft.com/office/drawing/2016/5/14/chartex" xmlns:mc="http://schemas.openxmlformats.org/markup-compatibility/2006" xmlns:aink="http://schemas.microsoft.com/office/drawing/2016/ink" xmlns:am3d="http://schemas.microsoft.com/office/drawing/2017/model3d" xmlns:o="urn:schemas-microsoft-com:office:office" xmlns:r="http://schemas.openxmlformats.org/officeDocument/2006/relationships" xmlns:m="http://schemas.openxmlformats.org/officeDocument/2006/math" xmlns:v="urn:schemas-microsoft-com:vml" xmlns:wp14="http://schemas.microsoft.com/office/word/2010/wordprocessingDrawing" xmlns:wp="http://schemas.openxmlformats.org/drawingml/2006/wordprocessingDrawing" xmlns:w10="urn:schemas-microsoft-com:office:word" xmlns:w="http://schemas.openxmlformats.org/wordprocessingml/2006/main" xmlns:w14="http://schemas.microsoft.com/office/word/2010/wordml" xmlns:w15="http://schemas.microsoft.com/office/word/2012/wordml" xmlns:w16cex="http://schemas.microsoft.com/office/word/2018/wordml/cex" xmlns:w16cid="http://schemas.microsoft.com/office/word/2016/wordml/cid" xmlns:w16="http://schemas.microsoft.com/office/word/2018/wordml" xmlns:w16se="http://schemas.microsoft.com/office/word/2015/wordml/symex" xmlns:wpg="http://schemas.microsoft.com/office/word/2010/wordprocessingGroup" xmlns:wpi="http://schemas.microsoft.com/office/word/2010/wordprocessingInk" xmlns:wne="http://schemas.microsoft.com/office/word/2006/wordml" xmlns:wps="http://schemas.microsoft.com/office/word/2010/wordprocessingShape" mc:Ignorable="w14 w15 w16se w16cid w16 w16cex wp14">
   <w:abstractNum w:abstractNumId="0" w15:restartNumberingAfterBreak="0">
     <w:nsid w:val="196312A4"/>
     <w:multiLevelType w:val="hybridMultilevel"/>
@@ -15221,7 +15844,7 @@
     <w:lvl w:ilvl="0">
       <w:start w:val="1"/>
       <w:numFmt w:val="upperRoman"/>
-      <w:pStyle w:val="Ttulo1"/>
+      <w:pStyle w:val="Heading1"/>
       <w:suff w:val="nothing"/>
       <w:lvlText w:val="Artículo %1"/>
       <w:lvlJc w:val="left"/>
@@ -15252,7 +15875,7 @@
     <w:lvl w:ilvl="1">
       <w:start w:val="1"/>
       <w:numFmt w:val="decimalZero"/>
-      <w:pStyle w:val="Ttulo2"/>
+      <w:pStyle w:val="Heading2"/>
       <w:isLgl/>
       <w:lvlText w:val="Sección %1.%2"/>
       <w:lvlJc w:val="left"/>
@@ -15284,7 +15907,7 @@
     <w:lvl w:ilvl="2">
       <w:start w:val="1"/>
       <w:numFmt w:val="lowerLetter"/>
-      <w:pStyle w:val="Ttulo3"/>
+      <w:pStyle w:val="Heading3"/>
       <w:lvlText w:val="(%3)"/>
       <w:lvlJc w:val="left"/>
       <w:pPr>
@@ -15315,7 +15938,7 @@
     <w:lvl w:ilvl="3">
       <w:start w:val="1"/>
       <w:numFmt w:val="lowerRoman"/>
-      <w:pStyle w:val="Ttulo4"/>
+      <w:pStyle w:val="Heading4"/>
       <w:lvlText w:val="(%4)"/>
       <w:lvlJc w:val="left"/>
       <w:pPr>
@@ -16416,13 +17039,13 @@
       </w:pPr>
     </w:lvl>
   </w:abstractNum>
-  <w:num w:numId="1" w16cid:durableId="1421020225">
+  <w:num w:numId="1">
     <w:abstractNumId w:val="2"/>
   </w:num>
-  <w:num w:numId="2" w16cid:durableId="1369138248">
+  <w:num w:numId="2">
     <w:abstractNumId w:val="1"/>
   </w:num>
-  <w:num w:numId="3" w16cid:durableId="271978574">
+  <w:num w:numId="3">
     <w:abstractNumId w:val="6"/>
     <w:lvlOverride w:ilvl="0">
       <w:startOverride w:val="1"/>
@@ -16452,13 +17075,13 @@
       <w:startOverride w:val="1"/>
     </w:lvlOverride>
   </w:num>
-  <w:num w:numId="4" w16cid:durableId="1137986841">
+  <w:num w:numId="4">
     <w:abstractNumId w:val="4"/>
   </w:num>
-  <w:num w:numId="5" w16cid:durableId="1302929283">
+  <w:num w:numId="5">
     <w:abstractNumId w:val="0"/>
   </w:num>
-  <w:num w:numId="6" w16cid:durableId="839276057">
+  <w:num w:numId="6">
     <w:abstractNumId w:val="2"/>
     <w:lvlOverride w:ilvl="0">
       <w:startOverride w:val="1"/>
@@ -16488,136 +17111,136 @@
       <w:startOverride w:val="1"/>
     </w:lvlOverride>
   </w:num>
-  <w:num w:numId="7" w16cid:durableId="2124688584">
+  <w:num w:numId="7">
     <w:abstractNumId w:val="3"/>
   </w:num>
-  <w:num w:numId="8" w16cid:durableId="921059825">
+  <w:num w:numId="8">
     <w:abstractNumId w:val="10"/>
   </w:num>
-  <w:num w:numId="9" w16cid:durableId="673916264">
+  <w:num w:numId="9">
     <w:abstractNumId w:val="2"/>
   </w:num>
-  <w:num w:numId="10" w16cid:durableId="336663601">
+  <w:num w:numId="10">
     <w:abstractNumId w:val="7"/>
   </w:num>
-  <w:num w:numId="11" w16cid:durableId="1246646982">
+  <w:num w:numId="11">
     <w:abstractNumId w:val="5"/>
   </w:num>
-  <w:num w:numId="12" w16cid:durableId="1682731230">
+  <w:num w:numId="12">
     <w:abstractNumId w:val="5"/>
     <w:lvlOverride w:ilvl="0">
       <w:startOverride w:val="1"/>
     </w:lvlOverride>
   </w:num>
-  <w:num w:numId="13" w16cid:durableId="1102258874">
+  <w:num w:numId="13">
     <w:abstractNumId w:val="5"/>
     <w:lvlOverride w:ilvl="0">
       <w:startOverride w:val="1"/>
     </w:lvlOverride>
   </w:num>
-  <w:num w:numId="14" w16cid:durableId="1618634249">
+  <w:num w:numId="14">
     <w:abstractNumId w:val="5"/>
     <w:lvlOverride w:ilvl="0">
       <w:startOverride w:val="1"/>
     </w:lvlOverride>
   </w:num>
-  <w:num w:numId="15" w16cid:durableId="864247099">
+  <w:num w:numId="15">
     <w:abstractNumId w:val="5"/>
     <w:lvlOverride w:ilvl="0">
       <w:startOverride w:val="1"/>
     </w:lvlOverride>
   </w:num>
-  <w:num w:numId="16" w16cid:durableId="1884369213">
+  <w:num w:numId="16">
     <w:abstractNumId w:val="5"/>
     <w:lvlOverride w:ilvl="0">
       <w:startOverride w:val="1"/>
     </w:lvlOverride>
   </w:num>
-  <w:num w:numId="17" w16cid:durableId="621573517">
+  <w:num w:numId="17">
     <w:abstractNumId w:val="5"/>
     <w:lvlOverride w:ilvl="0">
       <w:startOverride w:val="1"/>
     </w:lvlOverride>
   </w:num>
-  <w:num w:numId="18" w16cid:durableId="1783182687">
+  <w:num w:numId="18">
     <w:abstractNumId w:val="5"/>
     <w:lvlOverride w:ilvl="0">
       <w:startOverride w:val="1"/>
     </w:lvlOverride>
   </w:num>
-  <w:num w:numId="19" w16cid:durableId="848644638">
+  <w:num w:numId="19">
     <w:abstractNumId w:val="5"/>
     <w:lvlOverride w:ilvl="0">
       <w:startOverride w:val="1"/>
     </w:lvlOverride>
   </w:num>
-  <w:num w:numId="20" w16cid:durableId="692194431">
+  <w:num w:numId="20">
     <w:abstractNumId w:val="5"/>
     <w:lvlOverride w:ilvl="0">
       <w:startOverride w:val="1"/>
     </w:lvlOverride>
   </w:num>
-  <w:num w:numId="21" w16cid:durableId="209995453">
+  <w:num w:numId="21">
     <w:abstractNumId w:val="5"/>
     <w:lvlOverride w:ilvl="0">
       <w:startOverride w:val="1"/>
     </w:lvlOverride>
   </w:num>
-  <w:num w:numId="22" w16cid:durableId="37360941">
+  <w:num w:numId="22">
     <w:abstractNumId w:val="5"/>
     <w:lvlOverride w:ilvl="0">
       <w:startOverride w:val="1"/>
     </w:lvlOverride>
   </w:num>
-  <w:num w:numId="23" w16cid:durableId="620915306">
+  <w:num w:numId="23">
     <w:abstractNumId w:val="5"/>
     <w:lvlOverride w:ilvl="0">
       <w:startOverride w:val="1"/>
     </w:lvlOverride>
   </w:num>
-  <w:num w:numId="24" w16cid:durableId="718017175">
+  <w:num w:numId="24">
     <w:abstractNumId w:val="5"/>
     <w:lvlOverride w:ilvl="0">
       <w:startOverride w:val="1"/>
     </w:lvlOverride>
   </w:num>
-  <w:num w:numId="25" w16cid:durableId="1318654268">
+  <w:num w:numId="25">
     <w:abstractNumId w:val="5"/>
     <w:lvlOverride w:ilvl="0">
       <w:startOverride w:val="1"/>
     </w:lvlOverride>
   </w:num>
-  <w:num w:numId="26" w16cid:durableId="1813206358">
+  <w:num w:numId="26">
     <w:abstractNumId w:val="5"/>
     <w:lvlOverride w:ilvl="0">
       <w:startOverride w:val="1"/>
     </w:lvlOverride>
   </w:num>
-  <w:num w:numId="27" w16cid:durableId="153224466">
+  <w:num w:numId="27">
     <w:abstractNumId w:val="5"/>
     <w:lvlOverride w:ilvl="0">
       <w:startOverride w:val="1"/>
     </w:lvlOverride>
   </w:num>
-  <w:num w:numId="28" w16cid:durableId="775173172">
+  <w:num w:numId="28">
     <w:abstractNumId w:val="5"/>
     <w:lvlOverride w:ilvl="0">
       <w:startOverride w:val="1"/>
     </w:lvlOverride>
   </w:num>
-  <w:num w:numId="29" w16cid:durableId="1339380090">
+  <w:num w:numId="29">
     <w:abstractNumId w:val="5"/>
     <w:lvlOverride w:ilvl="0">
       <w:startOverride w:val="1"/>
     </w:lvlOverride>
   </w:num>
-  <w:num w:numId="30" w16cid:durableId="1791895798">
+  <w:num w:numId="30">
     <w:abstractNumId w:val="11"/>
   </w:num>
-  <w:num w:numId="31" w16cid:durableId="368533933">
+  <w:num w:numId="31">
     <w:abstractNumId w:val="8"/>
   </w:num>
-  <w:num w:numId="32" w16cid:durableId="1341812493">
+  <w:num w:numId="32">
     <w:abstractNumId w:val="2"/>
     <w:lvlOverride w:ilvl="0">
       <w:startOverride w:val="1"/>
@@ -16647,7 +17270,7 @@
       <w:startOverride w:val="1"/>
     </w:lvlOverride>
   </w:num>
-  <w:num w:numId="33" w16cid:durableId="2086878427">
+  <w:num w:numId="33">
     <w:abstractNumId w:val="9"/>
   </w:num>
   <w:numIdMacAtCleanup w:val="8"/>
@@ -16655,7 +17278,7 @@
 </file>
 
 <file path=word/styles.xml><?xml version="1.0" encoding="utf-8"?>
-<w:styles xmlns:mc="http://schemas.openxmlformats.org/markup-compatibility/2006" xmlns:r="http://schemas.openxmlformats.org/officeDocument/2006/relationships" xmlns:w="http://schemas.openxmlformats.org/wordprocessingml/2006/main" xmlns:w14="http://schemas.microsoft.com/office/word/2010/wordml" xmlns:w15="http://schemas.microsoft.com/office/word/2012/wordml" xmlns:w16cex="http://schemas.microsoft.com/office/word/2018/wordml/cex" xmlns:w16cid="http://schemas.microsoft.com/office/word/2016/wordml/cid" xmlns:w16="http://schemas.microsoft.com/office/word/2018/wordml" xmlns:w16du="http://schemas.microsoft.com/office/word/2023/wordml/word16du" xmlns:w16sdtdh="http://schemas.microsoft.com/office/word/2020/wordml/sdtdatahash" xmlns:w16sdtfl="http://schemas.microsoft.com/office/word/2024/wordml/sdtformatlock" xmlns:w16se="http://schemas.microsoft.com/office/word/2015/wordml/symex" mc:Ignorable="w14 w15 w16se w16cid w16 w16cex w16sdtdh w16sdtfl w16du">
+<w:styles xmlns:mc="http://schemas.openxmlformats.org/markup-compatibility/2006" xmlns:r="http://schemas.openxmlformats.org/officeDocument/2006/relationships" xmlns:w="http://schemas.openxmlformats.org/wordprocessingml/2006/main" xmlns:w14="http://schemas.microsoft.com/office/word/2010/wordml" xmlns:w15="http://schemas.microsoft.com/office/word/2012/wordml" xmlns:w16cex="http://schemas.microsoft.com/office/word/2018/wordml/cex" xmlns:w16cid="http://schemas.microsoft.com/office/word/2016/wordml/cid" xmlns:w16="http://schemas.microsoft.com/office/word/2018/wordml" xmlns:w16se="http://schemas.microsoft.com/office/word/2015/wordml/symex" mc:Ignorable="w14 w15 w16se w16cid w16 w16cex">
   <w:docDefaults>
     <w:rPrDefault>
       <w:rPr>
@@ -17064,12 +17687,12 @@
       <w:lang w:eastAsia="en-US"/>
     </w:rPr>
   </w:style>
-  <w:style w:type="paragraph" w:styleId="Ttulo1">
+  <w:style w:type="paragraph" w:styleId="Heading1">
     <w:name w:val="heading 1"/>
     <w:aliases w:val="H1,H1-Heading 1,Header 1,Heading 0,Hoofdstukkop,Legal Line 1,Lev 1,MT1,Niveau 1,SECTION,Section,Section Heading,Titulo 1,h1,head 1,l1,level 1,level1,título 1,título 11,título 111,título 112,título 12,título 13,título 14,título 15,1,CLÁUSULAS"/>
     <w:basedOn w:val="Normal"/>
     <w:next w:val="Normal"/>
-    <w:link w:val="Ttulo1Car"/>
+    <w:link w:val="Heading1Char"/>
     <w:uiPriority w:val="9"/>
     <w:qFormat/>
     <w:rsid w:val="00105DD4"/>
@@ -17086,12 +17709,12 @@
       <w:u w:val="single"/>
     </w:rPr>
   </w:style>
-  <w:style w:type="paragraph" w:styleId="Ttulo2">
+  <w:style w:type="paragraph" w:styleId="Heading2">
     <w:name w:val="heading 2"/>
     <w:aliases w:val="1_ Título 2,2,21,22,Clause,H2,Jhed2,Lev 2,Major,Niveau 1 1,Paragraafkop,Reset numbering,Título 2 Car Car,Título 2 Car Car Car Car,Título 2 Car1,Título 2 Car1 Car Car,h2,level 2,level2,no section,section header,sub-sect,sub-sect1,DM,H2 Char,D"/>
     <w:basedOn w:val="Normal"/>
     <w:next w:val="Normal"/>
-    <w:link w:val="Ttulo2Car"/>
+    <w:link w:val="Heading2Char"/>
     <w:uiPriority w:val="9"/>
     <w:unhideWhenUsed/>
     <w:qFormat/>
@@ -17109,12 +17732,12 @@
       <w:u w:val="single"/>
     </w:rPr>
   </w:style>
-  <w:style w:type="paragraph" w:styleId="Ttulo3">
+  <w:style w:type="paragraph" w:styleId="Heading3">
     <w:name w:val="heading 3"/>
     <w:aliases w:val="(a),3,31,32,33,34,35,H3,H31,H32,Heading 3(left),Lev 3,Level 1 - 1,Minor,Niveau 1 1 1,Subhead B,Subparagraafkop,h3,h31,h32,h33,h34,h35,level 3,level3,sub section header,sub-sub,sub-sub1,sub-sub2,sub-sub3,sub-sub4,title,Style 46,BONUS-T3 Final"/>
     <w:basedOn w:val="Normal"/>
     <w:next w:val="Normal"/>
-    <w:link w:val="Ttulo3Car"/>
+    <w:link w:val="Heading3Char"/>
     <w:unhideWhenUsed/>
     <w:qFormat/>
     <w:rsid w:val="00105DD4"/>
@@ -17131,12 +17754,12 @@
       <w:lang w:val="es-CO"/>
     </w:rPr>
   </w:style>
-  <w:style w:type="paragraph" w:styleId="Ttulo4">
+  <w:style w:type="paragraph" w:styleId="Heading4">
     <w:name w:val="heading 4"/>
     <w:aliases w:val="(i),4,H,H4,Lev 4,Level 2 - a,Sub-Minor,level 4,level4"/>
     <w:basedOn w:val="Normal"/>
     <w:next w:val="Normal"/>
-    <w:link w:val="Ttulo4Car"/>
+    <w:link w:val="Heading4Char"/>
     <w:unhideWhenUsed/>
     <w:qFormat/>
     <w:rsid w:val="00676869"/>
@@ -17153,11 +17776,11 @@
       <w:szCs w:val="24"/>
     </w:rPr>
   </w:style>
-  <w:style w:type="paragraph" w:styleId="Ttulo5">
+  <w:style w:type="paragraph" w:styleId="Heading5">
     <w:name w:val="heading 5"/>
     <w:basedOn w:val="Normal"/>
     <w:next w:val="Normal"/>
-    <w:link w:val="Ttulo5Car"/>
+    <w:link w:val="Heading5Char"/>
     <w:unhideWhenUsed/>
     <w:qFormat/>
     <w:rsid w:val="00105DD4"/>
@@ -17174,12 +17797,12 @@
       <w:szCs w:val="24"/>
     </w:rPr>
   </w:style>
-  <w:style w:type="paragraph" w:styleId="Ttulo6">
+  <w:style w:type="paragraph" w:styleId="Heading6">
     <w:name w:val="heading 6"/>
     <w:aliases w:val="H6"/>
     <w:basedOn w:val="Normal"/>
     <w:next w:val="Normal"/>
-    <w:link w:val="Ttulo6Car"/>
+    <w:link w:val="Heading6Char"/>
     <w:uiPriority w:val="9"/>
     <w:unhideWhenUsed/>
     <w:qFormat/>
@@ -17197,11 +17820,11 @@
       <w:szCs w:val="24"/>
     </w:rPr>
   </w:style>
-  <w:style w:type="paragraph" w:styleId="Ttulo7">
+  <w:style w:type="paragraph" w:styleId="Heading7">
     <w:name w:val="heading 7"/>
     <w:basedOn w:val="Normal"/>
     <w:next w:val="Normal"/>
-    <w:link w:val="Ttulo7Car"/>
+    <w:link w:val="Heading7Char"/>
     <w:uiPriority w:val="9"/>
     <w:unhideWhenUsed/>
     <w:qFormat/>
@@ -17221,11 +17844,11 @@
       <w:szCs w:val="24"/>
     </w:rPr>
   </w:style>
-  <w:style w:type="paragraph" w:styleId="Ttulo8">
+  <w:style w:type="paragraph" w:styleId="Heading8">
     <w:name w:val="heading 8"/>
     <w:basedOn w:val="Normal"/>
     <w:next w:val="Normal"/>
-    <w:link w:val="Ttulo8Car"/>
+    <w:link w:val="Heading8Char"/>
     <w:uiPriority w:val="9"/>
     <w:unhideWhenUsed/>
     <w:qFormat/>
@@ -17243,11 +17866,11 @@
       <w:szCs w:val="21"/>
     </w:rPr>
   </w:style>
-  <w:style w:type="paragraph" w:styleId="Ttulo9">
+  <w:style w:type="paragraph" w:styleId="Heading9">
     <w:name w:val="heading 9"/>
     <w:basedOn w:val="Normal"/>
     <w:next w:val="Normal"/>
-    <w:link w:val="Ttulo9Car"/>
+    <w:link w:val="Heading9Char"/>
     <w:uiPriority w:val="9"/>
     <w:unhideWhenUsed/>
     <w:qFormat/>
@@ -17267,13 +17890,13 @@
       <w:szCs w:val="21"/>
     </w:rPr>
   </w:style>
-  <w:style w:type="character" w:default="1" w:styleId="Fuentedeprrafopredeter">
+  <w:style w:type="character" w:default="1" w:styleId="DefaultParagraphFont">
     <w:name w:val="Default Paragraph Font"/>
     <w:uiPriority w:val="1"/>
     <w:semiHidden/>
     <w:unhideWhenUsed/>
   </w:style>
-  <w:style w:type="table" w:default="1" w:styleId="Tablanormal">
+  <w:style w:type="table" w:default="1" w:styleId="TableNormal">
     <w:name w:val="Normal Table"/>
     <w:uiPriority w:val="99"/>
     <w:semiHidden/>
@@ -17288,7 +17911,7 @@
       </w:tblCellMar>
     </w:tblPr>
   </w:style>
-  <w:style w:type="numbering" w:default="1" w:styleId="Sinlista">
+  <w:style w:type="numbering" w:default="1" w:styleId="NoList">
     <w:name w:val="No List"/>
     <w:uiPriority w:val="99"/>
     <w:semiHidden/>
@@ -17305,7 +17928,7 @@
       </w:tblCellMar>
     </w:tblPr>
   </w:style>
-  <w:style w:type="paragraph" w:styleId="Ttulo">
+  <w:style w:type="paragraph" w:styleId="Title">
     <w:name w:val="Title"/>
     <w:basedOn w:val="Normal"/>
     <w:next w:val="Normal"/>
@@ -17320,11 +17943,11 @@
       <w:szCs w:val="72"/>
     </w:rPr>
   </w:style>
-  <w:style w:type="character" w:customStyle="1" w:styleId="Ttulo1Car">
-    <w:name w:val="Título 1 Car"/>
-    <w:aliases w:val="H1 Car,H1-Heading 1 Car,Header 1 Car,Heading 0 Car,Hoofdstukkop Car,Legal Line 1 Car,Lev 1 Car,MT1 Car,Niveau 1 Car,SECTION Car,Section Car,Section Heading Car,Titulo 1 Car,h1 Car,head 1 Car,l1 Car,level 1 Car,level1 Car,título 1 Car,1 Car"/>
-    <w:basedOn w:val="Fuentedeprrafopredeter"/>
-    <w:link w:val="Ttulo1"/>
+  <w:style w:type="character" w:customStyle="1" w:styleId="Heading1Char">
+    <w:name w:val="Heading 1 Char"/>
+    <w:aliases w:val="H1 Char,H1-Heading 1 Char,Header 1 Char,Heading 0 Char,Hoofdstukkop Char,Legal Line 1 Char,Lev 1 Char,MT1 Char,Niveau 1 Char,SECTION Char,Section Char,Section Heading Char,Titulo 1 Char,h1 Char,head 1 Char,l1 Char,level 1 Char,level1 Char"/>
+    <w:basedOn w:val="DefaultParagraphFont"/>
+    <w:link w:val="Heading1"/>
     <w:uiPriority w:val="2"/>
     <w:rsid w:val="00676869"/>
     <w:rPr>
@@ -17336,11 +17959,11 @@
       <w:lang w:eastAsia="en-US"/>
     </w:rPr>
   </w:style>
-  <w:style w:type="character" w:customStyle="1" w:styleId="Ttulo2Car">
-    <w:name w:val="Título 2 Car"/>
-    <w:aliases w:val="1_ Título 2 Car,2 Car,21 Car,22 Car,Clause Car,H2 Car,Jhed2 Car,Lev 2 Car,Major Car,Niveau 1 1 Car,Paragraafkop Car,Reset numbering Car,Título 2 Car Car Car,Título 2 Car Car Car Car Car,Título 2 Car1 Car,Título 2 Car1 Car Car Car,h2 Car"/>
-    <w:basedOn w:val="Fuentedeprrafopredeter"/>
-    <w:link w:val="Ttulo2"/>
+  <w:style w:type="character" w:customStyle="1" w:styleId="Heading2Char">
+    <w:name w:val="Heading 2 Char"/>
+    <w:aliases w:val="1_ Título 2 Char,2 Char,21 Char,22 Char,Clause Char,H2 Char1,Jhed2 Char,Lev 2 Char,Major Char,Niveau 1 1 Char,Paragraafkop Char,Reset numbering Char,Título 2 Car Car Char,Título 2 Car Car Car Car Char,Título 2 Car1 Char,h2 Char,DM Char"/>
+    <w:basedOn w:val="DefaultParagraphFont"/>
+    <w:link w:val="Heading2"/>
     <w:uiPriority w:val="9"/>
     <w:rsid w:val="00676869"/>
     <w:rPr>
@@ -17351,11 +17974,11 @@
       <w:lang w:eastAsia="en-US"/>
     </w:rPr>
   </w:style>
-  <w:style w:type="character" w:customStyle="1" w:styleId="Ttulo3Car">
-    <w:name w:val="Título 3 Car"/>
-    <w:aliases w:val="(a) Car,3 Car,31 Car,32 Car,33 Car,34 Car,35 Car,H3 Car,H31 Car,H32 Car,Heading 3(left) Car,Lev 3 Car,Level 1 - 1 Car,Minor Car,Niveau 1 1 1 Car,Subhead B Car,Subparagraafkop Car,h3 Car,h31 Car,h32 Car,h33 Car,h34 Car,h35 Car,level 3 Car"/>
-    <w:basedOn w:val="Fuentedeprrafopredeter"/>
-    <w:link w:val="Ttulo3"/>
+  <w:style w:type="character" w:customStyle="1" w:styleId="Heading3Char">
+    <w:name w:val="Heading 3 Char"/>
+    <w:aliases w:val="(a) Char,3 Char,31 Char,32 Char,33 Char,34 Char,35 Char,H3 Char,H31 Char,H32 Char,Heading 3(left) Char,Lev 3 Char,Level 1 - 1 Char,Minor Char,Niveau 1 1 1 Char,Subhead B Char,Subparagraafkop Char,h3 Char,h31 Char,h32 Char,h33 Char"/>
+    <w:basedOn w:val="DefaultParagraphFont"/>
+    <w:link w:val="Heading3"/>
     <w:rsid w:val="00676869"/>
     <w:rPr>
       <w:rFonts w:ascii="Open Sans" w:eastAsiaTheme="majorEastAsia" w:hAnsi="Open Sans" w:cstheme="majorBidi"/>
@@ -17364,11 +17987,11 @@
       <w:lang w:val="es-CO" w:eastAsia="en-US"/>
     </w:rPr>
   </w:style>
-  <w:style w:type="character" w:customStyle="1" w:styleId="Ttulo4Car">
-    <w:name w:val="Título 4 Car"/>
-    <w:aliases w:val="(i) Car,4 Car,H Car,H4 Car,Lev 4 Car,Level 2 - a Car,Sub-Minor Car,level 4 Car,level4 Car"/>
-    <w:basedOn w:val="Fuentedeprrafopredeter"/>
-    <w:link w:val="Ttulo4"/>
+  <w:style w:type="character" w:customStyle="1" w:styleId="Heading4Char">
+    <w:name w:val="Heading 4 Char"/>
+    <w:aliases w:val="(i) Char,4 Char,H Char,H4 Char,Lev 4 Char,Level 2 - a Char,Sub-Minor Char,level 4 Char,level4 Char"/>
+    <w:basedOn w:val="DefaultParagraphFont"/>
+    <w:link w:val="Heading4"/>
     <w:rsid w:val="00676869"/>
     <w:rPr>
       <w:rFonts w:ascii="Open Sans" w:eastAsiaTheme="majorEastAsia" w:hAnsi="Open Sans" w:cstheme="majorBidi"/>
@@ -17378,10 +18001,10 @@
       <w:lang w:eastAsia="en-US"/>
     </w:rPr>
   </w:style>
-  <w:style w:type="character" w:customStyle="1" w:styleId="Ttulo5Car">
-    <w:name w:val="Título 5 Car"/>
-    <w:basedOn w:val="Fuentedeprrafopredeter"/>
-    <w:link w:val="Ttulo5"/>
+  <w:style w:type="character" w:customStyle="1" w:styleId="Heading5Char">
+    <w:name w:val="Heading 5 Char"/>
+    <w:basedOn w:val="DefaultParagraphFont"/>
+    <w:link w:val="Heading5"/>
     <w:rsid w:val="00B2500A"/>
     <w:rPr>
       <w:rFonts w:asciiTheme="majorHAnsi" w:eastAsiaTheme="majorEastAsia" w:hAnsiTheme="majorHAnsi" w:cstheme="majorBidi"/>
@@ -17391,11 +18014,11 @@
       <w:lang w:eastAsia="en-US"/>
     </w:rPr>
   </w:style>
-  <w:style w:type="character" w:customStyle="1" w:styleId="Ttulo6Car">
-    <w:name w:val="Título 6 Car"/>
-    <w:aliases w:val="H6 Car"/>
-    <w:basedOn w:val="Fuentedeprrafopredeter"/>
-    <w:link w:val="Ttulo6"/>
+  <w:style w:type="character" w:customStyle="1" w:styleId="Heading6Char">
+    <w:name w:val="Heading 6 Char"/>
+    <w:aliases w:val="H6 Char"/>
+    <w:basedOn w:val="DefaultParagraphFont"/>
+    <w:link w:val="Heading6"/>
     <w:rsid w:val="00B2500A"/>
     <w:rPr>
       <w:rFonts w:asciiTheme="majorHAnsi" w:eastAsiaTheme="majorEastAsia" w:hAnsiTheme="majorHAnsi" w:cstheme="majorBidi"/>
@@ -17405,10 +18028,10 @@
       <w:lang w:eastAsia="en-US"/>
     </w:rPr>
   </w:style>
-  <w:style w:type="character" w:customStyle="1" w:styleId="Ttulo7Car">
-    <w:name w:val="Título 7 Car"/>
-    <w:basedOn w:val="Fuentedeprrafopredeter"/>
-    <w:link w:val="Ttulo7"/>
+  <w:style w:type="character" w:customStyle="1" w:styleId="Heading7Char">
+    <w:name w:val="Heading 7 Char"/>
+    <w:basedOn w:val="DefaultParagraphFont"/>
+    <w:link w:val="Heading7"/>
     <w:rsid w:val="00B2500A"/>
     <w:rPr>
       <w:rFonts w:asciiTheme="majorHAnsi" w:eastAsiaTheme="majorEastAsia" w:hAnsiTheme="majorHAnsi" w:cstheme="majorBidi"/>
@@ -17420,10 +18043,10 @@
       <w:lang w:eastAsia="en-US"/>
     </w:rPr>
   </w:style>
-  <w:style w:type="character" w:customStyle="1" w:styleId="Ttulo8Car">
-    <w:name w:val="Título 8 Car"/>
-    <w:basedOn w:val="Fuentedeprrafopredeter"/>
-    <w:link w:val="Ttulo8"/>
+  <w:style w:type="character" w:customStyle="1" w:styleId="Heading8Char">
+    <w:name w:val="Heading 8 Char"/>
+    <w:basedOn w:val="DefaultParagraphFont"/>
+    <w:link w:val="Heading8"/>
     <w:rsid w:val="00B2500A"/>
     <w:rPr>
       <w:rFonts w:asciiTheme="majorHAnsi" w:eastAsiaTheme="majorEastAsia" w:hAnsiTheme="majorHAnsi" w:cstheme="majorBidi"/>
@@ -17433,10 +18056,10 @@
       <w:lang w:eastAsia="en-US"/>
     </w:rPr>
   </w:style>
-  <w:style w:type="character" w:customStyle="1" w:styleId="Ttulo9Car">
-    <w:name w:val="Título 9 Car"/>
-    <w:basedOn w:val="Fuentedeprrafopredeter"/>
-    <w:link w:val="Ttulo9"/>
+  <w:style w:type="character" w:customStyle="1" w:styleId="Heading9Char">
+    <w:name w:val="Heading 9 Char"/>
+    <w:basedOn w:val="DefaultParagraphFont"/>
+    <w:link w:val="Heading9"/>
     <w:rsid w:val="00B2500A"/>
     <w:rPr>
       <w:rFonts w:asciiTheme="majorHAnsi" w:eastAsiaTheme="majorEastAsia" w:hAnsiTheme="majorHAnsi" w:cstheme="majorBidi"/>
@@ -17448,11 +18071,11 @@
       <w:lang w:eastAsia="en-US"/>
     </w:rPr>
   </w:style>
-  <w:style w:type="paragraph" w:styleId="Prrafodelista">
+  <w:style w:type="paragraph" w:styleId="ListParagraph">
     <w:name w:val="List Paragraph"/>
     <w:aliases w:val="Título1,Colorful List - Accent 11,Bolita,Párrafo antic,BOLADEF,Párrafo de lista2,Párrafo de lista3,Párrafo de lista21,BOLA,1. Anexo,Colorful List Accent 1,EY EPM - Lista,Estilo 3,Guión,HOJA,Lista vistosa - Énfasis 11,NORMAL,Viñetas,Ha"/>
     <w:basedOn w:val="Normal"/>
-    <w:link w:val="PrrafodelistaCar"/>
+    <w:link w:val="ListParagraphChar"/>
     <w:uiPriority w:val="34"/>
     <w:qFormat/>
     <w:rsid w:val="00B2500A"/>
@@ -17461,9 +18084,9 @@
       <w:contextualSpacing/>
     </w:pPr>
   </w:style>
-  <w:style w:type="character" w:styleId="Refdecomentario">
+  <w:style w:type="character" w:styleId="CommentReference">
     <w:name w:val="annotation reference"/>
-    <w:basedOn w:val="Fuentedeprrafopredeter"/>
+    <w:basedOn w:val="DefaultParagraphFont"/>
     <w:uiPriority w:val="99"/>
     <w:semiHidden/>
     <w:unhideWhenUsed/>
@@ -17473,10 +18096,10 @@
       <w:szCs w:val="16"/>
     </w:rPr>
   </w:style>
-  <w:style w:type="paragraph" w:styleId="Textocomentario">
+  <w:style w:type="paragraph" w:styleId="CommentText">
     <w:name w:val="annotation text"/>
     <w:basedOn w:val="Normal"/>
-    <w:link w:val="TextocomentarioCar"/>
+    <w:link w:val="CommentTextChar"/>
     <w:uiPriority w:val="99"/>
     <w:unhideWhenUsed/>
     <w:rsid w:val="00105DD4"/>
@@ -17484,10 +18107,10 @@
       <w:szCs w:val="20"/>
     </w:rPr>
   </w:style>
-  <w:style w:type="character" w:customStyle="1" w:styleId="TextocomentarioCar">
-    <w:name w:val="Texto comentario Car"/>
-    <w:basedOn w:val="Fuentedeprrafopredeter"/>
-    <w:link w:val="Textocomentario"/>
+  <w:style w:type="character" w:customStyle="1" w:styleId="CommentTextChar">
+    <w:name w:val="Comment Text Char"/>
+    <w:basedOn w:val="DefaultParagraphFont"/>
+    <w:link w:val="CommentText"/>
     <w:uiPriority w:val="99"/>
     <w:rsid w:val="00B2500A"/>
     <w:rPr>
@@ -17497,10 +18120,10 @@
       <w:lang w:eastAsia="en-US"/>
     </w:rPr>
   </w:style>
-  <w:style w:type="paragraph" w:styleId="Textoindependiente">
+  <w:style w:type="paragraph" w:styleId="BodyText">
     <w:name w:val="Body Text"/>
     <w:basedOn w:val="Normal"/>
-    <w:link w:val="TextoindependienteCar"/>
+    <w:link w:val="BodyTextChar"/>
     <w:rsid w:val="00105DD4"/>
     <w:pPr>
       <w:spacing w:after="0"/>
@@ -17510,10 +18133,10 @@
       <w:szCs w:val="20"/>
     </w:rPr>
   </w:style>
-  <w:style w:type="character" w:customStyle="1" w:styleId="TextoindependienteCar">
-    <w:name w:val="Texto independiente Car"/>
-    <w:basedOn w:val="Fuentedeprrafopredeter"/>
-    <w:link w:val="Textoindependiente"/>
+  <w:style w:type="character" w:customStyle="1" w:styleId="BodyTextChar">
+    <w:name w:val="Body Text Char"/>
+    <w:basedOn w:val="DefaultParagraphFont"/>
+    <w:link w:val="BodyText"/>
     <w:rsid w:val="00B2500A"/>
     <w:rPr>
       <w:rFonts w:ascii="Georgia" w:eastAsia="Times New Roman" w:hAnsi="Georgia" w:cs="Times New Roman"/>
@@ -17522,19 +18145,19 @@
       <w:lang w:eastAsia="en-US"/>
     </w:rPr>
   </w:style>
-  <w:style w:type="character" w:customStyle="1" w:styleId="PrrafodelistaCar">
-    <w:name w:val="Párrafo de lista Car"/>
-    <w:aliases w:val="Título1 Car,Colorful List - Accent 11 Car,Bolita Car,Párrafo antic Car,BOLADEF Car,Párrafo de lista2 Car,Párrafo de lista3 Car,Párrafo de lista21 Car,BOLA Car,1. Anexo Car,Colorful List Accent 1 Car,EY EPM - Lista Car,Estilo 3 Car"/>
-    <w:link w:val="Prrafodelista"/>
+  <w:style w:type="character" w:customStyle="1" w:styleId="ListParagraphChar">
+    <w:name w:val="List Paragraph Char"/>
+    <w:aliases w:val="Título1 Char,Colorful List - Accent 11 Char,Bolita Char,Párrafo antic Char,BOLADEF Char,Párrafo de lista2 Char,Párrafo de lista3 Char,Párrafo de lista21 Char,BOLA Char,1. Anexo Char,Colorful List Accent 1 Char,EY EPM - Lista Char"/>
+    <w:link w:val="ListParagraph"/>
     <w:uiPriority w:val="34"/>
     <w:qFormat/>
     <w:locked/>
     <w:rsid w:val="00B2500A"/>
   </w:style>
-  <w:style w:type="paragraph" w:styleId="Textodeglobo">
+  <w:style w:type="paragraph" w:styleId="BalloonText">
     <w:name w:val="Balloon Text"/>
     <w:basedOn w:val="Normal"/>
-    <w:link w:val="TextodegloboCar"/>
+    <w:link w:val="BalloonTextChar"/>
     <w:uiPriority w:val="99"/>
     <w:semiHidden/>
     <w:unhideWhenUsed/>
@@ -17548,10 +18171,10 @@
       <w:szCs w:val="18"/>
     </w:rPr>
   </w:style>
-  <w:style w:type="character" w:customStyle="1" w:styleId="TextodegloboCar">
-    <w:name w:val="Texto de globo Car"/>
-    <w:basedOn w:val="Fuentedeprrafopredeter"/>
-    <w:link w:val="Textodeglobo"/>
+  <w:style w:type="character" w:customStyle="1" w:styleId="BalloonTextChar">
+    <w:name w:val="Balloon Text Char"/>
+    <w:basedOn w:val="DefaultParagraphFont"/>
+    <w:link w:val="BalloonText"/>
     <w:uiPriority w:val="99"/>
     <w:semiHidden/>
     <w:rsid w:val="00B2500A"/>
@@ -17561,7 +18184,7 @@
       <w:szCs w:val="18"/>
     </w:rPr>
   </w:style>
-  <w:style w:type="paragraph" w:styleId="Subttulo">
+  <w:style w:type="paragraph" w:styleId="Subtitle">
     <w:name w:val="Subtitle"/>
     <w:basedOn w:val="Normal"/>
     <w:next w:val="Normal"/>
@@ -17589,11 +18212,11 @@
       </w:tblCellMar>
     </w:tblPr>
   </w:style>
-  <w:style w:type="paragraph" w:styleId="Asuntodelcomentario">
+  <w:style w:type="paragraph" w:styleId="CommentSubject">
     <w:name w:val="annotation subject"/>
-    <w:basedOn w:val="Textocomentario"/>
-    <w:next w:val="Textocomentario"/>
-    <w:link w:val="AsuntodelcomentarioCar"/>
+    <w:basedOn w:val="CommentText"/>
+    <w:next w:val="CommentText"/>
+    <w:link w:val="CommentSubjectChar"/>
     <w:uiPriority w:val="99"/>
     <w:semiHidden/>
     <w:unhideWhenUsed/>
@@ -17603,10 +18226,10 @@
       <w:bCs/>
     </w:rPr>
   </w:style>
-  <w:style w:type="character" w:customStyle="1" w:styleId="AsuntodelcomentarioCar">
-    <w:name w:val="Asunto del comentario Car"/>
-    <w:basedOn w:val="TextocomentarioCar"/>
-    <w:link w:val="Asuntodelcomentario"/>
+  <w:style w:type="character" w:customStyle="1" w:styleId="CommentSubjectChar">
+    <w:name w:val="Comment Subject Char"/>
+    <w:basedOn w:val="CommentTextChar"/>
+    <w:link w:val="CommentSubject"/>
     <w:uiPriority w:val="99"/>
     <w:semiHidden/>
     <w:rsid w:val="00052007"/>
@@ -17619,7 +18242,7 @@
       <w:lang w:eastAsia="en-US"/>
     </w:rPr>
   </w:style>
-  <w:style w:type="paragraph" w:styleId="Revisin">
+  <w:style w:type="paragraph" w:styleId="Revision">
     <w:name w:val="Revision"/>
     <w:hidden/>
     <w:uiPriority w:val="99"/>
@@ -17629,10 +18252,10 @@
       <w:spacing w:after="0" w:line="240" w:lineRule="auto"/>
     </w:pPr>
   </w:style>
-  <w:style w:type="paragraph" w:styleId="Textonotapie">
+  <w:style w:type="paragraph" w:styleId="FootnoteText">
     <w:name w:val="footnote text"/>
     <w:basedOn w:val="Normal"/>
-    <w:link w:val="TextonotapieCar"/>
+    <w:link w:val="FootnoteTextChar"/>
     <w:uiPriority w:val="99"/>
     <w:semiHidden/>
     <w:unhideWhenUsed/>
@@ -17644,10 +18267,10 @@
       <w:szCs w:val="20"/>
     </w:rPr>
   </w:style>
-  <w:style w:type="character" w:customStyle="1" w:styleId="TextonotapieCar">
-    <w:name w:val="Texto nota pie Car"/>
-    <w:basedOn w:val="Fuentedeprrafopredeter"/>
-    <w:link w:val="Textonotapie"/>
+  <w:style w:type="character" w:customStyle="1" w:styleId="FootnoteTextChar">
+    <w:name w:val="Footnote Text Char"/>
+    <w:basedOn w:val="DefaultParagraphFont"/>
+    <w:link w:val="FootnoteText"/>
     <w:uiPriority w:val="99"/>
     <w:semiHidden/>
     <w:rsid w:val="000C6FAC"/>
@@ -17658,10 +18281,10 @@
       <w:lang w:eastAsia="en-US"/>
     </w:rPr>
   </w:style>
-  <w:style w:type="character" w:styleId="Refdenotaalpie">
+  <w:style w:type="character" w:styleId="FootnoteReference">
     <w:name w:val="footnote reference"/>
     <w:aliases w:val="Style 24,fr,Ref. de nota al pi"/>
-    <w:basedOn w:val="Fuentedeprrafopredeter"/>
+    <w:basedOn w:val="DefaultParagraphFont"/>
     <w:uiPriority w:val="99"/>
     <w:unhideWhenUsed/>
     <w:qFormat/>
@@ -17670,9 +18293,9 @@
       <w:vertAlign w:val="superscript"/>
     </w:rPr>
   </w:style>
-  <w:style w:type="character" w:styleId="Hipervnculo">
+  <w:style w:type="character" w:styleId="Hyperlink">
     <w:name w:val="Hyperlink"/>
-    <w:basedOn w:val="Fuentedeprrafopredeter"/>
+    <w:basedOn w:val="DefaultParagraphFont"/>
     <w:uiPriority w:val="99"/>
     <w:unhideWhenUsed/>
     <w:rsid w:val="00105DD4"/>
@@ -17681,9 +18304,9 @@
       <w:u w:val="single"/>
     </w:rPr>
   </w:style>
-  <w:style w:type="character" w:styleId="Mencinsinresolver">
+  <w:style w:type="character" w:styleId="UnresolvedMention">
     <w:name w:val="Unresolved Mention"/>
-    <w:basedOn w:val="Fuentedeprrafopredeter"/>
+    <w:basedOn w:val="DefaultParagraphFont"/>
     <w:uiPriority w:val="99"/>
     <w:semiHidden/>
     <w:unhideWhenUsed/>
@@ -17693,10 +18316,10 @@
       <w:shd w:val="clear" w:color="auto" w:fill="E1DFDD"/>
     </w:rPr>
   </w:style>
-  <w:style w:type="paragraph" w:styleId="Encabezado">
+  <w:style w:type="paragraph" w:styleId="Header">
     <w:name w:val="header"/>
     <w:basedOn w:val="Normal"/>
-    <w:link w:val="EncabezadoCar"/>
+    <w:link w:val="HeaderChar"/>
     <w:uiPriority w:val="99"/>
     <w:unhideWhenUsed/>
     <w:rsid w:val="0002232A"/>
@@ -17708,20 +18331,20 @@
       <w:spacing w:after="0"/>
     </w:pPr>
   </w:style>
-  <w:style w:type="character" w:customStyle="1" w:styleId="EncabezadoCar">
-    <w:name w:val="Encabezado Car"/>
-    <w:basedOn w:val="Fuentedeprrafopredeter"/>
-    <w:link w:val="Encabezado"/>
+  <w:style w:type="character" w:customStyle="1" w:styleId="HeaderChar">
+    <w:name w:val="Header Char"/>
+    <w:basedOn w:val="DefaultParagraphFont"/>
+    <w:link w:val="Header"/>
     <w:uiPriority w:val="99"/>
     <w:rsid w:val="0002232A"/>
     <w:rPr>
       <w:rFonts w:ascii="Times New Roman" w:hAnsi="Times New Roman"/>
     </w:rPr>
   </w:style>
-  <w:style w:type="paragraph" w:styleId="Piedepgina">
+  <w:style w:type="paragraph" w:styleId="Footer">
     <w:name w:val="footer"/>
     <w:basedOn w:val="Normal"/>
-    <w:link w:val="PiedepginaCar"/>
+    <w:link w:val="FooterChar"/>
     <w:uiPriority w:val="99"/>
     <w:unhideWhenUsed/>
     <w:rsid w:val="0002232A"/>
@@ -17733,19 +18356,19 @@
       <w:spacing w:after="0"/>
     </w:pPr>
   </w:style>
-  <w:style w:type="character" w:customStyle="1" w:styleId="PiedepginaCar">
-    <w:name w:val="Pie de página Car"/>
-    <w:basedOn w:val="Fuentedeprrafopredeter"/>
-    <w:link w:val="Piedepgina"/>
+  <w:style w:type="character" w:customStyle="1" w:styleId="FooterChar">
+    <w:name w:val="Footer Char"/>
+    <w:basedOn w:val="DefaultParagraphFont"/>
+    <w:link w:val="Footer"/>
     <w:uiPriority w:val="99"/>
     <w:rsid w:val="0002232A"/>
     <w:rPr>
       <w:rFonts w:ascii="Times New Roman" w:hAnsi="Times New Roman"/>
     </w:rPr>
   </w:style>
-  <w:style w:type="table" w:styleId="Tablaconcuadrcula">
+  <w:style w:type="table" w:styleId="TableGrid">
     <w:name w:val="Table Grid"/>
-    <w:basedOn w:val="Tablanormal"/>
+    <w:basedOn w:val="TableNormal"/>
     <w:uiPriority w:val="39"/>
     <w:rsid w:val="00065E02"/>
     <w:pPr>
@@ -17784,7 +18407,7 @@
       <w:lang w:val="es-CO" w:eastAsia="en-US"/>
     </w:rPr>
   </w:style>
-  <w:style w:type="paragraph" w:styleId="Lista">
+  <w:style w:type="paragraph" w:styleId="List">
     <w:name w:val="List"/>
     <w:basedOn w:val="Normal"/>
     <w:uiPriority w:val="99"/>
@@ -17795,7 +18418,7 @@
       <w:contextualSpacing/>
     </w:pPr>
   </w:style>
-  <w:style w:type="paragraph" w:styleId="Lista2">
+  <w:style w:type="paragraph" w:styleId="List2">
     <w:name w:val="List 2"/>
     <w:basedOn w:val="Normal"/>
     <w:uiPriority w:val="99"/>
@@ -17806,10 +18429,10 @@
       <w:contextualSpacing/>
     </w:pPr>
   </w:style>
-  <w:style w:type="paragraph" w:styleId="Cierre">
+  <w:style w:type="paragraph" w:styleId="Closing">
     <w:name w:val="Closing"/>
     <w:basedOn w:val="Normal"/>
-    <w:link w:val="CierreCar"/>
+    <w:link w:val="ClosingChar"/>
     <w:uiPriority w:val="99"/>
     <w:unhideWhenUsed/>
     <w:rsid w:val="00973EA1"/>
@@ -17818,20 +18441,20 @@
       <w:ind w:left="4252"/>
     </w:pPr>
   </w:style>
-  <w:style w:type="character" w:customStyle="1" w:styleId="CierreCar">
-    <w:name w:val="Cierre Car"/>
-    <w:basedOn w:val="Fuentedeprrafopredeter"/>
-    <w:link w:val="Cierre"/>
+  <w:style w:type="character" w:customStyle="1" w:styleId="ClosingChar">
+    <w:name w:val="Closing Char"/>
+    <w:basedOn w:val="DefaultParagraphFont"/>
+    <w:link w:val="Closing"/>
     <w:uiPriority w:val="99"/>
     <w:rsid w:val="00973EA1"/>
     <w:rPr>
       <w:rFonts w:ascii="Times New Roman" w:hAnsi="Times New Roman"/>
     </w:rPr>
   </w:style>
-  <w:style w:type="paragraph" w:styleId="Textoindependienteprimerasangra">
+  <w:style w:type="paragraph" w:styleId="BodyTextFirstIndent">
     <w:name w:val="Body Text First Indent"/>
-    <w:basedOn w:val="Textoindependiente"/>
-    <w:link w:val="TextoindependienteprimerasangraCar"/>
+    <w:basedOn w:val="BodyText"/>
+    <w:link w:val="BodyTextFirstIndentChar"/>
     <w:uiPriority w:val="99"/>
     <w:unhideWhenUsed/>
     <w:rsid w:val="00973EA1"/>
@@ -17845,10 +18468,10 @@
       <w:szCs w:val="22"/>
     </w:rPr>
   </w:style>
-  <w:style w:type="character" w:customStyle="1" w:styleId="TextoindependienteprimerasangraCar">
-    <w:name w:val="Texto independiente primera sangría Car"/>
-    <w:basedOn w:val="TextoindependienteCar"/>
-    <w:link w:val="Textoindependienteprimerasangra"/>
+  <w:style w:type="character" w:customStyle="1" w:styleId="BodyTextFirstIndentChar">
+    <w:name w:val="Body Text First Indent Char"/>
+    <w:basedOn w:val="BodyTextChar"/>
+    <w:link w:val="BodyTextFirstIndent"/>
     <w:uiPriority w:val="99"/>
     <w:rsid w:val="00973EA1"/>
     <w:rPr>
@@ -17860,8 +18483,8 @@
   </w:style>
   <w:style w:type="table" w:customStyle="1" w:styleId="Tablaconcuadrcula2">
     <w:name w:val="Tabla con cuadrícula2"/>
-    <w:basedOn w:val="Tablanormal"/>
-    <w:next w:val="Tablaconcuadrcula"/>
+    <w:basedOn w:val="TableNormal"/>
+    <w:next w:val="TableGrid"/>
     <w:uiPriority w:val="59"/>
     <w:rsid w:val="00105DD4"/>
     <w:pPr>
@@ -17910,8 +18533,8 @@
   </w:style>
   <w:style w:type="table" w:customStyle="1" w:styleId="Tablaconcuadrcula3">
     <w:name w:val="Tabla con cuadrícula3"/>
-    <w:basedOn w:val="Tablanormal"/>
-    <w:next w:val="Tablaconcuadrcula"/>
+    <w:basedOn w:val="TableNormal"/>
+    <w:next w:val="TableGrid"/>
     <w:uiPriority w:val="59"/>
     <w:rsid w:val="00105DD4"/>
     <w:pPr>
@@ -18197,28 +18820,28 @@
 </file>
 
 <file path=customXml/item1.xml><?xml version="1.0" encoding="utf-8"?>
-<b:Sources xmlns:b="http://schemas.openxmlformats.org/officeDocument/2006/bibliography" xmlns="http://schemas.openxmlformats.org/officeDocument/2006/bibliography" SelectedStyle="\APASixthEditionOfficeOnline.xsl" StyleName="APA" Version="6"/>
-</file>
-
-<file path=customXml/item2.xml><?xml version="1.0" encoding="utf-8"?>
 <go:gDocsCustomXmlDataStorage xmlns:go="http://customooxmlschemas.google.com/" xmlns:r="http://schemas.openxmlformats.org/officeDocument/2006/relationships">
   <go:docsCustomData xmlns:go="http://customooxmlschemas.google.com/" roundtripDataSignature="AMtx7mhzdpfn1finIqKXU+1UPIfU21OW1Q==">AMUW2mVvpZPnv5te96KCzqdpwIhLXEqqDf1Jm/Jsn5xfICjpf7+cLx66Pg3Z6OyclqamRuaI6NzxVfznks8qzXgq6Shzb3AvxFhRa3ikUeQpf55ToVd72oiAa63NjuOKhuLrTUBAwX7TxT6/jKPCkAwx81Cl/siheji2glXXaNE6LOUNE4D+R7OYEQfFjaKo2CzTlnGc1WEdiQoLVoiQnpq1QlduKazjn1jsN2tZpEvoXRVNcjxJejMHEr/s7YsU4SRSZf/CGJlMizcgpazttZ88EnKSbtK2kaxsLvT+ygQ6Nt698VUDGYk4KHB27iDAg6aqb4m7SIwK</go:docsCustomData>
 </go:gDocsCustomXmlDataStorage>
 </file>
 
-<file path=customXml/itemProps1.xml><?xml version="1.0" encoding="utf-8"?>
-<ds:datastoreItem xmlns:ds="http://schemas.openxmlformats.org/officeDocument/2006/customXml" ds:itemID="{373DA788-535C-4842-9536-B8D15A43118A}">
-  <ds:schemaRefs>
-    <ds:schemaRef ds:uri="http://schemas.openxmlformats.org/officeDocument/2006/bibliography"/>
-  </ds:schemaRefs>
-</ds:datastoreItem>
+<file path=customXml/item2.xml><?xml version="1.0" encoding="utf-8"?>
+<b:Sources xmlns:b="http://schemas.openxmlformats.org/officeDocument/2006/bibliography" xmlns="http://schemas.openxmlformats.org/officeDocument/2006/bibliography" SelectedStyle="\APASixthEditionOfficeOnline.xsl" StyleName="APA" Version="6"/>
 </file>
 
-<file path=customXml/itemProps2.xml><?xml version="1.0" encoding="utf-8"?>
+<file path=customXml/itemProps1.xml><?xml version="1.0" encoding="utf-8"?>
 <ds:datastoreItem xmlns:ds="http://schemas.openxmlformats.org/officeDocument/2006/customXml" ds:itemID="{11111111-1234-1234-1234-123412341234}">
   <ds:schemaRefs>
     <ds:schemaRef ds:uri="http://customooxmlschemas.google.com/"/>
     <ds:schemaRef ds:uri="http://schemas.openxmlformats.org/officeDocument/2006/relationships"/>
   </ds:schemaRefs>
 </ds:datastoreItem>
+</file>
+
+<file path=customXml/itemProps2.xml><?xml version="1.0" encoding="utf-8"?>
+<ds:datastoreItem xmlns:ds="http://schemas.openxmlformats.org/officeDocument/2006/customXml" ds:itemID="{373DA788-535C-4842-9536-B8D15A43118A}">
+  <ds:schemaRefs>
+    <ds:schemaRef ds:uri="http://schemas.openxmlformats.org/officeDocument/2006/bibliography"/>
+  </ds:schemaRefs>
+</ds:datastoreItem>
 </file>
--- a/backend/templates/FK COL - GM - Activos.docx
+++ b/backend/templates/FK COL - GM - Activos.docx
@@ -1547,14 +1547,6 @@
     </w:p>
     <w:p>
       <w:pPr>
-        <w:ind w:firstLine="1418"/>
-        <w:rPr>
-          <w:lang w:val="es-CO"/>
-        </w:rPr>
-      </w:pPr>
-    </w:p>
-    <w:p>
-      <w:pPr>
         <w:pStyle w:val="Heading1"/>
         <w:jc w:val="center"/>
         <w:rPr>
@@ -1588,14 +1580,7 @@
     </w:p>
     <w:p>
       <w:pPr>
-        <w:rPr>
-          <w:lang w:val="es-CO"/>
-        </w:rPr>
-      </w:pPr>
-    </w:p>
-    <w:p>
-      <w:pPr>
-        <w:pStyle w:val="Heading2"/>
+        <w:ind w:left="720" w:firstLine="720"/>
         <w:rPr>
           <w:vanish/>
           <w:lang w:val="es-CO"/>
@@ -1605,6 +1590,9 @@
       <w:bookmarkStart w:id="9" w:name="_heading=h.30j0zll" w:colFirst="0" w:colLast="0"/>
       <w:bookmarkEnd w:id="9"/>
       <w:r>
+        <w:t xml:space="preserve">Sección 1.01  </w:t>
+      </w:r>
+      <w:r>
         <w:rPr>
           <w:lang w:val="es-CO"/>
         </w:rPr>
@@ -1739,19 +1727,19 @@
         <w:pStyle w:val="Heading3"/>
       </w:pPr>
       <w:r>
+        <w:t>Las referencias a las Leyes Aplicables incluyen todas las Leyes Aplicables o disposiciones legales, tal y como hayan sido modificadas, adicionadas o remplazadas en cualquier momento</w:t>
+      </w:r>
+      <w:r>
+        <w:t>.</w:t>
+      </w:r>
+    </w:p>
+    <w:p>
+      <w:pPr>
+        <w:pStyle w:val="Heading3"/>
+      </w:pPr>
+      <w:bookmarkStart w:id="11" w:name="_Hlk131636226"/>
+      <w:r>
         <w:lastRenderedPageBreak/>
-        <w:t>Las referencias a las Leyes Aplicables incluyen todas las Leyes Aplicables o disposiciones legales, tal y como hayan sido modificadas, adicionadas o remplazadas en cualquier momento</w:t>
-      </w:r>
-      <w:r>
-        <w:t>.</w:t>
-      </w:r>
-    </w:p>
-    <w:p>
-      <w:pPr>
-        <w:pStyle w:val="Heading3"/>
-      </w:pPr>
-      <w:bookmarkStart w:id="11" w:name="_Hlk131636226"/>
-      <w:r>
         <w:t>Las Partes</w:t>
       </w:r>
       <w:r>
@@ -1767,27 +1755,21 @@
         <w:t xml:space="preserve"> Contrato</w:t>
       </w:r>
       <w:r>
-        <w:t xml:space="preserve"> y sus Anexos antes de su suscripción y antes de obligarse en los términos </w:t>
-      </w:r>
-      <w:proofErr w:type="gramStart"/>
-      <w:r>
-        <w:t xml:space="preserve">del </w:t>
+        <w:t xml:space="preserve"> y sus Anexos antes de su suscripción y antes de obligarse en los términos del </w:t>
       </w:r>
       <w:r>
         <w:t>mismo</w:t>
       </w:r>
       <w:bookmarkEnd w:id="11"/>
-      <w:proofErr w:type="gramEnd"/>
       <w:r>
         <w:t>. En caso de ambigüedad o duda en relación con la intención o interpretación de cualquier disposición de este Contrato, ninguna presunción o carga de la prueba se levantará para favorecer o desfavorecer a alguna de las Partes.</w:t>
       </w:r>
     </w:p>
     <w:p>
       <w:pPr>
-        <w:pStyle w:val="Heading2"/>
+        <w:ind w:left="709" w:firstLine="720"/>
         <w:rPr>
           <w:vanish/>
-          <w:u w:val="none"/>
           <w:lang w:val="es-CO"/>
           <w:specVanish/>
         </w:rPr>
@@ -1795,6 +1777,13 @@
       <w:bookmarkStart w:id="12" w:name="_Ref117023973"/>
       <w:bookmarkStart w:id="13" w:name="_Ref130936419"/>
       <w:r>
+        <w:t>Sección 1.02</w:t>
+      </w:r>
+      <w:r>
+        <w:tab/>
+        <w:t xml:space="preserve"> </w:t>
+      </w:r>
+      <w:r>
         <w:rPr>
           <w:lang w:val="es-CO"/>
         </w:rPr>
@@ -2429,6 +2418,112 @@
           <w:lang w:val="es-CO"/>
         </w:rPr>
         <w:t xml:space="preserve"> y que atribuye a su tenedor legítimo el derecho exclusivo de disponer de la Mercancía</w:t>
+      </w:r>
+      <w:r>
+        <w:rPr>
+          <w:lang w:val="es-CO"/>
+        </w:rPr>
+        <w:t>.</w:t>
+      </w:r>
+    </w:p>
+    <w:p>
+      <w:pPr>
+        <w:ind w:firstLine="1418"/>
+      </w:pPr>
+      <w:r>
+        <w:t>“</w:t>
+      </w:r>
+      <w:r>
+        <w:rPr>
+          <w:u w:val="single"/>
+        </w:rPr>
+        <w:t>Centro de Conciliación</w:t>
+      </w:r>
+      <w:r>
+        <w:t>” significa el Centro de Conciliación de la Cámara de Comercio de Bogotá.</w:t>
+      </w:r>
+    </w:p>
+    <w:p>
+      <w:pPr>
+        <w:ind w:firstLine="1418"/>
+        <w:rPr>
+          <w:lang w:val="es-CO"/>
+        </w:rPr>
+      </w:pPr>
+      <w:r>
+        <w:rPr>
+          <w:lang w:val="es-CO"/>
+        </w:rPr>
+        <w:t>“</w:t>
+      </w:r>
+      <w:r>
+        <w:rPr>
+          <w:u w:val="single"/>
+          <w:lang w:val="es-CO"/>
+        </w:rPr>
+        <w:t>Cesionario</w:t>
+      </w:r>
+      <w:r>
+        <w:rPr>
+          <w:lang w:val="es-CO"/>
+        </w:rPr>
+        <w:t xml:space="preserve">” tiene el significado que se le asigna en la </w:t>
+      </w:r>
+      <w:r>
+        <w:rPr>
+          <w:u w:val="single"/>
+          <w:lang w:val="es-CO"/>
+        </w:rPr>
+        <w:fldChar w:fldCharType="begin"/>
+      </w:r>
+      <w:r>
+        <w:rPr>
+          <w:u w:val="single"/>
+          <w:lang w:val="es-CO"/>
+        </w:rPr>
+        <w:instrText xml:space="preserve"> REF _Ref129368778 \</w:instrText>
+      </w:r>
+      <w:r>
+        <w:rPr>
+          <w:rFonts w:cs="Open Sans"/>
+          <w:szCs w:val="20"/>
+          <w:u w:val="single"/>
+        </w:rPr>
+        <w:instrText>w</w:instrText>
+      </w:r>
+      <w:r>
+        <w:rPr>
+          <w:u w:val="single"/>
+          <w:lang w:val="es-CO"/>
+        </w:rPr>
+        <w:instrText xml:space="preserve"> \h </w:instrText>
+      </w:r>
+      <w:r>
+        <w:rPr>
+          <w:u w:val="single"/>
+          <w:lang w:val="es-CO"/>
+        </w:rPr>
+      </w:r>
+      <w:r>
+        <w:rPr>
+          <w:u w:val="single"/>
+          <w:lang w:val="es-CO"/>
+        </w:rPr>
+        <w:fldChar w:fldCharType="separate"/>
+      </w:r>
+      <w:r>
+        <w:rPr>
+          <w:u w:val="single"/>
+          <w:lang w:val="es-CO"/>
+        </w:rPr>
+        <w:t>Sección 8.05(b)</w:t>
+      </w:r>
+      <w:r>
+        <w:rPr>
+          <w:u w:val="single"/>
+          <w:lang w:val="es-CO"/>
+        </w:rPr>
+        <w:fldChar w:fldCharType="end"/>
       </w:r>
       <w:r>
         <w:rPr>
@@ -2449,66 +2544,863 @@
         <w:rPr>
           <w:u w:val="single"/>
         </w:rPr>
-        <w:t>Centro de Conciliación</w:t>
-      </w:r>
-      <w:r>
-        <w:t>” significa el Centro de Conciliación de la Cámara de Comercio de Bogotá.</w:t>
+        <w:t>Colombia</w:t>
+      </w:r>
+      <w:r>
+        <w:t xml:space="preserve">” </w:t>
+      </w:r>
+      <w:r>
+        <w:t>significa</w:t>
+      </w:r>
+      <w:r>
+        <w:t xml:space="preserve"> la República de Colombia.</w:t>
       </w:r>
     </w:p>
     <w:p>
       <w:pPr>
         <w:ind w:firstLine="1418"/>
         <w:rPr>
-          <w:lang w:val="es-CO"/>
-        </w:rPr>
-      </w:pPr>
-      <w:r>
-        <w:rPr>
-          <w:lang w:val="es-CO"/>
+          <w:rFonts w:cs="Times New Roman"/>
+        </w:rPr>
+      </w:pPr>
+      <w:r>
+        <w:rPr>
+          <w:rFonts w:cs="Times New Roman"/>
         </w:rPr>
         <w:t>“</w:t>
       </w:r>
       <w:r>
         <w:rPr>
-          <w:u w:val="single"/>
-          <w:lang w:val="es-CO"/>
-        </w:rPr>
-        <w:t>Cesionario</w:t>
-      </w:r>
-      <w:r>
-        <w:rPr>
-          <w:lang w:val="es-CO"/>
-        </w:rPr>
-        <w:t xml:space="preserve">” tiene el significado que se le asigna en la </w:t>
-      </w:r>
-      <w:r>
-        <w:rPr>
-          <w:u w:val="single"/>
-          <w:lang w:val="es-CO"/>
-        </w:rPr>
-        <w:fldChar w:fldCharType="begin"/>
-      </w:r>
-      <w:r>
-        <w:rPr>
-          <w:u w:val="single"/>
-          <w:lang w:val="es-CO"/>
-        </w:rPr>
-        <w:instrText xml:space="preserve"> REF _Ref129368778 \</w:instrText>
+          <w:rFonts w:cs="Times New Roman"/>
+          <w:u w:val="single"/>
+        </w:rPr>
+        <w:t>Conjunto de Activos</w:t>
+      </w:r>
+      <w:r>
+        <w:rPr>
+          <w:rFonts w:cs="Times New Roman"/>
+        </w:rPr>
+        <w:t>” significa todos los bienes y activos presentes y futuros del Importador; los cuales incluirán, pero sin limitarse a, (a) la enseña o nombre comercial y las marcas de productos y servicios de los que sea titular el Importador; (b) los derechos del Importador sobre las invenciones o creaciones industriales o artísticas; (c) las mercancías en almacén, en depósito, en proceso de elaboración, en Zona Franca o en Zona Primaria Aduanera, así como los títulos representativos de las mismas; (d) los créditos y demás valores similares; (e) el mobiliario y las instalaciones; (f) los contratos de arrendamiento, comodato o similar y, en caso de enajenación, el derecho al arrendamiento, comodato o similar de los activos y locales donde se desarrollan ordinariamente las actividades del Importador siempre</w:t>
+      </w:r>
+      <w:r>
+        <w:rPr>
+          <w:rFonts w:cs="Times New Roman"/>
+        </w:rPr>
+        <w:t xml:space="preserve"> que sean de propiedad del Importador, y las indemnizaciones que, conforme a las Leyes Aplicables, tenga el arrendatario; </w:t>
+      </w:r>
+      <w:r>
+        <w:rPr>
+          <w:rFonts w:cs="Times New Roman"/>
+        </w:rPr>
+        <w:t>(g) los derechos y obligaciones mercantiles derivados de las actividades propias de los establecimientos de comercio, siempre que no provengan de contratos celebrados exclusivamente en consideración al titular de dicho establecimiento</w:t>
+      </w:r>
+      <w:r>
+        <w:rPr>
+          <w:rFonts w:cs="Times New Roman"/>
+        </w:rPr>
+        <w:t>; (h</w:t>
+      </w:r>
+      <w:r>
+        <w:rPr>
+          <w:rFonts w:cs="Times New Roman"/>
+        </w:rPr>
+        <w:t>) los inventarios (incluyendo</w:t>
+      </w:r>
+      <w:r>
+        <w:rPr>
+          <w:rFonts w:cs="Times New Roman"/>
+        </w:rPr>
+        <w:t>, sin limitación,</w:t>
+      </w:r>
+      <w:r>
+        <w:rPr>
+          <w:rFonts w:cs="Times New Roman"/>
+        </w:rPr>
+        <w:t xml:space="preserve"> Mercancías,</w:t>
+      </w:r>
+      <w:r>
+        <w:rPr>
+          <w:rFonts w:cs="Times New Roman"/>
+        </w:rPr>
+        <w:t xml:space="preserve"> inventarios, materias primeras, materiales en proceso y bienes terminados de los mismos); (i) sus activos circulantes; (j) inversiones temporales; (k) cualquiera y todas las licencias, permisos, derechos, órdenes, franquicias o autorizaciones de cualquier </w:t>
+      </w:r>
+      <w:r>
+        <w:rPr>
+          <w:rFonts w:cs="Times New Roman"/>
+        </w:rPr>
+        <w:t>A</w:t>
+      </w:r>
+      <w:r>
+        <w:rPr>
+          <w:rFonts w:cs="Times New Roman"/>
+        </w:rPr>
+        <w:t xml:space="preserve">utoridad </w:t>
+      </w:r>
+      <w:r>
+        <w:rPr>
+          <w:rFonts w:cs="Times New Roman"/>
+        </w:rPr>
+        <w:t>G</w:t>
+      </w:r>
+      <w:r>
+        <w:rPr>
+          <w:rFonts w:cs="Times New Roman"/>
+        </w:rPr>
+        <w:t>ubernamental, incluyendo los actos administrativos; y (</w:t>
+      </w:r>
+      <w:r>
+        <w:rPr>
+          <w:rFonts w:cs="Times New Roman"/>
+        </w:rPr>
+        <w:t>l</w:t>
+      </w:r>
+      <w:r>
+        <w:rPr>
+          <w:rFonts w:cs="Times New Roman"/>
+        </w:rPr>
+        <w:t>) todos los Bienes Derivados o Atribuibles de los bienes anteriormente descritos, que sean susceptibles de valoración pecuniaria al momento de su constitución y posteriormente.</w:t>
+      </w:r>
+    </w:p>
+    <w:p>
+      <w:pPr>
+        <w:ind w:firstLine="1418"/>
+        <w:rPr>
+          <w:lang w:val="es-CO"/>
+        </w:rPr>
+      </w:pPr>
+      <w:r>
+        <w:rPr>
+          <w:lang w:val="es-CO"/>
+        </w:rPr>
+        <w:t>“</w:t>
+      </w:r>
+      <w:r>
+        <w:rPr>
+          <w:u w:val="single"/>
+          <w:lang w:val="es-CO"/>
+        </w:rPr>
+        <w:t>Contrato</w:t>
+      </w:r>
+      <w:r>
+        <w:rPr>
+          <w:lang w:val="es-CO"/>
+        </w:rPr>
+        <w:t>” tiene el significado que se le asigna en el encabezado de este Contrato.</w:t>
+      </w:r>
+    </w:p>
+    <w:p>
+      <w:pPr>
+        <w:ind w:firstLine="1418"/>
+        <w:rPr>
+          <w:lang w:val="es-CO"/>
+        </w:rPr>
+      </w:pPr>
+      <w:r>
+        <w:rPr>
+          <w:lang w:val="es-CO"/>
+        </w:rPr>
+        <w:t>“</w:t>
+      </w:r>
+      <w:r>
+        <w:rPr>
+          <w:u w:val="single"/>
+          <w:lang w:val="es-CO"/>
+        </w:rPr>
+        <w:t>Contrato Marco</w:t>
+      </w:r>
+      <w:r>
+        <w:rPr>
+          <w:lang w:val="es-CO"/>
+        </w:rPr>
+        <w:t xml:space="preserve">” </w:t>
+      </w:r>
+      <w:r>
+        <w:rPr>
+          <w:lang w:val="es-CO"/>
+        </w:rPr>
+        <w:t xml:space="preserve">tiene el significado </w:t>
+      </w:r>
+      <w:r>
+        <w:rPr>
+          <w:lang w:val="es-CO"/>
+        </w:rPr>
+        <w:t>que se le asigna</w:t>
+      </w:r>
+      <w:r>
+        <w:rPr>
+          <w:lang w:val="es-CO"/>
+        </w:rPr>
+        <w:t xml:space="preserve"> en las consideraciones </w:t>
+      </w:r>
+      <w:r>
+        <w:rPr>
+          <w:lang w:val="es-CO"/>
+        </w:rPr>
+        <w:t>de este</w:t>
+      </w:r>
+      <w:r>
+        <w:rPr>
+          <w:lang w:val="es-CO"/>
+        </w:rPr>
+        <w:t xml:space="preserve"> Contrato</w:t>
+      </w:r>
+      <w:r>
+        <w:rPr>
+          <w:lang w:val="es-CO"/>
+        </w:rPr>
+        <w:t>.</w:t>
+      </w:r>
+    </w:p>
+    <w:p>
+      <w:pPr>
+        <w:ind w:firstLine="1418"/>
+      </w:pPr>
+      <w:bookmarkStart w:id="15" w:name="_Hlk132809802"/>
+      <w:r>
+        <w:t>“</w:t>
+      </w:r>
+      <w:r>
+        <w:rPr>
+          <w:u w:val="single"/>
+        </w:rPr>
+        <w:t>Criterios de Independencia y Experiencia</w:t>
+      </w:r>
+      <w:r>
+        <w:t>”</w:t>
+      </w:r>
+      <w:r>
+        <w:rPr>
+          <w:lang w:val="es-CO"/>
+        </w:rPr>
+        <w:t xml:space="preserve"> significa, conjuntamente, una Persona que</w:t>
+      </w:r>
+      <w:r>
+        <w:t xml:space="preserve"> (a) a la fecha de la Notificación de Inicio, ni durante los 12 meses anteriores a la fecha de Notificación de Inicio, se encuentre o, haya, prestado servicios de asesoría de naturaleza similar al Importador o a sus Afiliadas; (b) no sea una Afiliada del Importador o de </w:t>
+      </w:r>
+      <w:proofErr w:type="spellStart"/>
+      <w:r>
+        <w:t>Finkargo</w:t>
+      </w:r>
+      <w:proofErr w:type="spellEnd"/>
+      <w:r>
+        <w:t xml:space="preserve"> Colombia</w:t>
+      </w:r>
+      <w:r>
+        <w:t>; (c) dentro de los tres (3) años anteriores a la Notificación de Inicio,</w:t>
+      </w:r>
+      <w:r>
+        <w:t xml:space="preserve"> </w:t>
+      </w:r>
+      <w:r>
+        <w:t>en la medida de lo razonablemente posible,</w:t>
+      </w:r>
+      <w:r>
+        <w:t xml:space="preserve"> </w:t>
+      </w:r>
+      <w:r>
+        <w:t xml:space="preserve">haya realizado por lo menos tres (3) valoraciones de activos del sector económico al que pertenece el Importador; y (d) haya emitido una certificación a las </w:t>
+      </w:r>
+      <w:r>
+        <w:rPr>
+          <w:lang w:val="es-CO"/>
+        </w:rPr>
+        <w:t xml:space="preserve">Partes </w:t>
+      </w:r>
+      <w:r>
+        <w:t>en la que conste el cumplimiento de los anteriores requisitos.</w:t>
+      </w:r>
+    </w:p>
+    <w:bookmarkEnd w:id="15"/>
+    <w:p>
+      <w:pPr>
+        <w:ind w:firstLine="1418"/>
+        <w:rPr>
+          <w:lang w:val="es-CO"/>
+        </w:rPr>
+      </w:pPr>
+      <w:r>
+        <w:rPr>
+          <w:lang w:val="es-CO"/>
+        </w:rPr>
+        <w:t>“</w:t>
+      </w:r>
+      <w:r>
+        <w:rPr>
+          <w:u w:val="single"/>
+          <w:lang w:val="es-CO"/>
+        </w:rPr>
+        <w:t>Datos Personales</w:t>
+      </w:r>
+      <w:r>
+        <w:rPr>
+          <w:lang w:val="es-CO"/>
+        </w:rPr>
+        <w:t xml:space="preserve">” tiene el significado que se le asigna en </w:t>
+      </w:r>
+      <w:r>
+        <w:rPr>
+          <w:lang w:val="es-CO"/>
+        </w:rPr>
+        <w:t>la Ley 1581 de 2012</w:t>
+      </w:r>
+      <w:r>
+        <w:rPr>
+          <w:lang w:val="es-CO"/>
+        </w:rPr>
+        <w:t>.</w:t>
+      </w:r>
+    </w:p>
+    <w:p>
+      <w:pPr>
+        <w:ind w:firstLine="1418"/>
+      </w:pPr>
+      <w:r>
+        <w:t>“</w:t>
+      </w:r>
+      <w:r>
+        <w:rPr>
+          <w:u w:val="single"/>
+        </w:rPr>
+        <w:t>Día Hábil</w:t>
+      </w:r>
+      <w:r>
+        <w:t xml:space="preserve">” significa cualquier día </w:t>
+      </w:r>
+      <w:r>
+        <w:t xml:space="preserve">diferente a </w:t>
+      </w:r>
+      <w:r>
+        <w:t>sábado</w:t>
+      </w:r>
+      <w:r>
+        <w:t>,</w:t>
+      </w:r>
+      <w:r>
+        <w:t xml:space="preserve"> domingo</w:t>
+      </w:r>
+      <w:r>
+        <w:rPr>
+          <w:lang w:val="es-CO"/>
+        </w:rPr>
+        <w:t>,</w:t>
+      </w:r>
+      <w:r>
+        <w:t xml:space="preserve"> o que sea festivo</w:t>
+      </w:r>
+      <w:r>
+        <w:t xml:space="preserve">, de conformidad </w:t>
       </w:r>
       <w:r>
         <w:rPr>
           <w:rFonts w:cs="Open Sans"/>
           <w:szCs w:val="20"/>
-          <w:u w:val="single"/>
-        </w:rPr>
-        <w:instrText>w</w:instrText>
-      </w:r>
-      <w:r>
-        <w:rPr>
-          <w:u w:val="single"/>
-          <w:lang w:val="es-CO"/>
-        </w:rPr>
-        <w:instrText xml:space="preserve"> \h </w:instrText>
+          <w:lang w:val="es-CO"/>
+        </w:rPr>
+        <w:t>con</w:t>
+      </w:r>
+      <w:r>
+        <w:t xml:space="preserve"> la Ley Aplicable</w:t>
+      </w:r>
+      <w:r>
+        <w:t>.</w:t>
+      </w:r>
+    </w:p>
+    <w:p>
+      <w:pPr>
+        <w:ind w:firstLine="1418"/>
+      </w:pPr>
+      <w:r>
+        <w:t>“</w:t>
+      </w:r>
+      <w:r>
+        <w:rPr>
+          <w:u w:val="single"/>
+        </w:rPr>
+        <w:t>Disposición</w:t>
+      </w:r>
+      <w:r>
+        <w:t xml:space="preserve">” significa la venta, transferencia, cesión, arrendamiento o cualquier otra disposición (incluyendo operaciones de </w:t>
+      </w:r>
+      <w:proofErr w:type="spellStart"/>
+      <w:r>
+        <w:rPr>
+          <w:i/>
+        </w:rPr>
+        <w:t>leaseback</w:t>
+      </w:r>
+      <w:proofErr w:type="spellEnd"/>
+      <w:r>
+        <w:t xml:space="preserve">), de la propiedad de cualquier Persona, incluyendo la venta, cesión, transferencia o cualquier otra </w:t>
+      </w:r>
+      <w:r>
+        <w:t>enajenación</w:t>
+      </w:r>
+      <w:r>
+        <w:t>, con o sin contraprestación, de cualquier título valor, derechos o cuentas por cobrar relacionadas con los mismos.</w:t>
+      </w:r>
+    </w:p>
+    <w:p>
+      <w:pPr>
+        <w:ind w:firstLine="1418"/>
+      </w:pPr>
+      <w:bookmarkStart w:id="16" w:name="_Hlk136355357"/>
+      <w:r>
+        <w:t>“</w:t>
+      </w:r>
+      <w:r>
+        <w:rPr>
+          <w:u w:val="single"/>
+        </w:rPr>
+        <w:t xml:space="preserve">Documento de Garantía </w:t>
+      </w:r>
+      <w:r>
+        <w:rPr>
+          <w:u w:val="single"/>
+        </w:rPr>
+        <w:t>Adicional</w:t>
+      </w:r>
+      <w:r>
+        <w:t>” significa cualquier documento, instrumento, acuerdo y/o contrato que sea designado como un “</w:t>
+      </w:r>
+      <w:r>
+        <w:rPr>
+          <w:i/>
+        </w:rPr>
+        <w:t>Documento de Garantía Adicional</w:t>
+      </w:r>
+      <w:r>
+        <w:t>” bajo cada Suplemento.</w:t>
+      </w:r>
+      <w:bookmarkEnd w:id="16"/>
+    </w:p>
+    <w:p>
+      <w:pPr>
+        <w:ind w:firstLine="1418"/>
+        <w:rPr>
+          <w:lang w:val="es-CO"/>
+        </w:rPr>
+      </w:pPr>
+      <w:r>
+        <w:t>“</w:t>
+      </w:r>
+      <w:r>
+        <w:rPr>
+          <w:u w:val="single"/>
+        </w:rPr>
+        <w:t>Documentos Marco</w:t>
+      </w:r>
+      <w:r>
+        <w:t xml:space="preserve">” </w:t>
+      </w:r>
+      <w:r>
+        <w:t>significa, conjuntamente, los siguientes documentos: (a) los Documentos Soporte de las Operaciones; (b) los Documentos de Garantía; (c) el Pagaré junto con el Aval, cuando sea aplicable; (d) el Acuerdo Marco de Endoso</w:t>
+      </w:r>
+      <w:r>
+        <w:t xml:space="preserve"> (según dichos términos se definen en el Contrato </w:t>
+      </w:r>
+      <w:r>
+        <w:lastRenderedPageBreak/>
+        <w:t>Marco)</w:t>
+      </w:r>
+      <w:r>
+        <w:t>; y (e) el Contrato Marco, junto con sus Anexos (que apliquen) debidamente diligenciados.</w:t>
+      </w:r>
+    </w:p>
+    <w:p>
+      <w:pPr>
+        <w:ind w:firstLine="1418"/>
+        <w:rPr>
+          <w:lang w:val="es-CO"/>
+        </w:rPr>
+      </w:pPr>
+      <w:r>
+        <w:t>“</w:t>
+      </w:r>
+      <w:r>
+        <w:rPr>
+          <w:u w:val="single"/>
+          <w:lang w:val="es-CO"/>
+        </w:rPr>
+        <w:t>Dólares</w:t>
+      </w:r>
+      <w:r>
+        <w:rPr>
+          <w:lang w:val="es-CO"/>
+        </w:rPr>
+        <w:t>” o “</w:t>
+      </w:r>
+      <w:r>
+        <w:rPr>
+          <w:u w:val="single"/>
+          <w:lang w:val="es-CO"/>
+        </w:rPr>
+        <w:t>USD</w:t>
+      </w:r>
+      <w:r>
+        <w:t xml:space="preserve">” significa </w:t>
+      </w:r>
+      <w:r>
+        <w:rPr>
+          <w:lang w:val="es-CO"/>
+        </w:rPr>
+        <w:t xml:space="preserve">la </w:t>
+      </w:r>
+      <w:r>
+        <w:rPr>
+          <w:lang w:val="es-CO"/>
+        </w:rPr>
+        <w:t>moneda de curso</w:t>
+      </w:r>
+      <w:r>
+        <w:rPr>
+          <w:lang w:val="es-CO"/>
+        </w:rPr>
+        <w:t xml:space="preserve"> legal </w:t>
+      </w:r>
+      <w:r>
+        <w:rPr>
+          <w:lang w:val="es-CO"/>
+        </w:rPr>
+        <w:t xml:space="preserve">de </w:t>
+      </w:r>
+      <w:r>
+        <w:rPr>
+          <w:lang w:val="es-CO"/>
+        </w:rPr>
+        <w:t>los Estados Unidos</w:t>
+      </w:r>
+      <w:r>
+        <w:rPr>
+          <w:lang w:val="es-CO"/>
+        </w:rPr>
+        <w:t xml:space="preserve"> de </w:t>
+      </w:r>
+      <w:r>
+        <w:rPr>
+          <w:lang w:val="es-CO"/>
+        </w:rPr>
+        <w:t>América</w:t>
+      </w:r>
+      <w:r>
+        <w:rPr>
+          <w:lang w:val="es-CO"/>
+        </w:rPr>
+        <w:t>.</w:t>
+      </w:r>
+    </w:p>
+    <w:p>
+      <w:pPr>
+        <w:ind w:firstLine="1418"/>
+        <w:rPr>
+          <w:lang w:val="es-CO"/>
+        </w:rPr>
+      </w:pPr>
+      <w:r>
+        <w:rPr>
+          <w:lang w:val="es-CO"/>
+        </w:rPr>
+        <w:t>“</w:t>
+      </w:r>
+      <w:r>
+        <w:rPr>
+          <w:u w:val="single"/>
+          <w:lang w:val="es-CO"/>
+        </w:rPr>
+        <w:t>Efecto Material Adverso</w:t>
+      </w:r>
+      <w:r>
+        <w:rPr>
+          <w:lang w:val="es-CO"/>
+        </w:rPr>
+        <w:t>” significa cualquier hecho</w:t>
+      </w:r>
+      <w:r>
+        <w:rPr>
+          <w:lang w:val="es-CO"/>
+        </w:rPr>
+        <w:t>, circunstancia</w:t>
+      </w:r>
+      <w:r>
+        <w:rPr>
+          <w:lang w:val="es-CO"/>
+        </w:rPr>
+        <w:t xml:space="preserve"> o acto que genere o razonablemente pueda generar una alteración o efecto importante y perjudicial sobre, (a) los negocios, activos, operaciones o situación financiera del Importador; (b) la capacidad financiera, legal u operativa del Proveedor de cumplir con su obligación de entregar un Instrumento de Pago que sea adquirido por </w:t>
+      </w:r>
+      <w:proofErr w:type="spellStart"/>
+      <w:r>
+        <w:rPr>
+          <w:lang w:val="es-CO"/>
+        </w:rPr>
+        <w:t>Finkargo</w:t>
+      </w:r>
+      <w:proofErr w:type="spellEnd"/>
+      <w:r>
+        <w:rPr>
+          <w:lang w:val="es-CO"/>
+        </w:rPr>
+        <w:t xml:space="preserve">; (c) la Mercancía o su Importación; (d) la capacidad del Importador para cumplir cualquiera de sus obligaciones bajo el Contrato; </w:t>
+      </w:r>
+      <w:r>
+        <w:rPr>
+          <w:lang w:val="es-CO"/>
+        </w:rPr>
+        <w:t>(e)</w:t>
+      </w:r>
+      <w:r>
+        <w:rPr>
+          <w:lang w:val="es-CO"/>
+        </w:rPr>
+        <w:t xml:space="preserve"> la legalidad, validez, obligatoriedad o exigibilidad de </w:t>
+      </w:r>
+      <w:r>
+        <w:rPr>
+          <w:lang w:val="es-CO"/>
+        </w:rPr>
+        <w:t>Garantía</w:t>
+      </w:r>
+      <w:r>
+        <w:rPr>
+          <w:lang w:val="es-CO"/>
+        </w:rPr>
+        <w:t xml:space="preserve">; y/o (f) los derechos y acciones de </w:t>
+      </w:r>
+      <w:proofErr w:type="spellStart"/>
+      <w:r>
+        <w:rPr>
+          <w:lang w:val="es-CO"/>
+        </w:rPr>
+        <w:t>Finkargo</w:t>
+      </w:r>
+      <w:proofErr w:type="spellEnd"/>
+      <w:r>
+        <w:rPr>
+          <w:lang w:val="es-CO"/>
+        </w:rPr>
+        <w:t xml:space="preserve"> bajo </w:t>
+      </w:r>
+      <w:r>
+        <w:rPr>
+          <w:lang w:val="es-CO"/>
+        </w:rPr>
+        <w:t>el presente Contrato.</w:t>
+      </w:r>
+    </w:p>
+    <w:p>
+      <w:pPr>
+        <w:ind w:firstLine="1418"/>
+        <w:rPr>
+          <w:lang w:val="es-CO"/>
+        </w:rPr>
+      </w:pPr>
+      <w:r>
+        <w:rPr>
+          <w:lang w:val="es-CO"/>
+        </w:rPr>
+        <w:t>“</w:t>
+      </w:r>
+      <w:r>
+        <w:rPr>
+          <w:u w:val="single"/>
+          <w:lang w:val="es-CO"/>
+        </w:rPr>
+        <w:t>Evento de Incumplimiento</w:t>
+      </w:r>
+      <w:r>
+        <w:rPr>
+          <w:lang w:val="es-CO"/>
+        </w:rPr>
+        <w:t>” significa cualquiera de los eventos establecidos en la Sección 1</w:t>
+      </w:r>
+      <w:r>
+        <w:rPr>
+          <w:lang w:val="es-CO"/>
+        </w:rPr>
+        <w:t>2</w:t>
+      </w:r>
+      <w:r>
+        <w:rPr>
+          <w:lang w:val="es-CO"/>
+        </w:rPr>
+        <w:t>.01</w:t>
+      </w:r>
+      <w:r>
+        <w:rPr>
+          <w:lang w:val="es-CO"/>
+        </w:rPr>
+        <w:t xml:space="preserve"> </w:t>
+      </w:r>
+      <w:r>
+        <w:rPr>
+          <w:lang w:val="es-CO"/>
+        </w:rPr>
+        <w:t>del Contrato Marco.</w:t>
+      </w:r>
+    </w:p>
+    <w:p>
+      <w:pPr>
+        <w:ind w:firstLine="1418"/>
+        <w:rPr>
+          <w:lang w:val="es-CO"/>
+        </w:rPr>
+      </w:pPr>
+      <w:r>
+        <w:rPr>
+          <w:lang w:val="es-CO"/>
+        </w:rPr>
+        <w:t>“</w:t>
+      </w:r>
+      <w:r>
+        <w:rPr>
+          <w:u w:val="single"/>
+          <w:lang w:val="es-CO"/>
+        </w:rPr>
+        <w:t>Fecha de Firma</w:t>
+      </w:r>
+      <w:r>
+        <w:rPr>
+          <w:lang w:val="es-CO"/>
+        </w:rPr>
+        <w:t>” tiene el significado que se le asigna en el encabezado de este Contrato.</w:t>
+      </w:r>
+    </w:p>
+    <w:p>
+      <w:pPr>
+        <w:ind w:firstLine="1418"/>
+        <w:rPr>
+          <w:lang w:val="es-CO"/>
+        </w:rPr>
+      </w:pPr>
+      <w:r>
+        <w:t>“</w:t>
+      </w:r>
+      <w:proofErr w:type="spellStart"/>
+      <w:r>
+        <w:rPr>
+          <w:u w:val="single"/>
+        </w:rPr>
+        <w:t>Finkargo</w:t>
+      </w:r>
+      <w:proofErr w:type="spellEnd"/>
+      <w:r>
+        <w:rPr>
+          <w:u w:val="single"/>
+        </w:rPr>
+        <w:t xml:space="preserve"> </w:t>
+      </w:r>
+      <w:proofErr w:type="spellStart"/>
+      <w:r>
+        <w:rPr>
+          <w:u w:val="single"/>
+        </w:rPr>
+        <w:t>Abroad</w:t>
+      </w:r>
+      <w:proofErr w:type="spellEnd"/>
+      <w:r>
+        <w:t xml:space="preserve">” significa cualquier Afiliada </w:t>
+      </w:r>
+      <w:r>
+        <w:t xml:space="preserve">extranjera </w:t>
+      </w:r>
+      <w:r>
+        <w:t xml:space="preserve">de </w:t>
+      </w:r>
+      <w:proofErr w:type="spellStart"/>
+      <w:r>
+        <w:t>Finkargo</w:t>
+      </w:r>
+      <w:proofErr w:type="spellEnd"/>
+      <w:r>
+        <w:t xml:space="preserve"> Colombia, excepto el Beneficiario, que de tiempo en tiempo se adhiera al Contrato Marco.</w:t>
+      </w:r>
+    </w:p>
+    <w:p>
+      <w:pPr>
+        <w:ind w:firstLine="1418"/>
+        <w:rPr>
+          <w:lang w:val="es-CO"/>
+        </w:rPr>
+      </w:pPr>
+      <w:r>
+        <w:rPr>
+          <w:lang w:val="es-CO"/>
+        </w:rPr>
+        <w:t>“</w:t>
+      </w:r>
+      <w:proofErr w:type="spellStart"/>
+      <w:r>
+        <w:rPr>
+          <w:u w:val="single"/>
+          <w:lang w:val="es-CO"/>
+        </w:rPr>
+        <w:t>Finkargo</w:t>
+      </w:r>
+      <w:proofErr w:type="spellEnd"/>
+      <w:r>
+        <w:rPr>
+          <w:u w:val="single"/>
+          <w:lang w:val="es-CO"/>
+        </w:rPr>
+        <w:t xml:space="preserve"> Colombia</w:t>
+      </w:r>
+      <w:r>
+        <w:rPr>
+          <w:lang w:val="es-CO"/>
+        </w:rPr>
+        <w:t>” tiene el significado que se le asigna en el encabezado de este Contrato.</w:t>
+      </w:r>
+    </w:p>
+    <w:p>
+      <w:pPr>
+        <w:ind w:firstLine="1418"/>
+        <w:rPr>
+          <w:lang w:val="es-CO"/>
+        </w:rPr>
+      </w:pPr>
+      <w:r>
+        <w:rPr>
+          <w:lang w:val="es-CO"/>
+        </w:rPr>
+        <w:t>“</w:t>
+      </w:r>
+      <w:r>
+        <w:rPr>
+          <w:u w:val="single"/>
+          <w:lang w:val="es-CO"/>
+        </w:rPr>
+        <w:t>Formulario de Ejecución</w:t>
+      </w:r>
+      <w:r>
+        <w:rPr>
+          <w:lang w:val="es-CO"/>
+        </w:rPr>
+        <w:t>” tiene el significado que se le asigna en la</w:t>
+      </w:r>
+      <w:r>
+        <w:rPr>
+          <w:lang w:val="es-CO"/>
+        </w:rPr>
+        <w:t xml:space="preserve"> </w:t>
+      </w:r>
+      <w:r>
+        <w:rPr>
+          <w:u w:val="single"/>
+          <w:lang w:val="es-CO"/>
+        </w:rPr>
+        <w:fldChar w:fldCharType="begin"/>
+      </w:r>
+      <w:r>
+        <w:rPr>
+          <w:u w:val="single"/>
+          <w:lang w:val="es-CO"/>
+        </w:rPr>
+        <w:instrText xml:space="preserve"> REF _Ref129726665 \w \h </w:instrText>
+      </w:r>
+      <w:r>
+        <w:rPr>
+          <w:u w:val="single"/>
+          <w:lang w:val="es-CO"/>
+        </w:rPr>
+        <w:instrText xml:space="preserve"> \* MERGEFORMAT </w:instrText>
       </w:r>
       <w:r>
         <w:rPr>
@@ -2528,7 +3420,7 @@
           <w:u w:val="single"/>
           <w:lang w:val="es-CO"/>
         </w:rPr>
-        <w:t>Sección 8.05(b)</w:t>
+        <w:t>Sección 8.03</w:t>
       </w:r>
       <w:r>
         <w:rPr>
@@ -2547,129 +3439,194 @@
     <w:p>
       <w:pPr>
         <w:ind w:firstLine="1418"/>
-      </w:pPr>
-      <w:r>
+        <w:rPr>
+          <w:lang w:val="es-CO"/>
+        </w:rPr>
+      </w:pPr>
+      <w:r>
+        <w:rPr>
+          <w:lang w:val="es-CO"/>
+        </w:rPr>
         <w:t>“</w:t>
       </w:r>
       <w:r>
         <w:rPr>
           <w:u w:val="single"/>
-        </w:rPr>
-        <w:t>Colombia</w:t>
+          <w:lang w:val="es-CO"/>
+        </w:rPr>
+        <w:t>Garantía</w:t>
+      </w:r>
+      <w:r>
+        <w:rPr>
+          <w:lang w:val="es-CO"/>
+        </w:rPr>
+        <w:t xml:space="preserve">” tiene el significado que se le asigna en </w:t>
+      </w:r>
+      <w:r>
+        <w:rPr>
+          <w:lang w:val="es-CO"/>
+        </w:rPr>
+        <w:t xml:space="preserve">la </w:t>
+      </w:r>
+      <w:r>
+        <w:rPr>
+          <w:rFonts w:cs="Times New Roman"/>
+          <w:u w:val="single"/>
+        </w:rPr>
+        <w:fldChar w:fldCharType="begin"/>
+      </w:r>
+      <w:r>
+        <w:rPr>
+          <w:u w:val="single"/>
+          <w:lang w:val="es-CO"/>
+        </w:rPr>
+        <w:instrText xml:space="preserve"> REF _Ref129809229 \r \h </w:instrText>
+      </w:r>
+      <w:r>
+        <w:rPr>
+          <w:rFonts w:cs="Times New Roman"/>
+          <w:u w:val="single"/>
+        </w:rPr>
+        <w:instrText xml:space="preserve"> \* MERGEFORMAT </w:instrText>
+      </w:r>
+      <w:r>
+        <w:rPr>
+          <w:rFonts w:cs="Times New Roman"/>
+          <w:u w:val="single"/>
+        </w:rPr>
+      </w:r>
+      <w:r>
+        <w:rPr>
+          <w:rFonts w:cs="Times New Roman"/>
+          <w:u w:val="single"/>
+        </w:rPr>
+        <w:fldChar w:fldCharType="separate"/>
+      </w:r>
+      <w:r>
+        <w:rPr>
+          <w:u w:val="single"/>
+          <w:lang w:val="es-CO"/>
+        </w:rPr>
+        <w:t>Sección 2.01(a)</w:t>
+      </w:r>
+      <w:r>
+        <w:rPr>
+          <w:rFonts w:cs="Times New Roman"/>
+          <w:u w:val="single"/>
+        </w:rPr>
+        <w:fldChar w:fldCharType="end"/>
+      </w:r>
+      <w:r>
+        <w:t>.</w:t>
+      </w:r>
+    </w:p>
+    <w:p>
+      <w:pPr>
+        <w:ind w:firstLine="1418"/>
+        <w:rPr>
+          <w:lang w:val="es-CO"/>
+        </w:rPr>
+      </w:pPr>
+      <w:bookmarkStart w:id="17" w:name="_Hlk133446567"/>
+      <w:r>
+        <w:t>“</w:t>
+      </w:r>
+      <w:r>
+        <w:rPr>
+          <w:u w:val="single"/>
+        </w:rPr>
+        <w:t>Garantía Adicional</w:t>
       </w:r>
       <w:r>
         <w:t xml:space="preserve">” </w:t>
       </w:r>
-      <w:r>
-        <w:t>significa</w:t>
-      </w:r>
-      <w:r>
-        <w:t xml:space="preserve"> la República de Colombia.</w:t>
+      <w:bookmarkEnd w:id="17"/>
+      <w:r>
+        <w:rPr>
+          <w:lang w:val="es-CO"/>
+        </w:rPr>
+        <w:t xml:space="preserve">significa cualquier Garantía (tal y como dicho término se define </w:t>
+      </w:r>
+      <w:r>
+        <w:rPr>
+          <w:lang w:val="es-CO"/>
+        </w:rPr>
+        <w:t>en</w:t>
+      </w:r>
+      <w:r>
+        <w:rPr>
+          <w:lang w:val="es-CO"/>
+        </w:rPr>
+        <w:t xml:space="preserve"> </w:t>
+      </w:r>
+      <w:r>
+        <w:rPr>
+          <w:lang w:val="es-CO"/>
+        </w:rPr>
+        <w:t>el</w:t>
+      </w:r>
+      <w:r>
+        <w:rPr>
+          <w:lang w:val="es-CO"/>
+        </w:rPr>
+        <w:t xml:space="preserve"> Contrato Marco) que se constituya y otorgue a través de </w:t>
+      </w:r>
+      <w:r>
+        <w:rPr>
+          <w:lang w:val="es-CO"/>
+        </w:rPr>
+        <w:t>un</w:t>
+      </w:r>
+      <w:r>
+        <w:rPr>
+          <w:lang w:val="es-CO"/>
+        </w:rPr>
+        <w:t xml:space="preserve"> Documento de Garantía Adicional.</w:t>
       </w:r>
     </w:p>
     <w:p>
       <w:pPr>
         <w:ind w:firstLine="1418"/>
         <w:rPr>
-          <w:rFonts w:cs="Times New Roman"/>
-        </w:rPr>
-      </w:pPr>
-      <w:r>
-        <w:rPr>
-          <w:rFonts w:cs="Times New Roman"/>
+          <w:lang w:val="es-CO"/>
+        </w:rPr>
+      </w:pPr>
+      <w:r>
+        <w:rPr>
+          <w:lang w:val="es-CO"/>
         </w:rPr>
         <w:t>“</w:t>
       </w:r>
       <w:r>
         <w:rPr>
-          <w:rFonts w:cs="Times New Roman"/>
-          <w:u w:val="single"/>
-        </w:rPr>
-        <w:t>Conjunto de Activos</w:t>
-      </w:r>
-      <w:r>
-        <w:rPr>
-          <w:rFonts w:cs="Times New Roman"/>
-        </w:rPr>
-        <w:t>” significa todos los bienes y activos presentes y futuros del Importador; los cuales incluirán, pero sin limitarse a, (a) la enseña o nombre comercial y las marcas de productos y servicios de los que sea titular el Importador; (b) los derechos del Importador sobre las invenciones o creaciones industriales o artísticas; (c) las mercancías en almacén, en depósito, en proceso de elaboración, en Zona Franca o en Zona Primaria Aduanera, así como los títulos representativos de las mismas; (d) los créditos y demás valores similares; (e) el mobiliario y las instalaciones; (f) los contratos de arrendamiento, comodato o similar y, en caso de enajenación, el derecho al arrendamiento, comodato o similar de los activos y locales donde se desarrollan ordinariamente las actividades del Importador siempre</w:t>
-      </w:r>
-      <w:r>
-        <w:rPr>
-          <w:rFonts w:cs="Times New Roman"/>
-        </w:rPr>
-        <w:t xml:space="preserve"> que sean de propiedad del Importador, y las indemnizaciones que, conforme a las Leyes Aplicables, tenga el arrendatario; </w:t>
-      </w:r>
-      <w:r>
-        <w:rPr>
-          <w:rFonts w:cs="Times New Roman"/>
-        </w:rPr>
-        <w:t>(g) los derechos y obligaciones mercantiles derivados de las actividades propias de los establecimientos de comercio, siempre que no provengan de contratos celebrados exclusivamente en consideración al titular de dicho establecimiento</w:t>
-      </w:r>
-      <w:r>
-        <w:rPr>
-          <w:rFonts w:cs="Times New Roman"/>
-        </w:rPr>
-        <w:t>; (h</w:t>
-      </w:r>
-      <w:r>
-        <w:rPr>
-          <w:rFonts w:cs="Times New Roman"/>
-        </w:rPr>
-        <w:t>) los inventarios (incluyendo</w:t>
-      </w:r>
-      <w:r>
-        <w:rPr>
-          <w:rFonts w:cs="Times New Roman"/>
-        </w:rPr>
-        <w:t>, sin limitación,</w:t>
-      </w:r>
-      <w:r>
-        <w:rPr>
-          <w:rFonts w:cs="Times New Roman"/>
-        </w:rPr>
-        <w:t xml:space="preserve"> Mercancías,</w:t>
-      </w:r>
-      <w:r>
-        <w:rPr>
-          <w:rFonts w:cs="Times New Roman"/>
-        </w:rPr>
-        <w:t xml:space="preserve"> inventarios, materias primeras, materiales en proceso y bienes terminados de los mismos); (i) sus activos circulantes; (j) inversiones temporales; (k) cualquiera y todas las licencias, permisos, derechos, órdenes, franquicias o autorizaciones de cualquier </w:t>
-      </w:r>
-      <w:r>
-        <w:rPr>
-          <w:rFonts w:cs="Times New Roman"/>
-        </w:rPr>
-        <w:t>A</w:t>
-      </w:r>
-      <w:r>
-        <w:rPr>
-          <w:rFonts w:cs="Times New Roman"/>
-        </w:rPr>
-        <w:t xml:space="preserve">utoridad </w:t>
-      </w:r>
-      <w:r>
-        <w:rPr>
-          <w:rFonts w:cs="Times New Roman"/>
-        </w:rPr>
-        <w:t>G</w:t>
-      </w:r>
-      <w:r>
-        <w:rPr>
-          <w:rFonts w:cs="Times New Roman"/>
-        </w:rPr>
-        <w:t>ubernamental, incluyendo los actos administrativos; y (</w:t>
-      </w:r>
-      <w:r>
-        <w:rPr>
-          <w:rFonts w:cs="Times New Roman"/>
-        </w:rPr>
-        <w:t>l</w:t>
-      </w:r>
-      <w:r>
-        <w:rPr>
-          <w:rFonts w:cs="Times New Roman"/>
-        </w:rPr>
-        <w:t>) todos los Bienes Derivados o Atribuibles de los bienes anteriormente descritos, que sean susceptibles de valoración pecuniaria al momento de su constitución y posteriormente.</w:t>
+          <w:u w:val="single"/>
+          <w:lang w:val="es-CO"/>
+        </w:rPr>
+        <w:t>Garantía Principal</w:t>
+      </w:r>
+      <w:r>
+        <w:rPr>
+          <w:lang w:val="es-CO"/>
+        </w:rPr>
+        <w:t xml:space="preserve">” </w:t>
+      </w:r>
+      <w:r>
+        <w:rPr>
+          <w:lang w:val="es-CO"/>
+        </w:rPr>
+        <w:t>significa cualquier Garantía (tal y como dicho término se define en</w:t>
+      </w:r>
+      <w:r>
+        <w:rPr>
+          <w:lang w:val="es-CO"/>
+        </w:rPr>
+        <w:t xml:space="preserve"> </w:t>
+      </w:r>
+      <w:r>
+        <w:rPr>
+          <w:lang w:val="es-CO"/>
+        </w:rPr>
+        <w:t>el Contrato Marco) que se constituya y otorgue a través de un Documento de Garantía Principal.</w:t>
       </w:r>
     </w:p>
     <w:p>
@@ -2690,707 +3647,881 @@
           <w:u w:val="single"/>
           <w:lang w:val="es-CO"/>
         </w:rPr>
-        <w:t>Contrato</w:t>
-      </w:r>
-      <w:r>
-        <w:rPr>
-          <w:lang w:val="es-CO"/>
-        </w:rPr>
-        <w:t>” tiene el significado que se le asigna en el encabezado de este Contrato.</w:t>
-      </w:r>
-    </w:p>
-    <w:p>
-      <w:pPr>
-        <w:ind w:firstLine="1418"/>
-        <w:rPr>
-          <w:lang w:val="es-CO"/>
-        </w:rPr>
-      </w:pPr>
-      <w:r>
-        <w:rPr>
-          <w:lang w:val="es-CO"/>
-        </w:rPr>
-        <w:t>“</w:t>
-      </w:r>
-      <w:r>
-        <w:rPr>
-          <w:u w:val="single"/>
-          <w:lang w:val="es-CO"/>
-        </w:rPr>
-        <w:t>Contrato Marco</w:t>
-      </w:r>
-      <w:r>
-        <w:rPr>
-          <w:lang w:val="es-CO"/>
-        </w:rPr>
-        <w:t xml:space="preserve">” </w:t>
-      </w:r>
-      <w:r>
-        <w:rPr>
-          <w:lang w:val="es-CO"/>
-        </w:rPr>
-        <w:t xml:space="preserve">tiene el significado </w:t>
-      </w:r>
-      <w:r>
-        <w:rPr>
-          <w:lang w:val="es-CO"/>
-        </w:rPr>
-        <w:t>que se le asigna</w:t>
-      </w:r>
-      <w:r>
-        <w:rPr>
-          <w:lang w:val="es-CO"/>
-        </w:rPr>
-        <w:t xml:space="preserve"> en las consideraciones </w:t>
-      </w:r>
-      <w:r>
-        <w:rPr>
-          <w:lang w:val="es-CO"/>
-        </w:rPr>
-        <w:t>de este</w:t>
-      </w:r>
-      <w:r>
-        <w:rPr>
-          <w:lang w:val="es-CO"/>
-        </w:rPr>
-        <w:t xml:space="preserve"> Contrato</w:t>
-      </w:r>
-      <w:r>
-        <w:rPr>
-          <w:lang w:val="es-CO"/>
-        </w:rPr>
-        <w:t>.</w:t>
-      </w:r>
-    </w:p>
-    <w:p>
-      <w:pPr>
-        <w:ind w:firstLine="1418"/>
-      </w:pPr>
-      <w:bookmarkStart w:id="15" w:name="_Hlk132809802"/>
-      <w:r>
-        <w:t>“</w:t>
-      </w:r>
-      <w:r>
-        <w:rPr>
-          <w:u w:val="single"/>
-        </w:rPr>
-        <w:t>Criterios de Independencia y Experiencia</w:t>
-      </w:r>
-      <w:r>
-        <w:t>”</w:t>
-      </w:r>
-      <w:r>
-        <w:rPr>
-          <w:lang w:val="es-CO"/>
-        </w:rPr>
-        <w:t xml:space="preserve"> significa, conjuntamente, una Persona que</w:t>
-      </w:r>
-      <w:r>
-        <w:t xml:space="preserve"> (a) a la fecha de la Notificación de Inicio, ni durante los 12 meses anteriores a la fecha de Notificación de Inicio, se encuentre o, haya, prestado servicios de asesoría de naturaleza similar al Importador o a sus Afiliadas; (b) no sea una Afiliada del Importador o de </w:t>
-      </w:r>
-      <w:proofErr w:type="spellStart"/>
-      <w:r>
-        <w:t>Finkargo</w:t>
-      </w:r>
-      <w:proofErr w:type="spellEnd"/>
-      <w:r>
-        <w:t xml:space="preserve"> Colombia</w:t>
-      </w:r>
-      <w:r>
-        <w:t>; (c) dentro de los tres (3) años anteriores a la Notificación de Inicio,</w:t>
-      </w:r>
-      <w:r>
-        <w:t xml:space="preserve"> </w:t>
-      </w:r>
-      <w:r>
-        <w:t>en la medida de lo razonablemente posible,</w:t>
-      </w:r>
-      <w:r>
-        <w:t xml:space="preserve"> </w:t>
-      </w:r>
-      <w:r>
-        <w:t xml:space="preserve">haya realizado por lo menos tres (3) valoraciones de activos del sector económico al que pertenece el Importador; y (d) haya emitido una certificación a las </w:t>
-      </w:r>
-      <w:r>
-        <w:rPr>
-          <w:lang w:val="es-CO"/>
-        </w:rPr>
-        <w:t xml:space="preserve">Partes </w:t>
-      </w:r>
-      <w:r>
-        <w:t>en la que conste el cumplimiento de los anteriores requisitos.</w:t>
-      </w:r>
-    </w:p>
-    <w:bookmarkEnd w:id="15"/>
-    <w:p>
-      <w:pPr>
-        <w:ind w:firstLine="1418"/>
-        <w:rPr>
-          <w:lang w:val="es-CO"/>
-        </w:rPr>
-      </w:pPr>
-      <w:r>
-        <w:rPr>
-          <w:lang w:val="es-CO"/>
-        </w:rPr>
-        <w:t>“</w:t>
-      </w:r>
-      <w:r>
-        <w:rPr>
-          <w:u w:val="single"/>
-          <w:lang w:val="es-CO"/>
-        </w:rPr>
-        <w:t>Datos Personales</w:t>
-      </w:r>
-      <w:r>
-        <w:rPr>
-          <w:lang w:val="es-CO"/>
-        </w:rPr>
-        <w:t xml:space="preserve">” tiene el significado que se le asigna en </w:t>
-      </w:r>
-      <w:r>
-        <w:rPr>
-          <w:lang w:val="es-CO"/>
-        </w:rPr>
-        <w:t>la Ley 1581 de 2012</w:t>
-      </w:r>
-      <w:r>
-        <w:rPr>
-          <w:lang w:val="es-CO"/>
-        </w:rPr>
-        <w:t>.</w:t>
-      </w:r>
-    </w:p>
-    <w:p>
-      <w:pPr>
-        <w:ind w:firstLine="1418"/>
-      </w:pPr>
-      <w:r>
-        <w:t>“</w:t>
-      </w:r>
-      <w:r>
-        <w:rPr>
-          <w:u w:val="single"/>
-        </w:rPr>
-        <w:t>Día Hábil</w:t>
-      </w:r>
-      <w:r>
-        <w:t xml:space="preserve">” significa cualquier día </w:t>
-      </w:r>
-      <w:r>
-        <w:t xml:space="preserve">diferente a </w:t>
-      </w:r>
-      <w:r>
-        <w:t>sábado</w:t>
-      </w:r>
-      <w:r>
-        <w:t>,</w:t>
-      </w:r>
-      <w:r>
-        <w:t xml:space="preserve"> domingo</w:t>
-      </w:r>
-      <w:r>
-        <w:rPr>
-          <w:lang w:val="es-CO"/>
-        </w:rPr>
-        <w:t>,</w:t>
-      </w:r>
-      <w:r>
-        <w:t xml:space="preserve"> o que sea festivo</w:t>
-      </w:r>
-      <w:r>
-        <w:t xml:space="preserve">, de conformidad </w:t>
+        <w:t>Gravámenes</w:t>
+      </w:r>
+      <w:r>
+        <w:rPr>
+          <w:lang w:val="es-CO"/>
+        </w:rPr>
+        <w:t>” significa, (</w:t>
+      </w:r>
+      <w:r>
+        <w:rPr>
+          <w:lang w:val="es-CO"/>
+        </w:rPr>
+        <w:t>a</w:t>
+      </w:r>
+      <w:r>
+        <w:rPr>
+          <w:lang w:val="es-CO"/>
+        </w:rPr>
+        <w:t xml:space="preserve">) en relación con una Persona, cualquier caución u obligación solidaria, garantía personal, fianza u obligación absoluta, contingente o de cualquier otro tipo, que asuma dicha Persona respecto </w:t>
       </w:r>
       <w:r>
         <w:rPr>
           <w:rFonts w:cs="Open Sans"/>
           <w:szCs w:val="20"/>
-          <w:lang w:val="es-CO"/>
-        </w:rPr>
-        <w:t>con</w:t>
-      </w:r>
-      <w:r>
-        <w:t xml:space="preserve"> la Ley Aplicable</w:t>
-      </w:r>
-      <w:r>
+        </w:rPr>
+        <w:t>de</w:t>
+      </w:r>
+      <w:r>
+        <w:rPr>
+          <w:lang w:val="es-CO"/>
+        </w:rPr>
+        <w:t xml:space="preserve"> las obligaciones de otra Persona</w:t>
+      </w:r>
+      <w:r>
+        <w:rPr>
+          <w:lang w:val="es-CO"/>
+        </w:rPr>
+        <w:t>;</w:t>
+      </w:r>
+      <w:r>
+        <w:rPr>
+          <w:lang w:val="es-CO"/>
+        </w:rPr>
+        <w:t xml:space="preserve"> y (</w:t>
+      </w:r>
+      <w:r>
+        <w:rPr>
+          <w:lang w:val="es-CO"/>
+        </w:rPr>
+        <w:t>b</w:t>
+      </w:r>
+      <w:r>
+        <w:rPr>
+          <w:lang w:val="es-CO"/>
+        </w:rPr>
+        <w:t>) en relación con cualquier activo, bien o cuenta, (</w:t>
+      </w:r>
+      <w:r>
+        <w:rPr>
+          <w:lang w:val="es-CO"/>
+        </w:rPr>
+        <w:t>i</w:t>
+      </w:r>
+      <w:r>
+        <w:rPr>
+          <w:lang w:val="es-CO"/>
+        </w:rPr>
+        <w:t>) cualquier hipoteca, prenda, anticresis, usufructo, contrato de fiducia en garantía, garantía mobiliaria, caución o cualquier combinación de las anteriores</w:t>
+      </w:r>
+      <w:r>
+        <w:rPr>
+          <w:lang w:val="es-CO"/>
+        </w:rPr>
+        <w:t xml:space="preserve"> o</w:t>
+      </w:r>
+      <w:r>
+        <w:rPr>
+          <w:lang w:val="es-CO"/>
+        </w:rPr>
+        <w:t xml:space="preserve"> encargos fiduciarios con fines de respaldar el cumplimiento de obligaciones, o limitación de dominio sobre activos de una Persona otorgados a terceras Personas para respaldar el cumplimiento de obligaciones</w:t>
+      </w:r>
+      <w:r>
+        <w:rPr>
+          <w:lang w:val="es-CO"/>
+        </w:rPr>
+        <w:t>;</w:t>
+      </w:r>
+      <w:r>
+        <w:rPr>
+          <w:lang w:val="es-CO"/>
+        </w:rPr>
+        <w:t xml:space="preserve"> (</w:t>
+      </w:r>
+      <w:proofErr w:type="spellStart"/>
+      <w:r>
+        <w:rPr>
+          <w:lang w:val="es-CO"/>
+        </w:rPr>
+        <w:t>ii</w:t>
+      </w:r>
+      <w:proofErr w:type="spellEnd"/>
+      <w:r>
+        <w:rPr>
+          <w:lang w:val="es-CO"/>
+        </w:rPr>
+        <w:t>) el derecho de un vendedor o arrendador financiero bajo un contrato de compraventa, de arrendamiento o de leasing condicionado al cumplimiento de obligaciones bajo otro contrato o acuerdo con el mismo activo</w:t>
+      </w:r>
+      <w:r>
+        <w:rPr>
+          <w:lang w:val="es-CO"/>
+        </w:rPr>
+        <w:t>;</w:t>
+      </w:r>
+      <w:r>
+        <w:rPr>
+          <w:lang w:val="es-CO"/>
+        </w:rPr>
+        <w:t xml:space="preserve"> y (</w:t>
+      </w:r>
+      <w:proofErr w:type="spellStart"/>
+      <w:r>
+        <w:rPr>
+          <w:lang w:val="es-CO"/>
+        </w:rPr>
+        <w:t>iii</w:t>
+      </w:r>
+      <w:proofErr w:type="spellEnd"/>
+      <w:r>
+        <w:rPr>
+          <w:lang w:val="es-CO"/>
+        </w:rPr>
+        <w:t>) cualquier opción de compra, promesa de compra o acto o negocio jurídico similar que tenga un tercero para respaldar el cumplimiento de obligaciones.</w:t>
+      </w:r>
+    </w:p>
+    <w:p>
+      <w:pPr>
+        <w:ind w:firstLine="1418"/>
+        <w:rPr>
+          <w:lang w:val="es-CO"/>
+        </w:rPr>
+      </w:pPr>
+      <w:r>
+        <w:rPr>
+          <w:lang w:val="es-CO"/>
+        </w:rPr>
+        <w:t>“</w:t>
+      </w:r>
+      <w:r>
+        <w:rPr>
+          <w:u w:val="single"/>
+          <w:lang w:val="es-CO"/>
+        </w:rPr>
+        <w:t>Importación</w:t>
+      </w:r>
+      <w:r>
+        <w:rPr>
+          <w:lang w:val="es-CO"/>
+        </w:rPr>
+        <w:t xml:space="preserve">” significa la introducción de </w:t>
+      </w:r>
+      <w:r>
+        <w:rPr>
+          <w:lang w:val="es-CO"/>
+        </w:rPr>
+        <w:t xml:space="preserve">mercancías </w:t>
+      </w:r>
+      <w:r>
+        <w:rPr>
+          <w:lang w:val="es-CO"/>
+        </w:rPr>
+        <w:t>de procedencia extranjera, o de una Zona Franca o depósito</w:t>
+      </w:r>
+      <w:r>
+        <w:t xml:space="preserve"> franco</w:t>
+      </w:r>
+      <w:r>
+        <w:rPr>
+          <w:lang w:val="es-CO"/>
+        </w:rPr>
+        <w:t>, al territorio aduanero colombiano cumpliendo con los términos y condiciones previstos en la regulación aduanera colombiana.</w:t>
+      </w:r>
+    </w:p>
+    <w:p>
+      <w:pPr>
+        <w:ind w:firstLine="1418"/>
+        <w:rPr>
+          <w:lang w:val="es-CO"/>
+        </w:rPr>
+      </w:pPr>
+      <w:r>
+        <w:rPr>
+          <w:lang w:val="es-CO"/>
+        </w:rPr>
+        <w:t>“</w:t>
+      </w:r>
+      <w:r>
+        <w:rPr>
+          <w:u w:val="single"/>
+          <w:lang w:val="es-CO"/>
+        </w:rPr>
+        <w:t>Importador</w:t>
+      </w:r>
+      <w:r>
+        <w:rPr>
+          <w:lang w:val="es-CO"/>
+        </w:rPr>
+        <w:t xml:space="preserve">” </w:t>
+      </w:r>
+      <w:bookmarkStart w:id="18" w:name="_Hlk136353830"/>
+      <w:r>
+        <w:rPr>
+          <w:lang w:val="es-CO"/>
+        </w:rPr>
+        <w:t xml:space="preserve">significa la persona jurídica residente en Colombia que figura en el Instrumento de Pago y/o que realiza operaciones de Importación con Proveedores, cuya información se encuentra en el </w:t>
+      </w:r>
+      <w:r>
+        <w:rPr>
+          <w:lang w:val="es-CO"/>
+        </w:rPr>
+        <w:lastRenderedPageBreak/>
+        <w:t>encabezado este Contrato</w:t>
+      </w:r>
+      <w:r>
+        <w:rPr>
+          <w:lang w:val="es-CO"/>
+        </w:rPr>
         <w:t>.</w:t>
       </w:r>
+      <w:bookmarkEnd w:id="18"/>
     </w:p>
     <w:p>
       <w:pPr>
         <w:ind w:firstLine="1418"/>
       </w:pPr>
       <w:r>
+        <w:rPr>
+          <w:lang w:val="es-CO"/>
+        </w:rPr>
         <w:t>“</w:t>
       </w:r>
       <w:r>
         <w:rPr>
           <w:u w:val="single"/>
-        </w:rPr>
-        <w:t>Disposición</w:t>
-      </w:r>
-      <w:r>
-        <w:t xml:space="preserve">” significa la venta, transferencia, cesión, arrendamiento o cualquier otra disposición (incluyendo operaciones de </w:t>
+          <w:lang w:val="es-CO"/>
+        </w:rPr>
+        <w:t>Impuestos</w:t>
+      </w:r>
+      <w:r>
+        <w:rPr>
+          <w:lang w:val="es-CO"/>
+        </w:rPr>
+        <w:t xml:space="preserve">” </w:t>
+      </w:r>
+      <w:r>
+        <w:t>significa, en relación con una Persona, cualquier impuesto, tributo, tasa, contribución, arancel u otra carga o retención de naturaleza similar (incluyendo cualquier sanción, recargo o intereses de mora devengados en relación con cualquier incumplimiento de pago o cualquier retraso en su pago) exigible a dicha Persona por cualquier Autoridad Gubernamental, según aplique.</w:t>
+      </w:r>
+    </w:p>
+    <w:p>
+      <w:pPr>
+        <w:ind w:firstLine="1418"/>
+      </w:pPr>
+      <w:bookmarkStart w:id="19" w:name="_Hlk132230344"/>
+      <w:r>
+        <w:t>“</w:t>
+      </w:r>
+      <w:r>
+        <w:rPr>
+          <w:u w:val="single"/>
+        </w:rPr>
+        <w:t>Información Confidencial</w:t>
+      </w:r>
+      <w:r>
+        <w:t xml:space="preserve">” significa toda la información entregada en cualquier forma (ya sea divulgada oralmente o por escrito e incluyendo formatos impresos y electrónicos) divulgada a, o puesta a disposición de, una Parte por la otra Parte, en relación con </w:t>
+      </w:r>
+      <w:r>
+        <w:t>este Contrato</w:t>
+      </w:r>
+      <w:r>
+        <w:t>, incluyendo pero sin limitarse a la información financiera, información estratégica, comercial y/o técnica, y cualquier otra información de cualquier naturaleza relacionada con los negocios, asuntos, proyectos, contratos, ofertas o planes de cualquier miembro de cualquiera de las Partes. La Información Confidencial también incluirá cualquier reproducción o resumen de la Información Confidencial en cualquier forma que pueda ser realizada por la Parte correspondiente</w:t>
+      </w:r>
+      <w:r>
+        <w:t>, y excluye todo lo que resulte necesario revelar para efecto de la ejecución de la Garantía que se constituye en virtud del presente Contrato</w:t>
+      </w:r>
+      <w:r>
+        <w:t>.</w:t>
+      </w:r>
+    </w:p>
+    <w:bookmarkEnd w:id="19"/>
+    <w:p>
+      <w:pPr>
+        <w:ind w:firstLine="1418"/>
+        <w:rPr>
+          <w:lang w:val="es-CO"/>
+        </w:rPr>
+      </w:pPr>
+      <w:r>
+        <w:rPr>
+          <w:lang w:val="es-CO"/>
+        </w:rPr>
+        <w:t>“</w:t>
+      </w:r>
+      <w:r>
+        <w:rPr>
+          <w:u w:val="single"/>
+          <w:lang w:val="es-CO"/>
+        </w:rPr>
+        <w:t>Instrumento de Pago</w:t>
+      </w:r>
+      <w:r>
+        <w:rPr>
+          <w:lang w:val="es-CO"/>
+        </w:rPr>
+        <w:t xml:space="preserve">” </w:t>
+      </w:r>
+      <w:bookmarkStart w:id="20" w:name="_Hlk121136675"/>
+      <w:r>
+        <w:rPr>
+          <w:lang w:val="es-CO"/>
+        </w:rPr>
+        <w:t xml:space="preserve">significa una </w:t>
+      </w:r>
+      <w:r>
+        <w:rPr>
+          <w:lang w:val="es-CO"/>
+        </w:rPr>
+        <w:t xml:space="preserve">proforma, cuenta de cobro, </w:t>
+      </w:r>
+      <w:r>
+        <w:rPr>
+          <w:lang w:val="es-CO"/>
+        </w:rPr>
+        <w:t xml:space="preserve">factura o cualquier otro instrumento representativo de cartera en divisas de un Proveedor y a cargo del Importador, que se derive de una o más compras de Mercancías realizadas por el Importador al </w:t>
+      </w:r>
+      <w:r>
+        <w:rPr>
+          <w:lang w:val="es-CO"/>
+        </w:rPr>
+        <w:t xml:space="preserve">Proveedor </w:t>
+      </w:r>
+      <w:r>
+        <w:rPr>
+          <w:lang w:val="es-CO"/>
+        </w:rPr>
+        <w:t xml:space="preserve">y que resulten en </w:t>
+      </w:r>
+      <w:r>
+        <w:rPr>
+          <w:lang w:val="es-CO"/>
+        </w:rPr>
+        <w:t xml:space="preserve">el inicio de un proceso de </w:t>
+      </w:r>
+      <w:r>
+        <w:rPr>
+          <w:lang w:val="es-CO"/>
+        </w:rPr>
+        <w:t>Importación</w:t>
+      </w:r>
+      <w:r>
+        <w:rPr>
+          <w:lang w:val="es-CO"/>
+        </w:rPr>
+        <w:t xml:space="preserve"> por parte del Importador</w:t>
+      </w:r>
+      <w:r>
+        <w:rPr>
+          <w:lang w:val="es-CO"/>
+        </w:rPr>
+        <w:t>.</w:t>
+      </w:r>
+      <w:bookmarkEnd w:id="20"/>
+    </w:p>
+    <w:p>
+      <w:pPr>
+        <w:ind w:firstLine="1418"/>
+        <w:rPr>
+          <w:lang w:val="es-CO"/>
+        </w:rPr>
+      </w:pPr>
+      <w:bookmarkStart w:id="21" w:name="_heading=h.3znysh7" w:colFirst="0" w:colLast="0"/>
+      <w:bookmarkEnd w:id="21"/>
+      <w:r>
+        <w:rPr>
+          <w:lang w:val="es-CO"/>
+        </w:rPr>
+        <w:t>“</w:t>
+      </w:r>
+      <w:r>
+        <w:rPr>
+          <w:u w:val="single"/>
+          <w:lang w:val="es-CO"/>
+        </w:rPr>
+        <w:t>Ley Aplicable</w:t>
+      </w:r>
+      <w:r>
+        <w:rPr>
+          <w:lang w:val="es-CO"/>
+        </w:rPr>
+        <w:t>” significa, con respecto a cualquier Persona, cualquier ley, tratado, reglamento, decreto, resolución, acto administrativo, laudo arbitral, fallo judicial o decisión de cualquier Autoridad Gubernamental con fuerza vinculante respecto de dicha Persona que le sea aplicable u obligatorio, en cualquier jurisdicción.</w:t>
+      </w:r>
+    </w:p>
+    <w:p>
+      <w:pPr>
+        <w:ind w:firstLine="1418"/>
+        <w:rPr>
+          <w:lang w:val="es-CO"/>
+        </w:rPr>
+      </w:pPr>
+      <w:r>
+        <w:rPr>
+          <w:lang w:val="es-CO"/>
+        </w:rPr>
+        <w:t>“</w:t>
+      </w:r>
+      <w:r>
+        <w:rPr>
+          <w:u w:val="single"/>
+          <w:lang w:val="es-CO"/>
+        </w:rPr>
+        <w:t>Ley de Garantías Mobiliarias</w:t>
+      </w:r>
+      <w:r>
+        <w:rPr>
+          <w:lang w:val="es-CO"/>
+        </w:rPr>
+        <w:t>”</w:t>
+      </w:r>
+      <w:r>
+        <w:t xml:space="preserve"> significa la Ley 1676 de 2013, según sea modificada en cualquier momento, junto con </w:t>
+      </w:r>
+      <w:r>
+        <w:t>el</w:t>
+      </w:r>
+      <w:r>
+        <w:t xml:space="preserve"> Decreto 400 de 2014,</w:t>
+      </w:r>
+      <w:r>
+        <w:t xml:space="preserve"> el</w:t>
+      </w:r>
+      <w:r>
+        <w:t xml:space="preserve"> </w:t>
+      </w:r>
+      <w:r>
+        <w:t xml:space="preserve">Decreto </w:t>
+      </w:r>
+      <w:r>
+        <w:t xml:space="preserve">1835 de 2015, </w:t>
+      </w:r>
+      <w:r>
+        <w:t xml:space="preserve">el </w:t>
+      </w:r>
+      <w:r>
+        <w:t xml:space="preserve">Decreto </w:t>
+      </w:r>
+      <w:r>
+        <w:t xml:space="preserve">1074 de 2015 y </w:t>
+      </w:r>
+      <w:r>
+        <w:t xml:space="preserve">el </w:t>
+      </w:r>
+      <w:r>
+        <w:t xml:space="preserve">Decreto </w:t>
+      </w:r>
+      <w:r>
+        <w:t>466 de 2016, y los demás decretos, resoluciones, reglamentos o regulaciones que los complementen, sustituyan, compilen, adicionen o desarrollen.</w:t>
+      </w:r>
+    </w:p>
+    <w:p>
+      <w:pPr>
+        <w:ind w:firstLine="1418"/>
+        <w:rPr>
+          <w:lang w:val="es-CO"/>
+        </w:rPr>
+      </w:pPr>
+      <w:r>
+        <w:rPr>
+          <w:lang w:val="es-CO"/>
+        </w:rPr>
+        <w:t>“</w:t>
+      </w:r>
+      <w:r>
+        <w:rPr>
+          <w:u w:val="single"/>
+          <w:lang w:val="es-CO"/>
+        </w:rPr>
+        <w:t>Mercancía</w:t>
+      </w:r>
+      <w:r>
+        <w:rPr>
+          <w:lang w:val="es-CO"/>
+        </w:rPr>
+        <w:t>”</w:t>
+      </w:r>
+      <w:r>
+        <w:rPr>
+          <w:lang w:val="es-CO"/>
+        </w:rPr>
+        <w:t xml:space="preserve"> </w:t>
+      </w:r>
+      <w:r>
+        <w:rPr>
+          <w:lang w:val="es-CO"/>
+        </w:rPr>
+        <w:t xml:space="preserve">significa los bienes adquiridos por el Importador </w:t>
+      </w:r>
+      <w:r>
+        <w:rPr>
+          <w:lang w:val="es-CO"/>
+        </w:rPr>
+        <w:t>a un</w:t>
+      </w:r>
+      <w:r>
+        <w:rPr>
+          <w:lang w:val="es-CO"/>
+        </w:rPr>
+        <w:t xml:space="preserve"> Proveedor, amparados en un</w:t>
+      </w:r>
+      <w:r>
+        <w:rPr>
+          <w:lang w:val="es-CO"/>
+        </w:rPr>
+        <w:t xml:space="preserve"> </w:t>
+      </w:r>
+      <w:r>
+        <w:rPr>
+          <w:lang w:val="es-CO"/>
+        </w:rPr>
+        <w:t>BL</w:t>
+      </w:r>
+      <w:r>
+        <w:rPr>
+          <w:lang w:val="es-CO"/>
+        </w:rPr>
+        <w:t>, según sea aplicable</w:t>
+      </w:r>
+      <w:r>
+        <w:rPr>
+          <w:lang w:val="es-CO"/>
+        </w:rPr>
+        <w:t>, y cuya compraventa entre el Importador y el Proveedor resulta en la emisión del Instrumento de Pago correspondiente</w:t>
+      </w:r>
+      <w:r>
+        <w:rPr>
+          <w:lang w:val="es-CO"/>
+        </w:rPr>
+        <w:t xml:space="preserve">, así como los bienes derivados y atribuibles en los términos del artículo 13 de la Ley 1676 de 2013, los cuales incluirán, sin limitación, las cuentas por cobrar derivadas de la enajenación de los bienes y el dinero en efectivo </w:t>
+      </w:r>
+      <w:r>
+        <w:rPr>
+          <w:lang w:val="es-CO"/>
+        </w:rPr>
+        <w:t xml:space="preserve">o los equivalentes </w:t>
+      </w:r>
+      <w:r>
+        <w:rPr>
+          <w:lang w:val="es-CO"/>
+        </w:rPr>
+        <w:t xml:space="preserve">de efectivo </w:t>
+      </w:r>
+      <w:r>
+        <w:rPr>
+          <w:lang w:val="es-CO"/>
+        </w:rPr>
+        <w:t>recaudado</w:t>
+      </w:r>
+      <w:r>
+        <w:rPr>
+          <w:lang w:val="es-CO"/>
+        </w:rPr>
+        <w:t>s</w:t>
+      </w:r>
+      <w:r>
+        <w:rPr>
+          <w:lang w:val="es-CO"/>
+        </w:rPr>
+        <w:t>.</w:t>
+      </w:r>
+    </w:p>
+    <w:p>
+      <w:pPr>
+        <w:ind w:firstLine="1418"/>
+        <w:rPr>
+          <w:lang w:val="es-CO"/>
+        </w:rPr>
+      </w:pPr>
+      <w:r>
+        <w:rPr>
+          <w:lang w:val="es-CO"/>
+        </w:rPr>
+        <w:t>“</w:t>
+      </w:r>
+      <w:r>
+        <w:rPr>
+          <w:u w:val="single"/>
+          <w:lang w:val="es-CO"/>
+        </w:rPr>
+        <w:t>Notificación de Evento de Incumplimiento</w:t>
+      </w:r>
+      <w:r>
+        <w:rPr>
+          <w:lang w:val="es-CO"/>
+        </w:rPr>
+        <w:t xml:space="preserve">” significa la comunicación enviada por </w:t>
       </w:r>
       <w:proofErr w:type="spellStart"/>
       <w:r>
         <w:rPr>
-          <w:i/>
-        </w:rPr>
-        <w:t>leaseback</w:t>
+          <w:lang w:val="es-CO"/>
+        </w:rPr>
+        <w:t>Finkargo</w:t>
       </w:r>
       <w:proofErr w:type="spellEnd"/>
       <w:r>
-        <w:t xml:space="preserve">), de la propiedad de cualquier Persona, incluyendo la venta, cesión, transferencia o cualquier otra </w:t>
-      </w:r>
-      <w:r>
-        <w:t>enajenación</w:t>
-      </w:r>
-      <w:r>
-        <w:t>, con o sin contraprestación, de cualquier título valor, derechos o cuentas por cobrar relacionadas con los mismos.</w:t>
+        <w:rPr>
+          <w:lang w:val="es-CO"/>
+        </w:rPr>
+        <w:t xml:space="preserve"> Colombia</w:t>
+      </w:r>
+      <w:r>
+        <w:rPr>
+          <w:lang w:val="es-CO"/>
+        </w:rPr>
+        <w:t>,</w:t>
+      </w:r>
+      <w:r>
+        <w:rPr>
+          <w:lang w:val="es-CO"/>
+        </w:rPr>
+        <w:t xml:space="preserve"> </w:t>
+      </w:r>
+      <w:r>
+        <w:rPr>
+          <w:lang w:val="es-CO"/>
+        </w:rPr>
+        <w:t xml:space="preserve">en </w:t>
+      </w:r>
+      <w:r>
+        <w:rPr>
+          <w:lang w:val="es-CO"/>
+        </w:rPr>
+        <w:t xml:space="preserve">los </w:t>
+      </w:r>
+      <w:r>
+        <w:rPr>
+          <w:lang w:val="es-CO"/>
+        </w:rPr>
+        <w:t xml:space="preserve">términos </w:t>
+      </w:r>
+      <w:r>
+        <w:rPr>
+          <w:lang w:val="es-CO"/>
+        </w:rPr>
+        <w:t>del formato que se incluye como</w:t>
+      </w:r>
+      <w:r>
+        <w:rPr>
+          <w:lang w:val="es-CO"/>
+        </w:rPr>
+        <w:t xml:space="preserve"> </w:t>
+      </w:r>
+      <w:r>
+        <w:rPr>
+          <w:u w:val="single"/>
+          <w:lang w:val="es-CO"/>
+        </w:rPr>
+        <w:t xml:space="preserve">Anexo </w:t>
+      </w:r>
+      <w:r>
+        <w:rPr>
+          <w:u w:val="single"/>
+          <w:lang w:val="es-CO"/>
+        </w:rPr>
+        <w:t>C</w:t>
+      </w:r>
+      <w:r>
+        <w:rPr>
+          <w:lang w:val="es-CO"/>
+        </w:rPr>
+        <w:t xml:space="preserve">, </w:t>
+      </w:r>
+      <w:r>
+        <w:rPr>
+          <w:lang w:val="es-CO"/>
+        </w:rPr>
+        <w:t xml:space="preserve">en la que se </w:t>
+      </w:r>
+      <w:r>
+        <w:rPr>
+          <w:lang w:val="es-CO"/>
+        </w:rPr>
+        <w:t>le</w:t>
+      </w:r>
+      <w:r>
+        <w:rPr>
+          <w:lang w:val="es-CO"/>
+        </w:rPr>
+        <w:t xml:space="preserve"> informe</w:t>
+      </w:r>
+      <w:r>
+        <w:rPr>
+          <w:lang w:val="es-CO"/>
+        </w:rPr>
+        <w:t xml:space="preserve"> </w:t>
+      </w:r>
+      <w:r>
+        <w:rPr>
+          <w:lang w:val="es-CO"/>
+        </w:rPr>
+        <w:t>al Importador</w:t>
+      </w:r>
+      <w:r>
+        <w:rPr>
+          <w:lang w:val="es-CO"/>
+        </w:rPr>
+        <w:t xml:space="preserve"> que</w:t>
+      </w:r>
+      <w:r>
+        <w:rPr>
+          <w:lang w:val="es-CO"/>
+        </w:rPr>
+        <w:t>,</w:t>
+      </w:r>
+      <w:r>
+        <w:rPr>
+          <w:lang w:val="es-CO"/>
+        </w:rPr>
+        <w:t xml:space="preserve"> (</w:t>
+      </w:r>
+      <w:r>
+        <w:rPr>
+          <w:lang w:val="es-CO"/>
+        </w:rPr>
+        <w:t>a</w:t>
+      </w:r>
+      <w:r>
+        <w:rPr>
+          <w:lang w:val="es-CO"/>
+        </w:rPr>
+        <w:t>)</w:t>
+      </w:r>
+      <w:r>
+        <w:rPr>
+          <w:lang w:val="es-CO"/>
+        </w:rPr>
+        <w:t xml:space="preserve"> ha ocurrido y/o continúa ocurriendo un Evento de Incumplimiento; (</w:t>
+      </w:r>
+      <w:r>
+        <w:rPr>
+          <w:lang w:val="es-CO"/>
+        </w:rPr>
+        <w:t>b</w:t>
+      </w:r>
+      <w:r>
+        <w:rPr>
+          <w:lang w:val="es-CO"/>
+        </w:rPr>
+        <w:t xml:space="preserve">) </w:t>
+      </w:r>
+      <w:proofErr w:type="spellStart"/>
+      <w:r>
+        <w:rPr>
+          <w:lang w:val="es-CO"/>
+        </w:rPr>
+        <w:t>Finkargo</w:t>
+      </w:r>
+      <w:proofErr w:type="spellEnd"/>
+      <w:r>
+        <w:rPr>
+          <w:lang w:val="es-CO"/>
+        </w:rPr>
+        <w:t xml:space="preserve"> Colombia</w:t>
+      </w:r>
+      <w:r>
+        <w:rPr>
+          <w:lang w:val="es-CO"/>
+        </w:rPr>
+        <w:t xml:space="preserve"> ha tomado la determinación de ejecutar la </w:t>
+      </w:r>
+      <w:r>
+        <w:rPr>
+          <w:lang w:val="es-CO"/>
+        </w:rPr>
+        <w:t xml:space="preserve">Garantía </w:t>
+      </w:r>
+      <w:r>
+        <w:rPr>
+          <w:lang w:val="es-CO"/>
+        </w:rPr>
+        <w:t xml:space="preserve">como resultado de la ocurrencia de un Evento de Incumplimiento; y </w:t>
+      </w:r>
+      <w:r>
+        <w:rPr>
+          <w:lang w:val="es-CO"/>
+        </w:rPr>
+        <w:t>(</w:t>
+      </w:r>
+      <w:r>
+        <w:rPr>
+          <w:lang w:val="es-CO"/>
+        </w:rPr>
+        <w:t>c</w:t>
+      </w:r>
+      <w:r>
+        <w:rPr>
+          <w:lang w:val="es-CO"/>
+        </w:rPr>
+        <w:t>)</w:t>
+      </w:r>
+      <w:r>
+        <w:rPr>
+          <w:lang w:val="es-CO"/>
+        </w:rPr>
+        <w:t xml:space="preserve"> el monto total de </w:t>
+      </w:r>
+      <w:r>
+        <w:rPr>
+          <w:lang w:val="es-CO"/>
+        </w:rPr>
+        <w:t>la</w:t>
+      </w:r>
+      <w:r>
+        <w:rPr>
+          <w:lang w:val="es-CO"/>
+        </w:rPr>
+        <w:t xml:space="preserve"> Obligación </w:t>
+      </w:r>
+      <w:r>
+        <w:rPr>
+          <w:lang w:val="es-CO"/>
+        </w:rPr>
+        <w:t>pendiente</w:t>
+      </w:r>
+      <w:r>
+        <w:rPr>
+          <w:lang w:val="es-CO"/>
+        </w:rPr>
+        <w:t xml:space="preserve"> de pago hasta la fecha de la notificación</w:t>
+      </w:r>
+      <w:r>
+        <w:rPr>
+          <w:lang w:val="es-CO"/>
+        </w:rPr>
+        <w:t xml:space="preserve"> correspondiente</w:t>
+      </w:r>
+      <w:r>
+        <w:rPr>
+          <w:lang w:val="es-CO"/>
+        </w:rPr>
+        <w:t>.</w:t>
       </w:r>
     </w:p>
     <w:p>
       <w:pPr>
         <w:ind w:firstLine="1418"/>
-      </w:pPr>
-      <w:bookmarkStart w:id="16" w:name="_Hlk136355357"/>
-      <w:r>
+        <w:rPr>
+          <w:lang w:val="es-CO"/>
+        </w:rPr>
+      </w:pPr>
+      <w:r>
+        <w:rPr>
+          <w:lang w:val="es-CO"/>
+        </w:rPr>
         <w:t>“</w:t>
       </w:r>
       <w:r>
         <w:rPr>
           <w:u w:val="single"/>
-        </w:rPr>
-        <w:t xml:space="preserve">Documento de Garantía </w:t>
-      </w:r>
-      <w:r>
-        <w:rPr>
-          <w:u w:val="single"/>
-        </w:rPr>
-        <w:t>Adicional</w:t>
-      </w:r>
-      <w:r>
-        <w:t xml:space="preserve">” significa cualquier documento, instrumento, acuerdo y/o </w:t>
-      </w:r>
-      <w:r>
-        <w:lastRenderedPageBreak/>
-        <w:t>contrato que sea designado como un “</w:t>
-      </w:r>
-      <w:r>
-        <w:rPr>
-          <w:i/>
-        </w:rPr>
-        <w:t>Documento de Garantía Adicional</w:t>
-      </w:r>
-      <w:r>
-        <w:t>” bajo cada Suplemento.</w:t>
-      </w:r>
-      <w:bookmarkEnd w:id="16"/>
-    </w:p>
-    <w:p>
-      <w:pPr>
-        <w:ind w:firstLine="1418"/>
-        <w:rPr>
-          <w:lang w:val="es-CO"/>
-        </w:rPr>
-      </w:pPr>
-      <w:r>
-        <w:t>“</w:t>
-      </w:r>
-      <w:r>
-        <w:rPr>
-          <w:u w:val="single"/>
-        </w:rPr>
-        <w:t>Documentos Marco</w:t>
-      </w:r>
-      <w:r>
-        <w:t xml:space="preserve">” </w:t>
-      </w:r>
-      <w:r>
-        <w:t>significa, conjuntamente, los siguientes documentos: (a) los Documentos Soporte de las Operaciones; (b) los Documentos de Garantía; (c) el Pagaré junto con el Aval, cuando sea aplicable; (d) el Acuerdo Marco de Endoso</w:t>
-      </w:r>
-      <w:r>
-        <w:t xml:space="preserve"> (según dichos términos se definen en el Contrato Marco)</w:t>
-      </w:r>
-      <w:r>
-        <w:t>; y (e) el Contrato Marco, junto con sus Anexos (que apliquen) debidamente diligenciados.</w:t>
-      </w:r>
-    </w:p>
-    <w:p>
-      <w:pPr>
-        <w:ind w:firstLine="1418"/>
-        <w:rPr>
-          <w:lang w:val="es-CO"/>
-        </w:rPr>
-      </w:pPr>
-      <w:r>
-        <w:t>“</w:t>
-      </w:r>
-      <w:r>
-        <w:rPr>
-          <w:u w:val="single"/>
-          <w:lang w:val="es-CO"/>
-        </w:rPr>
-        <w:t>Dólares</w:t>
-      </w:r>
-      <w:r>
-        <w:rPr>
-          <w:lang w:val="es-CO"/>
-        </w:rPr>
-        <w:t>” o “</w:t>
-      </w:r>
-      <w:r>
-        <w:rPr>
-          <w:u w:val="single"/>
-          <w:lang w:val="es-CO"/>
-        </w:rPr>
-        <w:t>USD</w:t>
-      </w:r>
-      <w:r>
-        <w:t xml:space="preserve">” significa </w:t>
-      </w:r>
-      <w:r>
-        <w:rPr>
-          <w:lang w:val="es-CO"/>
-        </w:rPr>
-        <w:t xml:space="preserve">la </w:t>
-      </w:r>
-      <w:r>
-        <w:rPr>
-          <w:lang w:val="es-CO"/>
-        </w:rPr>
-        <w:t>moneda de curso</w:t>
-      </w:r>
-      <w:r>
-        <w:rPr>
-          <w:lang w:val="es-CO"/>
-        </w:rPr>
-        <w:t xml:space="preserve"> legal </w:t>
-      </w:r>
-      <w:r>
-        <w:rPr>
-          <w:lang w:val="es-CO"/>
-        </w:rPr>
-        <w:t xml:space="preserve">de </w:t>
-      </w:r>
-      <w:r>
-        <w:rPr>
-          <w:lang w:val="es-CO"/>
-        </w:rPr>
-        <w:t>los Estados Unidos</w:t>
-      </w:r>
-      <w:r>
-        <w:rPr>
-          <w:lang w:val="es-CO"/>
-        </w:rPr>
-        <w:t xml:space="preserve"> de </w:t>
-      </w:r>
-      <w:r>
-        <w:rPr>
-          <w:lang w:val="es-CO"/>
-        </w:rPr>
-        <w:t>América</w:t>
-      </w:r>
-      <w:r>
-        <w:rPr>
-          <w:lang w:val="es-CO"/>
-        </w:rPr>
-        <w:t>.</w:t>
-      </w:r>
-    </w:p>
-    <w:p>
-      <w:pPr>
-        <w:ind w:firstLine="1418"/>
-        <w:rPr>
-          <w:lang w:val="es-CO"/>
-        </w:rPr>
-      </w:pPr>
-      <w:r>
-        <w:rPr>
-          <w:lang w:val="es-CO"/>
-        </w:rPr>
-        <w:t>“</w:t>
-      </w:r>
-      <w:r>
-        <w:rPr>
-          <w:u w:val="single"/>
-          <w:lang w:val="es-CO"/>
-        </w:rPr>
-        <w:t>Efecto Material Adverso</w:t>
-      </w:r>
-      <w:r>
-        <w:rPr>
-          <w:lang w:val="es-CO"/>
-        </w:rPr>
-        <w:t>” significa cualquier hecho</w:t>
-      </w:r>
-      <w:r>
-        <w:rPr>
-          <w:lang w:val="es-CO"/>
-        </w:rPr>
-        <w:t>, circunstancia</w:t>
-      </w:r>
-      <w:r>
-        <w:rPr>
-          <w:lang w:val="es-CO"/>
-        </w:rPr>
-        <w:t xml:space="preserve"> o acto que genere o razonablemente pueda generar una alteración o efecto importante y perjudicial sobre, (a) los negocios, activos, operaciones o situación financiera del Importador; (b) la capacidad financiera, legal u operativa del Proveedor de cumplir con su obligación de entregar un Instrumento de Pago que sea adquirido por </w:t>
-      </w:r>
-      <w:proofErr w:type="spellStart"/>
-      <w:r>
-        <w:rPr>
-          <w:lang w:val="es-CO"/>
-        </w:rPr>
-        <w:t>Finkargo</w:t>
-      </w:r>
-      <w:proofErr w:type="spellEnd"/>
-      <w:r>
-        <w:rPr>
-          <w:lang w:val="es-CO"/>
-        </w:rPr>
-        <w:t xml:space="preserve">; (c) la Mercancía o su Importación; (d) la capacidad del Importador para cumplir cualquiera de sus obligaciones bajo el Contrato; </w:t>
-      </w:r>
-      <w:r>
-        <w:rPr>
-          <w:lang w:val="es-CO"/>
-        </w:rPr>
-        <w:t>(e)</w:t>
-      </w:r>
-      <w:r>
-        <w:rPr>
-          <w:lang w:val="es-CO"/>
-        </w:rPr>
-        <w:t xml:space="preserve"> la legalidad, validez, obligatoriedad o exigibilidad de </w:t>
-      </w:r>
-      <w:r>
-        <w:rPr>
-          <w:lang w:val="es-CO"/>
-        </w:rPr>
-        <w:t>Garantía</w:t>
-      </w:r>
-      <w:r>
-        <w:rPr>
-          <w:lang w:val="es-CO"/>
-        </w:rPr>
-        <w:t xml:space="preserve">; y/o (f) los derechos y acciones de </w:t>
-      </w:r>
-      <w:proofErr w:type="spellStart"/>
-      <w:r>
-        <w:rPr>
-          <w:lang w:val="es-CO"/>
-        </w:rPr>
-        <w:t>Finkargo</w:t>
-      </w:r>
-      <w:proofErr w:type="spellEnd"/>
-      <w:r>
-        <w:rPr>
-          <w:lang w:val="es-CO"/>
-        </w:rPr>
-        <w:t xml:space="preserve"> bajo </w:t>
-      </w:r>
-      <w:r>
-        <w:rPr>
-          <w:lang w:val="es-CO"/>
-        </w:rPr>
-        <w:t>el presente Contrato.</w:t>
-      </w:r>
-    </w:p>
-    <w:p>
-      <w:pPr>
-        <w:ind w:firstLine="1418"/>
-        <w:rPr>
-          <w:lang w:val="es-CO"/>
-        </w:rPr>
-      </w:pPr>
-      <w:r>
-        <w:rPr>
-          <w:lang w:val="es-CO"/>
-        </w:rPr>
-        <w:t>“</w:t>
-      </w:r>
-      <w:r>
-        <w:rPr>
-          <w:u w:val="single"/>
-          <w:lang w:val="es-CO"/>
-        </w:rPr>
-        <w:t>Evento de Incumplimiento</w:t>
-      </w:r>
-      <w:r>
-        <w:rPr>
-          <w:lang w:val="es-CO"/>
-        </w:rPr>
-        <w:t>” significa cualquiera de los eventos establecidos en la Sección 1</w:t>
-      </w:r>
-      <w:r>
-        <w:rPr>
-          <w:lang w:val="es-CO"/>
-        </w:rPr>
-        <w:t>2</w:t>
-      </w:r>
-      <w:r>
-        <w:rPr>
-          <w:lang w:val="es-CO"/>
-        </w:rPr>
-        <w:t>.01</w:t>
-      </w:r>
-      <w:r>
-        <w:rPr>
-          <w:lang w:val="es-CO"/>
-        </w:rPr>
-        <w:t xml:space="preserve"> </w:t>
-      </w:r>
-      <w:r>
-        <w:rPr>
-          <w:lang w:val="es-CO"/>
-        </w:rPr>
-        <w:t>del Contrato Marco.</w:t>
-      </w:r>
-    </w:p>
-    <w:p>
-      <w:pPr>
-        <w:ind w:firstLine="1418"/>
-        <w:rPr>
-          <w:lang w:val="es-CO"/>
-        </w:rPr>
-      </w:pPr>
-      <w:r>
-        <w:rPr>
-          <w:lang w:val="es-CO"/>
-        </w:rPr>
-        <w:t>“</w:t>
-      </w:r>
-      <w:r>
-        <w:rPr>
-          <w:u w:val="single"/>
-          <w:lang w:val="es-CO"/>
-        </w:rPr>
-        <w:t>Fecha de Firma</w:t>
-      </w:r>
-      <w:r>
-        <w:rPr>
-          <w:lang w:val="es-CO"/>
-        </w:rPr>
-        <w:t>” tiene el significado que se le asigna en el encabezado de este Contrato.</w:t>
-      </w:r>
-    </w:p>
-    <w:p>
-      <w:pPr>
-        <w:ind w:firstLine="1418"/>
-        <w:rPr>
-          <w:lang w:val="es-CO"/>
-        </w:rPr>
-      </w:pPr>
-      <w:r>
-        <w:t>“</w:t>
-      </w:r>
-      <w:proofErr w:type="spellStart"/>
-      <w:r>
-        <w:rPr>
-          <w:u w:val="single"/>
-        </w:rPr>
-        <w:t>Finkargo</w:t>
-      </w:r>
-      <w:proofErr w:type="spellEnd"/>
-      <w:r>
-        <w:rPr>
-          <w:u w:val="single"/>
-        </w:rPr>
-        <w:t xml:space="preserve"> </w:t>
-      </w:r>
-      <w:proofErr w:type="spellStart"/>
-      <w:r>
-        <w:rPr>
-          <w:u w:val="single"/>
-        </w:rPr>
-        <w:t>Abroad</w:t>
-      </w:r>
-      <w:proofErr w:type="spellEnd"/>
-      <w:r>
-        <w:t xml:space="preserve">” significa cualquier Afiliada </w:t>
-      </w:r>
-      <w:r>
-        <w:t xml:space="preserve">extranjera </w:t>
-      </w:r>
-      <w:r>
-        <w:t xml:space="preserve">de </w:t>
-      </w:r>
-      <w:proofErr w:type="spellStart"/>
-      <w:r>
-        <w:t>Finkargo</w:t>
-      </w:r>
-      <w:proofErr w:type="spellEnd"/>
-      <w:r>
-        <w:t xml:space="preserve"> Colombia, excepto el Beneficiario, que de tiempo en tiempo se adhiera al Contrato Marco.</w:t>
-      </w:r>
-    </w:p>
-    <w:p>
-      <w:pPr>
-        <w:ind w:firstLine="1418"/>
-        <w:rPr>
-          <w:lang w:val="es-CO"/>
-        </w:rPr>
-      </w:pPr>
-      <w:r>
-        <w:rPr>
-          <w:lang w:val="es-CO"/>
-        </w:rPr>
-        <w:t>“</w:t>
-      </w:r>
-      <w:proofErr w:type="spellStart"/>
-      <w:r>
-        <w:rPr>
-          <w:u w:val="single"/>
-          <w:lang w:val="es-CO"/>
-        </w:rPr>
-        <w:t>Finkargo</w:t>
-      </w:r>
-      <w:proofErr w:type="spellEnd"/>
-      <w:r>
-        <w:rPr>
-          <w:u w:val="single"/>
-          <w:lang w:val="es-CO"/>
-        </w:rPr>
-        <w:t xml:space="preserve"> Colombia</w:t>
-      </w:r>
-      <w:r>
-        <w:rPr>
-          <w:lang w:val="es-CO"/>
-        </w:rPr>
-        <w:t>” tiene el significado que se le asigna en el encabezado de este Contrato.</w:t>
-      </w:r>
-    </w:p>
-    <w:p>
-      <w:pPr>
-        <w:ind w:firstLine="1418"/>
-        <w:rPr>
-          <w:lang w:val="es-CO"/>
-        </w:rPr>
-      </w:pPr>
-      <w:r>
-        <w:rPr>
-          <w:lang w:val="es-CO"/>
-        </w:rPr>
-        <w:t>“</w:t>
-      </w:r>
-      <w:r>
-        <w:rPr>
-          <w:u w:val="single"/>
-          <w:lang w:val="es-CO"/>
-        </w:rPr>
-        <w:t>Formulario de Ejecución</w:t>
-      </w:r>
-      <w:r>
-        <w:rPr>
-          <w:lang w:val="es-CO"/>
-        </w:rPr>
-        <w:t>” tiene el significado que se le asigna en la</w:t>
-      </w:r>
-      <w:r>
-        <w:rPr>
-          <w:lang w:val="es-CO"/>
-        </w:rPr>
-        <w:t xml:space="preserve"> </w:t>
+          <w:lang w:val="es-CO"/>
+        </w:rPr>
+        <w:t>Notificación de Inicio</w:t>
+      </w:r>
+      <w:r>
+        <w:rPr>
+          <w:lang w:val="es-CO"/>
+        </w:rPr>
+        <w:t xml:space="preserve">” tiene el significado que se le asigna en la </w:t>
       </w:r>
       <w:r>
         <w:rPr>
@@ -3404,392 +4535,55 @@
           <w:u w:val="single"/>
           <w:lang w:val="es-CO"/>
         </w:rPr>
-        <w:instrText xml:space="preserve"> REF _Ref129726665 \w \h </w:instrText>
-      </w:r>
-      <w:r>
-        <w:rPr>
-          <w:u w:val="single"/>
-          <w:lang w:val="es-CO"/>
-        </w:rPr>
-        <w:instrText xml:space="preserve"> \* MERGEFORMAT </w:instrText>
-      </w:r>
-      <w:r>
-        <w:rPr>
-          <w:u w:val="single"/>
-          <w:lang w:val="es-CO"/>
-        </w:rPr>
-      </w:r>
-      <w:r>
-        <w:rPr>
-          <w:u w:val="single"/>
-          <w:lang w:val="es-CO"/>
-        </w:rPr>
-        <w:fldChar w:fldCharType="separate"/>
-      </w:r>
-      <w:r>
-        <w:rPr>
-          <w:u w:val="single"/>
-          <w:lang w:val="es-CO"/>
-        </w:rPr>
-        <w:t>Sección 8.03</w:t>
-      </w:r>
-      <w:r>
-        <w:rPr>
-          <w:u w:val="single"/>
-          <w:lang w:val="es-CO"/>
-        </w:rPr>
-        <w:fldChar w:fldCharType="end"/>
-      </w:r>
-      <w:r>
-        <w:rPr>
-          <w:lang w:val="es-CO"/>
-        </w:rPr>
-        <w:t>.</w:t>
-      </w:r>
-    </w:p>
-    <w:p>
-      <w:pPr>
-        <w:ind w:firstLine="1418"/>
-        <w:rPr>
-          <w:lang w:val="es-CO"/>
-        </w:rPr>
-      </w:pPr>
-      <w:r>
-        <w:rPr>
-          <w:lang w:val="es-CO"/>
-        </w:rPr>
-        <w:t>“</w:t>
-      </w:r>
-      <w:r>
-        <w:rPr>
-          <w:u w:val="single"/>
-          <w:lang w:val="es-CO"/>
-        </w:rPr>
-        <w:t>Garantía</w:t>
-      </w:r>
-      <w:r>
-        <w:rPr>
-          <w:lang w:val="es-CO"/>
-        </w:rPr>
-        <w:t xml:space="preserve">” tiene el significado que se le asigna en </w:t>
-      </w:r>
-      <w:r>
-        <w:rPr>
-          <w:lang w:val="es-CO"/>
-        </w:rPr>
-        <w:t xml:space="preserve">la </w:t>
-      </w:r>
-      <w:r>
-        <w:rPr>
-          <w:rFonts w:cs="Times New Roman"/>
-          <w:u w:val="single"/>
-        </w:rPr>
-        <w:fldChar w:fldCharType="begin"/>
-      </w:r>
-      <w:r>
-        <w:rPr>
-          <w:u w:val="single"/>
-          <w:lang w:val="es-CO"/>
-        </w:rPr>
-        <w:instrText xml:space="preserve"> REF _Ref129809229 \r \h </w:instrText>
-      </w:r>
-      <w:r>
-        <w:rPr>
-          <w:rFonts w:cs="Times New Roman"/>
-          <w:u w:val="single"/>
-        </w:rPr>
-        <w:instrText xml:space="preserve"> \* MERGEFORMAT </w:instrText>
-      </w:r>
-      <w:r>
-        <w:rPr>
-          <w:rFonts w:cs="Times New Roman"/>
-          <w:u w:val="single"/>
-        </w:rPr>
-      </w:r>
-      <w:r>
-        <w:rPr>
-          <w:rFonts w:cs="Times New Roman"/>
-          <w:u w:val="single"/>
-        </w:rPr>
-        <w:fldChar w:fldCharType="separate"/>
-      </w:r>
-      <w:r>
-        <w:rPr>
-          <w:u w:val="single"/>
-          <w:lang w:val="es-CO"/>
-        </w:rPr>
-        <w:t>Sección 2.01(a)</w:t>
-      </w:r>
-      <w:r>
-        <w:rPr>
-          <w:rFonts w:cs="Times New Roman"/>
-          <w:u w:val="single"/>
-        </w:rPr>
-        <w:fldChar w:fldCharType="end"/>
-      </w:r>
-      <w:r>
-        <w:t>.</w:t>
-      </w:r>
-    </w:p>
-    <w:p>
-      <w:pPr>
-        <w:ind w:firstLine="1418"/>
-        <w:rPr>
-          <w:lang w:val="es-CO"/>
-        </w:rPr>
-      </w:pPr>
-      <w:bookmarkStart w:id="17" w:name="_Hlk133446567"/>
-      <w:r>
-        <w:t>“</w:t>
-      </w:r>
-      <w:r>
-        <w:rPr>
-          <w:u w:val="single"/>
-        </w:rPr>
-        <w:t>Garantía Adicional</w:t>
-      </w:r>
-      <w:r>
-        <w:t xml:space="preserve">” </w:t>
-      </w:r>
-      <w:bookmarkEnd w:id="17"/>
-      <w:r>
-        <w:rPr>
-          <w:lang w:val="es-CO"/>
-        </w:rPr>
-        <w:t xml:space="preserve">significa cualquier Garantía (tal y como dicho término se define </w:t>
-      </w:r>
-      <w:r>
-        <w:rPr>
-          <w:lang w:val="es-CO"/>
-        </w:rPr>
-        <w:t>en</w:t>
-      </w:r>
-      <w:r>
-        <w:rPr>
-          <w:lang w:val="es-CO"/>
-        </w:rPr>
-        <w:t xml:space="preserve"> </w:t>
-      </w:r>
-      <w:r>
-        <w:rPr>
-          <w:lang w:val="es-CO"/>
-        </w:rPr>
-        <w:t>el</w:t>
-      </w:r>
-      <w:r>
-        <w:rPr>
-          <w:lang w:val="es-CO"/>
-        </w:rPr>
-        <w:t xml:space="preserve"> Contrato Marco) que se constituya y otorgue a través de </w:t>
-      </w:r>
-      <w:r>
-        <w:rPr>
-          <w:lang w:val="es-CO"/>
-        </w:rPr>
-        <w:t>un</w:t>
-      </w:r>
-      <w:r>
-        <w:rPr>
-          <w:lang w:val="es-CO"/>
-        </w:rPr>
-        <w:t xml:space="preserve"> Documento de Garantía Adicional.</w:t>
-      </w:r>
-    </w:p>
-    <w:p>
-      <w:pPr>
-        <w:ind w:firstLine="1418"/>
-        <w:rPr>
-          <w:lang w:val="es-CO"/>
-        </w:rPr>
-      </w:pPr>
-      <w:r>
-        <w:rPr>
-          <w:lang w:val="es-CO"/>
-        </w:rPr>
-        <w:t>“</w:t>
-      </w:r>
-      <w:r>
-        <w:rPr>
-          <w:u w:val="single"/>
-          <w:lang w:val="es-CO"/>
-        </w:rPr>
-        <w:t>Garantía Principal</w:t>
-      </w:r>
-      <w:r>
-        <w:rPr>
-          <w:lang w:val="es-CO"/>
-        </w:rPr>
-        <w:t xml:space="preserve">” </w:t>
-      </w:r>
-      <w:r>
-        <w:rPr>
-          <w:lang w:val="es-CO"/>
-        </w:rPr>
-        <w:t>significa cualquier Garantía (tal y como dicho término se define en</w:t>
-      </w:r>
-      <w:r>
-        <w:rPr>
-          <w:lang w:val="es-CO"/>
-        </w:rPr>
-        <w:t xml:space="preserve"> </w:t>
-      </w:r>
-      <w:r>
-        <w:rPr>
-          <w:lang w:val="es-CO"/>
-        </w:rPr>
-        <w:t>el Contrato Marco) que se constituya y otorgue a través de un Documento de Garantía Principal.</w:t>
-      </w:r>
-    </w:p>
-    <w:p>
-      <w:pPr>
-        <w:ind w:firstLine="1418"/>
-        <w:rPr>
-          <w:lang w:val="es-CO"/>
-        </w:rPr>
-      </w:pPr>
-      <w:r>
-        <w:rPr>
-          <w:lang w:val="es-CO"/>
-        </w:rPr>
-        <w:t>“</w:t>
-      </w:r>
-      <w:r>
-        <w:rPr>
-          <w:u w:val="single"/>
-          <w:lang w:val="es-CO"/>
-        </w:rPr>
-        <w:t>Gravámenes</w:t>
-      </w:r>
-      <w:r>
-        <w:rPr>
-          <w:lang w:val="es-CO"/>
-        </w:rPr>
-        <w:t>” significa, (</w:t>
-      </w:r>
-      <w:r>
-        <w:rPr>
-          <w:lang w:val="es-CO"/>
-        </w:rPr>
-        <w:t>a</w:t>
-      </w:r>
-      <w:r>
-        <w:rPr>
-          <w:lang w:val="es-CO"/>
-        </w:rPr>
-        <w:t xml:space="preserve">) en relación con una Persona, cualquier caución u obligación solidaria, garantía personal, fianza u obligación absoluta, contingente o de cualquier otro tipo, que asuma dicha Persona respecto </w:t>
+        <w:instrText xml:space="preserve"> REF _Ref129369435 \</w:instrText>
       </w:r>
       <w:r>
         <w:rPr>
           <w:rFonts w:cs="Open Sans"/>
           <w:szCs w:val="20"/>
-        </w:rPr>
-        <w:t>de</w:t>
-      </w:r>
-      <w:r>
-        <w:rPr>
-          <w:lang w:val="es-CO"/>
-        </w:rPr>
-        <w:t xml:space="preserve"> las obligaciones de otra Persona</w:t>
-      </w:r>
-      <w:r>
-        <w:rPr>
-          <w:lang w:val="es-CO"/>
-        </w:rPr>
-        <w:t>;</w:t>
-      </w:r>
-      <w:r>
-        <w:rPr>
-          <w:lang w:val="es-CO"/>
-        </w:rPr>
-        <w:t xml:space="preserve"> y (</w:t>
-      </w:r>
-      <w:r>
-        <w:rPr>
-          <w:lang w:val="es-CO"/>
-        </w:rPr>
-        <w:t>b</w:t>
-      </w:r>
-      <w:r>
-        <w:rPr>
-          <w:lang w:val="es-CO"/>
-        </w:rPr>
-        <w:t>) en relación con cualquier activo, bien o cuenta, (</w:t>
-      </w:r>
-      <w:r>
-        <w:rPr>
-          <w:lang w:val="es-CO"/>
-        </w:rPr>
-        <w:t>i</w:t>
-      </w:r>
-      <w:r>
-        <w:rPr>
-          <w:lang w:val="es-CO"/>
-        </w:rPr>
-        <w:t>) cualquier hipoteca, prenda, anticresis, usufructo, contrato de fiducia en garantía, garantía mobiliaria, caución o cualquier combinación de las anteriores</w:t>
-      </w:r>
-      <w:r>
-        <w:rPr>
-          <w:lang w:val="es-CO"/>
-        </w:rPr>
-        <w:t xml:space="preserve"> o</w:t>
-      </w:r>
-      <w:r>
-        <w:rPr>
-          <w:lang w:val="es-CO"/>
-        </w:rPr>
-        <w:t xml:space="preserve"> encargos fiduciarios con fines de respaldar el cumplimiento de obligaciones, o limitación de dominio sobre activos de una Persona otorgados a terceras Personas para respaldar el cumplimiento de obligaciones</w:t>
-      </w:r>
-      <w:r>
-        <w:rPr>
-          <w:lang w:val="es-CO"/>
-        </w:rPr>
-        <w:t>;</w:t>
-      </w:r>
-      <w:r>
-        <w:rPr>
-          <w:lang w:val="es-CO"/>
-        </w:rPr>
-        <w:t xml:space="preserve"> (</w:t>
-      </w:r>
-      <w:proofErr w:type="spellStart"/>
-      <w:r>
-        <w:rPr>
-          <w:lang w:val="es-CO"/>
-        </w:rPr>
-        <w:t>ii</w:t>
-      </w:r>
-      <w:proofErr w:type="spellEnd"/>
-      <w:r>
-        <w:rPr>
-          <w:lang w:val="es-CO"/>
-        </w:rPr>
-        <w:t>) el derecho de un vendedor o arrendador financiero bajo un contrato de compraventa, de arrendamiento o de leasing condicionado al cumplimiento de obligaciones bajo otro contrato o acuerdo con el mismo activo</w:t>
-      </w:r>
-      <w:r>
-        <w:rPr>
-          <w:lang w:val="es-CO"/>
-        </w:rPr>
-        <w:t>;</w:t>
-      </w:r>
-      <w:r>
-        <w:rPr>
-          <w:lang w:val="es-CO"/>
-        </w:rPr>
-        <w:t xml:space="preserve"> y (</w:t>
-      </w:r>
-      <w:proofErr w:type="spellStart"/>
-      <w:r>
-        <w:rPr>
-          <w:lang w:val="es-CO"/>
-        </w:rPr>
-        <w:t>iii</w:t>
-      </w:r>
-      <w:proofErr w:type="spellEnd"/>
-      <w:r>
-        <w:rPr>
-          <w:lang w:val="es-CO"/>
-        </w:rPr>
-        <w:t>) cualquier opción de compra, promesa de compra o acto o negocio jurídico similar que tenga un tercero para respaldar el cumplimiento de obligaciones.</w:t>
+          <w:u w:val="single"/>
+        </w:rPr>
+        <w:instrText>w</w:instrText>
+      </w:r>
+      <w:r>
+        <w:rPr>
+          <w:u w:val="single"/>
+          <w:lang w:val="es-CO"/>
+        </w:rPr>
+        <w:instrText xml:space="preserve"> \h </w:instrText>
+      </w:r>
+      <w:r>
+        <w:rPr>
+          <w:u w:val="single"/>
+          <w:lang w:val="es-CO"/>
+        </w:rPr>
+      </w:r>
+      <w:r>
+        <w:rPr>
+          <w:u w:val="single"/>
+          <w:lang w:val="es-CO"/>
+        </w:rPr>
+        <w:fldChar w:fldCharType="separate"/>
+      </w:r>
+      <w:r>
+        <w:rPr>
+          <w:u w:val="single"/>
+          <w:lang w:val="es-CO"/>
+        </w:rPr>
+        <w:t>Sección 8.03(b)</w:t>
+      </w:r>
+      <w:r>
+        <w:rPr>
+          <w:u w:val="single"/>
+          <w:lang w:val="es-CO"/>
+        </w:rPr>
+        <w:fldChar w:fldCharType="end"/>
+      </w:r>
+      <w:r>
+        <w:rPr>
+          <w:lang w:val="es-CO"/>
+        </w:rPr>
+        <w:t>.</w:t>
       </w:r>
     </w:p>
     <w:p>
@@ -3810,911 +4604,109 @@
           <w:u w:val="single"/>
           <w:lang w:val="es-CO"/>
         </w:rPr>
-        <w:t>Importación</w:t>
-      </w:r>
-      <w:r>
-        <w:rPr>
-          <w:lang w:val="es-CO"/>
-        </w:rPr>
-        <w:t xml:space="preserve">” significa la introducción de </w:t>
-      </w:r>
-      <w:r>
-        <w:rPr>
-          <w:lang w:val="es-CO"/>
-        </w:rPr>
-        <w:t xml:space="preserve">mercancías </w:t>
-      </w:r>
-      <w:r>
-        <w:rPr>
-          <w:lang w:val="es-CO"/>
-        </w:rPr>
-        <w:t xml:space="preserve">de procedencia extranjera, o de una </w:t>
-      </w:r>
-      <w:r>
-        <w:rPr>
-          <w:lang w:val="es-CO"/>
-        </w:rPr>
+        <w:t>Obligaciones Garantizadas</w:t>
+      </w:r>
+      <w:r>
+        <w:rPr>
+          <w:lang w:val="es-CO"/>
+        </w:rPr>
+        <w:t xml:space="preserve">” </w:t>
+      </w:r>
+      <w:r>
+        <w:rPr>
+          <w:lang w:val="es-CO"/>
+        </w:rPr>
+        <w:t xml:space="preserve">tiene el significado </w:t>
+      </w:r>
+      <w:r>
+        <w:rPr>
+          <w:lang w:val="es-CO"/>
+        </w:rPr>
+        <w:t>que se le asigna</w:t>
+      </w:r>
+      <w:r>
+        <w:rPr>
+          <w:lang w:val="es-CO"/>
+        </w:rPr>
+        <w:t xml:space="preserve"> en la </w:t>
+      </w:r>
+      <w:r>
+        <w:t>tabla de</w:t>
+      </w:r>
+      <w:r>
+        <w:t xml:space="preserve"> la</w:t>
+      </w:r>
+      <w:r>
+        <w:t xml:space="preserve"> </w:t>
+      </w:r>
+      <w:r>
+        <w:rPr>
+          <w:rFonts w:cs="Times New Roman"/>
+          <w:u w:val="single"/>
+        </w:rPr>
+        <w:fldChar w:fldCharType="begin"/>
+      </w:r>
+      <w:r>
+        <w:rPr>
+          <w:rFonts w:cs="Times New Roman"/>
+          <w:u w:val="single"/>
+        </w:rPr>
+        <w:instrText xml:space="preserve"> REF _Ref129369937 \w \h </w:instrText>
+      </w:r>
+      <w:r>
+        <w:rPr>
+          <w:rFonts w:cs="Times New Roman"/>
+          <w:u w:val="single"/>
+        </w:rPr>
+      </w:r>
+      <w:r>
+        <w:rPr>
+          <w:rFonts w:cs="Times New Roman"/>
+          <w:u w:val="single"/>
+        </w:rPr>
+        <w:fldChar w:fldCharType="separate"/>
+      </w:r>
+      <w:r>
+        <w:rPr>
+          <w:rFonts w:cs="Times New Roman"/>
+          <w:u w:val="single"/>
+        </w:rPr>
+        <w:t>Sección 3.01</w:t>
+      </w:r>
+      <w:r>
+        <w:rPr>
+          <w:rFonts w:cs="Times New Roman"/>
+          <w:u w:val="single"/>
+        </w:rPr>
+        <w:fldChar w:fldCharType="end"/>
+      </w:r>
+      <w:r>
+        <w:rPr>
+          <w:lang w:val="es-CO"/>
+        </w:rPr>
+        <w:t>.</w:t>
+      </w:r>
+    </w:p>
+    <w:p>
+      <w:pPr>
+        <w:ind w:firstLine="1418"/>
+      </w:pPr>
+      <w:bookmarkStart w:id="22" w:name="_Hlk136333006"/>
+      <w:r>
+        <w:t>“</w:t>
+      </w:r>
+      <w:r>
+        <w:rPr>
+          <w:u w:val="single"/>
+        </w:rPr>
+        <w:t>Operación</w:t>
+      </w:r>
+      <w:r>
+        <w:t xml:space="preserve">” significa cualquier operación, transacción, contrato, negocio, producto o servicio </w:t>
+      </w:r>
+      <w:r>
         <w:lastRenderedPageBreak/>
-        <w:t>Zona Franca o depósito</w:t>
-      </w:r>
-      <w:r>
-        <w:t xml:space="preserve"> franco</w:t>
-      </w:r>
-      <w:r>
-        <w:rPr>
-          <w:lang w:val="es-CO"/>
-        </w:rPr>
-        <w:t>, al territorio aduanero colombiano cumpliendo con los términos y condiciones previstos en la regulación aduanera colombiana.</w:t>
-      </w:r>
-    </w:p>
-    <w:p>
-      <w:pPr>
-        <w:ind w:firstLine="1418"/>
-        <w:rPr>
-          <w:lang w:val="es-CO"/>
-        </w:rPr>
-      </w:pPr>
-      <w:r>
-        <w:rPr>
-          <w:lang w:val="es-CO"/>
-        </w:rPr>
-        <w:t>“</w:t>
-      </w:r>
-      <w:r>
-        <w:rPr>
-          <w:u w:val="single"/>
-          <w:lang w:val="es-CO"/>
-        </w:rPr>
-        <w:t>Importador</w:t>
-      </w:r>
-      <w:r>
-        <w:rPr>
-          <w:lang w:val="es-CO"/>
-        </w:rPr>
-        <w:t xml:space="preserve">” </w:t>
-      </w:r>
-      <w:bookmarkStart w:id="18" w:name="_Hlk136353830"/>
-      <w:r>
-        <w:rPr>
-          <w:lang w:val="es-CO"/>
-        </w:rPr>
-        <w:t>significa la persona jurídica residente en Colombia que figura en el Instrumento de Pago y/o que realiza operaciones de Importación con Proveedores, cuya información se encuentra en el encabezado este Contrato</w:t>
-      </w:r>
-      <w:r>
-        <w:rPr>
-          <w:lang w:val="es-CO"/>
-        </w:rPr>
-        <w:t>.</w:t>
-      </w:r>
-      <w:bookmarkEnd w:id="18"/>
-    </w:p>
-    <w:p>
-      <w:pPr>
-        <w:ind w:firstLine="1418"/>
-      </w:pPr>
-      <w:r>
-        <w:rPr>
-          <w:lang w:val="es-CO"/>
-        </w:rPr>
-        <w:t>“</w:t>
-      </w:r>
-      <w:r>
-        <w:rPr>
-          <w:u w:val="single"/>
-          <w:lang w:val="es-CO"/>
-        </w:rPr>
-        <w:t>Impuestos</w:t>
-      </w:r>
-      <w:r>
-        <w:rPr>
-          <w:lang w:val="es-CO"/>
-        </w:rPr>
-        <w:t xml:space="preserve">” </w:t>
-      </w:r>
-      <w:r>
-        <w:t>significa, en relación con una Persona, cualquier impuesto, tributo, tasa, contribución, arancel u otra carga o retención de naturaleza similar (incluyendo cualquier sanción, recargo o intereses de mora devengados en relación con cualquier incumplimiento de pago o cualquier retraso en su pago) exigible a dicha Persona por cualquier Autoridad Gubernamental, según aplique.</w:t>
-      </w:r>
-    </w:p>
-    <w:p>
-      <w:pPr>
-        <w:ind w:firstLine="1418"/>
-      </w:pPr>
-      <w:bookmarkStart w:id="19" w:name="_Hlk132230344"/>
-      <w:r>
-        <w:t>“</w:t>
-      </w:r>
-      <w:r>
-        <w:rPr>
-          <w:u w:val="single"/>
-        </w:rPr>
-        <w:t>Información Confidencial</w:t>
-      </w:r>
-      <w:r>
-        <w:t xml:space="preserve">” significa toda la información entregada en cualquier forma (ya sea divulgada oralmente o por escrito e incluyendo formatos impresos y electrónicos) divulgada a, o puesta a disposición de, una Parte por la otra Parte, en relación con </w:t>
-      </w:r>
-      <w:r>
-        <w:t>este Contrato</w:t>
-      </w:r>
-      <w:r>
-        <w:t>, incluyendo pero sin limitarse a la información financiera, información estratégica, comercial y/o técnica, y cualquier otra información de cualquier naturaleza relacionada con los negocios, asuntos, proyectos, contratos, ofertas o planes de cualquier miembro de cualquiera de las Partes. La Información Confidencial también incluirá cualquier reproducción o resumen de la Información Confidencial en cualquier forma que pueda ser realizada por la Parte correspondiente</w:t>
-      </w:r>
-      <w:r>
-        <w:t>, y excluye todo lo que resulte necesario revelar para efecto de la ejecución de la Garantía que se constituye en virtud del presente Contrato</w:t>
-      </w:r>
-      <w:r>
-        <w:t>.</w:t>
-      </w:r>
-    </w:p>
-    <w:bookmarkEnd w:id="19"/>
-    <w:p>
-      <w:pPr>
-        <w:ind w:firstLine="1418"/>
-        <w:rPr>
-          <w:lang w:val="es-CO"/>
-        </w:rPr>
-      </w:pPr>
-      <w:r>
-        <w:rPr>
-          <w:lang w:val="es-CO"/>
-        </w:rPr>
-        <w:t>“</w:t>
-      </w:r>
-      <w:r>
-        <w:rPr>
-          <w:u w:val="single"/>
-          <w:lang w:val="es-CO"/>
-        </w:rPr>
-        <w:t>Instrumento de Pago</w:t>
-      </w:r>
-      <w:r>
-        <w:rPr>
-          <w:lang w:val="es-CO"/>
-        </w:rPr>
-        <w:t xml:space="preserve">” </w:t>
-      </w:r>
-      <w:bookmarkStart w:id="20" w:name="_Hlk121136675"/>
-      <w:r>
-        <w:rPr>
-          <w:lang w:val="es-CO"/>
-        </w:rPr>
-        <w:t xml:space="preserve">significa una </w:t>
-      </w:r>
-      <w:r>
-        <w:rPr>
-          <w:lang w:val="es-CO"/>
-        </w:rPr>
-        <w:t xml:space="preserve">proforma, cuenta de cobro, </w:t>
-      </w:r>
-      <w:r>
-        <w:rPr>
-          <w:lang w:val="es-CO"/>
-        </w:rPr>
-        <w:t xml:space="preserve">factura o cualquier otro instrumento representativo de cartera en divisas de un Proveedor y a cargo del Importador, que se derive de una o más compras de Mercancías realizadas por el Importador al </w:t>
-      </w:r>
-      <w:r>
-        <w:rPr>
-          <w:lang w:val="es-CO"/>
-        </w:rPr>
-        <w:t xml:space="preserve">Proveedor </w:t>
-      </w:r>
-      <w:r>
-        <w:rPr>
-          <w:lang w:val="es-CO"/>
-        </w:rPr>
-        <w:t xml:space="preserve">y que resulten en </w:t>
-      </w:r>
-      <w:r>
-        <w:rPr>
-          <w:lang w:val="es-CO"/>
-        </w:rPr>
-        <w:t xml:space="preserve">el inicio de un proceso de </w:t>
-      </w:r>
-      <w:r>
-        <w:rPr>
-          <w:lang w:val="es-CO"/>
-        </w:rPr>
-        <w:t>Importación</w:t>
-      </w:r>
-      <w:r>
-        <w:rPr>
-          <w:lang w:val="es-CO"/>
-        </w:rPr>
-        <w:t xml:space="preserve"> por parte del Importador</w:t>
-      </w:r>
-      <w:r>
-        <w:rPr>
-          <w:lang w:val="es-CO"/>
-        </w:rPr>
-        <w:t>.</w:t>
-      </w:r>
-      <w:bookmarkEnd w:id="20"/>
-    </w:p>
-    <w:p>
-      <w:pPr>
-        <w:ind w:firstLine="1418"/>
-        <w:rPr>
-          <w:lang w:val="es-CO"/>
-        </w:rPr>
-      </w:pPr>
-      <w:bookmarkStart w:id="21" w:name="_heading=h.3znysh7" w:colFirst="0" w:colLast="0"/>
-      <w:bookmarkEnd w:id="21"/>
-      <w:r>
-        <w:rPr>
-          <w:lang w:val="es-CO"/>
-        </w:rPr>
-        <w:t>“</w:t>
-      </w:r>
-      <w:r>
-        <w:rPr>
-          <w:u w:val="single"/>
-          <w:lang w:val="es-CO"/>
-        </w:rPr>
-        <w:t>Ley Aplicable</w:t>
-      </w:r>
-      <w:r>
-        <w:rPr>
-          <w:lang w:val="es-CO"/>
-        </w:rPr>
-        <w:t>” significa, con respecto a cualquier Persona, cualquier ley, tratado, reglamento, decreto, resolución, acto administrativo, laudo arbitral, fallo judicial o decisión de cualquier Autoridad Gubernamental con fuerza vinculante respecto de dicha Persona que le sea aplicable u obligatorio, en cualquier jurisdicción.</w:t>
-      </w:r>
-    </w:p>
-    <w:p>
-      <w:pPr>
-        <w:ind w:firstLine="1418"/>
-        <w:rPr>
-          <w:lang w:val="es-CO"/>
-        </w:rPr>
-      </w:pPr>
-      <w:r>
-        <w:rPr>
-          <w:lang w:val="es-CO"/>
-        </w:rPr>
-        <w:t>“</w:t>
-      </w:r>
-      <w:r>
-        <w:rPr>
-          <w:u w:val="single"/>
-          <w:lang w:val="es-CO"/>
-        </w:rPr>
-        <w:t>Ley de Garantías Mobiliarias</w:t>
-      </w:r>
-      <w:r>
-        <w:rPr>
-          <w:lang w:val="es-CO"/>
-        </w:rPr>
-        <w:t>”</w:t>
-      </w:r>
-      <w:r>
-        <w:t xml:space="preserve"> significa la Ley 1676 de 2013, según sea modificada en cualquier momento, junto con </w:t>
-      </w:r>
-      <w:r>
-        <w:t>el</w:t>
-      </w:r>
-      <w:r>
-        <w:t xml:space="preserve"> Decreto 400 de 2014,</w:t>
-      </w:r>
-      <w:r>
-        <w:t xml:space="preserve"> el</w:t>
-      </w:r>
-      <w:r>
-        <w:t xml:space="preserve"> </w:t>
-      </w:r>
-      <w:r>
-        <w:t xml:space="preserve">Decreto </w:t>
-      </w:r>
-      <w:r>
-        <w:t xml:space="preserve">1835 de 2015, </w:t>
-      </w:r>
-      <w:r>
-        <w:t xml:space="preserve">el </w:t>
-      </w:r>
-      <w:r>
-        <w:t xml:space="preserve">Decreto </w:t>
-      </w:r>
-      <w:r>
-        <w:t xml:space="preserve">1074 de 2015 y </w:t>
-      </w:r>
-      <w:r>
-        <w:t xml:space="preserve">el </w:t>
-      </w:r>
-      <w:r>
-        <w:t xml:space="preserve">Decreto </w:t>
-      </w:r>
-      <w:r>
-        <w:t>466 de 2016, y los demás decretos, resoluciones, reglamentos o regulaciones que los complementen, sustituyan, compilen, adicionen o desarrollen.</w:t>
-      </w:r>
-    </w:p>
-    <w:p>
-      <w:pPr>
-        <w:ind w:firstLine="1418"/>
-        <w:rPr>
-          <w:lang w:val="es-CO"/>
-        </w:rPr>
-      </w:pPr>
-      <w:r>
-        <w:rPr>
-          <w:lang w:val="es-CO"/>
-        </w:rPr>
-        <w:t>“</w:t>
-      </w:r>
-      <w:r>
-        <w:rPr>
-          <w:u w:val="single"/>
-          <w:lang w:val="es-CO"/>
-        </w:rPr>
-        <w:t>Mercancía</w:t>
-      </w:r>
-      <w:r>
-        <w:rPr>
-          <w:lang w:val="es-CO"/>
-        </w:rPr>
-        <w:t>”</w:t>
-      </w:r>
-      <w:r>
-        <w:rPr>
-          <w:lang w:val="es-CO"/>
-        </w:rPr>
-        <w:t xml:space="preserve"> </w:t>
-      </w:r>
-      <w:r>
-        <w:rPr>
-          <w:lang w:val="es-CO"/>
-        </w:rPr>
-        <w:t xml:space="preserve">significa los bienes adquiridos por el Importador </w:t>
-      </w:r>
-      <w:r>
-        <w:rPr>
-          <w:lang w:val="es-CO"/>
-        </w:rPr>
-        <w:t>a un</w:t>
-      </w:r>
-      <w:r>
-        <w:rPr>
-          <w:lang w:val="es-CO"/>
-        </w:rPr>
-        <w:t xml:space="preserve"> Proveedor, amparados en un</w:t>
-      </w:r>
-      <w:r>
-        <w:rPr>
-          <w:lang w:val="es-CO"/>
-        </w:rPr>
-        <w:t xml:space="preserve"> </w:t>
-      </w:r>
-      <w:r>
-        <w:rPr>
-          <w:lang w:val="es-CO"/>
-        </w:rPr>
-        <w:t>BL</w:t>
-      </w:r>
-      <w:r>
-        <w:rPr>
-          <w:lang w:val="es-CO"/>
-        </w:rPr>
-        <w:t>, según sea aplicable</w:t>
-      </w:r>
-      <w:r>
-        <w:rPr>
-          <w:lang w:val="es-CO"/>
-        </w:rPr>
-        <w:t>, y cuya compraventa entre el Importador y el Proveedor resulta en la emisión del Instrumento de Pago correspondiente</w:t>
-      </w:r>
-      <w:r>
-        <w:rPr>
-          <w:lang w:val="es-CO"/>
-        </w:rPr>
-        <w:t xml:space="preserve">, así como los bienes derivados y atribuibles en los términos del artículo 13 de la Ley 1676 de 2013, los cuales incluirán, sin limitación, las cuentas por cobrar derivadas de la enajenación de los bienes y el dinero en efectivo </w:t>
-      </w:r>
-      <w:r>
-        <w:rPr>
-          <w:lang w:val="es-CO"/>
-        </w:rPr>
-        <w:t xml:space="preserve">o los equivalentes </w:t>
-      </w:r>
-      <w:r>
-        <w:rPr>
-          <w:lang w:val="es-CO"/>
-        </w:rPr>
-        <w:t xml:space="preserve">de efectivo </w:t>
-      </w:r>
-      <w:r>
-        <w:rPr>
-          <w:lang w:val="es-CO"/>
-        </w:rPr>
-        <w:t>recaudado</w:t>
-      </w:r>
-      <w:r>
-        <w:rPr>
-          <w:lang w:val="es-CO"/>
-        </w:rPr>
-        <w:t>s</w:t>
-      </w:r>
-      <w:r>
-        <w:rPr>
-          <w:lang w:val="es-CO"/>
-        </w:rPr>
-        <w:t>.</w:t>
-      </w:r>
-    </w:p>
-    <w:p>
-      <w:pPr>
-        <w:ind w:firstLine="1418"/>
-        <w:rPr>
-          <w:lang w:val="es-CO"/>
-        </w:rPr>
-      </w:pPr>
-      <w:r>
-        <w:rPr>
-          <w:lang w:val="es-CO"/>
-        </w:rPr>
-        <w:t>“</w:t>
-      </w:r>
-      <w:r>
-        <w:rPr>
-          <w:u w:val="single"/>
-          <w:lang w:val="es-CO"/>
-        </w:rPr>
-        <w:t>Notificación de Evento de Incumplimiento</w:t>
-      </w:r>
-      <w:r>
-        <w:rPr>
-          <w:lang w:val="es-CO"/>
-        </w:rPr>
-        <w:t xml:space="preserve">” significa la comunicación enviada por </w:t>
-      </w:r>
-      <w:proofErr w:type="spellStart"/>
-      <w:r>
-        <w:rPr>
-          <w:lang w:val="es-CO"/>
-        </w:rPr>
-        <w:t>Finkargo</w:t>
-      </w:r>
-      <w:proofErr w:type="spellEnd"/>
-      <w:r>
-        <w:rPr>
-          <w:lang w:val="es-CO"/>
-        </w:rPr>
-        <w:t xml:space="preserve"> Colombia</w:t>
-      </w:r>
-      <w:r>
-        <w:rPr>
-          <w:lang w:val="es-CO"/>
-        </w:rPr>
-        <w:t>,</w:t>
-      </w:r>
-      <w:r>
-        <w:rPr>
-          <w:lang w:val="es-CO"/>
-        </w:rPr>
-        <w:t xml:space="preserve"> </w:t>
-      </w:r>
-      <w:r>
-        <w:rPr>
-          <w:lang w:val="es-CO"/>
-        </w:rPr>
-        <w:t xml:space="preserve">en </w:t>
-      </w:r>
-      <w:r>
-        <w:rPr>
-          <w:lang w:val="es-CO"/>
-        </w:rPr>
-        <w:t xml:space="preserve">los </w:t>
-      </w:r>
-      <w:r>
-        <w:rPr>
-          <w:lang w:val="es-CO"/>
-        </w:rPr>
-        <w:t xml:space="preserve">términos </w:t>
-      </w:r>
-      <w:r>
-        <w:rPr>
-          <w:lang w:val="es-CO"/>
-        </w:rPr>
-        <w:t>del formato que se incluye como</w:t>
-      </w:r>
-      <w:r>
-        <w:rPr>
-          <w:lang w:val="es-CO"/>
-        </w:rPr>
-        <w:t xml:space="preserve"> </w:t>
-      </w:r>
-      <w:r>
-        <w:rPr>
-          <w:u w:val="single"/>
-          <w:lang w:val="es-CO"/>
-        </w:rPr>
-        <w:t xml:space="preserve">Anexo </w:t>
-      </w:r>
-      <w:r>
-        <w:rPr>
-          <w:u w:val="single"/>
-          <w:lang w:val="es-CO"/>
-        </w:rPr>
-        <w:t>C</w:t>
-      </w:r>
-      <w:r>
-        <w:rPr>
-          <w:lang w:val="es-CO"/>
-        </w:rPr>
-        <w:t xml:space="preserve">, </w:t>
-      </w:r>
-      <w:r>
-        <w:rPr>
-          <w:lang w:val="es-CO"/>
-        </w:rPr>
-        <w:t xml:space="preserve">en la que se </w:t>
-      </w:r>
-      <w:r>
-        <w:rPr>
-          <w:lang w:val="es-CO"/>
-        </w:rPr>
-        <w:t>le</w:t>
-      </w:r>
-      <w:r>
-        <w:rPr>
-          <w:lang w:val="es-CO"/>
-        </w:rPr>
-        <w:t xml:space="preserve"> informe</w:t>
-      </w:r>
-      <w:r>
-        <w:rPr>
-          <w:lang w:val="es-CO"/>
-        </w:rPr>
-        <w:t xml:space="preserve"> </w:t>
-      </w:r>
-      <w:r>
-        <w:rPr>
-          <w:lang w:val="es-CO"/>
-        </w:rPr>
-        <w:t>al Importador</w:t>
-      </w:r>
-      <w:r>
-        <w:rPr>
-          <w:lang w:val="es-CO"/>
-        </w:rPr>
-        <w:t xml:space="preserve"> que</w:t>
-      </w:r>
-      <w:r>
-        <w:rPr>
-          <w:lang w:val="es-CO"/>
-        </w:rPr>
-        <w:t>,</w:t>
-      </w:r>
-      <w:r>
-        <w:rPr>
-          <w:lang w:val="es-CO"/>
-        </w:rPr>
-        <w:t xml:space="preserve"> (</w:t>
-      </w:r>
-      <w:r>
-        <w:rPr>
-          <w:lang w:val="es-CO"/>
-        </w:rPr>
-        <w:t>a</w:t>
-      </w:r>
-      <w:r>
-        <w:rPr>
-          <w:lang w:val="es-CO"/>
-        </w:rPr>
-        <w:t>)</w:t>
-      </w:r>
-      <w:r>
-        <w:rPr>
-          <w:lang w:val="es-CO"/>
-        </w:rPr>
-        <w:t xml:space="preserve"> ha ocurrido y/o continúa ocurriendo un Evento de Incumplimiento; (</w:t>
-      </w:r>
-      <w:r>
-        <w:rPr>
-          <w:lang w:val="es-CO"/>
-        </w:rPr>
-        <w:t>b</w:t>
-      </w:r>
-      <w:r>
-        <w:rPr>
-          <w:lang w:val="es-CO"/>
-        </w:rPr>
-        <w:t xml:space="preserve">) </w:t>
-      </w:r>
-      <w:proofErr w:type="spellStart"/>
-      <w:r>
-        <w:rPr>
-          <w:lang w:val="es-CO"/>
-        </w:rPr>
-        <w:t>Finkargo</w:t>
-      </w:r>
-      <w:proofErr w:type="spellEnd"/>
-      <w:r>
-        <w:rPr>
-          <w:lang w:val="es-CO"/>
-        </w:rPr>
-        <w:t xml:space="preserve"> Colombia</w:t>
-      </w:r>
-      <w:r>
-        <w:rPr>
-          <w:lang w:val="es-CO"/>
-        </w:rPr>
-        <w:t xml:space="preserve"> ha tomado la determinación de ejecutar la </w:t>
-      </w:r>
-      <w:r>
-        <w:rPr>
-          <w:lang w:val="es-CO"/>
-        </w:rPr>
-        <w:t xml:space="preserve">Garantía </w:t>
-      </w:r>
-      <w:r>
-        <w:rPr>
-          <w:lang w:val="es-CO"/>
-        </w:rPr>
-        <w:t xml:space="preserve">como resultado de la ocurrencia de un Evento de Incumplimiento; y </w:t>
-      </w:r>
-      <w:r>
-        <w:rPr>
-          <w:lang w:val="es-CO"/>
-        </w:rPr>
-        <w:t>(</w:t>
-      </w:r>
-      <w:r>
-        <w:rPr>
-          <w:lang w:val="es-CO"/>
-        </w:rPr>
-        <w:t>c</w:t>
-      </w:r>
-      <w:r>
-        <w:rPr>
-          <w:lang w:val="es-CO"/>
-        </w:rPr>
-        <w:t>)</w:t>
-      </w:r>
-      <w:r>
-        <w:rPr>
-          <w:lang w:val="es-CO"/>
-        </w:rPr>
-        <w:t xml:space="preserve"> el monto total de </w:t>
-      </w:r>
-      <w:r>
-        <w:rPr>
-          <w:lang w:val="es-CO"/>
-        </w:rPr>
-        <w:t>la</w:t>
-      </w:r>
-      <w:r>
-        <w:rPr>
-          <w:lang w:val="es-CO"/>
-        </w:rPr>
-        <w:t xml:space="preserve"> Obligación </w:t>
-      </w:r>
-      <w:r>
-        <w:rPr>
-          <w:lang w:val="es-CO"/>
-        </w:rPr>
-        <w:t>pendiente</w:t>
-      </w:r>
-      <w:r>
-        <w:rPr>
-          <w:lang w:val="es-CO"/>
-        </w:rPr>
-        <w:t xml:space="preserve"> de pago hasta la fecha de la notificación</w:t>
-      </w:r>
-      <w:r>
-        <w:rPr>
-          <w:lang w:val="es-CO"/>
-        </w:rPr>
-        <w:t xml:space="preserve"> correspondiente</w:t>
-      </w:r>
-      <w:r>
-        <w:rPr>
-          <w:lang w:val="es-CO"/>
-        </w:rPr>
-        <w:t>.</w:t>
-      </w:r>
-    </w:p>
-    <w:p>
-      <w:pPr>
-        <w:ind w:firstLine="1418"/>
-        <w:rPr>
-          <w:lang w:val="es-CO"/>
-        </w:rPr>
-      </w:pPr>
-      <w:r>
-        <w:rPr>
-          <w:lang w:val="es-CO"/>
-        </w:rPr>
-        <w:lastRenderedPageBreak/>
-        <w:t>“</w:t>
-      </w:r>
-      <w:r>
-        <w:rPr>
-          <w:u w:val="single"/>
-          <w:lang w:val="es-CO"/>
-        </w:rPr>
-        <w:t>Notificación de Inicio</w:t>
-      </w:r>
-      <w:r>
-        <w:rPr>
-          <w:lang w:val="es-CO"/>
-        </w:rPr>
-        <w:t xml:space="preserve">” tiene el significado que se le asigna en la </w:t>
-      </w:r>
-      <w:r>
-        <w:rPr>
-          <w:u w:val="single"/>
-          <w:lang w:val="es-CO"/>
-        </w:rPr>
-        <w:fldChar w:fldCharType="begin"/>
-      </w:r>
-      <w:r>
-        <w:rPr>
-          <w:u w:val="single"/>
-          <w:lang w:val="es-CO"/>
-        </w:rPr>
-        <w:instrText xml:space="preserve"> REF _Ref129369435 \</w:instrText>
-      </w:r>
-      <w:r>
-        <w:rPr>
-          <w:rFonts w:cs="Open Sans"/>
-          <w:szCs w:val="20"/>
-          <w:u w:val="single"/>
-        </w:rPr>
-        <w:instrText>w</w:instrText>
-      </w:r>
-      <w:r>
-        <w:rPr>
-          <w:u w:val="single"/>
-          <w:lang w:val="es-CO"/>
-        </w:rPr>
-        <w:instrText xml:space="preserve"> \h </w:instrText>
-      </w:r>
-      <w:r>
-        <w:rPr>
-          <w:u w:val="single"/>
-          <w:lang w:val="es-CO"/>
-        </w:rPr>
-      </w:r>
-      <w:r>
-        <w:rPr>
-          <w:u w:val="single"/>
-          <w:lang w:val="es-CO"/>
-        </w:rPr>
-        <w:fldChar w:fldCharType="separate"/>
-      </w:r>
-      <w:r>
-        <w:rPr>
-          <w:u w:val="single"/>
-          <w:lang w:val="es-CO"/>
-        </w:rPr>
-        <w:t>Sección 8.03(b)</w:t>
-      </w:r>
-      <w:r>
-        <w:rPr>
-          <w:u w:val="single"/>
-          <w:lang w:val="es-CO"/>
-        </w:rPr>
-        <w:fldChar w:fldCharType="end"/>
-      </w:r>
-      <w:r>
-        <w:rPr>
-          <w:lang w:val="es-CO"/>
-        </w:rPr>
-        <w:t>.</w:t>
-      </w:r>
-    </w:p>
-    <w:p>
-      <w:pPr>
-        <w:ind w:firstLine="1418"/>
-        <w:rPr>
-          <w:lang w:val="es-CO"/>
-        </w:rPr>
-      </w:pPr>
-      <w:r>
-        <w:rPr>
-          <w:lang w:val="es-CO"/>
-        </w:rPr>
-        <w:t>“</w:t>
-      </w:r>
-      <w:r>
-        <w:rPr>
-          <w:u w:val="single"/>
-          <w:lang w:val="es-CO"/>
-        </w:rPr>
-        <w:t>Obligaciones Garantizadas</w:t>
-      </w:r>
-      <w:r>
-        <w:rPr>
-          <w:lang w:val="es-CO"/>
-        </w:rPr>
-        <w:t xml:space="preserve">” </w:t>
-      </w:r>
-      <w:r>
-        <w:rPr>
-          <w:lang w:val="es-CO"/>
-        </w:rPr>
-        <w:t xml:space="preserve">tiene el significado </w:t>
-      </w:r>
-      <w:r>
-        <w:rPr>
-          <w:lang w:val="es-CO"/>
-        </w:rPr>
-        <w:t>que se le asigna</w:t>
-      </w:r>
-      <w:r>
-        <w:rPr>
-          <w:lang w:val="es-CO"/>
-        </w:rPr>
-        <w:t xml:space="preserve"> en la </w:t>
-      </w:r>
-      <w:r>
-        <w:t>tabla de</w:t>
-      </w:r>
-      <w:r>
-        <w:t xml:space="preserve"> la</w:t>
-      </w:r>
-      <w:r>
-        <w:t xml:space="preserve"> </w:t>
-      </w:r>
-      <w:r>
-        <w:rPr>
-          <w:rFonts w:cs="Times New Roman"/>
-          <w:u w:val="single"/>
-        </w:rPr>
-        <w:fldChar w:fldCharType="begin"/>
-      </w:r>
-      <w:r>
-        <w:rPr>
-          <w:rFonts w:cs="Times New Roman"/>
-          <w:u w:val="single"/>
-        </w:rPr>
-        <w:instrText xml:space="preserve"> REF _Ref129369937 \w \h </w:instrText>
-      </w:r>
-      <w:r>
-        <w:rPr>
-          <w:rFonts w:cs="Times New Roman"/>
-          <w:u w:val="single"/>
-        </w:rPr>
-      </w:r>
-      <w:r>
-        <w:rPr>
-          <w:rFonts w:cs="Times New Roman"/>
-          <w:u w:val="single"/>
-        </w:rPr>
-        <w:fldChar w:fldCharType="separate"/>
-      </w:r>
-      <w:r>
-        <w:rPr>
-          <w:rFonts w:cs="Times New Roman"/>
-          <w:u w:val="single"/>
-        </w:rPr>
-        <w:t>Sección 3.01</w:t>
-      </w:r>
-      <w:r>
-        <w:rPr>
-          <w:rFonts w:cs="Times New Roman"/>
-          <w:u w:val="single"/>
-        </w:rPr>
-        <w:fldChar w:fldCharType="end"/>
-      </w:r>
-      <w:r>
-        <w:rPr>
-          <w:lang w:val="es-CO"/>
-        </w:rPr>
-        <w:t>.</w:t>
-      </w:r>
-    </w:p>
-    <w:p>
-      <w:pPr>
-        <w:ind w:firstLine="1418"/>
-      </w:pPr>
-      <w:bookmarkStart w:id="22" w:name="_Hlk136333006"/>
-      <w:r>
-        <w:t>“</w:t>
-      </w:r>
-      <w:r>
-        <w:rPr>
-          <w:u w:val="single"/>
-        </w:rPr>
-        <w:t>Operación</w:t>
-      </w:r>
-      <w:r>
-        <w:t xml:space="preserve">” significa cualquier operación, transacción, contrato, negocio, producto o servicio relacionado con el comercio exterior que de tiempo en tiempo </w:t>
+        <w:t xml:space="preserve">relacionado con el comercio exterior que de tiempo en tiempo </w:t>
       </w:r>
       <w:r>
         <w:t>sea regulado bajo un Suplemento</w:t>
@@ -5461,62 +5453,65 @@
         <w:ind w:firstLine="1418"/>
       </w:pPr>
       <w:r>
+        <w:t>“</w:t>
+      </w:r>
+      <w:r>
+        <w:rPr>
+          <w:u w:val="single"/>
+        </w:rPr>
+        <w:t>Solvente</w:t>
+      </w:r>
+      <w:r>
+        <w:t>” significa, respecto de cualquier Persona, en cualquier fecha, que (</w:t>
+      </w:r>
+      <w:r>
+        <w:t>a</w:t>
+      </w:r>
+      <w:r>
+        <w:t xml:space="preserve">) el valor contable de los activos de dicha Persona, sea superior al monto de sus pasivos (incluyendo obligaciones contingentes) conforme a sus estados financieros individuales más recientes preparados de conformidad con </w:t>
+      </w:r>
+      <w:r>
+        <w:rPr>
+          <w:lang w:val="es-ES"/>
+        </w:rPr>
+        <w:t>los Principios de Contabilidad</w:t>
+      </w:r>
+      <w:r>
+        <w:t>; (</w:t>
+      </w:r>
+      <w:r>
+        <w:t>b</w:t>
+      </w:r>
+      <w:r>
+        <w:t xml:space="preserve">) las pérdidas de dicha Persona </w:t>
+      </w:r>
+      <w:r>
+        <w:t xml:space="preserve">(tratándose de una persona jurídica) </w:t>
+      </w:r>
+      <w:r>
+        <w:t>no hayan reducido su patrimonio por debajo del 50% de su capital suscrito</w:t>
+      </w:r>
+      <w:r>
+        <w:t>;</w:t>
+      </w:r>
+      <w:r>
+        <w:t xml:space="preserve"> (</w:t>
+      </w:r>
+      <w:r>
+        <w:t>c</w:t>
+      </w:r>
+      <w:r>
+        <w:t xml:space="preserve">) </w:t>
+      </w:r>
+      <w:r>
+        <w:t xml:space="preserve">dicha Persona </w:t>
+      </w:r>
+      <w:r>
+        <w:t xml:space="preserve">no esté en mora </w:t>
+      </w:r>
+      <w:r>
         <w:lastRenderedPageBreak/>
-        <w:t>“</w:t>
-      </w:r>
-      <w:r>
-        <w:rPr>
-          <w:u w:val="single"/>
-        </w:rPr>
-        <w:t>Solvente</w:t>
-      </w:r>
-      <w:r>
-        <w:t>” significa, respecto de cualquier Persona, en cualquier fecha, que (</w:t>
-      </w:r>
-      <w:r>
-        <w:t>a</w:t>
-      </w:r>
-      <w:r>
-        <w:t xml:space="preserve">) el valor contable de los activos de dicha Persona, sea superior al monto de sus pasivos (incluyendo obligaciones contingentes) conforme a sus estados financieros individuales más recientes preparados de conformidad con </w:t>
-      </w:r>
-      <w:r>
-        <w:rPr>
-          <w:lang w:val="es-ES"/>
-        </w:rPr>
-        <w:t>los Principios de Contabilidad</w:t>
-      </w:r>
-      <w:r>
-        <w:t>; (</w:t>
-      </w:r>
-      <w:r>
-        <w:t>b</w:t>
-      </w:r>
-      <w:r>
-        <w:t xml:space="preserve">) las pérdidas de dicha Persona </w:t>
-      </w:r>
-      <w:r>
-        <w:t xml:space="preserve">(tratándose de una persona jurídica) </w:t>
-      </w:r>
-      <w:r>
-        <w:t>no hayan reducido su patrimonio por debajo del 50% de su capital suscrito</w:t>
-      </w:r>
-      <w:r>
-        <w:t>;</w:t>
-      </w:r>
-      <w:r>
-        <w:t xml:space="preserve"> (</w:t>
-      </w:r>
-      <w:r>
-        <w:t>c</w:t>
-      </w:r>
-      <w:r>
-        <w:t xml:space="preserve">) </w:t>
-      </w:r>
-      <w:r>
-        <w:t xml:space="preserve">dicha Persona </w:t>
-      </w:r>
-      <w:r>
-        <w:t>no esté en mora de pagar una o más obligaciones</w:t>
+        <w:t>de pagar una o más obligaciones</w:t>
       </w:r>
       <w:r>
         <w:t xml:space="preserve"> financieras</w:t>
@@ -5938,22 +5933,31 @@
     </w:p>
     <w:p>
       <w:pPr>
-        <w:pStyle w:val="Heading2"/>
+        <w:ind w:left="720" w:firstLine="720"/>
         <w:rPr>
           <w:vanish/>
+          <w:u w:val="single"/>
           <w:lang w:val="es-CO"/>
           <w:specVanish/>
         </w:rPr>
       </w:pPr>
       <w:bookmarkStart w:id="31" w:name="_Ref129726686"/>
       <w:r>
-        <w:rPr>
+        <w:t>Sección 2.01</w:t>
+      </w:r>
+      <w:r>
+        <w:tab/>
+      </w:r>
+      <w:r>
+        <w:rPr>
+          <w:u w:val="single"/>
           <w:lang w:val="es-CO"/>
         </w:rPr>
         <w:t>Objeto</w:t>
       </w:r>
       <w:r>
         <w:rPr>
+          <w:u w:val="single"/>
           <w:lang w:val="es-CO"/>
         </w:rPr>
         <w:t xml:space="preserve"> de la Garantía</w:t>
@@ -5963,11 +5967,13 @@
     <w:p>
       <w:pPr>
         <w:rPr>
-          <w:lang w:val="es-CO"/>
-        </w:rPr>
-      </w:pPr>
-      <w:r>
-        <w:rPr>
+          <w:u w:val="single"/>
+          <w:lang w:val="es-CO"/>
+        </w:rPr>
+      </w:pPr>
+      <w:r>
+        <w:rPr>
+          <w:u w:val="single"/>
           <w:lang w:val="es-CO"/>
         </w:rPr>
         <w:t>.</w:t>
@@ -6067,16 +6073,12 @@
         <w:t xml:space="preserve">las Partes Garantizadas </w:t>
       </w:r>
       <w:r>
-        <w:t xml:space="preserve">para hacer efectiva la ejecución de cualquier otra garantía </w:t>
-      </w:r>
-      <w:r>
-        <w:lastRenderedPageBreak/>
-        <w:t>disponible a su favor, ni para ejercer cualesquiera otras acciones para obtener el cumplimiento de las Obligaciones Garantizadas.</w:t>
-      </w:r>
-    </w:p>
-    <w:p>
-      <w:pPr>
-        <w:pStyle w:val="Heading2"/>
+        <w:t>para hacer efectiva la ejecución de cualquier otra garantía disponible a su favor, ni para ejercer cualesquiera otras acciones para obtener el cumplimiento de las Obligaciones Garantizadas.</w:t>
+      </w:r>
+    </w:p>
+    <w:p>
+      <w:pPr>
+        <w:ind w:firstLine="720"/>
         <w:rPr>
           <w:vanish/>
           <w:specVanish/>
@@ -6084,6 +6086,16 @@
       </w:pPr>
       <w:bookmarkStart w:id="35" w:name="_Ref133469057"/>
       <w:r>
+        <w:t xml:space="preserve">               Sección 2.02</w:t>
+      </w:r>
+      <w:r>
+        <w:tab/>
+        <w:t xml:space="preserve"> </w:t>
+      </w:r>
+      <w:r>
+        <w:rPr>
+          <w:u w:val="single"/>
+        </w:rPr>
         <w:t>Alcance</w:t>
       </w:r>
     </w:p>
@@ -6095,7 +6107,11 @@
         <w:t xml:space="preserve"> </w:t>
       </w:r>
       <w:r>
-        <w:t xml:space="preserve">La presente Garantía garantiza en su totalidad el pago de las Obligaciones Garantizadas. Por lo anterior, la presente Garantía se mantendrá vigente hasta la ocurrencia del pago total de las Obligaciones Garantizadas a satisfacción de </w:t>
+        <w:t xml:space="preserve">La presente Garantía garantiza en su totalidad el pago de las Obligaciones Garantizadas. Por lo anterior, la presente Garantía se mantendrá vigente hasta la ocurrencia </w:t>
+      </w:r>
+      <w:r>
+        <w:lastRenderedPageBreak/>
+        <w:t xml:space="preserve">del pago total de las Obligaciones Garantizadas a satisfacción de </w:t>
       </w:r>
       <w:r>
         <w:t>las Partes Garantizadas</w:t>
@@ -6204,7 +6220,7 @@
     <w:p/>
     <w:p>
       <w:pPr>
-        <w:pStyle w:val="Heading2"/>
+        <w:ind w:firstLine="720"/>
         <w:rPr>
           <w:vanish/>
           <w:lang w:val="es-CO"/>
@@ -6214,6 +6230,12 @@
       <w:bookmarkStart w:id="36" w:name="_Ref129369937"/>
       <w:bookmarkStart w:id="37" w:name="_Ref69276488"/>
       <w:bookmarkStart w:id="38" w:name="_Toc69285840"/>
+      <w:r>
+        <w:t xml:space="preserve">             Sección 3.01 </w:t>
+      </w:r>
+      <w:r>
+        <w:tab/>
+      </w:r>
       <w:r>
         <w:rPr>
           <w:lang w:val="es-CO"/>
@@ -6623,14 +6645,7 @@
               <w:rPr>
                 <w:lang w:val="es-ES_tradnl"/>
               </w:rPr>
-              <w:t xml:space="preserve">, completadas o de cualquier otra forma modificadas) actuales o que en el futuro llegaren a generarse a cargo del Importador en virtud del Contrato Marco, estén o no respaldados por títulos valores o hubieren sido contraídas a través de cualquier acto o instrumento, en su vencimiento, ya sea según vencimiento expreso, mediante el pago anticipado requerido, declaración, aceleración, </w:t>
-            </w:r>
-            <w:r>
-              <w:rPr>
-                <w:lang w:val="es-ES_tradnl"/>
-              </w:rPr>
-              <w:lastRenderedPageBreak/>
-              <w:t>exigencia o de cualquier otro modo (conjuntamente, las “</w:t>
+              <w:t>, completadas o de cualquier otra forma modificadas) actuales o que en el futuro llegaren a generarse a cargo del Importador en virtud del Contrato Marco, estén o no respaldados por títulos valores o hubieren sido contraídas a través de cualquier acto o instrumento, en su vencimiento, ya sea según vencimiento expreso, mediante el pago anticipado requerido, declaración, aceleración, exigencia o de cualquier otro modo (conjuntamente, las “</w:t>
             </w:r>
             <w:r>
               <w:rPr>
@@ -6668,7 +6683,6 @@
                 <w:b/>
                 <w:lang w:val="es-ES_tradnl"/>
               </w:rPr>
-              <w:lastRenderedPageBreak/>
               <w:t xml:space="preserve">Monto </w:t>
             </w:r>
             <w:r>
@@ -6683,7 +6697,15 @@
                 <w:b/>
                 <w:lang w:val="es-ES_tradnl"/>
               </w:rPr>
-              <w:t>por la Garantía</w:t>
+              <w:t xml:space="preserve">por la </w:t>
+            </w:r>
+            <w:r>
+              <w:rPr>
+                <w:b/>
+                <w:lang w:val="es-ES_tradnl"/>
+              </w:rPr>
+              <w:lastRenderedPageBreak/>
+              <w:t>Garantía</w:t>
             </w:r>
           </w:p>
         </w:tc>
@@ -6702,6 +6724,7 @@
               <w:rPr>
                 <w:lang w:val="es-ES_tradnl"/>
               </w:rPr>
+              <w:lastRenderedPageBreak/>
               <w:t xml:space="preserve">Corresponde al </w:t>
             </w:r>
             <w:r>
@@ -6777,6 +6800,7 @@
               <w:rPr>
                 <w:lang w:val="es-ES_tradnl"/>
               </w:rPr>
+              <w:lastRenderedPageBreak/>
               <w:t xml:space="preserve">Esta suma no afectará el concepto ni el límite de Obligaciones Garantizadas acordado entre las </w:t>
             </w:r>
             <w:r>
@@ -6811,6 +6835,7 @@
                 <w:b/>
                 <w:lang w:val="es-ES_tradnl"/>
               </w:rPr>
+              <w:lastRenderedPageBreak/>
               <w:t>Vigencia de la Garantía</w:t>
             </w:r>
           </w:p>
@@ -6984,19 +7009,29 @@
     </w:p>
     <w:p>
       <w:pPr>
-        <w:pStyle w:val="Heading2"/>
+        <w:ind w:firstLine="720"/>
         <w:rPr>
           <w:vanish/>
           <w:specVanish/>
         </w:rPr>
       </w:pPr>
       <w:r>
-        <w:t>Garantía</w:t>
-      </w:r>
-      <w:r>
+        <w:t xml:space="preserve">             Sección 3.02</w:t>
+      </w:r>
+      <w:r>
+        <w:tab/>
         <w:t xml:space="preserve"> </w:t>
       </w:r>
       <w:r>
+        <w:rPr>
+          <w:u w:val="single"/>
+        </w:rPr>
+        <w:t xml:space="preserve">Garantía </w:t>
+      </w:r>
+      <w:r>
+        <w:rPr>
+          <w:u w:val="single"/>
+        </w:rPr>
         <w:t>absoluta</w:t>
       </w:r>
     </w:p>
@@ -7148,56 +7183,56 @@
         <w:pStyle w:val="Heading3"/>
       </w:pPr>
       <w:r>
+        <w:t xml:space="preserve">Salvo expresamente aceptado por </w:t>
+      </w:r>
+      <w:r>
+        <w:t>las Partes Garantizadas</w:t>
+      </w:r>
+    </w:p>
+    <w:p>
+      <w:pPr>
+        <w:pStyle w:val="Heading3"/>
+      </w:pPr>
+      <w:r>
+        <w:t xml:space="preserve"> en el marco del Remplazo de la Garantía</w:t>
+      </w:r>
+      <w:r>
+        <w:t xml:space="preserve">, </w:t>
+      </w:r>
+      <w:r>
+        <w:t>el</w:t>
+      </w:r>
+      <w:r>
+        <w:t xml:space="preserve"> otorgamiento de cualquier </w:t>
+      </w:r>
+      <w:r>
+        <w:t xml:space="preserve">Garantía Adicional </w:t>
+      </w:r>
+      <w:r>
+        <w:t xml:space="preserve">para el cumplimiento de cualquiera de las Obligaciones Garantizadas en favor de </w:t>
+      </w:r>
+      <w:r>
+        <w:t>Colombia</w:t>
+      </w:r>
+      <w:r>
+        <w:t>, el Beneficiario</w:t>
+      </w:r>
+      <w:r>
+        <w:t xml:space="preserve"> o a favor de cualquier otra Persona que actúe en representación de </w:t>
+      </w:r>
+      <w:r>
+        <w:t>estos</w:t>
+      </w:r>
+      <w:r>
+        <w:t>.</w:t>
+      </w:r>
+    </w:p>
+    <w:p>
+      <w:pPr>
+        <w:pStyle w:val="Heading3"/>
+      </w:pPr>
+      <w:r>
         <w:lastRenderedPageBreak/>
-        <w:t xml:space="preserve">Salvo expresamente aceptado por </w:t>
-      </w:r>
-      <w:r>
-        <w:t>las Partes Garantizadas</w:t>
-      </w:r>
-    </w:p>
-    <w:p>
-      <w:pPr>
-        <w:pStyle w:val="Heading3"/>
-      </w:pPr>
-      <w:r>
-        <w:t xml:space="preserve"> en el marco del Remplazo de la Garantía</w:t>
-      </w:r>
-      <w:r>
-        <w:t xml:space="preserve">, </w:t>
-      </w:r>
-      <w:r>
-        <w:t>el</w:t>
-      </w:r>
-      <w:r>
-        <w:t xml:space="preserve"> otorgamiento de cualquier </w:t>
-      </w:r>
-      <w:r>
-        <w:t xml:space="preserve">Garantía Adicional </w:t>
-      </w:r>
-      <w:r>
-        <w:t xml:space="preserve">para el cumplimiento de cualquiera de las Obligaciones Garantizadas en favor de </w:t>
-      </w:r>
-      <w:r>
-        <w:t>Colombia</w:t>
-      </w:r>
-      <w:r>
-        <w:t>, el Beneficiario</w:t>
-      </w:r>
-      <w:r>
-        <w:t xml:space="preserve"> o a favor de cualquier otra Persona que actúe en representación de </w:t>
-      </w:r>
-      <w:r>
-        <w:t>estos</w:t>
-      </w:r>
-      <w:r>
-        <w:t>.</w:t>
-      </w:r>
-    </w:p>
-    <w:p>
-      <w:pPr>
-        <w:pStyle w:val="Heading3"/>
-      </w:pPr>
-      <w:r>
         <w:t xml:space="preserve">El </w:t>
       </w:r>
       <w:r>
@@ -7257,7 +7292,7 @@
     <w:p/>
     <w:p>
       <w:pPr>
-        <w:pStyle w:val="Heading2"/>
+        <w:ind w:firstLine="720"/>
         <w:rPr>
           <w:vanish/>
           <w:specVanish/>
@@ -7266,6 +7301,15 @@
       <w:bookmarkStart w:id="40" w:name="_Ref138665826"/>
       <w:bookmarkStart w:id="41" w:name="_Ref129368588"/>
       <w:r>
+        <w:t xml:space="preserve">              Sección 4.01 </w:t>
+      </w:r>
+      <w:r>
+        <w:tab/>
+      </w:r>
+      <w:r>
+        <w:rPr>
+          <w:u w:val="single"/>
+        </w:rPr>
         <w:t>Bienes en Garantía</w:t>
       </w:r>
       <w:bookmarkEnd w:id="40"/>
@@ -7311,24 +7355,48 @@
     </w:p>
     <w:p>
       <w:pPr>
-        <w:pStyle w:val="Heading2"/>
+        <w:ind w:left="720" w:firstLine="720"/>
         <w:rPr>
           <w:vanish/>
+          <w:u w:val="single"/>
           <w:specVanish/>
         </w:rPr>
       </w:pPr>
       <w:r>
+        <w:t>Sección 4.02</w:t>
+      </w:r>
+      <w:r>
+        <w:tab/>
+      </w:r>
+      <w:r>
+        <w:rPr>
+          <w:u w:val="single"/>
+        </w:rPr>
         <w:t xml:space="preserve">Tenencia y </w:t>
       </w:r>
       <w:r>
+        <w:rPr>
+          <w:u w:val="single"/>
+        </w:rPr>
         <w:t xml:space="preserve">ubicación </w:t>
       </w:r>
       <w:r>
+        <w:rPr>
+          <w:u w:val="single"/>
+        </w:rPr>
         <w:t>los Bienes en Garantía</w:t>
       </w:r>
     </w:p>
     <w:p>
-      <w:r>
+      <w:pPr>
+        <w:rPr>
+          <w:u w:val="single"/>
+        </w:rPr>
+      </w:pPr>
+      <w:r>
+        <w:rPr>
+          <w:u w:val="single"/>
+        </w:rPr>
         <w:t>.</w:t>
       </w:r>
     </w:p>
@@ -7620,62 +7688,82 @@
         <w:t>i</w:t>
       </w:r>
       <w:r>
-        <w:t xml:space="preserve">) para el traslado de los Bienes en Garantía en los casos de fuerza mayor o caso fortuito, en los cuales la </w:t>
+        <w:t>) para el traslado de los Bienes en Garantía en los casos de fuerza mayor o caso fortuito, en los cuales la movilización de los Bienes en Garantía sea necesaria para mantener la integridad de los mismos; (</w:t>
+      </w:r>
+      <w:proofErr w:type="spellStart"/>
+      <w:r>
+        <w:t>ii</w:t>
+      </w:r>
+      <w:proofErr w:type="spellEnd"/>
+      <w:r>
+        <w:t>) en relación con los activos del Importador que en desarrollo de sus actividades ordinarias sea necesario trasladar o que el Importador determine en el giro ordinario de sus negocios que es conveniente trasladar; (</w:t>
+      </w:r>
+      <w:proofErr w:type="spellStart"/>
+      <w:r>
+        <w:t>iii</w:t>
+      </w:r>
+      <w:proofErr w:type="spellEnd"/>
+      <w:r>
+        <w:t>) en relación con aquellos Bienes en Garantía que por su naturaleza puedan ser trasladados temporalmente a cualquier lugar del territorio de Colombia dentro del giro ordinario de las actividades del Importador; y (</w:t>
+      </w:r>
+      <w:proofErr w:type="spellStart"/>
+      <w:r>
+        <w:t>iv</w:t>
+      </w:r>
+      <w:proofErr w:type="spellEnd"/>
+      <w:r>
+        <w:t xml:space="preserve">) para el traslado de los activos que sea necesario trasladar </w:t>
       </w:r>
       <w:r>
         <w:lastRenderedPageBreak/>
-        <w:t>movilización de los Bienes en Garantía sea necesaria para mantener la integridad de los mismos; (</w:t>
-      </w:r>
-      <w:proofErr w:type="spellStart"/>
-      <w:r>
-        <w:t>ii</w:t>
-      </w:r>
-      <w:proofErr w:type="spellEnd"/>
-      <w:r>
-        <w:t>) en relación con los activos del Importador que en desarrollo de sus actividades ordinarias sea necesario trasladar o que el Importador determine en el giro ordinario de sus negocios que es conveniente trasladar; (</w:t>
-      </w:r>
-      <w:proofErr w:type="spellStart"/>
-      <w:r>
-        <w:t>iii</w:t>
-      </w:r>
-      <w:proofErr w:type="spellEnd"/>
-      <w:r>
-        <w:t>) en relación con aquellos Bienes en Garantía que por su naturaleza puedan ser trasladados temporalmente a cualquier lugar del territorio de Colombia dentro del giro ordinario de las actividades del Importador; y (</w:t>
-      </w:r>
-      <w:proofErr w:type="spellStart"/>
-      <w:r>
-        <w:t>iv</w:t>
-      </w:r>
-      <w:proofErr w:type="spellEnd"/>
-      <w:r>
-        <w:t>) para el traslado de los activos que sea necesario trasladar fuera de las instalaciones del Importador para efectos de su reparación, mantenimiento o reemplazo, traslado que queda autorizado expresamente por este Contrato, teniendo en cuenta que los bienes así trasladados serán retomados por el Importador una vez sean reparados, mantenidos o remplazados.</w:t>
+        <w:t>fuera de las instalaciones del Importador para efectos de su reparación, mantenimiento o reemplazo, traslado que queda autorizado expresamente por este Contrato, teniendo en cuenta que los bienes así trasladados serán retomados por el Importador una vez sean reparados, mantenidos o remplazados.</w:t>
       </w:r>
       <w:bookmarkEnd w:id="42"/>
     </w:p>
     <w:p>
       <w:pPr>
-        <w:pStyle w:val="Heading2"/>
+        <w:ind w:left="709" w:firstLine="720"/>
         <w:rPr>
           <w:vanish/>
+          <w:u w:val="single"/>
           <w:lang w:val="es-CO"/>
           <w:specVanish/>
         </w:rPr>
       </w:pPr>
       <w:r>
-        <w:rPr>
+        <w:t>Sección 4.03</w:t>
+      </w:r>
+      <w:r>
+        <w:tab/>
+      </w:r>
+      <w:r>
+        <w:rPr>
+          <w:u w:val="single"/>
           <w:lang w:val="es-CO"/>
         </w:rPr>
         <w:t>Inspección de los Bienes en Garantía</w:t>
       </w:r>
     </w:p>
     <w:p>
-      <w:r>
+      <w:pPr>
+        <w:rPr>
+          <w:u w:val="single"/>
+        </w:rPr>
+      </w:pPr>
+      <w:r>
+        <w:rPr>
+          <w:u w:val="single"/>
+        </w:rPr>
         <w:t>.</w:t>
       </w:r>
     </w:p>
     <w:p>
       <w:pPr>
         <w:pStyle w:val="Heading3"/>
+        <w:numPr>
+          <w:ilvl w:val="2"/>
+          <w:numId w:val="38"/>
+        </w:numPr>
       </w:pPr>
       <w:bookmarkStart w:id="43" w:name="_Ref133468637"/>
       <w:r>
@@ -7866,9 +7954,10 @@
     </w:p>
     <w:p>
       <w:pPr>
-        <w:pStyle w:val="Heading2"/>
+        <w:ind w:left="720" w:firstLine="720"/>
         <w:rPr>
           <w:vanish/>
+          <w:u w:val="single"/>
           <w:lang w:val="es-CO"/>
           <w:specVanish/>
         </w:rPr>
@@ -7879,7 +7968,14 @@
       <w:bookmarkStart w:id="49" w:name="_Ref129862604"/>
       <w:bookmarkStart w:id="50" w:name="_Ref129862618"/>
       <w:r>
-        <w:rPr>
+        <w:t xml:space="preserve">Sección 5.01 </w:t>
+      </w:r>
+      <w:r>
+        <w:tab/>
+      </w:r>
+      <w:r>
+        <w:rPr>
+          <w:u w:val="single"/>
           <w:lang w:val="es-CO"/>
         </w:rPr>
         <w:t xml:space="preserve">Registro en el </w:t>
@@ -7887,6 +7983,7 @@
       <w:bookmarkEnd w:id="46"/>
       <w:r>
         <w:rPr>
+          <w:u w:val="single"/>
           <w:lang w:val="es-CO"/>
         </w:rPr>
         <w:t>Registro de Garantías Mobiliarias</w:t>
@@ -7899,11 +7996,13 @@
     <w:p>
       <w:pPr>
         <w:rPr>
-          <w:lang w:val="es-CO"/>
-        </w:rPr>
-      </w:pPr>
-      <w:r>
-        <w:rPr>
+          <w:u w:val="single"/>
+          <w:lang w:val="es-CO"/>
+        </w:rPr>
+      </w:pPr>
+      <w:r>
+        <w:rPr>
+          <w:u w:val="single"/>
           <w:lang w:val="es-CO"/>
         </w:rPr>
         <w:t>.</w:t>
@@ -8033,91 +8132,119 @@
     </w:p>
     <w:p>
       <w:pPr>
-        <w:pStyle w:val="Heading2"/>
+        <w:ind w:left="709" w:firstLine="720"/>
         <w:rPr>
           <w:vanish/>
+          <w:u w:val="single"/>
           <w:specVanish/>
         </w:rPr>
       </w:pPr>
       <w:r>
+        <w:t>Sección 5.0</w:t>
+      </w:r>
+      <w:r>
+        <w:t>2</w:t>
+      </w:r>
+      <w:r>
+        <w:t xml:space="preserve"> </w:t>
+      </w:r>
+      <w:r>
+        <w:tab/>
+      </w:r>
+      <w:r>
+        <w:rPr>
+          <w:u w:val="single"/>
+        </w:rPr>
         <w:t>Alcance del registro</w:t>
       </w:r>
     </w:p>
     <w:p>
-      <w:r>
+      <w:pPr>
+        <w:rPr>
+          <w:u w:val="single"/>
+        </w:rPr>
+      </w:pPr>
+      <w:r>
+        <w:rPr>
+          <w:u w:val="single"/>
+        </w:rPr>
         <w:t>.</w:t>
       </w:r>
     </w:p>
     <w:p>
       <w:pPr>
         <w:pStyle w:val="Heading3"/>
-      </w:pPr>
-      <w:r>
-        <w:t xml:space="preserve">El Importador acepta expresamente que no podrá solicitar la cancelación parcial o </w:t>
+        <w:numPr>
+          <w:ilvl w:val="2"/>
+          <w:numId w:val="39"/>
+        </w:numPr>
+      </w:pPr>
+      <w:r>
+        <w:t>El Importador acepta expresamente que no podrá solicitar la cancelación parcial o modificación de</w:t>
+      </w:r>
+      <w:r>
+        <w:t xml:space="preserve"> la </w:t>
+      </w:r>
+      <w:r>
+        <w:t>G</w:t>
+      </w:r>
+      <w:r>
+        <w:t xml:space="preserve">arantía </w:t>
+      </w:r>
+      <w:r>
+        <w:t>en el Registro de Garantías Mobiliarias por el pago parcial de las Obligaciones Garantizadas.</w:t>
+      </w:r>
+    </w:p>
+    <w:p>
+      <w:pPr>
+        <w:pStyle w:val="Heading3"/>
+      </w:pPr>
+      <w:r>
+        <w:t>Esta</w:t>
+      </w:r>
+      <w:r>
+        <w:t xml:space="preserve"> </w:t>
+      </w:r>
+      <w:r>
+        <w:t>Garantía</w:t>
+      </w:r>
+      <w:r>
+        <w:t xml:space="preserve"> garantiza el cumplimiento de todas las Obligaciones Garantizadas hasta la ocurrencia del pago total de las Obligaciones Garantizadas a satisfacción de </w:t>
+      </w:r>
+      <w:proofErr w:type="spellStart"/>
+      <w:r>
+        <w:t>Finkargo</w:t>
+      </w:r>
+      <w:proofErr w:type="spellEnd"/>
+      <w:r>
+        <w:t xml:space="preserve"> Colombia</w:t>
+      </w:r>
+      <w:r>
+        <w:t xml:space="preserve">, según sea notificado por </w:t>
+      </w:r>
+      <w:proofErr w:type="spellStart"/>
+      <w:r>
+        <w:t>Finkargo</w:t>
+      </w:r>
+      <w:proofErr w:type="spellEnd"/>
+      <w:r>
+        <w:t xml:space="preserve"> Colombia</w:t>
+      </w:r>
+      <w:r>
+        <w:t xml:space="preserve"> o</w:t>
+      </w:r>
+      <w:r>
+        <w:t>,</w:t>
+      </w:r>
+      <w:r>
+        <w:t xml:space="preserve"> hasta el Remplazo de la Garantía</w:t>
+      </w:r>
+      <w:r>
+        <w:t xml:space="preserve"> y, por lo </w:t>
       </w:r>
       <w:r>
         <w:lastRenderedPageBreak/>
-        <w:t>modificación de</w:t>
-      </w:r>
-      <w:r>
-        <w:t xml:space="preserve"> la </w:t>
-      </w:r>
-      <w:r>
-        <w:t>G</w:t>
-      </w:r>
-      <w:r>
-        <w:t xml:space="preserve">arantía </w:t>
-      </w:r>
-      <w:r>
-        <w:t>en el Registro de Garantías Mobiliarias por el pago parcial de las Obligaciones Garantizadas.</w:t>
-      </w:r>
-    </w:p>
-    <w:p>
-      <w:pPr>
-        <w:pStyle w:val="Heading3"/>
-      </w:pPr>
-      <w:r>
-        <w:t>Esta</w:t>
-      </w:r>
-      <w:r>
-        <w:t xml:space="preserve"> </w:t>
-      </w:r>
-      <w:r>
-        <w:t>Garantía</w:t>
-      </w:r>
-      <w:r>
-        <w:t xml:space="preserve"> garantiza el cumplimiento de todas las Obligaciones Garantizadas hasta la ocurrencia del pago total de las Obligaciones Garantizadas a satisfacción de </w:t>
-      </w:r>
-      <w:proofErr w:type="spellStart"/>
-      <w:r>
-        <w:t>Finkargo</w:t>
-      </w:r>
-      <w:proofErr w:type="spellEnd"/>
-      <w:r>
-        <w:t xml:space="preserve"> Colombia</w:t>
-      </w:r>
-      <w:r>
-        <w:t xml:space="preserve">, según sea notificado por </w:t>
-      </w:r>
-      <w:proofErr w:type="spellStart"/>
-      <w:r>
-        <w:t>Finkargo</w:t>
-      </w:r>
-      <w:proofErr w:type="spellEnd"/>
-      <w:r>
-        <w:t xml:space="preserve"> Colombia</w:t>
-      </w:r>
-      <w:r>
-        <w:t xml:space="preserve"> o</w:t>
-      </w:r>
-      <w:r>
-        <w:t>,</w:t>
-      </w:r>
-      <w:r>
-        <w:t xml:space="preserve"> hasta el Remplazo de la Garantía</w:t>
-      </w:r>
-      <w:r>
-        <w:t xml:space="preserve"> y, por lo tanto, </w:t>
+        <w:t xml:space="preserve">tanto, </w:t>
       </w:r>
       <w:r>
         <w:t>la</w:t>
@@ -8313,7 +8440,7 @@
     </w:p>
     <w:p>
       <w:pPr>
-        <w:pStyle w:val="Heading2"/>
+        <w:ind w:firstLine="720"/>
         <w:rPr>
           <w:vanish/>
           <w:lang w:val="es-CO"/>
@@ -8327,16 +8454,31 @@
         <w:rPr>
           <w:lang w:val="es-CO"/>
         </w:rPr>
+        <w:t xml:space="preserve">               </w:t>
+      </w:r>
+      <w:r>
+        <w:t>Sección 6.01</w:t>
+      </w:r>
+      <w:r>
+        <w:tab/>
+      </w:r>
+      <w:r>
+        <w:rPr>
+          <w:u w:val="single"/>
+          <w:lang w:val="es-CO"/>
+        </w:rPr>
         <w:t xml:space="preserve">Declaraciones y </w:t>
       </w:r>
       <w:r>
         <w:rPr>
+          <w:u w:val="single"/>
           <w:lang w:val="es-CO"/>
         </w:rPr>
         <w:t xml:space="preserve">garantías </w:t>
       </w:r>
       <w:r>
         <w:rPr>
+          <w:u w:val="single"/>
           <w:lang w:val="es-CO"/>
         </w:rPr>
         <w:t>del Importador</w:t>
@@ -8514,11 +8656,86 @@
         <w:t xml:space="preserve">exigibles a la fecha de la declaración </w:t>
       </w:r>
       <w:r>
-        <w:t xml:space="preserve">han </w:t>
+        <w:t>han sido pagados conforme a lo establecido en las Leyes Aplicables</w:t>
+      </w:r>
+      <w:r>
+        <w:t>.</w:t>
+      </w:r>
+    </w:p>
+    <w:p>
+      <w:pPr>
+        <w:pStyle w:val="Heading3"/>
+      </w:pPr>
+      <w:r>
+        <w:t>El Importador tiene y tendrá en todo momento</w:t>
+      </w:r>
+      <w:r>
+        <w:t>, (i)</w:t>
+      </w:r>
+      <w:r>
+        <w:t xml:space="preserve"> el título de propiedad, totalmente saneado, pleno y libre de Gravámenes (distintos a esta Garantía</w:t>
+      </w:r>
+      <w:r>
+        <w:t xml:space="preserve"> y cualquier garantía real que sea aplicable por ministerio de la Ley Aplicable); y (</w:t>
+      </w:r>
+      <w:proofErr w:type="spellStart"/>
+      <w:r>
+        <w:t>ii</w:t>
+      </w:r>
+      <w:proofErr w:type="spellEnd"/>
+      <w:r>
+        <w:t>)</w:t>
+      </w:r>
+      <w:r>
+        <w:t xml:space="preserve"> </w:t>
+      </w:r>
+      <w:r>
+        <w:t>posesión material exclusiva</w:t>
+      </w:r>
+      <w:r>
+        <w:t xml:space="preserve"> de los Bienes en Garantía</w:t>
+      </w:r>
+      <w:r>
+        <w:t xml:space="preserve"> y</w:t>
+      </w:r>
+      <w:r>
+        <w:t xml:space="preserve">, </w:t>
+      </w:r>
+      <w:r>
+        <w:t>en consecuencia, el Importador garantiza</w:t>
+      </w:r>
+      <w:r>
+        <w:t xml:space="preserve"> que</w:t>
+      </w:r>
+      <w:r>
+        <w:t xml:space="preserve"> los mismos no están sometidos a litigios </w:t>
       </w:r>
       <w:r>
         <w:lastRenderedPageBreak/>
-        <w:t>sido pagados conforme a lo establecido en las Leyes Aplicables</w:t>
+        <w:t xml:space="preserve">pendientes, y salvo por la Disposición de los activos que conforman los Bienes en Garantía que ocurra en el giro ordinario de los negocios del Importador o de las demás Disposiciones y Gravámenes permitidos bajo el presente Contrato o el Contrato Marco, </w:t>
+      </w:r>
+      <w:r>
+        <w:t xml:space="preserve">los mismos </w:t>
+      </w:r>
+      <w:r>
+        <w:t>no han sido prometidos en venta, ni sobre ellos se han conferido opciones de venta, ni han sido enajenados, ni dados en usufructo, anticresis o cualquier otra operación de transferencia, limitación o modificación del derecho de dominio, que se encuentran libres de embargos, Gravámenes, condiciones extintivas o suspensivas de dominio y</w:t>
+      </w:r>
+      <w:r>
+        <w:t xml:space="preserve"> que</w:t>
+      </w:r>
+      <w:r>
+        <w:t xml:space="preserve"> sobre ellos no existen registros con prioridad sobre el registro de esta Garantía, ni están sujetos a operaciones de transferencia temporal de valores, a operaciones de reporto o similares, u operaciones de derivados.</w:t>
+      </w:r>
+    </w:p>
+    <w:p>
+      <w:pPr>
+        <w:pStyle w:val="Heading3"/>
+      </w:pPr>
+      <w:r>
+        <w:t xml:space="preserve">El Importador no ha constituido ni constituirá mientras se encuentren pendientes las Obligaciones Garantizadas una garantía prioritaria de adquisición sobre </w:t>
+      </w:r>
+      <w:r>
+        <w:t>los Bienes en Garantía</w:t>
       </w:r>
       <w:r>
         <w:t>.</w:t>
@@ -8529,60 +8746,74 @@
         <w:pStyle w:val="Heading3"/>
       </w:pPr>
       <w:r>
-        <w:t>El Importador tiene y tendrá en todo momento</w:t>
-      </w:r>
-      <w:r>
-        <w:t>, (i)</w:t>
-      </w:r>
-      <w:r>
-        <w:t xml:space="preserve"> el título de propiedad, totalmente saneado, pleno y libre de Gravámenes (distintos a esta Garantía</w:t>
-      </w:r>
-      <w:r>
-        <w:t xml:space="preserve"> y cualquier garantía real que sea aplicable por ministerio de la Ley Aplicable); y (</w:t>
+        <w:rPr>
+          <w:color w:val="000000"/>
+        </w:rPr>
+        <w:t xml:space="preserve">Con </w:t>
+      </w:r>
+      <w:r>
+        <w:rPr>
+          <w:color w:val="000000"/>
+        </w:rPr>
+        <w:t>excepción de las obligaciones de registro establecidas en el presente Contrato,</w:t>
+      </w:r>
+      <w:r>
+        <w:t xml:space="preserve"> </w:t>
+      </w:r>
+      <w:r>
+        <w:t xml:space="preserve">no se </w:t>
+      </w:r>
+      <w:r>
+        <w:t xml:space="preserve">necesita </w:t>
+      </w:r>
+      <w:r>
+        <w:t>ninguna autorización o acción de alguna Autoridad Gubernamental</w:t>
+      </w:r>
+      <w:r>
+        <w:t>,</w:t>
+      </w:r>
+      <w:r>
+        <w:t xml:space="preserve"> </w:t>
+      </w:r>
+      <w:r>
+        <w:t>(</w:t>
+      </w:r>
+      <w:r>
+        <w:t>1</w:t>
+      </w:r>
+      <w:r>
+        <w:t>) que no haya sido obtenida para la debida celebración y cumplimiento de este Contrato; o (</w:t>
+      </w:r>
+      <w:r>
+        <w:t>2</w:t>
+      </w:r>
+      <w:r>
+        <w:t>) que deba obtenerse antes de la celebración y cumplimiento de este Contrato o</w:t>
+      </w:r>
+      <w:r>
+        <w:t xml:space="preserve"> el otorgamiento</w:t>
+      </w:r>
+      <w:r>
+        <w:t xml:space="preserve"> de la Garantía, para su validez, oponibilidad o exigibilidad</w:t>
+      </w:r>
+      <w:r>
+        <w:t>.</w:t>
+      </w:r>
+    </w:p>
+    <w:p>
+      <w:pPr>
+        <w:pStyle w:val="Heading3"/>
+      </w:pPr>
+      <w:r>
+        <w:t xml:space="preserve">Los poderes conferidos a </w:t>
       </w:r>
       <w:proofErr w:type="spellStart"/>
       <w:r>
-        <w:t>ii</w:t>
+        <w:t>Finkargo</w:t>
       </w:r>
       <w:proofErr w:type="spellEnd"/>
       <w:r>
-        <w:t>)</w:t>
-      </w:r>
-      <w:r>
-        <w:t xml:space="preserve"> </w:t>
-      </w:r>
-      <w:r>
-        <w:t>posesión material exclusiva</w:t>
-      </w:r>
-      <w:r>
-        <w:t xml:space="preserve"> de los Bienes en Garantía</w:t>
-      </w:r>
-      <w:r>
-        <w:t xml:space="preserve"> y</w:t>
-      </w:r>
-      <w:r>
-        <w:t xml:space="preserve">, </w:t>
-      </w:r>
-      <w:r>
-        <w:t>en consecuencia, el Importador garantiza</w:t>
-      </w:r>
-      <w:r>
-        <w:t xml:space="preserve"> que</w:t>
-      </w:r>
-      <w:r>
-        <w:t xml:space="preserve"> los mismos no están sometidos a litigios pendientes, y salvo por la Disposición de los activos que conforman los Bienes en Garantía que ocurra en el giro ordinario de los negocios del Importador o de las demás Disposiciones y Gravámenes permitidos bajo el presente Contrato o el Contrato Marco, </w:t>
-      </w:r>
-      <w:r>
-        <w:t xml:space="preserve">los mismos </w:t>
-      </w:r>
-      <w:r>
-        <w:t>no han sido prometidos en venta, ni sobre ellos se han conferido opciones de venta, ni han sido enajenados, ni dados en usufructo, anticresis o cualquier otra operación de transferencia, limitación o modificación del derecho de dominio, que se encuentran libres de embargos, Gravámenes, condiciones extintivas o suspensivas de dominio y</w:t>
-      </w:r>
-      <w:r>
-        <w:t xml:space="preserve"> que</w:t>
-      </w:r>
-      <w:r>
-        <w:t xml:space="preserve"> sobre ellos no existen registros con prioridad sobre el registro de esta Garantía, ni están sujetos a operaciones de transferencia temporal de valores, a operaciones de reporto o similares, u operaciones de derivados.</w:t>
+        <w:t xml:space="preserve"> Colombia en el presente Contrato son poderes amplios y suficientes para que el apoderado realice a su entera discreción todos los actos que considere necesarios para procurar el pago de las Obligaciones Garantizadas de conformidad con lo dispuesto en el presente Contrato.</w:t>
       </w:r>
     </w:p>
     <w:p>
@@ -8590,10 +8821,13 @@
         <w:pStyle w:val="Heading3"/>
       </w:pPr>
       <w:r>
-        <w:t xml:space="preserve">El Importador no ha constituido ni constituirá mientras se encuentren pendientes las Obligaciones Garantizadas una garantía prioritaria de adquisición sobre </w:t>
-      </w:r>
-      <w:r>
-        <w:t>los Bienes en Garantía</w:t>
+        <w:t>El</w:t>
+      </w:r>
+      <w:r>
+        <w:t xml:space="preserve"> Importador </w:t>
+      </w:r>
+      <w:r>
+        <w:t>no ha sido notificado ni tiene conocimiento de la existencia de acciones o de procesos judiciales o administrativos pendientes o probables ante ninguna Autoridad Gubernamental que afecten o que razonablemente se pueda esperar que afecten su habilidad para cumplir sus obligaciones bajo el presente Contrato, o que afecten o se pueda esperar razonablemente que afecten la legalidad, validez o exigibilidad de este Contrato</w:t>
       </w:r>
       <w:r>
         <w:t>.</w:t>
@@ -8604,55 +8838,10 @@
         <w:pStyle w:val="Heading3"/>
       </w:pPr>
       <w:r>
-        <w:rPr>
-          <w:color w:val="000000"/>
-        </w:rPr>
         <w:t xml:space="preserve">Con </w:t>
       </w:r>
       <w:r>
-        <w:rPr>
-          <w:color w:val="000000"/>
-        </w:rPr>
-        <w:t>excepción de las obligaciones de registro establecidas en el presente Contrato,</w:t>
-      </w:r>
-      <w:r>
-        <w:t xml:space="preserve"> </w:t>
-      </w:r>
-      <w:r>
-        <w:t xml:space="preserve">no se </w:t>
-      </w:r>
-      <w:r>
-        <w:t xml:space="preserve">necesita </w:t>
-      </w:r>
-      <w:r>
-        <w:t>ninguna autorización o acción de alguna Autoridad Gubernamental</w:t>
-      </w:r>
-      <w:r>
-        <w:t>,</w:t>
-      </w:r>
-      <w:r>
-        <w:t xml:space="preserve"> </w:t>
-      </w:r>
-      <w:r>
-        <w:t>(</w:t>
-      </w:r>
-      <w:r>
-        <w:t>1</w:t>
-      </w:r>
-      <w:r>
-        <w:t>) que no haya sido obtenida para la debida celebración y cumplimiento de este Contrato; o (</w:t>
-      </w:r>
-      <w:r>
-        <w:t>2</w:t>
-      </w:r>
-      <w:r>
-        <w:t>) que deba obtenerse antes de la celebración y cumplimiento de este Contrato o</w:t>
-      </w:r>
-      <w:r>
-        <w:t xml:space="preserve"> el otorgamiento</w:t>
-      </w:r>
-      <w:r>
-        <w:t xml:space="preserve"> de la Garantía, para su validez, oponibilidad o exigibilidad</w:t>
+        <w:t>el registro de la Garantía de conformidad con este Contrato, otorga un derecho de primer orden de prelación sobre los Bienes en Garantía, de conformidad con las Leyes Aplicables</w:t>
       </w:r>
       <w:r>
         <w:t>.</w:t>
@@ -8663,29 +8852,10 @@
         <w:pStyle w:val="Heading3"/>
       </w:pPr>
       <w:r>
-        <w:t xml:space="preserve">Los poderes conferidos a </w:t>
-      </w:r>
-      <w:proofErr w:type="spellStart"/>
-      <w:r>
-        <w:t>Finkargo</w:t>
-      </w:r>
-      <w:proofErr w:type="spellEnd"/>
-      <w:r>
-        <w:t xml:space="preserve"> Colombia en el presente Contrato son poderes amplios y suficientes para que el apoderado realice a su entera discreción todos los actos que considere necesarios para procurar el pago de las Obligaciones Garantizadas de conformidad con lo dispuesto en el presente Contrato.</w:t>
-      </w:r>
-    </w:p>
-    <w:p>
-      <w:pPr>
-        <w:pStyle w:val="Heading3"/>
-      </w:pPr>
-      <w:r>
-        <w:t>El</w:t>
-      </w:r>
-      <w:r>
-        <w:t xml:space="preserve"> Importador </w:t>
-      </w:r>
-      <w:r>
-        <w:t>no ha sido notificado ni tiene conocimiento de la existencia de acciones o de procesos judiciales o administrativos pendientes o probables ante ninguna Autoridad Gubernamental que afecten o que razonablemente se pueda esperar que afecten su habilidad para cumplir sus obligaciones bajo el presente Contrato, o que afecten o se pueda esperar razonablemente que afecten la legalidad, validez o exigibilidad de este Contrato</w:t>
+        <w:t xml:space="preserve">Este </w:t>
+      </w:r>
+      <w:r>
+        <w:t>Contrato es válido, legal y le es obligatorio, vinculante y exigible de acuerdo con sus términos</w:t>
       </w:r>
       <w:r>
         <w:t>.</w:t>
@@ -8693,44 +8863,28 @@
     </w:p>
     <w:p>
       <w:pPr>
-        <w:pStyle w:val="Heading3"/>
-      </w:pPr>
-      <w:r>
-        <w:t xml:space="preserve">Con </w:t>
-      </w:r>
-      <w:r>
-        <w:t>el registro de la Garantía de conformidad con este Contrato, otorga un derecho de primer orden de prelación sobre los Bienes en Garantía, de conformidad con las Leyes Aplicables</w:t>
-      </w:r>
-      <w:r>
-        <w:t>.</w:t>
-      </w:r>
-    </w:p>
-    <w:p>
-      <w:pPr>
-        <w:pStyle w:val="Heading3"/>
-      </w:pPr>
-      <w:r>
-        <w:t xml:space="preserve">Este </w:t>
-      </w:r>
-      <w:r>
-        <w:t>Contrato es válido, legal y le es obligatorio, vinculante y exigible de acuerdo con sus términos</w:t>
-      </w:r>
-      <w:r>
-        <w:t>.</w:t>
-      </w:r>
-    </w:p>
-    <w:p>
-      <w:pPr>
-        <w:pStyle w:val="Heading2"/>
-        <w:tabs>
-          <w:tab w:val="num" w:pos="1418"/>
-        </w:tabs>
+        <w:ind w:firstLine="709"/>
         <w:rPr>
           <w:vanish/>
           <w:specVanish/>
         </w:rPr>
       </w:pPr>
       <w:r>
+        <w:t xml:space="preserve">              </w:t>
+      </w:r>
+      <w:r>
+        <w:t>Sección 6.0</w:t>
+      </w:r>
+      <w:r>
+        <w:t>2</w:t>
+      </w:r>
+      <w:r>
+        <w:tab/>
+      </w:r>
+      <w:r>
+        <w:rPr>
+          <w:u w:val="single"/>
+        </w:rPr>
         <w:t>Alcance</w:t>
       </w:r>
     </w:p>
@@ -8864,22 +9018,33 @@
     </w:p>
     <w:p>
       <w:pPr>
-        <w:pStyle w:val="Heading2"/>
-        <w:tabs>
-          <w:tab w:val="num" w:pos="1418"/>
-        </w:tabs>
+        <w:ind w:firstLine="720"/>
         <w:rPr>
           <w:vanish/>
-          <w:u w:val="none"/>
           <w:specVanish/>
         </w:rPr>
       </w:pPr>
       <w:bookmarkStart w:id="57" w:name="_Ref129867401"/>
       <w:bookmarkStart w:id="58" w:name="_Ref128661678"/>
       <w:r>
+        <w:t xml:space="preserve">              </w:t>
+      </w:r>
+      <w:r>
+        <w:t>Sección 7.01</w:t>
+      </w:r>
+      <w:r>
+        <w:tab/>
+      </w:r>
+      <w:r>
+        <w:rPr>
+          <w:u w:val="single"/>
+        </w:rPr>
         <w:t xml:space="preserve">Obligaciones </w:t>
       </w:r>
       <w:r>
+        <w:rPr>
+          <w:u w:val="single"/>
+        </w:rPr>
         <w:t>generales</w:t>
       </w:r>
     </w:p>
@@ -9241,11 +9406,7 @@
         <w:t xml:space="preserve">Cumplir </w:t>
       </w:r>
       <w:r>
-        <w:t xml:space="preserve">y estar al día en el pago de sus obligaciones tributarias en relación con los Bienes en Garantía en caso de ser aplicable, salvo que estén siendo controvertidas mediante procedimientos adecuados u otras acciones actuando de buena fe y con respecto a las cuales se han </w:t>
-      </w:r>
-      <w:r>
-        <w:lastRenderedPageBreak/>
-        <w:t>establecido las reservas adecuadas en sus libros contables de acuerdo con los estándares de contabilidad</w:t>
+        <w:t>y estar al día en el pago de sus obligaciones tributarias en relación con los Bienes en Garantía en caso de ser aplicable, salvo que estén siendo controvertidas mediante procedimientos adecuados u otras acciones actuando de buena fe y con respecto a las cuales se han establecido las reservas adecuadas en sus libros contables de acuerdo con los estándares de contabilidad</w:t>
       </w:r>
       <w:r>
         <w:t>.</w:t>
@@ -9273,6 +9434,7 @@
         </w:tabs>
       </w:pPr>
       <w:r>
+        <w:lastRenderedPageBreak/>
         <w:t xml:space="preserve">Asumir </w:t>
       </w:r>
       <w:r>
@@ -9295,19 +9457,40 @@
     </w:p>
     <w:p>
       <w:pPr>
-        <w:pStyle w:val="Heading2"/>
+        <w:ind w:firstLine="709"/>
         <w:rPr>
           <w:vanish/>
           <w:specVanish/>
         </w:rPr>
       </w:pPr>
       <w:r>
+        <w:t xml:space="preserve">              </w:t>
+      </w:r>
+      <w:r>
+        <w:t>Sección 7.0</w:t>
+      </w:r>
+      <w:r>
+        <w:t>2</w:t>
+      </w:r>
+      <w:r>
+        <w:tab/>
+      </w:r>
+      <w:r>
+        <w:rPr>
+          <w:u w:val="single"/>
+        </w:rPr>
         <w:t xml:space="preserve">Saneamiento y </w:t>
       </w:r>
       <w:r>
+        <w:rPr>
+          <w:u w:val="single"/>
+        </w:rPr>
         <w:t xml:space="preserve">conservación </w:t>
       </w:r>
       <w:r>
+        <w:rPr>
+          <w:u w:val="single"/>
+        </w:rPr>
         <w:t>de los Bienes en Garantía</w:t>
       </w:r>
     </w:p>
@@ -9365,7 +9548,7 @@
     </w:p>
     <w:p>
       <w:pPr>
-        <w:pStyle w:val="Heading2"/>
+        <w:ind w:firstLine="720"/>
         <w:rPr>
           <w:vanish/>
           <w:lang w:val="es-CO"/>
@@ -9375,6 +9558,18 @@
       <w:bookmarkStart w:id="60" w:name="_Ref133922961"/>
       <w:bookmarkStart w:id="61" w:name="_Ref129858141"/>
       <w:r>
+        <w:t xml:space="preserve"> </w:t>
+      </w:r>
+      <w:r>
+        <w:tab/>
+      </w:r>
+      <w:r>
+        <w:t xml:space="preserve">Sección 8.01 </w:t>
+      </w:r>
+      <w:r>
+        <w:tab/>
+      </w:r>
+      <w:r>
         <w:rPr>
           <w:lang w:val="es-CO"/>
         </w:rPr>
@@ -9504,23 +9699,34 @@
     </w:p>
     <w:p>
       <w:pPr>
-        <w:pStyle w:val="Heading2"/>
+        <w:ind w:left="709" w:firstLine="720"/>
         <w:rPr>
           <w:vanish/>
-          <w:u w:val="none"/>
+          <w:u w:val="single"/>
           <w:lang w:val="es-CO"/>
           <w:specVanish/>
         </w:rPr>
       </w:pPr>
       <w:bookmarkStart w:id="62" w:name="_Ref129810265"/>
       <w:r>
-        <w:rPr>
+        <w:t>Sección 8.0</w:t>
+      </w:r>
+      <w:r>
+        <w:t xml:space="preserve">2 </w:t>
+      </w:r>
+      <w:r>
+        <w:tab/>
+      </w:r>
+      <w:r>
+        <w:rPr>
+          <w:u w:val="single"/>
           <w:lang w:val="es-CO"/>
         </w:rPr>
         <w:t xml:space="preserve">Ejecución </w:t>
       </w:r>
       <w:r>
         <w:rPr>
+          <w:u w:val="single"/>
           <w:lang w:val="es-CO"/>
         </w:rPr>
         <w:t>de la Garantía</w:t>
@@ -9531,11 +9737,13 @@
     <w:p>
       <w:pPr>
         <w:rPr>
-          <w:lang w:val="es-CO"/>
-        </w:rPr>
-      </w:pPr>
-      <w:r>
-        <w:rPr>
+          <w:u w:val="single"/>
+          <w:lang w:val="es-CO"/>
+        </w:rPr>
+      </w:pPr>
+      <w:r>
+        <w:rPr>
+          <w:u w:val="single"/>
           <w:lang w:val="es-CO"/>
         </w:rPr>
         <w:t>.</w:t>
@@ -9544,6 +9752,10 @@
     <w:p>
       <w:pPr>
         <w:pStyle w:val="Heading3"/>
+        <w:numPr>
+          <w:ilvl w:val="2"/>
+          <w:numId w:val="40"/>
+        </w:numPr>
       </w:pPr>
       <w:bookmarkStart w:id="63" w:name="_Ref143844860"/>
       <w:r>
@@ -9600,64 +9812,67 @@
       </w:pPr>
       <w:bookmarkStart w:id="65" w:name="_Ref133475912"/>
       <w:r>
+        <w:t>E</w:t>
+      </w:r>
+      <w:r>
+        <w:t>jecutar</w:t>
+      </w:r>
+      <w:r>
+        <w:t xml:space="preserve"> </w:t>
+      </w:r>
+      <w:r>
+        <w:t xml:space="preserve">la </w:t>
+      </w:r>
+      <w:r>
+        <w:t>Garantía</w:t>
+      </w:r>
+      <w:r>
+        <w:t xml:space="preserve"> mediante cualquiera de los procedimientos que legal o contractualmente le asistan para obtener el pago total de las Obligaciones Garantizadas, entre ellos, sin carácter limitativo</w:t>
+      </w:r>
+      <w:bookmarkEnd w:id="64"/>
+      <w:r>
+        <w:t>: (</w:t>
+      </w:r>
+      <w:r>
+        <w:t>i</w:t>
+      </w:r>
+      <w:r>
+        <w:t>) pago directo; (</w:t>
+      </w:r>
+      <w:proofErr w:type="spellStart"/>
+      <w:r>
+        <w:t>ii</w:t>
+      </w:r>
+      <w:proofErr w:type="spellEnd"/>
+      <w:r>
+        <w:t>) ejecución especial; (</w:t>
+      </w:r>
+      <w:proofErr w:type="spellStart"/>
+      <w:r>
+        <w:t>iii</w:t>
+      </w:r>
+      <w:proofErr w:type="spellEnd"/>
+      <w:r>
+        <w:t xml:space="preserve">) ejecución judicial. El ejercicio de cualquier derecho por parte de </w:t>
+      </w:r>
+      <w:r>
+        <w:t>la(s) Parte(s) Garantizada(s)</w:t>
+      </w:r>
+      <w:r>
+        <w:t xml:space="preserve"> </w:t>
+      </w:r>
+      <w:r>
+        <w:t>no le</w:t>
+      </w:r>
+      <w:r>
+        <w:t>(s)</w:t>
+      </w:r>
+      <w:r>
+        <w:t xml:space="preserve"> impedirá iniciar cualquier clase de acciones o procedimientos para obtener el pago total de las </w:t>
+      </w:r>
+      <w:r>
         <w:lastRenderedPageBreak/>
-        <w:t>E</w:t>
-      </w:r>
-      <w:r>
-        <w:t>jecutar</w:t>
-      </w:r>
-      <w:r>
-        <w:t xml:space="preserve"> </w:t>
-      </w:r>
-      <w:r>
-        <w:t xml:space="preserve">la </w:t>
-      </w:r>
-      <w:r>
-        <w:t>Garantía</w:t>
-      </w:r>
-      <w:r>
-        <w:t xml:space="preserve"> mediante cualquiera de los procedimientos que legal o contractualmente le asistan para obtener el pago total de las Obligaciones Garantizadas, entre ellos, sin carácter limitativo</w:t>
-      </w:r>
-      <w:bookmarkEnd w:id="64"/>
-      <w:r>
-        <w:t>: (</w:t>
-      </w:r>
-      <w:r>
-        <w:t>i</w:t>
-      </w:r>
-      <w:r>
-        <w:t>) pago directo; (</w:t>
-      </w:r>
-      <w:proofErr w:type="spellStart"/>
-      <w:r>
-        <w:t>ii</w:t>
-      </w:r>
-      <w:proofErr w:type="spellEnd"/>
-      <w:r>
-        <w:t>) ejecución especial; (</w:t>
-      </w:r>
-      <w:proofErr w:type="spellStart"/>
-      <w:r>
-        <w:t>iii</w:t>
-      </w:r>
-      <w:proofErr w:type="spellEnd"/>
-      <w:r>
-        <w:t xml:space="preserve">) ejecución judicial. El ejercicio de cualquier derecho por parte de </w:t>
-      </w:r>
-      <w:r>
-        <w:t>la(s) Parte(s) Garantizada(s)</w:t>
-      </w:r>
-      <w:r>
-        <w:t xml:space="preserve"> </w:t>
-      </w:r>
-      <w:r>
-        <w:t>no le</w:t>
-      </w:r>
-      <w:r>
-        <w:t>(s)</w:t>
-      </w:r>
-      <w:r>
-        <w:t xml:space="preserve"> impedirá iniciar cualquier clase de acciones o procedimientos para obtener el pago total de las Obligaciones Garantizadas.</w:t>
+        <w:t>Obligaciones Garantizadas.</w:t>
       </w:r>
       <w:bookmarkEnd w:id="58"/>
       <w:bookmarkEnd w:id="65"/>
@@ -9750,10 +9965,10 @@
     </w:p>
     <w:p>
       <w:pPr>
-        <w:pStyle w:val="Heading2"/>
+        <w:ind w:firstLine="709"/>
         <w:rPr>
           <w:vanish/>
-          <w:u w:val="none"/>
+          <w:u w:val="single"/>
           <w:lang w:val="es-CO"/>
           <w:specVanish/>
         </w:rPr>
@@ -9761,13 +9976,30 @@
       <w:bookmarkStart w:id="67" w:name="_Ref129726665"/>
       <w:bookmarkStart w:id="68" w:name="_Ref129865086"/>
       <w:r>
-        <w:rPr>
+        <w:t xml:space="preserve">              </w:t>
+      </w:r>
+      <w:r>
+        <w:t>Sección 8.0</w:t>
+      </w:r>
+      <w:r>
+        <w:t>3</w:t>
+      </w:r>
+      <w:r>
+        <w:t xml:space="preserve"> </w:t>
+      </w:r>
+      <w:r>
+        <w:tab/>
+      </w:r>
+      <w:r>
+        <w:rPr>
+          <w:u w:val="single"/>
           <w:lang w:val="es-CO"/>
         </w:rPr>
         <w:t xml:space="preserve">Procedimientos de </w:t>
       </w:r>
       <w:r>
         <w:rPr>
+          <w:u w:val="single"/>
           <w:lang w:val="es-CO"/>
         </w:rPr>
         <w:t>ejecución</w:t>
@@ -9778,11 +10010,13 @@
     <w:p>
       <w:pPr>
         <w:rPr>
-          <w:lang w:val="es-CO"/>
-        </w:rPr>
-      </w:pPr>
-      <w:r>
-        <w:rPr>
+          <w:u w:val="single"/>
+          <w:lang w:val="es-CO"/>
+        </w:rPr>
+      </w:pPr>
+      <w:r>
+        <w:rPr>
+          <w:u w:val="single"/>
           <w:lang w:val="es-CO"/>
         </w:rPr>
         <w:t>.</w:t>
@@ -9791,6 +10025,10 @@
     <w:p>
       <w:pPr>
         <w:pStyle w:val="Heading3"/>
+        <w:numPr>
+          <w:ilvl w:val="2"/>
+          <w:numId w:val="34"/>
+        </w:numPr>
       </w:pPr>
       <w:bookmarkStart w:id="69" w:name="_Ref129369107"/>
       <w:bookmarkStart w:id="70" w:name="_Ref136365253"/>
@@ -10097,10 +10335,10 @@
     </w:p>
     <w:p>
       <w:pPr>
-        <w:pStyle w:val="Heading2"/>
+        <w:ind w:firstLine="709"/>
         <w:rPr>
           <w:vanish/>
-          <w:u w:val="none"/>
+          <w:u w:val="single"/>
           <w:lang w:val="es-CO"/>
           <w:specVanish/>
         </w:rPr>
@@ -10108,70 +10346,91 @@
       <w:bookmarkStart w:id="72" w:name="_Ref131634305"/>
       <w:bookmarkStart w:id="73" w:name="_Ref129863660"/>
       <w:r>
-        <w:rPr>
-          <w:lang w:val="es-CO"/>
-        </w:rPr>
+        <w:t xml:space="preserve">              </w:t>
+      </w:r>
+      <w:r>
+        <w:t>Sección 8.04</w:t>
+      </w:r>
+      <w:r>
+        <w:tab/>
+      </w:r>
+      <w:r>
+        <w:rPr>
+          <w:u w:val="single"/>
+          <w:lang w:val="es-CO"/>
+        </w:rPr>
+        <w:t xml:space="preserve">Procedimiento de </w:t>
+      </w:r>
+      <w:r>
+        <w:rPr>
+          <w:u w:val="single"/>
+          <w:lang w:val="es-CO"/>
+        </w:rPr>
+        <w:t xml:space="preserve">pago </w:t>
+      </w:r>
+      <w:bookmarkEnd w:id="72"/>
+      <w:r>
+        <w:rPr>
+          <w:u w:val="single"/>
+          <w:lang w:val="es-CO"/>
+        </w:rPr>
+        <w:t>directo</w:t>
+      </w:r>
+      <w:bookmarkEnd w:id="73"/>
+    </w:p>
+    <w:p>
+      <w:pPr>
+        <w:rPr>
+          <w:u w:val="single"/>
+          <w:lang w:val="es-CO"/>
+        </w:rPr>
+      </w:pPr>
+      <w:r>
+        <w:rPr>
+          <w:u w:val="single"/>
+          <w:lang w:val="es-CO"/>
+        </w:rPr>
+        <w:t>.</w:t>
+      </w:r>
+    </w:p>
+    <w:p>
+      <w:pPr>
+        <w:pStyle w:val="Heading3"/>
+        <w:numPr>
+          <w:ilvl w:val="2"/>
+          <w:numId w:val="35"/>
+        </w:numPr>
+      </w:pPr>
+      <w:r>
+        <w:t>La(s) Parte(s) Garantizada(s)</w:t>
+      </w:r>
+      <w:r>
+        <w:t xml:space="preserve"> </w:t>
+      </w:r>
+      <w:r>
+        <w:t>podrá</w:t>
+      </w:r>
+      <w:r>
+        <w:t>(n)</w:t>
+      </w:r>
+      <w:r>
+        <w:t xml:space="preserve"> obtener el cumplimiento de las Obligaciones Garantizadas directamente mediante la transferencia de la propiedad de los Bienes en Garantía a </w:t>
+      </w:r>
+      <w:r>
+        <w:t>ésta(s)</w:t>
+      </w:r>
+      <w:r>
+        <w:t xml:space="preserve">, o a cualquier tercero (a elección exclusiva y entera discreción de </w:t>
+      </w:r>
+      <w:r>
+        <w:t>la(s) Parte(s) Garantizada(s)</w:t>
+      </w:r>
+      <w:r>
+        <w:t xml:space="preserve">) </w:t>
+      </w:r>
+      <w:r>
         <w:lastRenderedPageBreak/>
-        <w:t xml:space="preserve">Procedimiento de </w:t>
-      </w:r>
-      <w:r>
-        <w:rPr>
-          <w:lang w:val="es-CO"/>
-        </w:rPr>
-        <w:t xml:space="preserve">pago </w:t>
-      </w:r>
-      <w:bookmarkEnd w:id="72"/>
-      <w:r>
-        <w:rPr>
-          <w:lang w:val="es-CO"/>
-        </w:rPr>
-        <w:t>directo</w:t>
-      </w:r>
-      <w:bookmarkEnd w:id="73"/>
-    </w:p>
-    <w:p>
-      <w:pPr>
-        <w:rPr>
-          <w:lang w:val="es-CO"/>
-        </w:rPr>
-      </w:pPr>
-      <w:r>
-        <w:rPr>
-          <w:lang w:val="es-CO"/>
-        </w:rPr>
-        <w:t>.</w:t>
-      </w:r>
-    </w:p>
-    <w:p>
-      <w:pPr>
-        <w:pStyle w:val="Heading3"/>
-      </w:pPr>
-      <w:r>
-        <w:t>La(s) Parte(s) Garantizada(s)</w:t>
-      </w:r>
-      <w:r>
-        <w:t xml:space="preserve"> </w:t>
-      </w:r>
-      <w:r>
-        <w:t>podrá</w:t>
-      </w:r>
-      <w:r>
-        <w:t>(n)</w:t>
-      </w:r>
-      <w:r>
-        <w:t xml:space="preserve"> obtener el cumplimiento de las Obligaciones Garantizadas directamente mediante la transferencia de la propiedad de los Bienes en Garantía a </w:t>
-      </w:r>
-      <w:r>
-        <w:t>ésta(s)</w:t>
-      </w:r>
-      <w:r>
-        <w:t xml:space="preserve">, o a cualquier tercero (a elección exclusiva y entera discreción de </w:t>
-      </w:r>
-      <w:r>
-        <w:t>la(s) Parte(s) Garantizada(s)</w:t>
-      </w:r>
-      <w:r>
-        <w:t>) según corresponda, con observancia de los términos y condiciones contempladas en la Ley de Garantías Mobiliarias y las demás Leyes Aplicables.</w:t>
+        <w:t>según corresponda, con observancia de los términos y condiciones contempladas en la Ley de Garantías Mobiliarias y las demás Leyes Aplicables.</w:t>
       </w:r>
       <w:r>
         <w:t xml:space="preserve"> Para tales efectos, la dación en pago se efectuará por un valor equivalente al 100% de la Valoración, según se establece en la</w:t>
@@ -10511,10 +10770,9 @@
     </w:p>
     <w:p>
       <w:pPr>
-        <w:pStyle w:val="Heading2"/>
+        <w:ind w:firstLine="720"/>
         <w:rPr>
           <w:vanish/>
-          <w:u w:val="none"/>
           <w:lang w:val="es-CO"/>
           <w:specVanish/>
         </w:rPr>
@@ -10522,6 +10780,19 @@
       <w:bookmarkStart w:id="76" w:name="_Ref129726413"/>
       <w:r>
         <w:rPr>
+          <w:lang w:val="es-CO"/>
+        </w:rPr>
+        <w:t xml:space="preserve">             </w:t>
+      </w:r>
+      <w:r>
+        <w:t>Sección 8.05</w:t>
+      </w:r>
+      <w:r>
+        <w:tab/>
+      </w:r>
+      <w:r>
+        <w:rPr>
+          <w:u w:val="single"/>
           <w:lang w:val="es-CO"/>
         </w:rPr>
         <w:t>Procedimiento de Ejecución Especial</w:t>
@@ -10820,11 +11091,7 @@
         <w:t xml:space="preserve">. Para efectos de lo previsto en el artículo 66, numeral 2, de la Ley de Garantías Mobiliarias, el Importador declara que no podrá alegar que las Obligaciones Garantizadas se encuentran sujetas a plazo, ni a ninguna otra condición suspensiva cuando </w:t>
       </w:r>
       <w:r>
-        <w:t xml:space="preserve">la(s) Parte(s) </w:t>
-      </w:r>
-      <w:r>
-        <w:lastRenderedPageBreak/>
-        <w:t>Garantizada(s)</w:t>
+        <w:t>la(s) Parte(s) Garantizada(s)</w:t>
       </w:r>
       <w:r>
         <w:t xml:space="preserve"> </w:t>
@@ -10916,7 +11183,11 @@
         <w:t xml:space="preserve"> quien tendrá, además de las responsabilidades establecidas en este Contrato, el deber de</w:t>
       </w:r>
       <w:r>
-        <w:t xml:space="preserve"> estructurar las reglas aplicables a la cesión de los Bienes en Garantía a un potencial cesionario </w:t>
+        <w:t xml:space="preserve"> estructurar las reglas aplicables a la </w:t>
+      </w:r>
+      <w:r>
+        <w:lastRenderedPageBreak/>
+        <w:t xml:space="preserve">cesión de los Bienes en Garantía a un potencial cesionario </w:t>
       </w:r>
       <w:bookmarkStart w:id="80" w:name="_Ref129726616"/>
       <w:bookmarkStart w:id="81" w:name="_Ref129867587"/>
@@ -11350,21 +11621,13 @@
         <w:t>Poder Especial</w:t>
       </w:r>
       <w:r>
-        <w:t xml:space="preserve">”). El Poder Especial aquí otorgado es irrevocable y ha sido otorgado en beneficio </w:t>
-      </w:r>
-      <w:proofErr w:type="gramStart"/>
-      <w:r>
-        <w:t xml:space="preserve">de </w:t>
+        <w:t xml:space="preserve">”). El Poder Especial aquí otorgado es irrevocable y ha sido otorgado en beneficio de </w:t>
       </w:r>
       <w:r>
         <w:t xml:space="preserve"> </w:t>
       </w:r>
       <w:r>
-        <w:t>la</w:t>
-      </w:r>
-      <w:proofErr w:type="gramEnd"/>
-      <w:r>
-        <w:t>(s) Parte(s) Garantizada(s), según sea el caso</w:t>
+        <w:t>la(s) Parte(s) Garantizada(s), según sea el caso</w:t>
       </w:r>
       <w:r>
         <w:t xml:space="preserve">. Con la suscripción del presente Contrato </w:t>
@@ -11402,15 +11665,7 @@
         <w:t>Sección 7.01</w:t>
       </w:r>
       <w:r>
-        <w:t xml:space="preserve">; o (z) causar que un tercero reciba, los Bienes en Garantía en pago por un valor equivalente al 100% de la Valoración de </w:t>
-      </w:r>
-      <w:proofErr w:type="gramStart"/>
-      <w:r>
-        <w:t>los mismos</w:t>
-      </w:r>
-      <w:proofErr w:type="gramEnd"/>
-      <w:r>
-        <w:t>.</w:t>
+        <w:t>; o (z) causar que un tercero reciba, los Bienes en Garantía en pago por un valor equivalente al 100% de la Valoración de los mismos.</w:t>
       </w:r>
     </w:p>
     <w:p>
@@ -11418,113 +11673,113 @@
         <w:pStyle w:val="Heading3"/>
       </w:pPr>
       <w:r>
-        <w:t xml:space="preserve">El Importador renuncia expresamente a efectuar cualquier reclamación u objeción </w:t>
+        <w:t xml:space="preserve">El Importador renuncia expresamente a efectuar cualquier reclamación u objeción con respecto a las condiciones en las que se haya realizado la cesión o enajenación de los Bienes en Garantía, tales como precio, forma de pago, Cesionario y cualquier otra observación en relación con el contrato de cesión o el contrato de transferencia aplicable que se suscriba o los efectos o condiciones de la dación en pago que se realice, según sea el caso, siempre y cuando </w:t>
+      </w:r>
+      <w:r>
+        <w:t>la(s) Parte(s) Garantizada(s)</w:t>
+      </w:r>
+      <w:r>
+        <w:t xml:space="preserve"> </w:t>
+      </w:r>
+      <w:r>
+        <w:t>haya</w:t>
+      </w:r>
+      <w:r>
+        <w:t>(n)</w:t>
+      </w:r>
+      <w:r>
+        <w:t xml:space="preserve"> desarrollado el procedimiento de disposición de los Bienes en Garantía de </w:t>
       </w:r>
       <w:r>
         <w:lastRenderedPageBreak/>
-        <w:t xml:space="preserve">con respecto a las condiciones en las que se haya realizado la cesión o enajenación de los Bienes en Garantía, tales como precio, forma de pago, Cesionario y cualquier otra observación en relación con el contrato de cesión o el contrato de transferencia aplicable que se suscriba o los efectos o condiciones de la dación en pago que se realice, según sea el caso, siempre y cuando </w:t>
+        <w:t>acuerdo con lo dispuesto en el presente Contrato y las Leyes Aplicables.</w:t>
+      </w:r>
+      <w:bookmarkEnd w:id="86"/>
+    </w:p>
+    <w:p>
+      <w:pPr>
+        <w:pStyle w:val="Heading3"/>
+      </w:pPr>
+      <w:r>
+        <w:t xml:space="preserve">En cualquier momento anterior a que </w:t>
       </w:r>
       <w:r>
         <w:t>la(s) Parte(s) Garantizada(s)</w:t>
       </w:r>
       <w:r>
+        <w:t xml:space="preserve"> (o un tercero reciba de acuerdo con lo dispuesto en el presente Contrato)</w:t>
+      </w:r>
+      <w:r>
         <w:t xml:space="preserve"> </w:t>
       </w:r>
       <w:r>
-        <w:t>haya</w:t>
+        <w:t>disponga</w:t>
       </w:r>
       <w:r>
         <w:t>(n)</w:t>
       </w:r>
       <w:r>
-        <w:t xml:space="preserve"> desarrollado el procedimiento de disposición de los Bienes en Garantía de acuerdo con lo dispuesto en el presente Contrato y las Leyes Aplicables.</w:t>
-      </w:r>
-      <w:bookmarkEnd w:id="86"/>
+        <w:t xml:space="preserve"> de los Bienes en Garantía, el Importador tendrá derecho a solicitar la terminación inmediata del Procedimiento de Ejecución Especial, pagando el monto total adeudado bajo las Obligaciones Garantizadas en fondos inmediatamente disponibles, así como los gastos incurridos durante el Procedimiento de Ejecución Especial.</w:t>
+      </w:r>
     </w:p>
     <w:p>
       <w:pPr>
         <w:pStyle w:val="Heading3"/>
       </w:pPr>
       <w:r>
-        <w:t xml:space="preserve">En cualquier momento anterior a que </w:t>
+        <w:t>La(s) Parte(s) Garantizada(s)</w:t>
+      </w:r>
+      <w:r>
+        <w:t>no será</w:t>
+      </w:r>
+      <w:r>
+        <w:t>(n)</w:t>
+      </w:r>
+      <w:r>
+        <w:t xml:space="preserve"> responsable</w:t>
+      </w:r>
+      <w:r>
+        <w:t>(s)</w:t>
+      </w:r>
+      <w:r>
+        <w:t xml:space="preserve"> por cualquier perjuicio que se le pueda causar al Importador por la ejecución del procedimiento aquí pactado, excepto si un juez competente en sentencia ejecutoriada de última instancia declara que </w:t>
       </w:r>
       <w:r>
         <w:t>la(s) Parte(s) Garantizada(s)</w:t>
       </w:r>
       <w:r>
-        <w:t xml:space="preserve"> (o un tercero reciba de acuerdo con lo dispuesto en el presente Contrato)</w:t>
+        <w:t xml:space="preserve"> actuó</w:t>
+      </w:r>
+      <w:r>
+        <w:t>(aron)</w:t>
+      </w:r>
+      <w:r>
+        <w:t xml:space="preserve"> con dolo o culpa grave en el marco del procedimiento de disposición previsto en el presente Contrato.</w:t>
+      </w:r>
+    </w:p>
+    <w:p>
+      <w:pPr>
+        <w:pStyle w:val="Heading3"/>
+      </w:pPr>
+      <w:r>
+        <w:t>La Garantía no será</w:t>
+      </w:r>
+      <w:r>
+        <w:t xml:space="preserve"> cancelada por parte de </w:t>
+      </w:r>
+      <w:r>
+        <w:t>la(s) Parte(s) Garantizada(s)</w:t>
       </w:r>
       <w:r>
         <w:t xml:space="preserve"> </w:t>
       </w:r>
       <w:r>
-        <w:t>disponga</w:t>
-      </w:r>
-      <w:r>
-        <w:t>(n)</w:t>
-      </w:r>
-      <w:r>
-        <w:t xml:space="preserve"> de los Bienes en Garantía, el Importador tendrá derecho a solicitar la terminación inmediata del Procedimiento de Ejecución Especial, pagando el monto total adeudado bajo las Obligaciones Garantizadas en fondos inmediatamente disponibles, así como los gastos incurridos durante el Procedimiento de Ejecución Especial.</w:t>
-      </w:r>
-    </w:p>
-    <w:p>
-      <w:pPr>
-        <w:pStyle w:val="Heading3"/>
-      </w:pPr>
-      <w:r>
-        <w:t>La(s) Parte(s) Garantizada(s)</w:t>
-      </w:r>
-      <w:r>
-        <w:t>no será</w:t>
-      </w:r>
-      <w:r>
-        <w:t>(n)</w:t>
-      </w:r>
-      <w:r>
-        <w:t xml:space="preserve"> responsable</w:t>
-      </w:r>
-      <w:r>
-        <w:t>(s)</w:t>
-      </w:r>
-      <w:r>
-        <w:t xml:space="preserve"> por cualquier perjuicio que se le pueda causar al Importador por la ejecución del procedimiento aquí pactado, excepto si un juez competente en sentencia ejecutoriada de última instancia declara que </w:t>
-      </w:r>
-      <w:r>
-        <w:t>la(s) Parte(s) Garantizada(s)</w:t>
-      </w:r>
-      <w:r>
-        <w:t xml:space="preserve"> actuó</w:t>
-      </w:r>
-      <w:r>
-        <w:t>(aron)</w:t>
-      </w:r>
-      <w:r>
-        <w:t xml:space="preserve"> con dolo o culpa grave en el marco del procedimiento de disposición previsto en el presente Contrato.</w:t>
-      </w:r>
-    </w:p>
-    <w:p>
-      <w:pPr>
-        <w:pStyle w:val="Heading3"/>
-      </w:pPr>
-      <w:r>
-        <w:t>La Garantía no será</w:t>
-      </w:r>
-      <w:r>
-        <w:t xml:space="preserve"> cancelada por parte de </w:t>
-      </w:r>
-      <w:r>
-        <w:t>la(s) Parte(s) Garantizada(s)</w:t>
-      </w:r>
-      <w:r>
-        <w:t xml:space="preserve"> </w:t>
-      </w:r>
-      <w:r>
         <w:t>hasta tanto no se haya recibido el pago completo del precio al cual fueron dados en garantía los Bienes en Garantía.</w:t>
       </w:r>
     </w:p>
     <w:p>
       <w:pPr>
-        <w:pStyle w:val="Heading2"/>
+        <w:ind w:firstLine="709"/>
         <w:rPr>
           <w:vanish/>
           <w:specVanish/>
@@ -11532,6 +11787,18 @@
       </w:pPr>
       <w:bookmarkStart w:id="87" w:name="_Ref129866283"/>
       <w:r>
+        <w:t xml:space="preserve">            </w:t>
+      </w:r>
+      <w:r>
+        <w:t>Sección 8.06</w:t>
+      </w:r>
+      <w:r>
+        <w:tab/>
+      </w:r>
+      <w:r>
+        <w:rPr>
+          <w:u w:val="single"/>
+        </w:rPr>
         <w:t>Avalúo de los Bienes en Garantía</w:t>
       </w:r>
       <w:bookmarkEnd w:id="87"/>
@@ -11671,6 +11938,10 @@
     <w:p>
       <w:pPr>
         <w:pStyle w:val="Heading3"/>
+        <w:numPr>
+          <w:ilvl w:val="2"/>
+          <w:numId w:val="36"/>
+        </w:numPr>
       </w:pPr>
       <w:bookmarkStart w:id="88" w:name="_Ref129868122"/>
       <w:r>
@@ -11849,17 +12120,27 @@
     </w:p>
     <w:p>
       <w:pPr>
-        <w:pStyle w:val="Heading2"/>
+        <w:ind w:firstLine="720"/>
         <w:rPr>
           <w:vanish/>
-          <w:u w:val="none"/>
+          <w:u w:val="single"/>
           <w:lang w:val="es-CO"/>
           <w:specVanish/>
         </w:rPr>
       </w:pPr>
       <w:bookmarkStart w:id="92" w:name="_Ref129870281"/>
       <w:r>
-        <w:rPr>
+        <w:t xml:space="preserve">              </w:t>
+      </w:r>
+      <w:r>
+        <w:t>Sección 8.07</w:t>
+      </w:r>
+      <w:r>
+        <w:tab/>
+      </w:r>
+      <w:r>
+        <w:rPr>
+          <w:u w:val="single"/>
           <w:lang w:val="es-CO"/>
         </w:rPr>
         <w:t>Costos de la ejecución</w:t>
@@ -11869,11 +12150,13 @@
     <w:p>
       <w:pPr>
         <w:rPr>
-          <w:lang w:val="es-CO"/>
-        </w:rPr>
-      </w:pPr>
-      <w:r>
-        <w:rPr>
+          <w:u w:val="single"/>
+          <w:lang w:val="es-CO"/>
+        </w:rPr>
+      </w:pPr>
+      <w:r>
+        <w:rPr>
+          <w:u w:val="single"/>
           <w:lang w:val="es-CO"/>
         </w:rPr>
         <w:t>.</w:t>
@@ -11882,40 +12165,131 @@
     <w:p>
       <w:pPr>
         <w:pStyle w:val="Heading3"/>
+        <w:numPr>
+          <w:ilvl w:val="2"/>
+          <w:numId w:val="41"/>
+        </w:numPr>
+      </w:pPr>
+      <w:r>
+        <w:t xml:space="preserve">Cualquier costo asociado a, o derivado de la ejecución de </w:t>
+      </w:r>
+      <w:r>
+        <w:t xml:space="preserve">la </w:t>
+      </w:r>
+      <w:r>
+        <w:t xml:space="preserve">Garantía </w:t>
+      </w:r>
+      <w:r>
+        <w:t>o de la realización de cualquiera de los actos aquí previstos será asumido por el Importador</w:t>
+      </w:r>
+      <w:r>
+        <w:rPr>
+          <w:color w:val="000000"/>
+        </w:rPr>
+        <w:t xml:space="preserve"> y podrá ser descontado o cobrado por </w:t>
+      </w:r>
+      <w:r>
+        <w:t>la(s) Parte(s) Garantizada(s)</w:t>
+      </w:r>
+      <w:r>
+        <w:rPr>
+          <w:color w:val="000000"/>
+        </w:rPr>
+        <w:t xml:space="preserve">de manera previa, en virtud de la ejecución de </w:t>
+      </w:r>
+      <w:r>
+        <w:rPr>
+          <w:color w:val="000000"/>
+        </w:rPr>
+        <w:t>la Garantía</w:t>
+      </w:r>
+      <w:r>
+        <w:t>.</w:t>
+      </w:r>
+    </w:p>
+    <w:p>
+      <w:pPr>
+        <w:pStyle w:val="Heading3"/>
       </w:pPr>
       <w:r>
         <w:lastRenderedPageBreak/>
-        <w:t xml:space="preserve">Cualquier costo asociado a, o derivado de la ejecución de </w:t>
+        <w:t xml:space="preserve">Cualquier recurso derivado del proceso de ejecución </w:t>
+      </w:r>
+      <w:r>
+        <w:t xml:space="preserve">de </w:t>
       </w:r>
       <w:r>
         <w:t xml:space="preserve">la </w:t>
       </w:r>
       <w:r>
-        <w:t xml:space="preserve">Garantía </w:t>
-      </w:r>
-      <w:r>
-        <w:t>o de la realización de cualquiera de los actos aquí previstos será asumido por el Importador</w:t>
-      </w:r>
-      <w:r>
-        <w:rPr>
-          <w:color w:val="000000"/>
-        </w:rPr>
-        <w:t xml:space="preserve"> y podrá ser descontado o cobrado por </w:t>
-      </w:r>
-      <w:r>
-        <w:t>la(s) Parte(s) Garantizada(s)</w:t>
-      </w:r>
-      <w:r>
-        <w:rPr>
-          <w:color w:val="000000"/>
-        </w:rPr>
-        <w:t xml:space="preserve">de manera previa, en virtud de la ejecución de </w:t>
-      </w:r>
-      <w:r>
-        <w:rPr>
-          <w:color w:val="000000"/>
-        </w:rPr>
-        <w:t>la Garantía</w:t>
+        <w:t>Garantía</w:t>
+      </w:r>
+      <w:r>
+        <w:t xml:space="preserve"> descrito en </w:t>
+      </w:r>
+      <w:r>
+        <w:t>la</w:t>
+      </w:r>
+      <w:r>
+        <w:t xml:space="preserve"> presente </w:t>
+      </w:r>
+      <w:r>
+        <w:rPr>
+          <w:u w:val="single"/>
+        </w:rPr>
+        <w:fldChar w:fldCharType="begin"/>
+      </w:r>
+      <w:r>
+        <w:rPr>
+          <w:u w:val="single"/>
+        </w:rPr>
+        <w:instrText xml:space="preserve"> REF _Ref129870281 \w \h </w:instrText>
+      </w:r>
+      <w:r>
+        <w:rPr>
+          <w:u w:val="single"/>
+        </w:rPr>
+      </w:r>
+      <w:r>
+        <w:rPr>
+          <w:u w:val="single"/>
+        </w:rPr>
+        <w:fldChar w:fldCharType="separate"/>
+      </w:r>
+      <w:r>
+        <w:rPr>
+          <w:u w:val="single"/>
+        </w:rPr>
+        <w:t>Sección 8.07</w:t>
+      </w:r>
+      <w:r>
+        <w:rPr>
+          <w:u w:val="single"/>
+        </w:rPr>
+        <w:fldChar w:fldCharType="end"/>
+      </w:r>
+      <w:r>
+        <w:t xml:space="preserve"> deberá ser imputado en el orden y prelación previstos en el artículo 70 de la Ley de Garantías Mobiliarias.</w:t>
+      </w:r>
+    </w:p>
+    <w:p>
+      <w:pPr>
+        <w:pStyle w:val="Heading3"/>
+      </w:pPr>
+      <w:r>
+        <w:t xml:space="preserve">No obstante, en concordancia con el numeral 3 del artículo 70 de la Ley de Garantías Mobiliarias, el remanente, si lo hubiere, se entregará, previas las deducciones del caso, al Importador, según corresponda, dentro de los </w:t>
+      </w:r>
+      <w:r>
+        <w:t>veinte (</w:t>
+      </w:r>
+      <w:r>
+        <w:t>20</w:t>
+      </w:r>
+      <w:r>
+        <w:t>)</w:t>
+      </w:r>
+      <w:r>
+        <w:t xml:space="preserve"> Días Hábiles siguientes al pago total de las Obligaciones Garantizadas pendientes de pago hasta la fecha de pago correspondiente</w:t>
       </w:r>
       <w:r>
         <w:t>.</w:t>
@@ -11923,130 +12297,57 @@
     </w:p>
     <w:p>
       <w:pPr>
+        <w:ind w:firstLine="720"/>
+        <w:rPr>
+          <w:vanish/>
+          <w:lang w:val="es-CO"/>
+          <w:specVanish/>
+        </w:rPr>
+      </w:pPr>
+      <w:r>
+        <w:t xml:space="preserve">              </w:t>
+      </w:r>
+      <w:r>
+        <w:t>Sección 8.08</w:t>
+      </w:r>
+      <w:r>
+        <w:tab/>
+      </w:r>
+      <w:r>
+        <w:rPr>
+          <w:u w:val="single"/>
+          <w:lang w:val="es-CO"/>
+        </w:rPr>
+        <w:t xml:space="preserve">Recursos </w:t>
+      </w:r>
+      <w:r>
+        <w:rPr>
+          <w:u w:val="single"/>
+          <w:lang w:val="es-CO"/>
+        </w:rPr>
+        <w:t>acumulables</w:t>
+      </w:r>
+    </w:p>
+    <w:p>
+      <w:pPr>
+        <w:rPr>
+          <w:lang w:val="es-CO"/>
+        </w:rPr>
+      </w:pPr>
+      <w:r>
+        <w:rPr>
+          <w:lang w:val="es-CO"/>
+        </w:rPr>
+        <w:t>.</w:t>
+      </w:r>
+    </w:p>
+    <w:p>
+      <w:pPr>
         <w:pStyle w:val="Heading3"/>
-      </w:pPr>
-      <w:r>
-        <w:t xml:space="preserve">Cualquier recurso derivado del proceso de ejecución </w:t>
-      </w:r>
-      <w:r>
-        <w:t xml:space="preserve">de </w:t>
-      </w:r>
-      <w:r>
-        <w:t xml:space="preserve">la </w:t>
-      </w:r>
-      <w:r>
-        <w:t>Garantía</w:t>
-      </w:r>
-      <w:r>
-        <w:t xml:space="preserve"> descrito en </w:t>
-      </w:r>
-      <w:r>
-        <w:t>la</w:t>
-      </w:r>
-      <w:r>
-        <w:t xml:space="preserve"> presente </w:t>
-      </w:r>
-      <w:r>
-        <w:rPr>
-          <w:u w:val="single"/>
-        </w:rPr>
-        <w:fldChar w:fldCharType="begin"/>
-      </w:r>
-      <w:r>
-        <w:rPr>
-          <w:u w:val="single"/>
-        </w:rPr>
-        <w:instrText xml:space="preserve"> REF _Ref129870281 \w \h </w:instrText>
-      </w:r>
-      <w:r>
-        <w:rPr>
-          <w:u w:val="single"/>
-        </w:rPr>
-      </w:r>
-      <w:r>
-        <w:rPr>
-          <w:u w:val="single"/>
-        </w:rPr>
-        <w:fldChar w:fldCharType="separate"/>
-      </w:r>
-      <w:r>
-        <w:rPr>
-          <w:u w:val="single"/>
-        </w:rPr>
-        <w:t>Sección 8.07</w:t>
-      </w:r>
-      <w:r>
-        <w:rPr>
-          <w:u w:val="single"/>
-        </w:rPr>
-        <w:fldChar w:fldCharType="end"/>
-      </w:r>
-      <w:r>
-        <w:t xml:space="preserve"> deberá ser imputado en el orden y prelación previstos en el artículo 70 de la Ley de Garantías Mobiliarias.</w:t>
-      </w:r>
-    </w:p>
-    <w:p>
-      <w:pPr>
-        <w:pStyle w:val="Heading3"/>
-      </w:pPr>
-      <w:r>
-        <w:t xml:space="preserve">No obstante, en concordancia con el numeral 3 del artículo 70 de la Ley de Garantías Mobiliarias, el remanente, si lo hubiere, se entregará, previas las deducciones del caso, al Importador, según corresponda, dentro de los </w:t>
-      </w:r>
-      <w:r>
-        <w:t>veinte (</w:t>
-      </w:r>
-      <w:r>
-        <w:t>20</w:t>
-      </w:r>
-      <w:r>
-        <w:t>)</w:t>
-      </w:r>
-      <w:r>
-        <w:t xml:space="preserve"> Días Hábiles siguientes al pago total de las Obligaciones Garantizadas pendientes de pago hasta la fecha de pago correspondiente</w:t>
-      </w:r>
-      <w:r>
-        <w:t>.</w:t>
-      </w:r>
-    </w:p>
-    <w:p>
-      <w:pPr>
-        <w:pStyle w:val="Heading2"/>
-        <w:rPr>
-          <w:vanish/>
-          <w:u w:val="none"/>
-          <w:lang w:val="es-CO"/>
-          <w:specVanish/>
-        </w:rPr>
-      </w:pPr>
-      <w:r>
-        <w:rPr>
-          <w:lang w:val="es-CO"/>
-        </w:rPr>
-        <w:t xml:space="preserve">Recursos </w:t>
-      </w:r>
-      <w:r>
-        <w:rPr>
-          <w:lang w:val="es-CO"/>
-        </w:rPr>
-        <w:t>acumulables</w:t>
-      </w:r>
-    </w:p>
-    <w:p>
-      <w:pPr>
-        <w:rPr>
-          <w:lang w:val="es-CO"/>
-        </w:rPr>
-      </w:pPr>
-      <w:r>
-        <w:rPr>
-          <w:lang w:val="es-CO"/>
-        </w:rPr>
-        <w:t>.</w:t>
-      </w:r>
-    </w:p>
-    <w:p>
-      <w:pPr>
-        <w:pStyle w:val="Heading3"/>
+        <w:numPr>
+          <w:ilvl w:val="2"/>
+          <w:numId w:val="37"/>
+        </w:numPr>
       </w:pPr>
       <w:r>
         <w:t xml:space="preserve">Todos y cada uno de los derechos, poderes, facultades y recursos específicamente otorgados a </w:t>
@@ -12221,11 +12522,7 @@
     </w:p>
     <w:p>
       <w:pPr>
-        <w:pStyle w:val="Heading2"/>
-        <w:numPr>
-          <w:ilvl w:val="1"/>
-          <w:numId w:val="6"/>
-        </w:numPr>
+        <w:ind w:left="720" w:firstLine="720"/>
         <w:rPr>
           <w:vanish/>
           <w:lang w:val="es-CO"/>
@@ -12234,38 +12531,48 @@
       </w:pPr>
       <w:bookmarkStart w:id="94" w:name="_Toc116903408"/>
       <w:r>
-        <w:rPr>
-          <w:lang w:val="es-CO"/>
-        </w:rPr>
+        <w:t>Sección 9.01</w:t>
+      </w:r>
+      <w:r>
+        <w:tab/>
+      </w:r>
+      <w:r>
+        <w:rPr>
+          <w:u w:val="single"/>
+          <w:lang w:val="es-CO"/>
+        </w:rPr>
+        <w:t>Confidencialidad</w:t>
+      </w:r>
+      <w:bookmarkEnd w:id="94"/>
+    </w:p>
+    <w:p>
+      <w:pPr>
+        <w:rPr>
+          <w:lang w:val="es-CO"/>
+        </w:rPr>
+      </w:pPr>
+      <w:r>
+        <w:rPr>
+          <w:lang w:val="es-CO"/>
+        </w:rPr>
+        <w:t>.</w:t>
+      </w:r>
+      <w:bookmarkStart w:id="95" w:name="_Hlk118107371"/>
+    </w:p>
+    <w:p>
+      <w:pPr>
+        <w:pStyle w:val="Heading3"/>
+      </w:pPr>
+      <w:r>
+        <w:t>Las Partes sus administradores, empleados y agentes</w:t>
+      </w:r>
+      <w:bookmarkEnd w:id="95"/>
+      <w:r>
+        <w:t xml:space="preserve"> deben mantener en secreto y no distribuir, divulgar o difundir de cualquier manera o forma, ni por completo ni mediante extractos, la Información Confidencial a nadie excepto a sus empleados o asesores cuyo acceso a tal </w:t>
+      </w:r>
+      <w:r>
         <w:lastRenderedPageBreak/>
-        <w:t>Confidencialidad</w:t>
-      </w:r>
-      <w:bookmarkEnd w:id="94"/>
-    </w:p>
-    <w:p>
-      <w:pPr>
-        <w:rPr>
-          <w:lang w:val="es-CO"/>
-        </w:rPr>
-      </w:pPr>
-      <w:r>
-        <w:rPr>
-          <w:lang w:val="es-CO"/>
-        </w:rPr>
-        <w:t>.</w:t>
-      </w:r>
-      <w:bookmarkStart w:id="95" w:name="_Hlk118107371"/>
-    </w:p>
-    <w:p>
-      <w:pPr>
-        <w:pStyle w:val="Heading3"/>
-      </w:pPr>
-      <w:r>
-        <w:t>Las Partes sus administradores, empleados y agentes</w:t>
-      </w:r>
-      <w:bookmarkEnd w:id="95"/>
-      <w:r>
-        <w:t xml:space="preserve"> deben mantener en secreto y no distribuir, divulgar o difundir de cualquier manera o forma, ni por completo ni mediante extractos, la Información Confidencial a nadie excepto a sus empleados o asesores cuyo acceso a tal Información Confidencial sea necesario para llevar a cabo sus funciones en relación con el Contrato. Asimismo, deben estar obligados, ya sea como una condición de su contrato de trabajo o de otra forma, a las obligaciones de confidencialidad con un alcance al menos igual al del presente Contrato y a no utilizar la Información Confidencial para un propósito distinto al objeto del Contrato </w:t>
+        <w:t xml:space="preserve">Información Confidencial sea necesario para llevar a cabo sus funciones en relación con el Contrato. Asimismo, deben estar obligados, ya sea como una condición de su contrato de trabajo o de otra forma, a las obligaciones de confidencialidad con un alcance al menos igual al del presente Contrato y a no utilizar la Información Confidencial para un propósito distinto al objeto del Contrato </w:t>
       </w:r>
       <w:r>
         <w:t>(</w:t>
@@ -12339,7 +12646,7 @@
     </w:p>
     <w:p>
       <w:pPr>
-        <w:pStyle w:val="Heading2"/>
+        <w:ind w:firstLine="720"/>
         <w:rPr>
           <w:vanish/>
           <w:lang w:val="es-CO"/>
@@ -12348,7 +12655,17 @@
       </w:pPr>
       <w:bookmarkStart w:id="96" w:name="_Toc116903409"/>
       <w:r>
-        <w:rPr>
+        <w:t xml:space="preserve">             </w:t>
+      </w:r>
+      <w:r>
+        <w:t>Sección 9.02</w:t>
+      </w:r>
+      <w:r>
+        <w:tab/>
+      </w:r>
+      <w:r>
+        <w:rPr>
+          <w:u w:val="single"/>
           <w:lang w:val="es-CO"/>
         </w:rPr>
         <w:t>Excepciones a la confidencialidad</w:t>
@@ -12372,6 +12689,10 @@
     <w:p>
       <w:pPr>
         <w:pStyle w:val="Heading3"/>
+        <w:numPr>
+          <w:ilvl w:val="2"/>
+          <w:numId w:val="42"/>
+        </w:numPr>
       </w:pPr>
       <w:r>
         <w:t>Cuando la Parte receptora tenga evidencia de que conoce previamente la información recibida sin ningún tipo de obligación de confidencialidad.</w:t>
@@ -12414,11 +12735,7 @@
         <w:pStyle w:val="Heading3"/>
       </w:pPr>
       <w:r>
-        <w:t xml:space="preserve">Cuando la Parte receptora haya recibido aprobación escrita por parte de la otra </w:t>
-      </w:r>
-      <w:r>
-        <w:lastRenderedPageBreak/>
-        <w:t>Parte, respecto a la divulgación de la Información Confidencial</w:t>
+        <w:t>Cuando la Parte receptora haya recibido aprobación escrita por parte de la otra Parte, respecto a la divulgación de la Información Confidencial</w:t>
       </w:r>
       <w:r>
         <w:t>.</w:t>
@@ -12431,26 +12748,46 @@
         <w:pStyle w:val="Heading3"/>
       </w:pPr>
       <w:r>
-        <w:t>Cuando la Parte receptora o sus representantes sean requeridos a revelar la Información Confidencial bajo cualquier Ley Aplicable, una Autoridad Gubernamental, judicial, administrativa o regulatoria competente (incluyendo cualquier agencia gubernamental o cualquier bolsa de valores reconocida).</w:t>
+        <w:t xml:space="preserve">Cuando la Parte receptora o sus representantes sean requeridos a revelar la Información Confidencial bajo cualquier Ley Aplicable, una Autoridad Gubernamental, judicial, administrativa o regulatoria competente (incluyendo cualquier agencia gubernamental o cualquier </w:t>
+      </w:r>
+      <w:r>
+        <w:lastRenderedPageBreak/>
+        <w:t>bolsa de valores reconocida).</w:t>
       </w:r>
       <w:bookmarkEnd w:id="102"/>
     </w:p>
     <w:p>
       <w:pPr>
-        <w:pStyle w:val="Heading2"/>
+        <w:ind w:firstLine="720"/>
         <w:rPr>
           <w:vanish/>
+          <w:u w:val="single"/>
           <w:specVanish/>
         </w:rPr>
       </w:pPr>
       <w:r>
+        <w:t xml:space="preserve">              </w:t>
+      </w:r>
+      <w:r>
+        <w:t>Sección 9.0</w:t>
+      </w:r>
+      <w:r>
+        <w:t>3</w:t>
+      </w:r>
+      <w:r>
+        <w:tab/>
+      </w:r>
+      <w:r>
+        <w:rPr>
+          <w:u w:val="single"/>
+        </w:rPr>
         <w:t xml:space="preserve">Autorización general para el uso </w:t>
       </w:r>
       <w:r>
-        <w:t xml:space="preserve">y </w:t>
-      </w:r>
-      <w:r>
-        <w:t>tratamiento de Datos Personales</w:t>
+        <w:rPr>
+          <w:u w:val="single"/>
+        </w:rPr>
+        <w:t>y tratamiento de Datos Personales</w:t>
       </w:r>
     </w:p>
     <w:p>
@@ -12462,6 +12799,7 @@
       <w:bookmarkStart w:id="103" w:name="_Hlk117084897"/>
       <w:r>
         <w:rPr>
+          <w:u w:val="single"/>
           <w:lang w:val="es-CO"/>
         </w:rPr>
         <w:t>.</w:t>
@@ -12565,15 +12903,7 @@
         <w:t xml:space="preserve"> Colombia</w:t>
       </w:r>
       <w:r>
-        <w:t xml:space="preserve"> para que trate, transfiera o transmita los Datos Personales a terceros, como patrimonios autónomos, y/o beneficiarios de </w:t>
-      </w:r>
-      <w:proofErr w:type="gramStart"/>
-      <w:r>
-        <w:t>los mismos</w:t>
-      </w:r>
-      <w:proofErr w:type="gramEnd"/>
-      <w:r>
-        <w:t xml:space="preserve">, incluyendo al Beneficiario, incluso a países que no cuenten con los niveles adecuados de protección, con las finalidades establecidas en la Política de </w:t>
+        <w:t xml:space="preserve"> para que trate, transfiera o transmita los Datos Personales a terceros, como patrimonios autónomos, y/o beneficiarios de los mismos, incluyendo al Beneficiario, incluso a países que no cuenten con los niveles adecuados de protección, con las finalidades establecidas en la Política de </w:t>
       </w:r>
       <w:r>
         <w:t>Privacidad</w:t>
@@ -12687,20 +13017,6 @@
     </w:p>
     <w:p>
       <w:pPr>
-        <w:rPr>
-          <w:lang w:val="es-CO"/>
-        </w:rPr>
-      </w:pPr>
-    </w:p>
-    <w:p>
-      <w:pPr>
-        <w:rPr>
-          <w:lang w:val="es-CO"/>
-        </w:rPr>
-      </w:pPr>
-    </w:p>
-    <w:p>
-      <w:pPr>
         <w:pStyle w:val="Heading1"/>
         <w:jc w:val="center"/>
         <w:rPr>
@@ -12712,7 +13028,6 @@
           <w:u w:val="none"/>
           <w:lang w:val="es-CO"/>
         </w:rPr>
-        <w:lastRenderedPageBreak/>
         <w:br/>
       </w:r>
       <w:r>
@@ -12724,14 +13039,7 @@
     </w:p>
     <w:p>
       <w:pPr>
-        <w:rPr>
-          <w:lang w:val="es-CO"/>
-        </w:rPr>
-      </w:pPr>
-    </w:p>
-    <w:p>
-      <w:pPr>
-        <w:pStyle w:val="Heading2"/>
+        <w:ind w:firstLine="720"/>
         <w:rPr>
           <w:vanish/>
           <w:lang w:val="es-CO"/>
@@ -12740,13 +13048,24 @@
       </w:pPr>
       <w:bookmarkStart w:id="104" w:name="_Ref129937479"/>
       <w:r>
-        <w:rPr>
+        <w:t xml:space="preserve">              </w:t>
+      </w:r>
+      <w:r>
+        <w:t>Sección 10.01</w:t>
+      </w:r>
+      <w:r>
+        <w:tab/>
+      </w:r>
+      <w:r>
+        <w:rPr>
+          <w:u w:val="single"/>
           <w:lang w:val="es-CO"/>
         </w:rPr>
         <w:t>V</w:t>
       </w:r>
       <w:r>
         <w:rPr>
+          <w:u w:val="single"/>
           <w:lang w:val="es-CO"/>
         </w:rPr>
         <w:t>igencia</w:t>
@@ -12823,7 +13142,7 @@
     </w:p>
     <w:p>
       <w:pPr>
-        <w:pStyle w:val="Heading2"/>
+        <w:ind w:firstLine="720"/>
         <w:rPr>
           <w:vanish/>
           <w:lang w:val="es-CO"/>
@@ -12835,7 +13154,15 @@
       <w:bookmarkStart w:id="108" w:name="_Ref131635305"/>
       <w:bookmarkEnd w:id="1"/>
       <w:r>
-        <w:rPr>
+        <w:lastRenderedPageBreak/>
+        <w:t>Sección 10.02</w:t>
+      </w:r>
+      <w:r>
+        <w:tab/>
+      </w:r>
+      <w:r>
+        <w:rPr>
+          <w:u w:val="single"/>
           <w:lang w:val="es-CO"/>
         </w:rPr>
         <w:t>Comunicaciones y notificaciones</w:t>
@@ -13181,6 +13508,9 @@
               <w:t xml:space="preserve">E-mail: </w:t>
             </w:r>
             <w:r>
+              <w:rPr>
+                <w:lang w:val="es-MX"/>
+              </w:rPr>
               <w:fldChar w:fldCharType="begin"/>
             </w:r>
             <w:r>
@@ -13190,6 +13520,9 @@
               <w:instrText xml:space="preserve"> HYPERLINK "mailto:andres.gonzalez@finkargo.com" </w:instrText>
             </w:r>
             <w:r>
+              <w:rPr>
+                <w:lang w:val="es-MX"/>
+              </w:rPr>
               <w:fldChar w:fldCharType="separate"/>
             </w:r>
             <w:r>
@@ -13315,26 +13648,38 @@
     </w:tbl>
     <w:p>
       <w:pPr>
-        <w:pStyle w:val="Heading2"/>
+        <w:ind w:firstLine="720"/>
         <w:rPr>
           <w:lang w:val="es-CO"/>
         </w:rPr>
       </w:pPr>
       <w:bookmarkStart w:id="109" w:name="_Toc116903416"/>
       <w:r>
-        <w:rPr>
+        <w:t xml:space="preserve">             </w:t>
+      </w:r>
+      <w:r>
+        <w:t>Sección 10.03</w:t>
+      </w:r>
+      <w:r>
+        <w:tab/>
+      </w:r>
+      <w:r>
+        <w:rPr>
+          <w:u w:val="single"/>
           <w:lang w:val="es-CO"/>
         </w:rPr>
         <w:t xml:space="preserve">Modificaciones y </w:t>
       </w:r>
       <w:r>
         <w:rPr>
+          <w:u w:val="single"/>
           <w:lang w:val="es-CO"/>
         </w:rPr>
         <w:t>r</w:t>
       </w:r>
       <w:r>
         <w:rPr>
+          <w:u w:val="single"/>
           <w:lang w:val="es-CO"/>
         </w:rPr>
         <w:t>enuncias</w:t>
@@ -13400,7 +13745,7 @@
     </w:p>
     <w:p>
       <w:pPr>
-        <w:pStyle w:val="Heading2"/>
+        <w:ind w:firstLine="720"/>
         <w:rPr>
           <w:vanish/>
           <w:lang w:val="es-CO"/>
@@ -13409,19 +13754,31 @@
       </w:pPr>
       <w:bookmarkStart w:id="110" w:name="_Toc116903417"/>
       <w:r>
-        <w:rPr>
+        <w:t xml:space="preserve">              </w:t>
+      </w:r>
+      <w:r>
+        <w:t>Sección 10.04</w:t>
+      </w:r>
+      <w:r>
+        <w:tab/>
+      </w:r>
+      <w:r>
+        <w:rPr>
+          <w:u w:val="single"/>
           <w:lang w:val="es-CO"/>
         </w:rPr>
         <w:t xml:space="preserve">Costos </w:t>
       </w:r>
       <w:r>
         <w:rPr>
+          <w:u w:val="single"/>
           <w:lang w:val="es-CO"/>
         </w:rPr>
         <w:t>a</w:t>
       </w:r>
       <w:r>
         <w:rPr>
+          <w:u w:val="single"/>
           <w:lang w:val="es-CO"/>
         </w:rPr>
         <w:t xml:space="preserve">dministrativos e </w:t>
@@ -13429,6 +13786,7 @@
       <w:bookmarkEnd w:id="110"/>
       <w:r>
         <w:rPr>
+          <w:u w:val="single"/>
           <w:lang w:val="es-CO"/>
         </w:rPr>
         <w:t>Impuestos</w:t>
@@ -13473,7 +13831,7 @@
     </w:p>
     <w:p>
       <w:pPr>
-        <w:pStyle w:val="Heading2"/>
+        <w:ind w:left="720" w:firstLine="720"/>
         <w:rPr>
           <w:vanish/>
           <w:lang w:val="es-CO"/>
@@ -13482,20 +13840,31 @@
       </w:pPr>
       <w:bookmarkStart w:id="111" w:name="_Toc116903418"/>
       <w:r>
-        <w:rPr>
-          <w:lang w:val="es-CO"/>
-        </w:rPr>
-        <w:lastRenderedPageBreak/>
+        <w:t>Sección 10.0</w:t>
+      </w:r>
+      <w:r>
+        <w:t>5</w:t>
+      </w:r>
+      <w:r>
+        <w:tab/>
+      </w:r>
+      <w:r>
+        <w:rPr>
+          <w:u w:val="single"/>
+          <w:lang w:val="es-CO"/>
+        </w:rPr>
         <w:t xml:space="preserve">Sucesores y </w:t>
       </w:r>
       <w:r>
         <w:rPr>
+          <w:u w:val="single"/>
           <w:lang w:val="es-CO"/>
         </w:rPr>
         <w:t>c</w:t>
       </w:r>
       <w:r>
         <w:rPr>
+          <w:u w:val="single"/>
           <w:lang w:val="es-CO"/>
         </w:rPr>
         <w:t>esionarios</w:t>
@@ -13519,6 +13888,10 @@
     <w:p>
       <w:pPr>
         <w:pStyle w:val="Heading3"/>
+        <w:numPr>
+          <w:ilvl w:val="2"/>
+          <w:numId w:val="43"/>
+        </w:numPr>
       </w:pPr>
       <w:bookmarkStart w:id="113" w:name="_Hlk132230909"/>
       <w:bookmarkEnd w:id="112"/>
@@ -13587,6 +13960,7 @@
         <w:pStyle w:val="Heading3"/>
       </w:pPr>
       <w:r>
+        <w:lastRenderedPageBreak/>
         <w:t xml:space="preserve">El Importador no podrá ceder, transferir, enajenar, aportar </w:t>
       </w:r>
       <w:r>
@@ -13615,7 +13989,7 @@
     </w:p>
     <w:p>
       <w:pPr>
-        <w:pStyle w:val="Heading2"/>
+        <w:ind w:firstLine="720"/>
         <w:rPr>
           <w:vanish/>
           <w:lang w:val="es-CO"/>
@@ -13628,23 +14002,39 @@
         <w:rPr>
           <w:lang w:val="es-CO"/>
         </w:rPr>
+        <w:t xml:space="preserve">              </w:t>
+      </w:r>
+      <w:r>
+        <w:t>Sección 10.06</w:t>
+      </w:r>
+      <w:r>
+        <w:tab/>
+      </w:r>
+      <w:r>
+        <w:rPr>
+          <w:u w:val="single"/>
+          <w:lang w:val="es-CO"/>
+        </w:rPr>
         <w:t>Ley Aplicable</w:t>
       </w:r>
       <w:bookmarkEnd w:id="114"/>
       <w:r>
         <w:rPr>
+          <w:u w:val="single"/>
           <w:lang w:val="es-CO"/>
         </w:rPr>
         <w:t xml:space="preserve"> y </w:t>
       </w:r>
       <w:r>
         <w:rPr>
+          <w:u w:val="single"/>
           <w:lang w:val="es-CO"/>
         </w:rPr>
         <w:t>j</w:t>
       </w:r>
       <w:r>
         <w:rPr>
+          <w:u w:val="single"/>
           <w:lang w:val="es-CO"/>
         </w:rPr>
         <w:t>urisdicción</w:t>
@@ -13674,7 +14064,7 @@
     </w:p>
     <w:p>
       <w:pPr>
-        <w:pStyle w:val="Heading2"/>
+        <w:ind w:firstLine="720"/>
         <w:rPr>
           <w:vanish/>
           <w:lang w:val="es-CO"/>
@@ -13683,7 +14073,17 @@
       </w:pPr>
       <w:bookmarkStart w:id="116" w:name="_Toc116903421"/>
       <w:r>
-        <w:rPr>
+        <w:t xml:space="preserve">              </w:t>
+      </w:r>
+      <w:r>
+        <w:t>Sección 10.07</w:t>
+      </w:r>
+      <w:r>
+        <w:tab/>
+      </w:r>
+      <w:r>
+        <w:rPr>
+          <w:u w:val="single"/>
           <w:lang w:val="es-CO"/>
         </w:rPr>
         <w:t>Acuerdo único</w:t>
@@ -13717,7 +14117,7 @@
     </w:p>
     <w:p>
       <w:pPr>
-        <w:pStyle w:val="Heading2"/>
+        <w:ind w:firstLine="720"/>
         <w:rPr>
           <w:vanish/>
           <w:lang w:val="es-CO"/>
@@ -13728,19 +14128,31 @@
       <w:bookmarkStart w:id="118" w:name="_Toc116903422"/>
       <w:bookmarkEnd w:id="117"/>
       <w:r>
-        <w:rPr>
+        <w:t xml:space="preserve">              </w:t>
+      </w:r>
+      <w:r>
+        <w:t>Sección 10.08</w:t>
+      </w:r>
+      <w:r>
+        <w:tab/>
+      </w:r>
+      <w:r>
+        <w:rPr>
+          <w:u w:val="single"/>
           <w:lang w:val="es-CO"/>
         </w:rPr>
         <w:t xml:space="preserve">Nulidad </w:t>
       </w:r>
       <w:r>
         <w:rPr>
+          <w:u w:val="single"/>
           <w:lang w:val="es-CO"/>
         </w:rPr>
         <w:t>p</w:t>
       </w:r>
       <w:r>
         <w:rPr>
+          <w:u w:val="single"/>
           <w:lang w:val="es-CO"/>
         </w:rPr>
         <w:t>arcial</w:t>
@@ -13774,7 +14186,7 @@
     </w:p>
     <w:p>
       <w:pPr>
-        <w:pStyle w:val="Heading2"/>
+        <w:ind w:firstLine="720"/>
         <w:rPr>
           <w:vanish/>
           <w:specVanish/>
@@ -13784,6 +14196,21 @@
       <w:bookmarkStart w:id="120" w:name="_Toc129188402"/>
       <w:bookmarkStart w:id="121" w:name="_Toc129537905"/>
       <w:r>
+        <w:t xml:space="preserve">            </w:t>
+      </w:r>
+      <w:r>
+        <w:t xml:space="preserve"> </w:t>
+      </w:r>
+      <w:r>
+        <w:t>Sección 10.09</w:t>
+      </w:r>
+      <w:r>
+        <w:tab/>
+      </w:r>
+      <w:r>
+        <w:rPr>
+          <w:u w:val="single"/>
+        </w:rPr>
         <w:t>Anexos</w:t>
       </w:r>
       <w:bookmarkEnd w:id="119"/>
@@ -13797,20 +14224,12 @@
         </w:rPr>
       </w:pPr>
       <w:r>
-        <w:t xml:space="preserve">. Forman parte integral del presente Contrato todos sus Anexos, incluyendo los que se incorporen con posterioridad a la firma </w:t>
-      </w:r>
-      <w:proofErr w:type="gramStart"/>
-      <w:r>
-        <w:t>del mismo</w:t>
-      </w:r>
-      <w:proofErr w:type="gramEnd"/>
-      <w:r>
-        <w:t>.</w:t>
-      </w:r>
-    </w:p>
-    <w:p>
-      <w:pPr>
-        <w:pStyle w:val="Heading2"/>
+        <w:t>. Forman parte integral del presente Contrato todos sus Anexos, incluyendo los que se incorporen con posterioridad a la firma del mismo.</w:t>
+      </w:r>
+    </w:p>
+    <w:p>
+      <w:pPr>
+        <w:ind w:firstLine="720"/>
         <w:rPr>
           <w:vanish/>
           <w:lang w:val="es-CO"/>
@@ -13818,7 +14237,17 @@
         </w:rPr>
       </w:pPr>
       <w:r>
-        <w:rPr>
+        <w:t xml:space="preserve">             </w:t>
+      </w:r>
+      <w:r>
+        <w:t>Sección 10.10</w:t>
+      </w:r>
+      <w:r>
+        <w:tab/>
+      </w:r>
+      <w:r>
+        <w:rPr>
+          <w:u w:val="single"/>
           <w:lang w:val="es-CO"/>
         </w:rPr>
         <w:t>Firma electrónica</w:t>
@@ -13978,9 +14407,6 @@
             </w:r>
             <w:r>
               <w:br/>
-            </w:r>
-            <w:r>
-              <w:lastRenderedPageBreak/>
               <w:t>Representante legal</w:t>
             </w:r>
           </w:p>
@@ -14000,7 +14426,6 @@
               <w:rPr>
                 <w:lang w:val="es-CO"/>
               </w:rPr>
-              <w:lastRenderedPageBreak/>
               <w:t>IMPORTADOR,</w:t>
             </w:r>
           </w:p>
@@ -14060,9 +14485,6 @@
             </w:r>
             <w:r>
               <w:br/>
-            </w:r>
-            <w:r>
-              <w:lastRenderedPageBreak/>
               <w:t>Representante legal</w:t>
             </w:r>
           </w:p>
@@ -14148,13 +14570,8 @@
         <w:t>valor Cupo de Operaciones en letras</w:t>
       </w:r>
       <w:r>
-        <w:t>] Dólares, (</w:t>
-      </w:r>
-      <w:proofErr w:type="gramStart"/>
-      <w:r>
-        <w:t>USD[</w:t>
-      </w:r>
-      <w:proofErr w:type="gramEnd"/>
+        <w:t>] Dólares, (USD[</w:t>
+      </w:r>
       <w:r>
         <w:rPr>
           <w:highlight w:val="yellow"/>
@@ -15024,17 +15441,8 @@
                 <w:sz w:val="18"/>
                 <w:szCs w:val="18"/>
               </w:rPr>
-              <w:t>] Dólares (</w:t>
-            </w:r>
-            <w:proofErr w:type="gramStart"/>
-            <w:r>
-              <w:rPr>
-                <w:sz w:val="18"/>
-                <w:szCs w:val="18"/>
-              </w:rPr>
-              <w:t>USD[</w:t>
-            </w:r>
-            <w:proofErr w:type="gramEnd"/>
+              <w:t>] Dólares (USD[</w:t>
+            </w:r>
             <w:r>
               <w:rPr>
                 <w:sz w:val="18"/>
@@ -15880,7 +16288,7 @@
       <w:lvlText w:val="Sección %1.%2"/>
       <w:lvlJc w:val="left"/>
       <w:pPr>
-        <w:ind w:left="0" w:firstLine="1418"/>
+        <w:ind w:left="652" w:firstLine="1418"/>
       </w:pPr>
       <w:rPr>
         <w:rFonts w:ascii="Open Sans" w:hAnsi="Open Sans" w:cs="Times New Roman" w:hint="default"/>
@@ -17272,6 +17680,306 @@
   </w:num>
   <w:num w:numId="33">
     <w:abstractNumId w:val="9"/>
+  </w:num>
+  <w:num w:numId="34">
+    <w:abstractNumId w:val="2"/>
+    <w:lvlOverride w:ilvl="0">
+      <w:startOverride w:val="1"/>
+    </w:lvlOverride>
+    <w:lvlOverride w:ilvl="1">
+      <w:startOverride w:val="1"/>
+    </w:lvlOverride>
+    <w:lvlOverride w:ilvl="2">
+      <w:startOverride w:val="1"/>
+    </w:lvlOverride>
+    <w:lvlOverride w:ilvl="3">
+      <w:startOverride w:val="1"/>
+    </w:lvlOverride>
+    <w:lvlOverride w:ilvl="4">
+      <w:startOverride w:val="1"/>
+    </w:lvlOverride>
+    <w:lvlOverride w:ilvl="5">
+      <w:startOverride w:val="1"/>
+    </w:lvlOverride>
+    <w:lvlOverride w:ilvl="6">
+      <w:startOverride w:val="1"/>
+    </w:lvlOverride>
+    <w:lvlOverride w:ilvl="7">
+      <w:startOverride w:val="1"/>
+    </w:lvlOverride>
+    <w:lvlOverride w:ilvl="8">
+      <w:startOverride w:val="1"/>
+    </w:lvlOverride>
+  </w:num>
+  <w:num w:numId="35">
+    <w:abstractNumId w:val="2"/>
+    <w:lvlOverride w:ilvl="0">
+      <w:startOverride w:val="1"/>
+    </w:lvlOverride>
+    <w:lvlOverride w:ilvl="1">
+      <w:startOverride w:val="1"/>
+    </w:lvlOverride>
+    <w:lvlOverride w:ilvl="2">
+      <w:startOverride w:val="1"/>
+    </w:lvlOverride>
+    <w:lvlOverride w:ilvl="3">
+      <w:startOverride w:val="1"/>
+    </w:lvlOverride>
+    <w:lvlOverride w:ilvl="4">
+      <w:startOverride w:val="1"/>
+    </w:lvlOverride>
+    <w:lvlOverride w:ilvl="5">
+      <w:startOverride w:val="1"/>
+    </w:lvlOverride>
+    <w:lvlOverride w:ilvl="6">
+      <w:startOverride w:val="1"/>
+    </w:lvlOverride>
+    <w:lvlOverride w:ilvl="7">
+      <w:startOverride w:val="1"/>
+    </w:lvlOverride>
+    <w:lvlOverride w:ilvl="8">
+      <w:startOverride w:val="1"/>
+    </w:lvlOverride>
+  </w:num>
+  <w:num w:numId="36">
+    <w:abstractNumId w:val="2"/>
+    <w:lvlOverride w:ilvl="0">
+      <w:startOverride w:val="1"/>
+    </w:lvlOverride>
+    <w:lvlOverride w:ilvl="1">
+      <w:startOverride w:val="1"/>
+    </w:lvlOverride>
+    <w:lvlOverride w:ilvl="2">
+      <w:startOverride w:val="1"/>
+    </w:lvlOverride>
+    <w:lvlOverride w:ilvl="3">
+      <w:startOverride w:val="1"/>
+    </w:lvlOverride>
+    <w:lvlOverride w:ilvl="4">
+      <w:startOverride w:val="1"/>
+    </w:lvlOverride>
+    <w:lvlOverride w:ilvl="5">
+      <w:startOverride w:val="1"/>
+    </w:lvlOverride>
+    <w:lvlOverride w:ilvl="6">
+      <w:startOverride w:val="1"/>
+    </w:lvlOverride>
+    <w:lvlOverride w:ilvl="7">
+      <w:startOverride w:val="1"/>
+    </w:lvlOverride>
+    <w:lvlOverride w:ilvl="8">
+      <w:startOverride w:val="1"/>
+    </w:lvlOverride>
+  </w:num>
+  <w:num w:numId="37">
+    <w:abstractNumId w:val="2"/>
+    <w:lvlOverride w:ilvl="0">
+      <w:startOverride w:val="1"/>
+    </w:lvlOverride>
+    <w:lvlOverride w:ilvl="1">
+      <w:startOverride w:val="1"/>
+    </w:lvlOverride>
+    <w:lvlOverride w:ilvl="2">
+      <w:startOverride w:val="1"/>
+    </w:lvlOverride>
+    <w:lvlOverride w:ilvl="3">
+      <w:startOverride w:val="1"/>
+    </w:lvlOverride>
+    <w:lvlOverride w:ilvl="4">
+      <w:startOverride w:val="1"/>
+    </w:lvlOverride>
+    <w:lvlOverride w:ilvl="5">
+      <w:startOverride w:val="1"/>
+    </w:lvlOverride>
+    <w:lvlOverride w:ilvl="6">
+      <w:startOverride w:val="1"/>
+    </w:lvlOverride>
+    <w:lvlOverride w:ilvl="7">
+      <w:startOverride w:val="1"/>
+    </w:lvlOverride>
+    <w:lvlOverride w:ilvl="8">
+      <w:startOverride w:val="1"/>
+    </w:lvlOverride>
+  </w:num>
+  <w:num w:numId="38">
+    <w:abstractNumId w:val="2"/>
+    <w:lvlOverride w:ilvl="0">
+      <w:startOverride w:val="1"/>
+    </w:lvlOverride>
+    <w:lvlOverride w:ilvl="1">
+      <w:startOverride w:val="1"/>
+    </w:lvlOverride>
+    <w:lvlOverride w:ilvl="2">
+      <w:startOverride w:val="1"/>
+    </w:lvlOverride>
+    <w:lvlOverride w:ilvl="3">
+      <w:startOverride w:val="1"/>
+    </w:lvlOverride>
+    <w:lvlOverride w:ilvl="4">
+      <w:startOverride w:val="1"/>
+    </w:lvlOverride>
+    <w:lvlOverride w:ilvl="5">
+      <w:startOverride w:val="1"/>
+    </w:lvlOverride>
+    <w:lvlOverride w:ilvl="6">
+      <w:startOverride w:val="1"/>
+    </w:lvlOverride>
+    <w:lvlOverride w:ilvl="7">
+      <w:startOverride w:val="1"/>
+    </w:lvlOverride>
+    <w:lvlOverride w:ilvl="8">
+      <w:startOverride w:val="1"/>
+    </w:lvlOverride>
+  </w:num>
+  <w:num w:numId="39">
+    <w:abstractNumId w:val="2"/>
+    <w:lvlOverride w:ilvl="0">
+      <w:startOverride w:val="1"/>
+    </w:lvlOverride>
+    <w:lvlOverride w:ilvl="1">
+      <w:startOverride w:val="1"/>
+    </w:lvlOverride>
+    <w:lvlOverride w:ilvl="2">
+      <w:startOverride w:val="1"/>
+    </w:lvlOverride>
+    <w:lvlOverride w:ilvl="3">
+      <w:startOverride w:val="1"/>
+    </w:lvlOverride>
+    <w:lvlOverride w:ilvl="4">
+      <w:startOverride w:val="1"/>
+    </w:lvlOverride>
+    <w:lvlOverride w:ilvl="5">
+      <w:startOverride w:val="1"/>
+    </w:lvlOverride>
+    <w:lvlOverride w:ilvl="6">
+      <w:startOverride w:val="1"/>
+    </w:lvlOverride>
+    <w:lvlOverride w:ilvl="7">
+      <w:startOverride w:val="1"/>
+    </w:lvlOverride>
+    <w:lvlOverride w:ilvl="8">
+      <w:startOverride w:val="1"/>
+    </w:lvlOverride>
+  </w:num>
+  <w:num w:numId="40">
+    <w:abstractNumId w:val="2"/>
+    <w:lvlOverride w:ilvl="0">
+      <w:startOverride w:val="1"/>
+    </w:lvlOverride>
+    <w:lvlOverride w:ilvl="1">
+      <w:startOverride w:val="1"/>
+    </w:lvlOverride>
+    <w:lvlOverride w:ilvl="2">
+      <w:startOverride w:val="1"/>
+    </w:lvlOverride>
+    <w:lvlOverride w:ilvl="3">
+      <w:startOverride w:val="1"/>
+    </w:lvlOverride>
+    <w:lvlOverride w:ilvl="4">
+      <w:startOverride w:val="1"/>
+    </w:lvlOverride>
+    <w:lvlOverride w:ilvl="5">
+      <w:startOverride w:val="1"/>
+    </w:lvlOverride>
+    <w:lvlOverride w:ilvl="6">
+      <w:startOverride w:val="1"/>
+    </w:lvlOverride>
+    <w:lvlOverride w:ilvl="7">
+      <w:startOverride w:val="1"/>
+    </w:lvlOverride>
+    <w:lvlOverride w:ilvl="8">
+      <w:startOverride w:val="1"/>
+    </w:lvlOverride>
+  </w:num>
+  <w:num w:numId="41">
+    <w:abstractNumId w:val="2"/>
+    <w:lvlOverride w:ilvl="0">
+      <w:startOverride w:val="1"/>
+    </w:lvlOverride>
+    <w:lvlOverride w:ilvl="1">
+      <w:startOverride w:val="1"/>
+    </w:lvlOverride>
+    <w:lvlOverride w:ilvl="2">
+      <w:startOverride w:val="1"/>
+    </w:lvlOverride>
+    <w:lvlOverride w:ilvl="3">
+      <w:startOverride w:val="1"/>
+    </w:lvlOverride>
+    <w:lvlOverride w:ilvl="4">
+      <w:startOverride w:val="1"/>
+    </w:lvlOverride>
+    <w:lvlOverride w:ilvl="5">
+      <w:startOverride w:val="1"/>
+    </w:lvlOverride>
+    <w:lvlOverride w:ilvl="6">
+      <w:startOverride w:val="1"/>
+    </w:lvlOverride>
+    <w:lvlOverride w:ilvl="7">
+      <w:startOverride w:val="1"/>
+    </w:lvlOverride>
+    <w:lvlOverride w:ilvl="8">
+      <w:startOverride w:val="1"/>
+    </w:lvlOverride>
+  </w:num>
+  <w:num w:numId="42">
+    <w:abstractNumId w:val="2"/>
+    <w:lvlOverride w:ilvl="0">
+      <w:startOverride w:val="1"/>
+    </w:lvlOverride>
+    <w:lvlOverride w:ilvl="1">
+      <w:startOverride w:val="1"/>
+    </w:lvlOverride>
+    <w:lvlOverride w:ilvl="2">
+      <w:startOverride w:val="1"/>
+    </w:lvlOverride>
+    <w:lvlOverride w:ilvl="3">
+      <w:startOverride w:val="1"/>
+    </w:lvlOverride>
+    <w:lvlOverride w:ilvl="4">
+      <w:startOverride w:val="1"/>
+    </w:lvlOverride>
+    <w:lvlOverride w:ilvl="5">
+      <w:startOverride w:val="1"/>
+    </w:lvlOverride>
+    <w:lvlOverride w:ilvl="6">
+      <w:startOverride w:val="1"/>
+    </w:lvlOverride>
+    <w:lvlOverride w:ilvl="7">
+      <w:startOverride w:val="1"/>
+    </w:lvlOverride>
+    <w:lvlOverride w:ilvl="8">
+      <w:startOverride w:val="1"/>
+    </w:lvlOverride>
+  </w:num>
+  <w:num w:numId="43">
+    <w:abstractNumId w:val="2"/>
+    <w:lvlOverride w:ilvl="0">
+      <w:startOverride w:val="1"/>
+    </w:lvlOverride>
+    <w:lvlOverride w:ilvl="1">
+      <w:startOverride w:val="1"/>
+    </w:lvlOverride>
+    <w:lvlOverride w:ilvl="2">
+      <w:startOverride w:val="1"/>
+    </w:lvlOverride>
+    <w:lvlOverride w:ilvl="3">
+      <w:startOverride w:val="1"/>
+    </w:lvlOverride>
+    <w:lvlOverride w:ilvl="4">
+      <w:startOverride w:val="1"/>
+    </w:lvlOverride>
+    <w:lvlOverride w:ilvl="5">
+      <w:startOverride w:val="1"/>
+    </w:lvlOverride>
+    <w:lvlOverride w:ilvl="6">
+      <w:startOverride w:val="1"/>
+    </w:lvlOverride>
+    <w:lvlOverride w:ilvl="7">
+      <w:startOverride w:val="1"/>
+    </w:lvlOverride>
+    <w:lvlOverride w:ilvl="8">
+      <w:startOverride w:val="1"/>
+    </w:lvlOverride>
   </w:num>
   <w:numIdMacAtCleanup w:val="8"/>
 </w:numbering>

--- a/backend/templates/FK COL - GM - Activos.docx
+++ b/backend/templates/FK COL - GM - Activos.docx
@@ -280,21 +280,7 @@
         <w:rPr>
           <w:lang w:val="es-CO"/>
         </w:rPr>
-        <w:t xml:space="preserve"> en la ciudad de Bogotá D.C., identificada con NIT 901.456.364–1, y representada para todos los efectos de este Contrato por John Elvis Jiménez </w:t>
-      </w:r>
-      <w:proofErr w:type="spellStart"/>
-      <w:r>
-        <w:rPr>
-          <w:lang w:val="es-CO"/>
-        </w:rPr>
-        <w:t>Jiménez</w:t>
-      </w:r>
-      <w:proofErr w:type="spellEnd"/>
-      <w:r>
-        <w:rPr>
-          <w:lang w:val="es-CO"/>
-        </w:rPr>
-        <w:t>, ide</w:t>
+        <w:t xml:space="preserve"> en la ciudad de Bogotá D.C., identificada con NIT 901.456.364–1, y representada para todos los efectos de este Contrato por John Elvis Jiménez Jiménez, ide</w:t>
       </w:r>
       <w:r>
         <w:rPr>
@@ -304,7 +290,6 @@
         </w:rPr>
         <w:t>ntificado como aparece al pie de su firma (“</w:t>
       </w:r>
-      <w:proofErr w:type="spellStart"/>
       <w:r>
         <w:rPr>
           <w:rFonts w:cs="Open Sans"/>
@@ -312,17 +297,7 @@
           <w:u w:val="single"/>
           <w:lang w:val="es-CO"/>
         </w:rPr>
-        <w:t>Finkargo</w:t>
-      </w:r>
-      <w:proofErr w:type="spellEnd"/>
-      <w:r>
-        <w:rPr>
-          <w:rFonts w:cs="Open Sans"/>
-          <w:szCs w:val="20"/>
-          <w:u w:val="single"/>
-          <w:lang w:val="es-CO"/>
-        </w:rPr>
-        <w:t xml:space="preserve"> Colombia</w:t>
+        <w:t>Finkargo Colombia</w:t>
       </w:r>
       <w:r>
         <w:rPr>
@@ -519,56 +494,48 @@
         </w:rPr>
       </w:pPr>
       <w:bookmarkStart w:id="4" w:name="_Hlk94191370"/>
-      <w:proofErr w:type="spellStart"/>
       <w:r>
         <w:rPr>
           <w:lang w:val="es-ES_tradnl"/>
         </w:rPr>
-        <w:t>Finkargo</w:t>
-      </w:r>
-      <w:proofErr w:type="spellEnd"/>
+        <w:t>Finkargo Colombia</w:t>
+      </w:r>
       <w:r>
         <w:rPr>
           <w:lang w:val="es-ES_tradnl"/>
         </w:rPr>
-        <w:t xml:space="preserve"> Colombia</w:t>
+        <w:t xml:space="preserve"> y el Importador</w:t>
       </w:r>
       <w:r>
         <w:rPr>
           <w:lang w:val="es-ES_tradnl"/>
         </w:rPr>
-        <w:t xml:space="preserve"> y el Importador</w:t>
-      </w:r>
-      <w:r>
-        <w:rPr>
+        <w:t xml:space="preserve"> se denominarán individualmente como “</w:t>
+      </w:r>
+      <w:r>
+        <w:rPr>
+          <w:u w:val="single"/>
           <w:lang w:val="es-ES_tradnl"/>
         </w:rPr>
-        <w:t xml:space="preserve"> se denominarán individualmente como “</w:t>
-      </w:r>
-      <w:r>
-        <w:rPr>
-          <w:u w:val="single"/>
+        <w:t>Parte</w:t>
+      </w:r>
+      <w:r>
+        <w:rPr>
           <w:lang w:val="es-ES_tradnl"/>
         </w:rPr>
-        <w:t>Parte</w:t>
-      </w:r>
-      <w:r>
-        <w:rPr>
+        <w:t>” y conjuntamente como las “</w:t>
+      </w:r>
+      <w:r>
+        <w:rPr>
+          <w:u w:val="single"/>
           <w:lang w:val="es-ES_tradnl"/>
         </w:rPr>
-        <w:t>” y conjuntamente como las “</w:t>
-      </w:r>
-      <w:r>
-        <w:rPr>
-          <w:u w:val="single"/>
+        <w:t>Partes</w:t>
+      </w:r>
+      <w:r>
+        <w:rPr>
           <w:lang w:val="es-ES_tradnl"/>
         </w:rPr>
-        <w:t>Partes</w:t>
-      </w:r>
-      <w:r>
-        <w:rPr>
-          <w:lang w:val="es-ES_tradnl"/>
-        </w:rPr>
         <w:t>”.</w:t>
       </w:r>
     </w:p>
@@ -765,14 +732,6 @@
     </w:p>
     <w:p>
       <w:pPr>
-        <w:jc w:val="center"/>
-        <w:rPr>
-          <w:lang w:val="pt-PT"/>
-        </w:rPr>
-      </w:pPr>
-    </w:p>
-    <w:p>
-      <w:pPr>
         <w:ind w:firstLine="1418"/>
         <w:rPr>
           <w:lang w:val="es-CO"/>
@@ -935,19 +894,11 @@
         </w:rPr>
         <w:t xml:space="preserve">QUE, </w:t>
       </w:r>
-      <w:proofErr w:type="spellStart"/>
-      <w:r>
-        <w:rPr>
-          <w:lang w:val="es-CO"/>
-        </w:rPr>
-        <w:t>Finkargo</w:t>
-      </w:r>
-      <w:proofErr w:type="spellEnd"/>
-      <w:r>
-        <w:rPr>
-          <w:lang w:val="es-CO"/>
-        </w:rPr>
-        <w:t xml:space="preserve"> Colombia</w:t>
+      <w:r>
+        <w:rPr>
+          <w:lang w:val="es-CO"/>
+        </w:rPr>
+        <w:t>Finkargo Colombia</w:t>
       </w:r>
       <w:r>
         <w:rPr>
@@ -1055,13 +1006,8 @@
       <w:r>
         <w:t xml:space="preserve">QUE, en comparación con el Proveedor, </w:t>
       </w:r>
-      <w:proofErr w:type="spellStart"/>
-      <w:r>
-        <w:t>Finkargo</w:t>
-      </w:r>
-      <w:proofErr w:type="spellEnd"/>
-      <w:r>
-        <w:t xml:space="preserve"> Colombia</w:t>
+      <w:r>
+        <w:t>Finkargo Colombia</w:t>
       </w:r>
       <w:r>
         <w:t xml:space="preserve"> está en mejor posición de gestionar</w:t>
@@ -1119,13 +1065,8 @@
       <w:r>
         <w:t xml:space="preserve"> </w:t>
       </w:r>
-      <w:proofErr w:type="spellStart"/>
-      <w:r>
-        <w:t>Finkargo</w:t>
-      </w:r>
-      <w:proofErr w:type="spellEnd"/>
-      <w:r>
-        <w:t xml:space="preserve"> Colombia</w:t>
+      <w:r>
+        <w:t>Finkargo Colombia</w:t>
       </w:r>
       <w:r>
         <w:t>, de</w:t>
@@ -1162,86 +1103,72 @@
         <w:rPr>
           <w:lang w:val="es-CO"/>
         </w:rPr>
-        <w:t>celebraron un contrato marco de [</w:t>
-      </w:r>
-      <w:r>
-        <w:rPr>
+        <w:t xml:space="preserve">celebraron el </w:t>
+      </w:r>
+      <w:r>
+        <w:rPr>
+          <w:color w:val="EE0000"/>
+          <w:lang w:val="es-CO"/>
+        </w:rPr>
+        <w:t>Contrato Marco No: CO:[</w:t>
+      </w:r>
+      <w:r>
+        <w:rPr>
+          <w:color w:val="EE0000"/>
           <w:highlight w:val="yellow"/>
           <w:lang w:val="es-CO"/>
         </w:rPr>
-        <w:t xml:space="preserve">nombre </w:t>
-      </w:r>
-      <w:r>
-        <w:rPr>
-          <w:highlight w:val="yellow"/>
+        <w:t>NIT</w:t>
+      </w:r>
+      <w:r>
+        <w:rPr>
+          <w:color w:val="EE0000"/>
+          <w:lang w:val="es-CO"/>
+        </w:rPr>
+        <w:t xml:space="preserve">]:1:D:M </w:t>
+      </w:r>
+      <w:r>
+        <w:rPr>
+          <w:lang w:val="es-CO"/>
+        </w:rPr>
+        <w:t>(según el mismo sea re-expresado, suplementado, adicionado o de cualquier otra forma modificado) en virtud del cual</w:t>
+      </w:r>
+      <w:r>
+        <w:rPr>
+          <w:lang w:val="es-CO"/>
+        </w:rPr>
+        <w:t>, bajo los términos de dicho contrato,</w:t>
+      </w:r>
+      <w:r>
+        <w:rPr>
+          <w:lang w:val="es-CO"/>
+        </w:rPr>
+        <w:t xml:space="preserve"> el Importador tiene derecho a </w:t>
+      </w:r>
+      <w:r>
+        <w:rPr>
+          <w:lang w:val="es-CO"/>
+        </w:rPr>
+        <w:t>realizar</w:t>
+      </w:r>
+      <w:r>
+        <w:rPr>
+          <w:lang w:val="es-CO"/>
+        </w:rPr>
+        <w:t xml:space="preserve"> </w:t>
+      </w:r>
+      <w:r>
+        <w:rPr>
           <w:lang w:val="es-CO"/>
         </w:rPr>
         <w:lastRenderedPageBreak/>
-        <w:t>del contrato marco</w:t>
-      </w:r>
-      <w:r>
-        <w:rPr>
-          <w:lang w:val="es-CO"/>
-        </w:rPr>
-        <w:t xml:space="preserve">] (según el mismo sea </w:t>
-      </w:r>
-      <w:proofErr w:type="spellStart"/>
-      <w:r>
-        <w:rPr>
-          <w:lang w:val="es-CO"/>
-        </w:rPr>
-        <w:t>re-expresado</w:t>
-      </w:r>
-      <w:proofErr w:type="spellEnd"/>
-      <w:r>
-        <w:rPr>
-          <w:lang w:val="es-CO"/>
-        </w:rPr>
-        <w:t>, suplementado, adicionado o de cualquier otra forma modificado) en virtud del cual</w:t>
-      </w:r>
-      <w:r>
-        <w:rPr>
-          <w:lang w:val="es-CO"/>
-        </w:rPr>
-        <w:t>, bajo los términos de dicho contrato,</w:t>
-      </w:r>
-      <w:r>
-        <w:rPr>
-          <w:lang w:val="es-CO"/>
-        </w:rPr>
-        <w:t xml:space="preserve"> el Importador tiene derecho a </w:t>
-      </w:r>
-      <w:r>
-        <w:rPr>
-          <w:lang w:val="es-CO"/>
-        </w:rPr>
-        <w:t>realizar</w:t>
-      </w:r>
-      <w:r>
-        <w:rPr>
-          <w:lang w:val="es-CO"/>
-        </w:rPr>
-        <w:t xml:space="preserve"> Solicitudes de Cotización </w:t>
-      </w:r>
-      <w:r>
-        <w:rPr>
-          <w:lang w:val="es-CO"/>
-        </w:rPr>
-        <w:t xml:space="preserve">a </w:t>
-      </w:r>
-      <w:proofErr w:type="spellStart"/>
-      <w:r>
-        <w:rPr>
-          <w:lang w:val="es-CO"/>
-        </w:rPr>
-        <w:t>Finkargo</w:t>
-      </w:r>
-      <w:proofErr w:type="spellEnd"/>
-      <w:r>
-        <w:rPr>
-          <w:lang w:val="es-CO"/>
-        </w:rPr>
-        <w:t xml:space="preserve"> Colombia</w:t>
+        <w:t xml:space="preserve">Solicitudes de Cotización </w:t>
+      </w:r>
+      <w:r>
+        <w:rPr>
+          <w:lang w:val="es-CO"/>
+        </w:rPr>
+        <w:t>a Finkargo Colombia</w:t>
       </w:r>
       <w:r>
         <w:rPr>
@@ -1255,19 +1182,11 @@
         </w:rPr>
         <w:t xml:space="preserve"> y </w:t>
       </w:r>
-      <w:proofErr w:type="spellStart"/>
-      <w:r>
-        <w:rPr>
-          <w:lang w:val="es-CO"/>
-        </w:rPr>
-        <w:t>Finkargo</w:t>
-      </w:r>
-      <w:proofErr w:type="spellEnd"/>
-      <w:r>
-        <w:rPr>
-          <w:lang w:val="es-CO"/>
-        </w:rPr>
-        <w:t xml:space="preserve"> Colombia</w:t>
+      <w:r>
+        <w:rPr>
+          <w:lang w:val="es-CO"/>
+        </w:rPr>
+        <w:t>Finkargo Colombia</w:t>
       </w:r>
       <w:r>
         <w:rPr>
@@ -1327,19 +1246,11 @@
         </w:rPr>
         <w:t xml:space="preserve">QUE, con el fin de garantizar las Obligaciones Garantizadas adquiridas de tiempo en tiempo por el Importador en virtud del Contrato Marco, el Importador se comprometió a otorgar a favor y en beneficio de </w:t>
       </w:r>
-      <w:proofErr w:type="spellStart"/>
-      <w:r>
-        <w:rPr>
-          <w:lang w:val="es-CO"/>
-        </w:rPr>
-        <w:t>Finkargo</w:t>
-      </w:r>
-      <w:proofErr w:type="spellEnd"/>
-      <w:r>
-        <w:rPr>
-          <w:lang w:val="es-CO"/>
-        </w:rPr>
-        <w:t xml:space="preserve"> Colombia</w:t>
+      <w:r>
+        <w:rPr>
+          <w:lang w:val="es-CO"/>
+        </w:rPr>
+        <w:t>Finkargo Colombia</w:t>
       </w:r>
       <w:r>
         <w:rPr>
@@ -1426,19 +1337,11 @@
         </w:rPr>
         <w:t xml:space="preserve"> las Obligaciones Garantizadas del Importador con </w:t>
       </w:r>
-      <w:proofErr w:type="spellStart"/>
-      <w:r>
-        <w:rPr>
-          <w:lang w:val="es-CO"/>
-        </w:rPr>
-        <w:t>Finkargo</w:t>
-      </w:r>
-      <w:proofErr w:type="spellEnd"/>
-      <w:r>
-        <w:rPr>
-          <w:lang w:val="es-CO"/>
-        </w:rPr>
-        <w:t xml:space="preserve"> Colombia</w:t>
+      <w:r>
+        <w:rPr>
+          <w:lang w:val="es-CO"/>
+        </w:rPr>
+        <w:t>Finkargo Colombia</w:t>
       </w:r>
       <w:r>
         <w:rPr>
@@ -1496,19 +1399,11 @@
         </w:rPr>
         <w:t xml:space="preserve"> por el Importador a </w:t>
       </w:r>
-      <w:proofErr w:type="spellStart"/>
-      <w:r>
-        <w:rPr>
-          <w:lang w:val="es-CO"/>
-        </w:rPr>
-        <w:t>Finkargo</w:t>
-      </w:r>
-      <w:proofErr w:type="spellEnd"/>
-      <w:r>
-        <w:rPr>
-          <w:lang w:val="es-CO"/>
-        </w:rPr>
-        <w:t xml:space="preserve"> Colombia</w:t>
+      <w:r>
+        <w:rPr>
+          <w:lang w:val="es-CO"/>
+        </w:rPr>
+        <w:t>Finkargo Colombia</w:t>
       </w:r>
       <w:r>
         <w:rPr>
@@ -1594,6 +1489,7 @@
       </w:r>
       <w:r>
         <w:rPr>
+          <w:u w:val="single"/>
           <w:lang w:val="es-CO"/>
         </w:rPr>
         <w:t>Interpretación</w:t>
@@ -1739,30 +1635,33 @@
       </w:pPr>
       <w:bookmarkStart w:id="11" w:name="_Hlk131636226"/>
       <w:r>
+        <w:t>Las Partes</w:t>
+      </w:r>
+      <w:r>
+        <w:t xml:space="preserve"> ha</w:t>
+      </w:r>
+      <w:r>
+        <w:t>n</w:t>
+      </w:r>
+      <w:r>
+        <w:t xml:space="preserve"> tenido la oportunidad de revisar y analizar el presente</w:t>
+      </w:r>
+      <w:r>
+        <w:t xml:space="preserve"> Contrato</w:t>
+      </w:r>
+      <w:r>
+        <w:t xml:space="preserve"> y sus Anexos antes de su suscripción y antes de obligarse en los términos del </w:t>
+      </w:r>
+      <w:r>
+        <w:t>mismo</w:t>
+      </w:r>
+      <w:bookmarkEnd w:id="11"/>
+      <w:r>
+        <w:t xml:space="preserve">. En caso de </w:t>
+      </w:r>
+      <w:r>
         <w:lastRenderedPageBreak/>
-        <w:t>Las Partes</w:t>
-      </w:r>
-      <w:r>
-        <w:t xml:space="preserve"> ha</w:t>
-      </w:r>
-      <w:r>
-        <w:t>n</w:t>
-      </w:r>
-      <w:r>
-        <w:t xml:space="preserve"> tenido la oportunidad de revisar y analizar el presente</w:t>
-      </w:r>
-      <w:r>
-        <w:t xml:space="preserve"> Contrato</w:t>
-      </w:r>
-      <w:r>
-        <w:t xml:space="preserve"> y sus Anexos antes de su suscripción y antes de obligarse en los términos del </w:t>
-      </w:r>
-      <w:r>
-        <w:t>mismo</w:t>
-      </w:r>
-      <w:bookmarkEnd w:id="11"/>
-      <w:r>
-        <w:t>. En caso de ambigüedad o duda en relación con la intención o interpretación de cualquier disposición de este Contrato, ninguna presunción o carga de la prueba se levantará para favorecer o desfavorecer a alguna de las Partes.</w:t>
+        <w:t>ambigüedad o duda en relación con la intención o interpretación de cualquier disposición de este Contrato, ninguna presunción o carga de la prueba se levantará para favorecer o desfavorecer a alguna de las Partes.</w:t>
       </w:r>
     </w:p>
     <w:p>
@@ -1785,6 +1684,7 @@
       </w:r>
       <w:r>
         <w:rPr>
+          <w:u w:val="single"/>
           <w:lang w:val="es-CO"/>
         </w:rPr>
         <w:t>Definiciones</w:t>
@@ -1967,13 +1867,8 @@
       <w:r>
         <w:t xml:space="preserve">) cualquier otra Persona que directa o indirectamente Controle a, sea Controlada por, o se encuentre bajo Control común con tal Persona. Para efectos de este Contrato, se entiende que el Beneficiario es una Afiliada de </w:t>
       </w:r>
-      <w:proofErr w:type="spellStart"/>
-      <w:r>
-        <w:t>Finkargo</w:t>
-      </w:r>
-      <w:proofErr w:type="spellEnd"/>
-      <w:r>
-        <w:t xml:space="preserve"> Colombia</w:t>
+      <w:r>
+        <w:t>Finkargo Colombia</w:t>
       </w:r>
       <w:r>
         <w:t>. Adicionalmente el verbo “Control” y todas sus conjugaciones tendrán el significado establecido en los artículos 260 y 261 del Código de Comercio</w:t>
@@ -2027,19 +1922,11 @@
       <w:r>
         <w:t>“</w:t>
       </w:r>
-      <w:proofErr w:type="spellStart"/>
-      <w:r>
-        <w:rPr>
-          <w:u w:val="single"/>
-        </w:rPr>
-        <w:t>Avaluador</w:t>
-      </w:r>
-      <w:proofErr w:type="spellEnd"/>
-      <w:r>
-        <w:rPr>
-          <w:u w:val="single"/>
-        </w:rPr>
-        <w:t xml:space="preserve"> Independiente</w:t>
+      <w:r>
+        <w:rPr>
+          <w:u w:val="single"/>
+        </w:rPr>
+        <w:t>Avaluador Independiente</w:t>
       </w:r>
       <w:r>
         <w:t>” significa una Persona que (a) cumple con los Criterios de Independencia y Experiencia; (b) tenga domicilio principal o una oficina de representación en Colombia; y (c) cuyo objeto social consista en la realización de actividades de valoración de activos y empresas.</w:t>
@@ -2097,40 +1984,31 @@
         </w:rPr>
         <w:t xml:space="preserve"> FC – </w:t>
       </w:r>
-      <w:proofErr w:type="spellStart"/>
       <w:r>
         <w:rPr>
           <w:rFonts w:eastAsia="Times New Roman" w:cs="Times New Roman"/>
           <w:lang w:val="es-CO"/>
         </w:rPr>
-        <w:t>Finkargo</w:t>
-      </w:r>
-      <w:proofErr w:type="spellEnd"/>
+        <w:t>Finkargo Colombia</w:t>
+      </w:r>
+      <w:r>
+        <w:rPr>
+          <w:lang w:val="es-CO"/>
+        </w:rPr>
+        <w:t xml:space="preserve">, identificado con NIT. 830.053.994-4, constituido mediante contrato de fiducia mercantil de fecha 6 de julio de 2022 y modificado integralmente el 20 de septiembre de 2022, </w:t>
+      </w:r>
       <w:r>
         <w:rPr>
           <w:rFonts w:eastAsia="Times New Roman" w:cs="Times New Roman"/>
           <w:lang w:val="es-CO"/>
         </w:rPr>
-        <w:t xml:space="preserve"> Colombia</w:t>
-      </w:r>
-      <w:r>
-        <w:rPr>
-          <w:lang w:val="es-CO"/>
-        </w:rPr>
-        <w:t xml:space="preserve">, identificado con NIT. 830.053.994-4, constituido mediante contrato de fiducia mercantil de fecha 6 de julio de 2022 y modificado integralmente el 20 de septiembre de 2022, </w:t>
+        <w:t>cuyo vocero es</w:t>
       </w:r>
       <w:r>
         <w:rPr>
           <w:rFonts w:eastAsia="Times New Roman" w:cs="Times New Roman"/>
           <w:lang w:val="es-CO"/>
         </w:rPr>
-        <w:t>cuyo vocero es</w:t>
-      </w:r>
-      <w:r>
-        <w:rPr>
-          <w:rFonts w:eastAsia="Times New Roman" w:cs="Times New Roman"/>
-          <w:lang w:val="es-CO"/>
-        </w:rPr>
         <w:t xml:space="preserve"> Fiduciaria Scotiabank Colpatria S.A.</w:t>
       </w:r>
     </w:p>
@@ -2310,76 +2188,26 @@
         </w:rPr>
         <w:t xml:space="preserve">” significa </w:t>
       </w:r>
-      <w:proofErr w:type="spellStart"/>
       <w:r>
         <w:rPr>
           <w:i/>
           <w:lang w:val="es-CO"/>
         </w:rPr>
-        <w:t>bill</w:t>
-      </w:r>
-      <w:proofErr w:type="spellEnd"/>
+        <w:t>bill of lading,</w:t>
+      </w:r>
+      <w:r>
+        <w:rPr>
+          <w:lang w:val="es-CO"/>
+        </w:rPr>
+        <w:t xml:space="preserve"> carta porte, conocimiento de embarque o </w:t>
+      </w:r>
       <w:r>
         <w:rPr>
           <w:i/>
           <w:lang w:val="es-CO"/>
         </w:rPr>
-        <w:t xml:space="preserve"> </w:t>
-      </w:r>
-      <w:proofErr w:type="spellStart"/>
-      <w:r>
-        <w:rPr>
-          <w:i/>
-          <w:lang w:val="es-CO"/>
-        </w:rPr>
-        <w:t>of</w:t>
-      </w:r>
-      <w:proofErr w:type="spellEnd"/>
-      <w:r>
-        <w:rPr>
-          <w:i/>
-          <w:lang w:val="es-CO"/>
-        </w:rPr>
-        <w:t xml:space="preserve"> </w:t>
-      </w:r>
-      <w:proofErr w:type="spellStart"/>
-      <w:r>
-        <w:rPr>
-          <w:i/>
-          <w:lang w:val="es-CO"/>
-        </w:rPr>
-        <w:t>lading</w:t>
-      </w:r>
-      <w:proofErr w:type="spellEnd"/>
-      <w:r>
-        <w:rPr>
-          <w:i/>
-          <w:lang w:val="es-CO"/>
-        </w:rPr>
-        <w:t>,</w:t>
-      </w:r>
-      <w:r>
-        <w:rPr>
-          <w:lang w:val="es-CO"/>
-        </w:rPr>
-        <w:t xml:space="preserve"> carta porte, conocimiento de embarque o </w:t>
-      </w:r>
-      <w:r>
-        <w:rPr>
-          <w:i/>
-          <w:lang w:val="es-CO"/>
-        </w:rPr>
-        <w:t xml:space="preserve">air </w:t>
-      </w:r>
-      <w:proofErr w:type="spellStart"/>
-      <w:r>
-        <w:rPr>
-          <w:i/>
-          <w:lang w:val="es-CO"/>
-        </w:rPr>
-        <w:t>bill</w:t>
-      </w:r>
-      <w:proofErr w:type="spellEnd"/>
+        <w:t>air bill</w:t>
+      </w:r>
       <w:r>
         <w:rPr>
           <w:lang w:val="es-CO"/>
@@ -2537,230 +2365,230 @@
         <w:ind w:firstLine="1418"/>
       </w:pPr>
       <w:r>
+        <w:t>“</w:t>
+      </w:r>
+      <w:r>
+        <w:rPr>
+          <w:u w:val="single"/>
+        </w:rPr>
+        <w:t>Colombia</w:t>
+      </w:r>
+      <w:r>
+        <w:t xml:space="preserve">” </w:t>
+      </w:r>
+      <w:r>
+        <w:t>significa</w:t>
+      </w:r>
+      <w:r>
+        <w:t xml:space="preserve"> la República de Colombia.</w:t>
+      </w:r>
+    </w:p>
+    <w:p>
+      <w:pPr>
+        <w:ind w:firstLine="1418"/>
+        <w:rPr>
+          <w:rFonts w:cs="Times New Roman"/>
+        </w:rPr>
+      </w:pPr>
+      <w:r>
+        <w:rPr>
+          <w:rFonts w:cs="Times New Roman"/>
+        </w:rPr>
         <w:lastRenderedPageBreak/>
         <w:t>“</w:t>
       </w:r>
       <w:r>
         <w:rPr>
-          <w:u w:val="single"/>
-        </w:rPr>
-        <w:t>Colombia</w:t>
-      </w:r>
-      <w:r>
+          <w:rFonts w:cs="Times New Roman"/>
+          <w:u w:val="single"/>
+        </w:rPr>
+        <w:t>Conjunto de Activos</w:t>
+      </w:r>
+      <w:r>
+        <w:rPr>
+          <w:rFonts w:cs="Times New Roman"/>
+        </w:rPr>
+        <w:t>” significa todos los bienes y activos presentes y futuros del Importador; los cuales incluirán, pero sin limitarse a, (a) la enseña o nombre comercial y las marcas de productos y servicios de los que sea titular el Importador; (b) los derechos del Importador sobre las invenciones o creaciones industriales o artísticas; (c) las mercancías en almacén, en depósito, en proceso de elaboración, en Zona Franca o en Zona Primaria Aduanera, así como los títulos representativos de las mismas; (d) los créditos y demás valores similares; (e) el mobiliario y las instalaciones; (f) los contratos de arrendamiento, comodato o similar y, en caso de enajenación, el derecho al arrendamiento, comodato o similar de los activos y locales donde se desarrollan ordinariamente las actividades del Importador siempre</w:t>
+      </w:r>
+      <w:r>
+        <w:rPr>
+          <w:rFonts w:cs="Times New Roman"/>
+        </w:rPr>
+        <w:t xml:space="preserve"> que sean de propiedad del Importador, y las indemnizaciones que, conforme a las Leyes Aplicables, tenga el arrendatario; </w:t>
+      </w:r>
+      <w:r>
+        <w:rPr>
+          <w:rFonts w:cs="Times New Roman"/>
+        </w:rPr>
+        <w:t>(g) los derechos y obligaciones mercantiles derivados de las actividades propias de los establecimientos de comercio, siempre que no provengan de contratos celebrados exclusivamente en consideración al titular de dicho establecimiento</w:t>
+      </w:r>
+      <w:r>
+        <w:rPr>
+          <w:rFonts w:cs="Times New Roman"/>
+        </w:rPr>
+        <w:t>; (h</w:t>
+      </w:r>
+      <w:r>
+        <w:rPr>
+          <w:rFonts w:cs="Times New Roman"/>
+        </w:rPr>
+        <w:t>) los inventarios (incluyendo</w:t>
+      </w:r>
+      <w:r>
+        <w:rPr>
+          <w:rFonts w:cs="Times New Roman"/>
+        </w:rPr>
+        <w:t>, sin limitación,</w:t>
+      </w:r>
+      <w:r>
+        <w:rPr>
+          <w:rFonts w:cs="Times New Roman"/>
+        </w:rPr>
+        <w:t xml:space="preserve"> Mercancías,</w:t>
+      </w:r>
+      <w:r>
+        <w:rPr>
+          <w:rFonts w:cs="Times New Roman"/>
+        </w:rPr>
+        <w:t xml:space="preserve"> inventarios, materias primeras, materiales en proceso y bienes terminados de los mismos); (i) sus activos circulantes; (j) inversiones temporales; (k) cualquiera y todas las licencias, permisos, derechos, órdenes, franquicias o autorizaciones de cualquier </w:t>
+      </w:r>
+      <w:r>
+        <w:rPr>
+          <w:rFonts w:cs="Times New Roman"/>
+        </w:rPr>
+        <w:t>A</w:t>
+      </w:r>
+      <w:r>
+        <w:rPr>
+          <w:rFonts w:cs="Times New Roman"/>
+        </w:rPr>
+        <w:t xml:space="preserve">utoridad </w:t>
+      </w:r>
+      <w:r>
+        <w:rPr>
+          <w:rFonts w:cs="Times New Roman"/>
+        </w:rPr>
+        <w:t>G</w:t>
+      </w:r>
+      <w:r>
+        <w:rPr>
+          <w:rFonts w:cs="Times New Roman"/>
+        </w:rPr>
+        <w:t>ubernamental, incluyendo los actos administrativos; y (</w:t>
+      </w:r>
+      <w:r>
+        <w:rPr>
+          <w:rFonts w:cs="Times New Roman"/>
+        </w:rPr>
+        <w:t>l</w:t>
+      </w:r>
+      <w:r>
+        <w:rPr>
+          <w:rFonts w:cs="Times New Roman"/>
+        </w:rPr>
+        <w:t>) todos los Bienes Derivados o Atribuibles de los bienes anteriormente descritos, que sean susceptibles de valoración pecuniaria al momento de su constitución y posteriormente.</w:t>
+      </w:r>
+    </w:p>
+    <w:p>
+      <w:pPr>
+        <w:ind w:firstLine="1418"/>
+        <w:rPr>
+          <w:lang w:val="es-CO"/>
+        </w:rPr>
+      </w:pPr>
+      <w:r>
+        <w:rPr>
+          <w:lang w:val="es-CO"/>
+        </w:rPr>
+        <w:t>“</w:t>
+      </w:r>
+      <w:r>
+        <w:rPr>
+          <w:u w:val="single"/>
+          <w:lang w:val="es-CO"/>
+        </w:rPr>
+        <w:t>Contrato</w:t>
+      </w:r>
+      <w:r>
+        <w:rPr>
+          <w:lang w:val="es-CO"/>
+        </w:rPr>
+        <w:t>” tiene el significado que se le asigna en el encabezado de este Contrato.</w:t>
+      </w:r>
+    </w:p>
+    <w:p>
+      <w:pPr>
+        <w:ind w:firstLine="1418"/>
+        <w:rPr>
+          <w:lang w:val="es-CO"/>
+        </w:rPr>
+      </w:pPr>
+      <w:r>
+        <w:rPr>
+          <w:lang w:val="es-CO"/>
+        </w:rPr>
+        <w:t>“</w:t>
+      </w:r>
+      <w:r>
+        <w:rPr>
+          <w:u w:val="single"/>
+          <w:lang w:val="es-CO"/>
+        </w:rPr>
+        <w:t>Contrato Marco</w:t>
+      </w:r>
+      <w:r>
+        <w:rPr>
+          <w:lang w:val="es-CO"/>
+        </w:rPr>
         <w:t xml:space="preserve">” </w:t>
       </w:r>
       <w:r>
-        <w:t>significa</w:t>
-      </w:r>
-      <w:r>
-        <w:t xml:space="preserve"> la República de Colombia.</w:t>
+        <w:rPr>
+          <w:lang w:val="es-CO"/>
+        </w:rPr>
+        <w:t xml:space="preserve">tiene el significado </w:t>
+      </w:r>
+      <w:r>
+        <w:rPr>
+          <w:lang w:val="es-CO"/>
+        </w:rPr>
+        <w:t>que se le asigna</w:t>
+      </w:r>
+      <w:r>
+        <w:rPr>
+          <w:lang w:val="es-CO"/>
+        </w:rPr>
+        <w:t xml:space="preserve"> en las consideraciones </w:t>
+      </w:r>
+      <w:r>
+        <w:rPr>
+          <w:lang w:val="es-CO"/>
+        </w:rPr>
+        <w:t>de este</w:t>
+      </w:r>
+      <w:r>
+        <w:rPr>
+          <w:lang w:val="es-CO"/>
+        </w:rPr>
+        <w:t xml:space="preserve"> Contrato</w:t>
+      </w:r>
+      <w:r>
+        <w:rPr>
+          <w:lang w:val="es-CO"/>
+        </w:rPr>
+        <w:t>.</w:t>
       </w:r>
     </w:p>
     <w:p>
       <w:pPr>
         <w:ind w:firstLine="1418"/>
-        <w:rPr>
-          <w:rFonts w:cs="Times New Roman"/>
-        </w:rPr>
-      </w:pPr>
-      <w:r>
-        <w:rPr>
-          <w:rFonts w:cs="Times New Roman"/>
-        </w:rPr>
+      </w:pPr>
+      <w:bookmarkStart w:id="15" w:name="_Hlk132809802"/>
+      <w:r>
         <w:t>“</w:t>
       </w:r>
       <w:r>
         <w:rPr>
-          <w:rFonts w:cs="Times New Roman"/>
-          <w:u w:val="single"/>
-        </w:rPr>
-        <w:t>Conjunto de Activos</w:t>
-      </w:r>
-      <w:r>
-        <w:rPr>
-          <w:rFonts w:cs="Times New Roman"/>
-        </w:rPr>
-        <w:t>” significa todos los bienes y activos presentes y futuros del Importador; los cuales incluirán, pero sin limitarse a, (a) la enseña o nombre comercial y las marcas de productos y servicios de los que sea titular el Importador; (b) los derechos del Importador sobre las invenciones o creaciones industriales o artísticas; (c) las mercancías en almacén, en depósito, en proceso de elaboración, en Zona Franca o en Zona Primaria Aduanera, así como los títulos representativos de las mismas; (d) los créditos y demás valores similares; (e) el mobiliario y las instalaciones; (f) los contratos de arrendamiento, comodato o similar y, en caso de enajenación, el derecho al arrendamiento, comodato o similar de los activos y locales donde se desarrollan ordinariamente las actividades del Importador siempre</w:t>
-      </w:r>
-      <w:r>
-        <w:rPr>
-          <w:rFonts w:cs="Times New Roman"/>
-        </w:rPr>
-        <w:t xml:space="preserve"> que sean de propiedad del Importador, y las indemnizaciones que, conforme a las Leyes Aplicables, tenga el arrendatario; </w:t>
-      </w:r>
-      <w:r>
-        <w:rPr>
-          <w:rFonts w:cs="Times New Roman"/>
-        </w:rPr>
-        <w:t>(g) los derechos y obligaciones mercantiles derivados de las actividades propias de los establecimientos de comercio, siempre que no provengan de contratos celebrados exclusivamente en consideración al titular de dicho establecimiento</w:t>
-      </w:r>
-      <w:r>
-        <w:rPr>
-          <w:rFonts w:cs="Times New Roman"/>
-        </w:rPr>
-        <w:t>; (h</w:t>
-      </w:r>
-      <w:r>
-        <w:rPr>
-          <w:rFonts w:cs="Times New Roman"/>
-        </w:rPr>
-        <w:t>) los inventarios (incluyendo</w:t>
-      </w:r>
-      <w:r>
-        <w:rPr>
-          <w:rFonts w:cs="Times New Roman"/>
-        </w:rPr>
-        <w:t>, sin limitación,</w:t>
-      </w:r>
-      <w:r>
-        <w:rPr>
-          <w:rFonts w:cs="Times New Roman"/>
-        </w:rPr>
-        <w:t xml:space="preserve"> Mercancías,</w:t>
-      </w:r>
-      <w:r>
-        <w:rPr>
-          <w:rFonts w:cs="Times New Roman"/>
-        </w:rPr>
-        <w:t xml:space="preserve"> inventarios, materias primeras, materiales en proceso y bienes terminados de los mismos); (i) sus activos circulantes; (j) inversiones temporales; (k) cualquiera y todas las licencias, permisos, derechos, órdenes, franquicias o autorizaciones de cualquier </w:t>
-      </w:r>
-      <w:r>
-        <w:rPr>
-          <w:rFonts w:cs="Times New Roman"/>
-        </w:rPr>
-        <w:t>A</w:t>
-      </w:r>
-      <w:r>
-        <w:rPr>
-          <w:rFonts w:cs="Times New Roman"/>
-        </w:rPr>
-        <w:t xml:space="preserve">utoridad </w:t>
-      </w:r>
-      <w:r>
-        <w:rPr>
-          <w:rFonts w:cs="Times New Roman"/>
-        </w:rPr>
-        <w:t>G</w:t>
-      </w:r>
-      <w:r>
-        <w:rPr>
-          <w:rFonts w:cs="Times New Roman"/>
-        </w:rPr>
-        <w:t>ubernamental, incluyendo los actos administrativos; y (</w:t>
-      </w:r>
-      <w:r>
-        <w:rPr>
-          <w:rFonts w:cs="Times New Roman"/>
-        </w:rPr>
-        <w:t>l</w:t>
-      </w:r>
-      <w:r>
-        <w:rPr>
-          <w:rFonts w:cs="Times New Roman"/>
-        </w:rPr>
-        <w:t>) todos los Bienes Derivados o Atribuibles de los bienes anteriormente descritos, que sean susceptibles de valoración pecuniaria al momento de su constitución y posteriormente.</w:t>
-      </w:r>
-    </w:p>
-    <w:p>
-      <w:pPr>
-        <w:ind w:firstLine="1418"/>
-        <w:rPr>
-          <w:lang w:val="es-CO"/>
-        </w:rPr>
-      </w:pPr>
-      <w:r>
-        <w:rPr>
-          <w:lang w:val="es-CO"/>
-        </w:rPr>
-        <w:t>“</w:t>
-      </w:r>
-      <w:r>
-        <w:rPr>
-          <w:u w:val="single"/>
-          <w:lang w:val="es-CO"/>
-        </w:rPr>
-        <w:t>Contrato</w:t>
-      </w:r>
-      <w:r>
-        <w:rPr>
-          <w:lang w:val="es-CO"/>
-        </w:rPr>
-        <w:t>” tiene el significado que se le asigna en el encabezado de este Contrato.</w:t>
-      </w:r>
-    </w:p>
-    <w:p>
-      <w:pPr>
-        <w:ind w:firstLine="1418"/>
-        <w:rPr>
-          <w:lang w:val="es-CO"/>
-        </w:rPr>
-      </w:pPr>
-      <w:r>
-        <w:rPr>
-          <w:lang w:val="es-CO"/>
-        </w:rPr>
-        <w:t>“</w:t>
-      </w:r>
-      <w:r>
-        <w:rPr>
-          <w:u w:val="single"/>
-          <w:lang w:val="es-CO"/>
-        </w:rPr>
-        <w:t>Contrato Marco</w:t>
-      </w:r>
-      <w:r>
-        <w:rPr>
-          <w:lang w:val="es-CO"/>
-        </w:rPr>
-        <w:t xml:space="preserve">” </w:t>
-      </w:r>
-      <w:r>
-        <w:rPr>
-          <w:lang w:val="es-CO"/>
-        </w:rPr>
-        <w:t xml:space="preserve">tiene el significado </w:t>
-      </w:r>
-      <w:r>
-        <w:rPr>
-          <w:lang w:val="es-CO"/>
-        </w:rPr>
-        <w:t>que se le asigna</w:t>
-      </w:r>
-      <w:r>
-        <w:rPr>
-          <w:lang w:val="es-CO"/>
-        </w:rPr>
-        <w:t xml:space="preserve"> en las consideraciones </w:t>
-      </w:r>
-      <w:r>
-        <w:rPr>
-          <w:lang w:val="es-CO"/>
-        </w:rPr>
-        <w:t>de este</w:t>
-      </w:r>
-      <w:r>
-        <w:rPr>
-          <w:lang w:val="es-CO"/>
-        </w:rPr>
-        <w:t xml:space="preserve"> Contrato</w:t>
-      </w:r>
-      <w:r>
-        <w:rPr>
-          <w:lang w:val="es-CO"/>
-        </w:rPr>
-        <w:t>.</w:t>
-      </w:r>
-    </w:p>
-    <w:p>
-      <w:pPr>
-        <w:ind w:firstLine="1418"/>
-      </w:pPr>
-      <w:bookmarkStart w:id="15" w:name="_Hlk132809802"/>
-      <w:r>
-        <w:t>“</w:t>
-      </w:r>
-      <w:r>
-        <w:rPr>
           <w:u w:val="single"/>
         </w:rPr>
         <w:t>Criterios de Independencia y Experiencia</w:t>
@@ -2777,13 +2605,8 @@
       <w:r>
         <w:t xml:space="preserve"> (a) a la fecha de la Notificación de Inicio, ni durante los 12 meses anteriores a la fecha de Notificación de Inicio, se encuentre o, haya, prestado servicios de asesoría de naturaleza similar al Importador o a sus Afiliadas; (b) no sea una Afiliada del Importador o de </w:t>
       </w:r>
-      <w:proofErr w:type="spellStart"/>
-      <w:r>
-        <w:t>Finkargo</w:t>
-      </w:r>
-      <w:proofErr w:type="spellEnd"/>
-      <w:r>
-        <w:t xml:space="preserve"> Colombia</w:t>
+      <w:r>
+        <w:t>Finkargo Colombia</w:t>
       </w:r>
       <w:r>
         <w:t>; (c) dentro de los tres (3) años anteriores a la Notificación de Inicio,</w:t>
@@ -2921,14 +2744,12 @@
       <w:r>
         <w:t xml:space="preserve">” significa la venta, transferencia, cesión, arrendamiento o cualquier otra disposición (incluyendo operaciones de </w:t>
       </w:r>
-      <w:proofErr w:type="spellStart"/>
       <w:r>
         <w:rPr>
           <w:i/>
         </w:rPr>
         <w:t>leaseback</w:t>
       </w:r>
-      <w:proofErr w:type="spellEnd"/>
       <w:r>
         <w:t xml:space="preserve">), de la propiedad de cualquier Persona, incluyendo la venta, cesión, transferencia o cualquier otra </w:t>
       </w:r>
@@ -2996,14 +2817,93 @@
         <w:t>significa, conjuntamente, los siguientes documentos: (a) los Documentos Soporte de las Operaciones; (b) los Documentos de Garantía; (c) el Pagaré junto con el Aval, cuando sea aplicable; (d) el Acuerdo Marco de Endoso</w:t>
       </w:r>
       <w:r>
-        <w:t xml:space="preserve"> (según dichos términos se definen en el Contrato </w:t>
-      </w:r>
+        <w:t xml:space="preserve"> (según dichos términos se definen en el Contrato Marco)</w:t>
+      </w:r>
+      <w:r>
+        <w:t>; y (e) el Contrato Marco, junto con sus Anexos (que apliquen) debidamente diligenciados.</w:t>
+      </w:r>
+    </w:p>
+    <w:p>
+      <w:pPr>
+        <w:ind w:firstLine="1418"/>
+        <w:rPr>
+          <w:lang w:val="es-CO"/>
+        </w:rPr>
+      </w:pPr>
       <w:r>
         <w:lastRenderedPageBreak/>
-        <w:t>Marco)</w:t>
-      </w:r>
-      <w:r>
-        <w:t>; y (e) el Contrato Marco, junto con sus Anexos (que apliquen) debidamente diligenciados.</w:t>
+        <w:t>“</w:t>
+      </w:r>
+      <w:r>
+        <w:rPr>
+          <w:u w:val="single"/>
+          <w:lang w:val="es-CO"/>
+        </w:rPr>
+        <w:t>Dólares</w:t>
+      </w:r>
+      <w:r>
+        <w:rPr>
+          <w:lang w:val="es-CO"/>
+        </w:rPr>
+        <w:t>” o “</w:t>
+      </w:r>
+      <w:r>
+        <w:rPr>
+          <w:u w:val="single"/>
+          <w:lang w:val="es-CO"/>
+        </w:rPr>
+        <w:t>USD</w:t>
+      </w:r>
+      <w:r>
+        <w:t xml:space="preserve">” significa </w:t>
+      </w:r>
+      <w:r>
+        <w:rPr>
+          <w:lang w:val="es-CO"/>
+        </w:rPr>
+        <w:t xml:space="preserve">la </w:t>
+      </w:r>
+      <w:r>
+        <w:rPr>
+          <w:lang w:val="es-CO"/>
+        </w:rPr>
+        <w:t>moneda de curso</w:t>
+      </w:r>
+      <w:r>
+        <w:rPr>
+          <w:lang w:val="es-CO"/>
+        </w:rPr>
+        <w:t xml:space="preserve"> legal </w:t>
+      </w:r>
+      <w:r>
+        <w:rPr>
+          <w:lang w:val="es-CO"/>
+        </w:rPr>
+        <w:t xml:space="preserve">de </w:t>
+      </w:r>
+      <w:r>
+        <w:rPr>
+          <w:lang w:val="es-CO"/>
+        </w:rPr>
+        <w:t>los Estados Unidos</w:t>
+      </w:r>
+      <w:r>
+        <w:rPr>
+          <w:lang w:val="es-CO"/>
+        </w:rPr>
+        <w:t xml:space="preserve"> de </w:t>
+      </w:r>
+      <w:r>
+        <w:rPr>
+          <w:lang w:val="es-CO"/>
+        </w:rPr>
+        <w:t>América</w:t>
+      </w:r>
+      <w:r>
+        <w:rPr>
+          <w:lang w:val="es-CO"/>
+        </w:rPr>
+        <w:t>.</w:t>
       </w:r>
     </w:p>
     <w:p>
@@ -3014,6 +2914,9 @@
         </w:rPr>
       </w:pPr>
       <w:r>
+        <w:rPr>
+          <w:lang w:val="es-CO"/>
+        </w:rPr>
         <w:t>“</w:t>
       </w:r>
       <w:r>
@@ -3021,71 +2924,55 @@
           <w:u w:val="single"/>
           <w:lang w:val="es-CO"/>
         </w:rPr>
-        <w:t>Dólares</w:t>
-      </w:r>
-      <w:r>
-        <w:rPr>
-          <w:lang w:val="es-CO"/>
-        </w:rPr>
-        <w:t>” o “</w:t>
-      </w:r>
-      <w:r>
-        <w:rPr>
-          <w:u w:val="single"/>
-          <w:lang w:val="es-CO"/>
-        </w:rPr>
-        <w:t>USD</w:t>
-      </w:r>
-      <w:r>
-        <w:t xml:space="preserve">” significa </w:t>
-      </w:r>
-      <w:r>
-        <w:rPr>
-          <w:lang w:val="es-CO"/>
-        </w:rPr>
-        <w:t xml:space="preserve">la </w:t>
-      </w:r>
-      <w:r>
-        <w:rPr>
-          <w:lang w:val="es-CO"/>
-        </w:rPr>
-        <w:t>moneda de curso</w:t>
-      </w:r>
-      <w:r>
-        <w:rPr>
-          <w:lang w:val="es-CO"/>
-        </w:rPr>
-        <w:t xml:space="preserve"> legal </w:t>
-      </w:r>
-      <w:r>
-        <w:rPr>
-          <w:lang w:val="es-CO"/>
-        </w:rPr>
-        <w:t xml:space="preserve">de </w:t>
-      </w:r>
-      <w:r>
-        <w:rPr>
-          <w:lang w:val="es-CO"/>
-        </w:rPr>
-        <w:t>los Estados Unidos</w:t>
-      </w:r>
-      <w:r>
-        <w:rPr>
-          <w:lang w:val="es-CO"/>
-        </w:rPr>
-        <w:t xml:space="preserve"> de </w:t>
-      </w:r>
-      <w:r>
-        <w:rPr>
-          <w:lang w:val="es-CO"/>
-        </w:rPr>
-        <w:t>América</w:t>
-      </w:r>
-      <w:r>
-        <w:rPr>
-          <w:lang w:val="es-CO"/>
-        </w:rPr>
-        <w:t>.</w:t>
+        <w:t>Efecto Material Adverso</w:t>
+      </w:r>
+      <w:r>
+        <w:rPr>
+          <w:lang w:val="es-CO"/>
+        </w:rPr>
+        <w:t>” significa cualquier hecho</w:t>
+      </w:r>
+      <w:r>
+        <w:rPr>
+          <w:lang w:val="es-CO"/>
+        </w:rPr>
+        <w:t>, circunstancia</w:t>
+      </w:r>
+      <w:r>
+        <w:rPr>
+          <w:lang w:val="es-CO"/>
+        </w:rPr>
+        <w:t xml:space="preserve"> o acto que genere o razonablemente pueda generar una alteración o efecto importante y perjudicial sobre, (a) los negocios, activos, operaciones o situación financiera del Importador; (b) la capacidad financiera, legal u operativa del Proveedor de cumplir con su obligación de entregar un Instrumento de Pago que sea adquirido por Finkargo; (c) la Mercancía o su Importación; (d) la capacidad del Importador para cumplir cualquiera de sus obligaciones bajo el Contrato; </w:t>
+      </w:r>
+      <w:r>
+        <w:rPr>
+          <w:lang w:val="es-CO"/>
+        </w:rPr>
+        <w:t>(e)</w:t>
+      </w:r>
+      <w:r>
+        <w:rPr>
+          <w:lang w:val="es-CO"/>
+        </w:rPr>
+        <w:t xml:space="preserve"> la legalidad, validez, obligatoriedad o exigibilidad de </w:t>
+      </w:r>
+      <w:r>
+        <w:rPr>
+          <w:lang w:val="es-CO"/>
+        </w:rPr>
+        <w:t>Garantía</w:t>
+      </w:r>
+      <w:r>
+        <w:rPr>
+          <w:lang w:val="es-CO"/>
+        </w:rPr>
+        <w:t xml:space="preserve">; y/o (f) los derechos y acciones de Finkargo bajo </w:t>
+      </w:r>
+      <w:r>
+        <w:rPr>
+          <w:lang w:val="es-CO"/>
+        </w:rPr>
+        <w:t>el presente Contrato.</w:t>
       </w:r>
     </w:p>
     <w:p>
@@ -3106,83 +2993,37 @@
           <w:u w:val="single"/>
           <w:lang w:val="es-CO"/>
         </w:rPr>
-        <w:t>Efecto Material Adverso</w:t>
-      </w:r>
-      <w:r>
-        <w:rPr>
-          <w:lang w:val="es-CO"/>
-        </w:rPr>
-        <w:t>” significa cualquier hecho</w:t>
-      </w:r>
-      <w:r>
-        <w:rPr>
-          <w:lang w:val="es-CO"/>
-        </w:rPr>
-        <w:t>, circunstancia</w:t>
-      </w:r>
-      <w:r>
-        <w:rPr>
-          <w:lang w:val="es-CO"/>
-        </w:rPr>
-        <w:t xml:space="preserve"> o acto que genere o razonablemente pueda generar una alteración o efecto importante y perjudicial sobre, (a) los negocios, activos, operaciones o situación financiera del Importador; (b) la capacidad financiera, legal u operativa del Proveedor de cumplir con su obligación de entregar un Instrumento de Pago que sea adquirido por </w:t>
-      </w:r>
-      <w:proofErr w:type="spellStart"/>
-      <w:r>
-        <w:rPr>
-          <w:lang w:val="es-CO"/>
-        </w:rPr>
-        <w:t>Finkargo</w:t>
-      </w:r>
-      <w:proofErr w:type="spellEnd"/>
-      <w:r>
-        <w:rPr>
-          <w:lang w:val="es-CO"/>
-        </w:rPr>
-        <w:t xml:space="preserve">; (c) la Mercancía o su Importación; (d) la capacidad del Importador para cumplir cualquiera de sus obligaciones bajo el Contrato; </w:t>
-      </w:r>
-      <w:r>
-        <w:rPr>
-          <w:lang w:val="es-CO"/>
-        </w:rPr>
-        <w:t>(e)</w:t>
-      </w:r>
-      <w:r>
-        <w:rPr>
-          <w:lang w:val="es-CO"/>
-        </w:rPr>
-        <w:t xml:space="preserve"> la legalidad, validez, obligatoriedad o exigibilidad de </w:t>
-      </w:r>
-      <w:r>
-        <w:rPr>
-          <w:lang w:val="es-CO"/>
-        </w:rPr>
-        <w:t>Garantía</w:t>
-      </w:r>
-      <w:r>
-        <w:rPr>
-          <w:lang w:val="es-CO"/>
-        </w:rPr>
-        <w:t xml:space="preserve">; y/o (f) los derechos y acciones de </w:t>
-      </w:r>
-      <w:proofErr w:type="spellStart"/>
-      <w:r>
-        <w:rPr>
-          <w:lang w:val="es-CO"/>
-        </w:rPr>
-        <w:t>Finkargo</w:t>
-      </w:r>
-      <w:proofErr w:type="spellEnd"/>
-      <w:r>
-        <w:rPr>
-          <w:lang w:val="es-CO"/>
-        </w:rPr>
-        <w:t xml:space="preserve"> bajo </w:t>
-      </w:r>
-      <w:r>
-        <w:rPr>
-          <w:lang w:val="es-CO"/>
-        </w:rPr>
-        <w:t>el presente Contrato.</w:t>
+        <w:t>Evento de Incumplimiento</w:t>
+      </w:r>
+      <w:r>
+        <w:rPr>
+          <w:lang w:val="es-CO"/>
+        </w:rPr>
+        <w:t>” significa cualquiera de los eventos establecidos en la Sección 1</w:t>
+      </w:r>
+      <w:r>
+        <w:rPr>
+          <w:lang w:val="es-CO"/>
+        </w:rPr>
+        <w:t>2</w:t>
+      </w:r>
+      <w:r>
+        <w:rPr>
+          <w:lang w:val="es-CO"/>
+        </w:rPr>
+        <w:t>.01</w:t>
+      </w:r>
+      <w:r>
+        <w:rPr>
+          <w:lang w:val="es-CO"/>
+        </w:rPr>
+        <w:t xml:space="preserve"> </w:t>
+      </w:r>
+      <w:r>
+        <w:rPr>
+          <w:lang w:val="es-CO"/>
+        </w:rPr>
+        <w:t>del Contrato Marco.</w:t>
       </w:r>
     </w:p>
     <w:p>
@@ -3203,37 +3044,13 @@
           <w:u w:val="single"/>
           <w:lang w:val="es-CO"/>
         </w:rPr>
-        <w:t>Evento de Incumplimiento</w:t>
-      </w:r>
-      <w:r>
-        <w:rPr>
-          <w:lang w:val="es-CO"/>
-        </w:rPr>
-        <w:t>” significa cualquiera de los eventos establecidos en la Sección 1</w:t>
-      </w:r>
-      <w:r>
-        <w:rPr>
-          <w:lang w:val="es-CO"/>
-        </w:rPr>
-        <w:t>2</w:t>
-      </w:r>
-      <w:r>
-        <w:rPr>
-          <w:lang w:val="es-CO"/>
-        </w:rPr>
-        <w:t>.01</w:t>
-      </w:r>
-      <w:r>
-        <w:rPr>
-          <w:lang w:val="es-CO"/>
-        </w:rPr>
-        <w:t xml:space="preserve"> </w:t>
-      </w:r>
-      <w:r>
-        <w:rPr>
-          <w:lang w:val="es-CO"/>
-        </w:rPr>
-        <w:t>del Contrato Marco.</w:t>
+        <w:t>Fecha de Firma</w:t>
+      </w:r>
+      <w:r>
+        <w:rPr>
+          <w:lang w:val="es-CO"/>
+        </w:rPr>
+        <w:t>” tiene el significado que se le asigna en el encabezado de este Contrato.</w:t>
       </w:r>
     </w:p>
     <w:p>
@@ -3244,23 +3061,22 @@
         </w:rPr>
       </w:pPr>
       <w:r>
-        <w:rPr>
-          <w:lang w:val="es-CO"/>
-        </w:rPr>
         <w:t>“</w:t>
       </w:r>
       <w:r>
         <w:rPr>
           <w:u w:val="single"/>
-          <w:lang w:val="es-CO"/>
-        </w:rPr>
-        <w:t>Fecha de Firma</w:t>
-      </w:r>
-      <w:r>
-        <w:rPr>
-          <w:lang w:val="es-CO"/>
-        </w:rPr>
-        <w:t>” tiene el significado que se le asigna en el encabezado de este Contrato.</w:t>
+        </w:rPr>
+        <w:t>Finkargo Abroad</w:t>
+      </w:r>
+      <w:r>
+        <w:t xml:space="preserve">” significa cualquier Afiliada </w:t>
+      </w:r>
+      <w:r>
+        <w:t xml:space="preserve">extranjera </w:t>
+      </w:r>
+      <w:r>
+        <w:t>de Finkargo Colombia, excepto el Beneficiario, que de tiempo en tiempo se adhiera al Contrato Marco.</w:t>
       </w:r>
     </w:p>
     <w:p>
@@ -3271,76 +3087,17 @@
         </w:rPr>
       </w:pPr>
       <w:r>
+        <w:rPr>
+          <w:lang w:val="es-CO"/>
+        </w:rPr>
         <w:t>“</w:t>
       </w:r>
-      <w:proofErr w:type="spellStart"/>
-      <w:r>
-        <w:rPr>
-          <w:u w:val="single"/>
-        </w:rPr>
-        <w:t>Finkargo</w:t>
-      </w:r>
-      <w:proofErr w:type="spellEnd"/>
-      <w:r>
-        <w:rPr>
-          <w:u w:val="single"/>
-        </w:rPr>
-        <w:t xml:space="preserve"> </w:t>
-      </w:r>
-      <w:proofErr w:type="spellStart"/>
-      <w:r>
-        <w:rPr>
-          <w:u w:val="single"/>
-        </w:rPr>
-        <w:t>Abroad</w:t>
-      </w:r>
-      <w:proofErr w:type="spellEnd"/>
-      <w:r>
-        <w:t xml:space="preserve">” significa cualquier Afiliada </w:t>
-      </w:r>
-      <w:r>
-        <w:t xml:space="preserve">extranjera </w:t>
-      </w:r>
-      <w:r>
-        <w:t xml:space="preserve">de </w:t>
-      </w:r>
-      <w:proofErr w:type="spellStart"/>
-      <w:r>
-        <w:t>Finkargo</w:t>
-      </w:r>
-      <w:proofErr w:type="spellEnd"/>
-      <w:r>
-        <w:t xml:space="preserve"> Colombia, excepto el Beneficiario, que de tiempo en tiempo se adhiera al Contrato Marco.</w:t>
-      </w:r>
-    </w:p>
-    <w:p>
-      <w:pPr>
-        <w:ind w:firstLine="1418"/>
-        <w:rPr>
-          <w:lang w:val="es-CO"/>
-        </w:rPr>
-      </w:pPr>
-      <w:r>
-        <w:rPr>
-          <w:lang w:val="es-CO"/>
-        </w:rPr>
-        <w:t>“</w:t>
-      </w:r>
-      <w:proofErr w:type="spellStart"/>
-      <w:r>
-        <w:rPr>
-          <w:u w:val="single"/>
-          <w:lang w:val="es-CO"/>
-        </w:rPr>
-        <w:t>Finkargo</w:t>
-      </w:r>
-      <w:proofErr w:type="spellEnd"/>
-      <w:r>
-        <w:rPr>
-          <w:u w:val="single"/>
-          <w:lang w:val="es-CO"/>
-        </w:rPr>
-        <w:t xml:space="preserve"> Colombia</w:t>
+      <w:r>
+        <w:rPr>
+          <w:u w:val="single"/>
+          <w:lang w:val="es-CO"/>
+        </w:rPr>
+        <w:t>Finkargo Colombia</w:t>
       </w:r>
       <w:r>
         <w:rPr>
@@ -3740,14 +3497,12 @@
         </w:rPr>
         <w:t xml:space="preserve"> (</w:t>
       </w:r>
-      <w:proofErr w:type="spellStart"/>
       <w:r>
         <w:rPr>
           <w:lang w:val="es-CO"/>
         </w:rPr>
         <w:t>ii</w:t>
       </w:r>
-      <w:proofErr w:type="spellEnd"/>
       <w:r>
         <w:rPr>
           <w:lang w:val="es-CO"/>
@@ -3766,14 +3521,12 @@
         </w:rPr>
         <w:t xml:space="preserve"> y (</w:t>
       </w:r>
-      <w:proofErr w:type="spellStart"/>
       <w:r>
         <w:rPr>
           <w:lang w:val="es-CO"/>
         </w:rPr>
         <w:t>iii</w:t>
       </w:r>
-      <w:proofErr w:type="spellEnd"/>
       <w:r>
         <w:rPr>
           <w:lang w:val="es-CO"/>
@@ -3860,31 +3613,25 @@
         <w:rPr>
           <w:lang w:val="es-CO"/>
         </w:rPr>
-        <w:t xml:space="preserve">significa la persona jurídica residente en Colombia que figura en el Instrumento de Pago y/o que realiza operaciones de Importación con Proveedores, cuya información se encuentra en el </w:t>
-      </w:r>
+        <w:t>significa la persona jurídica residente en Colombia que figura en el Instrumento de Pago y/o que realiza operaciones de Importación con Proveedores, cuya información se encuentra en el encabezado este Contrato</w:t>
+      </w:r>
+      <w:r>
+        <w:rPr>
+          <w:lang w:val="es-CO"/>
+        </w:rPr>
+        <w:t>.</w:t>
+      </w:r>
+      <w:bookmarkEnd w:id="18"/>
+    </w:p>
+    <w:p>
+      <w:pPr>
+        <w:ind w:firstLine="1418"/>
+      </w:pPr>
       <w:r>
         <w:rPr>
           <w:lang w:val="es-CO"/>
         </w:rPr>
         <w:lastRenderedPageBreak/>
-        <w:t>encabezado este Contrato</w:t>
-      </w:r>
-      <w:r>
-        <w:rPr>
-          <w:lang w:val="es-CO"/>
-        </w:rPr>
-        <w:t>.</w:t>
-      </w:r>
-      <w:bookmarkEnd w:id="18"/>
-    </w:p>
-    <w:p>
-      <w:pPr>
-        <w:ind w:firstLine="1418"/>
-      </w:pPr>
-      <w:r>
-        <w:rPr>
-          <w:lang w:val="es-CO"/>
-        </w:rPr>
         <w:t>“</w:t>
       </w:r>
       <w:r>
@@ -4250,19 +3997,11 @@
         </w:rPr>
         <w:t xml:space="preserve">” significa la comunicación enviada por </w:t>
       </w:r>
-      <w:proofErr w:type="spellStart"/>
-      <w:r>
-        <w:rPr>
-          <w:lang w:val="es-CO"/>
-        </w:rPr>
-        <w:t>Finkargo</w:t>
-      </w:r>
-      <w:proofErr w:type="spellEnd"/>
-      <w:r>
-        <w:rPr>
-          <w:lang w:val="es-CO"/>
-        </w:rPr>
-        <w:t xml:space="preserve"> Colombia</w:t>
+      <w:r>
+        <w:rPr>
+          <w:lang w:val="es-CO"/>
+        </w:rPr>
+        <w:t>Finkargo Colombia</w:t>
       </w:r>
       <w:r>
         <w:rPr>
@@ -4404,19 +4143,11 @@
         </w:rPr>
         <w:t xml:space="preserve">) </w:t>
       </w:r>
-      <w:proofErr w:type="spellStart"/>
-      <w:r>
-        <w:rPr>
-          <w:lang w:val="es-CO"/>
-        </w:rPr>
-        <w:t>Finkargo</w:t>
-      </w:r>
-      <w:proofErr w:type="spellEnd"/>
-      <w:r>
-        <w:rPr>
-          <w:lang w:val="es-CO"/>
-        </w:rPr>
-        <w:t xml:space="preserve"> Colombia</w:t>
+      <w:r>
+        <w:rPr>
+          <w:lang w:val="es-CO"/>
+        </w:rPr>
+        <w:t>Finkargo Colombia</w:t>
       </w:r>
       <w:r>
         <w:rPr>
@@ -4702,32 +4433,29 @@
         <w:t>Operación</w:t>
       </w:r>
       <w:r>
-        <w:t xml:space="preserve">” significa cualquier operación, transacción, contrato, negocio, producto o servicio </w:t>
-      </w:r>
-      <w:r>
+        <w:t xml:space="preserve">” significa cualquier operación, transacción, contrato, negocio, producto o servicio relacionado con el comercio exterior que de tiempo en tiempo </w:t>
+      </w:r>
+      <w:r>
+        <w:t>sea regulado bajo un Suplemento</w:t>
+      </w:r>
+      <w:r>
+        <w:t>.</w:t>
+      </w:r>
+      <w:bookmarkEnd w:id="22"/>
+    </w:p>
+    <w:p>
+      <w:pPr>
+        <w:ind w:firstLine="1418"/>
+        <w:rPr>
+          <w:lang w:val="es-CO"/>
+        </w:rPr>
+      </w:pPr>
+      <w:bookmarkStart w:id="23" w:name="_Hlk46176006"/>
+      <w:r>
+        <w:rPr>
+          <w:lang w:val="es-CO"/>
+        </w:rPr>
         <w:lastRenderedPageBreak/>
-        <w:t xml:space="preserve">relacionado con el comercio exterior que de tiempo en tiempo </w:t>
-      </w:r>
-      <w:r>
-        <w:t>sea regulado bajo un Suplemento</w:t>
-      </w:r>
-      <w:r>
-        <w:t>.</w:t>
-      </w:r>
-      <w:bookmarkEnd w:id="22"/>
-    </w:p>
-    <w:p>
-      <w:pPr>
-        <w:ind w:firstLine="1418"/>
-        <w:rPr>
-          <w:lang w:val="es-CO"/>
-        </w:rPr>
-      </w:pPr>
-      <w:bookmarkStart w:id="23" w:name="_Hlk46176006"/>
-      <w:r>
-        <w:rPr>
-          <w:lang w:val="es-CO"/>
-        </w:rPr>
         <w:t>“</w:t>
       </w:r>
       <w:r>
@@ -4907,13 +4635,8 @@
       <w:r>
         <w:t xml:space="preserve">” significa la infraestructura tecnológica desarrollada por </w:t>
       </w:r>
-      <w:proofErr w:type="spellStart"/>
-      <w:r>
-        <w:t>Finkargo</w:t>
-      </w:r>
-      <w:proofErr w:type="spellEnd"/>
-      <w:r>
-        <w:t xml:space="preserve"> Colombia</w:t>
+      <w:r>
+        <w:t>Finkargo Colombia</w:t>
       </w:r>
       <w:r>
         <w:t xml:space="preserve"> para que el Importador acceda a realizar las transacciones previstas en el Contrato Marco, así como recibir y enviar documentos relacionados con dichas transacciones, disponible a través del sitio web </w:t>
@@ -4935,24 +4658,14 @@
       <w:r>
         <w:t xml:space="preserve">o a través de cualquier otro medio que </w:t>
       </w:r>
-      <w:proofErr w:type="spellStart"/>
-      <w:r>
-        <w:t>Finkargo</w:t>
-      </w:r>
-      <w:proofErr w:type="spellEnd"/>
-      <w:r>
-        <w:t xml:space="preserve"> Colombia</w:t>
+      <w:r>
+        <w:t>Finkargo Colombia</w:t>
       </w:r>
       <w:r>
         <w:t xml:space="preserve"> disponga, según </w:t>
       </w:r>
-      <w:proofErr w:type="spellStart"/>
-      <w:r>
-        <w:t>Finkargo</w:t>
-      </w:r>
-      <w:proofErr w:type="spellEnd"/>
-      <w:r>
-        <w:t xml:space="preserve"> Colombia</w:t>
+      <w:r>
+        <w:t>Finkargo Colombia</w:t>
       </w:r>
       <w:r>
         <w:t xml:space="preserve"> lo notifique de tiempo en tiempo al Importador durante la Vigencia.</w:t>
@@ -5030,23 +4743,7 @@
           <w:u w:val="single"/>
           <w:lang w:val="es-CO"/>
         </w:rPr>
-        <w:t>Sección 8.05(b)(</w:t>
-      </w:r>
-      <w:proofErr w:type="spellStart"/>
-      <w:r>
-        <w:rPr>
-          <w:u w:val="single"/>
-          <w:lang w:val="es-CO"/>
-        </w:rPr>
-        <w:t>iii</w:t>
-      </w:r>
-      <w:proofErr w:type="spellEnd"/>
-      <w:r>
-        <w:rPr>
-          <w:u w:val="single"/>
-          <w:lang w:val="es-CO"/>
-        </w:rPr>
-        <w:t>)(1)</w:t>
+        <w:t>Sección 8.05(b)(iii)(1)</w:t>
       </w:r>
       <w:r>
         <w:rPr>
@@ -5109,13 +4806,8 @@
       <w:r>
         <w:t xml:space="preserve"> de </w:t>
       </w:r>
-      <w:proofErr w:type="spellStart"/>
-      <w:r>
-        <w:t>Finkargo</w:t>
-      </w:r>
-      <w:proofErr w:type="spellEnd"/>
-      <w:r>
-        <w:t xml:space="preserve"> Colombia</w:t>
+      <w:r>
+        <w:t>Finkargo Colombia</w:t>
       </w:r>
       <w:r>
         <w:rPr>
@@ -5261,22 +4953,42 @@
         <w:t>.</w:t>
       </w:r>
       <w:r>
-        <w:t xml:space="preserve"> Para efectos de este Contrato, se entiende que el Proveedor podrá ser </w:t>
-      </w:r>
-      <w:proofErr w:type="spellStart"/>
-      <w:r>
-        <w:t>Finkargo</w:t>
-      </w:r>
-      <w:proofErr w:type="spellEnd"/>
-      <w:r>
-        <w:t xml:space="preserve"> </w:t>
-      </w:r>
-      <w:proofErr w:type="spellStart"/>
-      <w:r>
-        <w:t>Abroad</w:t>
-      </w:r>
-      <w:proofErr w:type="spellEnd"/>
-      <w:r>
+        <w:t xml:space="preserve"> Para efectos de este Contrato, se entiende que el Proveedor podrá ser Finkargo Abroad.</w:t>
+      </w:r>
+    </w:p>
+    <w:p>
+      <w:pPr>
+        <w:ind w:firstLine="1418"/>
+        <w:rPr>
+          <w:lang w:val="es-CO"/>
+        </w:rPr>
+      </w:pPr>
+      <w:r>
+        <w:rPr>
+          <w:lang w:val="es-CO"/>
+        </w:rPr>
+        <w:t>“</w:t>
+      </w:r>
+      <w:r>
+        <w:rPr>
+          <w:u w:val="single"/>
+          <w:lang w:val="es-CO"/>
+        </w:rPr>
+        <w:t>Registro de Garantías Mobiliarias</w:t>
+      </w:r>
+      <w:r>
+        <w:rPr>
+          <w:lang w:val="es-CO"/>
+        </w:rPr>
+        <w:t xml:space="preserve">” </w:t>
+      </w:r>
+      <w:r>
+        <w:t>significa el registro de garantías mobiliarias contemplado en el artículo 38 de la Ley 1676 de 2013 y reglamentado por el Decreto 400 de 2014, compilado en el Decreto 1074 de 2015, así como cualquier otra norma que los modifique, sustituya, compile o complemente, incluyendo el Decreto 1835 de 2015</w:t>
+      </w:r>
+      <w:r>
+        <w:rPr>
+          <w:lang w:val="es-CO"/>
+        </w:rPr>
         <w:t>.</w:t>
       </w:r>
     </w:p>
@@ -5298,7 +5010,88 @@
           <w:u w:val="single"/>
           <w:lang w:val="es-CO"/>
         </w:rPr>
-        <w:t>Registro de Garantías Mobiliarias</w:t>
+        <w:t>Remplazo de la Garantía</w:t>
+      </w:r>
+      <w:r>
+        <w:rPr>
+          <w:lang w:val="es-CO"/>
+        </w:rPr>
+        <w:t xml:space="preserve">” tiene el significado que se le asigna en la </w:t>
+      </w:r>
+      <w:r>
+        <w:rPr>
+          <w:u w:val="single"/>
+          <w:lang w:val="es-CO"/>
+        </w:rPr>
+        <w:fldChar w:fldCharType="begin"/>
+      </w:r>
+      <w:r>
+        <w:rPr>
+          <w:u w:val="single"/>
+          <w:lang w:val="es-CO"/>
+        </w:rPr>
+        <w:instrText xml:space="preserve"> REF _Ref133469057 \w \h </w:instrText>
+      </w:r>
+      <w:r>
+        <w:rPr>
+          <w:u w:val="single"/>
+          <w:lang w:val="es-CO"/>
+        </w:rPr>
+        <w:instrText xml:space="preserve"> \* MERGEFORMAT </w:instrText>
+      </w:r>
+      <w:r>
+        <w:rPr>
+          <w:u w:val="single"/>
+          <w:lang w:val="es-CO"/>
+        </w:rPr>
+      </w:r>
+      <w:r>
+        <w:rPr>
+          <w:u w:val="single"/>
+          <w:lang w:val="es-CO"/>
+        </w:rPr>
+        <w:fldChar w:fldCharType="separate"/>
+      </w:r>
+      <w:r>
+        <w:rPr>
+          <w:u w:val="single"/>
+          <w:lang w:val="es-CO"/>
+        </w:rPr>
+        <w:t>Sección 2.02</w:t>
+      </w:r>
+      <w:r>
+        <w:rPr>
+          <w:u w:val="single"/>
+          <w:lang w:val="es-CO"/>
+        </w:rPr>
+        <w:fldChar w:fldCharType="end"/>
+      </w:r>
+      <w:r>
+        <w:rPr>
+          <w:lang w:val="es-CO"/>
+        </w:rPr>
+        <w:t>.</w:t>
+      </w:r>
+    </w:p>
+    <w:p>
+      <w:pPr>
+        <w:ind w:firstLine="1418"/>
+        <w:rPr>
+          <w:lang w:val="es-CO"/>
+        </w:rPr>
+      </w:pPr>
+      <w:r>
+        <w:rPr>
+          <w:lang w:val="es-CO"/>
+        </w:rPr>
+        <w:t>“</w:t>
+      </w:r>
+      <w:r>
+        <w:rPr>
+          <w:u w:val="single"/>
+          <w:lang w:val="es-CO"/>
+        </w:rPr>
+        <w:t>Solicitud de Cotización</w:t>
       </w:r>
       <w:r>
         <w:rPr>
@@ -5307,7 +5100,22 @@
         <w:t xml:space="preserve">” </w:t>
       </w:r>
       <w:r>
-        <w:t>significa el registro de garantías mobiliarias contemplado en el artículo 38 de la Ley 1676 de 2013 y reglamentado por el Decreto 400 de 2014, compilado en el Decreto 1074 de 2015, así como cualquier otra norma que los modifique, sustituya, compile o complemente, incluyendo el Decreto 1835 de 2015</w:t>
+        <w:rPr>
+          <w:lang w:val="es-CO"/>
+        </w:rPr>
+        <w:t xml:space="preserve">tiene el significado que se le </w:t>
+      </w:r>
+      <w:r>
+        <w:rPr>
+          <w:lang w:val="es-CO"/>
+        </w:rPr>
+        <w:t>asigna</w:t>
+      </w:r>
+      <w:r>
+        <w:rPr>
+          <w:lang w:val="es-CO"/>
+        </w:rPr>
+        <w:t xml:space="preserve"> en el Contrato Marco</w:t>
       </w:r>
       <w:r>
         <w:rPr>
@@ -5319,145 +5127,13 @@
     <w:p>
       <w:pPr>
         <w:ind w:firstLine="1418"/>
-        <w:rPr>
-          <w:lang w:val="es-CO"/>
-        </w:rPr>
-      </w:pPr>
-      <w:r>
-        <w:rPr>
-          <w:lang w:val="es-CO"/>
-        </w:rPr>
+      </w:pPr>
+      <w:r>
         <w:t>“</w:t>
       </w:r>
       <w:r>
         <w:rPr>
           <w:u w:val="single"/>
-          <w:lang w:val="es-CO"/>
-        </w:rPr>
-        <w:t>Remplazo de la Garantía</w:t>
-      </w:r>
-      <w:r>
-        <w:rPr>
-          <w:lang w:val="es-CO"/>
-        </w:rPr>
-        <w:t xml:space="preserve">” tiene el significado que se le asigna en la </w:t>
-      </w:r>
-      <w:r>
-        <w:rPr>
-          <w:u w:val="single"/>
-          <w:lang w:val="es-CO"/>
-        </w:rPr>
-        <w:fldChar w:fldCharType="begin"/>
-      </w:r>
-      <w:r>
-        <w:rPr>
-          <w:u w:val="single"/>
-          <w:lang w:val="es-CO"/>
-        </w:rPr>
-        <w:instrText xml:space="preserve"> REF _Ref133469057 \w \h </w:instrText>
-      </w:r>
-      <w:r>
-        <w:rPr>
-          <w:u w:val="single"/>
-          <w:lang w:val="es-CO"/>
-        </w:rPr>
-        <w:instrText xml:space="preserve"> \* MERGEFORMAT </w:instrText>
-      </w:r>
-      <w:r>
-        <w:rPr>
-          <w:u w:val="single"/>
-          <w:lang w:val="es-CO"/>
-        </w:rPr>
-      </w:r>
-      <w:r>
-        <w:rPr>
-          <w:u w:val="single"/>
-          <w:lang w:val="es-CO"/>
-        </w:rPr>
-        <w:fldChar w:fldCharType="separate"/>
-      </w:r>
-      <w:r>
-        <w:rPr>
-          <w:u w:val="single"/>
-          <w:lang w:val="es-CO"/>
-        </w:rPr>
-        <w:t>Sección 2.02</w:t>
-      </w:r>
-      <w:r>
-        <w:rPr>
-          <w:u w:val="single"/>
-          <w:lang w:val="es-CO"/>
-        </w:rPr>
-        <w:fldChar w:fldCharType="end"/>
-      </w:r>
-      <w:r>
-        <w:rPr>
-          <w:lang w:val="es-CO"/>
-        </w:rPr>
-        <w:t>.</w:t>
-      </w:r>
-    </w:p>
-    <w:p>
-      <w:pPr>
-        <w:ind w:firstLine="1418"/>
-        <w:rPr>
-          <w:lang w:val="es-CO"/>
-        </w:rPr>
-      </w:pPr>
-      <w:r>
-        <w:rPr>
-          <w:lang w:val="es-CO"/>
-        </w:rPr>
-        <w:t>“</w:t>
-      </w:r>
-      <w:r>
-        <w:rPr>
-          <w:u w:val="single"/>
-          <w:lang w:val="es-CO"/>
-        </w:rPr>
-        <w:t>Solicitud de Cotización</w:t>
-      </w:r>
-      <w:r>
-        <w:rPr>
-          <w:lang w:val="es-CO"/>
-        </w:rPr>
-        <w:t xml:space="preserve">” </w:t>
-      </w:r>
-      <w:r>
-        <w:rPr>
-          <w:lang w:val="es-CO"/>
-        </w:rPr>
-        <w:t xml:space="preserve">tiene el significado que se le </w:t>
-      </w:r>
-      <w:r>
-        <w:rPr>
-          <w:lang w:val="es-CO"/>
-        </w:rPr>
-        <w:t>asigna</w:t>
-      </w:r>
-      <w:r>
-        <w:rPr>
-          <w:lang w:val="es-CO"/>
-        </w:rPr>
-        <w:t xml:space="preserve"> en el Contrato Marco</w:t>
-      </w:r>
-      <w:r>
-        <w:rPr>
-          <w:lang w:val="es-CO"/>
-        </w:rPr>
-        <w:t>.</w:t>
-      </w:r>
-    </w:p>
-    <w:p>
-      <w:pPr>
-        <w:ind w:firstLine="1418"/>
-      </w:pPr>
-      <w:r>
-        <w:t>“</w:t>
-      </w:r>
-      <w:r>
-        <w:rPr>
-          <w:u w:val="single"/>
         </w:rPr>
         <w:t>Solvente</w:t>
       </w:r>
@@ -5507,44 +5183,44 @@
         <w:t xml:space="preserve">dicha Persona </w:t>
       </w:r>
       <w:r>
-        <w:t xml:space="preserve">no esté en mora </w:t>
+        <w:t>no esté en mora de pagar una o más obligaciones</w:t>
+      </w:r>
+      <w:r>
+        <w:t xml:space="preserve"> financieras</w:t>
+      </w:r>
+      <w:r>
+        <w:t xml:space="preserve"> a su cargo, por un periodo que exceda de </w:t>
+      </w:r>
+      <w:r>
+        <w:t>treinta (</w:t>
+      </w:r>
+      <w:r>
+        <w:t>30</w:t>
+      </w:r>
+      <w:r>
+        <w:t>)</w:t>
+      </w:r>
+      <w:r>
+        <w:t xml:space="preserve"> días, por un valor individual o conjunto que sea igual o superior a </w:t>
+      </w:r>
+      <w:r>
+        <w:t xml:space="preserve">veinte mil Dólares </w:t>
+      </w:r>
+      <w:r>
+        <w:t>(</w:t>
+      </w:r>
+      <w:r>
+        <w:t>USD2</w:t>
+      </w:r>
+      <w:r>
+        <w:t>0.000)</w:t>
+      </w:r>
+      <w:r>
+        <w:t xml:space="preserve"> (o su equivalente </w:t>
       </w:r>
       <w:r>
         <w:lastRenderedPageBreak/>
-        <w:t>de pagar una o más obligaciones</w:t>
-      </w:r>
-      <w:r>
-        <w:t xml:space="preserve"> financieras</w:t>
-      </w:r>
-      <w:r>
-        <w:t xml:space="preserve"> a su cargo, por un periodo que exceda de </w:t>
-      </w:r>
-      <w:r>
-        <w:t>treinta (</w:t>
-      </w:r>
-      <w:r>
-        <w:t>30</w:t>
-      </w:r>
-      <w:r>
-        <w:t>)</w:t>
-      </w:r>
-      <w:r>
-        <w:t xml:space="preserve"> días, por un valor individual o conjunto que sea igual o superior a </w:t>
-      </w:r>
-      <w:r>
-        <w:t xml:space="preserve">veinte mil Dólares </w:t>
-      </w:r>
-      <w:r>
-        <w:t>(</w:t>
-      </w:r>
-      <w:r>
-        <w:t>USD2</w:t>
-      </w:r>
-      <w:r>
-        <w:t>0.000)</w:t>
-      </w:r>
-      <w:r>
-        <w:t xml:space="preserve"> (o su equivalente en cualquier otra moneda)</w:t>
+        <w:t>en cualquier otra moneda)</w:t>
       </w:r>
       <w:r>
         <w:t xml:space="preserve">; </w:t>
@@ -6107,78 +5783,73 @@
         <w:t xml:space="preserve"> </w:t>
       </w:r>
       <w:r>
-        <w:t xml:space="preserve">La presente Garantía garantiza en su totalidad el pago de las Obligaciones Garantizadas. Por lo anterior, la presente Garantía se mantendrá vigente hasta la ocurrencia </w:t>
+        <w:t xml:space="preserve">La presente Garantía garantiza en su totalidad el pago de las Obligaciones Garantizadas. Por lo anterior, la presente Garantía se mantendrá vigente hasta la ocurrencia del pago total de las Obligaciones Garantizadas a satisfacción de </w:t>
+      </w:r>
+      <w:r>
+        <w:t>las Partes Garantizadas</w:t>
+      </w:r>
+      <w:r>
+        <w:t xml:space="preserve"> </w:t>
+      </w:r>
+      <w:r>
+        <w:t>–</w:t>
+      </w:r>
+      <w:r>
+        <w:t xml:space="preserve">o, </w:t>
+      </w:r>
+      <w:r>
+        <w:t>con</w:t>
+      </w:r>
+      <w:r>
+        <w:t xml:space="preserve"> </w:t>
+      </w:r>
+      <w:r>
+        <w:t xml:space="preserve">aprobación </w:t>
+      </w:r>
+      <w:r>
+        <w:t xml:space="preserve">expresa </w:t>
+      </w:r>
+      <w:r>
+        <w:t>de</w:t>
+      </w:r>
+      <w:r>
+        <w:t xml:space="preserve"> </w:t>
+      </w:r>
+      <w:r>
+        <w:t>Finkargo Colombia</w:t>
+      </w:r>
+      <w:r>
+        <w:t xml:space="preserve">, </w:t>
+      </w:r>
+      <w:r>
+        <w:t xml:space="preserve">hasta </w:t>
+      </w:r>
+      <w:r>
+        <w:t xml:space="preserve">el remplazo de la Garantía por cualquier otra Garantía Adicional y/o </w:t>
       </w:r>
       <w:r>
         <w:lastRenderedPageBreak/>
-        <w:t xml:space="preserve">del pago total de las Obligaciones Garantizadas a satisfacción de </w:t>
-      </w:r>
-      <w:r>
-        <w:t>las Partes Garantizadas</w:t>
-      </w:r>
-      <w:r>
-        <w:t xml:space="preserve"> </w:t>
+        <w:t>Garantía Principal bajo el Contrato Marco</w:t>
+      </w:r>
+      <w:r>
+        <w:t xml:space="preserve"> (el “</w:t>
+      </w:r>
+      <w:r>
+        <w:rPr>
+          <w:u w:val="single"/>
+        </w:rPr>
+        <w:t>Remplazo de la Garantía</w:t>
+      </w:r>
+      <w:r>
+        <w:t>”</w:t>
+      </w:r>
+      <w:r>
+        <w:t>)</w:t>
       </w:r>
       <w:r>
         <w:t>–</w:t>
       </w:r>
       <w:r>
-        <w:t xml:space="preserve">o, </w:t>
-      </w:r>
-      <w:r>
-        <w:t>con</w:t>
-      </w:r>
-      <w:r>
-        <w:t xml:space="preserve"> </w:t>
-      </w:r>
-      <w:r>
-        <w:t xml:space="preserve">aprobación </w:t>
-      </w:r>
-      <w:r>
-        <w:t xml:space="preserve">expresa </w:t>
-      </w:r>
-      <w:r>
-        <w:t>de</w:t>
-      </w:r>
-      <w:r>
-        <w:t xml:space="preserve"> </w:t>
-      </w:r>
-      <w:proofErr w:type="spellStart"/>
-      <w:r>
-        <w:t>Finkargo</w:t>
-      </w:r>
-      <w:proofErr w:type="spellEnd"/>
-      <w:r>
-        <w:t xml:space="preserve"> Colombia</w:t>
-      </w:r>
-      <w:r>
-        <w:t xml:space="preserve">, </w:t>
-      </w:r>
-      <w:r>
-        <w:t xml:space="preserve">hasta </w:t>
-      </w:r>
-      <w:r>
-        <w:t>el remplazo de la Garantía por cualquier otra Garantía Adicional y/o Garantía Principal bajo el Contrato Marco</w:t>
-      </w:r>
-      <w:r>
-        <w:t xml:space="preserve"> (el “</w:t>
-      </w:r>
-      <w:r>
-        <w:rPr>
-          <w:u w:val="single"/>
-        </w:rPr>
-        <w:t>Remplazo de la Garantía</w:t>
-      </w:r>
-      <w:r>
-        <w:t>”</w:t>
-      </w:r>
-      <w:r>
-        <w:t>)</w:t>
-      </w:r>
-      <w:r>
-        <w:t>–</w:t>
-      </w:r>
-      <w:r>
         <w:t>,</w:t>
       </w:r>
       <w:r>
@@ -6198,7 +5869,6 @@
       </w:r>
       <w:bookmarkEnd w:id="35"/>
     </w:p>
-    <w:p/>
     <w:p>
       <w:pPr>
         <w:pStyle w:val="Heading1"/>
@@ -6217,7 +5887,6 @@
         <w:t>Garantizadas</w:t>
       </w:r>
     </w:p>
-    <w:p/>
     <w:p>
       <w:pPr>
         <w:ind w:firstLine="720"/>
@@ -6238,18 +5907,21 @@
       </w:r>
       <w:r>
         <w:rPr>
+          <w:u w:val="single"/>
           <w:lang w:val="es-CO"/>
         </w:rPr>
         <w:t xml:space="preserve">Términos </w:t>
       </w:r>
       <w:r>
         <w:rPr>
+          <w:u w:val="single"/>
           <w:lang w:val="es-CO"/>
         </w:rPr>
         <w:t xml:space="preserve">particulares </w:t>
       </w:r>
       <w:r>
         <w:rPr>
+          <w:u w:val="single"/>
           <w:lang w:val="es-CO"/>
         </w:rPr>
         <w:t>de las Obligaciones Garantizadas</w:t>
@@ -6307,7 +5979,6 @@
         <w:tc>
           <w:tcPr>
             <w:tcW w:w="853" w:type="pct"/>
-            <w:shd w:val="clear" w:color="auto" w:fill="auto"/>
           </w:tcPr>
           <w:p>
             <w:pPr>
@@ -6329,7 +6000,6 @@
         <w:tc>
           <w:tcPr>
             <w:tcW w:w="4147" w:type="pct"/>
-            <w:shd w:val="clear" w:color="auto" w:fill="auto"/>
           </w:tcPr>
           <w:p>
             <w:pPr>
@@ -6374,7 +6044,6 @@
         <w:tc>
           <w:tcPr>
             <w:tcW w:w="853" w:type="pct"/>
-            <w:shd w:val="clear" w:color="auto" w:fill="auto"/>
           </w:tcPr>
           <w:p>
             <w:pPr>
@@ -6416,7 +6085,6 @@
         <w:tc>
           <w:tcPr>
             <w:tcW w:w="4147" w:type="pct"/>
-            <w:shd w:val="clear" w:color="auto" w:fill="auto"/>
           </w:tcPr>
           <w:p>
             <w:pPr>
@@ -6577,7 +6245,6 @@
         <w:tc>
           <w:tcPr>
             <w:tcW w:w="853" w:type="pct"/>
-            <w:shd w:val="clear" w:color="auto" w:fill="auto"/>
           </w:tcPr>
           <w:p>
             <w:pPr>
@@ -6599,7 +6266,6 @@
         <w:tc>
           <w:tcPr>
             <w:tcW w:w="4147" w:type="pct"/>
-            <w:shd w:val="clear" w:color="auto" w:fill="auto"/>
           </w:tcPr>
           <w:p>
             <w:pPr>
@@ -6613,39 +6279,17 @@
               </w:rPr>
               <w:t xml:space="preserve">Significa, sin duplicación, todas las obligaciones que contraiga o llegare a contraer el Importador en favor de </w:t>
             </w:r>
-            <w:proofErr w:type="spellStart"/>
             <w:r>
               <w:rPr>
                 <w:lang w:val="es-ES_tradnl"/>
               </w:rPr>
-              <w:t>Finkargo</w:t>
-            </w:r>
-            <w:proofErr w:type="spellEnd"/>
+              <w:t>Finkargo Colombia</w:t>
+            </w:r>
             <w:r>
               <w:rPr>
                 <w:lang w:val="es-ES_tradnl"/>
               </w:rPr>
-              <w:t xml:space="preserve"> Colombia</w:t>
-            </w:r>
-            <w:r>
-              <w:rPr>
-                <w:lang w:val="es-ES_tradnl"/>
-              </w:rPr>
-              <w:t xml:space="preserve"> en virtud del Contrato Marco, incluyendo pero sin limitarse al pago de todas las sumas por concepto de comisiones, capital, cualquier clase de intereses, honorarios, otros costos y gastos, gastos de cobranza judicial y extrajudicial, obligaciones de indemnización y cualesquiera otras obligaciones (según las mismas sean adicionadas, </w:t>
-            </w:r>
-            <w:proofErr w:type="spellStart"/>
-            <w:r>
-              <w:rPr>
-                <w:lang w:val="es-ES_tradnl"/>
-              </w:rPr>
-              <w:t>re-expresadas</w:t>
-            </w:r>
-            <w:proofErr w:type="spellEnd"/>
-            <w:r>
-              <w:rPr>
-                <w:lang w:val="es-ES_tradnl"/>
-              </w:rPr>
-              <w:t>, completadas o de cualquier otra forma modificadas) actuales o que en el futuro llegaren a generarse a cargo del Importador en virtud del Contrato Marco, estén o no respaldados por títulos valores o hubieren sido contraídas a través de cualquier acto o instrumento, en su vencimiento, ya sea según vencimiento expreso, mediante el pago anticipado requerido, declaración, aceleración, exigencia o de cualquier otro modo (conjuntamente, las “</w:t>
+              <w:t xml:space="preserve"> en virtud del Contrato Marco, incluyendo pero sin limitarse al pago de todas las sumas por concepto de comisiones, capital, cualquier clase de intereses, honorarios, otros costos y gastos, gastos de cobranza judicial y extrajudicial, obligaciones de indemnización y cualesquiera otras obligaciones (según las mismas sean adicionadas, re-expresadas, completadas o de cualquier otra forma modificadas) actuales o que en el futuro llegaren a generarse a cargo del Importador en virtud del Contrato Marco, estén o no respaldados por títulos valores o hubieren sido contraídas a través de cualquier acto o instrumento, en su vencimiento, ya sea según vencimiento expreso, mediante el pago anticipado requerido, declaración, aceleración, exigencia o de cualquier otro modo (conjuntamente, las “</w:t>
             </w:r>
             <w:r>
               <w:rPr>
@@ -6667,7 +6311,6 @@
         <w:tc>
           <w:tcPr>
             <w:tcW w:w="853" w:type="pct"/>
-            <w:shd w:val="clear" w:color="auto" w:fill="auto"/>
           </w:tcPr>
           <w:p>
             <w:pPr>
@@ -6697,22 +6340,13 @@
                 <w:b/>
                 <w:lang w:val="es-ES_tradnl"/>
               </w:rPr>
-              <w:t xml:space="preserve">por la </w:t>
-            </w:r>
-            <w:r>
-              <w:rPr>
-                <w:b/>
-                <w:lang w:val="es-ES_tradnl"/>
-              </w:rPr>
-              <w:lastRenderedPageBreak/>
-              <w:t>Garantía</w:t>
+              <w:t>por la Garantía</w:t>
             </w:r>
           </w:p>
         </w:tc>
         <w:tc>
           <w:tcPr>
             <w:tcW w:w="4147" w:type="pct"/>
-            <w:shd w:val="clear" w:color="auto" w:fill="auto"/>
           </w:tcPr>
           <w:p>
             <w:pPr>
@@ -6724,7 +6358,6 @@
               <w:rPr>
                 <w:lang w:val="es-ES_tradnl"/>
               </w:rPr>
-              <w:lastRenderedPageBreak/>
               <w:t xml:space="preserve">Corresponde al </w:t>
             </w:r>
             <w:r>
@@ -6800,7 +6433,6 @@
               <w:rPr>
                 <w:lang w:val="es-ES_tradnl"/>
               </w:rPr>
-              <w:lastRenderedPageBreak/>
               <w:t xml:space="preserve">Esta suma no afectará el concepto ni el límite de Obligaciones Garantizadas acordado entre las </w:t>
             </w:r>
             <w:r>
@@ -6819,7 +6451,6 @@
         <w:tc>
           <w:tcPr>
             <w:tcW w:w="853" w:type="pct"/>
-            <w:shd w:val="clear" w:color="auto" w:fill="auto"/>
           </w:tcPr>
           <w:p>
             <w:pPr>
@@ -6835,7 +6466,6 @@
                 <w:b/>
                 <w:lang w:val="es-ES_tradnl"/>
               </w:rPr>
-              <w:lastRenderedPageBreak/>
               <w:t>Vigencia de la Garantía</w:t>
             </w:r>
           </w:p>
@@ -6843,7 +6473,6 @@
         <w:tc>
           <w:tcPr>
             <w:tcW w:w="4147" w:type="pct"/>
-            <w:shd w:val="clear" w:color="auto" w:fill="auto"/>
           </w:tcPr>
           <w:p>
             <w:pPr>
@@ -6879,21 +6508,20 @@
               <w:rPr>
                 <w:lang w:val="es-ES_tradnl"/>
               </w:rPr>
-              <w:t xml:space="preserve">sea registrada en el Registro de Garantías Mobiliarias, prorrogables por períodos adicionales de tres (3) años. Para efectos de claridad, la Garantía constituida mediante el presente contrato se mantendrá vigente (y su inscripción ante el Registro de Garantías Mobiliarias se prorrogará por parte de </w:t>
-            </w:r>
-            <w:proofErr w:type="spellStart"/>
+              <w:t xml:space="preserve">sea </w:t>
+            </w:r>
             <w:r>
               <w:rPr>
                 <w:lang w:val="es-ES_tradnl"/>
               </w:rPr>
-              <w:t>Finkargo</w:t>
-            </w:r>
-            <w:proofErr w:type="spellEnd"/>
+              <w:lastRenderedPageBreak/>
+              <w:t xml:space="preserve">registrada en el Registro de Garantías Mobiliarias, prorrogables por períodos adicionales de tres (3) años. Para efectos de claridad, la Garantía constituida mediante el presente contrato se mantendrá vigente (y su inscripción ante el Registro de Garantías Mobiliarias se prorrogará por parte de </w:t>
+            </w:r>
             <w:r>
               <w:rPr>
                 <w:lang w:val="es-ES_tradnl"/>
               </w:rPr>
-              <w:t xml:space="preserve"> Colombia</w:t>
+              <w:t>Finkargo Colombia</w:t>
             </w:r>
             <w:r>
               <w:rPr>
@@ -6901,19 +6529,11 @@
               </w:rPr>
               <w:t xml:space="preserve"> cuantas veces sea necesario en los términos descritos arriba) hasta la ocurrencia del pago total de las Obligaciones Garantizadas a satisfacción de </w:t>
             </w:r>
-            <w:proofErr w:type="spellStart"/>
             <w:r>
               <w:rPr>
                 <w:lang w:val="es-ES_tradnl"/>
               </w:rPr>
-              <w:t>Finkargo</w:t>
-            </w:r>
-            <w:proofErr w:type="spellEnd"/>
-            <w:r>
-              <w:rPr>
-                <w:lang w:val="es-ES_tradnl"/>
-              </w:rPr>
-              <w:t xml:space="preserve"> Colombia</w:t>
+              <w:t>Finkargo Colombia</w:t>
             </w:r>
             <w:r>
               <w:rPr>
@@ -6931,7 +6551,6 @@
         <w:tc>
           <w:tcPr>
             <w:tcW w:w="853" w:type="pct"/>
-            <w:shd w:val="clear" w:color="auto" w:fill="auto"/>
           </w:tcPr>
           <w:p>
             <w:pPr>
@@ -6947,6 +6566,7 @@
                 <w:b/>
                 <w:lang w:val="es-ES_tradnl"/>
               </w:rPr>
+              <w:lastRenderedPageBreak/>
               <w:t>Bienes en Garantía</w:t>
             </w:r>
           </w:p>
@@ -6954,7 +6574,6 @@
         <w:tc>
           <w:tcPr>
             <w:tcW w:w="4147" w:type="pct"/>
-            <w:shd w:val="clear" w:color="auto" w:fill="auto"/>
           </w:tcPr>
           <w:p>
             <w:pPr>
@@ -7232,47 +6851,35 @@
         <w:pStyle w:val="Heading3"/>
       </w:pPr>
       <w:r>
+        <w:t xml:space="preserve">El </w:t>
+      </w:r>
+      <w:r>
+        <w:t xml:space="preserve">ejercicio de los derechos o el cumplimiento de las obligaciones previstas en el Contrato Marco (salvo que como consecuencia de dicho ejercicio o cumplimiento se extingan todas las Obligaciones Garantizadas), o la sustitución de la Garantía en favor de </w:t>
+      </w:r>
+      <w:r>
+        <w:t>Finkargo Colombia</w:t>
+      </w:r>
+      <w:r>
+        <w:t xml:space="preserve"> o en favor de cualquier otra Persona</w:t>
+      </w:r>
+      <w:r>
+        <w:t>, incluido el Beneficiario</w:t>
+      </w:r>
+      <w:r>
+        <w:t>.</w:t>
+      </w:r>
+    </w:p>
+    <w:p>
+      <w:pPr>
+        <w:pStyle w:val="Heading3"/>
+      </w:pPr>
+      <w:r>
         <w:lastRenderedPageBreak/>
         <w:t xml:space="preserve">El </w:t>
       </w:r>
       <w:r>
-        <w:t xml:space="preserve">ejercicio de los derechos o el cumplimiento de las obligaciones previstas en el Contrato Marco (salvo que como consecuencia de dicho ejercicio o cumplimiento se extingan todas las Obligaciones Garantizadas), o la sustitución de la Garantía en favor de </w:t>
-      </w:r>
-      <w:proofErr w:type="spellStart"/>
-      <w:r>
-        <w:t>Finkargo</w:t>
-      </w:r>
-      <w:proofErr w:type="spellEnd"/>
-      <w:r>
-        <w:t xml:space="preserve"> Colombia</w:t>
-      </w:r>
-      <w:r>
-        <w:t xml:space="preserve"> o en favor de cualquier otra Persona</w:t>
-      </w:r>
-      <w:r>
-        <w:t>, incluido el Beneficiario</w:t>
-      </w:r>
-      <w:r>
-        <w:t>.</w:t>
-      </w:r>
-    </w:p>
-    <w:p>
-      <w:pPr>
-        <w:pStyle w:val="Heading3"/>
-      </w:pPr>
-      <w:r>
-        <w:t xml:space="preserve">El </w:t>
-      </w:r>
-      <w:r>
         <w:t>vencimiento anticipado de cualquiera de las Obligaciones Garantizadas o cualquier modificación en el plazo para su cumplimiento.</w:t>
       </w:r>
-    </w:p>
-    <w:p>
-      <w:pPr>
-        <w:rPr>
-          <w:lang w:val="es-CO"/>
-        </w:rPr>
-      </w:pPr>
     </w:p>
     <w:p>
       <w:pPr>
@@ -7289,7 +6896,6 @@
         <w:t xml:space="preserve"> en Garantía</w:t>
       </w:r>
     </w:p>
-    <w:p/>
     <w:p>
       <w:pPr>
         <w:ind w:firstLine="720"/>
@@ -7428,11 +7034,9 @@
       <w:r>
         <w:t>) tener posesión sobre los Bienes en Garantía; (</w:t>
       </w:r>
-      <w:proofErr w:type="spellStart"/>
       <w:r>
         <w:t>ii</w:t>
       </w:r>
-      <w:proofErr w:type="spellEnd"/>
       <w:r>
         <w:t xml:space="preserve">) utilizar, operar y disponer de los activos que conforman los Bienes en Garantía en el curso ordinario de sus negocios; </w:t>
       </w:r>
@@ -7442,11 +7046,9 @@
       <w:r>
         <w:t>(</w:t>
       </w:r>
-      <w:proofErr w:type="spellStart"/>
       <w:r>
         <w:t>iii</w:t>
       </w:r>
-      <w:proofErr w:type="spellEnd"/>
       <w:r>
         <w:t>) realizar y finalizar todas las acciones necesarias para mantener los Bienes en Garantía en buenas condiciones de funcionamiento y de servicio, exceptuando el deterioro normal por el uso de los Bienes en Garantía.</w:t>
       </w:r>
@@ -7556,13 +7158,8 @@
       <w:r>
         <w:t xml:space="preserve">actualizado de tiempo en tiempo, cada vez que el Importador envíe a </w:t>
       </w:r>
-      <w:proofErr w:type="spellStart"/>
-      <w:r>
-        <w:t>Finkargo</w:t>
-      </w:r>
-      <w:proofErr w:type="spellEnd"/>
-      <w:r>
-        <w:t xml:space="preserve"> Colombia</w:t>
+      <w:r>
+        <w:t>Finkargo Colombia</w:t>
       </w:r>
       <w:r>
         <w:t xml:space="preserve"> un nuevo </w:t>
@@ -7582,13 +7179,8 @@
       <w:r>
         <w:t xml:space="preserve">, en cuyo caso </w:t>
       </w:r>
-      <w:proofErr w:type="spellStart"/>
-      <w:r>
-        <w:t>Finkargo</w:t>
-      </w:r>
-      <w:proofErr w:type="spellEnd"/>
-      <w:r>
-        <w:t xml:space="preserve"> Colombia</w:t>
+      <w:r>
+        <w:t>Finkargo Colombia</w:t>
       </w:r>
       <w:r>
         <w:t xml:space="preserve"> deberá realizar la actualización de dicho </w:t>
@@ -7647,13 +7239,8 @@
       <w:r>
         <w:t xml:space="preserve"> y a no trasladarlos a otro sitio distinto sin la previa notificación por escrito y aceptación de </w:t>
       </w:r>
-      <w:proofErr w:type="spellStart"/>
-      <w:r>
-        <w:t>Finkargo</w:t>
-      </w:r>
-      <w:proofErr w:type="spellEnd"/>
-      <w:r>
-        <w:t xml:space="preserve"> Colombia</w:t>
+      <w:r>
+        <w:t>Finkargo Colombia</w:t>
       </w:r>
       <w:r>
         <w:t>.</w:t>
@@ -7670,13 +7257,8 @@
       <w:r>
         <w:t xml:space="preserve">Sin perjuicio de lo anterior, no se requerirá autorización de </w:t>
       </w:r>
-      <w:proofErr w:type="spellStart"/>
-      <w:r>
-        <w:t>Finkargo</w:t>
-      </w:r>
-      <w:proofErr w:type="spellEnd"/>
-      <w:r>
-        <w:t xml:space="preserve"> Colombia</w:t>
+      <w:r>
+        <w:t>Finkargo Colombia</w:t>
       </w:r>
       <w:r>
         <w:t>, pero sí notificación previa, siempre que sea razonablemente posible,</w:t>
@@ -7690,33 +7272,23 @@
       <w:r>
         <w:t>) para el traslado de los Bienes en Garantía en los casos de fuerza mayor o caso fortuito, en los cuales la movilización de los Bienes en Garantía sea necesaria para mantener la integridad de los mismos; (</w:t>
       </w:r>
-      <w:proofErr w:type="spellStart"/>
       <w:r>
         <w:t>ii</w:t>
       </w:r>
-      <w:proofErr w:type="spellEnd"/>
       <w:r>
         <w:t>) en relación con los activos del Importador que en desarrollo de sus actividades ordinarias sea necesario trasladar o que el Importador determine en el giro ordinario de sus negocios que es conveniente trasladar; (</w:t>
       </w:r>
-      <w:proofErr w:type="spellStart"/>
       <w:r>
         <w:t>iii</w:t>
       </w:r>
-      <w:proofErr w:type="spellEnd"/>
       <w:r>
         <w:t>) en relación con aquellos Bienes en Garantía que por su naturaleza puedan ser trasladados temporalmente a cualquier lugar del territorio de Colombia dentro del giro ordinario de las actividades del Importador; y (</w:t>
       </w:r>
-      <w:proofErr w:type="spellStart"/>
       <w:r>
         <w:t>iv</w:t>
       </w:r>
-      <w:proofErr w:type="spellEnd"/>
-      <w:r>
-        <w:t xml:space="preserve">) para el traslado de los activos que sea necesario trasladar </w:t>
-      </w:r>
-      <w:r>
-        <w:lastRenderedPageBreak/>
-        <w:t>fuera de las instalaciones del Importador para efectos de su reparación, mantenimiento o reemplazo, traslado que queda autorizado expresamente por este Contrato, teniendo en cuenta que los bienes así trasladados serán retomados por el Importador una vez sean reparados, mantenidos o remplazados.</w:t>
+      <w:r>
+        <w:t>) para el traslado de los activos que sea necesario trasladar fuera de las instalaciones del Importador para efectos de su reparación, mantenimiento o reemplazo, traslado que queda autorizado expresamente por este Contrato, teniendo en cuenta que los bienes así trasladados serán retomados por el Importador una vez sean reparados, mantenidos o remplazados.</w:t>
       </w:r>
       <w:bookmarkEnd w:id="42"/>
     </w:p>
@@ -7800,7 +7372,11 @@
         <w:t>los Bienes en Garantía</w:t>
       </w:r>
       <w:r>
-        <w:t>, cuando así lo solicite por escrito con una anticipación no menor a cinco (5) Días Hábiles y en días y en horas laborables</w:t>
+        <w:t xml:space="preserve">, cuando así lo solicite por escrito con una </w:t>
+      </w:r>
+      <w:r>
+        <w:lastRenderedPageBreak/>
+        <w:t>anticipación no menor a cinco (5) Días Hábiles y en días y en horas laborables</w:t>
       </w:r>
       <w:r>
         <w:t>.</w:t>
@@ -7896,13 +7472,6 @@
     </w:p>
     <w:p>
       <w:pPr>
-        <w:rPr>
-          <w:lang w:val="es-CO"/>
-        </w:rPr>
-      </w:pPr>
-    </w:p>
-    <w:p>
-      <w:pPr>
         <w:pStyle w:val="Heading1"/>
         <w:jc w:val="center"/>
         <w:rPr>
@@ -7944,13 +7513,6 @@
         <w:t>Garantía</w:t>
       </w:r>
       <w:bookmarkEnd w:id="45"/>
-    </w:p>
-    <w:p>
-      <w:pPr>
-        <w:rPr>
-          <w:lang w:val="es-CO"/>
-        </w:rPr>
-      </w:pPr>
     </w:p>
     <w:p>
       <w:pPr>
@@ -8015,13 +7577,8 @@
       <w:r>
         <w:t xml:space="preserve">El Importador acepta, reconoce y autoriza a </w:t>
       </w:r>
-      <w:proofErr w:type="spellStart"/>
-      <w:r>
-        <w:t>Finkargo</w:t>
-      </w:r>
-      <w:proofErr w:type="spellEnd"/>
-      <w:r>
-        <w:t xml:space="preserve"> Colombia</w:t>
+      <w:r>
+        <w:t>Finkargo Colombia</w:t>
       </w:r>
       <w:r>
         <w:t xml:space="preserve"> para que inscriba</w:t>
@@ -8064,24 +7621,14 @@
       <w:r>
         <w:t xml:space="preserve">) </w:t>
       </w:r>
-      <w:proofErr w:type="spellStart"/>
-      <w:r>
-        <w:t>Finkargo</w:t>
-      </w:r>
-      <w:proofErr w:type="spellEnd"/>
-      <w:r>
-        <w:t xml:space="preserve"> Colombia</w:t>
+      <w:r>
+        <w:t>Finkargo Colombia</w:t>
       </w:r>
       <w:r>
         <w:t xml:space="preserve"> podrá solicitar al Importador que firme o entregue de manera oportuna cualquier documento o instrumento adicional y que adelante cualquier acto que se considere necesario, o que sea solicitado por </w:t>
       </w:r>
-      <w:proofErr w:type="spellStart"/>
-      <w:r>
-        <w:t>Finkargo</w:t>
-      </w:r>
-      <w:proofErr w:type="spellEnd"/>
-      <w:r>
-        <w:t xml:space="preserve"> Colombia</w:t>
+      <w:r>
+        <w:t>Finkargo Colombia</w:t>
       </w:r>
       <w:r>
         <w:t xml:space="preserve">, con el fin de diligenciar e inscribir los formularios de registro, modificación, </w:t>
@@ -8104,11 +7651,9 @@
       <w:r>
         <w:t>; y (</w:t>
       </w:r>
-      <w:proofErr w:type="spellStart"/>
       <w:r>
         <w:t>ii</w:t>
       </w:r>
-      <w:proofErr w:type="spellEnd"/>
       <w:r>
         <w:t xml:space="preserve">) el Importador </w:t>
       </w:r>
@@ -8118,13 +7663,8 @@
       <w:r>
         <w:t xml:space="preserve"> a atender prontamente cualquiera de tales solicitudes y a realizar los actos requeridos por </w:t>
       </w:r>
-      <w:proofErr w:type="spellStart"/>
-      <w:r>
-        <w:t>Finkargo</w:t>
-      </w:r>
-      <w:proofErr w:type="spellEnd"/>
-      <w:r>
-        <w:t xml:space="preserve"> Colombia</w:t>
+      <w:r>
+        <w:t>Finkargo Colombia</w:t>
       </w:r>
       <w:r>
         <w:t xml:space="preserve"> a este respecto en un plazo que no exceda de, en todo caso, tres (3) Días Hábiles.</w:t>
@@ -8211,24 +7751,14 @@
       <w:r>
         <w:t xml:space="preserve"> garantiza el cumplimiento de todas las Obligaciones Garantizadas hasta la ocurrencia del pago total de las Obligaciones Garantizadas a satisfacción de </w:t>
       </w:r>
-      <w:proofErr w:type="spellStart"/>
-      <w:r>
-        <w:t>Finkargo</w:t>
-      </w:r>
-      <w:proofErr w:type="spellEnd"/>
-      <w:r>
-        <w:t xml:space="preserve"> Colombia</w:t>
+      <w:r>
+        <w:t>Finkargo Colombia</w:t>
       </w:r>
       <w:r>
         <w:t xml:space="preserve">, según sea notificado por </w:t>
       </w:r>
-      <w:proofErr w:type="spellStart"/>
-      <w:r>
-        <w:t>Finkargo</w:t>
-      </w:r>
-      <w:proofErr w:type="spellEnd"/>
-      <w:r>
-        <w:t xml:space="preserve"> Colombia</w:t>
+      <w:r>
+        <w:t>Finkargo Colombia</w:t>
       </w:r>
       <w:r>
         <w:t xml:space="preserve"> o</w:t>
@@ -8240,11 +7770,7 @@
         <w:t xml:space="preserve"> hasta el Remplazo de la Garantía</w:t>
       </w:r>
       <w:r>
-        <w:t xml:space="preserve"> y, por lo </w:t>
-      </w:r>
-      <w:r>
-        <w:lastRenderedPageBreak/>
-        <w:t xml:space="preserve">tanto, </w:t>
+        <w:t xml:space="preserve"> y, por lo tanto, </w:t>
       </w:r>
       <w:r>
         <w:t>la</w:t>
@@ -8269,13 +7795,8 @@
       <w:r>
         <w:t xml:space="preserve">En la medida en que existieren saldos pendientes de pago de las Obligaciones Garantizadas, el Importador acepta, reconoce y autoriza a </w:t>
       </w:r>
-      <w:proofErr w:type="spellStart"/>
-      <w:r>
-        <w:t>Finkargo</w:t>
-      </w:r>
-      <w:proofErr w:type="spellEnd"/>
-      <w:r>
-        <w:t xml:space="preserve"> Colombia</w:t>
+      <w:r>
+        <w:t>Finkargo Colombia</w:t>
       </w:r>
       <w:r>
         <w:t xml:space="preserve"> para que inscriba las modificaciones que sea</w:t>
@@ -8296,15 +7817,7 @@
         <w:t xml:space="preserve"> </w:t>
       </w:r>
       <w:r>
-        <w:t>y (</w:t>
-      </w:r>
-      <w:proofErr w:type="spellStart"/>
-      <w:r>
-        <w:t>ii</w:t>
-      </w:r>
-      <w:proofErr w:type="spellEnd"/>
-      <w:r>
-        <w:t xml:space="preserve">) prorrogar </w:t>
+        <w:t xml:space="preserve">y (ii) prorrogar </w:t>
       </w:r>
       <w:r>
         <w:t xml:space="preserve">la </w:t>
@@ -8397,13 +7910,8 @@
       <w:r>
         <w:t xml:space="preserve">, o reembolsado, en su totalidad por el Importador a </w:t>
       </w:r>
-      <w:proofErr w:type="spellStart"/>
-      <w:r>
-        <w:t>Finkargo</w:t>
-      </w:r>
-      <w:proofErr w:type="spellEnd"/>
-      <w:r>
-        <w:t xml:space="preserve"> Colombia</w:t>
+      <w:r>
+        <w:t>Finkargo Colombia</w:t>
       </w:r>
       <w:r>
         <w:t>.</w:t>
@@ -8422,6 +7930,7 @@
           <w:u w:val="none"/>
           <w:lang w:val="es-CO"/>
         </w:rPr>
+        <w:lastRenderedPageBreak/>
         <w:br/>
       </w:r>
       <w:bookmarkStart w:id="51" w:name="_Ref136368859"/>
@@ -8676,13 +8185,8 @@
         <w:t xml:space="preserve"> el título de propiedad, totalmente saneado, pleno y libre de Gravámenes (distintos a esta Garantía</w:t>
       </w:r>
       <w:r>
-        <w:t xml:space="preserve"> y cualquier garantía real que sea aplicable por ministerio de la Ley Aplicable); y (</w:t>
-      </w:r>
-      <w:proofErr w:type="spellStart"/>
-      <w:r>
-        <w:t>ii</w:t>
-      </w:r>
-      <w:proofErr w:type="spellEnd"/>
+        <w:t xml:space="preserve"> y cualquier garantía real que sea aplicable por ministerio de la Ley Aplicable); y (ii</w:t>
+      </w:r>
       <w:r>
         <w:t>)</w:t>
       </w:r>
@@ -8708,23 +8212,93 @@
         <w:t xml:space="preserve"> que</w:t>
       </w:r>
       <w:r>
-        <w:t xml:space="preserve"> los mismos no están sometidos a litigios </w:t>
+        <w:t xml:space="preserve"> los mismos no están sometidos a litigios pendientes, y salvo por la Disposición de los activos que conforman los Bienes en Garantía que ocurra en el giro ordinario de los negocios del Importador o de las demás Disposiciones y Gravámenes permitidos bajo el presente Contrato o el Contrato Marco, </w:t>
+      </w:r>
+      <w:r>
+        <w:t xml:space="preserve">los mismos </w:t>
+      </w:r>
+      <w:r>
+        <w:t>no han sido prometidos en venta, ni sobre ellos se han conferido opciones de venta, ni han sido enajenados, ni dados en usufructo, anticresis o cualquier otra operación de transferencia, limitación o modificación del derecho de dominio, que se encuentran libres de embargos, Gravámenes, condiciones extintivas o suspensivas de dominio y</w:t>
+      </w:r>
+      <w:r>
+        <w:t xml:space="preserve"> que</w:t>
+      </w:r>
+      <w:r>
+        <w:t xml:space="preserve"> sobre ellos no existen registros con prioridad sobre el registro de esta Garantía, ni están sujetos a operaciones de transferencia temporal de valores, a operaciones de reporto o similares, u operaciones de derivados.</w:t>
+      </w:r>
+    </w:p>
+    <w:p>
+      <w:pPr>
+        <w:pStyle w:val="Heading3"/>
+      </w:pPr>
+      <w:r>
+        <w:t xml:space="preserve">El Importador no ha constituido ni constituirá mientras se encuentren pendientes las Obligaciones Garantizadas una garantía prioritaria de adquisición sobre </w:t>
+      </w:r>
+      <w:r>
+        <w:t>los Bienes en Garantía</w:t>
+      </w:r>
+      <w:r>
+        <w:t>.</w:t>
+      </w:r>
+    </w:p>
+    <w:p>
+      <w:pPr>
+        <w:pStyle w:val="Heading3"/>
+      </w:pPr>
+      <w:r>
+        <w:rPr>
+          <w:color w:val="000000"/>
+        </w:rPr>
+        <w:t xml:space="preserve">Con </w:t>
+      </w:r>
+      <w:r>
+        <w:rPr>
+          <w:color w:val="000000"/>
+        </w:rPr>
+        <w:t>excepción de las obligaciones de registro establecidas en el presente Contrato,</w:t>
+      </w:r>
+      <w:r>
+        <w:t xml:space="preserve"> </w:t>
       </w:r>
       <w:r>
         <w:lastRenderedPageBreak/>
-        <w:t xml:space="preserve">pendientes, y salvo por la Disposición de los activos que conforman los Bienes en Garantía que ocurra en el giro ordinario de los negocios del Importador o de las demás Disposiciones y Gravámenes permitidos bajo el presente Contrato o el Contrato Marco, </w:t>
-      </w:r>
-      <w:r>
-        <w:t xml:space="preserve">los mismos </w:t>
-      </w:r>
-      <w:r>
-        <w:t>no han sido prometidos en venta, ni sobre ellos se han conferido opciones de venta, ni han sido enajenados, ni dados en usufructo, anticresis o cualquier otra operación de transferencia, limitación o modificación del derecho de dominio, que se encuentran libres de embargos, Gravámenes, condiciones extintivas o suspensivas de dominio y</w:t>
-      </w:r>
-      <w:r>
-        <w:t xml:space="preserve"> que</w:t>
-      </w:r>
-      <w:r>
-        <w:t xml:space="preserve"> sobre ellos no existen registros con prioridad sobre el registro de esta Garantía, ni están sujetos a operaciones de transferencia temporal de valores, a operaciones de reporto o similares, u operaciones de derivados.</w:t>
+        <w:t xml:space="preserve">no se </w:t>
+      </w:r>
+      <w:r>
+        <w:t xml:space="preserve">necesita </w:t>
+      </w:r>
+      <w:r>
+        <w:t>ninguna autorización o acción de alguna Autoridad Gubernamental</w:t>
+      </w:r>
+      <w:r>
+        <w:t>,</w:t>
+      </w:r>
+      <w:r>
+        <w:t xml:space="preserve"> </w:t>
+      </w:r>
+      <w:r>
+        <w:t>(</w:t>
+      </w:r>
+      <w:r>
+        <w:t>1</w:t>
+      </w:r>
+      <w:r>
+        <w:t>) que no haya sido obtenida para la debida celebración y cumplimiento de este Contrato; o (</w:t>
+      </w:r>
+      <w:r>
+        <w:t>2</w:t>
+      </w:r>
+      <w:r>
+        <w:t>) que deba obtenerse antes de la celebración y cumplimiento de este Contrato o</w:t>
+      </w:r>
+      <w:r>
+        <w:t xml:space="preserve"> el otorgamiento</w:t>
+      </w:r>
+      <w:r>
+        <w:t xml:space="preserve"> de la Garantía, para su validez, oponibilidad o exigibilidad</w:t>
+      </w:r>
+      <w:r>
+        <w:t>.</w:t>
       </w:r>
     </w:p>
     <w:p>
@@ -8732,88 +8306,7 @@
         <w:pStyle w:val="Heading3"/>
       </w:pPr>
       <w:r>
-        <w:t xml:space="preserve">El Importador no ha constituido ni constituirá mientras se encuentren pendientes las Obligaciones Garantizadas una garantía prioritaria de adquisición sobre </w:t>
-      </w:r>
-      <w:r>
-        <w:t>los Bienes en Garantía</w:t>
-      </w:r>
-      <w:r>
-        <w:t>.</w:t>
-      </w:r>
-    </w:p>
-    <w:p>
-      <w:pPr>
-        <w:pStyle w:val="Heading3"/>
-      </w:pPr>
-      <w:r>
-        <w:rPr>
-          <w:color w:val="000000"/>
-        </w:rPr>
-        <w:t xml:space="preserve">Con </w:t>
-      </w:r>
-      <w:r>
-        <w:rPr>
-          <w:color w:val="000000"/>
-        </w:rPr>
-        <w:t>excepción de las obligaciones de registro establecidas en el presente Contrato,</w:t>
-      </w:r>
-      <w:r>
-        <w:t xml:space="preserve"> </w:t>
-      </w:r>
-      <w:r>
-        <w:t xml:space="preserve">no se </w:t>
-      </w:r>
-      <w:r>
-        <w:t xml:space="preserve">necesita </w:t>
-      </w:r>
-      <w:r>
-        <w:t>ninguna autorización o acción de alguna Autoridad Gubernamental</w:t>
-      </w:r>
-      <w:r>
-        <w:t>,</w:t>
-      </w:r>
-      <w:r>
-        <w:t xml:space="preserve"> </w:t>
-      </w:r>
-      <w:r>
-        <w:t>(</w:t>
-      </w:r>
-      <w:r>
-        <w:t>1</w:t>
-      </w:r>
-      <w:r>
-        <w:t>) que no haya sido obtenida para la debida celebración y cumplimiento de este Contrato; o (</w:t>
-      </w:r>
-      <w:r>
-        <w:t>2</w:t>
-      </w:r>
-      <w:r>
-        <w:t>) que deba obtenerse antes de la celebración y cumplimiento de este Contrato o</w:t>
-      </w:r>
-      <w:r>
-        <w:t xml:space="preserve"> el otorgamiento</w:t>
-      </w:r>
-      <w:r>
-        <w:t xml:space="preserve"> de la Garantía, para su validez, oponibilidad o exigibilidad</w:t>
-      </w:r>
-      <w:r>
-        <w:t>.</w:t>
-      </w:r>
-    </w:p>
-    <w:p>
-      <w:pPr>
-        <w:pStyle w:val="Heading3"/>
-      </w:pPr>
-      <w:r>
-        <w:t xml:space="preserve">Los poderes conferidos a </w:t>
-      </w:r>
-      <w:proofErr w:type="spellStart"/>
-      <w:r>
-        <w:t>Finkargo</w:t>
-      </w:r>
-      <w:proofErr w:type="spellEnd"/>
-      <w:r>
-        <w:t xml:space="preserve"> Colombia en el presente Contrato son poderes amplios y suficientes para que el apoderado realice a su entera discreción todos los actos que considere necesarios para procurar el pago de las Obligaciones Garantizadas de conformidad con lo dispuesto en el presente Contrato.</w:t>
+        <w:t>Los poderes conferidos a Finkargo Colombia en el presente Contrato son poderes amplios y suficientes para que el apoderado realice a su entera discreción todos los actos que considere necesarios para procurar el pago de las Obligaciones Garantizadas de conformidad con lo dispuesto en el presente Contrato.</w:t>
       </w:r>
     </w:p>
     <w:p>
@@ -8870,13 +8363,7 @@
         </w:rPr>
       </w:pPr>
       <w:r>
-        <w:t xml:space="preserve">              </w:t>
-      </w:r>
-      <w:r>
-        <w:t>Sección 6.0</w:t>
-      </w:r>
-      <w:r>
-        <w:t>2</w:t>
+        <w:t xml:space="preserve">              Sección 6.02</w:t>
       </w:r>
       <w:r>
         <w:tab/>
@@ -8979,7 +8466,6 @@
         <w:t>.</w:t>
       </w:r>
     </w:p>
-    <w:p/>
     <w:p>
       <w:pPr>
         <w:pStyle w:val="Heading1"/>
@@ -9010,14 +8496,6 @@
     </w:p>
     <w:p>
       <w:pPr>
-        <w:rPr>
-          <w:lang w:val="es-CO"/>
-          <w:specVanish/>
-        </w:rPr>
-      </w:pPr>
-    </w:p>
-    <w:p>
-      <w:pPr>
         <w:ind w:firstLine="720"/>
         <w:rPr>
           <w:vanish/>
@@ -9027,10 +8505,7 @@
       <w:bookmarkStart w:id="57" w:name="_Ref129867401"/>
       <w:bookmarkStart w:id="58" w:name="_Ref128661678"/>
       <w:r>
-        <w:t xml:space="preserve">              </w:t>
-      </w:r>
-      <w:r>
-        <w:t>Sección 7.01</w:t>
+        <w:t xml:space="preserve">              Sección 7.01</w:t>
       </w:r>
       <w:r>
         <w:tab/>
@@ -9134,13 +8609,8 @@
       <w:r>
         <w:t xml:space="preserve"> (incluyendo suministrar toda la documentación que sea solicitada por </w:t>
       </w:r>
-      <w:proofErr w:type="spellStart"/>
-      <w:r>
-        <w:t>Finkargo</w:t>
-      </w:r>
-      <w:proofErr w:type="spellEnd"/>
-      <w:r>
-        <w:t xml:space="preserve"> Colombia</w:t>
+      <w:r>
+        <w:t>Finkargo Colombia</w:t>
       </w:r>
       <w:r>
         <w:t xml:space="preserve"> con el fin de completar el registro o modificación de la Garantía en el Registro de Garantías Mobiliarias en los términos del </w:t>
@@ -9189,13 +8659,8 @@
       <w:r>
         <w:t xml:space="preserve"> Esto incluye, sin limitación, los pagos puntuales y documentados que solicite </w:t>
       </w:r>
-      <w:proofErr w:type="spellStart"/>
-      <w:r>
-        <w:t>Finkargo</w:t>
-      </w:r>
-      <w:proofErr w:type="spellEnd"/>
-      <w:r>
-        <w:t xml:space="preserve"> Colombia</w:t>
+      <w:r>
+        <w:t>Finkargo Colombia</w:t>
       </w:r>
       <w:r>
         <w:t xml:space="preserve"> de todos y cualesquiera costos y gastos documentados que se causen en relación con la preparación, envío y/o diligenciamiento de cualquier documento o la toma de cualquier acción para perfeccionar, proteger, ejecutar o mantener vigente y en pleno vigor y efecto la Garantía constituida mediante el presente Contrato a favor de </w:t>
@@ -9227,7 +8692,11 @@
         <w:t xml:space="preserve"> en relación con los </w:t>
       </w:r>
       <w:r>
-        <w:t>Bienes en Garantía</w:t>
+        <w:t xml:space="preserve">Bienes </w:t>
+      </w:r>
+      <w:r>
+        <w:lastRenderedPageBreak/>
+        <w:t>en Garantía</w:t>
       </w:r>
       <w:r>
         <w:t>.</w:t>
@@ -9292,24 +8761,14 @@
       <w:r>
         <w:t xml:space="preserve">a </w:t>
       </w:r>
-      <w:proofErr w:type="spellStart"/>
-      <w:r>
-        <w:t>Finkargo</w:t>
-      </w:r>
-      <w:proofErr w:type="spellEnd"/>
-      <w:r>
-        <w:t xml:space="preserve"> Colombia</w:t>
+      <w:r>
+        <w:t>Finkargo Colombia</w:t>
       </w:r>
       <w:r>
         <w:t xml:space="preserve"> dentro de los cinco (5) Días Hábiles siguientes a la fecha en que tenga conocimiento de cualquier circunstancia o evento que afecte o modifique los derechos de </w:t>
       </w:r>
-      <w:proofErr w:type="spellStart"/>
-      <w:r>
-        <w:t>Finkargo</w:t>
-      </w:r>
-      <w:proofErr w:type="spellEnd"/>
-      <w:r>
-        <w:t xml:space="preserve"> Colombia</w:t>
+      <w:r>
+        <w:t>Finkargo Colombia</w:t>
       </w:r>
       <w:r>
         <w:t xml:space="preserve"> en virtud de este Contrato, así como de cualquier circunstancia relevante con respecto a los Bienes en Garantía que razonablemente el Importador considere que pueda poner en riesgo el cumplimiento de cualquier obligación bajo el Contrato Marco</w:t>
@@ -9328,13 +8787,8 @@
       <w:r>
         <w:t xml:space="preserve">a </w:t>
       </w:r>
-      <w:proofErr w:type="spellStart"/>
-      <w:r>
-        <w:t>Finkargo</w:t>
-      </w:r>
-      <w:proofErr w:type="spellEnd"/>
-      <w:r>
-        <w:t xml:space="preserve"> Colombia</w:t>
+      <w:r>
+        <w:t>Finkargo Colombia</w:t>
       </w:r>
       <w:r>
         <w:t xml:space="preserve"> dentro de los cinco (5) Días Hábiles siguientes a la fecha en que tenga conocimiento de cualquier demanda o proceso judicial o administrativo iniciado en su contra, como consecuencia de lo cual se cree o se pueda esperar razonablemente que se cree un Gravamen sobre los Bienes en Garantía</w:t>
@@ -9353,13 +8807,8 @@
       <w:r>
         <w:t xml:space="preserve">a </w:t>
       </w:r>
-      <w:proofErr w:type="spellStart"/>
-      <w:r>
-        <w:t>Finkargo</w:t>
-      </w:r>
-      <w:proofErr w:type="spellEnd"/>
-      <w:r>
-        <w:t xml:space="preserve"> Colombia</w:t>
+      <w:r>
+        <w:t>Finkargo Colombia</w:t>
       </w:r>
       <w:r>
         <w:t xml:space="preserve">, </w:t>
@@ -9434,7 +8883,6 @@
         </w:tabs>
       </w:pPr>
       <w:r>
-        <w:lastRenderedPageBreak/>
         <w:t xml:space="preserve">Asumir </w:t>
       </w:r>
       <w:r>
@@ -9464,13 +8912,7 @@
         </w:rPr>
       </w:pPr>
       <w:r>
-        <w:t xml:space="preserve">              </w:t>
-      </w:r>
-      <w:r>
-        <w:t>Sección 7.0</w:t>
-      </w:r>
-      <w:r>
-        <w:t>2</w:t>
+        <w:t xml:space="preserve">              Sección 7.02</w:t>
       </w:r>
       <w:r>
         <w:tab/>
@@ -9562,8 +9004,6 @@
       </w:r>
       <w:r>
         <w:tab/>
-      </w:r>
-      <w:r>
         <w:t xml:space="preserve">Sección 8.01 </w:t>
       </w:r>
       <w:r>
@@ -9709,10 +9149,7 @@
       </w:pPr>
       <w:bookmarkStart w:id="62" w:name="_Ref129810265"/>
       <w:r>
-        <w:t>Sección 8.0</w:t>
-      </w:r>
-      <w:r>
-        <w:t xml:space="preserve">2 </w:t>
+        <w:t xml:space="preserve">Sección 8.02 </w:t>
       </w:r>
       <w:r>
         <w:tab/>
@@ -9839,19 +9276,15 @@
       <w:r>
         <w:t>) pago directo; (</w:t>
       </w:r>
-      <w:proofErr w:type="spellStart"/>
       <w:r>
         <w:t>ii</w:t>
       </w:r>
-      <w:proofErr w:type="spellEnd"/>
       <w:r>
         <w:t>) ejecución especial; (</w:t>
       </w:r>
-      <w:proofErr w:type="spellStart"/>
       <w:r>
         <w:t>iii</w:t>
       </w:r>
-      <w:proofErr w:type="spellEnd"/>
       <w:r>
         <w:t xml:space="preserve">) ejecución judicial. El ejercicio de cualquier derecho por parte de </w:t>
       </w:r>
@@ -9868,11 +9301,7 @@
         <w:t>(s)</w:t>
       </w:r>
       <w:r>
-        <w:t xml:space="preserve"> impedirá iniciar cualquier clase de acciones o procedimientos para obtener el pago total de las </w:t>
-      </w:r>
-      <w:r>
-        <w:lastRenderedPageBreak/>
-        <w:t>Obligaciones Garantizadas.</w:t>
+        <w:t xml:space="preserve"> impedirá iniciar cualquier clase de acciones o procedimientos para obtener el pago total de las Obligaciones Garantizadas.</w:t>
       </w:r>
       <w:bookmarkEnd w:id="58"/>
       <w:bookmarkEnd w:id="65"/>
@@ -9884,13 +9313,8 @@
       <w:r>
         <w:t xml:space="preserve">Si como resultado de la ejecución de la Garantía </w:t>
       </w:r>
-      <w:proofErr w:type="spellStart"/>
-      <w:r>
-        <w:t>Finkargo</w:t>
-      </w:r>
-      <w:proofErr w:type="spellEnd"/>
-      <w:r>
-        <w:t xml:space="preserve"> Colombia</w:t>
+      <w:r>
+        <w:t>Finkargo Colombia</w:t>
       </w:r>
       <w:r>
         <w:t xml:space="preserve"> recibe Pesos, las Obligaciones Garantizadas que estén denominadas en Dólares serán pagadas a la TRM vigente para la fecha en que se reciba el pago de la enajenación de los Bienes en Garantía de acuerdo con los procedimientos aquí previstos o de la fecha en que se realice la dación en pago o el pago en especie con los Bienes en Garantía.</w:t>
@@ -9902,15 +9326,7 @@
       </w:pPr>
       <w:bookmarkStart w:id="66" w:name="_Hlk143859035"/>
       <w:r>
-        <w:t xml:space="preserve">Si como resultado de la ejecución de la Garantía </w:t>
-      </w:r>
-      <w:proofErr w:type="spellStart"/>
-      <w:r>
-        <w:t>Finkargo</w:t>
-      </w:r>
-      <w:proofErr w:type="spellEnd"/>
-      <w:r>
-        <w:t xml:space="preserve"> Colombia recibe Pesos, las Obligaciones Garantizadas que estén denominadas en Dólares serán pagadas a la TRM vigente para la fecha en que se reciba el pago de la enajenación de los Bienes en Garantía de acuerdo con los procedimientos aquí previstos o de la fecha en que se realice la dación en pago o el pago en especie con los Bienes en Garantía.</w:t>
+        <w:t>Si como resultado de la ejecución de la Garantía Finkargo Colombia recibe Pesos, las Obligaciones Garantizadas que estén denominadas en Dólares serán pagadas a la TRM vigente para la fecha en que se reciba el pago de la enajenación de los Bienes en Garantía de acuerdo con los procedimientos aquí previstos o de la fecha en que se realice la dación en pago o el pago en especie con los Bienes en Garantía.</w:t>
       </w:r>
     </w:p>
     <w:p>
@@ -9956,7 +9372,11 @@
         <w:fldChar w:fldCharType="end"/>
       </w:r>
       <w:r>
-        <w:t>, las Partes Principales reconocen y aceptan que, si al momento de llevarse a cabo la ejecución de la Garantía en los términos y condiciones establecidos para ello en este Contrato, la o las Operaciones que se encuentren cubiertas por la Obligación Garantizada se encuentra en cabeza o bajo la titularidad del Beneficiario, será este quien tenga derecho prioritario para llevar a cabo la mencionada ejecución de la Garantía</w:t>
+        <w:t xml:space="preserve">, las Partes Principales reconocen y aceptan que, si al momento de llevarse a cabo la ejecución de la Garantía en los términos y condiciones establecidos para ello en este Contrato, la o las Operaciones que se encuentren cubiertas por la Obligación Garantizada se encuentra en cabeza o bajo la titularidad del Beneficiario, </w:t>
+      </w:r>
+      <w:r>
+        <w:lastRenderedPageBreak/>
+        <w:t>será este quien tenga derecho prioritario para llevar a cabo la mencionada ejecución de la Garantía</w:t>
       </w:r>
       <w:r>
         <w:t>.</w:t>
@@ -9976,16 +9396,7 @@
       <w:bookmarkStart w:id="67" w:name="_Ref129726665"/>
       <w:bookmarkStart w:id="68" w:name="_Ref129865086"/>
       <w:r>
-        <w:t xml:space="preserve">              </w:t>
-      </w:r>
-      <w:r>
-        <w:t>Sección 8.0</w:t>
-      </w:r>
-      <w:r>
-        <w:t>3</w:t>
-      </w:r>
-      <w:r>
-        <w:t xml:space="preserve"> </w:t>
+        <w:t xml:space="preserve">              Sección 8.03 </w:t>
       </w:r>
       <w:r>
         <w:tab/>
@@ -10174,11 +9585,9 @@
       <w:r>
         <w:t xml:space="preserve"> (</w:t>
       </w:r>
-      <w:proofErr w:type="spellStart"/>
       <w:r>
         <w:t>ii</w:t>
       </w:r>
-      <w:proofErr w:type="spellEnd"/>
       <w:r>
         <w:t>) a través de notario público</w:t>
       </w:r>
@@ -10189,15 +9598,7 @@
         <w:t xml:space="preserve"> o </w:t>
       </w:r>
       <w:r>
-        <w:t>(</w:t>
-      </w:r>
-      <w:proofErr w:type="spellStart"/>
-      <w:r>
-        <w:t>iii</w:t>
-      </w:r>
-      <w:proofErr w:type="spellEnd"/>
-      <w:r>
-        <w:t xml:space="preserve">) a través </w:t>
+        <w:t xml:space="preserve">(iii) a través </w:t>
       </w:r>
       <w:r>
         <w:t xml:space="preserve">del </w:t>
@@ -10346,10 +9747,7 @@
       <w:bookmarkStart w:id="72" w:name="_Ref131634305"/>
       <w:bookmarkStart w:id="73" w:name="_Ref129863660"/>
       <w:r>
-        <w:t xml:space="preserve">              </w:t>
-      </w:r>
-      <w:r>
-        <w:t>Sección 8.04</w:t>
+        <w:t xml:space="preserve">              Sección 8.04</w:t>
       </w:r>
       <w:r>
         <w:tab/>
@@ -10426,11 +9824,7 @@
         <w:t>la(s) Parte(s) Garantizada(s)</w:t>
       </w:r>
       <w:r>
-        <w:t xml:space="preserve">) </w:t>
-      </w:r>
-      <w:r>
-        <w:lastRenderedPageBreak/>
-        <w:t>según corresponda, con observancia de los términos y condiciones contempladas en la Ley de Garantías Mobiliarias y las demás Leyes Aplicables.</w:t>
+        <w:t>) según corresponda, con observancia de los términos y condiciones contempladas en la Ley de Garantías Mobiliarias y las demás Leyes Aplicables.</w:t>
       </w:r>
       <w:r>
         <w:t xml:space="preserve"> Para tales efectos, la dación en pago se efectuará por un valor equivalente al 100% de la Valoración, según se establece en la</w:t>
@@ -10540,15 +9934,7 @@
         <w:t>Partes</w:t>
       </w:r>
       <w:r>
-        <w:t xml:space="preserve"> acuerdan que el avalúo de los Bienes en Garantía lo hará un </w:t>
-      </w:r>
-      <w:proofErr w:type="spellStart"/>
-      <w:r>
-        <w:t>Avaluador</w:t>
-      </w:r>
-      <w:proofErr w:type="spellEnd"/>
-      <w:r>
-        <w:t xml:space="preserve"> Independiente que cumpla con los Criterios de Independencia y Experiencia, seleccionado a discreción de </w:t>
+        <w:t xml:space="preserve"> acuerdan que el avalúo de los Bienes en Garantía lo hará un Avaluador Independiente que cumpla con los Criterios de Independencia y Experiencia, seleccionado a discreción de </w:t>
       </w:r>
       <w:r>
         <w:t>la(s) Parte(s) Garantizada(s)</w:t>
@@ -10738,7 +10124,11 @@
         <w:t>la(s) Parte(s) Garantizada(s)</w:t>
       </w:r>
       <w:r>
-        <w:t xml:space="preserve"> y/o cualquier tercero designado, en caso de ser aplicable, todos los elementos, permisos, autorizaciones y documentos necesarios para que los Bienes en Garantía puedan ser administrados por </w:t>
+        <w:t xml:space="preserve"> y/o cualquier tercero designado, en caso de ser aplicable, todos los elementos, permisos, autorizaciones y documentos necesarios para que los Bienes en </w:t>
+      </w:r>
+      <w:r>
+        <w:lastRenderedPageBreak/>
+        <w:t xml:space="preserve">Garantía puedan ser administrados por </w:t>
       </w:r>
       <w:r>
         <w:t>la(s) Parte(s) Garantizada(s)</w:t>
@@ -10924,13 +10314,8 @@
       <w:r>
         <w:t xml:space="preserve"> </w:t>
       </w:r>
-      <w:proofErr w:type="spellStart"/>
-      <w:r>
-        <w:t>Finkargo</w:t>
-      </w:r>
-      <w:proofErr w:type="spellEnd"/>
-      <w:r>
-        <w:t xml:space="preserve"> Colombia</w:t>
+      <w:r>
+        <w:t>Finkargo Colombia</w:t>
       </w:r>
       <w:r>
         <w:t xml:space="preserve"> podrá satisfacer el pago de las Obligaciones Garantizadas a través de la aplicación del mecanismo de ejecución especial previsto en esta </w:t>
@@ -11128,15 +10513,7 @@
         <w:t>(n)</w:t>
       </w:r>
       <w:r>
-        <w:t xml:space="preserve"> los servicios de un </w:t>
-      </w:r>
-      <w:proofErr w:type="spellStart"/>
-      <w:r>
-        <w:t>Avaluador</w:t>
-      </w:r>
-      <w:proofErr w:type="spellEnd"/>
-      <w:r>
-        <w:t xml:space="preserve"> Independiente </w:t>
+        <w:t xml:space="preserve"> los servicios de un Avaluador Independiente </w:t>
       </w:r>
       <w:r>
         <w:t xml:space="preserve">de conformidad con lo establecido en la </w:t>
@@ -11183,11 +10560,7 @@
         <w:t xml:space="preserve"> quien tendrá, además de las responsabilidades establecidas en este Contrato, el deber de</w:t>
       </w:r>
       <w:r>
-        <w:t xml:space="preserve"> estructurar las reglas aplicables a la </w:t>
-      </w:r>
-      <w:r>
-        <w:lastRenderedPageBreak/>
-        <w:t xml:space="preserve">cesión de los Bienes en Garantía a un potencial cesionario </w:t>
+        <w:t xml:space="preserve"> estructurar las reglas aplicables a la cesión de los Bienes en Garantía a un potencial cesionario </w:t>
       </w:r>
       <w:bookmarkStart w:id="80" w:name="_Ref129726616"/>
       <w:bookmarkStart w:id="81" w:name="_Ref129867587"/>
@@ -11273,15 +10646,7 @@
         <w:t>Partes</w:t>
       </w:r>
       <w:r>
-        <w:t xml:space="preserve"> acuerdan que la selección del </w:t>
-      </w:r>
-      <w:proofErr w:type="spellStart"/>
-      <w:r>
-        <w:t>Avaluador</w:t>
-      </w:r>
-      <w:proofErr w:type="spellEnd"/>
-      <w:r>
-        <w:t xml:space="preserve"> Independiente y de la Valoración se realizará de conformidad con la </w:t>
+        <w:t xml:space="preserve"> acuerdan que la selección del Avaluador Independiente y de la Valoración se realizará de conformidad con la </w:t>
       </w:r>
       <w:r>
         <w:rPr>
@@ -11333,15 +10698,7 @@
         <w:fldChar w:fldCharType="end"/>
       </w:r>
       <w:r>
-        <w:t xml:space="preserve">, bajo el entendido que en caso de que ninguna entidad pueda ser contratada como </w:t>
-      </w:r>
-      <w:proofErr w:type="spellStart"/>
-      <w:r>
-        <w:t>Avaluador</w:t>
-      </w:r>
-      <w:proofErr w:type="spellEnd"/>
-      <w:r>
-        <w:t xml:space="preserve"> Independiente, </w:t>
+        <w:t xml:space="preserve">, bajo el entendido que en caso de que ninguna entidad pueda ser contratada como Avaluador Independiente, </w:t>
       </w:r>
       <w:r>
         <w:t>la(s) Parte(s) Garantizada(s)</w:t>
@@ -11507,6 +10864,7 @@
       <w:bookmarkStart w:id="83" w:name="_Ref129726617"/>
       <w:bookmarkEnd w:id="82"/>
       <w:r>
+        <w:lastRenderedPageBreak/>
         <w:t xml:space="preserve">La </w:t>
       </w:r>
       <w:r>
@@ -11688,11 +11046,7 @@
         <w:t>(n)</w:t>
       </w:r>
       <w:r>
-        <w:t xml:space="preserve"> desarrollado el procedimiento de disposición de los Bienes en Garantía de </w:t>
-      </w:r>
-      <w:r>
-        <w:lastRenderedPageBreak/>
-        <w:t>acuerdo con lo dispuesto en el presente Contrato y las Leyes Aplicables.</w:t>
+        <w:t xml:space="preserve"> desarrollado el procedimiento de disposición de los Bienes en Garantía de acuerdo con lo dispuesto en el presente Contrato y las Leyes Aplicables.</w:t>
       </w:r>
       <w:bookmarkEnd w:id="86"/>
     </w:p>
@@ -11787,10 +11141,8 @@
       </w:pPr>
       <w:bookmarkStart w:id="87" w:name="_Ref129866283"/>
       <w:r>
-        <w:t xml:space="preserve">            </w:t>
-      </w:r>
-      <w:r>
-        <w:t>Sección 8.06</w:t>
+        <w:lastRenderedPageBreak/>
+        <w:t xml:space="preserve">            Sección 8.06</w:t>
       </w:r>
       <w:r>
         <w:tab/>
@@ -11915,24 +11267,11 @@
       <w:r>
         <w:t xml:space="preserve">, </w:t>
       </w:r>
-      <w:proofErr w:type="spellStart"/>
-      <w:r>
-        <w:t>Finkargo</w:t>
-      </w:r>
-      <w:proofErr w:type="spellEnd"/>
-      <w:r>
-        <w:t xml:space="preserve"> Colombia</w:t>
-      </w:r>
-      <w:r>
-        <w:t xml:space="preserve"> contratará los servicios de un </w:t>
-      </w:r>
-      <w:proofErr w:type="spellStart"/>
-      <w:r>
-        <w:t>Avaluador</w:t>
-      </w:r>
-      <w:proofErr w:type="spellEnd"/>
-      <w:r>
-        <w:t xml:space="preserve"> Independiente que cumpla con los Criterios de Independencia y Experiencia y cualesquiera otros criterios que le sean exigibles bajo la Ley Aplicable, el cual se encargará de efectuar el avalúo comercial de los Bienes en Garantía, de conformidad con las siguientes reglas:</w:t>
+      <w:r>
+        <w:t>Finkargo Colombia</w:t>
+      </w:r>
+      <w:r>
+        <w:t xml:space="preserve"> contratará los servicios de un Avaluador Independiente que cumpla con los Criterios de Independencia y Experiencia y cualesquiera otros criterios que le sean exigibles bajo la Ley Aplicable, el cual se encargará de efectuar el avalúo comercial de los Bienes en Garantía, de conformidad con las siguientes reglas:</w:t>
       </w:r>
     </w:p>
     <w:p>
@@ -11969,15 +11308,7 @@
         <w:t>(n)</w:t>
       </w:r>
       <w:r>
-        <w:t xml:space="preserve"> los servicios de un </w:t>
-      </w:r>
-      <w:proofErr w:type="spellStart"/>
-      <w:r>
-        <w:t>Avaluador</w:t>
-      </w:r>
-      <w:proofErr w:type="spellEnd"/>
-      <w:r>
-        <w:t xml:space="preserve"> Independiente en los términos establecidos en esta </w:t>
+        <w:t xml:space="preserve"> los servicios de un Avaluador Independiente en los términos establecidos en esta </w:t>
       </w:r>
       <w:r>
         <w:rPr>
@@ -12021,15 +11352,7 @@
         <w:t xml:space="preserve"> </w:t>
       </w:r>
       <w:r>
-        <w:t xml:space="preserve">En el evento en que la contratación del </w:t>
-      </w:r>
-      <w:proofErr w:type="spellStart"/>
-      <w:r>
-        <w:t>Avaluador</w:t>
-      </w:r>
-      <w:proofErr w:type="spellEnd"/>
-      <w:r>
-        <w:t xml:space="preserve"> Independiente no pueda realizarse en el plazo señalado, dicho plazo será extendido por el tiempo que, a juicio de </w:t>
+        <w:t xml:space="preserve">En el evento en que la contratación del Avaluador Independiente no pueda realizarse en el plazo señalado, dicho plazo será extendido por el tiempo que, a juicio de </w:t>
       </w:r>
       <w:r>
         <w:t>la(s) Parte(s) Garantizada(s)</w:t>
@@ -12045,15 +11368,7 @@
       </w:pPr>
       <w:bookmarkStart w:id="89" w:name="_Ref129868124"/>
       <w:r>
-        <w:t xml:space="preserve">En caso de que ninguna entidad pueda ser contratada como </w:t>
-      </w:r>
-      <w:proofErr w:type="spellStart"/>
-      <w:r>
-        <w:t>Avaluador</w:t>
-      </w:r>
-      <w:proofErr w:type="spellEnd"/>
-      <w:r>
-        <w:t xml:space="preserve"> Independiente, </w:t>
+        <w:t xml:space="preserve">En caso de que ninguna entidad pueda ser contratada como Avaluador Independiente, </w:t>
       </w:r>
       <w:r>
         <w:t>la(s) Parte(s) Garantizada(s)</w:t>
@@ -12075,15 +11390,7 @@
       </w:pPr>
       <w:bookmarkStart w:id="90" w:name="_Ref129868074"/>
       <w:r>
-        <w:t xml:space="preserve">Una vez seleccionado el </w:t>
-      </w:r>
-      <w:proofErr w:type="spellStart"/>
-      <w:r>
-        <w:t>Avaluador</w:t>
-      </w:r>
-      <w:proofErr w:type="spellEnd"/>
-      <w:r>
-        <w:t xml:space="preserve"> Independiente, este deberá iniciar de forma inmediata las labores y actividades tendientes a determinar el avalúo de los Bienes en Garantía (la “</w:t>
+        <w:t>Una vez seleccionado el Avaluador Independiente, este deberá iniciar de forma inmediata las labores y actividades tendientes a determinar el avalúo de los Bienes en Garantía (la “</w:t>
       </w:r>
       <w:r>
         <w:rPr>
@@ -12130,10 +11437,7 @@
       </w:pPr>
       <w:bookmarkStart w:id="92" w:name="_Ref129870281"/>
       <w:r>
-        <w:t xml:space="preserve">              </w:t>
-      </w:r>
-      <w:r>
-        <w:t>Sección 8.07</w:t>
+        <w:t xml:space="preserve">              Sección 8.07</w:t>
       </w:r>
       <w:r>
         <w:tab/>
@@ -12212,7 +11516,6 @@
         <w:pStyle w:val="Heading3"/>
       </w:pPr>
       <w:r>
-        <w:lastRenderedPageBreak/>
         <w:t xml:space="preserve">Cualquier recurso derivado del proceso de ejecución </w:t>
       </w:r>
       <w:r>
@@ -12305,10 +11608,7 @@
         </w:rPr>
       </w:pPr>
       <w:r>
-        <w:t xml:space="preserve">              </w:t>
-      </w:r>
-      <w:r>
-        <w:t>Sección 8.08</w:t>
+        <w:t xml:space="preserve">              Sección 8.08</w:t>
       </w:r>
       <w:r>
         <w:tab/>
@@ -12370,13 +11670,8 @@
       <w:r>
         <w:t xml:space="preserve"> a </w:t>
       </w:r>
-      <w:proofErr w:type="spellStart"/>
-      <w:r>
-        <w:t>Finkargo</w:t>
-      </w:r>
-      <w:proofErr w:type="spellEnd"/>
-      <w:r>
-        <w:t xml:space="preserve"> Colombia</w:t>
+      <w:r>
+        <w:t>Finkargo Colombia</w:t>
       </w:r>
       <w:r>
         <w:t xml:space="preserve"> y/o a la(s) Parte(s) Garantizada(s)</w:t>
@@ -12384,13 +11679,8 @@
       <w:r>
         <w:t xml:space="preserve">, sea en virtud de las Leyes Aplicables o en virtud de actos o decisiones de una Autoridad Gubernamental, y todos y cada uno de tales derechos, poderes, facultades y recursos, sea que específicamente se otorguen aquí o que existan de otro modo o simultáneamente, podrán ejercerse parcial o totalmente y con la frecuencia y en el orden en que </w:t>
       </w:r>
-      <w:proofErr w:type="spellStart"/>
-      <w:r>
-        <w:t>Finkargo</w:t>
-      </w:r>
-      <w:proofErr w:type="spellEnd"/>
-      <w:r>
-        <w:t xml:space="preserve"> Colombia</w:t>
+      <w:r>
+        <w:t>Finkargo Colombia</w:t>
       </w:r>
       <w:r>
         <w:t xml:space="preserve"> y/o la(s) Parte(s) Garantizada(s)</w:t>
@@ -12410,6 +11700,7 @@
         <w:pStyle w:val="Heading3"/>
       </w:pPr>
       <w:r>
+        <w:lastRenderedPageBreak/>
         <w:t xml:space="preserve">Todos estos derechos, poderes, facultades y recursos serán acumulables y el ejercicio o el inicio del ejercicio de uno no implicarán la renuncia de ninguno otro de dichos derechos. Ni la demora ni la omisión por parte de </w:t>
       </w:r>
       <w:r>
@@ -12418,13 +11709,8 @@
       <w:r>
         <w:t xml:space="preserve">en el ejercicio de tales derechos, poderes facultades y recursos, ni la falta de renovación o prórroga de alguna de las Obligaciones Garantizadas menoscabará los derechos de </w:t>
       </w:r>
-      <w:proofErr w:type="spellStart"/>
-      <w:r>
-        <w:t>Finkargo</w:t>
-      </w:r>
-      <w:proofErr w:type="spellEnd"/>
-      <w:r>
-        <w:t xml:space="preserve"> Colombia</w:t>
+      <w:r>
+        <w:t>Finkargo Colombia</w:t>
       </w:r>
       <w:r>
         <w:t>, poderes, facultades y recursos en virtud del Contrato Marco y cualquier Garantía Adicional, ni constituirá una renuncia de estos.</w:t>
@@ -12481,13 +11767,6 @@
       <w:r>
         <w:t>podrá recobrar los gastos en que hubiere incurrido, incluyendo los honorarios de abogados, y las sumas a que haya lugar, estén o no determinadas en la sentencia o por la Autoridad Gubernamental competente.</w:t>
       </w:r>
-    </w:p>
-    <w:p>
-      <w:pPr>
-        <w:rPr>
-          <w:lang w:val="es-CO"/>
-        </w:rPr>
-      </w:pPr>
     </w:p>
     <w:p>
       <w:pPr>
@@ -12515,13 +11794,6 @@
     </w:p>
     <w:p>
       <w:pPr>
-        <w:rPr>
-          <w:lang w:val="es-CO"/>
-        </w:rPr>
-      </w:pPr>
-    </w:p>
-    <w:p>
-      <w:pPr>
         <w:ind w:left="720" w:firstLine="720"/>
         <w:rPr>
           <w:vanish/>
@@ -12568,11 +11840,7 @@
       </w:r>
       <w:bookmarkEnd w:id="95"/>
       <w:r>
-        <w:t xml:space="preserve"> deben mantener en secreto y no distribuir, divulgar o difundir de cualquier manera o forma, ni por completo ni mediante extractos, la Información Confidencial a nadie excepto a sus empleados o asesores cuyo acceso a tal </w:t>
-      </w:r>
-      <w:r>
-        <w:lastRenderedPageBreak/>
-        <w:t xml:space="preserve">Información Confidencial sea necesario para llevar a cabo sus funciones en relación con el Contrato. Asimismo, deben estar obligados, ya sea como una condición de su contrato de trabajo o de otra forma, a las obligaciones de confidencialidad con un alcance al menos igual al del presente Contrato y a no utilizar la Información Confidencial para un propósito distinto al objeto del Contrato </w:t>
+        <w:t xml:space="preserve"> deben mantener en secreto y no distribuir, divulgar o difundir de cualquier manera o forma, ni por completo ni mediante extractos, la Información Confidencial a nadie excepto a sus empleados o asesores cuyo acceso a tal Información Confidencial sea necesario para llevar a cabo sus funciones en relación con el Contrato. Asimismo, deben estar obligados, ya sea como una condición de su contrato de trabajo o de otra forma, a las obligaciones de confidencialidad con un alcance al menos igual al del presente Contrato y a no utilizar la Información Confidencial para un propósito distinto al objeto del Contrato </w:t>
       </w:r>
       <w:r>
         <w:t>(</w:t>
@@ -12641,7 +11909,11 @@
         <w:pStyle w:val="Heading3"/>
       </w:pPr>
       <w:r>
-        <w:t>Las restricciones contenidas en esta cláusula seguirán aplicándose durante un período de tres (3) años tras la terminación o expiración del presente Contrato, lo que ocurra primero. Las disposiciones de esta cláusula prevalecerán sobre cualquier acuerdo de confidencialidad previo entre las Partes en relación con el objeto del presente Contrato.</w:t>
+        <w:t xml:space="preserve">Las restricciones contenidas en esta cláusula seguirán aplicándose durante un período de tres (3) años tras la terminación o expiración del presente Contrato, lo que ocurra </w:t>
+      </w:r>
+      <w:r>
+        <w:lastRenderedPageBreak/>
+        <w:t>primero. Las disposiciones de esta cláusula prevalecerán sobre cualquier acuerdo de confidencialidad previo entre las Partes en relación con el objeto del presente Contrato.</w:t>
       </w:r>
     </w:p>
     <w:p>
@@ -12748,162 +12020,107 @@
         <w:pStyle w:val="Heading3"/>
       </w:pPr>
       <w:r>
-        <w:t xml:space="preserve">Cuando la Parte receptora o sus representantes sean requeridos a revelar la Información Confidencial bajo cualquier Ley Aplicable, una Autoridad Gubernamental, judicial, administrativa o regulatoria competente (incluyendo cualquier agencia gubernamental o cualquier </w:t>
+        <w:t>Cuando la Parte receptora o sus representantes sean requeridos a revelar la Información Confidencial bajo cualquier Ley Aplicable, una Autoridad Gubernamental, judicial, administrativa o regulatoria competente (incluyendo cualquier agencia gubernamental o cualquier bolsa de valores reconocida).</w:t>
+      </w:r>
+      <w:bookmarkEnd w:id="102"/>
+    </w:p>
+    <w:p>
+      <w:pPr>
+        <w:ind w:firstLine="720"/>
+        <w:rPr>
+          <w:vanish/>
+          <w:u w:val="single"/>
+          <w:specVanish/>
+        </w:rPr>
+      </w:pPr>
+      <w:r>
+        <w:t xml:space="preserve">              Sección 9.03</w:t>
+      </w:r>
+      <w:r>
+        <w:tab/>
+      </w:r>
+      <w:r>
+        <w:rPr>
+          <w:u w:val="single"/>
+        </w:rPr>
+        <w:t xml:space="preserve">Autorización general para el uso </w:t>
+      </w:r>
+      <w:r>
+        <w:rPr>
+          <w:u w:val="single"/>
+        </w:rPr>
+        <w:t>y tratamiento de Datos Personales</w:t>
+      </w:r>
+    </w:p>
+    <w:p>
+      <w:pPr>
+        <w:rPr>
+          <w:lang w:val="es-CO"/>
+        </w:rPr>
+      </w:pPr>
+      <w:bookmarkStart w:id="103" w:name="_Hlk117084897"/>
+      <w:r>
+        <w:rPr>
+          <w:u w:val="single"/>
+          <w:lang w:val="es-CO"/>
+        </w:rPr>
+        <w:t>.</w:t>
+      </w:r>
+      <w:bookmarkEnd w:id="103"/>
+    </w:p>
+    <w:p>
+      <w:pPr>
+        <w:pStyle w:val="Heading3"/>
+      </w:pPr>
+      <w:r>
+        <w:t>Finkargo Colombia</w:t>
+      </w:r>
+      <w:r>
+        <w:t xml:space="preserve"> es responsable de los Datos Personales del Importador y de toda la información a la cual tenga acceso en el marco de este Contrato, así como de los Datos Personales contenidos en los Anexos, formularios, facturas y demás documentos generados en el marco de ejecución del presente Contrato.</w:t>
+      </w:r>
+    </w:p>
+    <w:p>
+      <w:pPr>
+        <w:pStyle w:val="Heading3"/>
+      </w:pPr>
+      <w:r>
+        <w:t xml:space="preserve">El Importador autoriza de manera libre, voluntaria, previa, expresa, a </w:t>
+      </w:r>
+      <w:r>
+        <w:t>Finkargo Colombia</w:t>
+      </w:r>
+      <w:r>
+        <w:t xml:space="preserve"> y sus Afiliadas, así como a Community EM Credit Fund SCA., SICAV-RAIF, Fiduciaria Scotiabank Colpatria S.A., Manejo Técnico de Información S.A. (y/o a quien, de tiempo en tiempo, durante la Vigencia, lleve a cabo las funciones de éste para con </w:t>
+      </w:r>
+      <w:r>
+        <w:t>Finkargo Colombia</w:t>
+      </w:r>
+      <w:r>
+        <w:t xml:space="preserve"> y/o el Beneficiario a la Fecha de Firma) y Tecnología en Cuentas por Cobrar S.A.S. (y/o a quien, de tiempo en tiempo, durante la Vigencia, lleve a cabo las funciones de éste para con </w:t>
+      </w:r>
+      <w:r>
+        <w:t>Finkargo Colombia</w:t>
+      </w:r>
+      <w:r>
+        <w:t xml:space="preserve"> y/o el Beneficiario a la Fecha de Firma), para que en los términos legalmente establecidos realice la recolección, almacenamiento, uso, circulación, supresión, transmisión, transferencia, y en general, el tratamiento de los Datos Personales que se ha procedido a entregar o que entregará, en virtud de las relaciones legales, contractuales, comerciales y/o de cualquier otra que surja, en desarrollo y ejecución de los fines descritos en este Contrato.</w:t>
+      </w:r>
+    </w:p>
+    <w:p>
+      <w:pPr>
+        <w:pStyle w:val="Heading3"/>
+      </w:pPr>
+      <w:r>
+        <w:t xml:space="preserve">El Importador autoriza a </w:t>
+      </w:r>
+      <w:r>
+        <w:t>Finkargo Colombia</w:t>
+      </w:r>
+      <w:r>
+        <w:t xml:space="preserve"> para que trate, transfiera o transmita los Datos Personales a terceros, como patrimonios autónomos, y/o beneficiarios de los mismos, incluyendo al Beneficiario, incluso a países que no cuenten con los niveles adecuados de protección, </w:t>
       </w:r>
       <w:r>
         <w:lastRenderedPageBreak/>
-        <w:t>bolsa de valores reconocida).</w:t>
-      </w:r>
-      <w:bookmarkEnd w:id="102"/>
-    </w:p>
-    <w:p>
-      <w:pPr>
-        <w:ind w:firstLine="720"/>
-        <w:rPr>
-          <w:vanish/>
-          <w:u w:val="single"/>
-          <w:specVanish/>
-        </w:rPr>
-      </w:pPr>
-      <w:r>
-        <w:t xml:space="preserve">              </w:t>
-      </w:r>
-      <w:r>
-        <w:t>Sección 9.0</w:t>
-      </w:r>
-      <w:r>
-        <w:t>3</w:t>
-      </w:r>
-      <w:r>
-        <w:tab/>
-      </w:r>
-      <w:r>
-        <w:rPr>
-          <w:u w:val="single"/>
-        </w:rPr>
-        <w:t xml:space="preserve">Autorización general para el uso </w:t>
-      </w:r>
-      <w:r>
-        <w:rPr>
-          <w:u w:val="single"/>
-        </w:rPr>
-        <w:t>y tratamiento de Datos Personales</w:t>
-      </w:r>
-    </w:p>
-    <w:p>
-      <w:pPr>
-        <w:rPr>
-          <w:lang w:val="es-CO"/>
-        </w:rPr>
-      </w:pPr>
-      <w:bookmarkStart w:id="103" w:name="_Hlk117084897"/>
-      <w:r>
-        <w:rPr>
-          <w:u w:val="single"/>
-          <w:lang w:val="es-CO"/>
-        </w:rPr>
-        <w:t>.</w:t>
-      </w:r>
-      <w:bookmarkEnd w:id="103"/>
-    </w:p>
-    <w:p>
-      <w:pPr>
-        <w:pStyle w:val="Heading3"/>
-      </w:pPr>
-      <w:proofErr w:type="spellStart"/>
-      <w:r>
-        <w:t>Finkargo</w:t>
-      </w:r>
-      <w:proofErr w:type="spellEnd"/>
-      <w:r>
-        <w:t xml:space="preserve"> Colombia</w:t>
-      </w:r>
-      <w:r>
-        <w:t xml:space="preserve"> es responsable de los Datos Personales del Importador y de toda la información a la cual tenga acceso en el marco de este Contrato, así como de los Datos Personales contenidos en los Anexos, formularios, facturas y demás documentos generados en el marco de ejecución del presente Contrato.</w:t>
-      </w:r>
-    </w:p>
-    <w:p>
-      <w:pPr>
-        <w:pStyle w:val="Heading3"/>
-      </w:pPr>
-      <w:r>
-        <w:t xml:space="preserve">El Importador autoriza de manera libre, voluntaria, previa, expresa, a </w:t>
-      </w:r>
-      <w:proofErr w:type="spellStart"/>
-      <w:r>
-        <w:t>Finkargo</w:t>
-      </w:r>
-      <w:proofErr w:type="spellEnd"/>
-      <w:r>
-        <w:t xml:space="preserve"> Colombia</w:t>
-      </w:r>
-      <w:r>
-        <w:t xml:space="preserve"> y sus Afiliadas, así como a </w:t>
-      </w:r>
-      <w:proofErr w:type="spellStart"/>
-      <w:r>
-        <w:t>Community</w:t>
-      </w:r>
-      <w:proofErr w:type="spellEnd"/>
-      <w:r>
-        <w:t xml:space="preserve"> EM </w:t>
-      </w:r>
-      <w:proofErr w:type="spellStart"/>
-      <w:r>
-        <w:t>Credit</w:t>
-      </w:r>
-      <w:proofErr w:type="spellEnd"/>
-      <w:r>
-        <w:t xml:space="preserve"> </w:t>
-      </w:r>
-      <w:proofErr w:type="spellStart"/>
-      <w:r>
-        <w:t>Fund</w:t>
-      </w:r>
-      <w:proofErr w:type="spellEnd"/>
-      <w:r>
-        <w:t xml:space="preserve"> SCA., SICAV-RAIF, Fiduciaria Scotiabank Colpatria S.A., Manejo Técnico de Información S.A. (y/o a quien, de tiempo en tiempo, durante la Vigencia, lleve a cabo las funciones de éste para con </w:t>
-      </w:r>
-      <w:proofErr w:type="spellStart"/>
-      <w:r>
-        <w:t>Finkargo</w:t>
-      </w:r>
-      <w:proofErr w:type="spellEnd"/>
-      <w:r>
-        <w:t xml:space="preserve"> Colombia</w:t>
-      </w:r>
-      <w:r>
-        <w:t xml:space="preserve"> y/o el Beneficiario a la Fecha de Firma) y Tecnología en Cuentas por Cobrar S.A.S. (y/o a quien, de tiempo en tiempo, durante la Vigencia, lleve a cabo las funciones de éste para con </w:t>
-      </w:r>
-      <w:proofErr w:type="spellStart"/>
-      <w:r>
-        <w:t>Finkargo</w:t>
-      </w:r>
-      <w:proofErr w:type="spellEnd"/>
-      <w:r>
-        <w:t xml:space="preserve"> Colombia</w:t>
-      </w:r>
-      <w:r>
-        <w:t xml:space="preserve"> y/o el Beneficiario a la Fecha de Firma), para que en los términos legalmente establecidos realice la recolección, almacenamiento, uso, circulación, supresión, transmisión, transferencia, y en general, el tratamiento de los Datos Personales que se ha procedido a entregar o que entregará, en virtud de las relaciones legales, contractuales, comerciales y/o de cualquier otra que surja, en desarrollo y ejecución de los fines descritos en este Contrato.</w:t>
-      </w:r>
-    </w:p>
-    <w:p>
-      <w:pPr>
-        <w:pStyle w:val="Heading3"/>
-      </w:pPr>
-      <w:r>
-        <w:t xml:space="preserve">El Importador autoriza a </w:t>
-      </w:r>
-      <w:proofErr w:type="spellStart"/>
-      <w:r>
-        <w:t>Finkargo</w:t>
-      </w:r>
-      <w:proofErr w:type="spellEnd"/>
-      <w:r>
-        <w:t xml:space="preserve"> Colombia</w:t>
-      </w:r>
-      <w:r>
-        <w:t xml:space="preserve"> para que trate, transfiera o transmita los Datos Personales a terceros, como patrimonios autónomos, y/o beneficiarios de los mismos, incluyendo al Beneficiario, incluso a países que no cuenten con los niveles adecuados de protección, con las finalidades establecidas en la Política de </w:t>
+        <w:t xml:space="preserve">con las finalidades establecidas en la Política de </w:t>
       </w:r>
       <w:r>
         <w:t>Privacidad</w:t>
@@ -12986,13 +12203,8 @@
       <w:r>
         <w:t xml:space="preserve">) a través de los mecanismos dispuestos para tal fin por </w:t>
       </w:r>
-      <w:proofErr w:type="spellStart"/>
-      <w:r>
-        <w:t>Finkargo</w:t>
-      </w:r>
-      <w:proofErr w:type="spellEnd"/>
-      <w:r>
-        <w:t xml:space="preserve"> Colombia</w:t>
+      <w:r>
+        <w:t>Finkargo Colombia</w:t>
       </w:r>
       <w:r>
         <w:t xml:space="preserve"> o sus Afiliadas, conforme a la Política de </w:t>
@@ -13048,10 +12260,7 @@
       </w:pPr>
       <w:bookmarkStart w:id="104" w:name="_Ref129937479"/>
       <w:r>
-        <w:t xml:space="preserve">              </w:t>
-      </w:r>
-      <w:r>
-        <w:t>Sección 10.01</w:t>
+        <w:t xml:space="preserve">              Sección 10.01</w:t>
       </w:r>
       <w:r>
         <w:tab/>
@@ -13127,13 +12336,8 @@
       <w:r>
         <w:t xml:space="preserve"> de </w:t>
       </w:r>
-      <w:proofErr w:type="spellStart"/>
-      <w:r>
-        <w:t>Finkargo</w:t>
-      </w:r>
-      <w:proofErr w:type="spellEnd"/>
-      <w:r>
-        <w:t xml:space="preserve"> Colombia</w:t>
+      <w:r>
+        <w:t>Finkargo Colombia</w:t>
       </w:r>
       <w:r>
         <w:t xml:space="preserve"> en este sentido.</w:t>
@@ -13142,7 +12346,7 @@
     </w:p>
     <w:p>
       <w:pPr>
-        <w:ind w:firstLine="720"/>
+        <w:ind w:firstLine="1418"/>
         <w:rPr>
           <w:vanish/>
           <w:lang w:val="es-CO"/>
@@ -13154,7 +12358,6 @@
       <w:bookmarkStart w:id="108" w:name="_Ref131635305"/>
       <w:bookmarkEnd w:id="1"/>
       <w:r>
-        <w:lastRenderedPageBreak/>
         <w:t>Sección 10.02</w:t>
       </w:r>
       <w:r>
@@ -13195,19 +12398,11 @@
         </w:rPr>
         <w:t xml:space="preserve">que esté dirigida a </w:t>
       </w:r>
-      <w:proofErr w:type="spellStart"/>
-      <w:r>
-        <w:rPr>
-          <w:lang w:val="es-CO"/>
-        </w:rPr>
-        <w:t>Finkargo</w:t>
-      </w:r>
-      <w:proofErr w:type="spellEnd"/>
-      <w:r>
-        <w:rPr>
-          <w:lang w:val="es-CO"/>
-        </w:rPr>
-        <w:t xml:space="preserve"> Colombia</w:t>
+      <w:r>
+        <w:rPr>
+          <w:lang w:val="es-CO"/>
+        </w:rPr>
+        <w:t>Finkargo Colombia</w:t>
       </w:r>
       <w:r>
         <w:rPr>
@@ -13417,13 +12612,8 @@
             <w:r>
               <w:t xml:space="preserve">A </w:t>
             </w:r>
-            <w:proofErr w:type="spellStart"/>
-            <w:r>
-              <w:t>Finkargo</w:t>
-            </w:r>
-            <w:proofErr w:type="spellEnd"/>
-            <w:r>
-              <w:t xml:space="preserve"> Colombia</w:t>
+            <w:r>
+              <w:t>Finkargo Colombia</w:t>
             </w:r>
             <w:r>
               <w:t>:</w:t>
@@ -13445,46 +12635,41 @@
               <w:rPr>
                 <w:lang w:val="it-IT"/>
               </w:rPr>
-              <w:t>Atn. [</w:t>
-            </w:r>
-            <w:r>
-              <w:rPr>
-                <w:highlight w:val="yellow"/>
+              <w:t xml:space="preserve">Atn. </w:t>
+            </w:r>
+            <w:r>
+              <w:rPr>
                 <w:lang w:val="it-IT"/>
               </w:rPr>
-              <w:t>nombre del KAM</w:t>
+              <w:t>Legal Colombia</w:t>
             </w:r>
             <w:r>
               <w:rPr>
                 <w:lang w:val="it-IT"/>
               </w:rPr>
-              <w:t>]</w:t>
+              <w:br/>
             </w:r>
             <w:r>
               <w:rPr>
                 <w:lang w:val="it-IT"/>
               </w:rPr>
-              <w:br/>
-              <w:t>E-mail: [</w:t>
-            </w:r>
+              <w:t xml:space="preserve">E-mail: </w:t>
+            </w:r>
+            <w:hyperlink r:id="rId14" w:history="1">
+              <w:r>
+                <w:rPr>
+                  <w:rStyle w:val="Hyperlink"/>
+                  <w:color w:val="auto"/>
+                  <w:lang w:val="it-IT"/>
+                </w:rPr>
+                <w:t>legalcol@finkargo.com</w:t>
+              </w:r>
+            </w:hyperlink>
             <w:r>
               <w:rPr>
                 <w:lang w:val="it-IT"/>
               </w:rPr>
-              <w:t xml:space="preserve">KAM </w:t>
-            </w:r>
-            <w:r>
-              <w:rPr>
-                <w:highlight w:val="yellow"/>
-                <w:lang w:val="it-IT"/>
-              </w:rPr>
-              <w:t>e-mail</w:t>
-            </w:r>
-            <w:r>
-              <w:rPr>
-                <w:lang w:val="it-IT"/>
-              </w:rPr>
-              <w:t>]</w:t>
+              <w:t xml:space="preserve"> </w:t>
             </w:r>
           </w:p>
           <w:p>
@@ -13507,45 +12692,28 @@
               <w:br/>
               <w:t xml:space="preserve">E-mail: </w:t>
             </w:r>
-            <w:r>
-              <w:rPr>
-                <w:lang w:val="es-MX"/>
-              </w:rPr>
-              <w:fldChar w:fldCharType="begin"/>
-            </w:r>
-            <w:r>
-              <w:rPr>
-                <w:lang w:val="en-US"/>
-              </w:rPr>
-              <w:instrText xml:space="preserve"> HYPERLINK "mailto:andres.gonzalez@finkargo.com" </w:instrText>
-            </w:r>
-            <w:r>
-              <w:rPr>
-                <w:lang w:val="es-MX"/>
-              </w:rPr>
-              <w:fldChar w:fldCharType="separate"/>
-            </w:r>
-            <w:r>
-              <w:rPr>
-                <w:rStyle w:val="Hyperlink"/>
+            <w:hyperlink r:id="rId15" w:history="1">
+              <w:r>
+                <w:rPr>
+                  <w:rStyle w:val="Hyperlink"/>
+                  <w:lang w:val="pt-PT"/>
+                </w:rPr>
+                <w:t>andres.gonzalez@finkargo.com</w:t>
+              </w:r>
+            </w:hyperlink>
+            <w:r>
+              <w:rPr>
                 <w:lang w:val="pt-PT"/>
               </w:rPr>
-              <w:t>andres.gonzalez@finkargo.com</w:t>
-            </w:r>
-            <w:r>
-              <w:rPr>
-                <w:rStyle w:val="Hyperlink"/>
+              <w:t xml:space="preserve"> </w:t>
+            </w:r>
+            <w:r>
+              <w:rPr>
                 <w:lang w:val="pt-PT"/>
               </w:rPr>
-              <w:fldChar w:fldCharType="end"/>
-            </w:r>
-            <w:r>
-              <w:rPr>
-                <w:lang w:val="pt-PT"/>
-              </w:rPr>
               <w:br/>
             </w:r>
-            <w:hyperlink r:id="rId14" w:history="1">
+            <w:hyperlink r:id="rId16" w:history="1">
               <w:r>
                 <w:rPr>
                   <w:rStyle w:val="Hyperlink"/>
@@ -13560,7 +12728,7 @@
               </w:rPr>
               <w:br/>
             </w:r>
-            <w:hyperlink r:id="rId15" w:history="1">
+            <w:hyperlink r:id="rId17" w:history="1">
               <w:r>
                 <w:rPr>
                   <w:rStyle w:val="Hyperlink"/>
@@ -13608,10 +12776,18 @@
                 <w:highlight w:val="yellow"/>
                 <w:lang w:val="it-IT"/>
               </w:rPr>
-              <w:t>nombre del destinatario</w:t>
-            </w:r>
-            <w:r>
-              <w:rPr>
+              <w:t xml:space="preserve">nombre </w:t>
+            </w:r>
+            <w:r>
+              <w:rPr>
+                <w:highlight w:val="yellow"/>
+                <w:lang w:val="it-IT"/>
+              </w:rPr>
+              <w:t>del representante legal</w:t>
+            </w:r>
+            <w:r>
+              <w:rPr>
+                <w:highlight w:val="yellow"/>
                 <w:lang w:val="it-IT"/>
               </w:rPr>
               <w:t>]</w:t>
@@ -13625,16 +12801,24 @@
             </w:r>
             <w:r>
               <w:rPr>
-                <w:lang w:val="it-IT"/>
-              </w:rPr>
-              <w:t xml:space="preserve">destinatario </w:t>
-            </w:r>
-            <w:r>
-              <w:rPr>
                 <w:highlight w:val="yellow"/>
                 <w:lang w:val="it-IT"/>
               </w:rPr>
-              <w:t>e-mail</w:t>
+              <w:t>e-</w:t>
+            </w:r>
+            <w:r>
+              <w:rPr>
+                <w:highlight w:val="yellow"/>
+                <w:lang w:val="it-IT"/>
+              </w:rPr>
+              <w:t>mail</w:t>
+            </w:r>
+            <w:r>
+              <w:rPr>
+                <w:highlight w:val="yellow"/>
+                <w:lang w:val="it-IT"/>
+              </w:rPr>
+              <w:t xml:space="preserve"> representante legal</w:t>
             </w:r>
             <w:r>
               <w:rPr>
@@ -13655,10 +12839,7 @@
       </w:pPr>
       <w:bookmarkStart w:id="109" w:name="_Toc116903416"/>
       <w:r>
-        <w:t xml:space="preserve">             </w:t>
-      </w:r>
-      <w:r>
-        <w:t>Sección 10.03</w:t>
+        <w:t xml:space="preserve">             Sección 10.03</w:t>
       </w:r>
       <w:r>
         <w:tab/>
@@ -13697,6 +12878,7 @@
         <w:pStyle w:val="Heading3"/>
       </w:pPr>
       <w:r>
+        <w:lastRenderedPageBreak/>
         <w:t xml:space="preserve">Todas las modificaciones, adiciones, aclaraciones y/o renuncias que se efectúen al presente Contrato, serán válidas cuando consten por escrito y estén debidamente firmadas por los </w:t>
       </w:r>
       <w:r>
@@ -13728,13 +12910,8 @@
       <w:r>
         <w:t xml:space="preserve"> podrán ser realizadas por </w:t>
       </w:r>
-      <w:proofErr w:type="spellStart"/>
-      <w:r>
-        <w:t>Finkargo</w:t>
-      </w:r>
-      <w:proofErr w:type="spellEnd"/>
-      <w:r>
-        <w:t xml:space="preserve"> Colombia</w:t>
+      <w:r>
+        <w:t>Finkargo Colombia</w:t>
       </w:r>
       <w:r>
         <w:t xml:space="preserve"> sin el consentimiento del Importador en cumplimiento de los términos y condiciones previstos en el presente Contrato</w:t>
@@ -13754,10 +12931,7 @@
       </w:pPr>
       <w:bookmarkStart w:id="110" w:name="_Toc116903417"/>
       <w:r>
-        <w:t xml:space="preserve">              </w:t>
-      </w:r>
-      <w:r>
-        <w:t>Sección 10.04</w:t>
+        <w:t xml:space="preserve">              Sección 10.04</w:t>
       </w:r>
       <w:r>
         <w:tab/>
@@ -13840,10 +13014,7 @@
       </w:pPr>
       <w:bookmarkStart w:id="111" w:name="_Toc116903418"/>
       <w:r>
-        <w:t>Sección 10.0</w:t>
-      </w:r>
-      <w:r>
-        <w:t>5</w:t>
+        <w:t>Sección 10.05</w:t>
       </w:r>
       <w:r>
         <w:tab/>
@@ -13931,13 +13102,8 @@
       <w:r>
         <w:t xml:space="preserve"> del Contrato Marco, </w:t>
       </w:r>
-      <w:proofErr w:type="spellStart"/>
-      <w:r>
-        <w:t>Finkargo</w:t>
-      </w:r>
-      <w:proofErr w:type="spellEnd"/>
-      <w:r>
-        <w:t xml:space="preserve"> Colombia</w:t>
+      <w:r>
+        <w:t>Finkargo Colombia</w:t>
       </w:r>
       <w:r>
         <w:t xml:space="preserve"> </w:t>
@@ -13960,7 +13126,6 @@
         <w:pStyle w:val="Heading3"/>
       </w:pPr>
       <w:r>
-        <w:lastRenderedPageBreak/>
         <w:t xml:space="preserve">El Importador no podrá ceder, transferir, enajenar, aportar </w:t>
       </w:r>
       <w:r>
@@ -13973,15 +13138,7 @@
         <w:t xml:space="preserve"> </w:t>
       </w:r>
       <w:r>
-        <w:t xml:space="preserve">sin el consentimiento previo, escrito y expreso de </w:t>
-      </w:r>
-      <w:proofErr w:type="spellStart"/>
-      <w:r>
-        <w:t>Finkargo</w:t>
-      </w:r>
-      <w:proofErr w:type="spellEnd"/>
-      <w:r>
-        <w:t xml:space="preserve"> Colombia</w:t>
+        <w:t>sin el consentimiento previo, escrito y expreso de Finkargo Colombia</w:t>
       </w:r>
       <w:r>
         <w:t>.</w:t>
@@ -14073,10 +13230,7 @@
       </w:pPr>
       <w:bookmarkStart w:id="116" w:name="_Toc116903421"/>
       <w:r>
-        <w:t xml:space="preserve">              </w:t>
-      </w:r>
-      <w:r>
-        <w:t>Sección 10.07</w:t>
+        <w:t xml:space="preserve">              Sección 10.07</w:t>
       </w:r>
       <w:r>
         <w:tab/>
@@ -14128,10 +13282,7 @@
       <w:bookmarkStart w:id="118" w:name="_Toc116903422"/>
       <w:bookmarkEnd w:id="117"/>
       <w:r>
-        <w:t xml:space="preserve">              </w:t>
-      </w:r>
-      <w:r>
-        <w:t>Sección 10.08</w:t>
+        <w:t xml:space="preserve">              Sección 10.08</w:t>
       </w:r>
       <w:r>
         <w:tab/>
@@ -14224,7 +13375,11 @@
         </w:rPr>
       </w:pPr>
       <w:r>
-        <w:t>. Forman parte integral del presente Contrato todos sus Anexos, incluyendo los que se incorporen con posterioridad a la firma del mismo.</w:t>
+        <w:t xml:space="preserve">. Forman parte integral del presente Contrato todos sus Anexos, </w:t>
+      </w:r>
+      <w:r>
+        <w:lastRenderedPageBreak/>
+        <w:t>incluyendo los que se incorporen con posterioridad a la firma del mismo.</w:t>
       </w:r>
     </w:p>
     <w:p>
@@ -14237,10 +13392,7 @@
         </w:rPr>
       </w:pPr>
       <w:r>
-        <w:t xml:space="preserve">             </w:t>
-      </w:r>
-      <w:r>
-        <w:t>Sección 10.10</w:t>
+        <w:t xml:space="preserve">             Sección 10.10</w:t>
       </w:r>
       <w:r>
         <w:tab/>
@@ -14279,15 +13431,7 @@
         <w:t xml:space="preserve"> de </w:t>
       </w:r>
       <w:r>
-        <w:t xml:space="preserve">firmas electrónicas </w:t>
-      </w:r>
-      <w:proofErr w:type="spellStart"/>
-      <w:r>
-        <w:t>DocuSign</w:t>
-      </w:r>
-      <w:proofErr w:type="spellEnd"/>
-      <w:r>
-        <w:t>, de conformidad con la Ley 527 de 1999 y el Decreto 2364 de 2012. Estas firmas surtirán los mismos efectos jurídicos como si constara por firma autógrafa. Las Partes otorgan su pleno consentimiento para obligarse legalmente conforme a los términos del presente Contrato</w:t>
+        <w:t>firmas electrónicas DocuSign, de conformidad con la Ley 527 de 1999 y el Decreto 2364 de 2012. Estas firmas surtirán los mismos efectos jurídicos como si constara por firma autógrafa. Las Partes otorgan su pleno consentimiento para obligarse legalmente conforme a los términos del presente Contrato</w:t>
       </w:r>
       <w:r>
         <w:t>.</w:t>
@@ -14388,13 +13532,8 @@
             </w:r>
             <w:r>
               <w:br/>
-              <w:t xml:space="preserve">John Elvis Jiménez </w:t>
-            </w:r>
-            <w:proofErr w:type="spellStart"/>
-            <w:r>
-              <w:t>Jiménez</w:t>
-            </w:r>
-            <w:proofErr w:type="spellEnd"/>
+              <w:t>John Elvis Jiménez Jiménez</w:t>
+            </w:r>
             <w:r>
               <w:br/>
               <w:t>C.C.</w:t>
@@ -14498,8 +13637,8 @@
           <w:lang w:val="es-CO"/>
         </w:rPr>
         <w:sectPr>
-          <w:headerReference w:type="default" r:id="rId16"/>
-          <w:footerReference w:type="default" r:id="rId17"/>
+          <w:headerReference w:type="default" r:id="rId18"/>
+          <w:footerReference w:type="default" r:id="rId19"/>
           <w:pgSz w:w="12240" w:h="15840" w:code="1"/>
           <w:pgMar w:top="1134" w:right="1134" w:bottom="1134" w:left="1134" w:header="709" w:footer="709" w:gutter="0"/>
           <w:pgNumType w:start="1"/>
@@ -14668,6 +13807,28 @@
       <w:r>
         <w:t>]</w:t>
       </w:r>
+      <w:r>
+        <w:t xml:space="preserve"> - </w:t>
+      </w:r>
+      <w:r>
+        <w:rPr>
+          <w:lang w:val="es-CO"/>
+        </w:rPr>
+        <w:t>[</w:t>
+      </w:r>
+      <w:r>
+        <w:rPr>
+          <w:highlight w:val="yellow"/>
+          <w:lang w:val="es-CO"/>
+        </w:rPr>
+        <w:t>nombre de la ciudad</w:t>
+      </w:r>
+      <w:r>
+        <w:rPr>
+          <w:lang w:val="es-CO"/>
+        </w:rPr>
+        <w:t>]</w:t>
+      </w:r>
     </w:p>
     <w:p>
       <w:pPr>
@@ -14682,6 +13843,7 @@
         <w:br w:type="page"/>
       </w:r>
       <w:bookmarkStart w:id="124" w:name="_Ref129859864"/>
+      <w:commentRangeStart w:id="125"/>
       <w:r>
         <w:rPr>
           <w:u w:val="none"/>
@@ -14692,6 +13854,16 @@
       <w:r>
         <w:br/>
         <w:t>FORMATO DE NOTIFICACIÓN DE EVENTO DE INCUMPLIMIENTO</w:t>
+      </w:r>
+      <w:commentRangeEnd w:id="125"/>
+      <w:r>
+        <w:rPr>
+          <w:rStyle w:val="CommentReference"/>
+          <w:rFonts w:eastAsia="Calibri" w:cs="Calibri"/>
+          <w:caps w:val="0"/>
+          <w:u w:val="none"/>
+        </w:rPr>
+        <w:commentReference w:id="125"/>
       </w:r>
     </w:p>
     <w:tbl>
@@ -14718,63 +13890,110 @@
           <w:p>
             <w:pPr>
               <w:spacing w:after="120"/>
+            </w:pPr>
+            <w:r>
+              <w:t>[</w:t>
+            </w:r>
+            <w:r>
+              <w:t xml:space="preserve"> </w:t>
+            </w:r>
+            <w:r>
               <w:rPr>
                 <w:sz w:val="18"/>
-                <w:szCs w:val="18"/>
-              </w:rPr>
-            </w:pPr>
+                <w:szCs w:val="21"/>
+                <w:highlight w:val="lightGray"/>
+              </w:rPr>
+              <w:t>día</w:t>
+            </w:r>
             <w:r>
               <w:rPr>
                 <w:sz w:val="18"/>
-                <w:szCs w:val="18"/>
+                <w:szCs w:val="21"/>
+              </w:rPr>
+              <w:t xml:space="preserve"> </w:t>
+            </w:r>
+            <w:r>
+              <w:rPr>
+                <w:sz w:val="18"/>
+                <w:szCs w:val="21"/>
+              </w:rPr>
+              <w:t>] de [</w:t>
+            </w:r>
+            <w:r>
+              <w:rPr>
+                <w:sz w:val="18"/>
+                <w:szCs w:val="21"/>
+              </w:rPr>
+              <w:t xml:space="preserve"> </w:t>
+            </w:r>
+            <w:r>
+              <w:rPr>
+                <w:sz w:val="18"/>
+                <w:szCs w:val="21"/>
                 <w:highlight w:val="lightGray"/>
               </w:rPr>
-              <w:t>[•]</w:t>
+              <w:t>mes</w:t>
             </w:r>
             <w:r>
               <w:rPr>
                 <w:sz w:val="18"/>
-                <w:szCs w:val="18"/>
-              </w:rPr>
-              <w:t xml:space="preserve">, </w:t>
+                <w:szCs w:val="21"/>
+              </w:rPr>
+              <w:t xml:space="preserve"> </w:t>
             </w:r>
             <w:r>
               <w:rPr>
                 <w:sz w:val="18"/>
-                <w:szCs w:val="18"/>
+                <w:szCs w:val="21"/>
+              </w:rPr>
+              <w:t>] de 202</w:t>
+            </w:r>
+            <w:r>
+              <w:rPr>
+                <w:sz w:val="18"/>
+                <w:szCs w:val="21"/>
                 <w:highlight w:val="lightGray"/>
               </w:rPr>
-              <w:t>[•]</w:t>
+              <w:t>[</w:t>
             </w:r>
             <w:r>
               <w:rPr>
                 <w:sz w:val="18"/>
-                <w:szCs w:val="18"/>
-              </w:rPr>
-              <w:t xml:space="preserve"> de </w:t>
+                <w:szCs w:val="21"/>
+                <w:highlight w:val="lightGray"/>
+              </w:rPr>
+              <w:t xml:space="preserve"> </w:t>
             </w:r>
             <w:r>
               <w:rPr>
                 <w:sz w:val="18"/>
-                <w:szCs w:val="18"/>
+                <w:szCs w:val="21"/>
                 <w:highlight w:val="lightGray"/>
               </w:rPr>
-              <w:t>[•]</w:t>
+              <w:t>•</w:t>
             </w:r>
             <w:r>
               <w:rPr>
                 <w:sz w:val="18"/>
-                <w:szCs w:val="18"/>
-              </w:rPr>
-              <w:t xml:space="preserve"> de 202</w:t>
+                <w:szCs w:val="21"/>
+                <w:highlight w:val="lightGray"/>
+              </w:rPr>
+              <w:t xml:space="preserve"> </w:t>
             </w:r>
             <w:r>
               <w:rPr>
                 <w:sz w:val="18"/>
-                <w:szCs w:val="18"/>
+                <w:szCs w:val="21"/>
                 <w:highlight w:val="lightGray"/>
               </w:rPr>
-              <w:t>[•]</w:t>
+              <w:t>]</w:t>
+            </w:r>
+            <w:r>
+              <w:rPr>
+                <w:sz w:val="18"/>
+                <w:szCs w:val="21"/>
+              </w:rPr>
+              <w:t xml:space="preserve"> </w:t>
             </w:r>
           </w:p>
           <w:p>
@@ -14809,7 +14028,7 @@
               </w:rPr>
               <w:br/>
             </w:r>
-            <w:bookmarkStart w:id="125" w:name="_Hlk129871335"/>
+            <w:bookmarkStart w:id="126" w:name="_Hlk129871335"/>
             <w:r>
               <w:rPr>
                 <w:b/>
@@ -14825,9 +14044,8 @@
                 <w:bCs/>
                 <w:sz w:val="18"/>
                 <w:szCs w:val="18"/>
-                <w:highlight w:val="yellow"/>
-              </w:rPr>
-              <w:t>NOMBRE DEL CLIENTE</w:t>
+              </w:rPr>
+              <w:t xml:space="preserve"> </w:t>
             </w:r>
             <w:r>
               <w:rPr>
@@ -14835,10 +14053,49 @@
                 <w:bCs/>
                 <w:sz w:val="18"/>
                 <w:szCs w:val="18"/>
+                <w:highlight w:val="lightGray"/>
+              </w:rPr>
+              <w:t xml:space="preserve">NOMBRE DEL </w:t>
+            </w:r>
+            <w:commentRangeStart w:id="127"/>
+            <w:r>
+              <w:rPr>
+                <w:b/>
+                <w:bCs/>
+                <w:sz w:val="18"/>
+                <w:szCs w:val="18"/>
+                <w:highlight w:val="lightGray"/>
+              </w:rPr>
+              <w:t>CLIENTE</w:t>
+            </w:r>
+            <w:r>
+              <w:rPr>
+                <w:b/>
+                <w:bCs/>
+                <w:sz w:val="18"/>
+                <w:szCs w:val="18"/>
+              </w:rPr>
+              <w:t xml:space="preserve"> </w:t>
+            </w:r>
+            <w:r>
+              <w:rPr>
+                <w:b/>
+                <w:bCs/>
+                <w:sz w:val="18"/>
+                <w:szCs w:val="18"/>
               </w:rPr>
               <w:t>]</w:t>
             </w:r>
-            <w:bookmarkEnd w:id="125"/>
+            <w:bookmarkEnd w:id="126"/>
+            <w:commentRangeEnd w:id="127"/>
+            <w:r>
+              <w:rPr>
+                <w:rStyle w:val="CommentReference"/>
+                <w:rFonts w:eastAsia="Calibri" w:cs="Calibri"/>
+                <w:lang w:val="es-MX"/>
+              </w:rPr>
+              <w:commentReference w:id="127"/>
+            </w:r>
             <w:r>
               <w:rPr>
                 <w:sz w:val="18"/>
@@ -14919,196 +14176,243 @@
           <w:p>
             <w:pPr>
               <w:spacing w:after="120"/>
-              <w:ind w:firstLine="1418"/>
+            </w:pPr>
+            <w:r>
+              <w:rPr>
+                <w:sz w:val="18"/>
+                <w:szCs w:val="18"/>
+              </w:rPr>
+              <w:t xml:space="preserve">Hacemos referencia al Contrato de Garantía Mobiliaria sobre </w:t>
+            </w:r>
+            <w:r>
+              <w:rPr>
+                <w:rFonts w:eastAsia="MS Mincho" w:cs="Times New Roman"/>
+                <w:sz w:val="18"/>
+                <w:szCs w:val="18"/>
+              </w:rPr>
+              <w:t>Conjunto de Activos</w:t>
+            </w:r>
+            <w:r>
+              <w:rPr>
+                <w:rFonts w:eastAsia="MS Mincho" w:cs="Open Sans"/>
+                <w:sz w:val="18"/>
+                <w:szCs w:val="18"/>
+              </w:rPr>
+              <w:t xml:space="preserve"> de fecha </w:t>
+            </w:r>
+            <w:r>
+              <w:t>[</w:t>
+            </w:r>
+            <w:r>
+              <w:t xml:space="preserve"> </w:t>
+            </w:r>
+            <w:r>
+              <w:rPr>
+                <w:sz w:val="18"/>
+                <w:szCs w:val="21"/>
+                <w:highlight w:val="lightGray"/>
+              </w:rPr>
+              <w:t>día</w:t>
+            </w:r>
+            <w:r>
+              <w:rPr>
+                <w:sz w:val="18"/>
+                <w:szCs w:val="21"/>
+              </w:rPr>
+              <w:t xml:space="preserve"> </w:t>
+            </w:r>
+            <w:r>
+              <w:rPr>
+                <w:sz w:val="18"/>
+                <w:szCs w:val="21"/>
+              </w:rPr>
+              <w:t>] de [</w:t>
+            </w:r>
+            <w:r>
+              <w:rPr>
+                <w:sz w:val="18"/>
+                <w:szCs w:val="21"/>
+              </w:rPr>
+              <w:t xml:space="preserve"> </w:t>
+            </w:r>
+            <w:r>
+              <w:rPr>
+                <w:sz w:val="18"/>
+                <w:szCs w:val="21"/>
+                <w:highlight w:val="lightGray"/>
+              </w:rPr>
+              <w:t>mes</w:t>
+            </w:r>
+            <w:r>
+              <w:rPr>
+                <w:sz w:val="18"/>
+                <w:szCs w:val="21"/>
+              </w:rPr>
+              <w:t xml:space="preserve"> </w:t>
+            </w:r>
+            <w:r>
+              <w:rPr>
+                <w:sz w:val="18"/>
+                <w:szCs w:val="21"/>
+              </w:rPr>
+              <w:t>] de 202</w:t>
+            </w:r>
+            <w:r>
+              <w:rPr>
+                <w:sz w:val="18"/>
+                <w:szCs w:val="21"/>
+                <w:highlight w:val="lightGray"/>
+              </w:rPr>
+              <w:t>[</w:t>
+            </w:r>
+            <w:r>
+              <w:rPr>
+                <w:sz w:val="18"/>
+                <w:szCs w:val="21"/>
+                <w:highlight w:val="lightGray"/>
+              </w:rPr>
+              <w:t xml:space="preserve"> </w:t>
+            </w:r>
+            <w:r>
+              <w:rPr>
+                <w:sz w:val="18"/>
+                <w:szCs w:val="21"/>
+                <w:highlight w:val="lightGray"/>
+              </w:rPr>
+              <w:t>•</w:t>
+            </w:r>
+            <w:r>
+              <w:rPr>
+                <w:sz w:val="18"/>
+                <w:szCs w:val="21"/>
+                <w:highlight w:val="lightGray"/>
+              </w:rPr>
+              <w:t xml:space="preserve"> </w:t>
+            </w:r>
+            <w:r>
+              <w:rPr>
+                <w:sz w:val="18"/>
+                <w:szCs w:val="21"/>
+                <w:highlight w:val="lightGray"/>
+              </w:rPr>
+              <w:t>]</w:t>
+            </w:r>
+            <w:r>
+              <w:rPr>
+                <w:sz w:val="18"/>
+                <w:szCs w:val="21"/>
+              </w:rPr>
+              <w:t xml:space="preserve"> </w:t>
+            </w:r>
+            <w:r>
+              <w:rPr>
+                <w:sz w:val="18"/>
+                <w:szCs w:val="18"/>
+              </w:rPr>
+              <w:t xml:space="preserve"> (el “</w:t>
+            </w:r>
+            <w:r>
+              <w:rPr>
+                <w:sz w:val="18"/>
+                <w:szCs w:val="18"/>
+                <w:u w:val="single"/>
+              </w:rPr>
+              <w:t>Contrato</w:t>
+            </w:r>
+            <w:r>
+              <w:rPr>
+                <w:sz w:val="18"/>
+                <w:szCs w:val="18"/>
+              </w:rPr>
+              <w:t>”) entre</w:t>
+            </w:r>
+            <w:bookmarkStart w:id="128" w:name="_Hlk133445921"/>
+            <w:r>
+              <w:rPr>
+                <w:sz w:val="18"/>
+                <w:szCs w:val="18"/>
+              </w:rPr>
+              <w:t xml:space="preserve"> (a) [</w:t>
+            </w:r>
+            <w:r>
+              <w:rPr>
+                <w:sz w:val="18"/>
+                <w:szCs w:val="18"/>
+              </w:rPr>
+              <w:t xml:space="preserve"> </w:t>
+            </w:r>
+            <w:r>
+              <w:rPr>
+                <w:b/>
+                <w:sz w:val="18"/>
+                <w:szCs w:val="18"/>
+                <w:highlight w:val="lightGray"/>
+              </w:rPr>
+              <w:t>NOMBRE DEL CLIENTE</w:t>
+            </w:r>
+            <w:r>
+              <w:rPr>
+                <w:b/>
+                <w:sz w:val="18"/>
+                <w:szCs w:val="18"/>
+                <w:highlight w:val="lightGray"/>
+              </w:rPr>
+              <w:t xml:space="preserve"> </w:t>
+            </w:r>
+            <w:r>
+              <w:rPr>
+                <w:sz w:val="18"/>
+                <w:szCs w:val="18"/>
+                <w:highlight w:val="lightGray"/>
+              </w:rPr>
+              <w:t>]</w:t>
+            </w:r>
+            <w:r>
+              <w:rPr>
+                <w:sz w:val="18"/>
+                <w:szCs w:val="18"/>
+              </w:rPr>
+              <w:t xml:space="preserve"> (el “</w:t>
+            </w:r>
+            <w:r>
+              <w:rPr>
+                <w:sz w:val="18"/>
+                <w:szCs w:val="18"/>
+                <w:u w:val="single"/>
+              </w:rPr>
+              <w:t>Garante</w:t>
+            </w:r>
+            <w:r>
+              <w:rPr>
+                <w:sz w:val="18"/>
+                <w:szCs w:val="18"/>
+              </w:rPr>
+              <w:t xml:space="preserve">”); </w:t>
+            </w:r>
+            <w:r>
+              <w:rPr>
+                <w:rFonts w:eastAsia="MS Mincho" w:cs="Times New Roman"/>
+                <w:sz w:val="18"/>
+                <w:szCs w:val="18"/>
+                <w:lang w:eastAsia="ja-JP"/>
+              </w:rPr>
+              <w:t xml:space="preserve">y </w:t>
+            </w:r>
+            <w:r>
+              <w:rPr>
+                <w:sz w:val="18"/>
+                <w:szCs w:val="18"/>
+              </w:rPr>
+              <w:t xml:space="preserve">(b) Finkargo Colombia S.A.S. </w:t>
+            </w:r>
+            <w:r>
               <w:rPr>
                 <w:rFonts w:eastAsia="MS Mincho" w:cs="Open Sans"/>
                 <w:sz w:val="18"/>
                 <w:szCs w:val="18"/>
                 <w:lang w:eastAsia="ja-JP"/>
               </w:rPr>
-            </w:pPr>
-            <w:r>
-              <w:rPr>
-                <w:sz w:val="18"/>
-                <w:szCs w:val="18"/>
-              </w:rPr>
-              <w:t xml:space="preserve">Hacemos referencia al Contrato de Garantía Mobiliaria sobre </w:t>
-            </w:r>
-            <w:r>
-              <w:rPr>
-                <w:rFonts w:eastAsia="MS Mincho" w:cs="Times New Roman"/>
-                <w:sz w:val="18"/>
-                <w:szCs w:val="18"/>
-              </w:rPr>
-              <w:t>Conjunto de Activos</w:t>
-            </w:r>
-            <w:r>
-              <w:rPr>
-                <w:rFonts w:eastAsia="MS Mincho" w:cs="Open Sans"/>
-                <w:sz w:val="18"/>
-                <w:szCs w:val="18"/>
-              </w:rPr>
-              <w:t xml:space="preserve"> de fecha </w:t>
-            </w:r>
-            <w:r>
-              <w:rPr>
-                <w:sz w:val="18"/>
-                <w:szCs w:val="18"/>
-                <w:highlight w:val="yellow"/>
-              </w:rPr>
-              <w:t>[•]</w:t>
-            </w:r>
-            <w:r>
-              <w:rPr>
-                <w:sz w:val="18"/>
-                <w:szCs w:val="18"/>
-              </w:rPr>
-              <w:t xml:space="preserve"> de </w:t>
-            </w:r>
-            <w:r>
-              <w:rPr>
-                <w:sz w:val="18"/>
-                <w:szCs w:val="18"/>
-                <w:highlight w:val="yellow"/>
-              </w:rPr>
-              <w:t>[•]</w:t>
-            </w:r>
-            <w:r>
-              <w:rPr>
-                <w:sz w:val="18"/>
-                <w:szCs w:val="18"/>
-              </w:rPr>
-              <w:t xml:space="preserve"> de 202</w:t>
-            </w:r>
-            <w:r>
-              <w:rPr>
-                <w:sz w:val="18"/>
-                <w:szCs w:val="18"/>
-                <w:highlight w:val="yellow"/>
-              </w:rPr>
-              <w:t>[•]</w:t>
-            </w:r>
-            <w:r>
-              <w:rPr>
-                <w:sz w:val="18"/>
-                <w:szCs w:val="18"/>
-              </w:rPr>
-              <w:t xml:space="preserve"> (el “</w:t>
-            </w:r>
-            <w:r>
-              <w:rPr>
-                <w:sz w:val="18"/>
-                <w:szCs w:val="18"/>
-                <w:u w:val="single"/>
-              </w:rPr>
-              <w:t>Contrato</w:t>
-            </w:r>
-            <w:r>
-              <w:rPr>
-                <w:sz w:val="18"/>
-                <w:szCs w:val="18"/>
-              </w:rPr>
-              <w:t>”) entre</w:t>
-            </w:r>
-            <w:bookmarkStart w:id="126" w:name="_Hlk133445921"/>
-            <w:r>
-              <w:rPr>
-                <w:sz w:val="18"/>
-                <w:szCs w:val="18"/>
-              </w:rPr>
-              <w:t xml:space="preserve"> (a) [</w:t>
-            </w:r>
-            <w:r>
-              <w:rPr>
-                <w:b/>
-                <w:sz w:val="18"/>
-                <w:szCs w:val="18"/>
-                <w:highlight w:val="yellow"/>
-              </w:rPr>
-              <w:t>NOMBRE DEL CLIENTE</w:t>
-            </w:r>
-            <w:r>
-              <w:rPr>
-                <w:sz w:val="18"/>
-                <w:szCs w:val="18"/>
-              </w:rPr>
-              <w:t>] (el “</w:t>
-            </w:r>
-            <w:r>
-              <w:rPr>
-                <w:sz w:val="18"/>
-                <w:szCs w:val="18"/>
-                <w:u w:val="single"/>
-              </w:rPr>
-              <w:t>Garante</w:t>
-            </w:r>
-            <w:r>
-              <w:rPr>
-                <w:sz w:val="18"/>
-                <w:szCs w:val="18"/>
-              </w:rPr>
-              <w:t xml:space="preserve">”); </w:t>
-            </w:r>
-            <w:r>
-              <w:rPr>
-                <w:rFonts w:eastAsia="MS Mincho" w:cs="Times New Roman"/>
-                <w:sz w:val="18"/>
-                <w:szCs w:val="18"/>
-                <w:lang w:eastAsia="ja-JP"/>
-              </w:rPr>
-              <w:t xml:space="preserve">y </w:t>
-            </w:r>
-            <w:r>
-              <w:rPr>
-                <w:sz w:val="18"/>
-                <w:szCs w:val="18"/>
-              </w:rPr>
-              <w:t xml:space="preserve">(b) </w:t>
-            </w:r>
-            <w:proofErr w:type="spellStart"/>
-            <w:r>
-              <w:rPr>
-                <w:sz w:val="18"/>
-                <w:szCs w:val="18"/>
-              </w:rPr>
-              <w:t>Finkargo</w:t>
-            </w:r>
-            <w:proofErr w:type="spellEnd"/>
-            <w:r>
-              <w:rPr>
-                <w:sz w:val="18"/>
-                <w:szCs w:val="18"/>
-              </w:rPr>
-              <w:t xml:space="preserve"> Colombia S.A.S. </w:t>
-            </w:r>
-            <w:r>
-              <w:rPr>
-                <w:rFonts w:eastAsia="MS Mincho" w:cs="Open Sans"/>
-                <w:sz w:val="18"/>
-                <w:szCs w:val="18"/>
-                <w:lang w:eastAsia="ja-JP"/>
-              </w:rPr>
-              <w:t xml:space="preserve">al cual el Patrimonio Autónomo FC – </w:t>
-            </w:r>
-            <w:proofErr w:type="spellStart"/>
-            <w:r>
-              <w:rPr>
-                <w:rFonts w:eastAsia="MS Mincho" w:cs="Open Sans"/>
-                <w:sz w:val="18"/>
-                <w:szCs w:val="18"/>
-                <w:lang w:eastAsia="ja-JP"/>
-              </w:rPr>
-              <w:t>Finkargo</w:t>
-            </w:r>
-            <w:proofErr w:type="spellEnd"/>
-            <w:r>
-              <w:rPr>
-                <w:rFonts w:eastAsia="MS Mincho" w:cs="Open Sans"/>
-                <w:sz w:val="18"/>
-                <w:szCs w:val="18"/>
-                <w:lang w:eastAsia="ja-JP"/>
-              </w:rPr>
-              <w:t xml:space="preserve"> Colombia, identificado con NIT 830.053.994-4. constituido mediante contrato de fiducia mercantil de fecha 6 de julio de 2022 y modificado integralmente el 20 de septiembre de 2022, y representado por Fiduciaria Scotiabank Colpatria S.A. (el “</w:t>
+              <w:t>al cual el Patrimonio Autónomo FC – Finkargo Colombia, identificado con NIT 830.053.994-4. constituido mediante contrato de fiducia mercantil de fecha 6 de julio de 2022 y modificado integralmente el 20 de septiembre de 2022, y representado por Fiduciaria Scotiabank Colpatria S.A. (el “</w:t>
             </w:r>
             <w:r>
               <w:rPr>
@@ -15127,27 +14431,7 @@
                 <w:szCs w:val="18"/>
                 <w:lang w:eastAsia="ja-JP"/>
               </w:rPr>
-              <w:t xml:space="preserve">” y, conjuntamente con </w:t>
-            </w:r>
-            <w:proofErr w:type="spellStart"/>
-            <w:r>
-              <w:rPr>
-                <w:rFonts w:eastAsia="MS Mincho" w:cs="Open Sans"/>
-                <w:sz w:val="18"/>
-                <w:szCs w:val="18"/>
-                <w:lang w:eastAsia="ja-JP"/>
-              </w:rPr>
-              <w:t>Finkargo</w:t>
-            </w:r>
-            <w:proofErr w:type="spellEnd"/>
-            <w:r>
-              <w:rPr>
-                <w:rFonts w:eastAsia="MS Mincho" w:cs="Open Sans"/>
-                <w:sz w:val="18"/>
-                <w:szCs w:val="18"/>
-                <w:lang w:eastAsia="ja-JP"/>
-              </w:rPr>
-              <w:t xml:space="preserve"> Colombia, las “</w:t>
+              <w:t>” y, conjuntamente con Finkargo Colombia, las “</w:t>
             </w:r>
             <w:r>
               <w:rPr>
@@ -15174,14 +14458,7 @@
                 <w:szCs w:val="18"/>
                 <w:highlight w:val="lightGray"/>
               </w:rPr>
-              <w:t>[•]</w:t>
-            </w:r>
-            <w:r>
-              <w:rPr>
-                <w:sz w:val="18"/>
-                <w:szCs w:val="18"/>
-              </w:rPr>
-              <w:t xml:space="preserve"> de </w:t>
+              <w:t>[</w:t>
             </w:r>
             <w:r>
               <w:rPr>
@@ -15189,14 +14466,7 @@
                 <w:szCs w:val="18"/>
                 <w:highlight w:val="lightGray"/>
               </w:rPr>
-              <w:t>[•]</w:t>
-            </w:r>
-            <w:r>
-              <w:rPr>
-                <w:sz w:val="18"/>
-                <w:szCs w:val="18"/>
-              </w:rPr>
-              <w:t xml:space="preserve"> de 202</w:t>
+              <w:t xml:space="preserve"> </w:t>
             </w:r>
             <w:r>
               <w:rPr>
@@ -15204,9 +14474,119 @@
                 <w:szCs w:val="18"/>
                 <w:highlight w:val="lightGray"/>
               </w:rPr>
-              <w:t>[•]</w:t>
-            </w:r>
-            <w:bookmarkEnd w:id="126"/>
+              <w:t>•</w:t>
+            </w:r>
+            <w:r>
+              <w:rPr>
+                <w:sz w:val="18"/>
+                <w:szCs w:val="18"/>
+                <w:highlight w:val="lightGray"/>
+              </w:rPr>
+              <w:t xml:space="preserve"> </w:t>
+            </w:r>
+            <w:r>
+              <w:rPr>
+                <w:sz w:val="18"/>
+                <w:szCs w:val="18"/>
+                <w:highlight w:val="lightGray"/>
+              </w:rPr>
+              <w:t>]</w:t>
+            </w:r>
+            <w:r>
+              <w:rPr>
+                <w:sz w:val="18"/>
+                <w:szCs w:val="18"/>
+              </w:rPr>
+              <w:t xml:space="preserve"> de </w:t>
+            </w:r>
+            <w:r>
+              <w:rPr>
+                <w:sz w:val="18"/>
+                <w:szCs w:val="18"/>
+                <w:highlight w:val="lightGray"/>
+              </w:rPr>
+              <w:t>[</w:t>
+            </w:r>
+            <w:r>
+              <w:rPr>
+                <w:sz w:val="18"/>
+                <w:szCs w:val="18"/>
+                <w:highlight w:val="lightGray"/>
+              </w:rPr>
+              <w:t xml:space="preserve"> </w:t>
+            </w:r>
+            <w:r>
+              <w:rPr>
+                <w:sz w:val="18"/>
+                <w:szCs w:val="18"/>
+                <w:highlight w:val="lightGray"/>
+              </w:rPr>
+              <w:t>•</w:t>
+            </w:r>
+            <w:r>
+              <w:rPr>
+                <w:sz w:val="18"/>
+                <w:szCs w:val="18"/>
+                <w:highlight w:val="lightGray"/>
+              </w:rPr>
+              <w:t xml:space="preserve"> </w:t>
+            </w:r>
+            <w:r>
+              <w:rPr>
+                <w:sz w:val="18"/>
+                <w:szCs w:val="18"/>
+                <w:highlight w:val="lightGray"/>
+              </w:rPr>
+              <w:t>]</w:t>
+            </w:r>
+            <w:r>
+              <w:rPr>
+                <w:sz w:val="18"/>
+                <w:szCs w:val="18"/>
+              </w:rPr>
+              <w:t xml:space="preserve"> de 202</w:t>
+            </w:r>
+            <w:r>
+              <w:rPr>
+                <w:sz w:val="18"/>
+                <w:szCs w:val="18"/>
+                <w:highlight w:val="lightGray"/>
+              </w:rPr>
+              <w:t>[</w:t>
+            </w:r>
+            <w:r>
+              <w:rPr>
+                <w:sz w:val="18"/>
+                <w:szCs w:val="18"/>
+                <w:highlight w:val="lightGray"/>
+              </w:rPr>
+              <w:t xml:space="preserve"> </w:t>
+            </w:r>
+            <w:r>
+              <w:rPr>
+                <w:sz w:val="18"/>
+                <w:szCs w:val="18"/>
+                <w:highlight w:val="lightGray"/>
+              </w:rPr>
+              <w:t>•</w:t>
+            </w:r>
+            <w:r>
+              <w:rPr>
+                <w:sz w:val="18"/>
+                <w:szCs w:val="18"/>
+                <w:highlight w:val="lightGray"/>
+              </w:rPr>
+              <w:t xml:space="preserve"> </w:t>
+            </w:r>
+            <w:r>
+              <w:rPr>
+                <w:sz w:val="18"/>
+                <w:szCs w:val="18"/>
+                <w:highlight w:val="lightGray"/>
+              </w:rPr>
+              <w:t>]</w:t>
+            </w:r>
+            <w:bookmarkEnd w:id="128"/>
             <w:r>
               <w:rPr>
                 <w:sz w:val="18"/>
@@ -15432,16 +14812,8 @@
               <w:rPr>
                 <w:sz w:val="18"/>
                 <w:szCs w:val="18"/>
-                <w:highlight w:val="lightGray"/>
-              </w:rPr>
-              <w:t>valor en letras</w:t>
-            </w:r>
-            <w:r>
-              <w:rPr>
-                <w:sz w:val="18"/>
-                <w:szCs w:val="18"/>
-              </w:rPr>
-              <w:t>] Dólares (USD[</w:t>
+              </w:rPr>
+              <w:t xml:space="preserve"> </w:t>
             </w:r>
             <w:r>
               <w:rPr>
@@ -15449,7 +14821,43 @@
                 <w:szCs w:val="18"/>
                 <w:highlight w:val="lightGray"/>
               </w:rPr>
+              <w:t>valor en letras</w:t>
+            </w:r>
+            <w:r>
+              <w:rPr>
+                <w:sz w:val="18"/>
+                <w:szCs w:val="18"/>
+              </w:rPr>
+              <w:t xml:space="preserve"> </w:t>
+            </w:r>
+            <w:r>
+              <w:rPr>
+                <w:sz w:val="18"/>
+                <w:szCs w:val="18"/>
+              </w:rPr>
+              <w:t>] Dólares (USD[</w:t>
+            </w:r>
+            <w:r>
+              <w:rPr>
+                <w:sz w:val="18"/>
+                <w:szCs w:val="18"/>
+              </w:rPr>
+              <w:t xml:space="preserve"> </w:t>
+            </w:r>
+            <w:r>
+              <w:rPr>
+                <w:sz w:val="18"/>
+                <w:szCs w:val="18"/>
+                <w:highlight w:val="lightGray"/>
+              </w:rPr>
               <w:t>valor en números</w:t>
+            </w:r>
+            <w:r>
+              <w:rPr>
+                <w:sz w:val="18"/>
+                <w:szCs w:val="18"/>
+              </w:rPr>
+              <w:t xml:space="preserve"> </w:t>
             </w:r>
             <w:r>
               <w:rPr>
@@ -15506,7 +14914,7 @@
                       <w:lang w:val="es-CO"/>
                     </w:rPr>
                   </w:pPr>
-                  <w:bookmarkStart w:id="127" w:name="_Hlk133445974"/>
+                  <w:bookmarkStart w:id="129" w:name="_Hlk133445974"/>
                   <w:r>
                     <w:rPr>
                       <w:sz w:val="18"/>
@@ -15553,9 +14961,23 @@
                     <w:rPr>
                       <w:sz w:val="18"/>
                       <w:szCs w:val="18"/>
+                    </w:rPr>
+                    <w:t xml:space="preserve"> </w:t>
+                  </w:r>
+                  <w:r>
+                    <w:rPr>
+                      <w:sz w:val="18"/>
+                      <w:szCs w:val="18"/>
                       <w:highlight w:val="lightGray"/>
                     </w:rPr>
                     <w:t>Nombre del representante legal</w:t>
+                  </w:r>
+                  <w:r>
+                    <w:rPr>
+                      <w:sz w:val="18"/>
+                      <w:szCs w:val="18"/>
+                    </w:rPr>
+                    <w:t xml:space="preserve"> </w:t>
                   </w:r>
                   <w:r>
                     <w:rPr>
@@ -15576,9 +14998,23 @@
                     <w:rPr>
                       <w:sz w:val="18"/>
                       <w:szCs w:val="18"/>
+                    </w:rPr>
+                    <w:t xml:space="preserve"> </w:t>
+                  </w:r>
+                  <w:r>
+                    <w:rPr>
+                      <w:sz w:val="18"/>
+                      <w:szCs w:val="18"/>
                       <w:highlight w:val="lightGray"/>
                     </w:rPr>
                     <w:t>tipo de identificación</w:t>
+                  </w:r>
+                  <w:r>
+                    <w:rPr>
+                      <w:sz w:val="18"/>
+                      <w:szCs w:val="18"/>
+                    </w:rPr>
+                    <w:t xml:space="preserve"> </w:t>
                   </w:r>
                   <w:r>
                     <w:rPr>
@@ -15593,7 +15029,39 @@
                       <w:szCs w:val="18"/>
                       <w:highlight w:val="lightGray"/>
                     </w:rPr>
-                    <w:t>[•]</w:t>
+                    <w:t>[</w:t>
+                  </w:r>
+                  <w:r>
+                    <w:rPr>
+                      <w:sz w:val="18"/>
+                      <w:szCs w:val="18"/>
+                      <w:highlight w:val="lightGray"/>
+                    </w:rPr>
+                    <w:t xml:space="preserve"> </w:t>
+                  </w:r>
+                  <w:r>
+                    <w:rPr>
+                      <w:sz w:val="18"/>
+                      <w:szCs w:val="18"/>
+                      <w:highlight w:val="lightGray"/>
+                    </w:rPr>
+                    <w:t>•</w:t>
+                  </w:r>
+                  <w:r>
+                    <w:rPr>
+                      <w:sz w:val="18"/>
+                      <w:szCs w:val="18"/>
+                      <w:highlight w:val="lightGray"/>
+                    </w:rPr>
+                    <w:t xml:space="preserve"> </w:t>
+                  </w:r>
+                  <w:r>
+                    <w:rPr>
+                      <w:sz w:val="18"/>
+                      <w:szCs w:val="18"/>
+                      <w:highlight w:val="lightGray"/>
+                    </w:rPr>
+                    <w:t>]</w:t>
                   </w:r>
                   <w:r>
                     <w:rPr>
@@ -15661,9 +15129,25 @@
                       <w:rFonts w:cs="Open Sans"/>
                       <w:sz w:val="18"/>
                       <w:szCs w:val="18"/>
+                    </w:rPr>
+                    <w:t xml:space="preserve"> </w:t>
+                  </w:r>
+                  <w:r>
+                    <w:rPr>
+                      <w:rFonts w:cs="Open Sans"/>
+                      <w:sz w:val="18"/>
+                      <w:szCs w:val="18"/>
                       <w:highlight w:val="lightGray"/>
                     </w:rPr>
                     <w:t>Nombre del apoderado</w:t>
+                  </w:r>
+                  <w:r>
+                    <w:rPr>
+                      <w:rFonts w:cs="Open Sans"/>
+                      <w:sz w:val="18"/>
+                      <w:szCs w:val="18"/>
+                    </w:rPr>
+                    <w:t xml:space="preserve"> </w:t>
                   </w:r>
                   <w:r>
                     <w:rPr>
@@ -15687,9 +15171,25 @@
                       <w:rFonts w:cs="Open Sans"/>
                       <w:sz w:val="18"/>
                       <w:szCs w:val="18"/>
+                    </w:rPr>
+                    <w:t xml:space="preserve"> </w:t>
+                  </w:r>
+                  <w:r>
+                    <w:rPr>
+                      <w:rFonts w:cs="Open Sans"/>
+                      <w:sz w:val="18"/>
+                      <w:szCs w:val="18"/>
                       <w:highlight w:val="lightGray"/>
                     </w:rPr>
                     <w:t>tipo de identificación</w:t>
+                  </w:r>
+                  <w:r>
+                    <w:rPr>
+                      <w:rFonts w:cs="Open Sans"/>
+                      <w:sz w:val="18"/>
+                      <w:szCs w:val="18"/>
+                    </w:rPr>
+                    <w:t xml:space="preserve"> </w:t>
                   </w:r>
                   <w:r>
                     <w:rPr>
@@ -15706,7 +15206,43 @@
                       <w:szCs w:val="18"/>
                       <w:highlight w:val="lightGray"/>
                     </w:rPr>
-                    <w:t>[•]</w:t>
+                    <w:t>[</w:t>
+                  </w:r>
+                  <w:r>
+                    <w:rPr>
+                      <w:rFonts w:cs="Open Sans"/>
+                      <w:sz w:val="18"/>
+                      <w:szCs w:val="18"/>
+                      <w:highlight w:val="lightGray"/>
+                    </w:rPr>
+                    <w:t xml:space="preserve"> </w:t>
+                  </w:r>
+                  <w:r>
+                    <w:rPr>
+                      <w:rFonts w:cs="Open Sans"/>
+                      <w:sz w:val="18"/>
+                      <w:szCs w:val="18"/>
+                      <w:highlight w:val="lightGray"/>
+                    </w:rPr>
+                    <w:t>•</w:t>
+                  </w:r>
+                  <w:r>
+                    <w:rPr>
+                      <w:rFonts w:cs="Open Sans"/>
+                      <w:sz w:val="18"/>
+                      <w:szCs w:val="18"/>
+                      <w:highlight w:val="lightGray"/>
+                    </w:rPr>
+                    <w:t xml:space="preserve"> </w:t>
+                  </w:r>
+                  <w:r>
+                    <w:rPr>
+                      <w:rFonts w:cs="Open Sans"/>
+                      <w:sz w:val="18"/>
+                      <w:szCs w:val="18"/>
+                      <w:highlight w:val="lightGray"/>
+                    </w:rPr>
+                    <w:t>]</w:t>
                   </w:r>
                   <w:r>
                     <w:rPr>
@@ -15720,7 +15256,7 @@
                 </w:p>
               </w:tc>
             </w:tr>
-            <w:bookmarkEnd w:id="127"/>
+            <w:bookmarkEnd w:id="129"/>
           </w:tbl>
           <w:p>
             <w:pPr>
@@ -15742,8 +15278,8 @@
       </w:pPr>
     </w:p>
     <w:sectPr>
-      <w:headerReference w:type="default" r:id="rId18"/>
-      <w:footerReference w:type="default" r:id="rId19"/>
+      <w:headerReference w:type="default" r:id="rId24"/>
+      <w:footerReference w:type="default" r:id="rId25"/>
       <w:pgSz w:w="12240" w:h="15840" w:code="1"/>
       <w:pgMar w:top="1134" w:right="1134" w:bottom="1134" w:left="1134" w:header="709" w:footer="709" w:gutter="0"/>
       <w:pgNumType w:fmt="lowerRoman" w:start="1"/>
@@ -15751,6 +15287,70 @@
     </w:sectPr>
   </w:body>
 </w:document>
+</file>
+
+<file path=word/comments.xml><?xml version="1.0" encoding="utf-8"?>
+<w:comments xmlns:wpc="http://schemas.microsoft.com/office/word/2010/wordprocessingCanvas" xmlns:cx="http://schemas.microsoft.com/office/drawing/2014/chartex" xmlns:cx1="http://schemas.microsoft.com/office/drawing/2015/9/8/chartex" xmlns:cx2="http://schemas.microsoft.com/office/drawing/2015/10/21/chartex" xmlns:cx3="http://schemas.microsoft.com/office/drawing/2016/5/9/chartex" xmlns:cx4="http://schemas.microsoft.com/office/drawing/2016/5/10/chartex" xmlns:cx5="http://schemas.microsoft.com/office/drawing/2016/5/11/chartex" xmlns:cx6="http://schemas.microsoft.com/office/drawing/2016/5/12/chartex" xmlns:cx7="http://schemas.microsoft.com/office/drawing/2016/5/13/chartex" xmlns:cx8="http://schemas.microsoft.com/office/drawing/2016/5/14/chartex" xmlns:mc="http://schemas.openxmlformats.org/markup-compatibility/2006" xmlns:aink="http://schemas.microsoft.com/office/drawing/2016/ink" xmlns:am3d="http://schemas.microsoft.com/office/drawing/2017/model3d" xmlns:o="urn:schemas-microsoft-com:office:office" xmlns:r="http://schemas.openxmlformats.org/officeDocument/2006/relationships" xmlns:m="http://schemas.openxmlformats.org/officeDocument/2006/math" xmlns:v="urn:schemas-microsoft-com:vml" xmlns:wp14="http://schemas.microsoft.com/office/word/2010/wordprocessingDrawing" xmlns:wp="http://schemas.openxmlformats.org/drawingml/2006/wordprocessingDrawing" xmlns:w10="urn:schemas-microsoft-com:office:word" xmlns:w="http://schemas.openxmlformats.org/wordprocessingml/2006/main" xmlns:w14="http://schemas.microsoft.com/office/word/2010/wordml" xmlns:w15="http://schemas.microsoft.com/office/word/2012/wordml" xmlns:w16cex="http://schemas.microsoft.com/office/word/2018/wordml/cex" xmlns:w16cid="http://schemas.microsoft.com/office/word/2016/wordml/cid" xmlns:w16="http://schemas.microsoft.com/office/word/2018/wordml" xmlns:w16se="http://schemas.microsoft.com/office/word/2015/wordml/symex" xmlns:wpg="http://schemas.microsoft.com/office/word/2010/wordprocessingGroup" xmlns:wpi="http://schemas.microsoft.com/office/word/2010/wordprocessingInk" xmlns:wne="http://schemas.microsoft.com/office/word/2006/wordml" xmlns:wps="http://schemas.microsoft.com/office/word/2010/wordprocessingShape" mc:Ignorable="w14 w15 w16se w16cid w16 w16cex wp14">
+  <w:comment w:id="125" w:author="ANA SOFIA TOBON TAMAYO" w:date="2025-10-07T14:34:00Z" w:initials="AT">
+    <w:p>
+      <w:pPr>
+        <w:jc w:val="left"/>
+      </w:pPr>
+      <w:r>
+        <w:rPr>
+          <w:rStyle w:val="CommentReference"/>
+        </w:rPr>
+        <w:annotationRef/>
+      </w:r>
+      <w:r>
+        <w:rPr>
+          <w:szCs w:val="20"/>
+        </w:rPr>
+        <w:t>Dani dejemos todo este formato sin llenar, o sea así tal cual que quede sin necesidad de llenar los campos</w:t>
+      </w:r>
+    </w:p>
+  </w:comment>
+  <w:comment w:id="127" w:author="ANA SOFIA TOBON TAMAYO" w:date="2025-10-07T13:57:00Z" w:initials="AT">
+    <w:p>
+      <w:pPr>
+        <w:jc w:val="left"/>
+      </w:pPr>
+      <w:r>
+        <w:rPr>
+          <w:rStyle w:val="CommentReference"/>
+        </w:rPr>
+        <w:annotationRef/>
+      </w:r>
+      <w:r>
+        <w:rPr>
+          <w:szCs w:val="20"/>
+        </w:rPr>
+        <w:t>Lo que está highlited en gris no debe llenarse (en este caso, por ejemplo es un formato anexo al contrato entonces se llena cuando sea necesario en el momento en que se vaya a usar)</w:t>
+      </w:r>
+    </w:p>
+  </w:comment>
+</w:comments>
+</file>
+
+<file path=word/commentsExtended.xml><?xml version="1.0" encoding="utf-8"?>
+<w15:commentsEx xmlns:wpc="http://schemas.microsoft.com/office/word/2010/wordprocessingCanvas" xmlns:cx="http://schemas.microsoft.com/office/drawing/2014/chartex" xmlns:cx1="http://schemas.microsoft.com/office/drawing/2015/9/8/chartex" xmlns:cx2="http://schemas.microsoft.com/office/drawing/2015/10/21/chartex" xmlns:cx3="http://schemas.microsoft.com/office/drawing/2016/5/9/chartex" xmlns:cx4="http://schemas.microsoft.com/office/drawing/2016/5/10/chartex" xmlns:cx5="http://schemas.microsoft.com/office/drawing/2016/5/11/chartex" xmlns:cx6="http://schemas.microsoft.com/office/drawing/2016/5/12/chartex" xmlns:cx7="http://schemas.microsoft.com/office/drawing/2016/5/13/chartex" xmlns:cx8="http://schemas.microsoft.com/office/drawing/2016/5/14/chartex" xmlns:mc="http://schemas.openxmlformats.org/markup-compatibility/2006" xmlns:aink="http://schemas.microsoft.com/office/drawing/2016/ink" xmlns:am3d="http://schemas.microsoft.com/office/drawing/2017/model3d" xmlns:o="urn:schemas-microsoft-com:office:office" xmlns:r="http://schemas.openxmlformats.org/officeDocument/2006/relationships" xmlns:m="http://schemas.openxmlformats.org/officeDocument/2006/math" xmlns:v="urn:schemas-microsoft-com:vml" xmlns:wp14="http://schemas.microsoft.com/office/word/2010/wordprocessingDrawing" xmlns:wp="http://schemas.openxmlformats.org/drawingml/2006/wordprocessingDrawing" xmlns:w10="urn:schemas-microsoft-com:office:word" xmlns:w="http://schemas.openxmlformats.org/wordprocessingml/2006/main" xmlns:w14="http://schemas.microsoft.com/office/word/2010/wordml" xmlns:w15="http://schemas.microsoft.com/office/word/2012/wordml" xmlns:w16cex="http://schemas.microsoft.com/office/word/2018/wordml/cex" xmlns:w16cid="http://schemas.microsoft.com/office/word/2016/wordml/cid" xmlns:w16="http://schemas.microsoft.com/office/word/2018/wordml" xmlns:w16se="http://schemas.microsoft.com/office/word/2015/wordml/symex" xmlns:wpg="http://schemas.microsoft.com/office/word/2010/wordprocessingGroup" xmlns:wpi="http://schemas.microsoft.com/office/word/2010/wordprocessingInk" xmlns:wne="http://schemas.microsoft.com/office/word/2006/wordml" xmlns:wps="http://schemas.microsoft.com/office/word/2010/wordprocessingShape" mc:Ignorable="w14 w15 w16se w16cid w16 w16cex wp14">
+  <w15:commentEx w15:paraId="6CF6E2B7" w15:done="0"/>
+  <w15:commentEx w15:paraId="75AF8833" w15:done="0"/>
+</w15:commentsEx>
+</file>
+
+<file path=word/commentsExtensible.xml><?xml version="1.0" encoding="utf-8"?>
+<w16cex:commentsExtensible xmlns:wpc="http://schemas.microsoft.com/office/word/2010/wordprocessingCanvas" xmlns:cx="http://schemas.microsoft.com/office/drawing/2014/chartex" xmlns:cx1="http://schemas.microsoft.com/office/drawing/2015/9/8/chartex" xmlns:cx2="http://schemas.microsoft.com/office/drawing/2015/10/21/chartex" xmlns:cx3="http://schemas.microsoft.com/office/drawing/2016/5/9/chartex" xmlns:cx4="http://schemas.microsoft.com/office/drawing/2016/5/10/chartex" xmlns:cx5="http://schemas.microsoft.com/office/drawing/2016/5/11/chartex" xmlns:cx6="http://schemas.microsoft.com/office/drawing/2016/5/12/chartex" xmlns:cx7="http://schemas.microsoft.com/office/drawing/2016/5/13/chartex" xmlns:cx8="http://schemas.microsoft.com/office/drawing/2016/5/14/chartex" xmlns:mc="http://schemas.openxmlformats.org/markup-compatibility/2006" xmlns:aink="http://schemas.microsoft.com/office/drawing/2016/ink" xmlns:am3d="http://schemas.microsoft.com/office/drawing/2017/model3d" xmlns:o="urn:schemas-microsoft-com:office:office" xmlns:r="http://schemas.openxmlformats.org/officeDocument/2006/relationships" xmlns:m="http://schemas.openxmlformats.org/officeDocument/2006/math" xmlns:v="urn:schemas-microsoft-com:vml" xmlns:wp14="http://schemas.microsoft.com/office/word/2010/wordprocessingDrawing" xmlns:wp="http://schemas.openxmlformats.org/drawingml/2006/wordprocessingDrawing" xmlns:w10="urn:schemas-microsoft-com:office:word" xmlns:w="http://schemas.openxmlformats.org/wordprocessingml/2006/main" xmlns:w14="http://schemas.microsoft.com/office/word/2010/wordml" xmlns:w15="http://schemas.microsoft.com/office/word/2012/wordml" xmlns:w16cex="http://schemas.microsoft.com/office/word/2018/wordml/cex" xmlns:w16cid="http://schemas.microsoft.com/office/word/2016/wordml/cid" xmlns:w16="http://schemas.microsoft.com/office/word/2018/wordml" xmlns:w16se="http://schemas.microsoft.com/office/word/2015/wordml/symex" xmlns:wpg="http://schemas.microsoft.com/office/word/2010/wordprocessingGroup" xmlns:wpi="http://schemas.microsoft.com/office/word/2010/wordprocessingInk" xmlns:wne="http://schemas.microsoft.com/office/word/2006/wordml" xmlns:wps="http://schemas.microsoft.com/office/word/2010/wordprocessingShape" mc:Ignorable="w14 w15 w16se w16cid w16 w16cex wp14">
+  <w16cex:commentExtensible w16cex:durableId="533FD8BB" w16cex:dateUtc="2025-10-07T19:34:00Z"/>
+  <w16cex:commentExtensible w16cex:durableId="2ADC3CE9" w16cex:dateUtc="2025-10-07T18:57:00Z"/>
+</w16cex:commentsExtensible>
+</file>
+
+<file path=word/commentsIds.xml><?xml version="1.0" encoding="utf-8"?>
+<w16cid:commentsIds xmlns:wpc="http://schemas.microsoft.com/office/word/2010/wordprocessingCanvas" xmlns:cx="http://schemas.microsoft.com/office/drawing/2014/chartex" xmlns:cx1="http://schemas.microsoft.com/office/drawing/2015/9/8/chartex" xmlns:cx2="http://schemas.microsoft.com/office/drawing/2015/10/21/chartex" xmlns:cx3="http://schemas.microsoft.com/office/drawing/2016/5/9/chartex" xmlns:cx4="http://schemas.microsoft.com/office/drawing/2016/5/10/chartex" xmlns:cx5="http://schemas.microsoft.com/office/drawing/2016/5/11/chartex" xmlns:cx6="http://schemas.microsoft.com/office/drawing/2016/5/12/chartex" xmlns:cx7="http://schemas.microsoft.com/office/drawing/2016/5/13/chartex" xmlns:cx8="http://schemas.microsoft.com/office/drawing/2016/5/14/chartex" xmlns:mc="http://schemas.openxmlformats.org/markup-compatibility/2006" xmlns:aink="http://schemas.microsoft.com/office/drawing/2016/ink" xmlns:am3d="http://schemas.microsoft.com/office/drawing/2017/model3d" xmlns:o="urn:schemas-microsoft-com:office:office" xmlns:r="http://schemas.openxmlformats.org/officeDocument/2006/relationships" xmlns:m="http://schemas.openxmlformats.org/officeDocument/2006/math" xmlns:v="urn:schemas-microsoft-com:vml" xmlns:wp14="http://schemas.microsoft.com/office/word/2010/wordprocessingDrawing" xmlns:wp="http://schemas.openxmlformats.org/drawingml/2006/wordprocessingDrawing" xmlns:w10="urn:schemas-microsoft-com:office:word" xmlns:w="http://schemas.openxmlformats.org/wordprocessingml/2006/main" xmlns:w14="http://schemas.microsoft.com/office/word/2010/wordml" xmlns:w15="http://schemas.microsoft.com/office/word/2012/wordml" xmlns:w16cex="http://schemas.microsoft.com/office/word/2018/wordml/cex" xmlns:w16cid="http://schemas.microsoft.com/office/word/2016/wordml/cid" xmlns:w16="http://schemas.microsoft.com/office/word/2018/wordml" xmlns:w16se="http://schemas.microsoft.com/office/word/2015/wordml/symex" xmlns:wpg="http://schemas.microsoft.com/office/word/2010/wordprocessingGroup" xmlns:wpi="http://schemas.microsoft.com/office/word/2010/wordprocessingInk" xmlns:wne="http://schemas.microsoft.com/office/word/2006/wordml" xmlns:wps="http://schemas.microsoft.com/office/word/2010/wordprocessingShape" mc:Ignorable="w14 w15 w16se w16cid w16 w16cex wp14">
+  <w16cid:commentId w16cid:paraId="6CF6E2B7" w16cid:durableId="533FD8BB"/>
+  <w16cid:commentId w16cid:paraId="75AF8833" w16cid:durableId="2ADC3CE9"/>
+</w16cid:commentsIds>
 </file>
 
 <file path=word/endnotes.xml><?xml version="1.0" encoding="utf-8"?>
@@ -17983,6 +17583,14 @@
   </w:num>
   <w:numIdMacAtCleanup w:val="8"/>
 </w:numbering>
+</file>
+
+<file path=word/people.xml><?xml version="1.0" encoding="utf-8"?>
+<w15:people xmlns:wpc="http://schemas.microsoft.com/office/word/2010/wordprocessingCanvas" xmlns:cx="http://schemas.microsoft.com/office/drawing/2014/chartex" xmlns:cx1="http://schemas.microsoft.com/office/drawing/2015/9/8/chartex" xmlns:cx2="http://schemas.microsoft.com/office/drawing/2015/10/21/chartex" xmlns:cx3="http://schemas.microsoft.com/office/drawing/2016/5/9/chartex" xmlns:cx4="http://schemas.microsoft.com/office/drawing/2016/5/10/chartex" xmlns:cx5="http://schemas.microsoft.com/office/drawing/2016/5/11/chartex" xmlns:cx6="http://schemas.microsoft.com/office/drawing/2016/5/12/chartex" xmlns:cx7="http://schemas.microsoft.com/office/drawing/2016/5/13/chartex" xmlns:cx8="http://schemas.microsoft.com/office/drawing/2016/5/14/chartex" xmlns:mc="http://schemas.openxmlformats.org/markup-compatibility/2006" xmlns:aink="http://schemas.microsoft.com/office/drawing/2016/ink" xmlns:am3d="http://schemas.microsoft.com/office/drawing/2017/model3d" xmlns:o="urn:schemas-microsoft-com:office:office" xmlns:r="http://schemas.openxmlformats.org/officeDocument/2006/relationships" xmlns:m="http://schemas.openxmlformats.org/officeDocument/2006/math" xmlns:v="urn:schemas-microsoft-com:vml" xmlns:wp14="http://schemas.microsoft.com/office/word/2010/wordprocessingDrawing" xmlns:wp="http://schemas.openxmlformats.org/drawingml/2006/wordprocessingDrawing" xmlns:w10="urn:schemas-microsoft-com:office:word" xmlns:w="http://schemas.openxmlformats.org/wordprocessingml/2006/main" xmlns:w14="http://schemas.microsoft.com/office/word/2010/wordml" xmlns:w15="http://schemas.microsoft.com/office/word/2012/wordml" xmlns:w16cex="http://schemas.microsoft.com/office/word/2018/wordml/cex" xmlns:w16cid="http://schemas.microsoft.com/office/word/2016/wordml/cid" xmlns:w16="http://schemas.microsoft.com/office/word/2018/wordml" xmlns:w16se="http://schemas.microsoft.com/office/word/2015/wordml/symex" xmlns:wpg="http://schemas.microsoft.com/office/word/2010/wordprocessingGroup" xmlns:wpi="http://schemas.microsoft.com/office/word/2010/wordprocessingInk" xmlns:wne="http://schemas.microsoft.com/office/word/2006/wordml" xmlns:wps="http://schemas.microsoft.com/office/word/2010/wordprocessingShape" mc:Ignorable="w14 w15 w16se w16cid w16 w16cex wp14">
+  <w15:person w15:author="ANA SOFIA TOBON TAMAYO">
+    <w15:presenceInfo w15:providerId="AD" w15:userId="S::astobon@javeriana.edu.co::4ec40ea8-78e0-49a7-bd6f-6369c8897f47"/>
+  </w15:person>
+</w15:people>
 </file>
 
 <file path=word/styles.xml><?xml version="1.0" encoding="utf-8"?>
@@ -19263,6 +18871,18 @@
       </w:tblBorders>
     </w:tblPr>
   </w:style>
+  <w:style w:type="character" w:styleId="FollowedHyperlink">
+    <w:name w:val="FollowedHyperlink"/>
+    <w:basedOn w:val="DefaultParagraphFont"/>
+    <w:uiPriority w:val="99"/>
+    <w:semiHidden/>
+    <w:unhideWhenUsed/>
+    <w:rsid w:val="007050C0"/>
+    <w:rPr>
+      <w:color w:val="954F72" w:themeColor="followedHyperlink"/>
+      <w:u w:val="single"/>
+    </w:rPr>
+  </w:style>
 </w:styles>
 </file>
 
@@ -19528,28 +19148,28 @@
 </file>
 
 <file path=customXml/item1.xml><?xml version="1.0" encoding="utf-8"?>
+<b:Sources xmlns:b="http://schemas.openxmlformats.org/officeDocument/2006/bibliography" xmlns="http://schemas.openxmlformats.org/officeDocument/2006/bibliography" SelectedStyle="\APASixthEditionOfficeOnline.xsl" StyleName="APA" Version="6"/>
+</file>
+
+<file path=customXml/item2.xml><?xml version="1.0" encoding="utf-8"?>
 <go:gDocsCustomXmlDataStorage xmlns:go="http://customooxmlschemas.google.com/" xmlns:r="http://schemas.openxmlformats.org/officeDocument/2006/relationships">
   <go:docsCustomData xmlns:go="http://customooxmlschemas.google.com/" roundtripDataSignature="AMtx7mhzdpfn1finIqKXU+1UPIfU21OW1Q==">AMUW2mVvpZPnv5te96KCzqdpwIhLXEqqDf1Jm/Jsn5xfICjpf7+cLx66Pg3Z6OyclqamRuaI6NzxVfznks8qzXgq6Shzb3AvxFhRa3ikUeQpf55ToVd72oiAa63NjuOKhuLrTUBAwX7TxT6/jKPCkAwx81Cl/siheji2glXXaNE6LOUNE4D+R7OYEQfFjaKo2CzTlnGc1WEdiQoLVoiQnpq1QlduKazjn1jsN2tZpEvoXRVNcjxJejMHEr/s7YsU4SRSZf/CGJlMizcgpazttZ88EnKSbtK2kaxsLvT+ygQ6Nt698VUDGYk4KHB27iDAg6aqb4m7SIwK</go:docsCustomData>
 </go:gDocsCustomXmlDataStorage>
 </file>
 
-<file path=customXml/item2.xml><?xml version="1.0" encoding="utf-8"?>
-<b:Sources xmlns:b="http://schemas.openxmlformats.org/officeDocument/2006/bibliography" xmlns="http://schemas.openxmlformats.org/officeDocument/2006/bibliography" SelectedStyle="\APASixthEditionOfficeOnline.xsl" StyleName="APA" Version="6"/>
+<file path=customXml/itemProps1.xml><?xml version="1.0" encoding="utf-8"?>
+<ds:datastoreItem xmlns:ds="http://schemas.openxmlformats.org/officeDocument/2006/customXml" ds:itemID="{373DA788-535C-4842-9536-B8D15A43118A}">
+  <ds:schemaRefs>
+    <ds:schemaRef ds:uri="http://schemas.openxmlformats.org/officeDocument/2006/bibliography"/>
+  </ds:schemaRefs>
+</ds:datastoreItem>
 </file>
 
-<file path=customXml/itemProps1.xml><?xml version="1.0" encoding="utf-8"?>
+<file path=customXml/itemProps2.xml><?xml version="1.0" encoding="utf-8"?>
 <ds:datastoreItem xmlns:ds="http://schemas.openxmlformats.org/officeDocument/2006/customXml" ds:itemID="{11111111-1234-1234-1234-123412341234}">
   <ds:schemaRefs>
     <ds:schemaRef ds:uri="http://customooxmlschemas.google.com/"/>
     <ds:schemaRef ds:uri="http://schemas.openxmlformats.org/officeDocument/2006/relationships"/>
   </ds:schemaRefs>
 </ds:datastoreItem>
-</file>
-
-<file path=customXml/itemProps2.xml><?xml version="1.0" encoding="utf-8"?>
-<ds:datastoreItem xmlns:ds="http://schemas.openxmlformats.org/officeDocument/2006/customXml" ds:itemID="{373DA788-535C-4842-9536-B8D15A43118A}">
-  <ds:schemaRefs>
-    <ds:schemaRef ds:uri="http://schemas.openxmlformats.org/officeDocument/2006/bibliography"/>
-  </ds:schemaRefs>
-</ds:datastoreItem>
 </file>
--- a/backend/templates/FK COL - GM - Activos.docx
+++ b/backend/templates/FK COL - GM - Activos.docx
@@ -333,16 +333,12 @@
       </w:pPr>
       <w:r>
         <w:rPr>
-          <w:b/>
-          <w:bCs/>
           <w:lang w:val="es-CO"/>
         </w:rPr>
         <w:t>[</w:t>
       </w:r>
       <w:r>
         <w:rPr>
-          <w:b/>
-          <w:bCs/>
           <w:highlight w:val="yellow"/>
           <w:lang w:val="es-CO"/>
         </w:rPr>
@@ -350,17 +346,15 @@
       </w:r>
       <w:r>
         <w:rPr>
-          <w:b/>
-          <w:bCs/>
-          <w:lang w:val="es-CO"/>
-        </w:rPr>
-        <w:t>]</w:t>
-      </w:r>
-      <w:r>
-        <w:rPr>
-          <w:lang w:val="es-CO"/>
-        </w:rPr>
-        <w:t xml:space="preserve">, sociedad </w:t>
+          <w:lang w:val="es-CO"/>
+        </w:rPr>
+        <w:t>],</w:t>
+      </w:r>
+      <w:r>
+        <w:rPr>
+          <w:lang w:val="es-CO"/>
+        </w:rPr>
+        <w:t xml:space="preserve"> sociedad </w:t>
       </w:r>
       <w:r>
         <w:rPr>
@@ -11700,7 +11694,6 @@
         <w:pStyle w:val="Heading3"/>
       </w:pPr>
       <w:r>
-        <w:lastRenderedPageBreak/>
         <w:t xml:space="preserve">Todos estos derechos, poderes, facultades y recursos serán acumulables y el ejercicio o el inicio del ejercicio de uno no implicarán la renuncia de ninguno otro de dichos derechos. Ni la demora ni la omisión por parte de </w:t>
       </w:r>
       <w:r>
@@ -11909,11 +11902,7 @@
         <w:pStyle w:val="Heading3"/>
       </w:pPr>
       <w:r>
-        <w:t xml:space="preserve">Las restricciones contenidas en esta cláusula seguirán aplicándose durante un período de tres (3) años tras la terminación o expiración del presente Contrato, lo que ocurra </w:t>
-      </w:r>
-      <w:r>
-        <w:lastRenderedPageBreak/>
-        <w:t>primero. Las disposiciones de esta cláusula prevalecerán sobre cualquier acuerdo de confidencialidad previo entre las Partes en relación con el objeto del presente Contrato.</w:t>
+        <w:t>Las restricciones contenidas en esta cláusula seguirán aplicándose durante un período de tres (3) años tras la terminación o expiración del presente Contrato, lo que ocurra primero. Las disposiciones de esta cláusula prevalecerán sobre cualquier acuerdo de confidencialidad previo entre las Partes en relación con el objeto del presente Contrato.</w:t>
       </w:r>
     </w:p>
     <w:p>
@@ -12116,11 +12105,7 @@
         <w:t>Finkargo Colombia</w:t>
       </w:r>
       <w:r>
-        <w:t xml:space="preserve"> para que trate, transfiera o transmita los Datos Personales a terceros, como patrimonios autónomos, y/o beneficiarios de los mismos, incluyendo al Beneficiario, incluso a países que no cuenten con los niveles adecuados de protección, </w:t>
-      </w:r>
-      <w:r>
-        <w:lastRenderedPageBreak/>
-        <w:t xml:space="preserve">con las finalidades establecidas en la Política de </w:t>
+        <w:t xml:space="preserve"> para que trate, transfiera o transmita los Datos Personales a terceros, como patrimonios autónomos, y/o beneficiarios de los mismos, incluyendo al Beneficiario, incluso a países que no cuenten con los niveles adecuados de protección, con las finalidades establecidas en la Política de </w:t>
       </w:r>
       <w:r>
         <w:t>Privacidad</w:t>
@@ -12878,7 +12863,6 @@
         <w:pStyle w:val="Heading3"/>
       </w:pPr>
       <w:r>
-        <w:lastRenderedPageBreak/>
         <w:t xml:space="preserve">Todas las modificaciones, adiciones, aclaraciones y/o renuncias que se efectúen al presente Contrato, serán válidas cuando consten por escrito y estén debidamente firmadas por los </w:t>
       </w:r>
       <w:r>
@@ -13375,11 +13359,7 @@
         </w:rPr>
       </w:pPr>
       <w:r>
-        <w:t xml:space="preserve">. Forman parte integral del presente Contrato todos sus Anexos, </w:t>
-      </w:r>
-      <w:r>
-        <w:lastRenderedPageBreak/>
-        <w:t>incluyendo los que se incorporen con posterioridad a la firma del mismo.</w:t>
+        <w:t>. Forman parte integral del presente Contrato todos sus Anexos, incluyendo los que se incorporen con posterioridad a la firma del mismo.</w:t>
       </w:r>
     </w:p>
     <w:p>
@@ -13660,7 +13640,6 @@
         <w:rPr>
           <w:u w:val="none"/>
         </w:rPr>
-        <w:lastRenderedPageBreak/>
         <w:t>ANEXO A</w:t>
       </w:r>
       <w:r>
@@ -13771,7 +13750,6 @@
         <w:rPr>
           <w:u w:val="none"/>
         </w:rPr>
-        <w:lastRenderedPageBreak/>
         <w:t>ANEXO B</w:t>
       </w:r>
       <w:r>
@@ -13848,7 +13826,6 @@
         <w:rPr>
           <w:u w:val="none"/>
         </w:rPr>
-        <w:lastRenderedPageBreak/>
         <w:t>ANEXO C</w:t>
       </w:r>
       <w:r>
@@ -19148,28 +19125,28 @@
 </file>
 
 <file path=customXml/item1.xml><?xml version="1.0" encoding="utf-8"?>
-<b:Sources xmlns:b="http://schemas.openxmlformats.org/officeDocument/2006/bibliography" xmlns="http://schemas.openxmlformats.org/officeDocument/2006/bibliography" SelectedStyle="\APASixthEditionOfficeOnline.xsl" StyleName="APA" Version="6"/>
-</file>
-
-<file path=customXml/item2.xml><?xml version="1.0" encoding="utf-8"?>
 <go:gDocsCustomXmlDataStorage xmlns:go="http://customooxmlschemas.google.com/" xmlns:r="http://schemas.openxmlformats.org/officeDocument/2006/relationships">
   <go:docsCustomData xmlns:go="http://customooxmlschemas.google.com/" roundtripDataSignature="AMtx7mhzdpfn1finIqKXU+1UPIfU21OW1Q==">AMUW2mVvpZPnv5te96KCzqdpwIhLXEqqDf1Jm/Jsn5xfICjpf7+cLx66Pg3Z6OyclqamRuaI6NzxVfznks8qzXgq6Shzb3AvxFhRa3ikUeQpf55ToVd72oiAa63NjuOKhuLrTUBAwX7TxT6/jKPCkAwx81Cl/siheji2glXXaNE6LOUNE4D+R7OYEQfFjaKo2CzTlnGc1WEdiQoLVoiQnpq1QlduKazjn1jsN2tZpEvoXRVNcjxJejMHEr/s7YsU4SRSZf/CGJlMizcgpazttZ88EnKSbtK2kaxsLvT+ygQ6Nt698VUDGYk4KHB27iDAg6aqb4m7SIwK</go:docsCustomData>
 </go:gDocsCustomXmlDataStorage>
 </file>
 
-<file path=customXml/itemProps1.xml><?xml version="1.0" encoding="utf-8"?>
-<ds:datastoreItem xmlns:ds="http://schemas.openxmlformats.org/officeDocument/2006/customXml" ds:itemID="{373DA788-535C-4842-9536-B8D15A43118A}">
-  <ds:schemaRefs>
-    <ds:schemaRef ds:uri="http://schemas.openxmlformats.org/officeDocument/2006/bibliography"/>
-  </ds:schemaRefs>
-</ds:datastoreItem>
+<file path=customXml/item2.xml><?xml version="1.0" encoding="utf-8"?>
+<b:Sources xmlns:b="http://schemas.openxmlformats.org/officeDocument/2006/bibliography" xmlns="http://schemas.openxmlformats.org/officeDocument/2006/bibliography" SelectedStyle="\APASixthEditionOfficeOnline.xsl" StyleName="APA" Version="6"/>
 </file>
 
-<file path=customXml/itemProps2.xml><?xml version="1.0" encoding="utf-8"?>
+<file path=customXml/itemProps1.xml><?xml version="1.0" encoding="utf-8"?>
 <ds:datastoreItem xmlns:ds="http://schemas.openxmlformats.org/officeDocument/2006/customXml" ds:itemID="{11111111-1234-1234-1234-123412341234}">
   <ds:schemaRefs>
     <ds:schemaRef ds:uri="http://customooxmlschemas.google.com/"/>
     <ds:schemaRef ds:uri="http://schemas.openxmlformats.org/officeDocument/2006/relationships"/>
   </ds:schemaRefs>
 </ds:datastoreItem>
+</file>
+
+<file path=customXml/itemProps2.xml><?xml version="1.0" encoding="utf-8"?>
+<ds:datastoreItem xmlns:ds="http://schemas.openxmlformats.org/officeDocument/2006/customXml" ds:itemID="{373DA788-535C-4842-9536-B8D15A43118A}">
+  <ds:schemaRefs>
+    <ds:schemaRef ds:uri="http://schemas.openxmlformats.org/officeDocument/2006/bibliography"/>
+  </ds:schemaRefs>
+</ds:datastoreItem>
 </file>
--- a/backend/templates/FK COL - GM - Activos.docx
+++ b/backend/templates/FK COL - GM - Activos.docx
@@ -228,14 +228,14 @@
       </w:pPr>
       <w:r>
         <w:rPr>
-          <w:b/>
+          <w:bCs/>
           <w:lang w:val="es-CO"/>
         </w:rPr>
         <w:t>FINKARGO COLOMBIA</w:t>
       </w:r>
       <w:r>
         <w:rPr>
-          <w:b/>
+          <w:bCs/>
           <w:lang w:val="es-CO"/>
         </w:rPr>
         <w:t xml:space="preserve"> S.A.S.</w:t>
@@ -280,7 +280,21 @@
         <w:rPr>
           <w:lang w:val="es-CO"/>
         </w:rPr>
-        <w:t xml:space="preserve"> en la ciudad de Bogotá D.C., identificada con NIT 901.456.364–1, y representada para todos los efectos de este Contrato por John Elvis Jiménez Jiménez, ide</w:t>
+        <w:t xml:space="preserve"> en la ciudad de Bogotá D.C., identificada con NIT 901.456.364–1, y representada para todos los efectos de este Contrato por John Elvis Jiménez </w:t>
+      </w:r>
+      <w:proofErr w:type="spellStart"/>
+      <w:r>
+        <w:rPr>
+          <w:lang w:val="es-CO"/>
+        </w:rPr>
+        <w:t>Jiménez</w:t>
+      </w:r>
+      <w:proofErr w:type="spellEnd"/>
+      <w:r>
+        <w:rPr>
+          <w:lang w:val="es-CO"/>
+        </w:rPr>
+        <w:t>, ide</w:t>
       </w:r>
       <w:r>
         <w:rPr>
@@ -290,6 +304,7 @@
         </w:rPr>
         <w:t>ntificado como aparece al pie de su firma (“</w:t>
       </w:r>
+      <w:proofErr w:type="spellStart"/>
       <w:r>
         <w:rPr>
           <w:rFonts w:cs="Open Sans"/>
@@ -297,7 +312,17 @@
           <w:u w:val="single"/>
           <w:lang w:val="es-CO"/>
         </w:rPr>
-        <w:t>Finkargo Colombia</w:t>
+        <w:t>Finkargo</w:t>
+      </w:r>
+      <w:proofErr w:type="spellEnd"/>
+      <w:r>
+        <w:rPr>
+          <w:rFonts w:cs="Open Sans"/>
+          <w:szCs w:val="20"/>
+          <w:u w:val="single"/>
+          <w:lang w:val="es-CO"/>
+        </w:rPr>
+        <w:t xml:space="preserve"> Colombia</w:t>
       </w:r>
       <w:r>
         <w:rPr>
@@ -488,16 +513,24 @@
         </w:rPr>
       </w:pPr>
       <w:bookmarkStart w:id="4" w:name="_Hlk94191370"/>
+      <w:proofErr w:type="spellStart"/>
       <w:r>
         <w:rPr>
           <w:lang w:val="es-ES_tradnl"/>
         </w:rPr>
-        <w:t>Finkargo Colombia</w:t>
-      </w:r>
+        <w:t>Finkargo</w:t>
+      </w:r>
+      <w:proofErr w:type="spellEnd"/>
       <w:r>
         <w:rPr>
           <w:lang w:val="es-ES_tradnl"/>
         </w:rPr>
+        <w:t xml:space="preserve"> Colombia</w:t>
+      </w:r>
+      <w:r>
+        <w:rPr>
+          <w:lang w:val="es-ES_tradnl"/>
+        </w:rPr>
         <w:t xml:space="preserve"> y el Importador</w:t>
       </w:r>
       <w:r>
@@ -888,11 +921,19 @@
         </w:rPr>
         <w:t xml:space="preserve">QUE, </w:t>
       </w:r>
-      <w:r>
-        <w:rPr>
-          <w:lang w:val="es-CO"/>
-        </w:rPr>
-        <w:t>Finkargo Colombia</w:t>
+      <w:proofErr w:type="spellStart"/>
+      <w:r>
+        <w:rPr>
+          <w:lang w:val="es-CO"/>
+        </w:rPr>
+        <w:t>Finkargo</w:t>
+      </w:r>
+      <w:proofErr w:type="spellEnd"/>
+      <w:r>
+        <w:rPr>
+          <w:lang w:val="es-CO"/>
+        </w:rPr>
+        <w:t xml:space="preserve"> Colombia</w:t>
       </w:r>
       <w:r>
         <w:rPr>
@@ -1125,7 +1166,21 @@
         <w:rPr>
           <w:lang w:val="es-CO"/>
         </w:rPr>
-        <w:t>(según el mismo sea re-expresado, suplementado, adicionado o de cualquier otra forma modificado) en virtud del cual</w:t>
+        <w:t xml:space="preserve">(según el mismo sea </w:t>
+      </w:r>
+      <w:proofErr w:type="spellStart"/>
+      <w:r>
+        <w:rPr>
+          <w:lang w:val="es-CO"/>
+        </w:rPr>
+        <w:t>re-expresado</w:t>
+      </w:r>
+      <w:proofErr w:type="spellEnd"/>
+      <w:r>
+        <w:rPr>
+          <w:lang w:val="es-CO"/>
+        </w:rPr>
+        <w:t>, suplementado, adicionado o de cualquier otra forma modificado) en virtud del cual</w:t>
       </w:r>
       <w:r>
         <w:rPr>
@@ -1162,7 +1217,21 @@
         <w:rPr>
           <w:lang w:val="es-CO"/>
         </w:rPr>
-        <w:t>a Finkargo Colombia</w:t>
+        <w:t xml:space="preserve">a </w:t>
+      </w:r>
+      <w:proofErr w:type="spellStart"/>
+      <w:r>
+        <w:rPr>
+          <w:lang w:val="es-CO"/>
+        </w:rPr>
+        <w:t>Finkargo</w:t>
+      </w:r>
+      <w:proofErr w:type="spellEnd"/>
+      <w:r>
+        <w:rPr>
+          <w:lang w:val="es-CO"/>
+        </w:rPr>
+        <w:t xml:space="preserve"> Colombia</w:t>
       </w:r>
       <w:r>
         <w:rPr>
@@ -1176,11 +1245,19 @@
         </w:rPr>
         <w:t xml:space="preserve"> y </w:t>
       </w:r>
-      <w:r>
-        <w:rPr>
-          <w:lang w:val="es-CO"/>
-        </w:rPr>
-        <w:t>Finkargo Colombia</w:t>
+      <w:proofErr w:type="spellStart"/>
+      <w:r>
+        <w:rPr>
+          <w:lang w:val="es-CO"/>
+        </w:rPr>
+        <w:t>Finkargo</w:t>
+      </w:r>
+      <w:proofErr w:type="spellEnd"/>
+      <w:r>
+        <w:rPr>
+          <w:lang w:val="es-CO"/>
+        </w:rPr>
+        <w:t xml:space="preserve"> Colombia</w:t>
       </w:r>
       <w:r>
         <w:rPr>
@@ -1240,11 +1317,19 @@
         </w:rPr>
         <w:t xml:space="preserve">QUE, con el fin de garantizar las Obligaciones Garantizadas adquiridas de tiempo en tiempo por el Importador en virtud del Contrato Marco, el Importador se comprometió a otorgar a favor y en beneficio de </w:t>
       </w:r>
-      <w:r>
-        <w:rPr>
-          <w:lang w:val="es-CO"/>
-        </w:rPr>
-        <w:t>Finkargo Colombia</w:t>
+      <w:proofErr w:type="spellStart"/>
+      <w:r>
+        <w:rPr>
+          <w:lang w:val="es-CO"/>
+        </w:rPr>
+        <w:t>Finkargo</w:t>
+      </w:r>
+      <w:proofErr w:type="spellEnd"/>
+      <w:r>
+        <w:rPr>
+          <w:lang w:val="es-CO"/>
+        </w:rPr>
+        <w:t xml:space="preserve"> Colombia</w:t>
       </w:r>
       <w:r>
         <w:rPr>
@@ -1331,11 +1416,19 @@
         </w:rPr>
         <w:t xml:space="preserve"> las Obligaciones Garantizadas del Importador con </w:t>
       </w:r>
-      <w:r>
-        <w:rPr>
-          <w:lang w:val="es-CO"/>
-        </w:rPr>
-        <w:t>Finkargo Colombia</w:t>
+      <w:proofErr w:type="spellStart"/>
+      <w:r>
+        <w:rPr>
+          <w:lang w:val="es-CO"/>
+        </w:rPr>
+        <w:t>Finkargo</w:t>
+      </w:r>
+      <w:proofErr w:type="spellEnd"/>
+      <w:r>
+        <w:rPr>
+          <w:lang w:val="es-CO"/>
+        </w:rPr>
+        <w:t xml:space="preserve"> Colombia</w:t>
       </w:r>
       <w:r>
         <w:rPr>
@@ -1393,11 +1486,19 @@
         </w:rPr>
         <w:t xml:space="preserve"> por el Importador a </w:t>
       </w:r>
-      <w:r>
-        <w:rPr>
-          <w:lang w:val="es-CO"/>
-        </w:rPr>
-        <w:t>Finkargo Colombia</w:t>
+      <w:proofErr w:type="spellStart"/>
+      <w:r>
+        <w:rPr>
+          <w:lang w:val="es-CO"/>
+        </w:rPr>
+        <w:t>Finkargo</w:t>
+      </w:r>
+      <w:proofErr w:type="spellEnd"/>
+      <w:r>
+        <w:rPr>
+          <w:lang w:val="es-CO"/>
+        </w:rPr>
+        <w:t xml:space="preserve"> Colombia</w:t>
       </w:r>
       <w:r>
         <w:rPr>
@@ -1479,7 +1580,11 @@
       <w:bookmarkStart w:id="9" w:name="_heading=h.30j0zll" w:colFirst="0" w:colLast="0"/>
       <w:bookmarkEnd w:id="9"/>
       <w:r>
-        <w:t xml:space="preserve">Sección 1.01  </w:t>
+        <w:t xml:space="preserve">Sección </w:t>
+      </w:r>
+      <w:proofErr w:type="gramStart"/>
+      <w:r>
+        <w:t xml:space="preserve">1.01  </w:t>
       </w:r>
       <w:r>
         <w:rPr>
@@ -1488,6 +1593,7 @@
         </w:rPr>
         <w:t>Interpretación</w:t>
       </w:r>
+      <w:proofErr w:type="gramEnd"/>
     </w:p>
     <w:p>
       <w:pPr>
@@ -1644,12 +1750,17 @@
         <w:t xml:space="preserve"> Contrato</w:t>
       </w:r>
       <w:r>
-        <w:t xml:space="preserve"> y sus Anexos antes de su suscripción y antes de obligarse en los términos del </w:t>
+        <w:t xml:space="preserve"> y sus Anexos antes de su suscripción y antes de obligarse en los términos </w:t>
+      </w:r>
+      <w:proofErr w:type="gramStart"/>
+      <w:r>
+        <w:t xml:space="preserve">del </w:t>
       </w:r>
       <w:r>
         <w:t>mismo</w:t>
       </w:r>
       <w:bookmarkEnd w:id="11"/>
+      <w:proofErr w:type="gramEnd"/>
       <w:r>
         <w:t xml:space="preserve">. En caso de </w:t>
       </w:r>
@@ -1916,11 +2027,19 @@
       <w:r>
         <w:t>“</w:t>
       </w:r>
-      <w:r>
-        <w:rPr>
-          <w:u w:val="single"/>
-        </w:rPr>
-        <w:t>Avaluador Independiente</w:t>
+      <w:proofErr w:type="spellStart"/>
+      <w:r>
+        <w:rPr>
+          <w:u w:val="single"/>
+        </w:rPr>
+        <w:t>Avaluador</w:t>
+      </w:r>
+      <w:proofErr w:type="spellEnd"/>
+      <w:r>
+        <w:rPr>
+          <w:u w:val="single"/>
+        </w:rPr>
+        <w:t xml:space="preserve"> Independiente</w:t>
       </w:r>
       <w:r>
         <w:t>” significa una Persona que (a) cumple con los Criterios de Independencia y Experiencia; (b) tenga domicilio principal o una oficina de representación en Colombia; y (c) cuyo objeto social consista en la realización de actividades de valoración de activos y empresas.</w:t>
@@ -1978,12 +2097,21 @@
         </w:rPr>
         <w:t xml:space="preserve"> FC – </w:t>
       </w:r>
+      <w:proofErr w:type="spellStart"/>
       <w:r>
         <w:rPr>
           <w:rFonts w:eastAsia="Times New Roman" w:cs="Times New Roman"/>
           <w:lang w:val="es-CO"/>
         </w:rPr>
-        <w:t>Finkargo Colombia</w:t>
+        <w:t>Finkargo</w:t>
+      </w:r>
+      <w:proofErr w:type="spellEnd"/>
+      <w:r>
+        <w:rPr>
+          <w:rFonts w:eastAsia="Times New Roman" w:cs="Times New Roman"/>
+          <w:lang w:val="es-CO"/>
+        </w:rPr>
+        <w:t xml:space="preserve"> Colombia</w:t>
       </w:r>
       <w:r>
         <w:rPr>
@@ -2182,12 +2310,53 @@
         </w:rPr>
         <w:t xml:space="preserve">” significa </w:t>
       </w:r>
+      <w:proofErr w:type="spellStart"/>
       <w:r>
         <w:rPr>
           <w:i/>
           <w:lang w:val="es-CO"/>
         </w:rPr>
-        <w:t>bill of lading,</w:t>
+        <w:t>bill</w:t>
+      </w:r>
+      <w:proofErr w:type="spellEnd"/>
+      <w:r>
+        <w:rPr>
+          <w:i/>
+          <w:lang w:val="es-CO"/>
+        </w:rPr>
+        <w:t xml:space="preserve"> </w:t>
+      </w:r>
+      <w:proofErr w:type="spellStart"/>
+      <w:r>
+        <w:rPr>
+          <w:i/>
+          <w:lang w:val="es-CO"/>
+        </w:rPr>
+        <w:t>of</w:t>
+      </w:r>
+      <w:proofErr w:type="spellEnd"/>
+      <w:r>
+        <w:rPr>
+          <w:i/>
+          <w:lang w:val="es-CO"/>
+        </w:rPr>
+        <w:t xml:space="preserve"> </w:t>
+      </w:r>
+      <w:proofErr w:type="spellStart"/>
+      <w:r>
+        <w:rPr>
+          <w:i/>
+          <w:lang w:val="es-CO"/>
+        </w:rPr>
+        <w:t>lading</w:t>
+      </w:r>
+      <w:proofErr w:type="spellEnd"/>
+      <w:r>
+        <w:rPr>
+          <w:i/>
+          <w:lang w:val="es-CO"/>
+        </w:rPr>
+        <w:t>,</w:t>
       </w:r>
       <w:r>
         <w:rPr>
@@ -2200,8 +2369,17 @@
           <w:i/>
           <w:lang w:val="es-CO"/>
         </w:rPr>
-        <w:t>air bill</w:t>
-      </w:r>
+        <w:t xml:space="preserve">air </w:t>
+      </w:r>
+      <w:proofErr w:type="spellStart"/>
+      <w:r>
+        <w:rPr>
+          <w:i/>
+          <w:lang w:val="es-CO"/>
+        </w:rPr>
+        <w:t>bill</w:t>
+      </w:r>
+      <w:proofErr w:type="spellEnd"/>
       <w:r>
         <w:rPr>
           <w:lang w:val="es-CO"/>
@@ -2738,12 +2916,14 @@
       <w:r>
         <w:t xml:space="preserve">” significa la venta, transferencia, cesión, arrendamiento o cualquier otra disposición (incluyendo operaciones de </w:t>
       </w:r>
+      <w:proofErr w:type="spellStart"/>
       <w:r>
         <w:rPr>
           <w:i/>
         </w:rPr>
         <w:t>leaseback</w:t>
       </w:r>
+      <w:proofErr w:type="spellEnd"/>
       <w:r>
         <w:t xml:space="preserve">), de la propiedad de cualquier Persona, incluyendo la venta, cesión, transferencia o cualquier otra </w:t>
       </w:r>
@@ -2936,7 +3116,21 @@
         <w:rPr>
           <w:lang w:val="es-CO"/>
         </w:rPr>
-        <w:t xml:space="preserve"> o acto que genere o razonablemente pueda generar una alteración o efecto importante y perjudicial sobre, (a) los negocios, activos, operaciones o situación financiera del Importador; (b) la capacidad financiera, legal u operativa del Proveedor de cumplir con su obligación de entregar un Instrumento de Pago que sea adquirido por Finkargo; (c) la Mercancía o su Importación; (d) la capacidad del Importador para cumplir cualquiera de sus obligaciones bajo el Contrato; </w:t>
+        <w:t xml:space="preserve"> o acto que genere o razonablemente pueda generar una alteración o efecto importante y perjudicial sobre, (a) los negocios, activos, operaciones o situación financiera del Importador; (b) la capacidad financiera, legal u operativa del Proveedor de cumplir con su obligación de entregar un Instrumento de Pago que sea adquirido por </w:t>
+      </w:r>
+      <w:proofErr w:type="spellStart"/>
+      <w:r>
+        <w:rPr>
+          <w:lang w:val="es-CO"/>
+        </w:rPr>
+        <w:t>Finkargo</w:t>
+      </w:r>
+      <w:proofErr w:type="spellEnd"/>
+      <w:r>
+        <w:rPr>
+          <w:lang w:val="es-CO"/>
+        </w:rPr>
+        <w:t xml:space="preserve">; (c) la Mercancía o su Importación; (d) la capacidad del Importador para cumplir cualquiera de sus obligaciones bajo el Contrato; </w:t>
       </w:r>
       <w:r>
         <w:rPr>
@@ -2960,7 +3154,21 @@
         <w:rPr>
           <w:lang w:val="es-CO"/>
         </w:rPr>
-        <w:t xml:space="preserve">; y/o (f) los derechos y acciones de Finkargo bajo </w:t>
+        <w:t xml:space="preserve">; y/o (f) los derechos y acciones de </w:t>
+      </w:r>
+      <w:proofErr w:type="spellStart"/>
+      <w:r>
+        <w:rPr>
+          <w:lang w:val="es-CO"/>
+        </w:rPr>
+        <w:t>Finkargo</w:t>
+      </w:r>
+      <w:proofErr w:type="spellEnd"/>
+      <w:r>
+        <w:rPr>
+          <w:lang w:val="es-CO"/>
+        </w:rPr>
+        <w:t xml:space="preserve"> bajo </w:t>
       </w:r>
       <w:r>
         <w:rPr>
@@ -3061,8 +3269,16 @@
         <w:rPr>
           <w:u w:val="single"/>
         </w:rPr>
-        <w:t>Finkargo Abroad</w:t>
-      </w:r>
+        <w:t xml:space="preserve">Finkargo </w:t>
+      </w:r>
+      <w:proofErr w:type="spellStart"/>
+      <w:r>
+        <w:rPr>
+          <w:u w:val="single"/>
+        </w:rPr>
+        <w:t>Abroad</w:t>
+      </w:r>
+      <w:proofErr w:type="spellEnd"/>
       <w:r>
         <w:t xml:space="preserve">” significa cualquier Afiliada </w:t>
       </w:r>
@@ -3086,12 +3302,21 @@
         </w:rPr>
         <w:t>“</w:t>
       </w:r>
-      <w:r>
-        <w:rPr>
-          <w:u w:val="single"/>
-          <w:lang w:val="es-CO"/>
-        </w:rPr>
-        <w:t>Finkargo Colombia</w:t>
+      <w:proofErr w:type="spellStart"/>
+      <w:r>
+        <w:rPr>
+          <w:u w:val="single"/>
+          <w:lang w:val="es-CO"/>
+        </w:rPr>
+        <w:t>Finkargo</w:t>
+      </w:r>
+      <w:proofErr w:type="spellEnd"/>
+      <w:r>
+        <w:rPr>
+          <w:u w:val="single"/>
+          <w:lang w:val="es-CO"/>
+        </w:rPr>
+        <w:t xml:space="preserve"> Colombia</w:t>
       </w:r>
       <w:r>
         <w:rPr>
@@ -3491,12 +3716,14 @@
         </w:rPr>
         <w:t xml:space="preserve"> (</w:t>
       </w:r>
+      <w:proofErr w:type="spellStart"/>
       <w:r>
         <w:rPr>
           <w:lang w:val="es-CO"/>
         </w:rPr>
         <w:t>ii</w:t>
       </w:r>
+      <w:proofErr w:type="spellEnd"/>
       <w:r>
         <w:rPr>
           <w:lang w:val="es-CO"/>
@@ -3515,12 +3742,14 @@
         </w:rPr>
         <w:t xml:space="preserve"> y (</w:t>
       </w:r>
+      <w:proofErr w:type="spellStart"/>
       <w:r>
         <w:rPr>
           <w:lang w:val="es-CO"/>
         </w:rPr>
         <w:t>iii</w:t>
       </w:r>
+      <w:proofErr w:type="spellEnd"/>
       <w:r>
         <w:rPr>
           <w:lang w:val="es-CO"/>
@@ -3991,11 +4220,19 @@
         </w:rPr>
         <w:t xml:space="preserve">” significa la comunicación enviada por </w:t>
       </w:r>
-      <w:r>
-        <w:rPr>
-          <w:lang w:val="es-CO"/>
-        </w:rPr>
-        <w:t>Finkargo Colombia</w:t>
+      <w:proofErr w:type="spellStart"/>
+      <w:r>
+        <w:rPr>
+          <w:lang w:val="es-CO"/>
+        </w:rPr>
+        <w:t>Finkargo</w:t>
+      </w:r>
+      <w:proofErr w:type="spellEnd"/>
+      <w:r>
+        <w:rPr>
+          <w:lang w:val="es-CO"/>
+        </w:rPr>
+        <w:t xml:space="preserve"> Colombia</w:t>
       </w:r>
       <w:r>
         <w:rPr>
@@ -4137,11 +4374,19 @@
         </w:rPr>
         <w:t xml:space="preserve">) </w:t>
       </w:r>
-      <w:r>
-        <w:rPr>
-          <w:lang w:val="es-CO"/>
-        </w:rPr>
-        <w:t>Finkargo Colombia</w:t>
+      <w:proofErr w:type="spellStart"/>
+      <w:r>
+        <w:rPr>
+          <w:lang w:val="es-CO"/>
+        </w:rPr>
+        <w:t>Finkargo</w:t>
+      </w:r>
+      <w:proofErr w:type="spellEnd"/>
+      <w:r>
+        <w:rPr>
+          <w:lang w:val="es-CO"/>
+        </w:rPr>
+        <w:t xml:space="preserve"> Colombia</w:t>
       </w:r>
       <w:r>
         <w:rPr>
@@ -4737,7 +4982,23 @@
           <w:u w:val="single"/>
           <w:lang w:val="es-CO"/>
         </w:rPr>
-        <w:t>Sección 8.05(b)(iii)(1)</w:t>
+        <w:t>Sección 8.05(b)(</w:t>
+      </w:r>
+      <w:proofErr w:type="spellStart"/>
+      <w:r>
+        <w:rPr>
+          <w:u w:val="single"/>
+          <w:lang w:val="es-CO"/>
+        </w:rPr>
+        <w:t>iii</w:t>
+      </w:r>
+      <w:proofErr w:type="spellEnd"/>
+      <w:r>
+        <w:rPr>
+          <w:u w:val="single"/>
+          <w:lang w:val="es-CO"/>
+        </w:rPr>
+        <w:t>)(1)</w:t>
       </w:r>
       <w:r>
         <w:rPr>
@@ -4947,7 +5208,15 @@
         <w:t>.</w:t>
       </w:r>
       <w:r>
-        <w:t xml:space="preserve"> Para efectos de este Contrato, se entiende que el Proveedor podrá ser Finkargo Abroad.</w:t>
+        <w:t xml:space="preserve"> Para efectos de este Contrato, se entiende que el Proveedor podrá ser Finkargo </w:t>
+      </w:r>
+      <w:proofErr w:type="spellStart"/>
+      <w:r>
+        <w:t>Abroad</w:t>
+      </w:r>
+      <w:proofErr w:type="spellEnd"/>
+      <w:r>
+        <w:t>.</w:t>
       </w:r>
     </w:p>
     <w:p>
@@ -6273,17 +6542,39 @@
               </w:rPr>
               <w:t xml:space="preserve">Significa, sin duplicación, todas las obligaciones que contraiga o llegare a contraer el Importador en favor de </w:t>
             </w:r>
+            <w:proofErr w:type="spellStart"/>
             <w:r>
               <w:rPr>
                 <w:lang w:val="es-ES_tradnl"/>
               </w:rPr>
-              <w:t>Finkargo Colombia</w:t>
-            </w:r>
+              <w:t>Finkargo</w:t>
+            </w:r>
+            <w:proofErr w:type="spellEnd"/>
             <w:r>
               <w:rPr>
                 <w:lang w:val="es-ES_tradnl"/>
               </w:rPr>
-              <w:t xml:space="preserve"> en virtud del Contrato Marco, incluyendo pero sin limitarse al pago de todas las sumas por concepto de comisiones, capital, cualquier clase de intereses, honorarios, otros costos y gastos, gastos de cobranza judicial y extrajudicial, obligaciones de indemnización y cualesquiera otras obligaciones (según las mismas sean adicionadas, re-expresadas, completadas o de cualquier otra forma modificadas) actuales o que en el futuro llegaren a generarse a cargo del Importador en virtud del Contrato Marco, estén o no respaldados por títulos valores o hubieren sido contraídas a través de cualquier acto o instrumento, en su vencimiento, ya sea según vencimiento expreso, mediante el pago anticipado requerido, declaración, aceleración, exigencia o de cualquier otro modo (conjuntamente, las “</w:t>
+              <w:t xml:space="preserve"> Colombia</w:t>
+            </w:r>
+            <w:r>
+              <w:rPr>
+                <w:lang w:val="es-ES_tradnl"/>
+              </w:rPr>
+              <w:t xml:space="preserve"> en virtud del Contrato Marco, incluyendo pero sin limitarse al pago de todas las sumas por concepto de comisiones, capital, cualquier clase de intereses, honorarios, otros costos y gastos, gastos de cobranza judicial y extrajudicial, obligaciones de indemnización y cualesquiera otras obligaciones (según las mismas sean adicionadas, </w:t>
+            </w:r>
+            <w:proofErr w:type="spellStart"/>
+            <w:r>
+              <w:rPr>
+                <w:lang w:val="es-ES_tradnl"/>
+              </w:rPr>
+              <w:t>re-expresadas</w:t>
+            </w:r>
+            <w:proofErr w:type="spellEnd"/>
+            <w:r>
+              <w:rPr>
+                <w:lang w:val="es-ES_tradnl"/>
+              </w:rPr>
+              <w:t>, completadas o de cualquier otra forma modificadas) actuales o que en el futuro llegaren a generarse a cargo del Importador en virtud del Contrato Marco, estén o no respaldados por títulos valores o hubieren sido contraídas a través de cualquier acto o instrumento, en su vencimiento, ya sea según vencimiento expreso, mediante el pago anticipado requerido, declaración, aceleración, exigencia o de cualquier otro modo (conjuntamente, las “</w:t>
             </w:r>
             <w:r>
               <w:rPr>
@@ -6511,23 +6802,39 @@
               <w:lastRenderedPageBreak/>
               <w:t xml:space="preserve">registrada en el Registro de Garantías Mobiliarias, prorrogables por períodos adicionales de tres (3) años. Para efectos de claridad, la Garantía constituida mediante el presente contrato se mantendrá vigente (y su inscripción ante el Registro de Garantías Mobiliarias se prorrogará por parte de </w:t>
             </w:r>
+            <w:proofErr w:type="spellStart"/>
             <w:r>
               <w:rPr>
                 <w:lang w:val="es-ES_tradnl"/>
               </w:rPr>
-              <w:t>Finkargo Colombia</w:t>
-            </w:r>
+              <w:t>Finkargo</w:t>
+            </w:r>
+            <w:proofErr w:type="spellEnd"/>
             <w:r>
               <w:rPr>
                 <w:lang w:val="es-ES_tradnl"/>
               </w:rPr>
+              <w:t xml:space="preserve"> Colombia</w:t>
+            </w:r>
+            <w:r>
+              <w:rPr>
+                <w:lang w:val="es-ES_tradnl"/>
+              </w:rPr>
               <w:t xml:space="preserve"> cuantas veces sea necesario en los términos descritos arriba) hasta la ocurrencia del pago total de las Obligaciones Garantizadas a satisfacción de </w:t>
             </w:r>
+            <w:proofErr w:type="spellStart"/>
             <w:r>
               <w:rPr>
                 <w:lang w:val="es-ES_tradnl"/>
               </w:rPr>
-              <w:t>Finkargo Colombia</w:t>
+              <w:t>Finkargo</w:t>
+            </w:r>
+            <w:proofErr w:type="spellEnd"/>
+            <w:r>
+              <w:rPr>
+                <w:lang w:val="es-ES_tradnl"/>
+              </w:rPr>
+              <w:t xml:space="preserve"> Colombia</w:t>
             </w:r>
             <w:r>
               <w:rPr>
@@ -6850,8 +7157,13 @@
       <w:r>
         <w:t xml:space="preserve">ejercicio de los derechos o el cumplimiento de las obligaciones previstas en el Contrato Marco (salvo que como consecuencia de dicho ejercicio o cumplimiento se extingan todas las Obligaciones Garantizadas), o la sustitución de la Garantía en favor de </w:t>
       </w:r>
-      <w:r>
-        <w:t>Finkargo Colombia</w:t>
+      <w:proofErr w:type="spellStart"/>
+      <w:r>
+        <w:t>Finkargo</w:t>
+      </w:r>
+      <w:proofErr w:type="spellEnd"/>
+      <w:r>
+        <w:t xml:space="preserve"> Colombia</w:t>
       </w:r>
       <w:r>
         <w:t xml:space="preserve"> o en favor de cualquier otra Persona</w:t>
@@ -7028,9 +7340,11 @@
       <w:r>
         <w:t>) tener posesión sobre los Bienes en Garantía; (</w:t>
       </w:r>
+      <w:proofErr w:type="spellStart"/>
       <w:r>
         <w:t>ii</w:t>
       </w:r>
+      <w:proofErr w:type="spellEnd"/>
       <w:r>
         <w:t xml:space="preserve">) utilizar, operar y disponer de los activos que conforman los Bienes en Garantía en el curso ordinario de sus negocios; </w:t>
       </w:r>
@@ -7040,9 +7354,11 @@
       <w:r>
         <w:t>(</w:t>
       </w:r>
+      <w:proofErr w:type="spellStart"/>
       <w:r>
         <w:t>iii</w:t>
       </w:r>
+      <w:proofErr w:type="spellEnd"/>
       <w:r>
         <w:t>) realizar y finalizar todas las acciones necesarias para mantener los Bienes en Garantía en buenas condiciones de funcionamiento y de servicio, exceptuando el deterioro normal por el uso de los Bienes en Garantía.</w:t>
       </w:r>
@@ -7152,8 +7468,13 @@
       <w:r>
         <w:t xml:space="preserve">actualizado de tiempo en tiempo, cada vez que el Importador envíe a </w:t>
       </w:r>
-      <w:r>
-        <w:t>Finkargo Colombia</w:t>
+      <w:proofErr w:type="spellStart"/>
+      <w:r>
+        <w:t>Finkargo</w:t>
+      </w:r>
+      <w:proofErr w:type="spellEnd"/>
+      <w:r>
+        <w:t xml:space="preserve"> Colombia</w:t>
       </w:r>
       <w:r>
         <w:t xml:space="preserve"> un nuevo </w:t>
@@ -7173,8 +7494,13 @@
       <w:r>
         <w:t xml:space="preserve">, en cuyo caso </w:t>
       </w:r>
-      <w:r>
-        <w:t>Finkargo Colombia</w:t>
+      <w:proofErr w:type="spellStart"/>
+      <w:r>
+        <w:t>Finkargo</w:t>
+      </w:r>
+      <w:proofErr w:type="spellEnd"/>
+      <w:r>
+        <w:t xml:space="preserve"> Colombia</w:t>
       </w:r>
       <w:r>
         <w:t xml:space="preserve"> deberá realizar la actualización de dicho </w:t>
@@ -7233,8 +7559,13 @@
       <w:r>
         <w:t xml:space="preserve"> y a no trasladarlos a otro sitio distinto sin la previa notificación por escrito y aceptación de </w:t>
       </w:r>
-      <w:r>
-        <w:t>Finkargo Colombia</w:t>
+      <w:proofErr w:type="spellStart"/>
+      <w:r>
+        <w:t>Finkargo</w:t>
+      </w:r>
+      <w:proofErr w:type="spellEnd"/>
+      <w:r>
+        <w:t xml:space="preserve"> Colombia</w:t>
       </w:r>
       <w:r>
         <w:t>.</w:t>
@@ -7251,8 +7582,13 @@
       <w:r>
         <w:t xml:space="preserve">Sin perjuicio de lo anterior, no se requerirá autorización de </w:t>
       </w:r>
-      <w:r>
-        <w:t>Finkargo Colombia</w:t>
+      <w:proofErr w:type="spellStart"/>
+      <w:r>
+        <w:t>Finkargo</w:t>
+      </w:r>
+      <w:proofErr w:type="spellEnd"/>
+      <w:r>
+        <w:t xml:space="preserve"> Colombia</w:t>
       </w:r>
       <w:r>
         <w:t>, pero sí notificación previa, siempre que sea razonablemente posible,</w:t>
@@ -7266,21 +7602,27 @@
       <w:r>
         <w:t>) para el traslado de los Bienes en Garantía en los casos de fuerza mayor o caso fortuito, en los cuales la movilización de los Bienes en Garantía sea necesaria para mantener la integridad de los mismos; (</w:t>
       </w:r>
+      <w:proofErr w:type="spellStart"/>
       <w:r>
         <w:t>ii</w:t>
       </w:r>
+      <w:proofErr w:type="spellEnd"/>
       <w:r>
         <w:t>) en relación con los activos del Importador que en desarrollo de sus actividades ordinarias sea necesario trasladar o que el Importador determine en el giro ordinario de sus negocios que es conveniente trasladar; (</w:t>
       </w:r>
+      <w:proofErr w:type="spellStart"/>
       <w:r>
         <w:t>iii</w:t>
       </w:r>
+      <w:proofErr w:type="spellEnd"/>
       <w:r>
         <w:t>) en relación con aquellos Bienes en Garantía que por su naturaleza puedan ser trasladados temporalmente a cualquier lugar del territorio de Colombia dentro del giro ordinario de las actividades del Importador; y (</w:t>
       </w:r>
+      <w:proofErr w:type="spellStart"/>
       <w:r>
         <w:t>iv</w:t>
       </w:r>
+      <w:proofErr w:type="spellEnd"/>
       <w:r>
         <w:t>) para el traslado de los activos que sea necesario trasladar fuera de las instalaciones del Importador para efectos de su reparación, mantenimiento o reemplazo, traslado que queda autorizado expresamente por este Contrato, teniendo en cuenta que los bienes así trasladados serán retomados por el Importador una vez sean reparados, mantenidos o remplazados.</w:t>
       </w:r>
@@ -7571,8 +7913,13 @@
       <w:r>
         <w:t xml:space="preserve">El Importador acepta, reconoce y autoriza a </w:t>
       </w:r>
-      <w:r>
-        <w:t>Finkargo Colombia</w:t>
+      <w:proofErr w:type="spellStart"/>
+      <w:r>
+        <w:t>Finkargo</w:t>
+      </w:r>
+      <w:proofErr w:type="spellEnd"/>
+      <w:r>
+        <w:t xml:space="preserve"> Colombia</w:t>
       </w:r>
       <w:r>
         <w:t xml:space="preserve"> para que inscriba</w:t>
@@ -7615,14 +7962,24 @@
       <w:r>
         <w:t xml:space="preserve">) </w:t>
       </w:r>
-      <w:r>
-        <w:t>Finkargo Colombia</w:t>
+      <w:proofErr w:type="spellStart"/>
+      <w:r>
+        <w:t>Finkargo</w:t>
+      </w:r>
+      <w:proofErr w:type="spellEnd"/>
+      <w:r>
+        <w:t xml:space="preserve"> Colombia</w:t>
       </w:r>
       <w:r>
         <w:t xml:space="preserve"> podrá solicitar al Importador que firme o entregue de manera oportuna cualquier documento o instrumento adicional y que adelante cualquier acto que se considere necesario, o que sea solicitado por </w:t>
       </w:r>
-      <w:r>
-        <w:t>Finkargo Colombia</w:t>
+      <w:proofErr w:type="spellStart"/>
+      <w:r>
+        <w:t>Finkargo</w:t>
+      </w:r>
+      <w:proofErr w:type="spellEnd"/>
+      <w:r>
+        <w:t xml:space="preserve"> Colombia</w:t>
       </w:r>
       <w:r>
         <w:t xml:space="preserve">, con el fin de diligenciar e inscribir los formularios de registro, modificación, </w:t>
@@ -7645,9 +8002,11 @@
       <w:r>
         <w:t>; y (</w:t>
       </w:r>
+      <w:proofErr w:type="spellStart"/>
       <w:r>
         <w:t>ii</w:t>
       </w:r>
+      <w:proofErr w:type="spellEnd"/>
       <w:r>
         <w:t xml:space="preserve">) el Importador </w:t>
       </w:r>
@@ -7657,8 +8016,13 @@
       <w:r>
         <w:t xml:space="preserve"> a atender prontamente cualquiera de tales solicitudes y a realizar los actos requeridos por </w:t>
       </w:r>
-      <w:r>
-        <w:t>Finkargo Colombia</w:t>
+      <w:proofErr w:type="spellStart"/>
+      <w:r>
+        <w:t>Finkargo</w:t>
+      </w:r>
+      <w:proofErr w:type="spellEnd"/>
+      <w:r>
+        <w:t xml:space="preserve"> Colombia</w:t>
       </w:r>
       <w:r>
         <w:t xml:space="preserve"> a este respecto en un plazo que no exceda de, en todo caso, tres (3) Días Hábiles.</w:t>
@@ -7745,14 +8109,24 @@
       <w:r>
         <w:t xml:space="preserve"> garantiza el cumplimiento de todas las Obligaciones Garantizadas hasta la ocurrencia del pago total de las Obligaciones Garantizadas a satisfacción de </w:t>
       </w:r>
-      <w:r>
-        <w:t>Finkargo Colombia</w:t>
+      <w:proofErr w:type="spellStart"/>
+      <w:r>
+        <w:t>Finkargo</w:t>
+      </w:r>
+      <w:proofErr w:type="spellEnd"/>
+      <w:r>
+        <w:t xml:space="preserve"> Colombia</w:t>
       </w:r>
       <w:r>
         <w:t xml:space="preserve">, según sea notificado por </w:t>
       </w:r>
-      <w:r>
-        <w:t>Finkargo Colombia</w:t>
+      <w:proofErr w:type="spellStart"/>
+      <w:r>
+        <w:t>Finkargo</w:t>
+      </w:r>
+      <w:proofErr w:type="spellEnd"/>
+      <w:r>
+        <w:t xml:space="preserve"> Colombia</w:t>
       </w:r>
       <w:r>
         <w:t xml:space="preserve"> o</w:t>
@@ -7789,8 +8163,13 @@
       <w:r>
         <w:t xml:space="preserve">En la medida en que existieren saldos pendientes de pago de las Obligaciones Garantizadas, el Importador acepta, reconoce y autoriza a </w:t>
       </w:r>
-      <w:r>
-        <w:t>Finkargo Colombia</w:t>
+      <w:proofErr w:type="spellStart"/>
+      <w:r>
+        <w:t>Finkargo</w:t>
+      </w:r>
+      <w:proofErr w:type="spellEnd"/>
+      <w:r>
+        <w:t xml:space="preserve"> Colombia</w:t>
       </w:r>
       <w:r>
         <w:t xml:space="preserve"> para que inscriba las modificaciones que sea</w:t>
@@ -7811,7 +8190,15 @@
         <w:t xml:space="preserve"> </w:t>
       </w:r>
       <w:r>
-        <w:t xml:space="preserve">y (ii) prorrogar </w:t>
+        <w:t>y (</w:t>
+      </w:r>
+      <w:proofErr w:type="spellStart"/>
+      <w:r>
+        <w:t>ii</w:t>
+      </w:r>
+      <w:proofErr w:type="spellEnd"/>
+      <w:r>
+        <w:t xml:space="preserve">) prorrogar </w:t>
       </w:r>
       <w:r>
         <w:t xml:space="preserve">la </w:t>
@@ -7904,8 +8291,13 @@
       <w:r>
         <w:t xml:space="preserve">, o reembolsado, en su totalidad por el Importador a </w:t>
       </w:r>
-      <w:r>
-        <w:t>Finkargo Colombia</w:t>
+      <w:proofErr w:type="spellStart"/>
+      <w:r>
+        <w:t>Finkargo</w:t>
+      </w:r>
+      <w:proofErr w:type="spellEnd"/>
+      <w:r>
+        <w:t xml:space="preserve"> Colombia</w:t>
       </w:r>
       <w:r>
         <w:t>.</w:t>
@@ -8179,8 +8571,13 @@
         <w:t xml:space="preserve"> el título de propiedad, totalmente saneado, pleno y libre de Gravámenes (distintos a esta Garantía</w:t>
       </w:r>
       <w:r>
-        <w:t xml:space="preserve"> y cualquier garantía real que sea aplicable por ministerio de la Ley Aplicable); y (ii</w:t>
-      </w:r>
+        <w:t xml:space="preserve"> y cualquier garantía real que sea aplicable por ministerio de la Ley Aplicable); y (</w:t>
+      </w:r>
+      <w:proofErr w:type="spellStart"/>
+      <w:r>
+        <w:t>ii</w:t>
+      </w:r>
+      <w:proofErr w:type="spellEnd"/>
       <w:r>
         <w:t>)</w:t>
       </w:r>
@@ -8300,7 +8697,15 @@
         <w:pStyle w:val="Heading3"/>
       </w:pPr>
       <w:r>
-        <w:t>Los poderes conferidos a Finkargo Colombia en el presente Contrato son poderes amplios y suficientes para que el apoderado realice a su entera discreción todos los actos que considere necesarios para procurar el pago de las Obligaciones Garantizadas de conformidad con lo dispuesto en el presente Contrato.</w:t>
+        <w:t xml:space="preserve">Los poderes conferidos a </w:t>
+      </w:r>
+      <w:proofErr w:type="spellStart"/>
+      <w:r>
+        <w:t>Finkargo</w:t>
+      </w:r>
+      <w:proofErr w:type="spellEnd"/>
+      <w:r>
+        <w:t xml:space="preserve"> Colombia en el presente Contrato son poderes amplios y suficientes para que el apoderado realice a su entera discreción todos los actos que considere necesarios para procurar el pago de las Obligaciones Garantizadas de conformidad con lo dispuesto en el presente Contrato.</w:t>
       </w:r>
     </w:p>
     <w:p>
@@ -8603,8 +9008,13 @@
       <w:r>
         <w:t xml:space="preserve"> (incluyendo suministrar toda la documentación que sea solicitada por </w:t>
       </w:r>
-      <w:r>
-        <w:t>Finkargo Colombia</w:t>
+      <w:proofErr w:type="spellStart"/>
+      <w:r>
+        <w:t>Finkargo</w:t>
+      </w:r>
+      <w:proofErr w:type="spellEnd"/>
+      <w:r>
+        <w:t xml:space="preserve"> Colombia</w:t>
       </w:r>
       <w:r>
         <w:t xml:space="preserve"> con el fin de completar el registro o modificación de la Garantía en el Registro de Garantías Mobiliarias en los términos del </w:t>
@@ -8653,8 +9063,13 @@
       <w:r>
         <w:t xml:space="preserve"> Esto incluye, sin limitación, los pagos puntuales y documentados que solicite </w:t>
       </w:r>
-      <w:r>
-        <w:t>Finkargo Colombia</w:t>
+      <w:proofErr w:type="spellStart"/>
+      <w:r>
+        <w:t>Finkargo</w:t>
+      </w:r>
+      <w:proofErr w:type="spellEnd"/>
+      <w:r>
+        <w:t xml:space="preserve"> Colombia</w:t>
       </w:r>
       <w:r>
         <w:t xml:space="preserve"> de todos y cualesquiera costos y gastos documentados que se causen en relación con la preparación, envío y/o diligenciamiento de cualquier documento o la toma de cualquier acción para perfeccionar, proteger, ejecutar o mantener vigente y en pleno vigor y efecto la Garantía constituida mediante el presente Contrato a favor de </w:t>
@@ -8755,14 +9170,24 @@
       <w:r>
         <w:t xml:space="preserve">a </w:t>
       </w:r>
-      <w:r>
-        <w:t>Finkargo Colombia</w:t>
+      <w:proofErr w:type="spellStart"/>
+      <w:r>
+        <w:t>Finkargo</w:t>
+      </w:r>
+      <w:proofErr w:type="spellEnd"/>
+      <w:r>
+        <w:t xml:space="preserve"> Colombia</w:t>
       </w:r>
       <w:r>
         <w:t xml:space="preserve"> dentro de los cinco (5) Días Hábiles siguientes a la fecha en que tenga conocimiento de cualquier circunstancia o evento que afecte o modifique los derechos de </w:t>
       </w:r>
-      <w:r>
-        <w:t>Finkargo Colombia</w:t>
+      <w:proofErr w:type="spellStart"/>
+      <w:r>
+        <w:t>Finkargo</w:t>
+      </w:r>
+      <w:proofErr w:type="spellEnd"/>
+      <w:r>
+        <w:t xml:space="preserve"> Colombia</w:t>
       </w:r>
       <w:r>
         <w:t xml:space="preserve"> en virtud de este Contrato, así como de cualquier circunstancia relevante con respecto a los Bienes en Garantía que razonablemente el Importador considere que pueda poner en riesgo el cumplimiento de cualquier obligación bajo el Contrato Marco</w:t>
@@ -8781,8 +9206,13 @@
       <w:r>
         <w:t xml:space="preserve">a </w:t>
       </w:r>
-      <w:r>
-        <w:t>Finkargo Colombia</w:t>
+      <w:proofErr w:type="spellStart"/>
+      <w:r>
+        <w:t>Finkargo</w:t>
+      </w:r>
+      <w:proofErr w:type="spellEnd"/>
+      <w:r>
+        <w:t xml:space="preserve"> Colombia</w:t>
       </w:r>
       <w:r>
         <w:t xml:space="preserve"> dentro de los cinco (5) Días Hábiles siguientes a la fecha en que tenga conocimiento de cualquier demanda o proceso judicial o administrativo iniciado en su contra, como consecuencia de lo cual se cree o se pueda esperar razonablemente que se cree un Gravamen sobre los Bienes en Garantía</w:t>
@@ -8801,8 +9231,13 @@
       <w:r>
         <w:t xml:space="preserve">a </w:t>
       </w:r>
-      <w:r>
-        <w:t>Finkargo Colombia</w:t>
+      <w:proofErr w:type="spellStart"/>
+      <w:r>
+        <w:t>Finkargo</w:t>
+      </w:r>
+      <w:proofErr w:type="spellEnd"/>
+      <w:r>
+        <w:t xml:space="preserve"> Colombia</w:t>
       </w:r>
       <w:r>
         <w:t xml:space="preserve">, </w:t>
@@ -9270,15 +9705,19 @@
       <w:r>
         <w:t>) pago directo; (</w:t>
       </w:r>
+      <w:proofErr w:type="spellStart"/>
       <w:r>
         <w:t>ii</w:t>
       </w:r>
+      <w:proofErr w:type="spellEnd"/>
       <w:r>
         <w:t>) ejecución especial; (</w:t>
       </w:r>
+      <w:proofErr w:type="spellStart"/>
       <w:r>
         <w:t>iii</w:t>
       </w:r>
+      <w:proofErr w:type="spellEnd"/>
       <w:r>
         <w:t xml:space="preserve">) ejecución judicial. El ejercicio de cualquier derecho por parte de </w:t>
       </w:r>
@@ -9320,7 +9759,15 @@
       </w:pPr>
       <w:bookmarkStart w:id="66" w:name="_Hlk143859035"/>
       <w:r>
-        <w:t>Si como resultado de la ejecución de la Garantía Finkargo Colombia recibe Pesos, las Obligaciones Garantizadas que estén denominadas en Dólares serán pagadas a la TRM vigente para la fecha en que se reciba el pago de la enajenación de los Bienes en Garantía de acuerdo con los procedimientos aquí previstos o de la fecha en que se realice la dación en pago o el pago en especie con los Bienes en Garantía.</w:t>
+        <w:t xml:space="preserve">Si como resultado de la ejecución de la Garantía </w:t>
+      </w:r>
+      <w:proofErr w:type="spellStart"/>
+      <w:r>
+        <w:t>Finkargo</w:t>
+      </w:r>
+      <w:proofErr w:type="spellEnd"/>
+      <w:r>
+        <w:t xml:space="preserve"> Colombia recibe Pesos, las Obligaciones Garantizadas que estén denominadas en Dólares serán pagadas a la TRM vigente para la fecha en que se reciba el pago de la enajenación de los Bienes en Garantía de acuerdo con los procedimientos aquí previstos o de la fecha en que se realice la dación en pago o el pago en especie con los Bienes en Garantía.</w:t>
       </w:r>
     </w:p>
     <w:p>
@@ -9579,9 +10026,11 @@
       <w:r>
         <w:t xml:space="preserve"> (</w:t>
       </w:r>
+      <w:proofErr w:type="spellStart"/>
       <w:r>
         <w:t>ii</w:t>
       </w:r>
+      <w:proofErr w:type="spellEnd"/>
       <w:r>
         <w:t>) a través de notario público</w:t>
       </w:r>
@@ -9592,7 +10041,15 @@
         <w:t xml:space="preserve"> o </w:t>
       </w:r>
       <w:r>
-        <w:t xml:space="preserve">(iii) a través </w:t>
+        <w:t>(</w:t>
+      </w:r>
+      <w:proofErr w:type="spellStart"/>
+      <w:r>
+        <w:t>iii</w:t>
+      </w:r>
+      <w:proofErr w:type="spellEnd"/>
+      <w:r>
+        <w:t xml:space="preserve">) a través </w:t>
       </w:r>
       <w:r>
         <w:t xml:space="preserve">del </w:t>
@@ -9928,7 +10385,15 @@
         <w:t>Partes</w:t>
       </w:r>
       <w:r>
-        <w:t xml:space="preserve"> acuerdan que el avalúo de los Bienes en Garantía lo hará un Avaluador Independiente que cumpla con los Criterios de Independencia y Experiencia, seleccionado a discreción de </w:t>
+        <w:t xml:space="preserve"> acuerdan que el avalúo de los Bienes en Garantía lo hará un </w:t>
+      </w:r>
+      <w:proofErr w:type="spellStart"/>
+      <w:r>
+        <w:t>Avaluador</w:t>
+      </w:r>
+      <w:proofErr w:type="spellEnd"/>
+      <w:r>
+        <w:t xml:space="preserve"> Independiente que cumpla con los Criterios de Independencia y Experiencia, seleccionado a discreción de </w:t>
       </w:r>
       <w:r>
         <w:t>la(s) Parte(s) Garantizada(s)</w:t>
@@ -10507,7 +10972,15 @@
         <w:t>(n)</w:t>
       </w:r>
       <w:r>
-        <w:t xml:space="preserve"> los servicios de un Avaluador Independiente </w:t>
+        <w:t xml:space="preserve"> los servicios de un </w:t>
+      </w:r>
+      <w:proofErr w:type="spellStart"/>
+      <w:r>
+        <w:t>Avaluador</w:t>
+      </w:r>
+      <w:proofErr w:type="spellEnd"/>
+      <w:r>
+        <w:t xml:space="preserve"> Independiente </w:t>
       </w:r>
       <w:r>
         <w:t xml:space="preserve">de conformidad con lo establecido en la </w:t>
@@ -10640,7 +11113,15 @@
         <w:t>Partes</w:t>
       </w:r>
       <w:r>
-        <w:t xml:space="preserve"> acuerdan que la selección del Avaluador Independiente y de la Valoración se realizará de conformidad con la </w:t>
+        <w:t xml:space="preserve"> acuerdan que la selección del </w:t>
+      </w:r>
+      <w:proofErr w:type="spellStart"/>
+      <w:r>
+        <w:t>Avaluador</w:t>
+      </w:r>
+      <w:proofErr w:type="spellEnd"/>
+      <w:r>
+        <w:t xml:space="preserve"> Independiente y de la Valoración se realizará de conformidad con la </w:t>
       </w:r>
       <w:r>
         <w:rPr>
@@ -10692,7 +11173,15 @@
         <w:fldChar w:fldCharType="end"/>
       </w:r>
       <w:r>
-        <w:t xml:space="preserve">, bajo el entendido que en caso de que ninguna entidad pueda ser contratada como Avaluador Independiente, </w:t>
+        <w:t xml:space="preserve">, bajo el entendido que en caso de que ninguna entidad pueda ser contratada como </w:t>
+      </w:r>
+      <w:proofErr w:type="spellStart"/>
+      <w:r>
+        <w:t>Avaluador</w:t>
+      </w:r>
+      <w:proofErr w:type="spellEnd"/>
+      <w:r>
+        <w:t xml:space="preserve"> Independiente, </w:t>
       </w:r>
       <w:r>
         <w:t>la(s) Parte(s) Garantizada(s)</w:t>
@@ -10973,13 +11462,21 @@
         <w:t>Poder Especial</w:t>
       </w:r>
       <w:r>
-        <w:t xml:space="preserve">”). El Poder Especial aquí otorgado es irrevocable y ha sido otorgado en beneficio de </w:t>
+        <w:t xml:space="preserve">”). El Poder Especial aquí otorgado es irrevocable y ha sido otorgado en beneficio </w:t>
+      </w:r>
+      <w:proofErr w:type="gramStart"/>
+      <w:r>
+        <w:t xml:space="preserve">de </w:t>
       </w:r>
       <w:r>
         <w:t xml:space="preserve"> </w:t>
       </w:r>
       <w:r>
-        <w:t>la(s) Parte(s) Garantizada(s), según sea el caso</w:t>
+        <w:t>la</w:t>
+      </w:r>
+      <w:proofErr w:type="gramEnd"/>
+      <w:r>
+        <w:t>(s) Parte(s) Garantizada(s), según sea el caso</w:t>
       </w:r>
       <w:r>
         <w:t xml:space="preserve">. Con la suscripción del presente Contrato </w:t>
@@ -11017,7 +11514,15 @@
         <w:t>Sección 7.01</w:t>
       </w:r>
       <w:r>
-        <w:t>; o (z) causar que un tercero reciba, los Bienes en Garantía en pago por un valor equivalente al 100% de la Valoración de los mismos.</w:t>
+        <w:t xml:space="preserve">; o (z) causar que un tercero reciba, los Bienes en Garantía en pago por un valor equivalente al 100% de la Valoración de </w:t>
+      </w:r>
+      <w:proofErr w:type="gramStart"/>
+      <w:r>
+        <w:t>los mismos</w:t>
+      </w:r>
+      <w:proofErr w:type="gramEnd"/>
+      <w:r>
+        <w:t>.</w:t>
       </w:r>
     </w:p>
     <w:p>
@@ -11265,7 +11770,15 @@
         <w:t>Finkargo Colombia</w:t>
       </w:r>
       <w:r>
-        <w:t xml:space="preserve"> contratará los servicios de un Avaluador Independiente que cumpla con los Criterios de Independencia y Experiencia y cualesquiera otros criterios que le sean exigibles bajo la Ley Aplicable, el cual se encargará de efectuar el avalúo comercial de los Bienes en Garantía, de conformidad con las siguientes reglas:</w:t>
+        <w:t xml:space="preserve"> contratará los servicios de un </w:t>
+      </w:r>
+      <w:proofErr w:type="spellStart"/>
+      <w:r>
+        <w:t>Avaluador</w:t>
+      </w:r>
+      <w:proofErr w:type="spellEnd"/>
+      <w:r>
+        <w:t xml:space="preserve"> Independiente que cumpla con los Criterios de Independencia y Experiencia y cualesquiera otros criterios que le sean exigibles bajo la Ley Aplicable, el cual se encargará de efectuar el avalúo comercial de los Bienes en Garantía, de conformidad con las siguientes reglas:</w:t>
       </w:r>
     </w:p>
     <w:p>
@@ -11302,7 +11815,15 @@
         <w:t>(n)</w:t>
       </w:r>
       <w:r>
-        <w:t xml:space="preserve"> los servicios de un Avaluador Independiente en los términos establecidos en esta </w:t>
+        <w:t xml:space="preserve"> los servicios de un </w:t>
+      </w:r>
+      <w:proofErr w:type="spellStart"/>
+      <w:r>
+        <w:t>Avaluador</w:t>
+      </w:r>
+      <w:proofErr w:type="spellEnd"/>
+      <w:r>
+        <w:t xml:space="preserve"> Independiente en los términos establecidos en esta </w:t>
       </w:r>
       <w:r>
         <w:rPr>
@@ -11346,7 +11867,15 @@
         <w:t xml:space="preserve"> </w:t>
       </w:r>
       <w:r>
-        <w:t xml:space="preserve">En el evento en que la contratación del Avaluador Independiente no pueda realizarse en el plazo señalado, dicho plazo será extendido por el tiempo que, a juicio de </w:t>
+        <w:t xml:space="preserve">En el evento en que la contratación del </w:t>
+      </w:r>
+      <w:proofErr w:type="spellStart"/>
+      <w:r>
+        <w:t>Avaluador</w:t>
+      </w:r>
+      <w:proofErr w:type="spellEnd"/>
+      <w:r>
+        <w:t xml:space="preserve"> Independiente no pueda realizarse en el plazo señalado, dicho plazo será extendido por el tiempo que, a juicio de </w:t>
       </w:r>
       <w:r>
         <w:t>la(s) Parte(s) Garantizada(s)</w:t>
@@ -11362,7 +11891,15 @@
       </w:pPr>
       <w:bookmarkStart w:id="89" w:name="_Ref129868124"/>
       <w:r>
-        <w:t xml:space="preserve">En caso de que ninguna entidad pueda ser contratada como Avaluador Independiente, </w:t>
+        <w:t xml:space="preserve">En caso de que ninguna entidad pueda ser contratada como </w:t>
+      </w:r>
+      <w:proofErr w:type="spellStart"/>
+      <w:r>
+        <w:t>Avaluador</w:t>
+      </w:r>
+      <w:proofErr w:type="spellEnd"/>
+      <w:r>
+        <w:t xml:space="preserve"> Independiente, </w:t>
       </w:r>
       <w:r>
         <w:t>la(s) Parte(s) Garantizada(s)</w:t>
@@ -11384,7 +11921,15 @@
       </w:pPr>
       <w:bookmarkStart w:id="90" w:name="_Ref129868074"/>
       <w:r>
-        <w:t>Una vez seleccionado el Avaluador Independiente, este deberá iniciar de forma inmediata las labores y actividades tendientes a determinar el avalúo de los Bienes en Garantía (la “</w:t>
+        <w:t xml:space="preserve">Una vez seleccionado el </w:t>
+      </w:r>
+      <w:proofErr w:type="spellStart"/>
+      <w:r>
+        <w:t>Avaluador</w:t>
+      </w:r>
+      <w:proofErr w:type="spellEnd"/>
+      <w:r>
+        <w:t xml:space="preserve"> Independiente, este deberá iniciar de forma inmediata las labores y actividades tendientes a determinar el avalúo de los Bienes en Garantía (la “</w:t>
       </w:r>
       <w:r>
         <w:rPr>
@@ -11664,8 +12209,13 @@
       <w:r>
         <w:t xml:space="preserve"> a </w:t>
       </w:r>
-      <w:r>
-        <w:t>Finkargo Colombia</w:t>
+      <w:proofErr w:type="spellStart"/>
+      <w:r>
+        <w:t>Finkargo</w:t>
+      </w:r>
+      <w:proofErr w:type="spellEnd"/>
+      <w:r>
+        <w:t xml:space="preserve"> Colombia</w:t>
       </w:r>
       <w:r>
         <w:t xml:space="preserve"> y/o a la(s) Parte(s) Garantizada(s)</w:t>
@@ -11673,8 +12223,13 @@
       <w:r>
         <w:t xml:space="preserve">, sea en virtud de las Leyes Aplicables o en virtud de actos o decisiones de una Autoridad Gubernamental, y todos y cada uno de tales derechos, poderes, facultades y recursos, sea que específicamente se otorguen aquí o que existan de otro modo o simultáneamente, podrán ejercerse parcial o totalmente y con la frecuencia y en el orden en que </w:t>
       </w:r>
-      <w:r>
-        <w:t>Finkargo Colombia</w:t>
+      <w:proofErr w:type="spellStart"/>
+      <w:r>
+        <w:t>Finkargo</w:t>
+      </w:r>
+      <w:proofErr w:type="spellEnd"/>
+      <w:r>
+        <w:t xml:space="preserve"> Colombia</w:t>
       </w:r>
       <w:r>
         <w:t xml:space="preserve"> y/o la(s) Parte(s) Garantizada(s)</w:t>
@@ -11694,6 +12249,7 @@
         <w:pStyle w:val="Heading3"/>
       </w:pPr>
       <w:r>
+        <w:lastRenderedPageBreak/>
         <w:t xml:space="preserve">Todos estos derechos, poderes, facultades y recursos serán acumulables y el ejercicio o el inicio del ejercicio de uno no implicarán la renuncia de ninguno otro de dichos derechos. Ni la demora ni la omisión por parte de </w:t>
       </w:r>
       <w:r>
@@ -11702,8 +12258,13 @@
       <w:r>
         <w:t xml:space="preserve">en el ejercicio de tales derechos, poderes facultades y recursos, ni la falta de renovación o prórroga de alguna de las Obligaciones Garantizadas menoscabará los derechos de </w:t>
       </w:r>
-      <w:r>
-        <w:t>Finkargo Colombia</w:t>
+      <w:proofErr w:type="spellStart"/>
+      <w:r>
+        <w:t>Finkargo</w:t>
+      </w:r>
+      <w:proofErr w:type="spellEnd"/>
+      <w:r>
+        <w:t xml:space="preserve"> Colombia</w:t>
       </w:r>
       <w:r>
         <w:t>, poderes, facultades y recursos en virtud del Contrato Marco y cualquier Garantía Adicional, ni constituirá una renuncia de estos.</w:t>
@@ -11902,7 +12463,11 @@
         <w:pStyle w:val="Heading3"/>
       </w:pPr>
       <w:r>
-        <w:t>Las restricciones contenidas en esta cláusula seguirán aplicándose durante un período de tres (3) años tras la terminación o expiración del presente Contrato, lo que ocurra primero. Las disposiciones de esta cláusula prevalecerán sobre cualquier acuerdo de confidencialidad previo entre las Partes en relación con el objeto del presente Contrato.</w:t>
+        <w:t xml:space="preserve">Las restricciones contenidas en esta cláusula seguirán aplicándose durante un período de tres (3) años tras la terminación o expiración del presente Contrato, lo que ocurra </w:t>
+      </w:r>
+      <w:r>
+        <w:lastRenderedPageBreak/>
+        <w:t>primero. Las disposiciones de esta cláusula prevalecerán sobre cualquier acuerdo de confidencialidad previo entre las Partes en relación con el objeto del presente Contrato.</w:t>
       </w:r>
     </w:p>
     <w:p>
@@ -12061,8 +12626,13 @@
       <w:pPr>
         <w:pStyle w:val="Heading3"/>
       </w:pPr>
-      <w:r>
-        <w:t>Finkargo Colombia</w:t>
+      <w:proofErr w:type="spellStart"/>
+      <w:r>
+        <w:t>Finkargo</w:t>
+      </w:r>
+      <w:proofErr w:type="spellEnd"/>
+      <w:r>
+        <w:t xml:space="preserve"> Colombia</w:t>
       </w:r>
       <w:r>
         <w:t xml:space="preserve"> es responsable de los Datos Personales del Importador y de toda la información a la cual tenga acceso en el marco de este Contrato, así como de los Datos Personales contenidos en los Anexos, formularios, facturas y demás documentos generados en el marco de ejecución del presente Contrato.</w:t>
@@ -12075,20 +12645,59 @@
       <w:r>
         <w:t xml:space="preserve">El Importador autoriza de manera libre, voluntaria, previa, expresa, a </w:t>
       </w:r>
-      <w:r>
-        <w:t>Finkargo Colombia</w:t>
-      </w:r>
-      <w:r>
-        <w:t xml:space="preserve"> y sus Afiliadas, así como a Community EM Credit Fund SCA., SICAV-RAIF, Fiduciaria Scotiabank Colpatria S.A., Manejo Técnico de Información S.A. (y/o a quien, de tiempo en tiempo, durante la Vigencia, lleve a cabo las funciones de éste para con </w:t>
-      </w:r>
-      <w:r>
-        <w:t>Finkargo Colombia</w:t>
+      <w:proofErr w:type="spellStart"/>
+      <w:r>
+        <w:t>Finkargo</w:t>
+      </w:r>
+      <w:proofErr w:type="spellEnd"/>
+      <w:r>
+        <w:t xml:space="preserve"> Colombia</w:t>
+      </w:r>
+      <w:r>
+        <w:t xml:space="preserve"> y sus Afiliadas, así como a </w:t>
+      </w:r>
+      <w:proofErr w:type="spellStart"/>
+      <w:r>
+        <w:t>Community</w:t>
+      </w:r>
+      <w:proofErr w:type="spellEnd"/>
+      <w:r>
+        <w:t xml:space="preserve"> EM </w:t>
+      </w:r>
+      <w:proofErr w:type="spellStart"/>
+      <w:r>
+        <w:t>Credit</w:t>
+      </w:r>
+      <w:proofErr w:type="spellEnd"/>
+      <w:r>
+        <w:t xml:space="preserve"> </w:t>
+      </w:r>
+      <w:proofErr w:type="spellStart"/>
+      <w:r>
+        <w:t>Fund</w:t>
+      </w:r>
+      <w:proofErr w:type="spellEnd"/>
+      <w:r>
+        <w:t xml:space="preserve"> SCA., SICAV-RAIF, Fiduciaria Scotiabank Colpatria S.A., Manejo Técnico de Información S.A. (y/o a quien, de tiempo en tiempo, durante la Vigencia, lleve a cabo las funciones de éste para con </w:t>
+      </w:r>
+      <w:proofErr w:type="spellStart"/>
+      <w:r>
+        <w:t>Finkargo</w:t>
+      </w:r>
+      <w:proofErr w:type="spellEnd"/>
+      <w:r>
+        <w:t xml:space="preserve"> Colombia</w:t>
       </w:r>
       <w:r>
         <w:t xml:space="preserve"> y/o el Beneficiario a la Fecha de Firma) y Tecnología en Cuentas por Cobrar S.A.S. (y/o a quien, de tiempo en tiempo, durante la Vigencia, lleve a cabo las funciones de éste para con </w:t>
       </w:r>
-      <w:r>
-        <w:t>Finkargo Colombia</w:t>
+      <w:proofErr w:type="spellStart"/>
+      <w:r>
+        <w:t>Finkargo</w:t>
+      </w:r>
+      <w:proofErr w:type="spellEnd"/>
+      <w:r>
+        <w:t xml:space="preserve"> Colombia</w:t>
       </w:r>
       <w:r>
         <w:t xml:space="preserve"> y/o el Beneficiario a la Fecha de Firma), para que en los términos legalmente establecidos realice la recolección, almacenamiento, uso, circulación, supresión, transmisión, transferencia, y en general, el tratamiento de los Datos Personales que se ha procedido a entregar o que entregará, en virtud de las relaciones legales, contractuales, comerciales y/o de cualquier otra que surja, en desarrollo y ejecución de los fines descritos en este Contrato.</w:t>
@@ -12101,11 +12710,28 @@
       <w:r>
         <w:t xml:space="preserve">El Importador autoriza a </w:t>
       </w:r>
-      <w:r>
-        <w:t>Finkargo Colombia</w:t>
-      </w:r>
-      <w:r>
-        <w:t xml:space="preserve"> para que trate, transfiera o transmita los Datos Personales a terceros, como patrimonios autónomos, y/o beneficiarios de los mismos, incluyendo al Beneficiario, incluso a países que no cuenten con los niveles adecuados de protección, con las finalidades establecidas en la Política de </w:t>
+      <w:proofErr w:type="spellStart"/>
+      <w:r>
+        <w:t>Finkargo</w:t>
+      </w:r>
+      <w:proofErr w:type="spellEnd"/>
+      <w:r>
+        <w:t xml:space="preserve"> Colombia</w:t>
+      </w:r>
+      <w:r>
+        <w:t xml:space="preserve"> para que trate, transfiera o transmita los Datos Personales a terceros, como patrimonios autónomos, y/o beneficiarios de </w:t>
+      </w:r>
+      <w:proofErr w:type="gramStart"/>
+      <w:r>
+        <w:t>los mismos</w:t>
+      </w:r>
+      <w:proofErr w:type="gramEnd"/>
+      <w:r>
+        <w:t xml:space="preserve">, incluyendo al Beneficiario, incluso a países que no cuenten con los niveles adecuados de protección, </w:t>
+      </w:r>
+      <w:r>
+        <w:lastRenderedPageBreak/>
+        <w:t xml:space="preserve">con las finalidades establecidas en la Política de </w:t>
       </w:r>
       <w:r>
         <w:t>Privacidad</w:t>
@@ -12188,8 +12814,13 @@
       <w:r>
         <w:t xml:space="preserve">) a través de los mecanismos dispuestos para tal fin por </w:t>
       </w:r>
-      <w:r>
-        <w:t>Finkargo Colombia</w:t>
+      <w:proofErr w:type="spellStart"/>
+      <w:r>
+        <w:t>Finkargo</w:t>
+      </w:r>
+      <w:proofErr w:type="spellEnd"/>
+      <w:r>
+        <w:t xml:space="preserve"> Colombia</w:t>
       </w:r>
       <w:r>
         <w:t xml:space="preserve"> o sus Afiliadas, conforme a la Política de </w:t>
@@ -12383,11 +13014,19 @@
         </w:rPr>
         <w:t xml:space="preserve">que esté dirigida a </w:t>
       </w:r>
-      <w:r>
-        <w:rPr>
-          <w:lang w:val="es-CO"/>
-        </w:rPr>
-        <w:t>Finkargo Colombia</w:t>
+      <w:proofErr w:type="spellStart"/>
+      <w:r>
+        <w:rPr>
+          <w:lang w:val="es-CO"/>
+        </w:rPr>
+        <w:t>Finkargo</w:t>
+      </w:r>
+      <w:proofErr w:type="spellEnd"/>
+      <w:r>
+        <w:rPr>
+          <w:lang w:val="es-CO"/>
+        </w:rPr>
+        <w:t xml:space="preserve"> Colombia</w:t>
       </w:r>
       <w:r>
         <w:rPr>
@@ -12597,8 +13236,13 @@
             <w:r>
               <w:t xml:space="preserve">A </w:t>
             </w:r>
-            <w:r>
-              <w:t>Finkargo Colombia</w:t>
+            <w:proofErr w:type="spellStart"/>
+            <w:r>
+              <w:t>Finkargo</w:t>
+            </w:r>
+            <w:proofErr w:type="spellEnd"/>
+            <w:r>
+              <w:t xml:space="preserve"> Colombia</w:t>
             </w:r>
             <w:r>
               <w:t>:</w:t>
@@ -12677,28 +13321,45 @@
               <w:br/>
               <w:t xml:space="preserve">E-mail: </w:t>
             </w:r>
+            <w:r>
+              <w:fldChar w:fldCharType="begin"/>
+            </w:r>
+            <w:r>
+              <w:rPr>
+                <w:lang w:val="en-US"/>
+              </w:rPr>
+              <w:instrText xml:space="preserve"> HYPERLINK "mailto:andres.gonzalez@finkargo.com" </w:instrText>
+            </w:r>
+            <w:r>
+              <w:fldChar w:fldCharType="separate"/>
+            </w:r>
+            <w:r>
+              <w:rPr>
+                <w:rStyle w:val="Hyperlink"/>
+                <w:lang w:val="pt-PT"/>
+              </w:rPr>
+              <w:t>andres.gonzalez@finkargo.com</w:t>
+            </w:r>
+            <w:r>
+              <w:rPr>
+                <w:rStyle w:val="Hyperlink"/>
+                <w:lang w:val="pt-PT"/>
+              </w:rPr>
+              <w:fldChar w:fldCharType="end"/>
+            </w:r>
+            <w:r>
+              <w:rPr>
+                <w:lang w:val="pt-PT"/>
+              </w:rPr>
+              <w:t xml:space="preserve"> </w:t>
+            </w:r>
+            <w:r>
+              <w:rPr>
+                <w:lang w:val="pt-PT"/>
+              </w:rPr>
+              <w:br/>
+            </w:r>
             <w:hyperlink r:id="rId15" w:history="1">
-              <w:r>
-                <w:rPr>
-                  <w:rStyle w:val="Hyperlink"/>
-                  <w:lang w:val="pt-PT"/>
-                </w:rPr>
-                <w:t>andres.gonzalez@finkargo.com</w:t>
-              </w:r>
-            </w:hyperlink>
-            <w:r>
-              <w:rPr>
-                <w:lang w:val="pt-PT"/>
-              </w:rPr>
-              <w:t xml:space="preserve"> </w:t>
-            </w:r>
-            <w:r>
-              <w:rPr>
-                <w:lang w:val="pt-PT"/>
-              </w:rPr>
-              <w:br/>
-            </w:r>
-            <w:hyperlink r:id="rId16" w:history="1">
               <w:r>
                 <w:rPr>
                   <w:rStyle w:val="Hyperlink"/>
@@ -12713,7 +13374,7 @@
               </w:rPr>
               <w:br/>
             </w:r>
-            <w:hyperlink r:id="rId17" w:history="1">
+            <w:hyperlink r:id="rId16" w:history="1">
               <w:r>
                 <w:rPr>
                   <w:rStyle w:val="Hyperlink"/>
@@ -12863,6 +13524,7 @@
         <w:pStyle w:val="Heading3"/>
       </w:pPr>
       <w:r>
+        <w:lastRenderedPageBreak/>
         <w:t xml:space="preserve">Todas las modificaciones, adiciones, aclaraciones y/o renuncias que se efectúen al presente Contrato, serán válidas cuando consten por escrito y estén debidamente firmadas por los </w:t>
       </w:r>
       <w:r>
@@ -12894,8 +13556,13 @@
       <w:r>
         <w:t xml:space="preserve"> podrán ser realizadas por </w:t>
       </w:r>
-      <w:r>
-        <w:t>Finkargo Colombia</w:t>
+      <w:proofErr w:type="spellStart"/>
+      <w:r>
+        <w:t>Finkargo</w:t>
+      </w:r>
+      <w:proofErr w:type="spellEnd"/>
+      <w:r>
+        <w:t xml:space="preserve"> Colombia</w:t>
       </w:r>
       <w:r>
         <w:t xml:space="preserve"> sin el consentimiento del Importador en cumplimiento de los términos y condiciones previstos en el presente Contrato</w:t>
@@ -13086,8 +13753,13 @@
       <w:r>
         <w:t xml:space="preserve"> del Contrato Marco, </w:t>
       </w:r>
-      <w:r>
-        <w:t>Finkargo Colombia</w:t>
+      <w:proofErr w:type="spellStart"/>
+      <w:r>
+        <w:t>Finkargo</w:t>
+      </w:r>
+      <w:proofErr w:type="spellEnd"/>
+      <w:r>
+        <w:t xml:space="preserve"> Colombia</w:t>
       </w:r>
       <w:r>
         <w:t xml:space="preserve"> </w:t>
@@ -13122,7 +13794,15 @@
         <w:t xml:space="preserve"> </w:t>
       </w:r>
       <w:r>
-        <w:t>sin el consentimiento previo, escrito y expreso de Finkargo Colombia</w:t>
+        <w:t xml:space="preserve">sin el consentimiento previo, escrito y expreso de </w:t>
+      </w:r>
+      <w:proofErr w:type="spellStart"/>
+      <w:r>
+        <w:t>Finkargo</w:t>
+      </w:r>
+      <w:proofErr w:type="spellEnd"/>
+      <w:r>
+        <w:t xml:space="preserve"> Colombia</w:t>
       </w:r>
       <w:r>
         <w:t>.</w:t>
@@ -13359,7 +14039,19 @@
         </w:rPr>
       </w:pPr>
       <w:r>
-        <w:t>. Forman parte integral del presente Contrato todos sus Anexos, incluyendo los que se incorporen con posterioridad a la firma del mismo.</w:t>
+        <w:t xml:space="preserve">. Forman parte integral del presente Contrato todos sus Anexos, </w:t>
+      </w:r>
+      <w:r>
+        <w:lastRenderedPageBreak/>
+        <w:t xml:space="preserve">incluyendo los que se incorporen con posterioridad a la firma </w:t>
+      </w:r>
+      <w:proofErr w:type="gramStart"/>
+      <w:r>
+        <w:t>del mismo</w:t>
+      </w:r>
+      <w:proofErr w:type="gramEnd"/>
+      <w:r>
+        <w:t>.</w:t>
       </w:r>
     </w:p>
     <w:p>
@@ -13411,7 +14103,15 @@
         <w:t xml:space="preserve"> de </w:t>
       </w:r>
       <w:r>
-        <w:t>firmas electrónicas DocuSign, de conformidad con la Ley 527 de 1999 y el Decreto 2364 de 2012. Estas firmas surtirán los mismos efectos jurídicos como si constara por firma autógrafa. Las Partes otorgan su pleno consentimiento para obligarse legalmente conforme a los términos del presente Contrato</w:t>
+        <w:t xml:space="preserve">firmas electrónicas </w:t>
+      </w:r>
+      <w:proofErr w:type="spellStart"/>
+      <w:r>
+        <w:t>DocuSign</w:t>
+      </w:r>
+      <w:proofErr w:type="spellEnd"/>
+      <w:r>
+        <w:t>, de conformidad con la Ley 527 de 1999 y el Decreto 2364 de 2012. Estas firmas surtirán los mismos efectos jurídicos como si constara por firma autógrafa. Las Partes otorgan su pleno consentimiento para obligarse legalmente conforme a los términos del presente Contrato</w:t>
       </w:r>
       <w:r>
         <w:t>.</w:t>
@@ -13512,8 +14212,13 @@
             </w:r>
             <w:r>
               <w:br/>
-              <w:t>John Elvis Jiménez Jiménez</w:t>
-            </w:r>
+              <w:t xml:space="preserve">John Elvis Jiménez </w:t>
+            </w:r>
+            <w:proofErr w:type="spellStart"/>
+            <w:r>
+              <w:t>Jiménez</w:t>
+            </w:r>
+            <w:proofErr w:type="spellEnd"/>
             <w:r>
               <w:br/>
               <w:t>C.C.</w:t>
@@ -13617,8 +14322,8 @@
           <w:lang w:val="es-CO"/>
         </w:rPr>
         <w:sectPr>
-          <w:headerReference w:type="default" r:id="rId18"/>
-          <w:footerReference w:type="default" r:id="rId19"/>
+          <w:headerReference w:type="default" r:id="rId17"/>
+          <w:footerReference w:type="default" r:id="rId18"/>
           <w:pgSz w:w="12240" w:h="15840" w:code="1"/>
           <w:pgMar w:top="1134" w:right="1134" w:bottom="1134" w:left="1134" w:header="709" w:footer="709" w:gutter="0"/>
           <w:pgNumType w:start="1"/>
@@ -13640,6 +14345,7 @@
         <w:rPr>
           <w:u w:val="none"/>
         </w:rPr>
+        <w:lastRenderedPageBreak/>
         <w:t>ANEXO A</w:t>
       </w:r>
       <w:r>
@@ -13688,8 +14394,13 @@
         <w:t>valor Cupo de Operaciones en letras</w:t>
       </w:r>
       <w:r>
-        <w:t>] Dólares, (USD[</w:t>
-      </w:r>
+        <w:t>] Dólares, (</w:t>
+      </w:r>
+      <w:proofErr w:type="gramStart"/>
+      <w:r>
+        <w:t>USD[</w:t>
+      </w:r>
+      <w:proofErr w:type="gramEnd"/>
       <w:r>
         <w:rPr>
           <w:highlight w:val="yellow"/>
@@ -13750,6 +14461,7 @@
         <w:rPr>
           <w:u w:val="none"/>
         </w:rPr>
+        <w:lastRenderedPageBreak/>
         <w:t>ANEXO B</w:t>
       </w:r>
       <w:r>
@@ -13826,6 +14538,7 @@
         <w:rPr>
           <w:u w:val="none"/>
         </w:rPr>
+        <w:lastRenderedPageBreak/>
         <w:t>ANEXO C</w:t>
       </w:r>
       <w:r>
@@ -13874,6 +14587,7 @@
             <w:r>
               <w:t xml:space="preserve"> </w:t>
             </w:r>
+            <w:proofErr w:type="gramStart"/>
             <w:r>
               <w:rPr>
                 <w:sz w:val="18"/>
@@ -13894,7 +14608,15 @@
                 <w:sz w:val="18"/>
                 <w:szCs w:val="21"/>
               </w:rPr>
-              <w:t>] de [</w:t>
+              <w:t>]</w:t>
+            </w:r>
+            <w:proofErr w:type="gramEnd"/>
+            <w:r>
+              <w:rPr>
+                <w:sz w:val="18"/>
+                <w:szCs w:val="21"/>
+              </w:rPr>
+              <w:t xml:space="preserve"> de [</w:t>
             </w:r>
             <w:r>
               <w:rPr>
@@ -14035,6 +14757,7 @@
               <w:t xml:space="preserve">NOMBRE DEL </w:t>
             </w:r>
             <w:commentRangeStart w:id="127"/>
+            <w:proofErr w:type="gramStart"/>
             <w:r>
               <w:rPr>
                 <w:b/>
@@ -14065,6 +14788,7 @@
             </w:r>
             <w:bookmarkEnd w:id="126"/>
             <w:commentRangeEnd w:id="127"/>
+            <w:proofErr w:type="gramEnd"/>
             <w:r>
               <w:rPr>
                 <w:rStyle w:val="CommentReference"/>
@@ -14183,6 +14907,7 @@
             <w:r>
               <w:t xml:space="preserve"> </w:t>
             </w:r>
+            <w:proofErr w:type="gramStart"/>
             <w:r>
               <w:rPr>
                 <w:sz w:val="18"/>
@@ -14203,7 +14928,15 @@
                 <w:sz w:val="18"/>
                 <w:szCs w:val="21"/>
               </w:rPr>
-              <w:t>] de [</w:t>
+              <w:t>]</w:t>
+            </w:r>
+            <w:proofErr w:type="gramEnd"/>
+            <w:r>
+              <w:rPr>
+                <w:sz w:val="18"/>
+                <w:szCs w:val="21"/>
+              </w:rPr>
+              <w:t xml:space="preserve"> de [</w:t>
             </w:r>
             <w:r>
               <w:rPr>
@@ -14380,7 +15113,23 @@
                 <w:sz w:val="18"/>
                 <w:szCs w:val="18"/>
               </w:rPr>
-              <w:t xml:space="preserve">(b) Finkargo Colombia S.A.S. </w:t>
+              <w:t xml:space="preserve">(b) </w:t>
+            </w:r>
+            <w:proofErr w:type="spellStart"/>
+            <w:r>
+              <w:rPr>
+                <w:sz w:val="18"/>
+                <w:szCs w:val="18"/>
+              </w:rPr>
+              <w:t>Finkargo</w:t>
+            </w:r>
+            <w:proofErr w:type="spellEnd"/>
+            <w:r>
+              <w:rPr>
+                <w:sz w:val="18"/>
+                <w:szCs w:val="18"/>
+              </w:rPr>
+              <w:t xml:space="preserve"> Colombia S.A.S. </w:t>
             </w:r>
             <w:r>
               <w:rPr>
@@ -14389,7 +15138,27 @@
                 <w:szCs w:val="18"/>
                 <w:lang w:eastAsia="ja-JP"/>
               </w:rPr>
-              <w:t>al cual el Patrimonio Autónomo FC – Finkargo Colombia, identificado con NIT 830.053.994-4. constituido mediante contrato de fiducia mercantil de fecha 6 de julio de 2022 y modificado integralmente el 20 de septiembre de 2022, y representado por Fiduciaria Scotiabank Colpatria S.A. (el “</w:t>
+              <w:t xml:space="preserve">al cual el Patrimonio Autónomo FC – </w:t>
+            </w:r>
+            <w:proofErr w:type="spellStart"/>
+            <w:r>
+              <w:rPr>
+                <w:rFonts w:eastAsia="MS Mincho" w:cs="Open Sans"/>
+                <w:sz w:val="18"/>
+                <w:szCs w:val="18"/>
+                <w:lang w:eastAsia="ja-JP"/>
+              </w:rPr>
+              <w:t>Finkargo</w:t>
+            </w:r>
+            <w:proofErr w:type="spellEnd"/>
+            <w:r>
+              <w:rPr>
+                <w:rFonts w:eastAsia="MS Mincho" w:cs="Open Sans"/>
+                <w:sz w:val="18"/>
+                <w:szCs w:val="18"/>
+                <w:lang w:eastAsia="ja-JP"/>
+              </w:rPr>
+              <w:t xml:space="preserve"> Colombia, identificado con NIT 830.053.994-4. constituido mediante contrato de fiducia mercantil de fecha 6 de julio de 2022 y modificado integralmente el 20 de septiembre de 2022, y representado por Fiduciaria Scotiabank Colpatria S.A. (el “</w:t>
             </w:r>
             <w:r>
               <w:rPr>
@@ -14408,7 +15177,27 @@
                 <w:szCs w:val="18"/>
                 <w:lang w:eastAsia="ja-JP"/>
               </w:rPr>
-              <w:t>” y, conjuntamente con Finkargo Colombia, las “</w:t>
+              <w:t xml:space="preserve">” y, conjuntamente con </w:t>
+            </w:r>
+            <w:proofErr w:type="spellStart"/>
+            <w:r>
+              <w:rPr>
+                <w:rFonts w:eastAsia="MS Mincho" w:cs="Open Sans"/>
+                <w:sz w:val="18"/>
+                <w:szCs w:val="18"/>
+                <w:lang w:eastAsia="ja-JP"/>
+              </w:rPr>
+              <w:t>Finkargo</w:t>
+            </w:r>
+            <w:proofErr w:type="spellEnd"/>
+            <w:r>
+              <w:rPr>
+                <w:rFonts w:eastAsia="MS Mincho" w:cs="Open Sans"/>
+                <w:sz w:val="18"/>
+                <w:szCs w:val="18"/>
+                <w:lang w:eastAsia="ja-JP"/>
+              </w:rPr>
+              <w:t xml:space="preserve"> Colombia, las “</w:t>
             </w:r>
             <w:r>
               <w:rPr>
@@ -14798,21 +15587,38 @@
                 <w:szCs w:val="18"/>
                 <w:highlight w:val="lightGray"/>
               </w:rPr>
-              <w:t>valor en letras</w:t>
-            </w:r>
+              <w:t xml:space="preserve">valor en </w:t>
+            </w:r>
+            <w:proofErr w:type="gramStart"/>
             <w:r>
               <w:rPr>
                 <w:sz w:val="18"/>
                 <w:szCs w:val="18"/>
-              </w:rPr>
-              <w:t xml:space="preserve"> </w:t>
+                <w:highlight w:val="lightGray"/>
+              </w:rPr>
+              <w:t>letras</w:t>
             </w:r>
             <w:r>
               <w:rPr>
                 <w:sz w:val="18"/>
                 <w:szCs w:val="18"/>
               </w:rPr>
-              <w:t>] Dólares (USD[</w:t>
+              <w:t xml:space="preserve"> </w:t>
+            </w:r>
+            <w:r>
+              <w:rPr>
+                <w:sz w:val="18"/>
+                <w:szCs w:val="18"/>
+              </w:rPr>
+              <w:t>]</w:t>
+            </w:r>
+            <w:proofErr w:type="gramEnd"/>
+            <w:r>
+              <w:rPr>
+                <w:sz w:val="18"/>
+                <w:szCs w:val="18"/>
+              </w:rPr>
+              <w:t xml:space="preserve"> Dólares (USD[</w:t>
             </w:r>
             <w:r>
               <w:rPr>
@@ -14947,7 +15753,16 @@
                       <w:szCs w:val="18"/>
                       <w:highlight w:val="lightGray"/>
                     </w:rPr>
-                    <w:t>Nombre del representante legal</w:t>
+                    <w:t xml:space="preserve">Nombre del representante </w:t>
+                  </w:r>
+                  <w:proofErr w:type="gramStart"/>
+                  <w:r>
+                    <w:rPr>
+                      <w:sz w:val="18"/>
+                      <w:szCs w:val="18"/>
+                      <w:highlight w:val="lightGray"/>
+                    </w:rPr>
+                    <w:t>legal</w:t>
                   </w:r>
                   <w:r>
                     <w:rPr>
@@ -14963,6 +15778,7 @@
                     </w:rPr>
                     <w:t>]</w:t>
                   </w:r>
+                  <w:proofErr w:type="gramEnd"/>
                   <w:r>
                     <w:rPr>
                       <w:sz w:val="18"/>
@@ -15016,6 +15832,7 @@
                     </w:rPr>
                     <w:t xml:space="preserve"> </w:t>
                   </w:r>
+                  <w:proofErr w:type="gramStart"/>
                   <w:r>
                     <w:rPr>
                       <w:sz w:val="18"/>
@@ -15040,6 +15857,7 @@
                     </w:rPr>
                     <w:t>]</w:t>
                   </w:r>
+                  <w:proofErr w:type="gramEnd"/>
                   <w:r>
                     <w:rPr>
                       <w:sz w:val="18"/>
@@ -15116,7 +15934,17 @@
                       <w:szCs w:val="18"/>
                       <w:highlight w:val="lightGray"/>
                     </w:rPr>
-                    <w:t>Nombre del apoderado</w:t>
+                    <w:t xml:space="preserve">Nombre del </w:t>
+                  </w:r>
+                  <w:proofErr w:type="gramStart"/>
+                  <w:r>
+                    <w:rPr>
+                      <w:rFonts w:cs="Open Sans"/>
+                      <w:sz w:val="18"/>
+                      <w:szCs w:val="18"/>
+                      <w:highlight w:val="lightGray"/>
+                    </w:rPr>
+                    <w:t>apoderado</w:t>
                   </w:r>
                   <w:r>
                     <w:rPr>
@@ -15134,6 +15962,7 @@
                     </w:rPr>
                     <w:t>]</w:t>
                   </w:r>
+                  <w:proofErr w:type="gramEnd"/>
                   <w:r>
                     <w:rPr>
                       <w:rFonts w:cs="Open Sans"/>
@@ -15194,6 +16023,7 @@
                     </w:rPr>
                     <w:t xml:space="preserve"> </w:t>
                   </w:r>
+                  <w:proofErr w:type="gramStart"/>
                   <w:r>
                     <w:rPr>
                       <w:rFonts w:cs="Open Sans"/>
@@ -15221,6 +16051,7 @@
                     </w:rPr>
                     <w:t>]</w:t>
                   </w:r>
+                  <w:proofErr w:type="gramEnd"/>
                   <w:r>
                     <w:rPr>
                       <w:rFonts w:cs="Open Sans"/>
@@ -15255,8 +16086,8 @@
       </w:pPr>
     </w:p>
     <w:sectPr>
-      <w:headerReference w:type="default" r:id="rId24"/>
-      <w:footerReference w:type="default" r:id="rId25"/>
+      <w:headerReference w:type="default" r:id="rId23"/>
+      <w:footerReference w:type="default" r:id="rId24"/>
       <w:pgSz w:w="12240" w:h="15840" w:code="1"/>
       <w:pgMar w:top="1134" w:right="1134" w:bottom="1134" w:left="1134" w:header="709" w:footer="709" w:gutter="0"/>
       <w:pgNumType w:fmt="lowerRoman" w:start="1"/>

--- a/backend/templates/FK COL - GM - Activos.docx
+++ b/backend/templates/FK COL - GM - Activos.docx
@@ -1142,14 +1142,12 @@
       </w:r>
       <w:r>
         <w:rPr>
-          <w:color w:val="EE0000"/>
           <w:lang w:val="es-CO"/>
         </w:rPr>
         <w:t>Contrato Marco No: CO:[</w:t>
       </w:r>
       <w:r>
         <w:rPr>
-          <w:color w:val="EE0000"/>
           <w:highlight w:val="yellow"/>
           <w:lang w:val="es-CO"/>
         </w:rPr>
@@ -1157,7 +1155,6 @@
       </w:r>
       <w:r>
         <w:rPr>
-          <w:color w:val="EE0000"/>
           <w:lang w:val="es-CO"/>
         </w:rPr>
         <w:t xml:space="preserve">]:1:D:M </w:t>
@@ -12625,6 +12622,10 @@
     <w:p>
       <w:pPr>
         <w:pStyle w:val="Heading3"/>
+        <w:numPr>
+          <w:ilvl w:val="2"/>
+          <w:numId w:val="44"/>
+        </w:numPr>
       </w:pPr>
       <w:proofErr w:type="spellStart"/>
       <w:r>
@@ -13322,6 +13323,9 @@
               <w:t xml:space="preserve">E-mail: </w:t>
             </w:r>
             <w:r>
+              <w:rPr>
+                <w:lang w:val="es-MX"/>
+              </w:rPr>
               <w:fldChar w:fldCharType="begin"/>
             </w:r>
             <w:r>
@@ -13331,6 +13335,9 @@
               <w:instrText xml:space="preserve"> HYPERLINK "mailto:andres.gonzalez@finkargo.com" </w:instrText>
             </w:r>
             <w:r>
+              <w:rPr>
+                <w:lang w:val="es-MX"/>
+              </w:rPr>
               <w:fldChar w:fldCharType="separate"/>
             </w:r>
             <w:r>
@@ -14533,7 +14540,6 @@
         <w:br w:type="page"/>
       </w:r>
       <w:bookmarkStart w:id="124" w:name="_Ref129859864"/>
-      <w:commentRangeStart w:id="125"/>
       <w:r>
         <w:rPr>
           <w:u w:val="none"/>
@@ -14544,16 +14550,6 @@
       <w:r>
         <w:br/>
         <w:t>FORMATO DE NOTIFICACIÓN DE EVENTO DE INCUMPLIMIENTO</w:t>
-      </w:r>
-      <w:commentRangeEnd w:id="125"/>
-      <w:r>
-        <w:rPr>
-          <w:rStyle w:val="CommentReference"/>
-          <w:rFonts w:eastAsia="Calibri" w:cs="Calibri"/>
-          <w:caps w:val="0"/>
-          <w:u w:val="none"/>
-        </w:rPr>
-        <w:commentReference w:id="125"/>
       </w:r>
     </w:p>
     <w:tbl>
@@ -14727,7 +14723,7 @@
               </w:rPr>
               <w:br/>
             </w:r>
-            <w:bookmarkStart w:id="126" w:name="_Hlk129871335"/>
+            <w:bookmarkStart w:id="125" w:name="_Hlk129871335"/>
             <w:r>
               <w:rPr>
                 <w:b/>
@@ -14756,7 +14752,6 @@
               </w:rPr>
               <w:t xml:space="preserve">NOMBRE DEL </w:t>
             </w:r>
-            <w:commentRangeStart w:id="127"/>
             <w:proofErr w:type="gramStart"/>
             <w:r>
               <w:rPr>
@@ -14786,17 +14781,8 @@
               </w:rPr>
               <w:t>]</w:t>
             </w:r>
-            <w:bookmarkEnd w:id="126"/>
-            <w:commentRangeEnd w:id="127"/>
+            <w:bookmarkEnd w:id="125"/>
             <w:proofErr w:type="gramEnd"/>
-            <w:r>
-              <w:rPr>
-                <w:rStyle w:val="CommentReference"/>
-                <w:rFonts w:eastAsia="Calibri" w:cs="Calibri"/>
-                <w:lang w:val="es-MX"/>
-              </w:rPr>
-              <w:commentReference w:id="127"/>
-            </w:r>
             <w:r>
               <w:rPr>
                 <w:sz w:val="18"/>
@@ -15036,7 +15022,7 @@
               </w:rPr>
               <w:t>”) entre</w:t>
             </w:r>
-            <w:bookmarkStart w:id="128" w:name="_Hlk133445921"/>
+            <w:bookmarkStart w:id="126" w:name="_Hlk133445921"/>
             <w:r>
               <w:rPr>
                 <w:sz w:val="18"/>
@@ -15352,7 +15338,7 @@
               </w:rPr>
               <w:t>]</w:t>
             </w:r>
-            <w:bookmarkEnd w:id="128"/>
+            <w:bookmarkEnd w:id="126"/>
             <w:r>
               <w:rPr>
                 <w:sz w:val="18"/>
@@ -15697,7 +15683,7 @@
                       <w:lang w:val="es-CO"/>
                     </w:rPr>
                   </w:pPr>
-                  <w:bookmarkStart w:id="129" w:name="_Hlk133445974"/>
+                  <w:bookmarkStart w:id="127" w:name="_Hlk133445974"/>
                   <w:r>
                     <w:rPr>
                       <w:sz w:val="18"/>
@@ -16064,7 +16050,7 @@
                 </w:p>
               </w:tc>
             </w:tr>
-            <w:bookmarkEnd w:id="129"/>
+            <w:bookmarkEnd w:id="127"/>
           </w:tbl>
           <w:p>
             <w:pPr>
@@ -16086,8 +16072,8 @@
       </w:pPr>
     </w:p>
     <w:sectPr>
-      <w:headerReference w:type="default" r:id="rId23"/>
-      <w:footerReference w:type="default" r:id="rId24"/>
+      <w:headerReference w:type="default" r:id="rId19"/>
+      <w:footerReference w:type="default" r:id="rId20"/>
       <w:pgSz w:w="12240" w:h="15840" w:code="1"/>
       <w:pgMar w:top="1134" w:right="1134" w:bottom="1134" w:left="1134" w:header="709" w:footer="709" w:gutter="0"/>
       <w:pgNumType w:fmt="lowerRoman" w:start="1"/>
@@ -16095,70 +16081,6 @@
     </w:sectPr>
   </w:body>
 </w:document>
-</file>
-
-<file path=word/comments.xml><?xml version="1.0" encoding="utf-8"?>
-<w:comments xmlns:wpc="http://schemas.microsoft.com/office/word/2010/wordprocessingCanvas" xmlns:cx="http://schemas.microsoft.com/office/drawing/2014/chartex" xmlns:cx1="http://schemas.microsoft.com/office/drawing/2015/9/8/chartex" xmlns:cx2="http://schemas.microsoft.com/office/drawing/2015/10/21/chartex" xmlns:cx3="http://schemas.microsoft.com/office/drawing/2016/5/9/chartex" xmlns:cx4="http://schemas.microsoft.com/office/drawing/2016/5/10/chartex" xmlns:cx5="http://schemas.microsoft.com/office/drawing/2016/5/11/chartex" xmlns:cx6="http://schemas.microsoft.com/office/drawing/2016/5/12/chartex" xmlns:cx7="http://schemas.microsoft.com/office/drawing/2016/5/13/chartex" xmlns:cx8="http://schemas.microsoft.com/office/drawing/2016/5/14/chartex" xmlns:mc="http://schemas.openxmlformats.org/markup-compatibility/2006" xmlns:aink="http://schemas.microsoft.com/office/drawing/2016/ink" xmlns:am3d="http://schemas.microsoft.com/office/drawing/2017/model3d" xmlns:o="urn:schemas-microsoft-com:office:office" xmlns:r="http://schemas.openxmlformats.org/officeDocument/2006/relationships" xmlns:m="http://schemas.openxmlformats.org/officeDocument/2006/math" xmlns:v="urn:schemas-microsoft-com:vml" xmlns:wp14="http://schemas.microsoft.com/office/word/2010/wordprocessingDrawing" xmlns:wp="http://schemas.openxmlformats.org/drawingml/2006/wordprocessingDrawing" xmlns:w10="urn:schemas-microsoft-com:office:word" xmlns:w="http://schemas.openxmlformats.org/wordprocessingml/2006/main" xmlns:w14="http://schemas.microsoft.com/office/word/2010/wordml" xmlns:w15="http://schemas.microsoft.com/office/word/2012/wordml" xmlns:w16cex="http://schemas.microsoft.com/office/word/2018/wordml/cex" xmlns:w16cid="http://schemas.microsoft.com/office/word/2016/wordml/cid" xmlns:w16="http://schemas.microsoft.com/office/word/2018/wordml" xmlns:w16se="http://schemas.microsoft.com/office/word/2015/wordml/symex" xmlns:wpg="http://schemas.microsoft.com/office/word/2010/wordprocessingGroup" xmlns:wpi="http://schemas.microsoft.com/office/word/2010/wordprocessingInk" xmlns:wne="http://schemas.microsoft.com/office/word/2006/wordml" xmlns:wps="http://schemas.microsoft.com/office/word/2010/wordprocessingShape" mc:Ignorable="w14 w15 w16se w16cid w16 w16cex wp14">
-  <w:comment w:id="125" w:author="ANA SOFIA TOBON TAMAYO" w:date="2025-10-07T14:34:00Z" w:initials="AT">
-    <w:p>
-      <w:pPr>
-        <w:jc w:val="left"/>
-      </w:pPr>
-      <w:r>
-        <w:rPr>
-          <w:rStyle w:val="CommentReference"/>
-        </w:rPr>
-        <w:annotationRef/>
-      </w:r>
-      <w:r>
-        <w:rPr>
-          <w:szCs w:val="20"/>
-        </w:rPr>
-        <w:t>Dani dejemos todo este formato sin llenar, o sea así tal cual que quede sin necesidad de llenar los campos</w:t>
-      </w:r>
-    </w:p>
-  </w:comment>
-  <w:comment w:id="127" w:author="ANA SOFIA TOBON TAMAYO" w:date="2025-10-07T13:57:00Z" w:initials="AT">
-    <w:p>
-      <w:pPr>
-        <w:jc w:val="left"/>
-      </w:pPr>
-      <w:r>
-        <w:rPr>
-          <w:rStyle w:val="CommentReference"/>
-        </w:rPr>
-        <w:annotationRef/>
-      </w:r>
-      <w:r>
-        <w:rPr>
-          <w:szCs w:val="20"/>
-        </w:rPr>
-        <w:t>Lo que está highlited en gris no debe llenarse (en este caso, por ejemplo es un formato anexo al contrato entonces se llena cuando sea necesario en el momento en que se vaya a usar)</w:t>
-      </w:r>
-    </w:p>
-  </w:comment>
-</w:comments>
-</file>
-
-<file path=word/commentsExtended.xml><?xml version="1.0" encoding="utf-8"?>
-<w15:commentsEx xmlns:wpc="http://schemas.microsoft.com/office/word/2010/wordprocessingCanvas" xmlns:cx="http://schemas.microsoft.com/office/drawing/2014/chartex" xmlns:cx1="http://schemas.microsoft.com/office/drawing/2015/9/8/chartex" xmlns:cx2="http://schemas.microsoft.com/office/drawing/2015/10/21/chartex" xmlns:cx3="http://schemas.microsoft.com/office/drawing/2016/5/9/chartex" xmlns:cx4="http://schemas.microsoft.com/office/drawing/2016/5/10/chartex" xmlns:cx5="http://schemas.microsoft.com/office/drawing/2016/5/11/chartex" xmlns:cx6="http://schemas.microsoft.com/office/drawing/2016/5/12/chartex" xmlns:cx7="http://schemas.microsoft.com/office/drawing/2016/5/13/chartex" xmlns:cx8="http://schemas.microsoft.com/office/drawing/2016/5/14/chartex" xmlns:mc="http://schemas.openxmlformats.org/markup-compatibility/2006" xmlns:aink="http://schemas.microsoft.com/office/drawing/2016/ink" xmlns:am3d="http://schemas.microsoft.com/office/drawing/2017/model3d" xmlns:o="urn:schemas-microsoft-com:office:office" xmlns:r="http://schemas.openxmlformats.org/officeDocument/2006/relationships" xmlns:m="http://schemas.openxmlformats.org/officeDocument/2006/math" xmlns:v="urn:schemas-microsoft-com:vml" xmlns:wp14="http://schemas.microsoft.com/office/word/2010/wordprocessingDrawing" xmlns:wp="http://schemas.openxmlformats.org/drawingml/2006/wordprocessingDrawing" xmlns:w10="urn:schemas-microsoft-com:office:word" xmlns:w="http://schemas.openxmlformats.org/wordprocessingml/2006/main" xmlns:w14="http://schemas.microsoft.com/office/word/2010/wordml" xmlns:w15="http://schemas.microsoft.com/office/word/2012/wordml" xmlns:w16cex="http://schemas.microsoft.com/office/word/2018/wordml/cex" xmlns:w16cid="http://schemas.microsoft.com/office/word/2016/wordml/cid" xmlns:w16="http://schemas.microsoft.com/office/word/2018/wordml" xmlns:w16se="http://schemas.microsoft.com/office/word/2015/wordml/symex" xmlns:wpg="http://schemas.microsoft.com/office/word/2010/wordprocessingGroup" xmlns:wpi="http://schemas.microsoft.com/office/word/2010/wordprocessingInk" xmlns:wne="http://schemas.microsoft.com/office/word/2006/wordml" xmlns:wps="http://schemas.microsoft.com/office/word/2010/wordprocessingShape" mc:Ignorable="w14 w15 w16se w16cid w16 w16cex wp14">
-  <w15:commentEx w15:paraId="6CF6E2B7" w15:done="0"/>
-  <w15:commentEx w15:paraId="75AF8833" w15:done="0"/>
-</w15:commentsEx>
-</file>
-
-<file path=word/commentsExtensible.xml><?xml version="1.0" encoding="utf-8"?>
-<w16cex:commentsExtensible xmlns:wpc="http://schemas.microsoft.com/office/word/2010/wordprocessingCanvas" xmlns:cx="http://schemas.microsoft.com/office/drawing/2014/chartex" xmlns:cx1="http://schemas.microsoft.com/office/drawing/2015/9/8/chartex" xmlns:cx2="http://schemas.microsoft.com/office/drawing/2015/10/21/chartex" xmlns:cx3="http://schemas.microsoft.com/office/drawing/2016/5/9/chartex" xmlns:cx4="http://schemas.microsoft.com/office/drawing/2016/5/10/chartex" xmlns:cx5="http://schemas.microsoft.com/office/drawing/2016/5/11/chartex" xmlns:cx6="http://schemas.microsoft.com/office/drawing/2016/5/12/chartex" xmlns:cx7="http://schemas.microsoft.com/office/drawing/2016/5/13/chartex" xmlns:cx8="http://schemas.microsoft.com/office/drawing/2016/5/14/chartex" xmlns:mc="http://schemas.openxmlformats.org/markup-compatibility/2006" xmlns:aink="http://schemas.microsoft.com/office/drawing/2016/ink" xmlns:am3d="http://schemas.microsoft.com/office/drawing/2017/model3d" xmlns:o="urn:schemas-microsoft-com:office:office" xmlns:r="http://schemas.openxmlformats.org/officeDocument/2006/relationships" xmlns:m="http://schemas.openxmlformats.org/officeDocument/2006/math" xmlns:v="urn:schemas-microsoft-com:vml" xmlns:wp14="http://schemas.microsoft.com/office/word/2010/wordprocessingDrawing" xmlns:wp="http://schemas.openxmlformats.org/drawingml/2006/wordprocessingDrawing" xmlns:w10="urn:schemas-microsoft-com:office:word" xmlns:w="http://schemas.openxmlformats.org/wordprocessingml/2006/main" xmlns:w14="http://schemas.microsoft.com/office/word/2010/wordml" xmlns:w15="http://schemas.microsoft.com/office/word/2012/wordml" xmlns:w16cex="http://schemas.microsoft.com/office/word/2018/wordml/cex" xmlns:w16cid="http://schemas.microsoft.com/office/word/2016/wordml/cid" xmlns:w16="http://schemas.microsoft.com/office/word/2018/wordml" xmlns:w16se="http://schemas.microsoft.com/office/word/2015/wordml/symex" xmlns:wpg="http://schemas.microsoft.com/office/word/2010/wordprocessingGroup" xmlns:wpi="http://schemas.microsoft.com/office/word/2010/wordprocessingInk" xmlns:wne="http://schemas.microsoft.com/office/word/2006/wordml" xmlns:wps="http://schemas.microsoft.com/office/word/2010/wordprocessingShape" mc:Ignorable="w14 w15 w16se w16cid w16 w16cex wp14">
-  <w16cex:commentExtensible w16cex:durableId="533FD8BB" w16cex:dateUtc="2025-10-07T19:34:00Z"/>
-  <w16cex:commentExtensible w16cex:durableId="2ADC3CE9" w16cex:dateUtc="2025-10-07T18:57:00Z"/>
-</w16cex:commentsExtensible>
-</file>
-
-<file path=word/commentsIds.xml><?xml version="1.0" encoding="utf-8"?>
-<w16cid:commentsIds xmlns:wpc="http://schemas.microsoft.com/office/word/2010/wordprocessingCanvas" xmlns:cx="http://schemas.microsoft.com/office/drawing/2014/chartex" xmlns:cx1="http://schemas.microsoft.com/office/drawing/2015/9/8/chartex" xmlns:cx2="http://schemas.microsoft.com/office/drawing/2015/10/21/chartex" xmlns:cx3="http://schemas.microsoft.com/office/drawing/2016/5/9/chartex" xmlns:cx4="http://schemas.microsoft.com/office/drawing/2016/5/10/chartex" xmlns:cx5="http://schemas.microsoft.com/office/drawing/2016/5/11/chartex" xmlns:cx6="http://schemas.microsoft.com/office/drawing/2016/5/12/chartex" xmlns:cx7="http://schemas.microsoft.com/office/drawing/2016/5/13/chartex" xmlns:cx8="http://schemas.microsoft.com/office/drawing/2016/5/14/chartex" xmlns:mc="http://schemas.openxmlformats.org/markup-compatibility/2006" xmlns:aink="http://schemas.microsoft.com/office/drawing/2016/ink" xmlns:am3d="http://schemas.microsoft.com/office/drawing/2017/model3d" xmlns:o="urn:schemas-microsoft-com:office:office" xmlns:r="http://schemas.openxmlformats.org/officeDocument/2006/relationships" xmlns:m="http://schemas.openxmlformats.org/officeDocument/2006/math" xmlns:v="urn:schemas-microsoft-com:vml" xmlns:wp14="http://schemas.microsoft.com/office/word/2010/wordprocessingDrawing" xmlns:wp="http://schemas.openxmlformats.org/drawingml/2006/wordprocessingDrawing" xmlns:w10="urn:schemas-microsoft-com:office:word" xmlns:w="http://schemas.openxmlformats.org/wordprocessingml/2006/main" xmlns:w14="http://schemas.microsoft.com/office/word/2010/wordml" xmlns:w15="http://schemas.microsoft.com/office/word/2012/wordml" xmlns:w16cex="http://schemas.microsoft.com/office/word/2018/wordml/cex" xmlns:w16cid="http://schemas.microsoft.com/office/word/2016/wordml/cid" xmlns:w16="http://schemas.microsoft.com/office/word/2018/wordml" xmlns:w16se="http://schemas.microsoft.com/office/word/2015/wordml/symex" xmlns:wpg="http://schemas.microsoft.com/office/word/2010/wordprocessingGroup" xmlns:wpi="http://schemas.microsoft.com/office/word/2010/wordprocessingInk" xmlns:wne="http://schemas.microsoft.com/office/word/2006/wordml" xmlns:wps="http://schemas.microsoft.com/office/word/2010/wordprocessingShape" mc:Ignorable="w14 w15 w16se w16cid w16 w16cex wp14">
-  <w16cid:commentId w16cid:paraId="6CF6E2B7" w16cid:durableId="533FD8BB"/>
-  <w16cid:commentId w16cid:paraId="75AF8833" w16cid:durableId="2ADC3CE9"/>
-</w16cid:commentsIds>
 </file>
 
 <file path=word/endnotes.xml><?xml version="1.0" encoding="utf-8"?>
@@ -16656,7 +16578,7 @@
   <w:abstractNum w:abstractNumId="2" w15:restartNumberingAfterBreak="0">
     <w:nsid w:val="2217152C"/>
     <w:multiLevelType w:val="multilevel"/>
-    <w:tmpl w:val="EB084844"/>
+    <w:tmpl w:val="22CC5ABE"/>
     <w:lvl w:ilvl="0">
       <w:start w:val="1"/>
       <w:numFmt w:val="upperRoman"/>
@@ -18389,16 +18311,38 @@
       <w:startOverride w:val="1"/>
     </w:lvlOverride>
   </w:num>
+  <w:num w:numId="44">
+    <w:abstractNumId w:val="2"/>
+    <w:lvlOverride w:ilvl="0">
+      <w:startOverride w:val="9"/>
+    </w:lvlOverride>
+    <w:lvlOverride w:ilvl="1">
+      <w:startOverride w:val="1"/>
+    </w:lvlOverride>
+    <w:lvlOverride w:ilvl="2">
+      <w:startOverride w:val="1"/>
+    </w:lvlOverride>
+    <w:lvlOverride w:ilvl="3">
+      <w:startOverride w:val="1"/>
+    </w:lvlOverride>
+    <w:lvlOverride w:ilvl="4">
+      <w:startOverride w:val="1"/>
+    </w:lvlOverride>
+    <w:lvlOverride w:ilvl="5">
+      <w:startOverride w:val="1"/>
+    </w:lvlOverride>
+    <w:lvlOverride w:ilvl="6">
+      <w:startOverride w:val="1"/>
+    </w:lvlOverride>
+    <w:lvlOverride w:ilvl="7">
+      <w:startOverride w:val="1"/>
+    </w:lvlOverride>
+    <w:lvlOverride w:ilvl="8">
+      <w:startOverride w:val="1"/>
+    </w:lvlOverride>
+  </w:num>
   <w:numIdMacAtCleanup w:val="8"/>
 </w:numbering>
-</file>
-
-<file path=word/people.xml><?xml version="1.0" encoding="utf-8"?>
-<w15:people xmlns:wpc="http://schemas.microsoft.com/office/word/2010/wordprocessingCanvas" xmlns:cx="http://schemas.microsoft.com/office/drawing/2014/chartex" xmlns:cx1="http://schemas.microsoft.com/office/drawing/2015/9/8/chartex" xmlns:cx2="http://schemas.microsoft.com/office/drawing/2015/10/21/chartex" xmlns:cx3="http://schemas.microsoft.com/office/drawing/2016/5/9/chartex" xmlns:cx4="http://schemas.microsoft.com/office/drawing/2016/5/10/chartex" xmlns:cx5="http://schemas.microsoft.com/office/drawing/2016/5/11/chartex" xmlns:cx6="http://schemas.microsoft.com/office/drawing/2016/5/12/chartex" xmlns:cx7="http://schemas.microsoft.com/office/drawing/2016/5/13/chartex" xmlns:cx8="http://schemas.microsoft.com/office/drawing/2016/5/14/chartex" xmlns:mc="http://schemas.openxmlformats.org/markup-compatibility/2006" xmlns:aink="http://schemas.microsoft.com/office/drawing/2016/ink" xmlns:am3d="http://schemas.microsoft.com/office/drawing/2017/model3d" xmlns:o="urn:schemas-microsoft-com:office:office" xmlns:r="http://schemas.openxmlformats.org/officeDocument/2006/relationships" xmlns:m="http://schemas.openxmlformats.org/officeDocument/2006/math" xmlns:v="urn:schemas-microsoft-com:vml" xmlns:wp14="http://schemas.microsoft.com/office/word/2010/wordprocessingDrawing" xmlns:wp="http://schemas.openxmlformats.org/drawingml/2006/wordprocessingDrawing" xmlns:w10="urn:schemas-microsoft-com:office:word" xmlns:w="http://schemas.openxmlformats.org/wordprocessingml/2006/main" xmlns:w14="http://schemas.microsoft.com/office/word/2010/wordml" xmlns:w15="http://schemas.microsoft.com/office/word/2012/wordml" xmlns:w16cex="http://schemas.microsoft.com/office/word/2018/wordml/cex" xmlns:w16cid="http://schemas.microsoft.com/office/word/2016/wordml/cid" xmlns:w16="http://schemas.microsoft.com/office/word/2018/wordml" xmlns:w16se="http://schemas.microsoft.com/office/word/2015/wordml/symex" xmlns:wpg="http://schemas.microsoft.com/office/word/2010/wordprocessingGroup" xmlns:wpi="http://schemas.microsoft.com/office/word/2010/wordprocessingInk" xmlns:wne="http://schemas.microsoft.com/office/word/2006/wordml" xmlns:wps="http://schemas.microsoft.com/office/word/2010/wordprocessingShape" mc:Ignorable="w14 w15 w16se w16cid w16 w16cex wp14">
-  <w15:person w15:author="ANA SOFIA TOBON TAMAYO">
-    <w15:presenceInfo w15:providerId="AD" w15:userId="S::astobon@javeriana.edu.co::4ec40ea8-78e0-49a7-bd6f-6369c8897f47"/>
-  </w15:person>
-</w15:people>
 </file>
 
 <file path=word/styles.xml><?xml version="1.0" encoding="utf-8"?>

--- a/backend/templates/FK COL - GM - Activos.docx
+++ b/backend/templates/FK COL - GM - Activos.docx
@@ -10902,7 +10902,19 @@
         <w:t xml:space="preserve">de conformidad con las reglas y procedimientos especiales establecidos en este Contrato y, en lo no establecido por éste, de conformidad con lo previsto en el Capítulo III </w:t>
       </w:r>
       <w:r>
-        <w:t xml:space="preserve">[sic] </w:t>
+        <w:t>[</w:t>
+      </w:r>
+      <w:r>
+        <w:t xml:space="preserve"> </w:t>
+      </w:r>
+      <w:r>
+        <w:t>sic</w:t>
+      </w:r>
+      <w:r>
+        <w:t xml:space="preserve"> </w:t>
+      </w:r>
+      <w:r>
+        <w:t xml:space="preserve">] </w:t>
       </w:r>
       <w:r>
         <w:t xml:space="preserve">del Título VI de la Ley de Garantías Mobiliarias (ejecución especial de la garantía) y el Decreto 1074 de 2015, procedimiento que se llevará a cabo ante el </w:t>
@@ -19900,28 +19912,28 @@
 </file>
 
 <file path=customXml/item1.xml><?xml version="1.0" encoding="utf-8"?>
+<b:Sources xmlns:b="http://schemas.openxmlformats.org/officeDocument/2006/bibliography" xmlns="http://schemas.openxmlformats.org/officeDocument/2006/bibliography" SelectedStyle="\APASixthEditionOfficeOnline.xsl" StyleName="APA" Version="6"/>
+</file>
+
+<file path=customXml/item2.xml><?xml version="1.0" encoding="utf-8"?>
 <go:gDocsCustomXmlDataStorage xmlns:go="http://customooxmlschemas.google.com/" xmlns:r="http://schemas.openxmlformats.org/officeDocument/2006/relationships">
   <go:docsCustomData xmlns:go="http://customooxmlschemas.google.com/" roundtripDataSignature="AMtx7mhzdpfn1finIqKXU+1UPIfU21OW1Q==">AMUW2mVvpZPnv5te96KCzqdpwIhLXEqqDf1Jm/Jsn5xfICjpf7+cLx66Pg3Z6OyclqamRuaI6NzxVfznks8qzXgq6Shzb3AvxFhRa3ikUeQpf55ToVd72oiAa63NjuOKhuLrTUBAwX7TxT6/jKPCkAwx81Cl/siheji2glXXaNE6LOUNE4D+R7OYEQfFjaKo2CzTlnGc1WEdiQoLVoiQnpq1QlduKazjn1jsN2tZpEvoXRVNcjxJejMHEr/s7YsU4SRSZf/CGJlMizcgpazttZ88EnKSbtK2kaxsLvT+ygQ6Nt698VUDGYk4KHB27iDAg6aqb4m7SIwK</go:docsCustomData>
 </go:gDocsCustomXmlDataStorage>
 </file>
 
-<file path=customXml/item2.xml><?xml version="1.0" encoding="utf-8"?>
-<b:Sources xmlns:b="http://schemas.openxmlformats.org/officeDocument/2006/bibliography" xmlns="http://schemas.openxmlformats.org/officeDocument/2006/bibliography" SelectedStyle="\APASixthEditionOfficeOnline.xsl" StyleName="APA" Version="6"/>
+<file path=customXml/itemProps1.xml><?xml version="1.0" encoding="utf-8"?>
+<ds:datastoreItem xmlns:ds="http://schemas.openxmlformats.org/officeDocument/2006/customXml" ds:itemID="{373DA788-535C-4842-9536-B8D15A43118A}">
+  <ds:schemaRefs>
+    <ds:schemaRef ds:uri="http://schemas.openxmlformats.org/officeDocument/2006/bibliography"/>
+  </ds:schemaRefs>
+</ds:datastoreItem>
 </file>
 
-<file path=customXml/itemProps1.xml><?xml version="1.0" encoding="utf-8"?>
+<file path=customXml/itemProps2.xml><?xml version="1.0" encoding="utf-8"?>
 <ds:datastoreItem xmlns:ds="http://schemas.openxmlformats.org/officeDocument/2006/customXml" ds:itemID="{11111111-1234-1234-1234-123412341234}">
   <ds:schemaRefs>
     <ds:schemaRef ds:uri="http://customooxmlschemas.google.com/"/>
     <ds:schemaRef ds:uri="http://schemas.openxmlformats.org/officeDocument/2006/relationships"/>
   </ds:schemaRefs>
 </ds:datastoreItem>
-</file>
-
-<file path=customXml/itemProps2.xml><?xml version="1.0" encoding="utf-8"?>
-<ds:datastoreItem xmlns:ds="http://schemas.openxmlformats.org/officeDocument/2006/customXml" ds:itemID="{373DA788-535C-4842-9536-B8D15A43118A}">
-  <ds:schemaRefs>
-    <ds:schemaRef ds:uri="http://schemas.openxmlformats.org/officeDocument/2006/bibliography"/>
-  </ds:schemaRefs>
-</ds:datastoreItem>
 </file>